--- a/Kim11-1-7-Tepkime-Hizina-Etki-Eden-Faktorler.docx
+++ b/Kim11-1-7-Tepkime-Hizina-Etki-Eden-Faktorler.docx
@@ -24,6 +24,6876 @@
           <w:lang w:val="tr-TR"/>
         </w:rPr>
         <w:t>Tepkime Hızına Etki Eden Faktörler</w:t>
+      </w:r>
+    </w:p>
+    <w:p>
+      <w:pPr>
+        <w:jc w:val="both"/>
+        <w:rPr>
+          <w:rFonts w:ascii="Times New Roman" w:hAnsi="Times New Roman" w:cs="Times New Roman"/>
+          <w:lang w:val="tr-TR"/>
+        </w:rPr>
+      </w:pPr>
+      <w:r>
+        <w:rPr>
+          <w:rFonts w:ascii="Times New Roman" w:hAnsi="Times New Roman" w:cs="Times New Roman"/>
+          <w:lang w:val="tr-TR"/>
+        </w:rPr>
+        <w:t xml:space="preserve">Marketten alınan sebze ve meyveler neden buzdolabında saklanır? Bir kâğıt parçası alev aldığında birkaç saniyede yanıp kül olurken açıkta bırakılan bir demir çivinin paslanması neden aylar sürer? Kâğıdın yanması (Görsel A) ile demirin paslanması (Görsel B) olaylarının her ikisi de maddelerin oksijenle tepkimeye girdiği kimyasal değişimlerdir. Bu olaylar arasındaki benzerlik ve farklılıklar nelerdir? Önceki konuda tepkime hızının zamanla değiştiğini ve tepkime hızının çarpışma teorisi ile açıklanabildiğini öğrendiniz. Aynı tepkimenin bazı koşullarda hızlı, bazı koşullarda yavaş gerçekleşmesinin nedenleri neler olabilir? Bir etkinlik yaparak tepkime hızına etki eden faktörleri keşfediniz.</w:t>
+      </w:r>
+    </w:p>
+    <w:tbl>
+      <w:tblPr>
+        <w:tblW w:w="9000" w:type="dxa"/>
+        <w:jc w:val="center"/>
+        <w:tblBorders>
+          <w:top w:val="single" w:sz="8" w:space="0" w:color="7F7F7F"/>
+          <w:left w:val="single" w:sz="8" w:space="0" w:color="7F7F7F"/>
+          <w:bottom w:val="single" w:sz="8" w:space="0" w:color="7F7F7F"/>
+          <w:right w:val="single" w:sz="8" w:space="0" w:color="7F7F7F"/>
+        </w:tblBorders>
+      </w:tblPr>
+      <w:tblGrid>
+        <w:gridCol w:w="9000"/>
+      </w:tblGrid>
+      <w:tr>
+        <w:tc>
+          <w:tcPr>
+            <w:tcW w:w="9000" w:type="dxa"/>
+            <w:shd w:val="clear" w:color="auto" w:fill="EDEDED"/>
+          </w:tcPr>
+          <w:p>
+            <w:pPr>
+              <w:jc w:val="both"/>
+              <w:rPr>
+                <w:rFonts w:ascii="Times New Roman" w:hAnsi="Times New Roman" w:cs="Times New Roman"/>
+                <w:lang w:val="tr-TR"/>
+              </w:rPr>
+            </w:pPr>
+            <w:r>
+              <w:rPr>
+                <w:rFonts w:ascii="Times New Roman" w:hAnsi="Times New Roman" w:cs="Times New Roman"/>
+                <w:lang w:val="tr-TR"/>
+              </w:rPr>
+              <w:t xml:space="preserve">GÖRSEL ALANI (Shutterstock’tan seçilecek)</w:t>
+            </w:r>
+          </w:p>
+          <w:p>
+            <w:pPr>
+              <w:jc w:val="both"/>
+              <w:rPr>
+                <w:rFonts w:ascii="Times New Roman" w:hAnsi="Times New Roman" w:cs="Times New Roman"/>
+                <w:lang w:val="tr-TR"/>
+              </w:rPr>
+            </w:pPr>
+            <w:r>
+              <w:rPr>
+                <w:rFonts w:ascii="Times New Roman" w:hAnsi="Times New Roman" w:cs="Times New Roman"/>
+                <w:lang w:val="tr-TR"/>
+              </w:rPr>
+              <w:t xml:space="preserve">Tarif: Kenarından alev alarak yanmakta olan bir kâğıt parçası, koyu arka plan.</w:t>
+            </w:r>
+          </w:p>
+          <w:p>
+            <w:pPr>
+              <w:jc w:val="both"/>
+              <w:rPr>
+                <w:rFonts w:ascii="Times New Roman" w:hAnsi="Times New Roman" w:cs="Times New Roman"/>
+                <w:lang w:val="tr-TR"/>
+              </w:rPr>
+            </w:pPr>
+            <w:r>
+              <w:rPr>
+                <w:rFonts w:ascii="Times New Roman" w:hAnsi="Times New Roman" w:cs="Times New Roman"/>
+                <w:lang w:val="tr-TR"/>
+              </w:rPr>
+              <w:t xml:space="preserve">Shutterstock arama: “burning paper flame”</w:t>
+            </w:r>
+          </w:p>
+          <w:p>
+            <w:pPr>
+              <w:jc w:val="both"/>
+              <w:rPr>
+                <w:rFonts w:ascii="Times New Roman" w:hAnsi="Times New Roman" w:cs="Times New Roman"/>
+                <w:lang w:val="tr-TR"/>
+              </w:rPr>
+            </w:pPr>
+            <w:r>
+              <w:rPr>
+                <w:rFonts w:ascii="Times New Roman" w:hAnsi="Times New Roman" w:cs="Times New Roman"/>
+                <w:lang w:val="tr-TR"/>
+              </w:rPr>
+              <w:t xml:space="preserve">Shutter ID: ……………</w:t>
+            </w:r>
+          </w:p>
+        </w:tc>
+      </w:tr>
+    </w:tbl>
+    <w:p>
+      <w:pPr>
+        <w:jc w:val="both"/>
+        <w:rPr>
+          <w:rFonts w:ascii="Times New Roman" w:hAnsi="Times New Roman" w:cs="Times New Roman"/>
+          <w:lang w:val="tr-TR"/>
+        </w:rPr>
+      </w:pPr>
+    </w:p>
+    <w:p>
+      <w:pPr>
+        <w:jc w:val="center"/>
+        <w:rPr>
+          <w:rFonts w:ascii="Times New Roman" w:hAnsi="Times New Roman" w:cs="Times New Roman"/>
+          <w:lang w:val="tr-TR"/>
+        </w:rPr>
+      </w:pPr>
+      <w:r>
+        <w:rPr>
+          <w:rFonts w:ascii="Times New Roman" w:hAnsi="Times New Roman" w:cs="Times New Roman"/>
+          <w:b/>
+          <w:bCs/>
+          <w:lang w:val="tr-TR"/>
+        </w:rPr>
+        <w:t xml:space="preserve">Görsel A:</w:t>
+      </w:r>
+      <w:r>
+        <w:rPr>
+          <w:rFonts w:ascii="Times New Roman" w:hAnsi="Times New Roman" w:cs="Times New Roman"/>
+          <w:lang w:val="tr-TR"/>
+        </w:rPr>
+        <w:t xml:space="preserve"> Kâğıdın yanması</w:t>
+      </w:r>
+    </w:p>
+    <w:tbl>
+      <w:tblPr>
+        <w:tblW w:w="9000" w:type="dxa"/>
+        <w:jc w:val="center"/>
+        <w:tblBorders>
+          <w:top w:val="single" w:sz="8" w:space="0" w:color="7F7F7F"/>
+          <w:left w:val="single" w:sz="8" w:space="0" w:color="7F7F7F"/>
+          <w:bottom w:val="single" w:sz="8" w:space="0" w:color="7F7F7F"/>
+          <w:right w:val="single" w:sz="8" w:space="0" w:color="7F7F7F"/>
+        </w:tblBorders>
+      </w:tblPr>
+      <w:tblGrid>
+        <w:gridCol w:w="9000"/>
+      </w:tblGrid>
+      <w:tr>
+        <w:tc>
+          <w:tcPr>
+            <w:tcW w:w="9000" w:type="dxa"/>
+            <w:shd w:val="clear" w:color="auto" w:fill="EDEDED"/>
+          </w:tcPr>
+          <w:p>
+            <w:pPr>
+              <w:jc w:val="both"/>
+              <w:rPr>
+                <w:rFonts w:ascii="Times New Roman" w:hAnsi="Times New Roman" w:cs="Times New Roman"/>
+                <w:lang w:val="tr-TR"/>
+              </w:rPr>
+            </w:pPr>
+            <w:r>
+              <w:rPr>
+                <w:rFonts w:ascii="Times New Roman" w:hAnsi="Times New Roman" w:cs="Times New Roman"/>
+                <w:lang w:val="tr-TR"/>
+              </w:rPr>
+              <w:t xml:space="preserve">GÖRSEL ALANI (Shutterstock’tan seçilecek)</w:t>
+            </w:r>
+          </w:p>
+          <w:p>
+            <w:pPr>
+              <w:jc w:val="both"/>
+              <w:rPr>
+                <w:rFonts w:ascii="Times New Roman" w:hAnsi="Times New Roman" w:cs="Times New Roman"/>
+                <w:lang w:val="tr-TR"/>
+              </w:rPr>
+            </w:pPr>
+            <w:r>
+              <w:rPr>
+                <w:rFonts w:ascii="Times New Roman" w:hAnsi="Times New Roman" w:cs="Times New Roman"/>
+                <w:lang w:val="tr-TR"/>
+              </w:rPr>
+              <w:t xml:space="preserve">Tarif: Paslanmış eski demir çiviler ya da paslı bir demir zincir; yakın çekim.</w:t>
+            </w:r>
+          </w:p>
+          <w:p>
+            <w:pPr>
+              <w:jc w:val="both"/>
+              <w:rPr>
+                <w:rFonts w:ascii="Times New Roman" w:hAnsi="Times New Roman" w:cs="Times New Roman"/>
+                <w:lang w:val="tr-TR"/>
+              </w:rPr>
+            </w:pPr>
+            <w:r>
+              <w:rPr>
+                <w:rFonts w:ascii="Times New Roman" w:hAnsi="Times New Roman" w:cs="Times New Roman"/>
+                <w:lang w:val="tr-TR"/>
+              </w:rPr>
+              <w:t xml:space="preserve">Shutterstock arama: “rusty iron nails close up”</w:t>
+            </w:r>
+          </w:p>
+          <w:p>
+            <w:pPr>
+              <w:jc w:val="both"/>
+              <w:rPr>
+                <w:rFonts w:ascii="Times New Roman" w:hAnsi="Times New Roman" w:cs="Times New Roman"/>
+                <w:lang w:val="tr-TR"/>
+              </w:rPr>
+            </w:pPr>
+            <w:r>
+              <w:rPr>
+                <w:rFonts w:ascii="Times New Roman" w:hAnsi="Times New Roman" w:cs="Times New Roman"/>
+                <w:lang w:val="tr-TR"/>
+              </w:rPr>
+              <w:t xml:space="preserve">Shutter ID: ……………</w:t>
+            </w:r>
+          </w:p>
+        </w:tc>
+      </w:tr>
+    </w:tbl>
+    <w:p>
+      <w:pPr>
+        <w:jc w:val="both"/>
+        <w:rPr>
+          <w:rFonts w:ascii="Times New Roman" w:hAnsi="Times New Roman" w:cs="Times New Roman"/>
+          <w:lang w:val="tr-TR"/>
+        </w:rPr>
+      </w:pPr>
+    </w:p>
+    <w:p>
+      <w:pPr>
+        <w:jc w:val="center"/>
+        <w:rPr>
+          <w:rFonts w:ascii="Times New Roman" w:hAnsi="Times New Roman" w:cs="Times New Roman"/>
+          <w:lang w:val="tr-TR"/>
+        </w:rPr>
+      </w:pPr>
+      <w:r>
+        <w:rPr>
+          <w:rFonts w:ascii="Times New Roman" w:hAnsi="Times New Roman" w:cs="Times New Roman"/>
+          <w:b/>
+          <w:bCs/>
+          <w:lang w:val="tr-TR"/>
+        </w:rPr>
+        <w:t xml:space="preserve">Görsel B:</w:t>
+      </w:r>
+      <w:r>
+        <w:rPr>
+          <w:rFonts w:ascii="Times New Roman" w:hAnsi="Times New Roman" w:cs="Times New Roman"/>
+          <w:lang w:val="tr-TR"/>
+        </w:rPr>
+        <w:t xml:space="preserve"> Demir çivilerin paslanması</w:t>
+      </w:r>
+    </w:p>
+    <w:p>
+      <w:pPr>
+        <w:jc w:val="both"/>
+        <w:rPr>
+          <w:rFonts w:ascii="Times New Roman" w:hAnsi="Times New Roman" w:cs="Times New Roman"/>
+          <w:lang w:val="tr-TR"/>
+        </w:rPr>
+      </w:pPr>
+      <w:r>
+        <w:rPr>
+          <w:rFonts w:ascii="Times New Roman" w:hAnsi="Times New Roman" w:cs="Times New Roman"/>
+          <w:lang w:val="tr-TR"/>
+        </w:rPr>
+        <w:t xml:space="preserve">Çalışmaya başlamadan önce karekodda yer alan “Ön Bilgi ve Hedef Belirleme Formu”nu doldurunuz. Bu formda konu ile ilgili ön bilgilerinizi, deney sürecinde neyi öğrenmeyi beklediğinizi, hangi stratejileri kullanacağınızı ve bu süreçte neler hissedebileceğinizi belirtiniz.</w:t>
+      </w:r>
+    </w:p>
+    <w:p>
+      <w:pPr>
+        <w:rPr>
+          <w:rFonts w:ascii="Times New Roman" w:hAnsi="Times New Roman" w:cs="Times New Roman"/>
+          <w:lang w:val="tr-TR"/>
+        </w:rPr>
+      </w:pPr>
+      <w:r>
+        <w:rPr>
+          <w:noProof/>
+          <w:lang w:val="tr-TR"/>
+        </w:rPr>
+        <mc:AlternateContent>
+          <mc:Choice Requires="wps">
+            <w:drawing>
+              <wp:anchor distT="0" distB="0" distL="114300" distR="114300" simplePos="0" relativeHeight="251669504" behindDoc="0" locked="0" layoutInCell="1" allowOverlap="1">
+                <wp:simplePos x="0" y="0"/>
+                <wp:positionH relativeFrom="column">
+                  <wp:align>right</wp:align>
+                </wp:positionH>
+                <wp:positionV relativeFrom="paragraph">
+                  <wp:posOffset>0</wp:posOffset>
+                </wp:positionV>
+                <wp:extent cx="1955800" cy="615950"/>
+                <wp:effectExtent l="0" t="0" r="12700" b="19050"/>
+                <wp:wrapTopAndBottom/>
+                <wp:docPr id="900001" name="Rectangle 7"/>
+                <wp:cNvGraphicFramePr/>
+                <a:graphic xmlns:a="http://schemas.openxmlformats.org/drawingml/2006/main">
+                  <a:graphicData uri="http://schemas.microsoft.com/office/word/2010/wordprocessingShape">
+                    <wps:wsp>
+                      <wps:cNvSpPr/>
+                      <wps:spPr>
+                        <a:xfrm>
+                          <a:off x="0" y="0"/>
+                          <a:ext cx="1955800" cy="615950"/>
+                        </a:xfrm>
+                        <a:prstGeom prst="rect">
+                          <a:avLst/>
+                        </a:prstGeom>
+                      </wps:spPr>
+                      <wps:style>
+                        <a:lnRef idx="2">
+                          <a:schemeClr val="accent6"/>
+                        </a:lnRef>
+                        <a:fillRef idx="1">
+                          <a:schemeClr val="lt1"/>
+                        </a:fillRef>
+                        <a:effectRef idx="0">
+                          <a:schemeClr val="accent6"/>
+                        </a:effectRef>
+                        <a:fontRef idx="minor">
+                          <a:schemeClr val="dk1"/>
+                        </a:fontRef>
+                      </wps:style>
+                      <wps:txbx>
+                        <w:txbxContent>
+                          <w:p>
+                            <w:pPr>
+                              <w:jc w:val="center"/>
+                              <w:rPr>
+                                <w:lang w:val="tr-TR"/>
+                              </w:rPr>
+                            </w:pPr>
+                            <w:r>
+                              <w:rPr>
+                                <w:lang w:val="tr-TR"/>
+                              </w:rPr>
+                              <w:t>Karekod alanı: Ön Bilgi ve Hedef Belirleme Formu</w:t>
+                            </w:r>
+                          </w:p>
+                        </w:txbxContent>
+                      </wps:txbx>
+                      <wps:bodyPr rot="0" spcFirstLastPara="0" vertOverflow="overflow" horzOverflow="overflow" vert="horz" wrap="square" lIns="91440" tIns="45720" rIns="91440" bIns="45720" numCol="1" spcCol="0" rtlCol="0" fromWordArt="0" anchor="ctr" anchorCtr="0" forceAA="0" compatLnSpc="1">
+                        <a:prstTxWarp prst="textNoShape">
+                          <a:avLst/>
+                        </a:prstTxWarp>
+                        <a:noAutofit/>
+                      </wps:bodyPr>
+                    </wps:wsp>
+                  </a:graphicData>
+                </a:graphic>
+                <wp14:sizeRelH relativeFrom="margin">
+                  <wp14:pctWidth>0</wp14:pctWidth>
+                </wp14:sizeRelH>
+                <wp14:sizeRelV relativeFrom="margin">
+                  <wp14:pctHeight>0</wp14:pctHeight>
+                </wp14:sizeRelV>
+              </wp:anchor>
+            </w:drawing>
+          </mc:Choice>
+          <mc:Fallback>
+            <w:pict>
+              <v:rect id="_x0000_s1033" style="position:absolute;margin-left:291.35pt;margin-top:32.5pt;width:154pt;height:48.5pt;z-index:251669504;visibility:visible;mso-wrap-style:square;mso-width-percent:0;mso-height-percent:0;mso-wrap-distance-left:9pt;mso-wrap-distance-top:0;mso-wrap-distance-right:9pt;mso-wrap-distance-bottom:0;mso-position-horizontal:absolute;mso-position-horizontal-relative:text;mso-position-vertical:absolute;mso-position-vertical-relative:text;mso-width-percent:0;mso-height-percent:0;mso-width-relative:margin;mso-height-relative:margin;v-text-anchor:middle" o:gfxdata="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" fillcolor="white [3201]" strokecolor="#4ea72e [3209]" strokeweight="1pt">
+                <v:textbox>
+                  <w:txbxContent>
+                    <w:p>
+                      <w:pPr>
+                        <w:jc w:val="center"/>
+                        <w:rPr>
+                          <w:lang w:val="tr-TR"/>
+                        </w:rPr>
+                      </w:pPr>
+                      <w:r>
+                        <w:rPr>
+                          <w:lang w:val="tr-TR"/>
+                        </w:rPr>
+                        <w:t>Karekod alanı: Ön Bilgi ve Hedef Belirleme Formu</w:t>
+                      </w:r>
+                    </w:p>
+                  </w:txbxContent>
+                </v:textbox>
+              </v:rect>
+            </w:pict>
+          </mc:Fallback>
+        </mc:AlternateContent>
+      </w:r>
+    </w:p>
+    <w:p>
+      <w:pPr>
+        <w:jc w:val="both"/>
+        <w:rPr>
+          <w:rFonts w:ascii="Times New Roman" w:hAnsi="Times New Roman" w:cs="Times New Roman"/>
+          <w:lang w:val="tr-TR"/>
+        </w:rPr>
+      </w:pPr>
+    </w:p>
+    <w:p>
+      <w:pPr>
+        <w:keepNext/>
+        <w:shd w:val="clear" w:color="auto" w:fill="A5C9EB"/>
+        <w:jc w:val="both"/>
+        <w:rPr>
+          <w:rFonts w:ascii="Times New Roman" w:hAnsi="Times New Roman" w:cs="Times New Roman"/>
+          <w:b/>
+          <w:bCs/>
+          <w:lang w:val="tr-TR"/>
+        </w:rPr>
+      </w:pPr>
+      <w:r>
+        <w:rPr>
+          <w:rFonts w:ascii="Times New Roman" w:hAnsi="Times New Roman" w:cs="Times New Roman"/>
+          <w:b/>
+          <w:bCs/>
+          <w:lang w:val="tr-TR"/>
+        </w:rPr>
+        <w:t xml:space="preserve">Analiz ve Keşif Atölyesi 1.7.</w:t>
+      </w:r>
+    </w:p>
+    <w:p>
+      <w:pPr>
+        <w:jc w:val="both"/>
+        <w:rPr>
+          <w:rFonts w:ascii="Times New Roman" w:hAnsi="Times New Roman" w:cs="Times New Roman"/>
+          <w:lang w:val="tr-TR"/>
+        </w:rPr>
+      </w:pPr>
+      <w:r>
+        <w:rPr>
+          <w:rFonts w:ascii="Times New Roman" w:hAnsi="Times New Roman" w:cs="Times New Roman"/>
+          <w:highlight w:val="yellow"/>
+          <w:lang w:val="tr-TR"/>
+        </w:rPr>
+        <w:t xml:space="preserve">Güvenlik uyarıları</w:t>
+      </w:r>
+    </w:p>
+    <w:p>
+      <w:pPr>
+        <w:jc w:val="both"/>
+        <w:rPr>
+          <w:rFonts w:ascii="Times New Roman" w:hAnsi="Times New Roman" w:cs="Times New Roman"/>
+          <w:lang w:val="tr-TR"/>
+        </w:rPr>
+      </w:pPr>
+      <w:r>
+        <w:rPr>
+          <w:rFonts w:ascii="Times New Roman" w:hAnsi="Times New Roman" w:cs="Times New Roman"/>
+          <w:b/>
+          <w:bCs/>
+          <w:highlight w:val="yellow"/>
+          <w:lang w:val="tr-TR"/>
+        </w:rPr>
+        <w:t xml:space="preserve">NOT: </w:t>
+      </w:r>
+      <w:r>
+        <w:rPr>
+          <w:rFonts w:ascii="Times New Roman" w:hAnsi="Times New Roman" w:cs="Times New Roman"/>
+          <w:highlight w:val="yellow"/>
+          <w:lang w:val="tr-TR"/>
+        </w:rPr>
+        <w:t xml:space="preserve">Güvenlik uyarıları Kimya9/10 kitabından alınsın; önlük, gözlük, eldiven ve havalandırma uyarıları eklensin.</w:t>
+      </w:r>
+    </w:p>
+    <w:p>
+      <w:pPr>
+        <w:jc w:val="both"/>
+        <w:rPr>
+          <w:rFonts w:ascii="Times New Roman" w:hAnsi="Times New Roman" w:cs="Times New Roman"/>
+          <w:lang w:val="tr-TR"/>
+        </w:rPr>
+      </w:pPr>
+      <w:r>
+        <w:rPr>
+          <w:rFonts w:ascii="Times New Roman" w:hAnsi="Times New Roman" w:cs="Times New Roman"/>
+          <w:b/>
+          <w:bCs/>
+          <w:lang w:val="tr-TR"/>
+        </w:rPr>
+        <w:t xml:space="preserve">1. Aşama: Araştırılabilir Sorular ve Hipotezler</w:t>
+      </w:r>
+    </w:p>
+    <w:p>
+      <w:pPr>
+        <w:jc w:val="both"/>
+        <w:rPr>
+          <w:rFonts w:ascii="Times New Roman" w:hAnsi="Times New Roman" w:cs="Times New Roman"/>
+          <w:lang w:val="tr-TR"/>
+        </w:rPr>
+      </w:pPr>
+      <w:r>
+        <w:rPr>
+          <w:rFonts w:ascii="Times New Roman" w:hAnsi="Times New Roman" w:cs="Times New Roman"/>
+          <w:lang w:val="tr-TR"/>
+        </w:rPr>
+        <w:t xml:space="preserve">Aşağıdaki tabloda günlük hayattan tepkime hızıyla ilişkili bazı örnek olaylar verilmiştir. İlk satır örnek olarak doldurulmuştur. Tablodaki örnek olaylardan yararlanarak her bir faktörün tepkime hızına etkisine ilişkin araştırılabilir bir soru ve bu soruya yönelik bir hipotez yazınız. Çeşitli fikir, argüman ve yeni bilgilere açık olunuz; merak ettiğiniz soruların peşinden gitmenin bilimsel gelişimin bir parçası olduğunu unutmayınız.</w:t>
+      </w:r>
+    </w:p>
+    <w:tbl>
+      <w:tblPr>
+        <w:tblW w:w="9000" w:type="dxa"/>
+        <w:jc w:val="center"/>
+        <w:tblBorders>
+          <w:top w:val="single" w:sz="4" w:space="0" w:color="auto"/>
+          <w:left w:val="single" w:sz="4" w:space="0" w:color="auto"/>
+          <w:bottom w:val="single" w:sz="4" w:space="0" w:color="auto"/>
+          <w:right w:val="single" w:sz="4" w:space="0" w:color="auto"/>
+          <w:insideH w:val="single" w:sz="4" w:space="0" w:color="auto"/>
+          <w:insideV w:val="single" w:sz="4" w:space="0" w:color="auto"/>
+        </w:tblBorders>
+        <w:tblLayout w:type="fixed"/>
+        <w:tblLook w:val="04A0"/>
+      </w:tblPr>
+      <w:tblGrid>
+        <w:gridCol w:w="1500"/>
+        <w:gridCol w:w="2700"/>
+        <w:gridCol w:w="2400"/>
+        <w:gridCol w:w="2400"/>
+      </w:tblGrid>
+      <w:tr>
+        <w:tc>
+          <w:tcPr>
+            <w:tcW w:w="1500" w:type="dxa"/>
+            <w:shd w:val="clear" w:color="auto" w:fill="D9E2F3"/>
+            <w:vAlign w:val="center"/>
+          </w:tcPr>
+          <w:p>
+            <w:pPr>
+              <w:jc w:val="left"/>
+              <w:rPr>
+                <w:rFonts w:ascii="Times New Roman" w:hAnsi="Times New Roman" w:cs="Times New Roman"/>
+                <w:b/>
+                <w:bCs/>
+                <w:lang w:val="tr-TR"/>
+              </w:rPr>
+            </w:pPr>
+            <w:r>
+              <w:rPr>
+                <w:rFonts w:ascii="Times New Roman" w:hAnsi="Times New Roman" w:cs="Times New Roman"/>
+                <w:b/>
+                <w:bCs/>
+                <w:sz w:val="20"/>
+                <w:szCs w:val="20"/>
+                <w:lang w:val="tr-TR"/>
+              </w:rPr>
+              <w:t xml:space="preserve">Faktör</w:t>
+            </w:r>
+          </w:p>
+        </w:tc>
+        <w:tc>
+          <w:tcPr>
+            <w:tcW w:w="2700" w:type="dxa"/>
+            <w:shd w:val="clear" w:color="auto" w:fill="D9E2F3"/>
+            <w:vAlign w:val="center"/>
+          </w:tcPr>
+          <w:p>
+            <w:pPr>
+              <w:jc w:val="left"/>
+              <w:rPr>
+                <w:rFonts w:ascii="Times New Roman" w:hAnsi="Times New Roman" w:cs="Times New Roman"/>
+                <w:b/>
+                <w:bCs/>
+                <w:lang w:val="tr-TR"/>
+              </w:rPr>
+            </w:pPr>
+            <w:r>
+              <w:rPr>
+                <w:rFonts w:ascii="Times New Roman" w:hAnsi="Times New Roman" w:cs="Times New Roman"/>
+                <w:b/>
+                <w:bCs/>
+                <w:sz w:val="20"/>
+                <w:szCs w:val="20"/>
+                <w:lang w:val="tr-TR"/>
+              </w:rPr>
+              <w:t xml:space="preserve">Günlük hayattan örnek olay</w:t>
+            </w:r>
+          </w:p>
+        </w:tc>
+        <w:tc>
+          <w:tcPr>
+            <w:tcW w:w="2400" w:type="dxa"/>
+            <w:shd w:val="clear" w:color="auto" w:fill="D9E2F3"/>
+            <w:vAlign w:val="center"/>
+          </w:tcPr>
+          <w:p>
+            <w:pPr>
+              <w:jc w:val="left"/>
+              <w:rPr>
+                <w:rFonts w:ascii="Times New Roman" w:hAnsi="Times New Roman" w:cs="Times New Roman"/>
+                <w:b/>
+                <w:bCs/>
+                <w:lang w:val="tr-TR"/>
+              </w:rPr>
+            </w:pPr>
+            <w:r>
+              <w:rPr>
+                <w:rFonts w:ascii="Times New Roman" w:hAnsi="Times New Roman" w:cs="Times New Roman"/>
+                <w:b/>
+                <w:bCs/>
+                <w:sz w:val="20"/>
+                <w:szCs w:val="20"/>
+                <w:lang w:val="tr-TR"/>
+              </w:rPr>
+              <w:t xml:space="preserve">Araştırılabilir soru</w:t>
+            </w:r>
+          </w:p>
+        </w:tc>
+        <w:tc>
+          <w:tcPr>
+            <w:tcW w:w="2400" w:type="dxa"/>
+            <w:shd w:val="clear" w:color="auto" w:fill="D9E2F3"/>
+            <w:vAlign w:val="center"/>
+          </w:tcPr>
+          <w:p>
+            <w:pPr>
+              <w:jc w:val="left"/>
+              <w:rPr>
+                <w:rFonts w:ascii="Times New Roman" w:hAnsi="Times New Roman" w:cs="Times New Roman"/>
+                <w:b/>
+                <w:bCs/>
+                <w:lang w:val="tr-TR"/>
+              </w:rPr>
+            </w:pPr>
+            <w:r>
+              <w:rPr>
+                <w:rFonts w:ascii="Times New Roman" w:hAnsi="Times New Roman" w:cs="Times New Roman"/>
+                <w:b/>
+                <w:bCs/>
+                <w:sz w:val="20"/>
+                <w:szCs w:val="20"/>
+                <w:lang w:val="tr-TR"/>
+              </w:rPr>
+              <w:t xml:space="preserve">Hipotez</w:t>
+            </w:r>
+          </w:p>
+        </w:tc>
+      </w:tr>
+      <w:tr>
+        <w:trPr>
+          <w:trHeight w:val="900"/>
+        </w:trPr>
+        <w:tc>
+          <w:tcPr>
+            <w:tcW w:w="1500" w:type="dxa"/>
+            <w:vAlign w:val="center"/>
+          </w:tcPr>
+          <w:p>
+            <w:pPr>
+              <w:jc w:val="left"/>
+              <w:rPr>
+                <w:rFonts w:ascii="Times New Roman" w:hAnsi="Times New Roman" w:cs="Times New Roman"/>
+                <w:lang w:val="tr-TR"/>
+              </w:rPr>
+            </w:pPr>
+            <w:r>
+              <w:rPr>
+                <w:rFonts w:ascii="Times New Roman" w:hAnsi="Times New Roman" w:cs="Times New Roman"/>
+                <w:sz w:val="20"/>
+                <w:szCs w:val="20"/>
+                <w:lang w:val="tr-TR"/>
+              </w:rPr>
+              <w:t xml:space="preserve">Sıcaklık</w:t>
+            </w:r>
+          </w:p>
+        </w:tc>
+        <w:tc>
+          <w:tcPr>
+            <w:tcW w:w="2700" w:type="dxa"/>
+            <w:vAlign w:val="center"/>
+          </w:tcPr>
+          <w:p>
+            <w:pPr>
+              <w:jc w:val="left"/>
+              <w:rPr>
+                <w:rFonts w:ascii="Times New Roman" w:hAnsi="Times New Roman" w:cs="Times New Roman"/>
+                <w:lang w:val="tr-TR"/>
+              </w:rPr>
+            </w:pPr>
+            <w:r>
+              <w:rPr>
+                <w:rFonts w:ascii="Times New Roman" w:hAnsi="Times New Roman" w:cs="Times New Roman"/>
+                <w:sz w:val="20"/>
+                <w:szCs w:val="20"/>
+                <w:lang w:val="tr-TR"/>
+              </w:rPr>
+              <w:t xml:space="preserve">Süt, buzdolabında oda sıcaklığına göre daha geç bozulur.</w:t>
+            </w:r>
+          </w:p>
+        </w:tc>
+        <w:tc>
+          <w:tcPr>
+            <w:tcW w:w="2400" w:type="dxa"/>
+            <w:vAlign w:val="center"/>
+          </w:tcPr>
+          <w:p>
+            <w:pPr>
+              <w:jc w:val="left"/>
+              <w:rPr>
+                <w:rFonts w:ascii="Times New Roman" w:hAnsi="Times New Roman" w:cs="Times New Roman"/>
+                <w:lang w:val="tr-TR"/>
+              </w:rPr>
+            </w:pPr>
+            <w:r>
+              <w:rPr>
+                <w:rFonts w:ascii="Times New Roman" w:hAnsi="Times New Roman" w:cs="Times New Roman"/>
+                <w:sz w:val="20"/>
+                <w:szCs w:val="20"/>
+                <w:lang w:val="tr-TR"/>
+              </w:rPr>
+              <w:t xml:space="preserve">Sıcaklık, sütün bozulma tepkimelerinin hızını nasıl etkiler?</w:t>
+            </w:r>
+          </w:p>
+        </w:tc>
+        <w:tc>
+          <w:tcPr>
+            <w:tcW w:w="2400" w:type="dxa"/>
+            <w:vAlign w:val="center"/>
+          </w:tcPr>
+          <w:p>
+            <w:pPr>
+              <w:jc w:val="left"/>
+              <w:rPr>
+                <w:rFonts w:ascii="Times New Roman" w:hAnsi="Times New Roman" w:cs="Times New Roman"/>
+                <w:lang w:val="tr-TR"/>
+              </w:rPr>
+            </w:pPr>
+            <w:r>
+              <w:rPr>
+                <w:rFonts w:ascii="Times New Roman" w:hAnsi="Times New Roman" w:cs="Times New Roman"/>
+                <w:sz w:val="20"/>
+                <w:szCs w:val="20"/>
+                <w:lang w:val="tr-TR"/>
+              </w:rPr>
+              <w:t xml:space="preserve">Sıcaklık arttıkça sütün bozulma hızı artar.</w:t>
+            </w:r>
+          </w:p>
+        </w:tc>
+      </w:tr>
+      <w:tr>
+        <w:trPr>
+          <w:trHeight w:val="900"/>
+        </w:trPr>
+        <w:tc>
+          <w:tcPr>
+            <w:tcW w:w="1500" w:type="dxa"/>
+            <w:vAlign w:val="center"/>
+          </w:tcPr>
+          <w:p>
+            <w:pPr>
+              <w:jc w:val="left"/>
+              <w:rPr>
+                <w:rFonts w:ascii="Times New Roman" w:hAnsi="Times New Roman" w:cs="Times New Roman"/>
+                <w:lang w:val="tr-TR"/>
+              </w:rPr>
+            </w:pPr>
+            <w:r>
+              <w:rPr>
+                <w:rFonts w:ascii="Times New Roman" w:hAnsi="Times New Roman" w:cs="Times New Roman"/>
+                <w:sz w:val="20"/>
+                <w:szCs w:val="20"/>
+                <w:lang w:val="tr-TR"/>
+              </w:rPr>
+              <w:t xml:space="preserve">Tepken cinsi</w:t>
+            </w:r>
+          </w:p>
+        </w:tc>
+        <w:tc>
+          <w:tcPr>
+            <w:tcW w:w="2700" w:type="dxa"/>
+            <w:vAlign w:val="center"/>
+          </w:tcPr>
+          <w:p>
+            <w:pPr>
+              <w:jc w:val="left"/>
+              <w:rPr>
+                <w:rFonts w:ascii="Times New Roman" w:hAnsi="Times New Roman" w:cs="Times New Roman"/>
+                <w:lang w:val="tr-TR"/>
+              </w:rPr>
+            </w:pPr>
+            <w:r>
+              <w:rPr>
+                <w:rFonts w:ascii="Times New Roman" w:hAnsi="Times New Roman" w:cs="Times New Roman"/>
+                <w:sz w:val="20"/>
+                <w:szCs w:val="20"/>
+                <w:lang w:val="tr-TR"/>
+              </w:rPr>
+              <w:t xml:space="preserve">Sodyum metali suyla şiddetle tepkimeye girerken demir suyla çok yavaş tepkimeye girer.</w:t>
+            </w:r>
+          </w:p>
+        </w:tc>
+        <w:tc>
+          <w:tcPr>
+            <w:tcW w:w="2400" w:type="dxa"/>
+            <w:vAlign w:val="center"/>
+          </w:tcPr>
+          <w:p>
+            <w:pPr>
+              <w:jc w:val="left"/>
+              <w:rPr>
+                <w:rFonts w:ascii="Times New Roman" w:hAnsi="Times New Roman" w:cs="Times New Roman"/>
+                <w:lang w:val="tr-TR"/>
+              </w:rPr>
+            </w:pPr>
+          </w:p>
+        </w:tc>
+        <w:tc>
+          <w:tcPr>
+            <w:tcW w:w="2400" w:type="dxa"/>
+            <w:vAlign w:val="center"/>
+          </w:tcPr>
+          <w:p>
+            <w:pPr>
+              <w:jc w:val="left"/>
+              <w:rPr>
+                <w:rFonts w:ascii="Times New Roman" w:hAnsi="Times New Roman" w:cs="Times New Roman"/>
+                <w:lang w:val="tr-TR"/>
+              </w:rPr>
+            </w:pPr>
+          </w:p>
+        </w:tc>
+      </w:tr>
+      <w:tr>
+        <w:trPr>
+          <w:trHeight w:val="900"/>
+        </w:trPr>
+        <w:tc>
+          <w:tcPr>
+            <w:tcW w:w="1500" w:type="dxa"/>
+            <w:vAlign w:val="center"/>
+          </w:tcPr>
+          <w:p>
+            <w:pPr>
+              <w:jc w:val="left"/>
+              <w:rPr>
+                <w:rFonts w:ascii="Times New Roman" w:hAnsi="Times New Roman" w:cs="Times New Roman"/>
+                <w:lang w:val="tr-TR"/>
+              </w:rPr>
+            </w:pPr>
+            <w:r>
+              <w:rPr>
+                <w:rFonts w:ascii="Times New Roman" w:hAnsi="Times New Roman" w:cs="Times New Roman"/>
+                <w:sz w:val="20"/>
+                <w:szCs w:val="20"/>
+                <w:lang w:val="tr-TR"/>
+              </w:rPr>
+              <w:t xml:space="preserve">Fiziksel hâl</w:t>
+            </w:r>
+          </w:p>
+        </w:tc>
+        <w:tc>
+          <w:tcPr>
+            <w:tcW w:w="2700" w:type="dxa"/>
+            <w:vAlign w:val="center"/>
+          </w:tcPr>
+          <w:p>
+            <w:pPr>
+              <w:jc w:val="left"/>
+              <w:rPr>
+                <w:rFonts w:ascii="Times New Roman" w:hAnsi="Times New Roman" w:cs="Times New Roman"/>
+                <w:lang w:val="tr-TR"/>
+              </w:rPr>
+            </w:pPr>
+            <w:r>
+              <w:rPr>
+                <w:rFonts w:ascii="Times New Roman" w:hAnsi="Times New Roman" w:cs="Times New Roman"/>
+                <w:sz w:val="20"/>
+                <w:szCs w:val="20"/>
+                <w:lang w:val="tr-TR"/>
+              </w:rPr>
+              <w:t xml:space="preserve">Kabartma tozu kuru hâldeyken değişmeden kalır, hamura su eklendiğinde gaz çıkışı başlar.</w:t>
+            </w:r>
+          </w:p>
+        </w:tc>
+        <w:tc>
+          <w:tcPr>
+            <w:tcW w:w="2400" w:type="dxa"/>
+            <w:vAlign w:val="center"/>
+          </w:tcPr>
+          <w:p>
+            <w:pPr>
+              <w:jc w:val="left"/>
+              <w:rPr>
+                <w:rFonts w:ascii="Times New Roman" w:hAnsi="Times New Roman" w:cs="Times New Roman"/>
+                <w:lang w:val="tr-TR"/>
+              </w:rPr>
+            </w:pPr>
+          </w:p>
+        </w:tc>
+        <w:tc>
+          <w:tcPr>
+            <w:tcW w:w="2400" w:type="dxa"/>
+            <w:vAlign w:val="center"/>
+          </w:tcPr>
+          <w:p>
+            <w:pPr>
+              <w:jc w:val="left"/>
+              <w:rPr>
+                <w:rFonts w:ascii="Times New Roman" w:hAnsi="Times New Roman" w:cs="Times New Roman"/>
+                <w:lang w:val="tr-TR"/>
+              </w:rPr>
+            </w:pPr>
+          </w:p>
+        </w:tc>
+      </w:tr>
+      <w:tr>
+        <w:trPr>
+          <w:trHeight w:val="900"/>
+        </w:trPr>
+        <w:tc>
+          <w:tcPr>
+            <w:tcW w:w="1500" w:type="dxa"/>
+            <w:vAlign w:val="center"/>
+          </w:tcPr>
+          <w:p>
+            <w:pPr>
+              <w:jc w:val="left"/>
+              <w:rPr>
+                <w:rFonts w:ascii="Times New Roman" w:hAnsi="Times New Roman" w:cs="Times New Roman"/>
+                <w:lang w:val="tr-TR"/>
+              </w:rPr>
+            </w:pPr>
+            <w:r>
+              <w:rPr>
+                <w:rFonts w:ascii="Times New Roman" w:hAnsi="Times New Roman" w:cs="Times New Roman"/>
+                <w:sz w:val="20"/>
+                <w:szCs w:val="20"/>
+                <w:lang w:val="tr-TR"/>
+              </w:rPr>
+              <w:t xml:space="preserve">Tepken derişimi</w:t>
+            </w:r>
+          </w:p>
+        </w:tc>
+        <w:tc>
+          <w:tcPr>
+            <w:tcW w:w="2700" w:type="dxa"/>
+            <w:vAlign w:val="center"/>
+          </w:tcPr>
+          <w:p>
+            <w:pPr>
+              <w:jc w:val="left"/>
+              <w:rPr>
+                <w:rFonts w:ascii="Times New Roman" w:hAnsi="Times New Roman" w:cs="Times New Roman"/>
+                <w:lang w:val="tr-TR"/>
+              </w:rPr>
+            </w:pPr>
+            <w:r>
+              <w:rPr>
+                <w:rFonts w:ascii="Times New Roman" w:hAnsi="Times New Roman" w:cs="Times New Roman"/>
+                <w:sz w:val="20"/>
+                <w:szCs w:val="20"/>
+                <w:lang w:val="tr-TR"/>
+              </w:rPr>
+              <w:t xml:space="preserve">Saf oksijen içine sokulan kor hâlindeki tahta kıymık alev alır.</w:t>
+            </w:r>
+          </w:p>
+        </w:tc>
+        <w:tc>
+          <w:tcPr>
+            <w:tcW w:w="2400" w:type="dxa"/>
+            <w:vAlign w:val="center"/>
+          </w:tcPr>
+          <w:p>
+            <w:pPr>
+              <w:jc w:val="left"/>
+              <w:rPr>
+                <w:rFonts w:ascii="Times New Roman" w:hAnsi="Times New Roman" w:cs="Times New Roman"/>
+                <w:lang w:val="tr-TR"/>
+              </w:rPr>
+            </w:pPr>
+          </w:p>
+        </w:tc>
+        <w:tc>
+          <w:tcPr>
+            <w:tcW w:w="2400" w:type="dxa"/>
+            <w:vAlign w:val="center"/>
+          </w:tcPr>
+          <w:p>
+            <w:pPr>
+              <w:jc w:val="left"/>
+              <w:rPr>
+                <w:rFonts w:ascii="Times New Roman" w:hAnsi="Times New Roman" w:cs="Times New Roman"/>
+                <w:lang w:val="tr-TR"/>
+              </w:rPr>
+            </w:pPr>
+          </w:p>
+        </w:tc>
+      </w:tr>
+      <w:tr>
+        <w:trPr>
+          <w:trHeight w:val="900"/>
+        </w:trPr>
+        <w:tc>
+          <w:tcPr>
+            <w:tcW w:w="1500" w:type="dxa"/>
+            <w:vAlign w:val="center"/>
+          </w:tcPr>
+          <w:p>
+            <w:pPr>
+              <w:jc w:val="left"/>
+              <w:rPr>
+                <w:rFonts w:ascii="Times New Roman" w:hAnsi="Times New Roman" w:cs="Times New Roman"/>
+                <w:lang w:val="tr-TR"/>
+              </w:rPr>
+            </w:pPr>
+            <w:r>
+              <w:rPr>
+                <w:rFonts w:ascii="Times New Roman" w:hAnsi="Times New Roman" w:cs="Times New Roman"/>
+                <w:sz w:val="20"/>
+                <w:szCs w:val="20"/>
+                <w:lang w:val="tr-TR"/>
+              </w:rPr>
+              <w:t xml:space="preserve">Katı tepkenin temas yüzeyi</w:t>
+            </w:r>
+          </w:p>
+        </w:tc>
+        <w:tc>
+          <w:tcPr>
+            <w:tcW w:w="2700" w:type="dxa"/>
+            <w:vAlign w:val="center"/>
+          </w:tcPr>
+          <w:p>
+            <w:pPr>
+              <w:jc w:val="left"/>
+              <w:rPr>
+                <w:rFonts w:ascii="Times New Roman" w:hAnsi="Times New Roman" w:cs="Times New Roman"/>
+                <w:lang w:val="tr-TR"/>
+              </w:rPr>
+            </w:pPr>
+            <w:r>
+              <w:rPr>
+                <w:rFonts w:ascii="Times New Roman" w:hAnsi="Times New Roman" w:cs="Times New Roman"/>
+                <w:sz w:val="20"/>
+                <w:szCs w:val="20"/>
+                <w:lang w:val="tr-TR"/>
+              </w:rPr>
+              <w:t xml:space="preserve">İnce yongalar, aynı kütledeki odun kütüğünden çok daha hızlı yanar.</w:t>
+            </w:r>
+          </w:p>
+        </w:tc>
+        <w:tc>
+          <w:tcPr>
+            <w:tcW w:w="2400" w:type="dxa"/>
+            <w:vAlign w:val="center"/>
+          </w:tcPr>
+          <w:p>
+            <w:pPr>
+              <w:jc w:val="left"/>
+              <w:rPr>
+                <w:rFonts w:ascii="Times New Roman" w:hAnsi="Times New Roman" w:cs="Times New Roman"/>
+                <w:lang w:val="tr-TR"/>
+              </w:rPr>
+            </w:pPr>
+          </w:p>
+        </w:tc>
+        <w:tc>
+          <w:tcPr>
+            <w:tcW w:w="2400" w:type="dxa"/>
+            <w:vAlign w:val="center"/>
+          </w:tcPr>
+          <w:p>
+            <w:pPr>
+              <w:jc w:val="left"/>
+              <w:rPr>
+                <w:rFonts w:ascii="Times New Roman" w:hAnsi="Times New Roman" w:cs="Times New Roman"/>
+                <w:lang w:val="tr-TR"/>
+              </w:rPr>
+            </w:pPr>
+          </w:p>
+        </w:tc>
+      </w:tr>
+      <w:tr>
+        <w:trPr>
+          <w:trHeight w:val="900"/>
+        </w:trPr>
+        <w:tc>
+          <w:tcPr>
+            <w:tcW w:w="1500" w:type="dxa"/>
+            <w:vAlign w:val="center"/>
+          </w:tcPr>
+          <w:p>
+            <w:pPr>
+              <w:jc w:val="left"/>
+              <w:rPr>
+                <w:rFonts w:ascii="Times New Roman" w:hAnsi="Times New Roman" w:cs="Times New Roman"/>
+                <w:lang w:val="tr-TR"/>
+              </w:rPr>
+            </w:pPr>
+            <w:r>
+              <w:rPr>
+                <w:rFonts w:ascii="Times New Roman" w:hAnsi="Times New Roman" w:cs="Times New Roman"/>
+                <w:sz w:val="20"/>
+                <w:szCs w:val="20"/>
+                <w:lang w:val="tr-TR"/>
+              </w:rPr>
+              <w:t xml:space="preserve">Katalizör</w:t>
+            </w:r>
+          </w:p>
+        </w:tc>
+        <w:tc>
+          <w:tcPr>
+            <w:tcW w:w="2700" w:type="dxa"/>
+            <w:vAlign w:val="center"/>
+          </w:tcPr>
+          <w:p>
+            <w:pPr>
+              <w:jc w:val="left"/>
+              <w:rPr>
+                <w:rFonts w:ascii="Times New Roman" w:hAnsi="Times New Roman" w:cs="Times New Roman"/>
+                <w:lang w:val="tr-TR"/>
+              </w:rPr>
+            </w:pPr>
+            <w:r>
+              <w:rPr>
+                <w:rFonts w:ascii="Times New Roman" w:hAnsi="Times New Roman" w:cs="Times New Roman"/>
+                <w:sz w:val="20"/>
+                <w:szCs w:val="20"/>
+                <w:lang w:val="tr-TR"/>
+              </w:rPr>
+              <w:t xml:space="preserve">Hidrojen peroksit (oksijenli su) yaraya döküldüğünde köpürür.</w:t>
+            </w:r>
+          </w:p>
+        </w:tc>
+        <w:tc>
+          <w:tcPr>
+            <w:tcW w:w="2400" w:type="dxa"/>
+            <w:vAlign w:val="center"/>
+          </w:tcPr>
+          <w:p>
+            <w:pPr>
+              <w:jc w:val="left"/>
+              <w:rPr>
+                <w:rFonts w:ascii="Times New Roman" w:hAnsi="Times New Roman" w:cs="Times New Roman"/>
+                <w:lang w:val="tr-TR"/>
+              </w:rPr>
+            </w:pPr>
+          </w:p>
+        </w:tc>
+        <w:tc>
+          <w:tcPr>
+            <w:tcW w:w="2400" w:type="dxa"/>
+            <w:vAlign w:val="center"/>
+          </w:tcPr>
+          <w:p>
+            <w:pPr>
+              <w:jc w:val="left"/>
+              <w:rPr>
+                <w:rFonts w:ascii="Times New Roman" w:hAnsi="Times New Roman" w:cs="Times New Roman"/>
+                <w:lang w:val="tr-TR"/>
+              </w:rPr>
+            </w:pPr>
+          </w:p>
+        </w:tc>
+      </w:tr>
+    </w:tbl>
+    <w:p>
+      <w:pPr>
+        <w:jc w:val="both"/>
+        <w:rPr>
+          <w:rFonts w:ascii="Times New Roman" w:hAnsi="Times New Roman" w:cs="Times New Roman"/>
+          <w:lang w:val="tr-TR"/>
+        </w:rPr>
+      </w:pPr>
+    </w:p>
+    <w:p>
+      <w:pPr>
+        <w:jc w:val="both"/>
+        <w:rPr>
+          <w:rFonts w:ascii="Times New Roman" w:hAnsi="Times New Roman" w:cs="Times New Roman"/>
+          <w:lang w:val="tr-TR"/>
+        </w:rPr>
+      </w:pPr>
+      <w:r>
+        <w:rPr>
+          <w:rFonts w:ascii="Times New Roman" w:hAnsi="Times New Roman" w:cs="Times New Roman"/>
+          <w:b/>
+          <w:bCs/>
+          <w:lang w:val="tr-TR"/>
+        </w:rPr>
+        <w:t xml:space="preserve">2. Aşama: Değişkenlerin Belirlenmesi</w:t>
+      </w:r>
+    </w:p>
+    <w:p>
+      <w:pPr>
+        <w:jc w:val="both"/>
+        <w:rPr>
+          <w:rFonts w:ascii="Times New Roman" w:hAnsi="Times New Roman" w:cs="Times New Roman"/>
+          <w:lang w:val="tr-TR"/>
+        </w:rPr>
+      </w:pPr>
+      <w:r>
+        <w:rPr>
+          <w:rFonts w:ascii="Times New Roman" w:hAnsi="Times New Roman" w:cs="Times New Roman"/>
+          <w:lang w:val="tr-TR"/>
+        </w:rPr>
+        <w:t xml:space="preserve">Sınıfınızda gruplara ayrılınız. Grup arkadaşlarınızla iş birliği içinde her bir faktörün tepkime hızı ile ilişkisini araştıracağınız deneyler için bağımlı, bağımsız ve kontrol değişkenlerini belirleyerek aşağıdaki tabloya yazınız. Grup çalışmasında görev paylaşımı yapınız, arkadaşlarınızın fikirlerine saygı gösteriniz ve dostluk ilişkilerinizi güçlendirecek şekilde davranınız.</w:t>
+      </w:r>
+    </w:p>
+    <w:tbl>
+      <w:tblPr>
+        <w:tblW w:w="9000" w:type="dxa"/>
+        <w:jc w:val="center"/>
+        <w:tblBorders>
+          <w:top w:val="single" w:sz="4" w:space="0" w:color="auto"/>
+          <w:left w:val="single" w:sz="4" w:space="0" w:color="auto"/>
+          <w:bottom w:val="single" w:sz="4" w:space="0" w:color="auto"/>
+          <w:right w:val="single" w:sz="4" w:space="0" w:color="auto"/>
+          <w:insideH w:val="single" w:sz="4" w:space="0" w:color="auto"/>
+          <w:insideV w:val="single" w:sz="4" w:space="0" w:color="auto"/>
+        </w:tblBorders>
+        <w:tblLayout w:type="fixed"/>
+        <w:tblLook w:val="04A0"/>
+      </w:tblPr>
+      <w:tblGrid>
+        <w:gridCol w:w="2100"/>
+        <w:gridCol w:w="2300"/>
+        <w:gridCol w:w="2300"/>
+        <w:gridCol w:w="2300"/>
+      </w:tblGrid>
+      <w:tr>
+        <w:tc>
+          <w:tcPr>
+            <w:tcW w:w="2100" w:type="dxa"/>
+            <w:shd w:val="clear" w:color="auto" w:fill="D9E2F3"/>
+            <w:vAlign w:val="center"/>
+          </w:tcPr>
+          <w:p>
+            <w:pPr>
+              <w:jc w:val="center"/>
+              <w:rPr>
+                <w:rFonts w:ascii="Times New Roman" w:hAnsi="Times New Roman" w:cs="Times New Roman"/>
+                <w:b/>
+                <w:bCs/>
+                <w:lang w:val="tr-TR"/>
+              </w:rPr>
+            </w:pPr>
+            <w:r>
+              <w:rPr>
+                <w:rFonts w:ascii="Times New Roman" w:hAnsi="Times New Roman" w:cs="Times New Roman"/>
+                <w:b/>
+                <w:bCs/>
+                <w:lang w:val="tr-TR"/>
+              </w:rPr>
+              <w:t xml:space="preserve">Faktör</w:t>
+            </w:r>
+          </w:p>
+        </w:tc>
+        <w:tc>
+          <w:tcPr>
+            <w:tcW w:w="2300" w:type="dxa"/>
+            <w:shd w:val="clear" w:color="auto" w:fill="D9E2F3"/>
+            <w:vAlign w:val="center"/>
+          </w:tcPr>
+          <w:p>
+            <w:pPr>
+              <w:jc w:val="center"/>
+              <w:rPr>
+                <w:rFonts w:ascii="Times New Roman" w:hAnsi="Times New Roman" w:cs="Times New Roman"/>
+                <w:b/>
+                <w:bCs/>
+                <w:lang w:val="tr-TR"/>
+              </w:rPr>
+            </w:pPr>
+            <w:r>
+              <w:rPr>
+                <w:rFonts w:ascii="Times New Roman" w:hAnsi="Times New Roman" w:cs="Times New Roman"/>
+                <w:b/>
+                <w:bCs/>
+                <w:lang w:val="tr-TR"/>
+              </w:rPr>
+              <w:t xml:space="preserve">Bağımsız değişken</w:t>
+            </w:r>
+          </w:p>
+        </w:tc>
+        <w:tc>
+          <w:tcPr>
+            <w:tcW w:w="2300" w:type="dxa"/>
+            <w:shd w:val="clear" w:color="auto" w:fill="D9E2F3"/>
+            <w:vAlign w:val="center"/>
+          </w:tcPr>
+          <w:p>
+            <w:pPr>
+              <w:jc w:val="center"/>
+              <w:rPr>
+                <w:rFonts w:ascii="Times New Roman" w:hAnsi="Times New Roman" w:cs="Times New Roman"/>
+                <w:b/>
+                <w:bCs/>
+                <w:lang w:val="tr-TR"/>
+              </w:rPr>
+            </w:pPr>
+            <w:r>
+              <w:rPr>
+                <w:rFonts w:ascii="Times New Roman" w:hAnsi="Times New Roman" w:cs="Times New Roman"/>
+                <w:b/>
+                <w:bCs/>
+                <w:lang w:val="tr-TR"/>
+              </w:rPr>
+              <w:t xml:space="preserve">Bağımlı değişken</w:t>
+            </w:r>
+          </w:p>
+        </w:tc>
+        <w:tc>
+          <w:tcPr>
+            <w:tcW w:w="2300" w:type="dxa"/>
+            <w:shd w:val="clear" w:color="auto" w:fill="D9E2F3"/>
+            <w:vAlign w:val="center"/>
+          </w:tcPr>
+          <w:p>
+            <w:pPr>
+              <w:jc w:val="center"/>
+              <w:rPr>
+                <w:rFonts w:ascii="Times New Roman" w:hAnsi="Times New Roman" w:cs="Times New Roman"/>
+                <w:b/>
+                <w:bCs/>
+                <w:lang w:val="tr-TR"/>
+              </w:rPr>
+            </w:pPr>
+            <w:r>
+              <w:rPr>
+                <w:rFonts w:ascii="Times New Roman" w:hAnsi="Times New Roman" w:cs="Times New Roman"/>
+                <w:b/>
+                <w:bCs/>
+                <w:lang w:val="tr-TR"/>
+              </w:rPr>
+              <w:t xml:space="preserve">Kontrol değişkenleri</w:t>
+            </w:r>
+          </w:p>
+        </w:tc>
+      </w:tr>
+      <w:tr>
+        <w:trPr>
+          <w:trHeight w:val="700"/>
+        </w:trPr>
+        <w:tc>
+          <w:tcPr>
+            <w:tcW w:w="2100" w:type="dxa"/>
+            <w:vAlign w:val="center"/>
+          </w:tcPr>
+          <w:p>
+            <w:pPr>
+              <w:jc w:val="center"/>
+              <w:rPr>
+                <w:rFonts w:ascii="Times New Roman" w:hAnsi="Times New Roman" w:cs="Times New Roman"/>
+                <w:lang w:val="tr-TR"/>
+              </w:rPr>
+            </w:pPr>
+            <w:r>
+              <w:rPr>
+                <w:rFonts w:ascii="Times New Roman" w:hAnsi="Times New Roman" w:cs="Times New Roman"/>
+                <w:lang w:val="tr-TR"/>
+              </w:rPr>
+              <w:t xml:space="preserve">Tepken cinsi</w:t>
+            </w:r>
+          </w:p>
+        </w:tc>
+        <w:tc>
+          <w:tcPr>
+            <w:tcW w:w="2300" w:type="dxa"/>
+            <w:vAlign w:val="center"/>
+          </w:tcPr>
+          <w:p>
+            <w:pPr>
+              <w:jc w:val="center"/>
+              <w:rPr>
+                <w:rFonts w:ascii="Times New Roman" w:hAnsi="Times New Roman" w:cs="Times New Roman"/>
+                <w:lang w:val="tr-TR"/>
+              </w:rPr>
+            </w:pPr>
+          </w:p>
+        </w:tc>
+        <w:tc>
+          <w:tcPr>
+            <w:tcW w:w="2300" w:type="dxa"/>
+            <w:vAlign w:val="center"/>
+          </w:tcPr>
+          <w:p>
+            <w:pPr>
+              <w:jc w:val="center"/>
+              <w:rPr>
+                <w:rFonts w:ascii="Times New Roman" w:hAnsi="Times New Roman" w:cs="Times New Roman"/>
+                <w:lang w:val="tr-TR"/>
+              </w:rPr>
+            </w:pPr>
+          </w:p>
+        </w:tc>
+        <w:tc>
+          <w:tcPr>
+            <w:tcW w:w="2300" w:type="dxa"/>
+            <w:vAlign w:val="center"/>
+          </w:tcPr>
+          <w:p>
+            <w:pPr>
+              <w:jc w:val="center"/>
+              <w:rPr>
+                <w:rFonts w:ascii="Times New Roman" w:hAnsi="Times New Roman" w:cs="Times New Roman"/>
+                <w:lang w:val="tr-TR"/>
+              </w:rPr>
+            </w:pPr>
+          </w:p>
+        </w:tc>
+      </w:tr>
+      <w:tr>
+        <w:trPr>
+          <w:trHeight w:val="700"/>
+        </w:trPr>
+        <w:tc>
+          <w:tcPr>
+            <w:tcW w:w="2100" w:type="dxa"/>
+            <w:vAlign w:val="center"/>
+          </w:tcPr>
+          <w:p>
+            <w:pPr>
+              <w:jc w:val="center"/>
+              <w:rPr>
+                <w:rFonts w:ascii="Times New Roman" w:hAnsi="Times New Roman" w:cs="Times New Roman"/>
+                <w:lang w:val="tr-TR"/>
+              </w:rPr>
+            </w:pPr>
+            <w:r>
+              <w:rPr>
+                <w:rFonts w:ascii="Times New Roman" w:hAnsi="Times New Roman" w:cs="Times New Roman"/>
+                <w:lang w:val="tr-TR"/>
+              </w:rPr>
+              <w:t xml:space="preserve">Fiziksel hâl</w:t>
+            </w:r>
+          </w:p>
+        </w:tc>
+        <w:tc>
+          <w:tcPr>
+            <w:tcW w:w="2300" w:type="dxa"/>
+            <w:vAlign w:val="center"/>
+          </w:tcPr>
+          <w:p>
+            <w:pPr>
+              <w:jc w:val="center"/>
+              <w:rPr>
+                <w:rFonts w:ascii="Times New Roman" w:hAnsi="Times New Roman" w:cs="Times New Roman"/>
+                <w:lang w:val="tr-TR"/>
+              </w:rPr>
+            </w:pPr>
+          </w:p>
+        </w:tc>
+        <w:tc>
+          <w:tcPr>
+            <w:tcW w:w="2300" w:type="dxa"/>
+            <w:vAlign w:val="center"/>
+          </w:tcPr>
+          <w:p>
+            <w:pPr>
+              <w:jc w:val="center"/>
+              <w:rPr>
+                <w:rFonts w:ascii="Times New Roman" w:hAnsi="Times New Roman" w:cs="Times New Roman"/>
+                <w:lang w:val="tr-TR"/>
+              </w:rPr>
+            </w:pPr>
+          </w:p>
+        </w:tc>
+        <w:tc>
+          <w:tcPr>
+            <w:tcW w:w="2300" w:type="dxa"/>
+            <w:vAlign w:val="center"/>
+          </w:tcPr>
+          <w:p>
+            <w:pPr>
+              <w:jc w:val="center"/>
+              <w:rPr>
+                <w:rFonts w:ascii="Times New Roman" w:hAnsi="Times New Roman" w:cs="Times New Roman"/>
+                <w:lang w:val="tr-TR"/>
+              </w:rPr>
+            </w:pPr>
+          </w:p>
+        </w:tc>
+      </w:tr>
+      <w:tr>
+        <w:trPr>
+          <w:trHeight w:val="700"/>
+        </w:trPr>
+        <w:tc>
+          <w:tcPr>
+            <w:tcW w:w="2100" w:type="dxa"/>
+            <w:vAlign w:val="center"/>
+          </w:tcPr>
+          <w:p>
+            <w:pPr>
+              <w:jc w:val="center"/>
+              <w:rPr>
+                <w:rFonts w:ascii="Times New Roman" w:hAnsi="Times New Roman" w:cs="Times New Roman"/>
+                <w:lang w:val="tr-TR"/>
+              </w:rPr>
+            </w:pPr>
+            <w:r>
+              <w:rPr>
+                <w:rFonts w:ascii="Times New Roman" w:hAnsi="Times New Roman" w:cs="Times New Roman"/>
+                <w:lang w:val="tr-TR"/>
+              </w:rPr>
+              <w:t xml:space="preserve">Tepken derişimi</w:t>
+            </w:r>
+          </w:p>
+        </w:tc>
+        <w:tc>
+          <w:tcPr>
+            <w:tcW w:w="2300" w:type="dxa"/>
+            <w:vAlign w:val="center"/>
+          </w:tcPr>
+          <w:p>
+            <w:pPr>
+              <w:jc w:val="center"/>
+              <w:rPr>
+                <w:rFonts w:ascii="Times New Roman" w:hAnsi="Times New Roman" w:cs="Times New Roman"/>
+                <w:lang w:val="tr-TR"/>
+              </w:rPr>
+            </w:pPr>
+          </w:p>
+        </w:tc>
+        <w:tc>
+          <w:tcPr>
+            <w:tcW w:w="2300" w:type="dxa"/>
+            <w:vAlign w:val="center"/>
+          </w:tcPr>
+          <w:p>
+            <w:pPr>
+              <w:jc w:val="center"/>
+              <w:rPr>
+                <w:rFonts w:ascii="Times New Roman" w:hAnsi="Times New Roman" w:cs="Times New Roman"/>
+                <w:lang w:val="tr-TR"/>
+              </w:rPr>
+            </w:pPr>
+          </w:p>
+        </w:tc>
+        <w:tc>
+          <w:tcPr>
+            <w:tcW w:w="2300" w:type="dxa"/>
+            <w:vAlign w:val="center"/>
+          </w:tcPr>
+          <w:p>
+            <w:pPr>
+              <w:jc w:val="center"/>
+              <w:rPr>
+                <w:rFonts w:ascii="Times New Roman" w:hAnsi="Times New Roman" w:cs="Times New Roman"/>
+                <w:lang w:val="tr-TR"/>
+              </w:rPr>
+            </w:pPr>
+          </w:p>
+        </w:tc>
+      </w:tr>
+      <w:tr>
+        <w:trPr>
+          <w:trHeight w:val="700"/>
+        </w:trPr>
+        <w:tc>
+          <w:tcPr>
+            <w:tcW w:w="2100" w:type="dxa"/>
+            <w:vAlign w:val="center"/>
+          </w:tcPr>
+          <w:p>
+            <w:pPr>
+              <w:jc w:val="center"/>
+              <w:rPr>
+                <w:rFonts w:ascii="Times New Roman" w:hAnsi="Times New Roman" w:cs="Times New Roman"/>
+                <w:lang w:val="tr-TR"/>
+              </w:rPr>
+            </w:pPr>
+            <w:r>
+              <w:rPr>
+                <w:rFonts w:ascii="Times New Roman" w:hAnsi="Times New Roman" w:cs="Times New Roman"/>
+                <w:lang w:val="tr-TR"/>
+              </w:rPr>
+              <w:t xml:space="preserve">Sıcaklık</w:t>
+            </w:r>
+          </w:p>
+        </w:tc>
+        <w:tc>
+          <w:tcPr>
+            <w:tcW w:w="2300" w:type="dxa"/>
+            <w:vAlign w:val="center"/>
+          </w:tcPr>
+          <w:p>
+            <w:pPr>
+              <w:jc w:val="center"/>
+              <w:rPr>
+                <w:rFonts w:ascii="Times New Roman" w:hAnsi="Times New Roman" w:cs="Times New Roman"/>
+                <w:lang w:val="tr-TR"/>
+              </w:rPr>
+            </w:pPr>
+          </w:p>
+        </w:tc>
+        <w:tc>
+          <w:tcPr>
+            <w:tcW w:w="2300" w:type="dxa"/>
+            <w:vAlign w:val="center"/>
+          </w:tcPr>
+          <w:p>
+            <w:pPr>
+              <w:jc w:val="center"/>
+              <w:rPr>
+                <w:rFonts w:ascii="Times New Roman" w:hAnsi="Times New Roman" w:cs="Times New Roman"/>
+                <w:lang w:val="tr-TR"/>
+              </w:rPr>
+            </w:pPr>
+          </w:p>
+        </w:tc>
+        <w:tc>
+          <w:tcPr>
+            <w:tcW w:w="2300" w:type="dxa"/>
+            <w:vAlign w:val="center"/>
+          </w:tcPr>
+          <w:p>
+            <w:pPr>
+              <w:jc w:val="center"/>
+              <w:rPr>
+                <w:rFonts w:ascii="Times New Roman" w:hAnsi="Times New Roman" w:cs="Times New Roman"/>
+                <w:lang w:val="tr-TR"/>
+              </w:rPr>
+            </w:pPr>
+          </w:p>
+        </w:tc>
+      </w:tr>
+      <w:tr>
+        <w:trPr>
+          <w:trHeight w:val="700"/>
+        </w:trPr>
+        <w:tc>
+          <w:tcPr>
+            <w:tcW w:w="2100" w:type="dxa"/>
+            <w:vAlign w:val="center"/>
+          </w:tcPr>
+          <w:p>
+            <w:pPr>
+              <w:jc w:val="center"/>
+              <w:rPr>
+                <w:rFonts w:ascii="Times New Roman" w:hAnsi="Times New Roman" w:cs="Times New Roman"/>
+                <w:lang w:val="tr-TR"/>
+              </w:rPr>
+            </w:pPr>
+            <w:r>
+              <w:rPr>
+                <w:rFonts w:ascii="Times New Roman" w:hAnsi="Times New Roman" w:cs="Times New Roman"/>
+                <w:lang w:val="tr-TR"/>
+              </w:rPr>
+              <w:t xml:space="preserve">Katı tepkenin temas yüzeyi</w:t>
+            </w:r>
+          </w:p>
+        </w:tc>
+        <w:tc>
+          <w:tcPr>
+            <w:tcW w:w="2300" w:type="dxa"/>
+            <w:vAlign w:val="center"/>
+          </w:tcPr>
+          <w:p>
+            <w:pPr>
+              <w:jc w:val="center"/>
+              <w:rPr>
+                <w:rFonts w:ascii="Times New Roman" w:hAnsi="Times New Roman" w:cs="Times New Roman"/>
+                <w:lang w:val="tr-TR"/>
+              </w:rPr>
+            </w:pPr>
+          </w:p>
+        </w:tc>
+        <w:tc>
+          <w:tcPr>
+            <w:tcW w:w="2300" w:type="dxa"/>
+            <w:vAlign w:val="center"/>
+          </w:tcPr>
+          <w:p>
+            <w:pPr>
+              <w:jc w:val="center"/>
+              <w:rPr>
+                <w:rFonts w:ascii="Times New Roman" w:hAnsi="Times New Roman" w:cs="Times New Roman"/>
+                <w:lang w:val="tr-TR"/>
+              </w:rPr>
+            </w:pPr>
+          </w:p>
+        </w:tc>
+        <w:tc>
+          <w:tcPr>
+            <w:tcW w:w="2300" w:type="dxa"/>
+            <w:vAlign w:val="center"/>
+          </w:tcPr>
+          <w:p>
+            <w:pPr>
+              <w:jc w:val="center"/>
+              <w:rPr>
+                <w:rFonts w:ascii="Times New Roman" w:hAnsi="Times New Roman" w:cs="Times New Roman"/>
+                <w:lang w:val="tr-TR"/>
+              </w:rPr>
+            </w:pPr>
+          </w:p>
+        </w:tc>
+      </w:tr>
+      <w:tr>
+        <w:trPr>
+          <w:trHeight w:val="700"/>
+        </w:trPr>
+        <w:tc>
+          <w:tcPr>
+            <w:tcW w:w="2100" w:type="dxa"/>
+            <w:vAlign w:val="center"/>
+          </w:tcPr>
+          <w:p>
+            <w:pPr>
+              <w:jc w:val="center"/>
+              <w:rPr>
+                <w:rFonts w:ascii="Times New Roman" w:hAnsi="Times New Roman" w:cs="Times New Roman"/>
+                <w:lang w:val="tr-TR"/>
+              </w:rPr>
+            </w:pPr>
+            <w:r>
+              <w:rPr>
+                <w:rFonts w:ascii="Times New Roman" w:hAnsi="Times New Roman" w:cs="Times New Roman"/>
+                <w:lang w:val="tr-TR"/>
+              </w:rPr>
+              <w:t xml:space="preserve">Katalizör</w:t>
+            </w:r>
+          </w:p>
+        </w:tc>
+        <w:tc>
+          <w:tcPr>
+            <w:tcW w:w="2300" w:type="dxa"/>
+            <w:vAlign w:val="center"/>
+          </w:tcPr>
+          <w:p>
+            <w:pPr>
+              <w:jc w:val="center"/>
+              <w:rPr>
+                <w:rFonts w:ascii="Times New Roman" w:hAnsi="Times New Roman" w:cs="Times New Roman"/>
+                <w:lang w:val="tr-TR"/>
+              </w:rPr>
+            </w:pPr>
+          </w:p>
+        </w:tc>
+        <w:tc>
+          <w:tcPr>
+            <w:tcW w:w="2300" w:type="dxa"/>
+            <w:vAlign w:val="center"/>
+          </w:tcPr>
+          <w:p>
+            <w:pPr>
+              <w:jc w:val="center"/>
+              <w:rPr>
+                <w:rFonts w:ascii="Times New Roman" w:hAnsi="Times New Roman" w:cs="Times New Roman"/>
+                <w:lang w:val="tr-TR"/>
+              </w:rPr>
+            </w:pPr>
+          </w:p>
+        </w:tc>
+        <w:tc>
+          <w:tcPr>
+            <w:tcW w:w="2300" w:type="dxa"/>
+            <w:vAlign w:val="center"/>
+          </w:tcPr>
+          <w:p>
+            <w:pPr>
+              <w:jc w:val="center"/>
+              <w:rPr>
+                <w:rFonts w:ascii="Times New Roman" w:hAnsi="Times New Roman" w:cs="Times New Roman"/>
+                <w:lang w:val="tr-TR"/>
+              </w:rPr>
+            </w:pPr>
+          </w:p>
+        </w:tc>
+      </w:tr>
+    </w:tbl>
+    <w:p>
+      <w:pPr>
+        <w:jc w:val="both"/>
+        <w:rPr>
+          <w:rFonts w:ascii="Times New Roman" w:hAnsi="Times New Roman" w:cs="Times New Roman"/>
+          <w:lang w:val="tr-TR"/>
+        </w:rPr>
+      </w:pPr>
+    </w:p>
+    <w:p>
+      <w:pPr>
+        <w:jc w:val="both"/>
+        <w:rPr>
+          <w:rFonts w:ascii="Times New Roman" w:hAnsi="Times New Roman" w:cs="Times New Roman"/>
+          <w:lang w:val="tr-TR"/>
+        </w:rPr>
+      </w:pPr>
+      <w:r>
+        <w:rPr>
+          <w:rFonts w:ascii="Times New Roman" w:hAnsi="Times New Roman" w:cs="Times New Roman"/>
+          <w:b/>
+          <w:bCs/>
+          <w:lang w:val="tr-TR"/>
+        </w:rPr>
+        <w:t xml:space="preserve">3. Aşama: Deneylerin Planlanması ve Gerçekleştirilmesi</w:t>
+      </w:r>
+    </w:p>
+    <w:p>
+      <w:pPr>
+        <w:jc w:val="both"/>
+        <w:rPr>
+          <w:rFonts w:ascii="Times New Roman" w:hAnsi="Times New Roman" w:cs="Times New Roman"/>
+          <w:lang w:val="tr-TR"/>
+        </w:rPr>
+      </w:pPr>
+      <w:r>
+        <w:rPr>
+          <w:rFonts w:ascii="Times New Roman" w:hAnsi="Times New Roman" w:cs="Times New Roman"/>
+          <w:lang w:val="tr-TR"/>
+        </w:rPr>
+        <w:t xml:space="preserve">Her faktörün tepkime hızına etkisini araştırmak için grup arkadaşlarınızla bir deney planlayınız. Görev ve sorumluluklarınızı yerine getirmek için bir yol haritası çiziniz ve hazırladığınız planı uygulayınız. Deney planınızı oluştururken aşağıda verilen önerilerden yararlanabilir ya da kendi deney düzeneklerinizi tasarlayabilirsiniz. Okulunuzda laboratuvar imkânı yoksa deneyleri sanal laboratuvar uygulamaları, simülasyonlar veya yapay zekâ destekli kimya programları (IBM RXN for Chemistry vb.) ile de gerçekleştirebilirsiniz. Kullandığınız dijital kaynakların güvenilir olmasına dikkat ediniz.</w:t>
+      </w:r>
+    </w:p>
+    <w:tbl>
+      <w:tblPr>
+        <w:tblW w:w="9000" w:type="dxa"/>
+        <w:jc w:val="center"/>
+        <w:tblBorders>
+          <w:top w:val="single" w:sz="8" w:space="0" w:color="7F7F7F"/>
+          <w:left w:val="single" w:sz="8" w:space="0" w:color="7F7F7F"/>
+          <w:bottom w:val="single" w:sz="8" w:space="0" w:color="7F7F7F"/>
+          <w:right w:val="single" w:sz="8" w:space="0" w:color="7F7F7F"/>
+        </w:tblBorders>
+      </w:tblPr>
+      <w:tblGrid>
+        <w:gridCol w:w="9000"/>
+      </w:tblGrid>
+      <w:tr>
+        <w:tc>
+          <w:tcPr>
+            <w:tcW w:w="9000" w:type="dxa"/>
+            <w:shd w:val="clear" w:color="auto" w:fill="E2EFDA"/>
+          </w:tcPr>
+          <w:p>
+            <w:pPr>
+              <w:jc w:val="both"/>
+              <w:rPr>
+                <w:rFonts w:ascii="Times New Roman" w:hAnsi="Times New Roman" w:cs="Times New Roman"/>
+                <w:lang w:val="tr-TR"/>
+              </w:rPr>
+            </w:pPr>
+            <w:r>
+              <w:rPr>
+                <w:rFonts w:ascii="Times New Roman" w:hAnsi="Times New Roman" w:cs="Times New Roman"/>
+                <w:b/>
+                <w:bCs/>
+                <w:lang w:val="tr-TR"/>
+              </w:rPr>
+              <w:t xml:space="preserve">Deney önerileri</w:t>
+            </w:r>
+          </w:p>
+          <w:p>
+            <w:pPr>
+              <w:jc w:val="both"/>
+              <w:rPr>
+                <w:rFonts w:ascii="Times New Roman" w:hAnsi="Times New Roman" w:cs="Times New Roman"/>
+                <w:lang w:val="tr-TR"/>
+              </w:rPr>
+            </w:pPr>
+            <w:r>
+              <w:rPr>
+                <w:rFonts w:ascii="Times New Roman" w:hAnsi="Times New Roman" w:cs="Times New Roman"/>
+                <w:lang w:val="tr-TR"/>
+              </w:rPr>
+              <w:t xml:space="preserve">• </w:t>
+            </w:r>
+            <w:r>
+              <w:rPr>
+                <w:rFonts w:ascii="Times New Roman" w:hAnsi="Times New Roman" w:cs="Times New Roman"/>
+                <w:b/>
+                <w:bCs/>
+                <w:lang w:val="tr-TR"/>
+              </w:rPr>
+              <w:t xml:space="preserve">Tepken cinsi:</w:t>
+            </w:r>
+            <w:r>
+              <w:rPr>
+                <w:rFonts w:ascii="Times New Roman" w:hAnsi="Times New Roman" w:cs="Times New Roman"/>
+                <w:lang w:val="tr-TR"/>
+              </w:rPr>
+              <w:t xml:space="preserve"> Aynı boyutta kesilmiş magnezyum, çinko ve bakır şeritleri, aynı derişimdeki (1 M) hidroklorik asit çözeltisi bulunan üç ayrı deney tüpüne bırakınız. Gaz kabarcıklarının çıkış hızını gözlemleyiniz.</w:t>
+            </w:r>
+          </w:p>
+          <w:p>
+            <w:pPr>
+              <w:jc w:val="both"/>
+              <w:rPr>
+                <w:rFonts w:ascii="Times New Roman" w:hAnsi="Times New Roman" w:cs="Times New Roman"/>
+                <w:lang w:val="tr-TR"/>
+              </w:rPr>
+            </w:pPr>
+            <w:r>
+              <w:rPr>
+                <w:rFonts w:ascii="Times New Roman" w:hAnsi="Times New Roman" w:cs="Times New Roman"/>
+                <w:lang w:val="tr-TR"/>
+              </w:rPr>
+              <w:t xml:space="preserve">• </w:t>
+            </w:r>
+            <w:r>
+              <w:rPr>
+                <w:rFonts w:ascii="Times New Roman" w:hAnsi="Times New Roman" w:cs="Times New Roman"/>
+                <w:b/>
+                <w:bCs/>
+                <w:lang w:val="tr-TR"/>
+              </w:rPr>
+              <w:t xml:space="preserve">Fiziksel hâl:</w:t>
+            </w:r>
+            <w:r>
+              <w:rPr>
+                <w:rFonts w:ascii="Times New Roman" w:hAnsi="Times New Roman" w:cs="Times New Roman"/>
+                <w:lang w:val="tr-TR"/>
+              </w:rPr>
+              <w:t xml:space="preserve"> Bir beherde bir çay kaşığı kabartma tozu (sodyum bikarbonat) ile bir çay kaşığı limon tuzunu (sitrik asit) katı hâlde karıştırınız. Ardından aynı miktarları ayrı ayrı suda çözüp çözeltileri karıştırınız. Gaz çıkışını karşılaştırınız.</w:t>
+            </w:r>
+          </w:p>
+          <w:p>
+            <w:pPr>
+              <w:jc w:val="both"/>
+              <w:rPr>
+                <w:rFonts w:ascii="Times New Roman" w:hAnsi="Times New Roman" w:cs="Times New Roman"/>
+                <w:lang w:val="tr-TR"/>
+              </w:rPr>
+            </w:pPr>
+            <w:r>
+              <w:rPr>
+                <w:rFonts w:ascii="Times New Roman" w:hAnsi="Times New Roman" w:cs="Times New Roman"/>
+                <w:lang w:val="tr-TR"/>
+              </w:rPr>
+              <w:t xml:space="preserve">• </w:t>
+            </w:r>
+            <w:r>
+              <w:rPr>
+                <w:rFonts w:ascii="Times New Roman" w:hAnsi="Times New Roman" w:cs="Times New Roman"/>
+                <w:b/>
+                <w:bCs/>
+                <w:lang w:val="tr-TR"/>
+              </w:rPr>
+              <w:t xml:space="preserve">Tepken derişimi:</w:t>
+            </w:r>
+            <w:r>
+              <w:rPr>
+                <w:rFonts w:ascii="Times New Roman" w:hAnsi="Times New Roman" w:cs="Times New Roman"/>
+                <w:lang w:val="tr-TR"/>
+              </w:rPr>
+              <w:t xml:space="preserve"> Sodyum tiyosülfat çözeltisinin farklı derişimlerdeki örneklerine eşit hacimde hidroklorik asit ekleyiniz. Beherin altına kâğıda çizilmiş “X” işaretinin bulanıklık nedeniyle görünmez olduğu süreyi ölçünüz. (Tepkimede SO</w:t>
+            </w:r>
+            <w:r>
+              <w:rPr>
+                <w:rFonts w:ascii="Times New Roman" w:hAnsi="Times New Roman" w:cs="Times New Roman"/>
+                <w:vertAlign w:val="subscript"/>
+                <w:lang w:val="tr-TR"/>
+              </w:rPr>
+              <w:t xml:space="preserve">2</w:t>
+            </w:r>
+            <w:r>
+              <w:rPr>
+                <w:rFonts w:ascii="Times New Roman" w:hAnsi="Times New Roman" w:cs="Times New Roman"/>
+                <w:lang w:val="tr-TR"/>
+              </w:rPr>
+              <w:t xml:space="preserve"> gazı oluştuğu için deneyi iyi havalandırılan bir ortamda yapınız.)</w:t>
+            </w:r>
+          </w:p>
+          <w:p>
+            <w:pPr>
+              <w:jc w:val="both"/>
+              <w:rPr>
+                <w:rFonts w:ascii="Times New Roman" w:hAnsi="Times New Roman" w:cs="Times New Roman"/>
+                <w:lang w:val="tr-TR"/>
+              </w:rPr>
+            </w:pPr>
+            <w:r>
+              <w:rPr>
+                <w:rFonts w:ascii="Times New Roman" w:hAnsi="Times New Roman" w:cs="Times New Roman"/>
+                <w:lang w:val="tr-TR"/>
+              </w:rPr>
+              <w:t xml:space="preserve">• </w:t>
+            </w:r>
+            <w:r>
+              <w:rPr>
+                <w:rFonts w:ascii="Times New Roman" w:hAnsi="Times New Roman" w:cs="Times New Roman"/>
+                <w:b/>
+                <w:bCs/>
+                <w:lang w:val="tr-TR"/>
+              </w:rPr>
+              <w:t xml:space="preserve">Sıcaklık:</w:t>
+            </w:r>
+            <w:r>
+              <w:rPr>
+                <w:rFonts w:ascii="Times New Roman" w:hAnsi="Times New Roman" w:cs="Times New Roman"/>
+                <w:lang w:val="tr-TR"/>
+              </w:rPr>
+              <w:t xml:space="preserve"> Eşit hacimde soğuk (yaklaşık 10 °C), oda sıcaklığında (yaklaşık 25 °C) ve ılık (yaklaşık 50 °C) su bulunan üç bardağa birer efervesan tablet atınız. Tabletlerin tamamen tükenme sürelerini ölçünüz.</w:t>
+            </w:r>
+          </w:p>
+          <w:p>
+            <w:pPr>
+              <w:jc w:val="both"/>
+              <w:rPr>
+                <w:rFonts w:ascii="Times New Roman" w:hAnsi="Times New Roman" w:cs="Times New Roman"/>
+                <w:lang w:val="tr-TR"/>
+              </w:rPr>
+            </w:pPr>
+            <w:r>
+              <w:rPr>
+                <w:rFonts w:ascii="Times New Roman" w:hAnsi="Times New Roman" w:cs="Times New Roman"/>
+                <w:lang w:val="tr-TR"/>
+              </w:rPr>
+              <w:t xml:space="preserve">• </w:t>
+            </w:r>
+            <w:r>
+              <w:rPr>
+                <w:rFonts w:ascii="Times New Roman" w:hAnsi="Times New Roman" w:cs="Times New Roman"/>
+                <w:b/>
+                <w:bCs/>
+                <w:lang w:val="tr-TR"/>
+              </w:rPr>
+              <w:t xml:space="preserve">Katı tepkenin temas yüzeyi:</w:t>
+            </w:r>
+            <w:r>
+              <w:rPr>
+                <w:rFonts w:ascii="Times New Roman" w:hAnsi="Times New Roman" w:cs="Times New Roman"/>
+                <w:lang w:val="tr-TR"/>
+              </w:rPr>
+              <w:t xml:space="preserve"> Eşit hacimde ve aynı sıcaklıkta su bulunan iki bardaktan birine bütün bir efervesan tablet, diğerine havanda toz hâline getirilmiş bir efervesan tablet ekleyiniz. Tepkimenin tamamlanma sürelerini karşılaştırınız.</w:t>
+            </w:r>
+          </w:p>
+          <w:p>
+            <w:pPr>
+              <w:jc w:val="both"/>
+              <w:rPr>
+                <w:rFonts w:ascii="Times New Roman" w:hAnsi="Times New Roman" w:cs="Times New Roman"/>
+                <w:lang w:val="tr-TR"/>
+              </w:rPr>
+            </w:pPr>
+            <w:r>
+              <w:rPr>
+                <w:rFonts w:ascii="Times New Roman" w:hAnsi="Times New Roman" w:cs="Times New Roman"/>
+                <w:lang w:val="tr-TR"/>
+              </w:rPr>
+              <w:t xml:space="preserve">• </w:t>
+            </w:r>
+            <w:r>
+              <w:rPr>
+                <w:rFonts w:ascii="Times New Roman" w:hAnsi="Times New Roman" w:cs="Times New Roman"/>
+                <w:b/>
+                <w:bCs/>
+                <w:lang w:val="tr-TR"/>
+              </w:rPr>
+              <w:t xml:space="preserve">Katalizör:</w:t>
+            </w:r>
+            <w:r>
+              <w:rPr>
+                <w:rFonts w:ascii="Times New Roman" w:hAnsi="Times New Roman" w:cs="Times New Roman"/>
+                <w:lang w:val="tr-TR"/>
+              </w:rPr>
+              <w:t xml:space="preserve"> Eşit hacimde %3’lük hidrojen peroksit çözeltisi bulunan iki deney tüpünden birine bir miktar kuru maya ya da çiğ patates dilimi ekleyiniz. Gaz çıkışını gözlemleyiniz ve tüpün ağzına kor hâlindeki bir kıymık yaklaştırınız.</w:t>
+            </w:r>
+          </w:p>
+        </w:tc>
+      </w:tr>
+    </w:tbl>
+    <w:p>
+      <w:pPr>
+        <w:jc w:val="both"/>
+        <w:rPr>
+          <w:rFonts w:ascii="Times New Roman" w:hAnsi="Times New Roman" w:cs="Times New Roman"/>
+          <w:lang w:val="tr-TR"/>
+        </w:rPr>
+      </w:pPr>
+    </w:p>
+    <w:p>
+      <w:pPr>
+        <w:jc w:val="both"/>
+        <w:rPr>
+          <w:rFonts w:ascii="Times New Roman" w:hAnsi="Times New Roman" w:cs="Times New Roman"/>
+          <w:lang w:val="tr-TR"/>
+        </w:rPr>
+      </w:pPr>
+      <w:r>
+        <w:rPr>
+          <w:rFonts w:ascii="Times New Roman" w:hAnsi="Times New Roman" w:cs="Times New Roman"/>
+          <w:lang w:val="tr-TR"/>
+        </w:rPr>
+        <w:t xml:space="preserve">Her faktör için gerçekleştirdiğiniz deneyi aşağıdaki deney planına göre yazınız. Deneyi gerçekleştirdikten sonra elde ettiğiniz verileri gözlem tablosuna kaydediniz.</w:t>
+      </w:r>
+    </w:p>
+    <w:p>
+      <w:pPr>
+        <w:jc w:val="both"/>
+        <w:rPr>
+          <w:rFonts w:ascii="Times New Roman" w:hAnsi="Times New Roman" w:cs="Times New Roman"/>
+          <w:lang w:val="tr-TR"/>
+        </w:rPr>
+      </w:pPr>
+      <w:r>
+        <w:rPr>
+          <w:rFonts w:ascii="Times New Roman" w:hAnsi="Times New Roman" w:cs="Times New Roman"/>
+          <w:b/>
+          <w:bCs/>
+          <w:lang w:val="tr-TR"/>
+        </w:rPr>
+        <w:t xml:space="preserve">Deneyin Adı:</w:t>
+      </w:r>
+      <w:r>
+        <w:rPr>
+          <w:rFonts w:ascii="Times New Roman" w:hAnsi="Times New Roman" w:cs="Times New Roman"/>
+          <w:lang w:val="tr-TR"/>
+        </w:rPr>
+        <w:t xml:space="preserve"> ……………………………………………………………………………</w:t>
+      </w:r>
+    </w:p>
+    <w:p>
+      <w:pPr>
+        <w:jc w:val="both"/>
+        <w:rPr>
+          <w:rFonts w:ascii="Times New Roman" w:hAnsi="Times New Roman" w:cs="Times New Roman"/>
+          <w:lang w:val="tr-TR"/>
+        </w:rPr>
+      </w:pPr>
+      <w:r>
+        <w:rPr>
+          <w:rFonts w:ascii="Times New Roman" w:hAnsi="Times New Roman" w:cs="Times New Roman"/>
+          <w:b/>
+          <w:bCs/>
+          <w:lang w:val="tr-TR"/>
+        </w:rPr>
+        <w:t xml:space="preserve">Araştırma Sorusu:</w:t>
+      </w:r>
+      <w:r>
+        <w:rPr>
+          <w:rFonts w:ascii="Times New Roman" w:hAnsi="Times New Roman" w:cs="Times New Roman"/>
+          <w:lang w:val="tr-TR"/>
+        </w:rPr>
+        <w:t xml:space="preserve"> ……………………………………………………………………</w:t>
+      </w:r>
+    </w:p>
+    <w:p>
+      <w:pPr>
+        <w:jc w:val="both"/>
+        <w:rPr>
+          <w:rFonts w:ascii="Times New Roman" w:hAnsi="Times New Roman" w:cs="Times New Roman"/>
+          <w:lang w:val="tr-TR"/>
+        </w:rPr>
+      </w:pPr>
+      <w:r>
+        <w:rPr>
+          <w:rFonts w:ascii="Times New Roman" w:hAnsi="Times New Roman" w:cs="Times New Roman"/>
+          <w:b/>
+          <w:bCs/>
+          <w:lang w:val="tr-TR"/>
+        </w:rPr>
+        <w:t xml:space="preserve">Hipotez:</w:t>
+      </w:r>
+      <w:r>
+        <w:rPr>
+          <w:rFonts w:ascii="Times New Roman" w:hAnsi="Times New Roman" w:cs="Times New Roman"/>
+          <w:lang w:val="tr-TR"/>
+        </w:rPr>
+        <w:t xml:space="preserve"> ……………………………………………………………………………………</w:t>
+      </w:r>
+    </w:p>
+    <w:p>
+      <w:pPr>
+        <w:jc w:val="both"/>
+        <w:rPr>
+          <w:rFonts w:ascii="Times New Roman" w:hAnsi="Times New Roman" w:cs="Times New Roman"/>
+          <w:lang w:val="tr-TR"/>
+        </w:rPr>
+      </w:pPr>
+      <w:r>
+        <w:rPr>
+          <w:rFonts w:ascii="Times New Roman" w:hAnsi="Times New Roman" w:cs="Times New Roman"/>
+          <w:b/>
+          <w:bCs/>
+          <w:lang w:val="tr-TR"/>
+        </w:rPr>
+        <w:t xml:space="preserve">Gerekli Malzemeler:</w:t>
+      </w:r>
+    </w:p>
+    <w:p>
+      <w:pPr>
+        <w:ind w:left="0"/>
+        <w:jc w:val="both"/>
+        <w:rPr>
+          <w:rFonts w:ascii="Times New Roman" w:hAnsi="Times New Roman" w:cs="Times New Roman"/>
+          <w:lang w:val="tr-TR"/>
+        </w:rPr>
+      </w:pPr>
+      <w:r>
+        <w:rPr>
+          <w:rFonts w:ascii="Times New Roman" w:hAnsi="Times New Roman" w:cs="Times New Roman"/>
+          <w:lang w:val="tr-TR"/>
+        </w:rPr>
+        <w:t xml:space="preserve">……………………………………………………………………………………………………</w:t>
+      </w:r>
+    </w:p>
+    <w:p>
+      <w:pPr>
+        <w:ind w:left="0"/>
+        <w:jc w:val="both"/>
+        <w:rPr>
+          <w:rFonts w:ascii="Times New Roman" w:hAnsi="Times New Roman" w:cs="Times New Roman"/>
+          <w:lang w:val="tr-TR"/>
+        </w:rPr>
+      </w:pPr>
+      <w:r>
+        <w:rPr>
+          <w:rFonts w:ascii="Times New Roman" w:hAnsi="Times New Roman" w:cs="Times New Roman"/>
+          <w:lang w:val="tr-TR"/>
+        </w:rPr>
+        <w:t xml:space="preserve">……………………………………………………………………………………………………</w:t>
+      </w:r>
+    </w:p>
+    <w:p>
+      <w:pPr>
+        <w:jc w:val="both"/>
+        <w:rPr>
+          <w:rFonts w:ascii="Times New Roman" w:hAnsi="Times New Roman" w:cs="Times New Roman"/>
+          <w:lang w:val="tr-TR"/>
+        </w:rPr>
+      </w:pPr>
+      <w:r>
+        <w:rPr>
+          <w:rFonts w:ascii="Times New Roman" w:hAnsi="Times New Roman" w:cs="Times New Roman"/>
+          <w:b/>
+          <w:bCs/>
+          <w:lang w:val="tr-TR"/>
+        </w:rPr>
+        <w:t xml:space="preserve">Deneyin Yapılışı:</w:t>
+      </w:r>
+    </w:p>
+    <w:p>
+      <w:pPr>
+        <w:ind w:left="0"/>
+        <w:jc w:val="both"/>
+        <w:rPr>
+          <w:rFonts w:ascii="Times New Roman" w:hAnsi="Times New Roman" w:cs="Times New Roman"/>
+          <w:lang w:val="tr-TR"/>
+        </w:rPr>
+      </w:pPr>
+      <w:r>
+        <w:rPr>
+          <w:rFonts w:ascii="Times New Roman" w:hAnsi="Times New Roman" w:cs="Times New Roman"/>
+          <w:lang w:val="tr-TR"/>
+        </w:rPr>
+        <w:t xml:space="preserve">……………………………………………………………………………………………………</w:t>
+      </w:r>
+    </w:p>
+    <w:p>
+      <w:pPr>
+        <w:ind w:left="0"/>
+        <w:jc w:val="both"/>
+        <w:rPr>
+          <w:rFonts w:ascii="Times New Roman" w:hAnsi="Times New Roman" w:cs="Times New Roman"/>
+          <w:lang w:val="tr-TR"/>
+        </w:rPr>
+      </w:pPr>
+      <w:r>
+        <w:rPr>
+          <w:rFonts w:ascii="Times New Roman" w:hAnsi="Times New Roman" w:cs="Times New Roman"/>
+          <w:lang w:val="tr-TR"/>
+        </w:rPr>
+        <w:t xml:space="preserve">……………………………………………………………………………………………………</w:t>
+      </w:r>
+    </w:p>
+    <w:p>
+      <w:pPr>
+        <w:ind w:left="0"/>
+        <w:jc w:val="both"/>
+        <w:rPr>
+          <w:rFonts w:ascii="Times New Roman" w:hAnsi="Times New Roman" w:cs="Times New Roman"/>
+          <w:lang w:val="tr-TR"/>
+        </w:rPr>
+      </w:pPr>
+      <w:r>
+        <w:rPr>
+          <w:rFonts w:ascii="Times New Roman" w:hAnsi="Times New Roman" w:cs="Times New Roman"/>
+          <w:lang w:val="tr-TR"/>
+        </w:rPr>
+        <w:t xml:space="preserve">……………………………………………………………………………………………………</w:t>
+      </w:r>
+    </w:p>
+    <w:tbl>
+      <w:tblPr>
+        <w:tblW w:w="9000" w:type="dxa"/>
+        <w:jc w:val="center"/>
+        <w:tblBorders>
+          <w:top w:val="single" w:sz="4" w:space="0" w:color="auto"/>
+          <w:left w:val="single" w:sz="4" w:space="0" w:color="auto"/>
+          <w:bottom w:val="single" w:sz="4" w:space="0" w:color="auto"/>
+          <w:right w:val="single" w:sz="4" w:space="0" w:color="auto"/>
+          <w:insideH w:val="single" w:sz="4" w:space="0" w:color="auto"/>
+          <w:insideV w:val="single" w:sz="4" w:space="0" w:color="auto"/>
+        </w:tblBorders>
+        <w:tblLayout w:type="fixed"/>
+        <w:tblLook w:val="04A0"/>
+      </w:tblPr>
+      <w:tblGrid>
+        <w:gridCol w:w="1000"/>
+        <w:gridCol w:w="2700"/>
+        <w:gridCol w:w="2700"/>
+        <w:gridCol w:w="2600"/>
+      </w:tblGrid>
+      <w:tr>
+        <w:tc>
+          <w:tcPr>
+            <w:tcW w:w="1000" w:type="dxa"/>
+            <w:shd w:val="clear" w:color="auto" w:fill="D9E2F3"/>
+            <w:vAlign w:val="center"/>
+          </w:tcPr>
+          <w:p>
+            <w:pPr>
+              <w:jc w:val="center"/>
+              <w:rPr>
+                <w:rFonts w:ascii="Times New Roman" w:hAnsi="Times New Roman" w:cs="Times New Roman"/>
+                <w:b/>
+                <w:bCs/>
+                <w:lang w:val="tr-TR"/>
+              </w:rPr>
+            </w:pPr>
+            <w:r>
+              <w:rPr>
+                <w:rFonts w:ascii="Times New Roman" w:hAnsi="Times New Roman" w:cs="Times New Roman"/>
+                <w:b/>
+                <w:bCs/>
+                <w:lang w:val="tr-TR"/>
+              </w:rPr>
+              <w:t xml:space="preserve">Deney</w:t>
+            </w:r>
+          </w:p>
+        </w:tc>
+        <w:tc>
+          <w:tcPr>
+            <w:tcW w:w="2700" w:type="dxa"/>
+            <w:shd w:val="clear" w:color="auto" w:fill="D9E2F3"/>
+            <w:vAlign w:val="center"/>
+          </w:tcPr>
+          <w:p>
+            <w:pPr>
+              <w:jc w:val="center"/>
+              <w:rPr>
+                <w:rFonts w:ascii="Times New Roman" w:hAnsi="Times New Roman" w:cs="Times New Roman"/>
+                <w:b/>
+                <w:bCs/>
+                <w:lang w:val="tr-TR"/>
+              </w:rPr>
+            </w:pPr>
+            <w:r>
+              <w:rPr>
+                <w:rFonts w:ascii="Times New Roman" w:hAnsi="Times New Roman" w:cs="Times New Roman"/>
+                <w:b/>
+                <w:bCs/>
+                <w:lang w:val="tr-TR"/>
+              </w:rPr>
+              <w:t xml:space="preserve">Bağımsız değişkenin değeri</w:t>
+            </w:r>
+          </w:p>
+        </w:tc>
+        <w:tc>
+          <w:tcPr>
+            <w:tcW w:w="2700" w:type="dxa"/>
+            <w:shd w:val="clear" w:color="auto" w:fill="D9E2F3"/>
+            <w:vAlign w:val="center"/>
+          </w:tcPr>
+          <w:p>
+            <w:pPr>
+              <w:jc w:val="center"/>
+              <w:rPr>
+                <w:rFonts w:ascii="Times New Roman" w:hAnsi="Times New Roman" w:cs="Times New Roman"/>
+                <w:b/>
+                <w:bCs/>
+                <w:lang w:val="tr-TR"/>
+              </w:rPr>
+            </w:pPr>
+            <w:r>
+              <w:rPr>
+                <w:rFonts w:ascii="Times New Roman" w:hAnsi="Times New Roman" w:cs="Times New Roman"/>
+                <w:b/>
+                <w:bCs/>
+                <w:lang w:val="tr-TR"/>
+              </w:rPr>
+              <w:t xml:space="preserve">Gözlem / Ölçülen süre</w:t>
+            </w:r>
+          </w:p>
+        </w:tc>
+        <w:tc>
+          <w:tcPr>
+            <w:tcW w:w="2600" w:type="dxa"/>
+            <w:shd w:val="clear" w:color="auto" w:fill="D9E2F3"/>
+            <w:vAlign w:val="center"/>
+          </w:tcPr>
+          <w:p>
+            <w:pPr>
+              <w:jc w:val="center"/>
+              <w:rPr>
+                <w:rFonts w:ascii="Times New Roman" w:hAnsi="Times New Roman" w:cs="Times New Roman"/>
+                <w:b/>
+                <w:bCs/>
+                <w:lang w:val="tr-TR"/>
+              </w:rPr>
+            </w:pPr>
+            <w:r>
+              <w:rPr>
+                <w:rFonts w:ascii="Times New Roman" w:hAnsi="Times New Roman" w:cs="Times New Roman"/>
+                <w:b/>
+                <w:bCs/>
+                <w:lang w:val="tr-TR"/>
+              </w:rPr>
+              <w:t xml:space="preserve">Tepkime hızı (hızlı/yavaş)</w:t>
+            </w:r>
+          </w:p>
+        </w:tc>
+      </w:tr>
+      <w:tr>
+        <w:trPr>
+          <w:trHeight w:val="500"/>
+        </w:trPr>
+        <w:tc>
+          <w:tcPr>
+            <w:tcW w:w="1000" w:type="dxa"/>
+            <w:vAlign w:val="center"/>
+          </w:tcPr>
+          <w:p>
+            <w:pPr>
+              <w:jc w:val="center"/>
+              <w:rPr>
+                <w:rFonts w:ascii="Times New Roman" w:hAnsi="Times New Roman" w:cs="Times New Roman"/>
+                <w:lang w:val="tr-TR"/>
+              </w:rPr>
+            </w:pPr>
+            <w:r>
+              <w:rPr>
+                <w:rFonts w:ascii="Times New Roman" w:hAnsi="Times New Roman" w:cs="Times New Roman"/>
+                <w:lang w:val="tr-TR"/>
+              </w:rPr>
+              <w:t xml:space="preserve">1</w:t>
+            </w:r>
+          </w:p>
+        </w:tc>
+        <w:tc>
+          <w:tcPr>
+            <w:tcW w:w="2700" w:type="dxa"/>
+            <w:vAlign w:val="center"/>
+          </w:tcPr>
+          <w:p>
+            <w:pPr>
+              <w:jc w:val="center"/>
+              <w:rPr>
+                <w:rFonts w:ascii="Times New Roman" w:hAnsi="Times New Roman" w:cs="Times New Roman"/>
+                <w:lang w:val="tr-TR"/>
+              </w:rPr>
+            </w:pPr>
+          </w:p>
+        </w:tc>
+        <w:tc>
+          <w:tcPr>
+            <w:tcW w:w="2700" w:type="dxa"/>
+            <w:vAlign w:val="center"/>
+          </w:tcPr>
+          <w:p>
+            <w:pPr>
+              <w:jc w:val="center"/>
+              <w:rPr>
+                <w:rFonts w:ascii="Times New Roman" w:hAnsi="Times New Roman" w:cs="Times New Roman"/>
+                <w:lang w:val="tr-TR"/>
+              </w:rPr>
+            </w:pPr>
+          </w:p>
+        </w:tc>
+        <w:tc>
+          <w:tcPr>
+            <w:tcW w:w="2600" w:type="dxa"/>
+            <w:vAlign w:val="center"/>
+          </w:tcPr>
+          <w:p>
+            <w:pPr>
+              <w:jc w:val="center"/>
+              <w:rPr>
+                <w:rFonts w:ascii="Times New Roman" w:hAnsi="Times New Roman" w:cs="Times New Roman"/>
+                <w:lang w:val="tr-TR"/>
+              </w:rPr>
+            </w:pPr>
+          </w:p>
+        </w:tc>
+      </w:tr>
+      <w:tr>
+        <w:trPr>
+          <w:trHeight w:val="500"/>
+        </w:trPr>
+        <w:tc>
+          <w:tcPr>
+            <w:tcW w:w="1000" w:type="dxa"/>
+            <w:vAlign w:val="center"/>
+          </w:tcPr>
+          <w:p>
+            <w:pPr>
+              <w:jc w:val="center"/>
+              <w:rPr>
+                <w:rFonts w:ascii="Times New Roman" w:hAnsi="Times New Roman" w:cs="Times New Roman"/>
+                <w:lang w:val="tr-TR"/>
+              </w:rPr>
+            </w:pPr>
+            <w:r>
+              <w:rPr>
+                <w:rFonts w:ascii="Times New Roman" w:hAnsi="Times New Roman" w:cs="Times New Roman"/>
+                <w:lang w:val="tr-TR"/>
+              </w:rPr>
+              <w:t xml:space="preserve">2</w:t>
+            </w:r>
+          </w:p>
+        </w:tc>
+        <w:tc>
+          <w:tcPr>
+            <w:tcW w:w="2700" w:type="dxa"/>
+            <w:vAlign w:val="center"/>
+          </w:tcPr>
+          <w:p>
+            <w:pPr>
+              <w:jc w:val="center"/>
+              <w:rPr>
+                <w:rFonts w:ascii="Times New Roman" w:hAnsi="Times New Roman" w:cs="Times New Roman"/>
+                <w:lang w:val="tr-TR"/>
+              </w:rPr>
+            </w:pPr>
+          </w:p>
+        </w:tc>
+        <w:tc>
+          <w:tcPr>
+            <w:tcW w:w="2700" w:type="dxa"/>
+            <w:vAlign w:val="center"/>
+          </w:tcPr>
+          <w:p>
+            <w:pPr>
+              <w:jc w:val="center"/>
+              <w:rPr>
+                <w:rFonts w:ascii="Times New Roman" w:hAnsi="Times New Roman" w:cs="Times New Roman"/>
+                <w:lang w:val="tr-TR"/>
+              </w:rPr>
+            </w:pPr>
+          </w:p>
+        </w:tc>
+        <w:tc>
+          <w:tcPr>
+            <w:tcW w:w="2600" w:type="dxa"/>
+            <w:vAlign w:val="center"/>
+          </w:tcPr>
+          <w:p>
+            <w:pPr>
+              <w:jc w:val="center"/>
+              <w:rPr>
+                <w:rFonts w:ascii="Times New Roman" w:hAnsi="Times New Roman" w:cs="Times New Roman"/>
+                <w:lang w:val="tr-TR"/>
+              </w:rPr>
+            </w:pPr>
+          </w:p>
+        </w:tc>
+      </w:tr>
+      <w:tr>
+        <w:trPr>
+          <w:trHeight w:val="500"/>
+        </w:trPr>
+        <w:tc>
+          <w:tcPr>
+            <w:tcW w:w="1000" w:type="dxa"/>
+            <w:vAlign w:val="center"/>
+          </w:tcPr>
+          <w:p>
+            <w:pPr>
+              <w:jc w:val="center"/>
+              <w:rPr>
+                <w:rFonts w:ascii="Times New Roman" w:hAnsi="Times New Roman" w:cs="Times New Roman"/>
+                <w:lang w:val="tr-TR"/>
+              </w:rPr>
+            </w:pPr>
+            <w:r>
+              <w:rPr>
+                <w:rFonts w:ascii="Times New Roman" w:hAnsi="Times New Roman" w:cs="Times New Roman"/>
+                <w:lang w:val="tr-TR"/>
+              </w:rPr>
+              <w:t xml:space="preserve">3</w:t>
+            </w:r>
+          </w:p>
+        </w:tc>
+        <w:tc>
+          <w:tcPr>
+            <w:tcW w:w="2700" w:type="dxa"/>
+            <w:vAlign w:val="center"/>
+          </w:tcPr>
+          <w:p>
+            <w:pPr>
+              <w:jc w:val="center"/>
+              <w:rPr>
+                <w:rFonts w:ascii="Times New Roman" w:hAnsi="Times New Roman" w:cs="Times New Roman"/>
+                <w:lang w:val="tr-TR"/>
+              </w:rPr>
+            </w:pPr>
+          </w:p>
+        </w:tc>
+        <w:tc>
+          <w:tcPr>
+            <w:tcW w:w="2700" w:type="dxa"/>
+            <w:vAlign w:val="center"/>
+          </w:tcPr>
+          <w:p>
+            <w:pPr>
+              <w:jc w:val="center"/>
+              <w:rPr>
+                <w:rFonts w:ascii="Times New Roman" w:hAnsi="Times New Roman" w:cs="Times New Roman"/>
+                <w:lang w:val="tr-TR"/>
+              </w:rPr>
+            </w:pPr>
+          </w:p>
+        </w:tc>
+        <w:tc>
+          <w:tcPr>
+            <w:tcW w:w="2600" w:type="dxa"/>
+            <w:vAlign w:val="center"/>
+          </w:tcPr>
+          <w:p>
+            <w:pPr>
+              <w:jc w:val="center"/>
+              <w:rPr>
+                <w:rFonts w:ascii="Times New Roman" w:hAnsi="Times New Roman" w:cs="Times New Roman"/>
+                <w:lang w:val="tr-TR"/>
+              </w:rPr>
+            </w:pPr>
+          </w:p>
+        </w:tc>
+      </w:tr>
+    </w:tbl>
+    <w:p>
+      <w:pPr>
+        <w:jc w:val="both"/>
+        <w:rPr>
+          <w:rFonts w:ascii="Times New Roman" w:hAnsi="Times New Roman" w:cs="Times New Roman"/>
+          <w:lang w:val="tr-TR"/>
+        </w:rPr>
+      </w:pPr>
+    </w:p>
+    <w:p>
+      <w:pPr>
+        <w:jc w:val="both"/>
+        <w:rPr>
+          <w:rFonts w:ascii="Times New Roman" w:hAnsi="Times New Roman" w:cs="Times New Roman"/>
+          <w:lang w:val="tr-TR"/>
+        </w:rPr>
+      </w:pPr>
+      <w:r>
+        <w:rPr>
+          <w:rFonts w:ascii="Times New Roman" w:hAnsi="Times New Roman" w:cs="Times New Roman"/>
+          <w:b/>
+          <w:bCs/>
+          <w:lang w:val="tr-TR"/>
+        </w:rPr>
+        <w:t xml:space="preserve">Deneyin Adı:</w:t>
+      </w:r>
+      <w:r>
+        <w:rPr>
+          <w:rFonts w:ascii="Times New Roman" w:hAnsi="Times New Roman" w:cs="Times New Roman"/>
+          <w:lang w:val="tr-TR"/>
+        </w:rPr>
+        <w:t xml:space="preserve"> ……………………………………………………………………………</w:t>
+      </w:r>
+    </w:p>
+    <w:p>
+      <w:pPr>
+        <w:jc w:val="both"/>
+        <w:rPr>
+          <w:rFonts w:ascii="Times New Roman" w:hAnsi="Times New Roman" w:cs="Times New Roman"/>
+          <w:lang w:val="tr-TR"/>
+        </w:rPr>
+      </w:pPr>
+      <w:r>
+        <w:rPr>
+          <w:rFonts w:ascii="Times New Roman" w:hAnsi="Times New Roman" w:cs="Times New Roman"/>
+          <w:b/>
+          <w:bCs/>
+          <w:lang w:val="tr-TR"/>
+        </w:rPr>
+        <w:t xml:space="preserve">Araştırma Sorusu:</w:t>
+      </w:r>
+      <w:r>
+        <w:rPr>
+          <w:rFonts w:ascii="Times New Roman" w:hAnsi="Times New Roman" w:cs="Times New Roman"/>
+          <w:lang w:val="tr-TR"/>
+        </w:rPr>
+        <w:t xml:space="preserve"> ……………………………………………………………………</w:t>
+      </w:r>
+    </w:p>
+    <w:p>
+      <w:pPr>
+        <w:jc w:val="both"/>
+        <w:rPr>
+          <w:rFonts w:ascii="Times New Roman" w:hAnsi="Times New Roman" w:cs="Times New Roman"/>
+          <w:lang w:val="tr-TR"/>
+        </w:rPr>
+      </w:pPr>
+      <w:r>
+        <w:rPr>
+          <w:rFonts w:ascii="Times New Roman" w:hAnsi="Times New Roman" w:cs="Times New Roman"/>
+          <w:b/>
+          <w:bCs/>
+          <w:lang w:val="tr-TR"/>
+        </w:rPr>
+        <w:t xml:space="preserve">Hipotez:</w:t>
+      </w:r>
+      <w:r>
+        <w:rPr>
+          <w:rFonts w:ascii="Times New Roman" w:hAnsi="Times New Roman" w:cs="Times New Roman"/>
+          <w:lang w:val="tr-TR"/>
+        </w:rPr>
+        <w:t xml:space="preserve"> ……………………………………………………………………………………</w:t>
+      </w:r>
+    </w:p>
+    <w:p>
+      <w:pPr>
+        <w:jc w:val="both"/>
+        <w:rPr>
+          <w:rFonts w:ascii="Times New Roman" w:hAnsi="Times New Roman" w:cs="Times New Roman"/>
+          <w:lang w:val="tr-TR"/>
+        </w:rPr>
+      </w:pPr>
+      <w:r>
+        <w:rPr>
+          <w:rFonts w:ascii="Times New Roman" w:hAnsi="Times New Roman" w:cs="Times New Roman"/>
+          <w:b/>
+          <w:bCs/>
+          <w:lang w:val="tr-TR"/>
+        </w:rPr>
+        <w:t xml:space="preserve">Gerekli Malzemeler:</w:t>
+      </w:r>
+    </w:p>
+    <w:p>
+      <w:pPr>
+        <w:ind w:left="0"/>
+        <w:jc w:val="both"/>
+        <w:rPr>
+          <w:rFonts w:ascii="Times New Roman" w:hAnsi="Times New Roman" w:cs="Times New Roman"/>
+          <w:lang w:val="tr-TR"/>
+        </w:rPr>
+      </w:pPr>
+      <w:r>
+        <w:rPr>
+          <w:rFonts w:ascii="Times New Roman" w:hAnsi="Times New Roman" w:cs="Times New Roman"/>
+          <w:lang w:val="tr-TR"/>
+        </w:rPr>
+        <w:t xml:space="preserve">……………………………………………………………………………………………………</w:t>
+      </w:r>
+    </w:p>
+    <w:p>
+      <w:pPr>
+        <w:ind w:left="0"/>
+        <w:jc w:val="both"/>
+        <w:rPr>
+          <w:rFonts w:ascii="Times New Roman" w:hAnsi="Times New Roman" w:cs="Times New Roman"/>
+          <w:lang w:val="tr-TR"/>
+        </w:rPr>
+      </w:pPr>
+      <w:r>
+        <w:rPr>
+          <w:rFonts w:ascii="Times New Roman" w:hAnsi="Times New Roman" w:cs="Times New Roman"/>
+          <w:lang w:val="tr-TR"/>
+        </w:rPr>
+        <w:t xml:space="preserve">……………………………………………………………………………………………………</w:t>
+      </w:r>
+    </w:p>
+    <w:p>
+      <w:pPr>
+        <w:jc w:val="both"/>
+        <w:rPr>
+          <w:rFonts w:ascii="Times New Roman" w:hAnsi="Times New Roman" w:cs="Times New Roman"/>
+          <w:lang w:val="tr-TR"/>
+        </w:rPr>
+      </w:pPr>
+      <w:r>
+        <w:rPr>
+          <w:rFonts w:ascii="Times New Roman" w:hAnsi="Times New Roman" w:cs="Times New Roman"/>
+          <w:b/>
+          <w:bCs/>
+          <w:lang w:val="tr-TR"/>
+        </w:rPr>
+        <w:t xml:space="preserve">Deneyin Yapılışı:</w:t>
+      </w:r>
+    </w:p>
+    <w:p>
+      <w:pPr>
+        <w:ind w:left="0"/>
+        <w:jc w:val="both"/>
+        <w:rPr>
+          <w:rFonts w:ascii="Times New Roman" w:hAnsi="Times New Roman" w:cs="Times New Roman"/>
+          <w:lang w:val="tr-TR"/>
+        </w:rPr>
+      </w:pPr>
+      <w:r>
+        <w:rPr>
+          <w:rFonts w:ascii="Times New Roman" w:hAnsi="Times New Roman" w:cs="Times New Roman"/>
+          <w:lang w:val="tr-TR"/>
+        </w:rPr>
+        <w:t xml:space="preserve">……………………………………………………………………………………………………</w:t>
+      </w:r>
+    </w:p>
+    <w:p>
+      <w:pPr>
+        <w:ind w:left="0"/>
+        <w:jc w:val="both"/>
+        <w:rPr>
+          <w:rFonts w:ascii="Times New Roman" w:hAnsi="Times New Roman" w:cs="Times New Roman"/>
+          <w:lang w:val="tr-TR"/>
+        </w:rPr>
+      </w:pPr>
+      <w:r>
+        <w:rPr>
+          <w:rFonts w:ascii="Times New Roman" w:hAnsi="Times New Roman" w:cs="Times New Roman"/>
+          <w:lang w:val="tr-TR"/>
+        </w:rPr>
+        <w:t xml:space="preserve">……………………………………………………………………………………………………</w:t>
+      </w:r>
+    </w:p>
+    <w:p>
+      <w:pPr>
+        <w:ind w:left="0"/>
+        <w:jc w:val="both"/>
+        <w:rPr>
+          <w:rFonts w:ascii="Times New Roman" w:hAnsi="Times New Roman" w:cs="Times New Roman"/>
+          <w:lang w:val="tr-TR"/>
+        </w:rPr>
+      </w:pPr>
+      <w:r>
+        <w:rPr>
+          <w:rFonts w:ascii="Times New Roman" w:hAnsi="Times New Roman" w:cs="Times New Roman"/>
+          <w:lang w:val="tr-TR"/>
+        </w:rPr>
+        <w:t xml:space="preserve">……………………………………………………………………………………………………</w:t>
+      </w:r>
+    </w:p>
+    <w:tbl>
+      <w:tblPr>
+        <w:tblW w:w="9000" w:type="dxa"/>
+        <w:jc w:val="center"/>
+        <w:tblBorders>
+          <w:top w:val="single" w:sz="4" w:space="0" w:color="auto"/>
+          <w:left w:val="single" w:sz="4" w:space="0" w:color="auto"/>
+          <w:bottom w:val="single" w:sz="4" w:space="0" w:color="auto"/>
+          <w:right w:val="single" w:sz="4" w:space="0" w:color="auto"/>
+          <w:insideH w:val="single" w:sz="4" w:space="0" w:color="auto"/>
+          <w:insideV w:val="single" w:sz="4" w:space="0" w:color="auto"/>
+        </w:tblBorders>
+        <w:tblLayout w:type="fixed"/>
+        <w:tblLook w:val="04A0"/>
+      </w:tblPr>
+      <w:tblGrid>
+        <w:gridCol w:w="1000"/>
+        <w:gridCol w:w="2700"/>
+        <w:gridCol w:w="2700"/>
+        <w:gridCol w:w="2600"/>
+      </w:tblGrid>
+      <w:tr>
+        <w:tc>
+          <w:tcPr>
+            <w:tcW w:w="1000" w:type="dxa"/>
+            <w:shd w:val="clear" w:color="auto" w:fill="D9E2F3"/>
+            <w:vAlign w:val="center"/>
+          </w:tcPr>
+          <w:p>
+            <w:pPr>
+              <w:jc w:val="center"/>
+              <w:rPr>
+                <w:rFonts w:ascii="Times New Roman" w:hAnsi="Times New Roman" w:cs="Times New Roman"/>
+                <w:b/>
+                <w:bCs/>
+                <w:lang w:val="tr-TR"/>
+              </w:rPr>
+            </w:pPr>
+            <w:r>
+              <w:rPr>
+                <w:rFonts w:ascii="Times New Roman" w:hAnsi="Times New Roman" w:cs="Times New Roman"/>
+                <w:b/>
+                <w:bCs/>
+                <w:lang w:val="tr-TR"/>
+              </w:rPr>
+              <w:t xml:space="preserve">Deney</w:t>
+            </w:r>
+          </w:p>
+        </w:tc>
+        <w:tc>
+          <w:tcPr>
+            <w:tcW w:w="2700" w:type="dxa"/>
+            <w:shd w:val="clear" w:color="auto" w:fill="D9E2F3"/>
+            <w:vAlign w:val="center"/>
+          </w:tcPr>
+          <w:p>
+            <w:pPr>
+              <w:jc w:val="center"/>
+              <w:rPr>
+                <w:rFonts w:ascii="Times New Roman" w:hAnsi="Times New Roman" w:cs="Times New Roman"/>
+                <w:b/>
+                <w:bCs/>
+                <w:lang w:val="tr-TR"/>
+              </w:rPr>
+            </w:pPr>
+            <w:r>
+              <w:rPr>
+                <w:rFonts w:ascii="Times New Roman" w:hAnsi="Times New Roman" w:cs="Times New Roman"/>
+                <w:b/>
+                <w:bCs/>
+                <w:lang w:val="tr-TR"/>
+              </w:rPr>
+              <w:t xml:space="preserve">Bağımsız değişkenin değeri</w:t>
+            </w:r>
+          </w:p>
+        </w:tc>
+        <w:tc>
+          <w:tcPr>
+            <w:tcW w:w="2700" w:type="dxa"/>
+            <w:shd w:val="clear" w:color="auto" w:fill="D9E2F3"/>
+            <w:vAlign w:val="center"/>
+          </w:tcPr>
+          <w:p>
+            <w:pPr>
+              <w:jc w:val="center"/>
+              <w:rPr>
+                <w:rFonts w:ascii="Times New Roman" w:hAnsi="Times New Roman" w:cs="Times New Roman"/>
+                <w:b/>
+                <w:bCs/>
+                <w:lang w:val="tr-TR"/>
+              </w:rPr>
+            </w:pPr>
+            <w:r>
+              <w:rPr>
+                <w:rFonts w:ascii="Times New Roman" w:hAnsi="Times New Roman" w:cs="Times New Roman"/>
+                <w:b/>
+                <w:bCs/>
+                <w:lang w:val="tr-TR"/>
+              </w:rPr>
+              <w:t xml:space="preserve">Gözlem / Ölçülen süre</w:t>
+            </w:r>
+          </w:p>
+        </w:tc>
+        <w:tc>
+          <w:tcPr>
+            <w:tcW w:w="2600" w:type="dxa"/>
+            <w:shd w:val="clear" w:color="auto" w:fill="D9E2F3"/>
+            <w:vAlign w:val="center"/>
+          </w:tcPr>
+          <w:p>
+            <w:pPr>
+              <w:jc w:val="center"/>
+              <w:rPr>
+                <w:rFonts w:ascii="Times New Roman" w:hAnsi="Times New Roman" w:cs="Times New Roman"/>
+                <w:b/>
+                <w:bCs/>
+                <w:lang w:val="tr-TR"/>
+              </w:rPr>
+            </w:pPr>
+            <w:r>
+              <w:rPr>
+                <w:rFonts w:ascii="Times New Roman" w:hAnsi="Times New Roman" w:cs="Times New Roman"/>
+                <w:b/>
+                <w:bCs/>
+                <w:lang w:val="tr-TR"/>
+              </w:rPr>
+              <w:t xml:space="preserve">Tepkime hızı (hızlı/yavaş)</w:t>
+            </w:r>
+          </w:p>
+        </w:tc>
+      </w:tr>
+      <w:tr>
+        <w:trPr>
+          <w:trHeight w:val="500"/>
+        </w:trPr>
+        <w:tc>
+          <w:tcPr>
+            <w:tcW w:w="1000" w:type="dxa"/>
+            <w:vAlign w:val="center"/>
+          </w:tcPr>
+          <w:p>
+            <w:pPr>
+              <w:jc w:val="center"/>
+              <w:rPr>
+                <w:rFonts w:ascii="Times New Roman" w:hAnsi="Times New Roman" w:cs="Times New Roman"/>
+                <w:lang w:val="tr-TR"/>
+              </w:rPr>
+            </w:pPr>
+            <w:r>
+              <w:rPr>
+                <w:rFonts w:ascii="Times New Roman" w:hAnsi="Times New Roman" w:cs="Times New Roman"/>
+                <w:lang w:val="tr-TR"/>
+              </w:rPr>
+              <w:t xml:space="preserve">1</w:t>
+            </w:r>
+          </w:p>
+        </w:tc>
+        <w:tc>
+          <w:tcPr>
+            <w:tcW w:w="2700" w:type="dxa"/>
+            <w:vAlign w:val="center"/>
+          </w:tcPr>
+          <w:p>
+            <w:pPr>
+              <w:jc w:val="center"/>
+              <w:rPr>
+                <w:rFonts w:ascii="Times New Roman" w:hAnsi="Times New Roman" w:cs="Times New Roman"/>
+                <w:lang w:val="tr-TR"/>
+              </w:rPr>
+            </w:pPr>
+          </w:p>
+        </w:tc>
+        <w:tc>
+          <w:tcPr>
+            <w:tcW w:w="2700" w:type="dxa"/>
+            <w:vAlign w:val="center"/>
+          </w:tcPr>
+          <w:p>
+            <w:pPr>
+              <w:jc w:val="center"/>
+              <w:rPr>
+                <w:rFonts w:ascii="Times New Roman" w:hAnsi="Times New Roman" w:cs="Times New Roman"/>
+                <w:lang w:val="tr-TR"/>
+              </w:rPr>
+            </w:pPr>
+          </w:p>
+        </w:tc>
+        <w:tc>
+          <w:tcPr>
+            <w:tcW w:w="2600" w:type="dxa"/>
+            <w:vAlign w:val="center"/>
+          </w:tcPr>
+          <w:p>
+            <w:pPr>
+              <w:jc w:val="center"/>
+              <w:rPr>
+                <w:rFonts w:ascii="Times New Roman" w:hAnsi="Times New Roman" w:cs="Times New Roman"/>
+                <w:lang w:val="tr-TR"/>
+              </w:rPr>
+            </w:pPr>
+          </w:p>
+        </w:tc>
+      </w:tr>
+      <w:tr>
+        <w:trPr>
+          <w:trHeight w:val="500"/>
+        </w:trPr>
+        <w:tc>
+          <w:tcPr>
+            <w:tcW w:w="1000" w:type="dxa"/>
+            <w:vAlign w:val="center"/>
+          </w:tcPr>
+          <w:p>
+            <w:pPr>
+              <w:jc w:val="center"/>
+              <w:rPr>
+                <w:rFonts w:ascii="Times New Roman" w:hAnsi="Times New Roman" w:cs="Times New Roman"/>
+                <w:lang w:val="tr-TR"/>
+              </w:rPr>
+            </w:pPr>
+            <w:r>
+              <w:rPr>
+                <w:rFonts w:ascii="Times New Roman" w:hAnsi="Times New Roman" w:cs="Times New Roman"/>
+                <w:lang w:val="tr-TR"/>
+              </w:rPr>
+              <w:t xml:space="preserve">2</w:t>
+            </w:r>
+          </w:p>
+        </w:tc>
+        <w:tc>
+          <w:tcPr>
+            <w:tcW w:w="2700" w:type="dxa"/>
+            <w:vAlign w:val="center"/>
+          </w:tcPr>
+          <w:p>
+            <w:pPr>
+              <w:jc w:val="center"/>
+              <w:rPr>
+                <w:rFonts w:ascii="Times New Roman" w:hAnsi="Times New Roman" w:cs="Times New Roman"/>
+                <w:lang w:val="tr-TR"/>
+              </w:rPr>
+            </w:pPr>
+          </w:p>
+        </w:tc>
+        <w:tc>
+          <w:tcPr>
+            <w:tcW w:w="2700" w:type="dxa"/>
+            <w:vAlign w:val="center"/>
+          </w:tcPr>
+          <w:p>
+            <w:pPr>
+              <w:jc w:val="center"/>
+              <w:rPr>
+                <w:rFonts w:ascii="Times New Roman" w:hAnsi="Times New Roman" w:cs="Times New Roman"/>
+                <w:lang w:val="tr-TR"/>
+              </w:rPr>
+            </w:pPr>
+          </w:p>
+        </w:tc>
+        <w:tc>
+          <w:tcPr>
+            <w:tcW w:w="2600" w:type="dxa"/>
+            <w:vAlign w:val="center"/>
+          </w:tcPr>
+          <w:p>
+            <w:pPr>
+              <w:jc w:val="center"/>
+              <w:rPr>
+                <w:rFonts w:ascii="Times New Roman" w:hAnsi="Times New Roman" w:cs="Times New Roman"/>
+                <w:lang w:val="tr-TR"/>
+              </w:rPr>
+            </w:pPr>
+          </w:p>
+        </w:tc>
+      </w:tr>
+      <w:tr>
+        <w:trPr>
+          <w:trHeight w:val="500"/>
+        </w:trPr>
+        <w:tc>
+          <w:tcPr>
+            <w:tcW w:w="1000" w:type="dxa"/>
+            <w:vAlign w:val="center"/>
+          </w:tcPr>
+          <w:p>
+            <w:pPr>
+              <w:jc w:val="center"/>
+              <w:rPr>
+                <w:rFonts w:ascii="Times New Roman" w:hAnsi="Times New Roman" w:cs="Times New Roman"/>
+                <w:lang w:val="tr-TR"/>
+              </w:rPr>
+            </w:pPr>
+            <w:r>
+              <w:rPr>
+                <w:rFonts w:ascii="Times New Roman" w:hAnsi="Times New Roman" w:cs="Times New Roman"/>
+                <w:lang w:val="tr-TR"/>
+              </w:rPr>
+              <w:t xml:space="preserve">3</w:t>
+            </w:r>
+          </w:p>
+        </w:tc>
+        <w:tc>
+          <w:tcPr>
+            <w:tcW w:w="2700" w:type="dxa"/>
+            <w:vAlign w:val="center"/>
+          </w:tcPr>
+          <w:p>
+            <w:pPr>
+              <w:jc w:val="center"/>
+              <w:rPr>
+                <w:rFonts w:ascii="Times New Roman" w:hAnsi="Times New Roman" w:cs="Times New Roman"/>
+                <w:lang w:val="tr-TR"/>
+              </w:rPr>
+            </w:pPr>
+          </w:p>
+        </w:tc>
+        <w:tc>
+          <w:tcPr>
+            <w:tcW w:w="2700" w:type="dxa"/>
+            <w:vAlign w:val="center"/>
+          </w:tcPr>
+          <w:p>
+            <w:pPr>
+              <w:jc w:val="center"/>
+              <w:rPr>
+                <w:rFonts w:ascii="Times New Roman" w:hAnsi="Times New Roman" w:cs="Times New Roman"/>
+                <w:lang w:val="tr-TR"/>
+              </w:rPr>
+            </w:pPr>
+          </w:p>
+        </w:tc>
+        <w:tc>
+          <w:tcPr>
+            <w:tcW w:w="2600" w:type="dxa"/>
+            <w:vAlign w:val="center"/>
+          </w:tcPr>
+          <w:p>
+            <w:pPr>
+              <w:jc w:val="center"/>
+              <w:rPr>
+                <w:rFonts w:ascii="Times New Roman" w:hAnsi="Times New Roman" w:cs="Times New Roman"/>
+                <w:lang w:val="tr-TR"/>
+              </w:rPr>
+            </w:pPr>
+          </w:p>
+        </w:tc>
+      </w:tr>
+    </w:tbl>
+    <w:p>
+      <w:pPr>
+        <w:jc w:val="both"/>
+        <w:rPr>
+          <w:rFonts w:ascii="Times New Roman" w:hAnsi="Times New Roman" w:cs="Times New Roman"/>
+          <w:lang w:val="tr-TR"/>
+        </w:rPr>
+      </w:pPr>
+    </w:p>
+    <w:p>
+      <w:pPr>
+        <w:jc w:val="both"/>
+        <w:rPr>
+          <w:rFonts w:ascii="Times New Roman" w:hAnsi="Times New Roman" w:cs="Times New Roman"/>
+          <w:lang w:val="tr-TR"/>
+        </w:rPr>
+      </w:pPr>
+      <w:r>
+        <w:rPr>
+          <w:rFonts w:ascii="Times New Roman" w:hAnsi="Times New Roman" w:cs="Times New Roman"/>
+          <w:b/>
+          <w:bCs/>
+          <w:highlight w:val="yellow"/>
+          <w:lang w:val="tr-TR"/>
+        </w:rPr>
+        <w:t xml:space="preserve">NOT: </w:t>
+      </w:r>
+      <w:r>
+        <w:rPr>
+          <w:rFonts w:ascii="Times New Roman" w:hAnsi="Times New Roman" w:cs="Times New Roman"/>
+          <w:highlight w:val="yellow"/>
+          <w:lang w:val="tr-TR"/>
+        </w:rPr>
+        <w:t xml:space="preserve">Deney planı kalıbı her faktör için tekrarlanacak; sayfa düzenine göre 6 adet ya da 2 adet + “Her faktör için defterinize benzer bir plan yazınız.” yönergesi şeklinde konabilir.</w:t>
+      </w:r>
+    </w:p>
+    <w:p>
+      <w:pPr>
+        <w:jc w:val="both"/>
+        <w:rPr>
+          <w:rFonts w:ascii="Times New Roman" w:hAnsi="Times New Roman" w:cs="Times New Roman"/>
+          <w:lang w:val="tr-TR"/>
+        </w:rPr>
+      </w:pPr>
+      <w:r>
+        <w:rPr>
+          <w:rFonts w:ascii="Times New Roman" w:hAnsi="Times New Roman" w:cs="Times New Roman"/>
+          <w:b/>
+          <w:bCs/>
+          <w:lang w:val="tr-TR"/>
+        </w:rPr>
+        <w:t xml:space="preserve">4. Aşama: Verilerin Analizi ve Yorumlanması</w:t>
+      </w:r>
+    </w:p>
+    <w:p>
+      <w:pPr>
+        <w:pStyle w:val="ListParagraph"/>
+        <w:numPr>
+          <w:ilvl w:val="0"/>
+          <w:numId w:val="52"/>
+        </w:numPr>
+        <w:jc w:val="both"/>
+        <w:rPr>
+          <w:rFonts w:ascii="Times New Roman" w:hAnsi="Times New Roman" w:cs="Times New Roman"/>
+          <w:lang w:val="tr-TR"/>
+        </w:rPr>
+      </w:pPr>
+      <w:r>
+        <w:rPr>
+          <w:rFonts w:ascii="Times New Roman" w:hAnsi="Times New Roman" w:cs="Times New Roman"/>
+          <w:lang w:val="tr-TR"/>
+        </w:rPr>
+        <w:t xml:space="preserve">Deney verilerinizi analiz ederek her bir faktörün tepkime hızına etkisini yorumlayınız. Verileriniz başlangıçta kurduğunuz hipotezleri destekliyor mu? Açıklayınız.</w:t>
+      </w:r>
+    </w:p>
+    <w:p>
+      <w:pPr>
+        <w:ind w:left="720"/>
+        <w:jc w:val="both"/>
+        <w:rPr>
+          <w:rFonts w:ascii="Times New Roman" w:hAnsi="Times New Roman" w:cs="Times New Roman"/>
+          <w:lang w:val="tr-TR"/>
+        </w:rPr>
+      </w:pPr>
+      <w:r>
+        <w:rPr>
+          <w:rFonts w:ascii="Times New Roman" w:hAnsi="Times New Roman" w:cs="Times New Roman"/>
+          <w:lang w:val="tr-TR"/>
+        </w:rPr>
+        <w:t xml:space="preserve">……………………………………………………………………………………………</w:t>
+      </w:r>
+    </w:p>
+    <w:p>
+      <w:pPr>
+        <w:ind w:left="720"/>
+        <w:jc w:val="both"/>
+        <w:rPr>
+          <w:rFonts w:ascii="Times New Roman" w:hAnsi="Times New Roman" w:cs="Times New Roman"/>
+          <w:lang w:val="tr-TR"/>
+        </w:rPr>
+      </w:pPr>
+      <w:r>
+        <w:rPr>
+          <w:rFonts w:ascii="Times New Roman" w:hAnsi="Times New Roman" w:cs="Times New Roman"/>
+          <w:lang w:val="tr-TR"/>
+        </w:rPr>
+        <w:t xml:space="preserve">……………………………………………………………………………………………</w:t>
+      </w:r>
+    </w:p>
+    <w:p>
+      <w:pPr>
+        <w:ind w:left="720"/>
+        <w:jc w:val="both"/>
+        <w:rPr>
+          <w:rFonts w:ascii="Times New Roman" w:hAnsi="Times New Roman" w:cs="Times New Roman"/>
+          <w:lang w:val="tr-TR"/>
+        </w:rPr>
+      </w:pPr>
+      <w:r>
+        <w:rPr>
+          <w:rFonts w:ascii="Times New Roman" w:hAnsi="Times New Roman" w:cs="Times New Roman"/>
+          <w:lang w:val="tr-TR"/>
+        </w:rPr>
+        <w:t xml:space="preserve">……………………………………………………………………………………………</w:t>
+      </w:r>
+    </w:p>
+    <w:p>
+      <w:pPr>
+        <w:pStyle w:val="ListParagraph"/>
+        <w:numPr>
+          <w:ilvl w:val="0"/>
+          <w:numId w:val="52"/>
+        </w:numPr>
+        <w:jc w:val="both"/>
+        <w:rPr>
+          <w:rFonts w:ascii="Times New Roman" w:hAnsi="Times New Roman" w:cs="Times New Roman"/>
+          <w:lang w:val="tr-TR"/>
+        </w:rPr>
+      </w:pPr>
+      <w:r>
+        <w:rPr>
+          <w:rFonts w:ascii="Times New Roman" w:hAnsi="Times New Roman" w:cs="Times New Roman"/>
+          <w:lang w:val="tr-TR"/>
+        </w:rPr>
+        <w:t xml:space="preserve">Deney sonuçlarınızı kullanarak tepken derişiminin ve sıcaklığın tepkime hızına etkisini alt mikro seviyede açıklayan birer model çiziniz.</w:t>
+      </w:r>
+    </w:p>
+    <w:p>
+      <w:pPr>
+        <w:ind w:left="720"/>
+        <w:jc w:val="both"/>
+        <w:rPr>
+          <w:rFonts w:ascii="Times New Roman" w:hAnsi="Times New Roman" w:cs="Times New Roman"/>
+          <w:lang w:val="tr-TR"/>
+        </w:rPr>
+      </w:pPr>
+      <w:r>
+        <w:rPr>
+          <w:rFonts w:ascii="Times New Roman" w:hAnsi="Times New Roman" w:cs="Times New Roman"/>
+          <w:lang w:val="tr-TR"/>
+        </w:rPr>
+        <w:t xml:space="preserve">……………………………………………………………………………………………</w:t>
+      </w:r>
+    </w:p>
+    <w:p>
+      <w:pPr>
+        <w:ind w:left="720"/>
+        <w:jc w:val="both"/>
+        <w:rPr>
+          <w:rFonts w:ascii="Times New Roman" w:hAnsi="Times New Roman" w:cs="Times New Roman"/>
+          <w:lang w:val="tr-TR"/>
+        </w:rPr>
+      </w:pPr>
+      <w:r>
+        <w:rPr>
+          <w:rFonts w:ascii="Times New Roman" w:hAnsi="Times New Roman" w:cs="Times New Roman"/>
+          <w:lang w:val="tr-TR"/>
+        </w:rPr>
+        <w:t xml:space="preserve">……………………………………………………………………………………………</w:t>
+      </w:r>
+    </w:p>
+    <w:p>
+      <w:pPr>
+        <w:ind w:left="720"/>
+        <w:jc w:val="both"/>
+        <w:rPr>
+          <w:rFonts w:ascii="Times New Roman" w:hAnsi="Times New Roman" w:cs="Times New Roman"/>
+          <w:lang w:val="tr-TR"/>
+        </w:rPr>
+      </w:pPr>
+      <w:r>
+        <w:rPr>
+          <w:rFonts w:ascii="Times New Roman" w:hAnsi="Times New Roman" w:cs="Times New Roman"/>
+          <w:lang w:val="tr-TR"/>
+        </w:rPr>
+        <w:t xml:space="preserve">……………………………………………………………………………………………</w:t>
+      </w:r>
+    </w:p>
+    <w:tbl>
+      <w:tblPr>
+        <w:tblW w:w="9000" w:type="dxa"/>
+        <w:jc w:val="center"/>
+        <w:tblBorders>
+          <w:top w:val="single" w:sz="8" w:space="0" w:color="7F7F7F"/>
+          <w:left w:val="single" w:sz="8" w:space="0" w:color="7F7F7F"/>
+          <w:bottom w:val="single" w:sz="8" w:space="0" w:color="7F7F7F"/>
+          <w:right w:val="single" w:sz="8" w:space="0" w:color="7F7F7F"/>
+        </w:tblBorders>
+      </w:tblPr>
+      <w:tblGrid>
+        <w:gridCol w:w="9000"/>
+      </w:tblGrid>
+      <w:tr>
+        <w:trPr>
+          <w:trHeight w:val="2800"/>
+        </w:trPr>
+        <w:tc>
+          <w:tcPr>
+            <w:tcW w:w="9000" w:type="dxa"/>
+          </w:tcPr>
+          <w:p>
+            <w:pPr>
+              <w:jc w:val="left"/>
+              <w:rPr>
+                <w:rFonts w:ascii="Times New Roman" w:hAnsi="Times New Roman" w:cs="Times New Roman"/>
+                <w:b/>
+                <w:bCs/>
+                <w:lang w:val="tr-TR"/>
+              </w:rPr>
+            </w:pPr>
+            <w:r>
+              <w:rPr>
+                <w:rFonts w:ascii="Times New Roman" w:hAnsi="Times New Roman" w:cs="Times New Roman"/>
+                <w:b/>
+                <w:bCs/>
+                <w:lang w:val="tr-TR"/>
+              </w:rPr>
+              <w:t xml:space="preserve">Modelim</w:t>
+            </w:r>
+          </w:p>
+        </w:tc>
+      </w:tr>
+    </w:tbl>
+    <w:p>
+      <w:pPr>
+        <w:jc w:val="both"/>
+        <w:rPr>
+          <w:rFonts w:ascii="Times New Roman" w:hAnsi="Times New Roman" w:cs="Times New Roman"/>
+          <w:lang w:val="tr-TR"/>
+        </w:rPr>
+      </w:pPr>
+    </w:p>
+    <w:p>
+      <w:pPr>
+        <w:pStyle w:val="ListParagraph"/>
+        <w:numPr>
+          <w:ilvl w:val="0"/>
+          <w:numId w:val="53"/>
+        </w:numPr>
+        <w:jc w:val="both"/>
+        <w:rPr>
+          <w:rFonts w:ascii="Times New Roman" w:hAnsi="Times New Roman" w:cs="Times New Roman"/>
+          <w:lang w:val="tr-TR"/>
+        </w:rPr>
+      </w:pPr>
+      <w:r>
+        <w:rPr>
+          <w:rFonts w:ascii="Times New Roman" w:hAnsi="Times New Roman" w:cs="Times New Roman"/>
+          <w:lang w:val="tr-TR"/>
+        </w:rPr>
+        <w:t xml:space="preserve">Tepkime hızına etki eden faktörleri çarpışma teorisi ile ilişkilendiriniz. Her bir faktör birim zamandaki etkin çarpışma sayısını nasıl etkilemektedir?</w:t>
+      </w:r>
+    </w:p>
+    <w:p>
+      <w:pPr>
+        <w:ind w:left="720"/>
+        <w:jc w:val="both"/>
+        <w:rPr>
+          <w:rFonts w:ascii="Times New Roman" w:hAnsi="Times New Roman" w:cs="Times New Roman"/>
+          <w:lang w:val="tr-TR"/>
+        </w:rPr>
+      </w:pPr>
+      <w:r>
+        <w:rPr>
+          <w:rFonts w:ascii="Times New Roman" w:hAnsi="Times New Roman" w:cs="Times New Roman"/>
+          <w:lang w:val="tr-TR"/>
+        </w:rPr>
+        <w:t xml:space="preserve">……………………………………………………………………………………………</w:t>
+      </w:r>
+    </w:p>
+    <w:p>
+      <w:pPr>
+        <w:ind w:left="720"/>
+        <w:jc w:val="both"/>
+        <w:rPr>
+          <w:rFonts w:ascii="Times New Roman" w:hAnsi="Times New Roman" w:cs="Times New Roman"/>
+          <w:lang w:val="tr-TR"/>
+        </w:rPr>
+      </w:pPr>
+      <w:r>
+        <w:rPr>
+          <w:rFonts w:ascii="Times New Roman" w:hAnsi="Times New Roman" w:cs="Times New Roman"/>
+          <w:lang w:val="tr-TR"/>
+        </w:rPr>
+        <w:t xml:space="preserve">……………………………………………………………………………………………</w:t>
+      </w:r>
+    </w:p>
+    <w:p>
+      <w:pPr>
+        <w:ind w:left="720"/>
+        <w:jc w:val="both"/>
+        <w:rPr>
+          <w:rFonts w:ascii="Times New Roman" w:hAnsi="Times New Roman" w:cs="Times New Roman"/>
+          <w:lang w:val="tr-TR"/>
+        </w:rPr>
+      </w:pPr>
+      <w:r>
+        <w:rPr>
+          <w:rFonts w:ascii="Times New Roman" w:hAnsi="Times New Roman" w:cs="Times New Roman"/>
+          <w:lang w:val="tr-TR"/>
+        </w:rPr>
+        <w:t xml:space="preserve">……………………………………………………………………………………………</w:t>
+      </w:r>
+    </w:p>
+    <w:p>
+      <w:pPr>
+        <w:pStyle w:val="ListParagraph"/>
+        <w:numPr>
+          <w:ilvl w:val="0"/>
+          <w:numId w:val="53"/>
+        </w:numPr>
+        <w:jc w:val="both"/>
+        <w:rPr>
+          <w:rFonts w:ascii="Times New Roman" w:hAnsi="Times New Roman" w:cs="Times New Roman"/>
+          <w:lang w:val="tr-TR"/>
+        </w:rPr>
+      </w:pPr>
+      <w:r>
+        <w:rPr>
+          <w:rFonts w:ascii="Times New Roman" w:hAnsi="Times New Roman" w:cs="Times New Roman"/>
+          <w:lang w:val="tr-TR"/>
+        </w:rPr>
+        <w:t xml:space="preserve">Kâğıdın yanması ile demirin paslanması olaylarının benzerlik ve farklılıklarını öğrendiklerinizle ilişkilendirerek açıklayınız.</w:t>
+      </w:r>
+    </w:p>
+    <w:p>
+      <w:pPr>
+        <w:ind w:left="720"/>
+        <w:jc w:val="both"/>
+        <w:rPr>
+          <w:rFonts w:ascii="Times New Roman" w:hAnsi="Times New Roman" w:cs="Times New Roman"/>
+          <w:lang w:val="tr-TR"/>
+        </w:rPr>
+      </w:pPr>
+      <w:r>
+        <w:rPr>
+          <w:rFonts w:ascii="Times New Roman" w:hAnsi="Times New Roman" w:cs="Times New Roman"/>
+          <w:lang w:val="tr-TR"/>
+        </w:rPr>
+        <w:t xml:space="preserve">……………………………………………………………………………………………</w:t>
+      </w:r>
+    </w:p>
+    <w:p>
+      <w:pPr>
+        <w:ind w:left="720"/>
+        <w:jc w:val="both"/>
+        <w:rPr>
+          <w:rFonts w:ascii="Times New Roman" w:hAnsi="Times New Roman" w:cs="Times New Roman"/>
+          <w:lang w:val="tr-TR"/>
+        </w:rPr>
+      </w:pPr>
+      <w:r>
+        <w:rPr>
+          <w:rFonts w:ascii="Times New Roman" w:hAnsi="Times New Roman" w:cs="Times New Roman"/>
+          <w:lang w:val="tr-TR"/>
+        </w:rPr>
+        <w:t xml:space="preserve">……………………………………………………………………………………………</w:t>
+      </w:r>
+    </w:p>
+    <w:p>
+      <w:pPr>
+        <w:ind w:left="720"/>
+        <w:jc w:val="both"/>
+        <w:rPr>
+          <w:rFonts w:ascii="Times New Roman" w:hAnsi="Times New Roman" w:cs="Times New Roman"/>
+          <w:lang w:val="tr-TR"/>
+        </w:rPr>
+      </w:pPr>
+      <w:r>
+        <w:rPr>
+          <w:rFonts w:ascii="Times New Roman" w:hAnsi="Times New Roman" w:cs="Times New Roman"/>
+          <w:lang w:val="tr-TR"/>
+        </w:rPr>
+        <w:t xml:space="preserve">……………………………………………………………………………………………</w:t>
+      </w:r>
+    </w:p>
+    <w:p>
+      <w:pPr>
+        <w:jc w:val="both"/>
+        <w:rPr>
+          <w:rFonts w:ascii="Times New Roman" w:hAnsi="Times New Roman" w:cs="Times New Roman"/>
+          <w:lang w:val="tr-TR"/>
+        </w:rPr>
+      </w:pPr>
+      <w:r>
+        <w:rPr>
+          <w:rFonts w:ascii="Times New Roman" w:hAnsi="Times New Roman" w:cs="Times New Roman"/>
+          <w:lang w:val="tr-TR"/>
+        </w:rPr>
+        <w:t xml:space="preserve">Etkinliğiniz, karekodda yer alan “Dereceli Puanlama Anahtarı” ile öğretmeniniz tarafından değerlendirilecektir.</w:t>
+      </w:r>
+    </w:p>
+    <w:p>
+      <w:pPr>
+        <w:rPr>
+          <w:rFonts w:ascii="Times New Roman" w:hAnsi="Times New Roman" w:cs="Times New Roman"/>
+          <w:lang w:val="tr-TR"/>
+        </w:rPr>
+      </w:pPr>
+      <w:r>
+        <w:rPr>
+          <w:noProof/>
+          <w:lang w:val="tr-TR"/>
+        </w:rPr>
+        <mc:AlternateContent>
+          <mc:Choice Requires="wps">
+            <w:drawing>
+              <wp:anchor distT="0" distB="0" distL="114300" distR="114300" simplePos="0" relativeHeight="251669504" behindDoc="0" locked="0" layoutInCell="1" allowOverlap="1">
+                <wp:simplePos x="0" y="0"/>
+                <wp:positionH relativeFrom="column">
+                  <wp:align>right</wp:align>
+                </wp:positionH>
+                <wp:positionV relativeFrom="paragraph">
+                  <wp:posOffset>0</wp:posOffset>
+                </wp:positionV>
+                <wp:extent cx="1955800" cy="615950"/>
+                <wp:effectExtent l="0" t="0" r="12700" b="19050"/>
+                <wp:wrapTopAndBottom/>
+                <wp:docPr id="900002" name="Rectangle 7"/>
+                <wp:cNvGraphicFramePr/>
+                <a:graphic xmlns:a="http://schemas.openxmlformats.org/drawingml/2006/main">
+                  <a:graphicData uri="http://schemas.microsoft.com/office/word/2010/wordprocessingShape">
+                    <wps:wsp>
+                      <wps:cNvSpPr/>
+                      <wps:spPr>
+                        <a:xfrm>
+                          <a:off x="0" y="0"/>
+                          <a:ext cx="1955800" cy="615950"/>
+                        </a:xfrm>
+                        <a:prstGeom prst="rect">
+                          <a:avLst/>
+                        </a:prstGeom>
+                      </wps:spPr>
+                      <wps:style>
+                        <a:lnRef idx="2">
+                          <a:schemeClr val="accent6"/>
+                        </a:lnRef>
+                        <a:fillRef idx="1">
+                          <a:schemeClr val="lt1"/>
+                        </a:fillRef>
+                        <a:effectRef idx="0">
+                          <a:schemeClr val="accent6"/>
+                        </a:effectRef>
+                        <a:fontRef idx="minor">
+                          <a:schemeClr val="dk1"/>
+                        </a:fontRef>
+                      </wps:style>
+                      <wps:txbx>
+                        <w:txbxContent>
+                          <w:p>
+                            <w:pPr>
+                              <w:jc w:val="center"/>
+                              <w:rPr>
+                                <w:lang w:val="tr-TR"/>
+                              </w:rPr>
+                            </w:pPr>
+                            <w:r>
+                              <w:rPr>
+                                <w:lang w:val="tr-TR"/>
+                              </w:rPr>
+                              <w:t>Karekod alanı: Dereceli Puanlama Anahtarı</w:t>
+                            </w:r>
+                          </w:p>
+                        </w:txbxContent>
+                      </wps:txbx>
+                      <wps:bodyPr rot="0" spcFirstLastPara="0" vertOverflow="overflow" horzOverflow="overflow" vert="horz" wrap="square" lIns="91440" tIns="45720" rIns="91440" bIns="45720" numCol="1" spcCol="0" rtlCol="0" fromWordArt="0" anchor="ctr" anchorCtr="0" forceAA="0" compatLnSpc="1">
+                        <a:prstTxWarp prst="textNoShape">
+                          <a:avLst/>
+                        </a:prstTxWarp>
+                        <a:noAutofit/>
+                      </wps:bodyPr>
+                    </wps:wsp>
+                  </a:graphicData>
+                </a:graphic>
+                <wp14:sizeRelH relativeFrom="margin">
+                  <wp14:pctWidth>0</wp14:pctWidth>
+                </wp14:sizeRelH>
+                <wp14:sizeRelV relativeFrom="margin">
+                  <wp14:pctHeight>0</wp14:pctHeight>
+                </wp14:sizeRelV>
+              </wp:anchor>
+            </w:drawing>
+          </mc:Choice>
+          <mc:Fallback>
+            <w:pict>
+              <v:rect id="_x0000_s1033" style="position:absolute;margin-left:291.35pt;margin-top:32.5pt;width:154pt;height:48.5pt;z-index:251669504;visibility:visible;mso-wrap-style:square;mso-width-percent:0;mso-height-percent:0;mso-wrap-distance-left:9pt;mso-wrap-distance-top:0;mso-wrap-distance-right:9pt;mso-wrap-distance-bottom:0;mso-position-horizontal:absolute;mso-position-horizontal-relative:text;mso-position-vertical:absolute;mso-position-vertical-relative:text;mso-width-percent:0;mso-height-percent:0;mso-width-relative:margin;mso-height-relative:margin;v-text-anchor:middle" o:gfxdata="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" fillcolor="white [3201]" strokecolor="#4ea72e [3209]" strokeweight="1pt">
+                <v:textbox>
+                  <w:txbxContent>
+                    <w:p>
+                      <w:pPr>
+                        <w:jc w:val="center"/>
+                        <w:rPr>
+                          <w:lang w:val="tr-TR"/>
+                        </w:rPr>
+                      </w:pPr>
+                      <w:r>
+                        <w:rPr>
+                          <w:lang w:val="tr-TR"/>
+                        </w:rPr>
+                        <w:t>Karekod alanı: Dereceli Puanlama Anahtarı</w:t>
+                      </w:r>
+                    </w:p>
+                  </w:txbxContent>
+                </v:textbox>
+              </v:rect>
+            </w:pict>
+          </mc:Fallback>
+        </mc:AlternateContent>
+      </w:r>
+    </w:p>
+    <w:p>
+      <w:pPr>
+        <w:jc w:val="both"/>
+        <w:rPr>
+          <w:rFonts w:ascii="Times New Roman" w:hAnsi="Times New Roman" w:cs="Times New Roman"/>
+          <w:lang w:val="tr-TR"/>
+        </w:rPr>
+      </w:pPr>
+    </w:p>
+    <w:p>
+      <w:pPr>
+        <w:jc w:val="both"/>
+        <w:rPr>
+          <w:rFonts w:ascii="Times New Roman" w:hAnsi="Times New Roman" w:cs="Times New Roman"/>
+          <w:lang w:val="tr-TR"/>
+        </w:rPr>
+      </w:pPr>
+      <w:r>
+        <w:rPr>
+          <w:rFonts w:ascii="Times New Roman" w:hAnsi="Times New Roman" w:cs="Times New Roman"/>
+          <w:lang w:val="tr-TR"/>
+        </w:rPr>
+        <w:t xml:space="preserve">Karekodda verilen “Öz Değerlendirme Formu” ile başlangıçta hedeflediğiniz noktaya ulaşma durumunuzu, bu süreci kolaylaştıran davranışlarınızı ve neleri daha farklı yapabileceğinizi değerlendiriniz.</w:t>
+      </w:r>
+    </w:p>
+    <w:p>
+      <w:pPr>
+        <w:rPr>
+          <w:rFonts w:ascii="Times New Roman" w:hAnsi="Times New Roman" w:cs="Times New Roman"/>
+          <w:lang w:val="tr-TR"/>
+        </w:rPr>
+      </w:pPr>
+      <w:r>
+        <w:rPr>
+          <w:noProof/>
+          <w:lang w:val="tr-TR"/>
+        </w:rPr>
+        <mc:AlternateContent>
+          <mc:Choice Requires="wps">
+            <w:drawing>
+              <wp:anchor distT="0" distB="0" distL="114300" distR="114300" simplePos="0" relativeHeight="251669504" behindDoc="0" locked="0" layoutInCell="1" allowOverlap="1">
+                <wp:simplePos x="0" y="0"/>
+                <wp:positionH relativeFrom="column">
+                  <wp:align>right</wp:align>
+                </wp:positionH>
+                <wp:positionV relativeFrom="paragraph">
+                  <wp:posOffset>0</wp:posOffset>
+                </wp:positionV>
+                <wp:extent cx="1955800" cy="615950"/>
+                <wp:effectExtent l="0" t="0" r="12700" b="19050"/>
+                <wp:wrapTopAndBottom/>
+                <wp:docPr id="900003" name="Rectangle 7"/>
+                <wp:cNvGraphicFramePr/>
+                <a:graphic xmlns:a="http://schemas.openxmlformats.org/drawingml/2006/main">
+                  <a:graphicData uri="http://schemas.microsoft.com/office/word/2010/wordprocessingShape">
+                    <wps:wsp>
+                      <wps:cNvSpPr/>
+                      <wps:spPr>
+                        <a:xfrm>
+                          <a:off x="0" y="0"/>
+                          <a:ext cx="1955800" cy="615950"/>
+                        </a:xfrm>
+                        <a:prstGeom prst="rect">
+                          <a:avLst/>
+                        </a:prstGeom>
+                      </wps:spPr>
+                      <wps:style>
+                        <a:lnRef idx="2">
+                          <a:schemeClr val="accent6"/>
+                        </a:lnRef>
+                        <a:fillRef idx="1">
+                          <a:schemeClr val="lt1"/>
+                        </a:fillRef>
+                        <a:effectRef idx="0">
+                          <a:schemeClr val="accent6"/>
+                        </a:effectRef>
+                        <a:fontRef idx="minor">
+                          <a:schemeClr val="dk1"/>
+                        </a:fontRef>
+                      </wps:style>
+                      <wps:txbx>
+                        <w:txbxContent>
+                          <w:p>
+                            <w:pPr>
+                              <w:jc w:val="center"/>
+                              <w:rPr>
+                                <w:lang w:val="tr-TR"/>
+                              </w:rPr>
+                            </w:pPr>
+                            <w:r>
+                              <w:rPr>
+                                <w:lang w:val="tr-TR"/>
+                              </w:rPr>
+                              <w:t>Karekod alanı: Öz Değerlendirme Formu</w:t>
+                            </w:r>
+                          </w:p>
+                        </w:txbxContent>
+                      </wps:txbx>
+                      <wps:bodyPr rot="0" spcFirstLastPara="0" vertOverflow="overflow" horzOverflow="overflow" vert="horz" wrap="square" lIns="91440" tIns="45720" rIns="91440" bIns="45720" numCol="1" spcCol="0" rtlCol="0" fromWordArt="0" anchor="ctr" anchorCtr="0" forceAA="0" compatLnSpc="1">
+                        <a:prstTxWarp prst="textNoShape">
+                          <a:avLst/>
+                        </a:prstTxWarp>
+                        <a:noAutofit/>
+                      </wps:bodyPr>
+                    </wps:wsp>
+                  </a:graphicData>
+                </a:graphic>
+                <wp14:sizeRelH relativeFrom="margin">
+                  <wp14:pctWidth>0</wp14:pctWidth>
+                </wp14:sizeRelH>
+                <wp14:sizeRelV relativeFrom="margin">
+                  <wp14:pctHeight>0</wp14:pctHeight>
+                </wp14:sizeRelV>
+              </wp:anchor>
+            </w:drawing>
+          </mc:Choice>
+          <mc:Fallback>
+            <w:pict>
+              <v:rect id="_x0000_s1033" style="position:absolute;margin-left:291.35pt;margin-top:32.5pt;width:154pt;height:48.5pt;z-index:251669504;visibility:visible;mso-wrap-style:square;mso-width-percent:0;mso-height-percent:0;mso-wrap-distance-left:9pt;mso-wrap-distance-top:0;mso-wrap-distance-right:9pt;mso-wrap-distance-bottom:0;mso-position-horizontal:absolute;mso-position-horizontal-relative:text;mso-position-vertical:absolute;mso-position-vertical-relative:text;mso-width-percent:0;mso-height-percent:0;mso-width-relative:margin;mso-height-relative:margin;v-text-anchor:middle" o:gfxdata="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" fillcolor="white [3201]" strokecolor="#4ea72e [3209]" strokeweight="1pt">
+                <v:textbox>
+                  <w:txbxContent>
+                    <w:p>
+                      <w:pPr>
+                        <w:jc w:val="center"/>
+                        <w:rPr>
+                          <w:lang w:val="tr-TR"/>
+                        </w:rPr>
+                      </w:pPr>
+                      <w:r>
+                        <w:rPr>
+                          <w:lang w:val="tr-TR"/>
+                        </w:rPr>
+                        <w:t>Karekod alanı: Öz Değerlendirme Formu</w:t>
+                      </w:r>
+                    </w:p>
+                  </w:txbxContent>
+                </v:textbox>
+              </v:rect>
+            </w:pict>
+          </mc:Fallback>
+        </mc:AlternateContent>
+      </w:r>
+    </w:p>
+    <w:p>
+      <w:pPr>
+        <w:jc w:val="both"/>
+        <w:rPr>
+          <w:rFonts w:ascii="Times New Roman" w:hAnsi="Times New Roman" w:cs="Times New Roman"/>
+          <w:lang w:val="tr-TR"/>
+        </w:rPr>
+      </w:pPr>
+    </w:p>
+    <w:p>
+      <w:pPr>
+        <w:pStyle w:val="ListParagraph"/>
+        <w:ind w:left="1080"/>
+        <w:jc w:val="both"/>
+        <w:rPr>
+          <w:rFonts w:ascii="Times New Roman" w:hAnsi="Times New Roman" w:cs="Times New Roman"/>
+          <w:lang w:val="tr-TR"/>
+        </w:rPr>
+      </w:pPr>
+      <w:r>
+        <w:rPr>
+          <w:noProof/>
+          <w:lang w:val="tr-TR"/>
+        </w:rPr>
+        <mc:AlternateContent>
+          <mc:Choice Requires="wps">
+            <w:drawing>
+              <wp:anchor distT="0" distB="0" distL="114300" distR="114300" simplePos="0" relativeHeight="251659264" behindDoc="0" locked="0" layoutInCell="1" allowOverlap="1">
+                <wp:simplePos x="0" y="0"/>
+                <wp:positionH relativeFrom="column">
+                  <wp:posOffset>498916</wp:posOffset>
+                </wp:positionH>
+                <wp:positionV relativeFrom="paragraph">
+                  <wp:posOffset>170180</wp:posOffset>
+                </wp:positionV>
+                <wp:extent cx="5538486" cy="0"/>
+                <wp:effectExtent l="0" t="12700" r="24130" b="12700"/>
+                <wp:wrapNone/>
+                <wp:docPr id="900004" name="Straight Connector 1"/>
+                <wp:cNvGraphicFramePr/>
+                <a:graphic xmlns:a="http://schemas.openxmlformats.org/drawingml/2006/main">
+                  <a:graphicData uri="http://schemas.microsoft.com/office/word/2010/wordprocessingShape">
+                    <wps:wsp>
+                      <wps:cNvCnPr/>
+                      <wps:spPr>
+                        <a:xfrm flipV="1">
+                          <a:off x="0" y="0"/>
+                          <a:ext cx="5538486" cy="0"/>
+                        </a:xfrm>
+                        <a:prstGeom prst="line">
+                          <a:avLst/>
+                        </a:prstGeom>
+                        <a:ln w="19050">
+                          <a:solidFill>
+                            <a:schemeClr val="tx2">
+                              <a:lumMod val="50000"/>
+                              <a:lumOff val="50000"/>
+                            </a:schemeClr>
+                          </a:solidFill>
+                        </a:ln>
+                      </wps:spPr>
+                      <wps:style>
+                        <a:lnRef idx="1">
+                          <a:schemeClr val="accent1"/>
+                        </a:lnRef>
+                        <a:fillRef idx="0">
+                          <a:schemeClr val="accent1"/>
+                        </a:fillRef>
+                        <a:effectRef idx="0">
+                          <a:schemeClr val="accent1"/>
+                        </a:effectRef>
+                        <a:fontRef idx="minor">
+                          <a:schemeClr val="tx1"/>
+                        </a:fontRef>
+                      </wps:style>
+                      <wps:bodyPr/>
+                    </wps:wsp>
+                  </a:graphicData>
+                </a:graphic>
+                <wp14:sizeRelV relativeFrom="margin">
+                  <wp14:pctHeight>0</wp14:pctHeight>
+                </wp14:sizeRelV>
+              </wp:anchor>
+            </w:drawing>
+          </mc:Choice>
+          <mc:Fallback>
+            <w:pict>
+              <v:line id="Straight Connector 1" o:spid="_x0000_s1026" style="position:absolute;flip:y;z-index:251659264;visibility:visible;mso-wrap-style:square;mso-height-percent:0;mso-wrap-distance-left:9pt;mso-wrap-distance-top:0;mso-wrap-distance-right:9pt;mso-wrap-distance-bottom:0;mso-position-horizontal:absolute;mso-position-horizontal-relative:text;mso-position-vertical:absolute;mso-position-vertical-relative:text;mso-height-percent:0;mso-height-relative:margin" from="39.3pt,13.4pt" to="475.4pt,13.4pt" o:gfxdata="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" strokecolor="#4e95d9 [1631]" strokeweight="1.5pt">
+                <v:stroke joinstyle="miter"/>
+              </v:line>
+            </w:pict>
+          </mc:Fallback>
+        </mc:AlternateContent>
+      </w:r>
+    </w:p>
+    <w:p>
+      <w:pPr>
+        <w:jc w:val="both"/>
+        <w:rPr>
+          <w:rFonts w:ascii="Times New Roman" w:hAnsi="Times New Roman" w:cs="Times New Roman"/>
+          <w:lang w:val="tr-TR"/>
+        </w:rPr>
+      </w:pPr>
+      <w:r>
+        <w:rPr>
+          <w:rFonts w:ascii="Times New Roman" w:hAnsi="Times New Roman" w:cs="Times New Roman"/>
+          <w:lang w:val="tr-TR"/>
+        </w:rPr>
+        <w:t xml:space="preserve">Kimyasal tepkimelerin hızı; tepkenlerin cinsine, fiziksel hâline ve derişimine, sıcaklığa, katı tepkenlerin temas yüzeyine ve katalizöre bağlıdır. Çarpışma teorisine göre bir tepkimenin hızı, birim zamanda gerçekleşen etkin çarpışma sayısı ile doğru orantılıdır. Bu nedenle birim zamandaki toplam çarpışma sayısını ya da çarpışmalar içindeki etkin çarpışmaların oranını artıran her etken tepkime hızını artırır.</w:t>
+      </w:r>
+    </w:p>
+    <w:p>
+      <w:pPr>
+        <w:keepNext/>
+        <w:jc w:val="both"/>
+        <w:rPr>
+          <w:rFonts w:ascii="Times New Roman" w:hAnsi="Times New Roman" w:cs="Times New Roman"/>
+          <w:lang w:val="tr-TR"/>
+        </w:rPr>
+      </w:pPr>
+      <w:r>
+        <w:rPr>
+          <w:rFonts w:ascii="Times New Roman" w:hAnsi="Times New Roman" w:cs="Times New Roman"/>
+          <w:b/>
+          <w:bCs/>
+          <w:lang w:val="tr-TR"/>
+        </w:rPr>
+        <w:t xml:space="preserve">Tepken Cinsi</w:t>
+      </w:r>
+    </w:p>
+    <w:p>
+      <w:pPr>
+        <w:jc w:val="both"/>
+        <w:rPr>
+          <w:rFonts w:ascii="Times New Roman" w:hAnsi="Times New Roman" w:cs="Times New Roman"/>
+          <w:lang w:val="tr-TR"/>
+        </w:rPr>
+      </w:pPr>
+      <w:r>
+        <w:rPr>
+          <w:rFonts w:ascii="Times New Roman" w:hAnsi="Times New Roman" w:cs="Times New Roman"/>
+          <w:lang w:val="tr-TR"/>
+        </w:rPr>
+        <w:t xml:space="preserve">Aynı koşullarda farklı maddeler aynı maddeyle farklı hızlarda tepkimeye girer. Örneğin sodyum metali suyla şiddetli ve hızlı bir tepkime verirken magnezyum suyla oda sıcaklığında çok yavaş tepkimeye girer; demirin suyla tepkimesi ise neredeyse gözlenemeyecek kadar yavaştır. Tepkime sırasında kırılması gereken bağların sayısı ve sağlamlığı, aktivasyon enerjisinin büyüklüğünü belirler. Genel olarak zıt yüklü iyonlar arasında gerçekleşen tepkimeler (Ag</w:t>
+      </w:r>
+      <w:r>
+        <w:rPr>
+          <w:rFonts w:ascii="Times New Roman" w:hAnsi="Times New Roman" w:cs="Times New Roman"/>
+          <w:vertAlign w:val="superscript"/>
+          <w:lang w:val="tr-TR"/>
+        </w:rPr>
+        <w:t xml:space="preserve">+</w:t>
+      </w:r>
+      <w:r>
+        <w:rPr>
+          <w:rFonts w:ascii="Times New Roman" w:hAnsi="Times New Roman" w:cs="Times New Roman"/>
+          <w:lang w:val="tr-TR"/>
+        </w:rPr>
+        <w:t xml:space="preserve">(suda) + Cl</w:t>
+      </w:r>
+      <w:r>
+        <w:rPr>
+          <w:rFonts w:ascii="Times New Roman" w:hAnsi="Times New Roman" w:cs="Times New Roman"/>
+          <w:vertAlign w:val="superscript"/>
+          <w:lang w:val="tr-TR"/>
+        </w:rPr>
+        <w:t xml:space="preserve">−</w:t>
+      </w:r>
+      <w:r>
+        <w:rPr>
+          <w:rFonts w:ascii="Times New Roman" w:hAnsi="Times New Roman" w:cs="Times New Roman"/>
+          <w:lang w:val="tr-TR"/>
+        </w:rPr>
+        <w:t xml:space="preserve">(suda) → AgCl(k) gibi) bağ kırılması gerektirmediği için oda sıcaklığında çok hızlıdır. Kovalent bağların kırılmasını gerektiren tepkimeler ise genellikle daha yavaştır. Örneğin metan ve oksijen gazları aynı ortamda uzun süre tepkimeye girmeden bulunabilir; tepkimenin başlaması için bir kıvılcım gerekir.</w:t>
+      </w:r>
+    </w:p>
+    <w:tbl>
+      <w:tblPr>
+        <w:tblW w:w="9000" w:type="dxa"/>
+        <w:jc w:val="center"/>
+        <w:tblBorders>
+          <w:top w:val="single" w:sz="8" w:space="0" w:color="7F7F7F"/>
+          <w:left w:val="single" w:sz="8" w:space="0" w:color="7F7F7F"/>
+          <w:bottom w:val="single" w:sz="8" w:space="0" w:color="7F7F7F"/>
+          <w:right w:val="single" w:sz="8" w:space="0" w:color="7F7F7F"/>
+        </w:tblBorders>
+      </w:tblPr>
+      <w:tblGrid>
+        <w:gridCol w:w="9000"/>
+      </w:tblGrid>
+      <w:tr>
+        <w:tc>
+          <w:tcPr>
+            <w:tcW w:w="9000" w:type="dxa"/>
+            <w:shd w:val="clear" w:color="auto" w:fill="EDEDED"/>
+          </w:tcPr>
+          <w:p>
+            <w:pPr>
+              <w:jc w:val="both"/>
+              <w:rPr>
+                <w:rFonts w:ascii="Times New Roman" w:hAnsi="Times New Roman" w:cs="Times New Roman"/>
+                <w:lang w:val="tr-TR"/>
+              </w:rPr>
+            </w:pPr>
+            <w:r>
+              <w:rPr>
+                <w:rFonts w:ascii="Times New Roman" w:hAnsi="Times New Roman" w:cs="Times New Roman"/>
+                <w:lang w:val="tr-TR"/>
+              </w:rPr>
+              <w:t xml:space="preserve">GÖRSEL ALANI (Shutterstock’tan seçilecek)</w:t>
+            </w:r>
+          </w:p>
+          <w:p>
+            <w:pPr>
+              <w:jc w:val="both"/>
+              <w:rPr>
+                <w:rFonts w:ascii="Times New Roman" w:hAnsi="Times New Roman" w:cs="Times New Roman"/>
+                <w:lang w:val="tr-TR"/>
+              </w:rPr>
+            </w:pPr>
+            <w:r>
+              <w:rPr>
+                <w:rFonts w:ascii="Times New Roman" w:hAnsi="Times New Roman" w:cs="Times New Roman"/>
+                <w:lang w:val="tr-TR"/>
+              </w:rPr>
+              <w:t xml:space="preserve">Tarif: İçinde fenolftalein damlatılmış su bulunan bir beherde, yüzeyde hareket eden ve gaz çıkaran küçük bir sodyum parçası (çözelti pembe renkte).</w:t>
+            </w:r>
+          </w:p>
+          <w:p>
+            <w:pPr>
+              <w:jc w:val="both"/>
+              <w:rPr>
+                <w:rFonts w:ascii="Times New Roman" w:hAnsi="Times New Roman" w:cs="Times New Roman"/>
+                <w:lang w:val="tr-TR"/>
+              </w:rPr>
+            </w:pPr>
+            <w:r>
+              <w:rPr>
+                <w:rFonts w:ascii="Times New Roman" w:hAnsi="Times New Roman" w:cs="Times New Roman"/>
+                <w:lang w:val="tr-TR"/>
+              </w:rPr>
+              <w:t xml:space="preserve">Shutterstock arama: “sodium reacting with water”</w:t>
+            </w:r>
+          </w:p>
+          <w:p>
+            <w:pPr>
+              <w:jc w:val="both"/>
+              <w:rPr>
+                <w:rFonts w:ascii="Times New Roman" w:hAnsi="Times New Roman" w:cs="Times New Roman"/>
+                <w:lang w:val="tr-TR"/>
+              </w:rPr>
+            </w:pPr>
+            <w:r>
+              <w:rPr>
+                <w:rFonts w:ascii="Times New Roman" w:hAnsi="Times New Roman" w:cs="Times New Roman"/>
+                <w:lang w:val="tr-TR"/>
+              </w:rPr>
+              <w:t xml:space="preserve">Shutter ID: ……………</w:t>
+            </w:r>
+          </w:p>
+        </w:tc>
+      </w:tr>
+    </w:tbl>
+    <w:p>
+      <w:pPr>
+        <w:jc w:val="both"/>
+        <w:rPr>
+          <w:rFonts w:ascii="Times New Roman" w:hAnsi="Times New Roman" w:cs="Times New Roman"/>
+          <w:lang w:val="tr-TR"/>
+        </w:rPr>
+      </w:pPr>
+    </w:p>
+    <w:p>
+      <w:pPr>
+        <w:jc w:val="center"/>
+        <w:rPr>
+          <w:rFonts w:ascii="Times New Roman" w:hAnsi="Times New Roman" w:cs="Times New Roman"/>
+          <w:lang w:val="tr-TR"/>
+        </w:rPr>
+      </w:pPr>
+      <w:r>
+        <w:rPr>
+          <w:rFonts w:ascii="Times New Roman" w:hAnsi="Times New Roman" w:cs="Times New Roman"/>
+          <w:b/>
+          <w:bCs/>
+          <w:lang w:val="tr-TR"/>
+        </w:rPr>
+        <w:t xml:space="preserve">Görsel C:</w:t>
+      </w:r>
+      <w:r>
+        <w:rPr>
+          <w:rFonts w:ascii="Times New Roman" w:hAnsi="Times New Roman" w:cs="Times New Roman"/>
+          <w:lang w:val="tr-TR"/>
+        </w:rPr>
+        <w:t xml:space="preserve"> Sodyum metalinin su ile tepkimesi</w:t>
+      </w:r>
+    </w:p>
+    <w:p>
+      <w:pPr>
+        <w:keepNext/>
+        <w:jc w:val="both"/>
+        <w:rPr>
+          <w:rFonts w:ascii="Times New Roman" w:hAnsi="Times New Roman" w:cs="Times New Roman"/>
+          <w:lang w:val="tr-TR"/>
+        </w:rPr>
+      </w:pPr>
+      <w:r>
+        <w:rPr>
+          <w:rFonts w:ascii="Times New Roman" w:hAnsi="Times New Roman" w:cs="Times New Roman"/>
+          <w:b/>
+          <w:bCs/>
+          <w:lang w:val="tr-TR"/>
+        </w:rPr>
+        <w:t xml:space="preserve">Fiziksel Hâl</w:t>
+      </w:r>
+    </w:p>
+    <w:p>
+      <w:pPr>
+        <w:jc w:val="both"/>
+        <w:rPr>
+          <w:rFonts w:ascii="Times New Roman" w:hAnsi="Times New Roman" w:cs="Times New Roman"/>
+          <w:lang w:val="tr-TR"/>
+        </w:rPr>
+      </w:pPr>
+      <w:r>
+        <w:rPr>
+          <w:rFonts w:ascii="Times New Roman" w:hAnsi="Times New Roman" w:cs="Times New Roman"/>
+          <w:lang w:val="tr-TR"/>
+        </w:rPr>
+        <w:t xml:space="preserve">Tepkimenin gerçekleşebilmesi için tepken taneciklerinin birbirleriyle çarpışması gerekir. Katı hâldeki tanecikler yalnızca yerlerinde titreşim hareketi yapabildiği için iki katı tepken ancak temas yüzeylerinde tepkimeye girebilir. Bu nedenle katılar arasındaki tepkimeler genellikle çok yavaştır. Sıvı ve çözelti hâlindeki tanecikler ile gaz tanecikleri ise ortamda serbestçe hareket ederek daha sık çarpışır. Analiz ve Keşif Atölyesi 1.7.’de kabartma tozu ile limon tuzunun katı hâlde karıştırıldığında gözle görülür bir değişim oluşturmadığı, çözeltileri karıştırıldığında ise hızla gaz çıkışı gözlendiği fark edilmiştir. Genel olarak aynı tepkime için tepkime hızı gaz &gt; sıvı (çözelti) &gt; katı şeklinde sıralanır. Tepkenlerin tamamı aynı fiziksel hâlde bulunan tepkimelere </w:t>
+      </w:r>
+      <w:r>
+        <w:rPr>
+          <w:rFonts w:ascii="Times New Roman" w:hAnsi="Times New Roman" w:cs="Times New Roman"/>
+          <w:b/>
+          <w:bCs/>
+          <w:lang w:val="tr-TR"/>
+        </w:rPr>
+        <w:t xml:space="preserve">homojen tepkimeler</w:t>
+      </w:r>
+      <w:r>
+        <w:rPr>
+          <w:rFonts w:ascii="Times New Roman" w:hAnsi="Times New Roman" w:cs="Times New Roman"/>
+          <w:lang w:val="tr-TR"/>
+        </w:rPr>
+        <w:t xml:space="preserve">, farklı fiziksel hâllerde bulunan tepkimelere ise </w:t>
+      </w:r>
+      <w:r>
+        <w:rPr>
+          <w:rFonts w:ascii="Times New Roman" w:hAnsi="Times New Roman" w:cs="Times New Roman"/>
+          <w:b/>
+          <w:bCs/>
+          <w:lang w:val="tr-TR"/>
+        </w:rPr>
+        <w:t xml:space="preserve">heterojen tepkimeler</w:t>
+      </w:r>
+      <w:r>
+        <w:rPr>
+          <w:rFonts w:ascii="Times New Roman" w:hAnsi="Times New Roman" w:cs="Times New Roman"/>
+          <w:lang w:val="tr-TR"/>
+        </w:rPr>
+        <w:t xml:space="preserve"> denir.</w:t>
+      </w:r>
+    </w:p>
+    <w:p>
+      <w:pPr>
+        <w:keepNext/>
+        <w:jc w:val="both"/>
+        <w:rPr>
+          <w:rFonts w:ascii="Times New Roman" w:hAnsi="Times New Roman" w:cs="Times New Roman"/>
+          <w:lang w:val="tr-TR"/>
+        </w:rPr>
+      </w:pPr>
+      <w:r>
+        <w:rPr>
+          <w:rFonts w:ascii="Times New Roman" w:hAnsi="Times New Roman" w:cs="Times New Roman"/>
+          <w:b/>
+          <w:bCs/>
+          <w:lang w:val="tr-TR"/>
+        </w:rPr>
+        <w:t xml:space="preserve">Tepken Derişimi</w:t>
+      </w:r>
+    </w:p>
+    <w:p>
+      <w:pPr>
+        <w:jc w:val="both"/>
+        <w:rPr>
+          <w:rFonts w:ascii="Times New Roman" w:hAnsi="Times New Roman" w:cs="Times New Roman"/>
+          <w:lang w:val="tr-TR"/>
+        </w:rPr>
+      </w:pPr>
+      <w:r>
+        <w:rPr>
+          <w:rFonts w:ascii="Times New Roman" w:hAnsi="Times New Roman" w:cs="Times New Roman"/>
+          <w:lang w:val="tr-TR"/>
+        </w:rPr>
+        <w:t xml:space="preserve">Tepken derişimi arttıkça birim hacimdeki tanecik sayısı artar. Birim hacimde daha fazla tanecik bulunması birim zamanda gerçekleşen çarpışma sayısını ve dolayısıyla etkin çarpışma sayısını artırır (Görsel D). Bu nedenle tepken derişimi arttıkça tepkime hızı artar. Saf oksijen içine sokulan kor hâlindeki kıymığın alevlenmesi, havada yaklaşık %21 olan oksijen derişiminin saf oksijende çok daha yüksek olmasıyla açıklanabilir. Gaz fazındaki tepkimelerde sabit sıcaklıkta kabın hacmi küçültüldüğünde gazların derişimi ve basıncı artar; bu durum da tepkime hızını artırır. Katı ve saf sıvıların derişimi sabit kabul edildiğinden bunların miktarındaki değişim tepkime hızını derişim yoluyla etkilemez.</w:t>
+      </w:r>
+    </w:p>
+    <w:p xmlns:a="http://schemas.openxmlformats.org/drawingml/2006/main" xmlns:pic="http://schemas.openxmlformats.org/drawingml/2006/picture">
+      <w:pPr>
+        <w:jc w:val="center"/>
+        <w:rPr>
+          <w:rFonts w:ascii="Times New Roman" w:hAnsi="Times New Roman" w:cs="Times New Roman"/>
+          <w:lang w:val="tr-TR"/>
+        </w:rPr>
+      </w:pPr>
+      <w:r>
+        <w:drawing>
+          <wp:inline distT="0" distB="0" distL="0" distR="0">
+            <wp:extent cx="4680000" cy="2246400"/>
+            <wp:docPr id="900005" name="Grafik 900005" descr="Derişim tanecik modeli"/>
+            <wp:cNvGraphicFramePr>
+              <a:graphicFrameLocks noChangeAspect="1"/>
+            </wp:cNvGraphicFramePr>
+            <a:graphic>
+              <a:graphicData uri="http://schemas.openxmlformats.org/drawingml/2006/picture">
+                <pic:pic>
+                  <pic:nvPicPr>
+                    <pic:cNvPr id="900005" name="k11_900005.png"/>
+                    <pic:cNvPicPr/>
+                  </pic:nvPicPr>
+                  <pic:blipFill>
+                    <a:blip r:embed="rIdK1"/>
+                    <a:stretch>
+                      <a:fillRect/>
+                    </a:stretch>
+                  </pic:blipFill>
+                  <pic:spPr>
+                    <a:xfrm>
+                      <a:off x="0" y="0"/>
+                      <a:ext cx="4680000" cy="2246400"/>
+                    </a:xfrm>
+                    <a:prstGeom prst="rect">
+                      <a:avLst/>
+                    </a:prstGeom>
+                  </pic:spPr>
+                </pic:pic>
+              </a:graphicData>
+            </a:graphic>
+          </wp:inline>
+        </w:drawing>
+      </w:r>
+    </w:p>
+    <w:p>
+      <w:pPr>
+        <w:jc w:val="center"/>
+        <w:rPr>
+          <w:rFonts w:ascii="Times New Roman" w:hAnsi="Times New Roman" w:cs="Times New Roman"/>
+          <w:lang w:val="tr-TR"/>
+        </w:rPr>
+      </w:pPr>
+      <w:r>
+        <w:rPr>
+          <w:rFonts w:ascii="Times New Roman" w:hAnsi="Times New Roman" w:cs="Times New Roman"/>
+          <w:b/>
+          <w:bCs/>
+          <w:lang w:val="tr-TR"/>
+        </w:rPr>
+        <w:t xml:space="preserve">Görsel D:</w:t>
+      </w:r>
+      <w:r>
+        <w:rPr>
+          <w:rFonts w:ascii="Times New Roman" w:hAnsi="Times New Roman" w:cs="Times New Roman"/>
+          <w:lang w:val="tr-TR"/>
+        </w:rPr>
+        <w:t xml:space="preserve"> Düşük ve yüksek derişimde birim hacimdeki tanecik sayısı</w:t>
+      </w:r>
+    </w:p>
+    <w:p>
+      <w:pPr>
+        <w:jc w:val="both"/>
+        <w:rPr>
+          <w:rFonts w:ascii="Times New Roman" w:hAnsi="Times New Roman" w:cs="Times New Roman"/>
+          <w:lang w:val="tr-TR"/>
+        </w:rPr>
+      </w:pPr>
+      <w:r>
+        <w:rPr>
+          <w:rFonts w:ascii="Times New Roman" w:hAnsi="Times New Roman" w:cs="Times New Roman"/>
+          <w:b/>
+          <w:bCs/>
+          <w:highlight w:val="yellow"/>
+          <w:lang w:val="tr-TR"/>
+        </w:rPr>
+        <w:t xml:space="preserve">NOT: </w:t>
+      </w:r>
+      <w:r>
+        <w:rPr>
+          <w:rFonts w:ascii="Times New Roman" w:hAnsi="Times New Roman" w:cs="Times New Roman"/>
+          <w:highlight w:val="yellow"/>
+          <w:lang w:val="tr-TR"/>
+        </w:rPr>
+        <w:t xml:space="preserve">Taslak model; yayınevi tarafından iki farklı renkte tanecik ve çarpışmayı gösteren küçük “yıldız” işaretleriyle yeniden çizilebilir.</w:t>
+      </w:r>
+    </w:p>
+    <w:p>
+      <w:pPr>
+        <w:keepNext/>
+        <w:jc w:val="both"/>
+        <w:rPr>
+          <w:rFonts w:ascii="Times New Roman" w:hAnsi="Times New Roman" w:cs="Times New Roman"/>
+          <w:lang w:val="tr-TR"/>
+        </w:rPr>
+      </w:pPr>
+      <w:r>
+        <w:rPr>
+          <w:rFonts w:ascii="Times New Roman" w:hAnsi="Times New Roman" w:cs="Times New Roman"/>
+          <w:b/>
+          <w:bCs/>
+          <w:lang w:val="tr-TR"/>
+        </w:rPr>
+        <w:t xml:space="preserve">Sıcaklık</w:t>
+      </w:r>
+    </w:p>
+    <w:p>
+      <w:pPr>
+        <w:jc w:val="both"/>
+        <w:rPr>
+          <w:rFonts w:ascii="Times New Roman" w:hAnsi="Times New Roman" w:cs="Times New Roman"/>
+          <w:lang w:val="tr-TR"/>
+        </w:rPr>
+      </w:pPr>
+      <w:r>
+        <w:rPr>
+          <w:rFonts w:ascii="Times New Roman" w:hAnsi="Times New Roman" w:cs="Times New Roman"/>
+          <w:lang w:val="tr-TR"/>
+        </w:rPr>
+        <w:t xml:space="preserve">Sıcaklık arttıkça taneciklerin ortalama kinetik enerjisi ve hızları artar. Hızlanan tanecikler birim zamanda daha sık çarpışır. Ancak sıcaklık artışının tepkime hızını artırmasının asıl nedeni, aktivasyon enerjisini (eşik enerjisini) aşacak kadar kinetik enerjiye sahip tanecik oranının artmasıdır. Grafik A’da T</w:t>
+      </w:r>
+      <w:r>
+        <w:rPr>
+          <w:rFonts w:ascii="Times New Roman" w:hAnsi="Times New Roman" w:cs="Times New Roman"/>
+          <w:vertAlign w:val="subscript"/>
+          <w:lang w:val="tr-TR"/>
+        </w:rPr>
+        <w:t xml:space="preserve">1</w:t>
+      </w:r>
+      <w:r>
+        <w:rPr>
+          <w:rFonts w:ascii="Times New Roman" w:hAnsi="Times New Roman" w:cs="Times New Roman"/>
+          <w:lang w:val="tr-TR"/>
+        </w:rPr>
+        <w:t xml:space="preserve"> ve T</w:t>
+      </w:r>
+      <w:r>
+        <w:rPr>
+          <w:rFonts w:ascii="Times New Roman" w:hAnsi="Times New Roman" w:cs="Times New Roman"/>
+          <w:vertAlign w:val="subscript"/>
+          <w:lang w:val="tr-TR"/>
+        </w:rPr>
+        <w:t xml:space="preserve">2</w:t>
+      </w:r>
+      <w:r>
+        <w:rPr>
+          <w:rFonts w:ascii="Times New Roman" w:hAnsi="Times New Roman" w:cs="Times New Roman"/>
+          <w:lang w:val="tr-TR"/>
+        </w:rPr>
+        <w:t xml:space="preserve"> sıcaklıklarında taneciklerin kinetik enerji dağılımı verilmiştir. Taralı alanlar eşik enerjisini aşan taneciklerin oranını gösterir. Yüksek sıcaklıkta (T</w:t>
+      </w:r>
+      <w:r>
+        <w:rPr>
+          <w:rFonts w:ascii="Times New Roman" w:hAnsi="Times New Roman" w:cs="Times New Roman"/>
+          <w:vertAlign w:val="subscript"/>
+          <w:lang w:val="tr-TR"/>
+        </w:rPr>
+        <w:t xml:space="preserve">2</w:t>
+      </w:r>
+      <w:r>
+        <w:rPr>
+          <w:rFonts w:ascii="Times New Roman" w:hAnsi="Times New Roman" w:cs="Times New Roman"/>
+          <w:lang w:val="tr-TR"/>
+        </w:rPr>
+        <w:t xml:space="preserve">) bu alan belirgin şekilde büyüktür; bu nedenle etkin çarpışma sayısı ve tepkime hızı artar. Sıcaklık artışı hem endotermik hem de ekzotermik tepkimelerin hızını artırır. Birçok tepkimede sıcaklığın 10 °C artırılması tepkime hızını yaklaşık iki katına çıkarır. Sebze ve meyvelerin buzdolabında saklanması, düşük sıcaklıkta bozulma tepkimelerinin yavaşlamasından yararlanılan bir uygulamadır. Düdüklü tencerede suyun daha yüksek sıcaklıkta kaynaması ise yemeklerin daha kısa sürede pişmesini sağlar.</w:t>
+      </w:r>
+    </w:p>
+    <w:p xmlns:a="http://schemas.openxmlformats.org/drawingml/2006/main" xmlns:pic="http://schemas.openxmlformats.org/drawingml/2006/picture">
+      <w:pPr>
+        <w:jc w:val="center"/>
+        <w:rPr>
+          <w:rFonts w:ascii="Times New Roman" w:hAnsi="Times New Roman" w:cs="Times New Roman"/>
+          <w:lang w:val="tr-TR"/>
+        </w:rPr>
+      </w:pPr>
+      <w:r>
+        <w:drawing>
+          <wp:inline distT="0" distB="0" distL="0" distR="0">
+            <wp:extent cx="4680000" cy="2867280"/>
+            <wp:docPr id="900006" name="Grafik 900006" descr="Maxwell-Boltzmann dağılımı T1 T2"/>
+            <wp:cNvGraphicFramePr>
+              <a:graphicFrameLocks noChangeAspect="1"/>
+            </wp:cNvGraphicFramePr>
+            <a:graphic>
+              <a:graphicData uri="http://schemas.openxmlformats.org/drawingml/2006/picture">
+                <pic:pic>
+                  <pic:nvPicPr>
+                    <pic:cNvPr id="900006" name="k11_900006.png"/>
+                    <pic:cNvPicPr/>
+                  </pic:nvPicPr>
+                  <pic:blipFill>
+                    <a:blip r:embed="rIdK2"/>
+                    <a:stretch>
+                      <a:fillRect/>
+                    </a:stretch>
+                  </pic:blipFill>
+                  <pic:spPr>
+                    <a:xfrm>
+                      <a:off x="0" y="0"/>
+                      <a:ext cx="4680000" cy="2867280"/>
+                    </a:xfrm>
+                    <a:prstGeom prst="rect">
+                      <a:avLst/>
+                    </a:prstGeom>
+                  </pic:spPr>
+                </pic:pic>
+              </a:graphicData>
+            </a:graphic>
+          </wp:inline>
+        </w:drawing>
+      </w:r>
+    </w:p>
+    <w:p>
+      <w:pPr>
+        <w:jc w:val="center"/>
+        <w:rPr>
+          <w:rFonts w:ascii="Times New Roman" w:hAnsi="Times New Roman" w:cs="Times New Roman"/>
+          <w:lang w:val="tr-TR"/>
+        </w:rPr>
+      </w:pPr>
+      <w:r>
+        <w:rPr>
+          <w:rFonts w:ascii="Times New Roman" w:hAnsi="Times New Roman" w:cs="Times New Roman"/>
+          <w:b/>
+          <w:bCs/>
+          <w:lang w:val="tr-TR"/>
+        </w:rPr>
+        <w:t xml:space="preserve">Grafik A:</w:t>
+      </w:r>
+      <w:r>
+        <w:rPr>
+          <w:rFonts w:ascii="Times New Roman" w:hAnsi="Times New Roman" w:cs="Times New Roman"/>
+          <w:lang w:val="tr-TR"/>
+        </w:rPr>
+        <w:t xml:space="preserve"> İki farklı sıcaklıkta taneciklerin kinetik enerji dağılımı ve eşik enerjisini aşan tanecik oranı</w:t>
+      </w:r>
+    </w:p>
+    <w:p>
+      <w:pPr>
+        <w:keepNext/>
+        <w:jc w:val="both"/>
+        <w:rPr>
+          <w:rFonts w:ascii="Times New Roman" w:hAnsi="Times New Roman" w:cs="Times New Roman"/>
+          <w:lang w:val="tr-TR"/>
+        </w:rPr>
+      </w:pPr>
+      <w:r>
+        <w:rPr>
+          <w:rFonts w:ascii="Times New Roman" w:hAnsi="Times New Roman" w:cs="Times New Roman"/>
+          <w:b/>
+          <w:bCs/>
+          <w:lang w:val="tr-TR"/>
+        </w:rPr>
+        <w:t xml:space="preserve">Katı Tepkenin Temas Yüzeyi</w:t>
+      </w:r>
+    </w:p>
+    <w:p>
+      <w:pPr>
+        <w:jc w:val="both"/>
+        <w:rPr>
+          <w:rFonts w:ascii="Times New Roman" w:hAnsi="Times New Roman" w:cs="Times New Roman"/>
+          <w:lang w:val="tr-TR"/>
+        </w:rPr>
+      </w:pPr>
+      <w:r>
+        <w:rPr>
+          <w:rFonts w:ascii="Times New Roman" w:hAnsi="Times New Roman" w:cs="Times New Roman"/>
+          <w:lang w:val="tr-TR"/>
+        </w:rPr>
+        <w:t xml:space="preserve">Katı bir tepken ile sıvı, çözelti ya da gaz fazındaki bir tepken arasında gerçekleşen heterojen tepkimelerde tanecikler yalnızca katının yüzeyinde çarpışabilir. Katı küçük parçalara bölündüğünde toplam kütlesi değişmez ancak diğer tepkenle temas eden yüzey alanı artar. Örneğin kenarı 2 cm olan bir küpün toplam yüzey alanı 24 cm</w:t>
+      </w:r>
+      <w:r>
+        <w:rPr>
+          <w:rFonts w:ascii="Times New Roman" w:hAnsi="Times New Roman" w:cs="Times New Roman"/>
+          <w:vertAlign w:val="superscript"/>
+          <w:lang w:val="tr-TR"/>
+        </w:rPr>
+        <w:t xml:space="preserve">2</w:t>
+      </w:r>
+      <w:r>
+        <w:rPr>
+          <w:rFonts w:ascii="Times New Roman" w:hAnsi="Times New Roman" w:cs="Times New Roman"/>
+          <w:lang w:val="tr-TR"/>
+        </w:rPr>
+        <w:t xml:space="preserve"> iken bu küp kenarı 1 cm olan 8 küpe bölündüğünde toplam yüzey alanı 48 cm</w:t>
+      </w:r>
+      <w:r>
+        <w:rPr>
+          <w:rFonts w:ascii="Times New Roman" w:hAnsi="Times New Roman" w:cs="Times New Roman"/>
+          <w:vertAlign w:val="superscript"/>
+          <w:lang w:val="tr-TR"/>
+        </w:rPr>
+        <w:t xml:space="preserve">2</w:t>
+      </w:r>
+      <w:r>
+        <w:rPr>
+          <w:rFonts w:ascii="Times New Roman" w:hAnsi="Times New Roman" w:cs="Times New Roman"/>
+          <w:lang w:val="tr-TR"/>
+        </w:rPr>
+        <w:t xml:space="preserve"> olur (Görsel E). Temas yüzeyi arttıkça birim zamanda gerçekleşen çarpışma sayısı artar ve tepkime hızlanır. Toz hâlindeki efervesan tabletin bütün tablete göre daha hızlı tükenmesi, odun yongalarının kütüğe göre daha hızlı yanması bu duruma örnektir. Un fabrikalarında ve kömür madenlerinde havada asılı kalan ince tozların bir kıvılcımla patlayabilmesi de temas yüzeyinin çok büyük olmasından kaynaklanır.</w:t>
+      </w:r>
+    </w:p>
+    <w:p xmlns:a="http://schemas.openxmlformats.org/drawingml/2006/main" xmlns:pic="http://schemas.openxmlformats.org/drawingml/2006/picture">
+      <w:pPr>
+        <w:jc w:val="center"/>
+        <w:rPr>
+          <w:rFonts w:ascii="Times New Roman" w:hAnsi="Times New Roman" w:cs="Times New Roman"/>
+          <w:lang w:val="tr-TR"/>
+        </w:rPr>
+      </w:pPr>
+      <w:r>
+        <w:drawing>
+          <wp:inline distT="0" distB="0" distL="0" distR="0">
+            <wp:extent cx="4320000" cy="1958400"/>
+            <wp:docPr id="900007" name="Grafik 900007" descr="Küpün bölünmesiyle yüzey alanının artışı"/>
+            <wp:cNvGraphicFramePr>
+              <a:graphicFrameLocks noChangeAspect="1"/>
+            </wp:cNvGraphicFramePr>
+            <a:graphic>
+              <a:graphicData uri="http://schemas.openxmlformats.org/drawingml/2006/picture">
+                <pic:pic>
+                  <pic:nvPicPr>
+                    <pic:cNvPr id="900007" name="k11_900007.png"/>
+                    <pic:cNvPicPr/>
+                  </pic:nvPicPr>
+                  <pic:blipFill>
+                    <a:blip r:embed="rIdK3"/>
+                    <a:stretch>
+                      <a:fillRect/>
+                    </a:stretch>
+                  </pic:blipFill>
+                  <pic:spPr>
+                    <a:xfrm>
+                      <a:off x="0" y="0"/>
+                      <a:ext cx="4320000" cy="1958400"/>
+                    </a:xfrm>
+                    <a:prstGeom prst="rect">
+                      <a:avLst/>
+                    </a:prstGeom>
+                  </pic:spPr>
+                </pic:pic>
+              </a:graphicData>
+            </a:graphic>
+          </wp:inline>
+        </w:drawing>
+      </w:r>
+    </w:p>
+    <w:p>
+      <w:pPr>
+        <w:jc w:val="center"/>
+        <w:rPr>
+          <w:rFonts w:ascii="Times New Roman" w:hAnsi="Times New Roman" w:cs="Times New Roman"/>
+          <w:lang w:val="tr-TR"/>
+        </w:rPr>
+      </w:pPr>
+      <w:r>
+        <w:rPr>
+          <w:rFonts w:ascii="Times New Roman" w:hAnsi="Times New Roman" w:cs="Times New Roman"/>
+          <w:b/>
+          <w:bCs/>
+          <w:lang w:val="tr-TR"/>
+        </w:rPr>
+        <w:t xml:space="preserve">Görsel E:</w:t>
+      </w:r>
+      <w:r>
+        <w:rPr>
+          <w:rFonts w:ascii="Times New Roman" w:hAnsi="Times New Roman" w:cs="Times New Roman"/>
+          <w:lang w:val="tr-TR"/>
+        </w:rPr>
+        <w:t xml:space="preserve"> Katı bir maddenin küçük parçalara bölünmesiyle toplam yüzey alanının artması</w:t>
+      </w:r>
+    </w:p>
+    <w:p>
+      <w:pPr>
+        <w:keepNext/>
+        <w:jc w:val="both"/>
+        <w:rPr>
+          <w:rFonts w:ascii="Times New Roman" w:hAnsi="Times New Roman" w:cs="Times New Roman"/>
+          <w:lang w:val="tr-TR"/>
+        </w:rPr>
+      </w:pPr>
+      <w:r>
+        <w:rPr>
+          <w:rFonts w:ascii="Times New Roman" w:hAnsi="Times New Roman" w:cs="Times New Roman"/>
+          <w:b/>
+          <w:bCs/>
+          <w:lang w:val="tr-TR"/>
+        </w:rPr>
+        <w:t xml:space="preserve">Katalizör</w:t>
+      </w:r>
+    </w:p>
+    <w:p>
+      <w:pPr>
+        <w:jc w:val="both"/>
+        <w:rPr>
+          <w:rFonts w:ascii="Times New Roman" w:hAnsi="Times New Roman" w:cs="Times New Roman"/>
+          <w:lang w:val="tr-TR"/>
+        </w:rPr>
+      </w:pPr>
+      <w:r>
+        <w:rPr>
+          <w:rFonts w:ascii="Times New Roman" w:hAnsi="Times New Roman" w:cs="Times New Roman"/>
+          <w:lang w:val="tr-TR"/>
+        </w:rPr>
+        <w:t xml:space="preserve">Tepkime hızını artıran ancak tepkime sonunda kimyasal olarak değişmeden açığa çıkan maddelere </w:t>
+      </w:r>
+      <w:r>
+        <w:rPr>
+          <w:rFonts w:ascii="Times New Roman" w:hAnsi="Times New Roman" w:cs="Times New Roman"/>
+          <w:b/>
+          <w:bCs/>
+          <w:lang w:val="tr-TR"/>
+        </w:rPr>
+        <w:t xml:space="preserve">katalizör</w:t>
+      </w:r>
+      <w:r>
+        <w:rPr>
+          <w:rFonts w:ascii="Times New Roman" w:hAnsi="Times New Roman" w:cs="Times New Roman"/>
+          <w:lang w:val="tr-TR"/>
+        </w:rPr>
+        <w:t xml:space="preserve"> denir. Katalizörler tepkimenin daha düşük aktivasyon enerjisine sahip farklı bir yol (mekanizma) üzerinden gerçekleşmesini sağlar (Grafik B). Aktivasyon enerjisi düştüğünde aynı sıcaklıkta eşik enerjisini aşan tanecik oranı artar (Grafik C), etkin çarpışma sayısı artar ve tepkime hızlanır. Katalizörler tepkimenin entalpi değişimini (ΔH) değiştirmez; girenlerin ve ürünlerin potansiyel enerjileri aynı kalır. Tepkimeye giren maddelerle aynı fiziksel hâlde bulunan katalizörlere </w:t>
+      </w:r>
+      <w:r>
+        <w:rPr>
+          <w:rFonts w:ascii="Times New Roman" w:hAnsi="Times New Roman" w:cs="Times New Roman"/>
+          <w:b/>
+          <w:bCs/>
+          <w:lang w:val="tr-TR"/>
+        </w:rPr>
+        <w:t xml:space="preserve">homojen katalizör</w:t>
+      </w:r>
+      <w:r>
+        <w:rPr>
+          <w:rFonts w:ascii="Times New Roman" w:hAnsi="Times New Roman" w:cs="Times New Roman"/>
+          <w:lang w:val="tr-TR"/>
+        </w:rPr>
+        <w:t xml:space="preserve">, farklı fiziksel hâlde bulunanlara ise </w:t>
+      </w:r>
+      <w:r>
+        <w:rPr>
+          <w:rFonts w:ascii="Times New Roman" w:hAnsi="Times New Roman" w:cs="Times New Roman"/>
+          <w:b/>
+          <w:bCs/>
+          <w:lang w:val="tr-TR"/>
+        </w:rPr>
+        <w:t xml:space="preserve">heterojen katalizör</w:t>
+      </w:r>
+      <w:r>
+        <w:rPr>
+          <w:rFonts w:ascii="Times New Roman" w:hAnsi="Times New Roman" w:cs="Times New Roman"/>
+          <w:lang w:val="tr-TR"/>
+        </w:rPr>
+        <w:t xml:space="preserve"> denir. Analiz ve Keşif Atölyesi 1.7.’de hidrojen peroksitin bozunmasını hızlandıran maya ve patates, katalaz adı verilen bir enzim içerir. Canlılarda gerçekleşen tepkimeleri hızlandıran protein yapılı katalizörlere </w:t>
+      </w:r>
+      <w:r>
+        <w:rPr>
+          <w:rFonts w:ascii="Times New Roman" w:hAnsi="Times New Roman" w:cs="Times New Roman"/>
+          <w:b/>
+          <w:bCs/>
+          <w:lang w:val="tr-TR"/>
+        </w:rPr>
+        <w:t xml:space="preserve">enzim</w:t>
+      </w:r>
+      <w:r>
+        <w:rPr>
+          <w:rFonts w:ascii="Times New Roman" w:hAnsi="Times New Roman" w:cs="Times New Roman"/>
+          <w:lang w:val="tr-TR"/>
+        </w:rPr>
+        <w:t xml:space="preserve"> denir. Tepkime hızını azaltan maddelere ise </w:t>
+      </w:r>
+      <w:r>
+        <w:rPr>
+          <w:rFonts w:ascii="Times New Roman" w:hAnsi="Times New Roman" w:cs="Times New Roman"/>
+          <w:b/>
+          <w:bCs/>
+          <w:lang w:val="tr-TR"/>
+        </w:rPr>
+        <w:t xml:space="preserve">inhibitör</w:t>
+      </w:r>
+      <w:r>
+        <w:rPr>
+          <w:rFonts w:ascii="Times New Roman" w:hAnsi="Times New Roman" w:cs="Times New Roman"/>
+          <w:lang w:val="tr-TR"/>
+        </w:rPr>
+        <w:t xml:space="preserve"> denir. Gıdalarda kullanılan bazı koruyucu maddeler ve metal yüzeylere uygulanan pas önleyici maddeler inhibitörlere örnektir.</w:t>
+      </w:r>
+    </w:p>
+    <w:p xmlns:a="http://schemas.openxmlformats.org/drawingml/2006/main" xmlns:pic="http://schemas.openxmlformats.org/drawingml/2006/picture">
+      <w:pPr>
+        <w:jc w:val="center"/>
+        <w:rPr>
+          <w:rFonts w:ascii="Times New Roman" w:hAnsi="Times New Roman" w:cs="Times New Roman"/>
+          <w:lang w:val="tr-TR"/>
+        </w:rPr>
+      </w:pPr>
+      <w:r>
+        <w:drawing>
+          <wp:inline distT="0" distB="0" distL="0" distR="0">
+            <wp:extent cx="4680000" cy="2867280"/>
+            <wp:docPr id="900008" name="Grafik 900008" descr="Katalizörlü ve katalizörsüz potansiyel enerji diyagramı"/>
+            <wp:cNvGraphicFramePr>
+              <a:graphicFrameLocks noChangeAspect="1"/>
+            </wp:cNvGraphicFramePr>
+            <a:graphic>
+              <a:graphicData uri="http://schemas.openxmlformats.org/drawingml/2006/picture">
+                <pic:pic>
+                  <pic:nvPicPr>
+                    <pic:cNvPr id="900008" name="k11_900008.png"/>
+                    <pic:cNvPicPr/>
+                  </pic:nvPicPr>
+                  <pic:blipFill>
+                    <a:blip r:embed="rIdK4"/>
+                    <a:stretch>
+                      <a:fillRect/>
+                    </a:stretch>
+                  </pic:blipFill>
+                  <pic:spPr>
+                    <a:xfrm>
+                      <a:off x="0" y="0"/>
+                      <a:ext cx="4680000" cy="2867280"/>
+                    </a:xfrm>
+                    <a:prstGeom prst="rect">
+                      <a:avLst/>
+                    </a:prstGeom>
+                  </pic:spPr>
+                </pic:pic>
+              </a:graphicData>
+            </a:graphic>
+          </wp:inline>
+        </w:drawing>
+      </w:r>
+    </w:p>
+    <w:p>
+      <w:pPr>
+        <w:jc w:val="center"/>
+        <w:rPr>
+          <w:rFonts w:ascii="Times New Roman" w:hAnsi="Times New Roman" w:cs="Times New Roman"/>
+          <w:lang w:val="tr-TR"/>
+        </w:rPr>
+      </w:pPr>
+      <w:r>
+        <w:rPr>
+          <w:rFonts w:ascii="Times New Roman" w:hAnsi="Times New Roman" w:cs="Times New Roman"/>
+          <w:b/>
+          <w:bCs/>
+          <w:lang w:val="tr-TR"/>
+        </w:rPr>
+        <w:t xml:space="preserve">Grafik B:</w:t>
+      </w:r>
+      <w:r>
+        <w:rPr>
+          <w:rFonts w:ascii="Times New Roman" w:hAnsi="Times New Roman" w:cs="Times New Roman"/>
+          <w:lang w:val="tr-TR"/>
+        </w:rPr>
+        <w:t xml:space="preserve"> Katalizörlü ve katalizörsüz bir ekzotermik tepkimeye ait potansiyel enerji-tepkime koordinatı grafiği</w:t>
+      </w:r>
+    </w:p>
+    <w:p xmlns:a="http://schemas.openxmlformats.org/drawingml/2006/main" xmlns:pic="http://schemas.openxmlformats.org/drawingml/2006/picture">
+      <w:pPr>
+        <w:jc w:val="center"/>
+        <w:rPr>
+          <w:rFonts w:ascii="Times New Roman" w:hAnsi="Times New Roman" w:cs="Times New Roman"/>
+          <w:lang w:val="tr-TR"/>
+        </w:rPr>
+      </w:pPr>
+      <w:r>
+        <w:drawing>
+          <wp:inline distT="0" distB="0" distL="0" distR="0">
+            <wp:extent cx="4680000" cy="2867280"/>
+            <wp:docPr id="900009" name="Grafik 900009" descr="Katalizörün eşik enerjisine etkisi"/>
+            <wp:cNvGraphicFramePr>
+              <a:graphicFrameLocks noChangeAspect="1"/>
+            </wp:cNvGraphicFramePr>
+            <a:graphic>
+              <a:graphicData uri="http://schemas.openxmlformats.org/drawingml/2006/picture">
+                <pic:pic>
+                  <pic:nvPicPr>
+                    <pic:cNvPr id="900009" name="k11_900009.png"/>
+                    <pic:cNvPicPr/>
+                  </pic:nvPicPr>
+                  <pic:blipFill>
+                    <a:blip r:embed="rIdK5"/>
+                    <a:stretch>
+                      <a:fillRect/>
+                    </a:stretch>
+                  </pic:blipFill>
+                  <pic:spPr>
+                    <a:xfrm>
+                      <a:off x="0" y="0"/>
+                      <a:ext cx="4680000" cy="2867280"/>
+                    </a:xfrm>
+                    <a:prstGeom prst="rect">
+                      <a:avLst/>
+                    </a:prstGeom>
+                  </pic:spPr>
+                </pic:pic>
+              </a:graphicData>
+            </a:graphic>
+          </wp:inline>
+        </w:drawing>
+      </w:r>
+    </w:p>
+    <w:p>
+      <w:pPr>
+        <w:jc w:val="center"/>
+        <w:rPr>
+          <w:rFonts w:ascii="Times New Roman" w:hAnsi="Times New Roman" w:cs="Times New Roman"/>
+          <w:lang w:val="tr-TR"/>
+        </w:rPr>
+      </w:pPr>
+      <w:r>
+        <w:rPr>
+          <w:rFonts w:ascii="Times New Roman" w:hAnsi="Times New Roman" w:cs="Times New Roman"/>
+          <w:b/>
+          <w:bCs/>
+          <w:lang w:val="tr-TR"/>
+        </w:rPr>
+        <w:t xml:space="preserve">Grafik C:</w:t>
+      </w:r>
+      <w:r>
+        <w:rPr>
+          <w:rFonts w:ascii="Times New Roman" w:hAnsi="Times New Roman" w:cs="Times New Roman"/>
+          <w:lang w:val="tr-TR"/>
+        </w:rPr>
+        <w:t xml:space="preserve"> Katalizörün eşik enerjisini aşan tanecik oranına etkisi</w:t>
+      </w:r>
+    </w:p>
+    <w:p>
+      <w:pPr>
+        <w:keepNext/>
+        <w:shd w:val="clear" w:color="auto" w:fill="E97132"/>
+        <w:jc w:val="both"/>
+        <w:rPr>
+          <w:rFonts w:ascii="Times New Roman" w:hAnsi="Times New Roman" w:cs="Times New Roman"/>
+          <w:b/>
+          <w:bCs/>
+          <w:lang w:val="tr-TR"/>
+        </w:rPr>
+      </w:pPr>
+      <w:r>
+        <w:rPr>
+          <w:rFonts w:ascii="Times New Roman" w:hAnsi="Times New Roman" w:cs="Times New Roman"/>
+          <w:b/>
+          <w:bCs/>
+          <w:lang w:val="tr-TR"/>
+        </w:rPr>
+        <w:t xml:space="preserve">Bilgi Köşesi 1.1.</w:t>
+      </w:r>
+    </w:p>
+    <w:p>
+      <w:pPr>
+        <w:jc w:val="both"/>
+        <w:rPr>
+          <w:rFonts w:ascii="Times New Roman" w:hAnsi="Times New Roman" w:cs="Times New Roman"/>
+          <w:lang w:val="tr-TR"/>
+        </w:rPr>
+      </w:pPr>
+      <w:r>
+        <w:rPr>
+          <w:rFonts w:ascii="Times New Roman" w:hAnsi="Times New Roman" w:cs="Times New Roman"/>
+          <w:lang w:val="tr-TR"/>
+        </w:rPr>
+        <w:t xml:space="preserve">Otomobillerin egzoz sistemlerinde bulunan katalitik dönüştürücüler (katalitik konvertörler), petek şeklindeki seramik bir yapı üzerine kaplanmış platin, paladyum ve rodyum gibi metallerden oluşan heterojen katalizörlerdir. Bu katalizörler, yanma sonucu oluşan zehirli karbon monoksit (CO), azot oksitler (NO</w:t>
+      </w:r>
+      <w:r>
+        <w:rPr>
+          <w:rFonts w:ascii="Times New Roman" w:hAnsi="Times New Roman" w:cs="Times New Roman"/>
+          <w:vertAlign w:val="subscript"/>
+          <w:lang w:val="tr-TR"/>
+        </w:rPr>
+        <w:t xml:space="preserve">x</w:t>
+      </w:r>
+      <w:r>
+        <w:rPr>
+          <w:rFonts w:ascii="Times New Roman" w:hAnsi="Times New Roman" w:cs="Times New Roman"/>
+          <w:lang w:val="tr-TR"/>
+        </w:rPr>
+        <w:t xml:space="preserve">) ve yanmamış hidrokarbonların daha az zararlı olan karbon dioksit (CO</w:t>
+      </w:r>
+      <w:r>
+        <w:rPr>
+          <w:rFonts w:ascii="Times New Roman" w:hAnsi="Times New Roman" w:cs="Times New Roman"/>
+          <w:vertAlign w:val="subscript"/>
+          <w:lang w:val="tr-TR"/>
+        </w:rPr>
+        <w:t xml:space="preserve">2</w:t>
+      </w:r>
+      <w:r>
+        <w:rPr>
+          <w:rFonts w:ascii="Times New Roman" w:hAnsi="Times New Roman" w:cs="Times New Roman"/>
+          <w:lang w:val="tr-TR"/>
+        </w:rPr>
+        <w:t xml:space="preserve">), azot (N</w:t>
+      </w:r>
+      <w:r>
+        <w:rPr>
+          <w:rFonts w:ascii="Times New Roman" w:hAnsi="Times New Roman" w:cs="Times New Roman"/>
+          <w:vertAlign w:val="subscript"/>
+          <w:lang w:val="tr-TR"/>
+        </w:rPr>
+        <w:t xml:space="preserve">2</w:t>
+      </w:r>
+      <w:r>
+        <w:rPr>
+          <w:rFonts w:ascii="Times New Roman" w:hAnsi="Times New Roman" w:cs="Times New Roman"/>
+          <w:lang w:val="tr-TR"/>
+        </w:rPr>
+        <w:t xml:space="preserve">) ve su buharına (H</w:t>
+      </w:r>
+      <w:r>
+        <w:rPr>
+          <w:rFonts w:ascii="Times New Roman" w:hAnsi="Times New Roman" w:cs="Times New Roman"/>
+          <w:vertAlign w:val="subscript"/>
+          <w:lang w:val="tr-TR"/>
+        </w:rPr>
+        <w:t xml:space="preserve">2</w:t>
+      </w:r>
+      <w:r>
+        <w:rPr>
+          <w:rFonts w:ascii="Times New Roman" w:hAnsi="Times New Roman" w:cs="Times New Roman"/>
+          <w:lang w:val="tr-TR"/>
+        </w:rPr>
+        <w:t xml:space="preserve">O) dönüşmesini sağlayan tepkimeleri hızlandırır. Peteğin binlerce ince kanaldan oluşması gazların katalizör yüzeyiyle temas ettiği alanı büyük ölçüde artırır.</w:t>
+      </w:r>
+    </w:p>
+    <w:p>
+      <w:pPr>
+        <w:jc w:val="both"/>
+        <w:rPr>
+          <w:rFonts w:ascii="Times New Roman" w:hAnsi="Times New Roman" w:cs="Times New Roman"/>
+          <w:lang w:val="tr-TR"/>
+        </w:rPr>
+      </w:pPr>
+      <w:r>
+        <w:rPr>
+          <w:rFonts w:ascii="Times New Roman" w:hAnsi="Times New Roman" w:cs="Times New Roman"/>
+          <w:lang w:val="tr-TR"/>
+        </w:rPr>
+        <w:t xml:space="preserve">Tıp tarihinde ilaçların hazırlanması ve etkilerinin incelenmesi üzerine önemli çalışmalar yapan bilim insanlarından biri Ebu Bekir Razi’dir. Günümüzde ilaç kapsüllerinin midede ya da bağırsakta çözünme hızı, kapsülün kaplama malzemesi ve etken maddenin tanecik boyutu gibi tepkime hızını etkileyen faktörler dikkate alınarak tasarlanmaktadır. Ebu Bekir Razi’nin ilaçlar üzerine yaptığı çalışmaları ve ilaç kapsüllerinin çözünme hızını etkileyen faktörleri araştırarak sınıfınızda paylaşabilirsiniz.</w:t>
+      </w:r>
+    </w:p>
+    <w:tbl>
+      <w:tblPr>
+        <w:tblW w:w="9000" w:type="dxa"/>
+        <w:jc w:val="center"/>
+        <w:tblBorders>
+          <w:top w:val="single" w:sz="8" w:space="0" w:color="7F7F7F"/>
+          <w:left w:val="single" w:sz="8" w:space="0" w:color="7F7F7F"/>
+          <w:bottom w:val="single" w:sz="8" w:space="0" w:color="7F7F7F"/>
+          <w:right w:val="single" w:sz="8" w:space="0" w:color="7F7F7F"/>
+        </w:tblBorders>
+      </w:tblPr>
+      <w:tblGrid>
+        <w:gridCol w:w="9000"/>
+      </w:tblGrid>
+      <w:tr>
+        <w:tc>
+          <w:tcPr>
+            <w:tcW w:w="9000" w:type="dxa"/>
+            <w:shd w:val="clear" w:color="auto" w:fill="EDEDED"/>
+          </w:tcPr>
+          <w:p>
+            <w:pPr>
+              <w:jc w:val="both"/>
+              <w:rPr>
+                <w:rFonts w:ascii="Times New Roman" w:hAnsi="Times New Roman" w:cs="Times New Roman"/>
+                <w:lang w:val="tr-TR"/>
+              </w:rPr>
+            </w:pPr>
+            <w:r>
+              <w:rPr>
+                <w:rFonts w:ascii="Times New Roman" w:hAnsi="Times New Roman" w:cs="Times New Roman"/>
+                <w:lang w:val="tr-TR"/>
+              </w:rPr>
+              <w:t xml:space="preserve">GÖRSEL ALANI (Shutterstock’tan seçilecek)</w:t>
+            </w:r>
+          </w:p>
+          <w:p>
+            <w:pPr>
+              <w:jc w:val="both"/>
+              <w:rPr>
+                <w:rFonts w:ascii="Times New Roman" w:hAnsi="Times New Roman" w:cs="Times New Roman"/>
+                <w:lang w:val="tr-TR"/>
+              </w:rPr>
+            </w:pPr>
+            <w:r>
+              <w:rPr>
+                <w:rFonts w:ascii="Times New Roman" w:hAnsi="Times New Roman" w:cs="Times New Roman"/>
+                <w:lang w:val="tr-TR"/>
+              </w:rPr>
+              <w:t xml:space="preserve">Tarif: Kesiti açılmış bir katalitik konvertörün petek yapısını gösteren fotoğraf ya da vektörel kesit çizimi.</w:t>
+            </w:r>
+          </w:p>
+          <w:p>
+            <w:pPr>
+              <w:jc w:val="both"/>
+              <w:rPr>
+                <w:rFonts w:ascii="Times New Roman" w:hAnsi="Times New Roman" w:cs="Times New Roman"/>
+                <w:lang w:val="tr-TR"/>
+              </w:rPr>
+            </w:pPr>
+            <w:r>
+              <w:rPr>
+                <w:rFonts w:ascii="Times New Roman" w:hAnsi="Times New Roman" w:cs="Times New Roman"/>
+                <w:lang w:val="tr-TR"/>
+              </w:rPr>
+              <w:t xml:space="preserve">Shutterstock arama: “catalytic converter honeycomb cross section”</w:t>
+            </w:r>
+          </w:p>
+          <w:p>
+            <w:pPr>
+              <w:jc w:val="both"/>
+              <w:rPr>
+                <w:rFonts w:ascii="Times New Roman" w:hAnsi="Times New Roman" w:cs="Times New Roman"/>
+                <w:lang w:val="tr-TR"/>
+              </w:rPr>
+            </w:pPr>
+            <w:r>
+              <w:rPr>
+                <w:rFonts w:ascii="Times New Roman" w:hAnsi="Times New Roman" w:cs="Times New Roman"/>
+                <w:lang w:val="tr-TR"/>
+              </w:rPr>
+              <w:t xml:space="preserve">Shutter ID: ……………</w:t>
+            </w:r>
+          </w:p>
+        </w:tc>
+      </w:tr>
+    </w:tbl>
+    <w:p>
+      <w:pPr>
+        <w:jc w:val="both"/>
+        <w:rPr>
+          <w:rFonts w:ascii="Times New Roman" w:hAnsi="Times New Roman" w:cs="Times New Roman"/>
+          <w:lang w:val="tr-TR"/>
+        </w:rPr>
+      </w:pPr>
+    </w:p>
+    <w:p>
+      <w:pPr>
+        <w:jc w:val="center"/>
+        <w:rPr>
+          <w:rFonts w:ascii="Times New Roman" w:hAnsi="Times New Roman" w:cs="Times New Roman"/>
+          <w:lang w:val="tr-TR"/>
+        </w:rPr>
+      </w:pPr>
+      <w:r>
+        <w:rPr>
+          <w:rFonts w:ascii="Times New Roman" w:hAnsi="Times New Roman" w:cs="Times New Roman"/>
+          <w:b/>
+          <w:bCs/>
+          <w:lang w:val="tr-TR"/>
+        </w:rPr>
+        <w:t xml:space="preserve">Görsel F:</w:t>
+      </w:r>
+      <w:r>
+        <w:rPr>
+          <w:rFonts w:ascii="Times New Roman" w:hAnsi="Times New Roman" w:cs="Times New Roman"/>
+          <w:lang w:val="tr-TR"/>
+        </w:rPr>
+        <w:t xml:space="preserve"> Otomobil katalitik dönüştürücüsünün iç yapısı</w:t>
+      </w:r>
+    </w:p>
+    <w:p>
+      <w:pPr>
+        <w:pStyle w:val="ListParagraph"/>
+        <w:ind w:left="1080"/>
+        <w:jc w:val="both"/>
+        <w:rPr>
+          <w:rFonts w:ascii="Times New Roman" w:hAnsi="Times New Roman" w:cs="Times New Roman"/>
+          <w:lang w:val="tr-TR"/>
+        </w:rPr>
+      </w:pPr>
+      <w:r>
+        <w:rPr>
+          <w:noProof/>
+          <w:lang w:val="tr-TR"/>
+        </w:rPr>
+        <mc:AlternateContent>
+          <mc:Choice Requires="wps">
+            <w:drawing>
+              <wp:anchor distT="0" distB="0" distL="114300" distR="114300" simplePos="0" relativeHeight="251659264" behindDoc="0" locked="0" layoutInCell="1" allowOverlap="1">
+                <wp:simplePos x="0" y="0"/>
+                <wp:positionH relativeFrom="column">
+                  <wp:posOffset>498916</wp:posOffset>
+                </wp:positionH>
+                <wp:positionV relativeFrom="paragraph">
+                  <wp:posOffset>170180</wp:posOffset>
+                </wp:positionV>
+                <wp:extent cx="5538486" cy="0"/>
+                <wp:effectExtent l="0" t="12700" r="24130" b="12700"/>
+                <wp:wrapNone/>
+                <wp:docPr id="900010" name="Straight Connector 1"/>
+                <wp:cNvGraphicFramePr/>
+                <a:graphic xmlns:a="http://schemas.openxmlformats.org/drawingml/2006/main">
+                  <a:graphicData uri="http://schemas.microsoft.com/office/word/2010/wordprocessingShape">
+                    <wps:wsp>
+                      <wps:cNvCnPr/>
+                      <wps:spPr>
+                        <a:xfrm flipV="1">
+                          <a:off x="0" y="0"/>
+                          <a:ext cx="5538486" cy="0"/>
+                        </a:xfrm>
+                        <a:prstGeom prst="line">
+                          <a:avLst/>
+                        </a:prstGeom>
+                        <a:ln w="19050">
+                          <a:solidFill>
+                            <a:schemeClr val="tx2">
+                              <a:lumMod val="50000"/>
+                              <a:lumOff val="50000"/>
+                            </a:schemeClr>
+                          </a:solidFill>
+                        </a:ln>
+                      </wps:spPr>
+                      <wps:style>
+                        <a:lnRef idx="1">
+                          <a:schemeClr val="accent1"/>
+                        </a:lnRef>
+                        <a:fillRef idx="0">
+                          <a:schemeClr val="accent1"/>
+                        </a:fillRef>
+                        <a:effectRef idx="0">
+                          <a:schemeClr val="accent1"/>
+                        </a:effectRef>
+                        <a:fontRef idx="minor">
+                          <a:schemeClr val="tx1"/>
+                        </a:fontRef>
+                      </wps:style>
+                      <wps:bodyPr/>
+                    </wps:wsp>
+                  </a:graphicData>
+                </a:graphic>
+                <wp14:sizeRelV relativeFrom="margin">
+                  <wp14:pctHeight>0</wp14:pctHeight>
+                </wp14:sizeRelV>
+              </wp:anchor>
+            </w:drawing>
+          </mc:Choice>
+          <mc:Fallback>
+            <w:pict>
+              <v:line id="Straight Connector 1" o:spid="_x0000_s1026" style="position:absolute;flip:y;z-index:251659264;visibility:visible;mso-wrap-style:square;mso-height-percent:0;mso-wrap-distance-left:9pt;mso-wrap-distance-top:0;mso-wrap-distance-right:9pt;mso-wrap-distance-bottom:0;mso-position-horizontal:absolute;mso-position-horizontal-relative:text;mso-position-vertical:absolute;mso-position-vertical-relative:text;mso-height-percent:0;mso-height-relative:margin" from="39.3pt,13.4pt" to="475.4pt,13.4pt" o:gfxdata="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" strokecolor="#4e95d9 [1631]" strokeweight="1.5pt">
+                <v:stroke joinstyle="miter"/>
+              </v:line>
+            </w:pict>
+          </mc:Fallback>
+        </mc:AlternateContent>
+      </w:r>
+    </w:p>
+    <w:p>
+      <w:pPr>
+        <w:keepNext/>
+        <w:shd w:val="clear" w:color="auto" w:fill="92D050"/>
+        <w:jc w:val="both"/>
+        <w:rPr>
+          <w:rFonts w:ascii="Times New Roman" w:hAnsi="Times New Roman" w:cs="Times New Roman"/>
+          <w:b/>
+          <w:bCs/>
+          <w:lang w:val="tr-TR"/>
+        </w:rPr>
+      </w:pPr>
+      <w:r>
+        <w:rPr>
+          <w:rFonts w:ascii="Times New Roman" w:hAnsi="Times New Roman" w:cs="Times New Roman"/>
+          <w:b/>
+          <w:bCs/>
+          <w:lang w:val="tr-TR"/>
+        </w:rPr>
+        <w:t xml:space="preserve">Performans Görevi 1.1.</w:t>
+      </w:r>
+    </w:p>
+    <w:p>
+      <w:pPr>
+        <w:jc w:val="both"/>
+        <w:rPr>
+          <w:rFonts w:ascii="Times New Roman" w:hAnsi="Times New Roman" w:cs="Times New Roman"/>
+          <w:lang w:val="tr-TR"/>
+        </w:rPr>
+      </w:pPr>
+      <w:r>
+        <w:rPr>
+          <w:rFonts w:ascii="Times New Roman" w:hAnsi="Times New Roman" w:cs="Times New Roman"/>
+          <w:lang w:val="tr-TR"/>
+        </w:rPr>
+        <w:t xml:space="preserve">Grubunuzla birlikte tepken cinsi, tepkenlerin fiziksel hâli, derişim, sıcaklık, katı tepkenin temas yüzeyi ve katalizör faktörlerinden birinin tepkime hızına etkisini araştırmak amacıyla neden-sonuç ilişkisini ortaya koyacağınız bir deney tasarlayınız. Deneyinizde araştırma sorunuzu, hipotezinizi, bağımlı, bağımsız ve kontrol değişkenlerinizi belirleyiniz. Deneyi gerçekleştirerek elde ettiğiniz verileri tablo ve grafiklerle sununuz. Sonuçlarınızı çarpışma teorisi ile destekleyerek bir deney raporu hâlinde yazınız ve sınıfınızda paylaşınız. Görevinizi tamamladıktan sonra hazırlanan öz değerlendirme raporu ile deney sürecinde hedeflerinize ulaşabilme düzeyinizi, öğrenme sürecinizi nasıl gerçekleştirdiğinizi, bu süreçte hangi duyguları yaşadığınızı ve neleri daha farklı yapabileceğinizi değerlendiriniz.</w:t>
+      </w:r>
+    </w:p>
+    <w:p>
+      <w:pPr>
+        <w:jc w:val="both"/>
+        <w:rPr>
+          <w:rFonts w:ascii="Times New Roman" w:hAnsi="Times New Roman" w:cs="Times New Roman"/>
+          <w:lang w:val="tr-TR"/>
+        </w:rPr>
+      </w:pPr>
+      <w:r>
+        <w:rPr>
+          <w:rFonts w:ascii="Times New Roman" w:hAnsi="Times New Roman" w:cs="Times New Roman"/>
+          <w:lang w:val="tr-TR"/>
+        </w:rPr>
+        <w:t xml:space="preserve">Performans göreviniz, karekodda yer alan “Dereceli Puanlama Anahtarı” ile değerlendirilecektir.</w:t>
+      </w:r>
+    </w:p>
+    <w:p>
+      <w:pPr>
+        <w:rPr>
+          <w:rFonts w:ascii="Times New Roman" w:hAnsi="Times New Roman" w:cs="Times New Roman"/>
+          <w:lang w:val="tr-TR"/>
+        </w:rPr>
+      </w:pPr>
+      <w:r>
+        <w:rPr>
+          <w:noProof/>
+          <w:lang w:val="tr-TR"/>
+        </w:rPr>
+        <mc:AlternateContent>
+          <mc:Choice Requires="wps">
+            <w:drawing>
+              <wp:anchor distT="0" distB="0" distL="114300" distR="114300" simplePos="0" relativeHeight="251669504" behindDoc="0" locked="0" layoutInCell="1" allowOverlap="1">
+                <wp:simplePos x="0" y="0"/>
+                <wp:positionH relativeFrom="column">
+                  <wp:align>right</wp:align>
+                </wp:positionH>
+                <wp:positionV relativeFrom="paragraph">
+                  <wp:posOffset>0</wp:posOffset>
+                </wp:positionV>
+                <wp:extent cx="1955800" cy="615950"/>
+                <wp:effectExtent l="0" t="0" r="12700" b="19050"/>
+                <wp:wrapTopAndBottom/>
+                <wp:docPr id="900011" name="Rectangle 7"/>
+                <wp:cNvGraphicFramePr/>
+                <a:graphic xmlns:a="http://schemas.openxmlformats.org/drawingml/2006/main">
+                  <a:graphicData uri="http://schemas.microsoft.com/office/word/2010/wordprocessingShape">
+                    <wps:wsp>
+                      <wps:cNvSpPr/>
+                      <wps:spPr>
+                        <a:xfrm>
+                          <a:off x="0" y="0"/>
+                          <a:ext cx="1955800" cy="615950"/>
+                        </a:xfrm>
+                        <a:prstGeom prst="rect">
+                          <a:avLst/>
+                        </a:prstGeom>
+                      </wps:spPr>
+                      <wps:style>
+                        <a:lnRef idx="2">
+                          <a:schemeClr val="accent6"/>
+                        </a:lnRef>
+                        <a:fillRef idx="1">
+                          <a:schemeClr val="lt1"/>
+                        </a:fillRef>
+                        <a:effectRef idx="0">
+                          <a:schemeClr val="accent6"/>
+                        </a:effectRef>
+                        <a:fontRef idx="minor">
+                          <a:schemeClr val="dk1"/>
+                        </a:fontRef>
+                      </wps:style>
+                      <wps:txbx>
+                        <w:txbxContent>
+                          <w:p>
+                            <w:pPr>
+                              <w:jc w:val="center"/>
+                              <w:rPr>
+                                <w:lang w:val="tr-TR"/>
+                              </w:rPr>
+                            </w:pPr>
+                            <w:r>
+                              <w:rPr>
+                                <w:lang w:val="tr-TR"/>
+                              </w:rPr>
+                              <w:t>Karekod alanı: Performans Görevi DPA</w:t>
+                            </w:r>
+                          </w:p>
+                        </w:txbxContent>
+                      </wps:txbx>
+                      <wps:bodyPr rot="0" spcFirstLastPara="0" vertOverflow="overflow" horzOverflow="overflow" vert="horz" wrap="square" lIns="91440" tIns="45720" rIns="91440" bIns="45720" numCol="1" spcCol="0" rtlCol="0" fromWordArt="0" anchor="ctr" anchorCtr="0" forceAA="0" compatLnSpc="1">
+                        <a:prstTxWarp prst="textNoShape">
+                          <a:avLst/>
+                        </a:prstTxWarp>
+                        <a:noAutofit/>
+                      </wps:bodyPr>
+                    </wps:wsp>
+                  </a:graphicData>
+                </a:graphic>
+                <wp14:sizeRelH relativeFrom="margin">
+                  <wp14:pctWidth>0</wp14:pctWidth>
+                </wp14:sizeRelH>
+                <wp14:sizeRelV relativeFrom="margin">
+                  <wp14:pctHeight>0</wp14:pctHeight>
+                </wp14:sizeRelV>
+              </wp:anchor>
+            </w:drawing>
+          </mc:Choice>
+          <mc:Fallback>
+            <w:pict>
+              <v:rect id="_x0000_s1033" style="position:absolute;margin-left:291.35pt;margin-top:32.5pt;width:154pt;height:48.5pt;z-index:251669504;visibility:visible;mso-wrap-style:square;mso-width-percent:0;mso-height-percent:0;mso-wrap-distance-left:9pt;mso-wrap-distance-top:0;mso-wrap-distance-right:9pt;mso-wrap-distance-bottom:0;mso-position-horizontal:absolute;mso-position-horizontal-relative:text;mso-position-vertical:absolute;mso-position-vertical-relative:text;mso-width-percent:0;mso-height-percent:0;mso-width-relative:margin;mso-height-relative:margin;v-text-anchor:middle" o:gfxdata="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" fillcolor="white [3201]" strokecolor="#4ea72e [3209]" strokeweight="1pt">
+                <v:textbox>
+                  <w:txbxContent>
+                    <w:p>
+                      <w:pPr>
+                        <w:jc w:val="center"/>
+                        <w:rPr>
+                          <w:lang w:val="tr-TR"/>
+                        </w:rPr>
+                      </w:pPr>
+                      <w:r>
+                        <w:rPr>
+                          <w:lang w:val="tr-TR"/>
+                        </w:rPr>
+                        <w:t>Karekod alanı: Performans Görevi DPA</w:t>
+                      </w:r>
+                    </w:p>
+                  </w:txbxContent>
+                </v:textbox>
+              </v:rect>
+            </w:pict>
+          </mc:Fallback>
+        </mc:AlternateContent>
+      </w:r>
+    </w:p>
+    <w:p>
+      <w:pPr>
+        <w:jc w:val="both"/>
+        <w:rPr>
+          <w:rFonts w:ascii="Times New Roman" w:hAnsi="Times New Roman" w:cs="Times New Roman"/>
+          <w:lang w:val="tr-TR"/>
+        </w:rPr>
+      </w:pPr>
+    </w:p>
+    <w:p>
+      <w:pPr>
+        <w:jc w:val="both"/>
+        <w:rPr>
+          <w:rFonts w:ascii="Times New Roman" w:hAnsi="Times New Roman" w:cs="Times New Roman"/>
+          <w:lang w:val="tr-TR"/>
+        </w:rPr>
+      </w:pPr>
+      <w:r>
+        <w:rPr>
+          <w:rFonts w:ascii="Times New Roman" w:hAnsi="Times New Roman" w:cs="Times New Roman"/>
+          <w:lang w:val="tr-TR"/>
+        </w:rPr>
+        <w:t xml:space="preserve">Karekodda yer alan “Öz Değerlendirme Raporu” ile kendinizi değerlendirebilirsiniz.</w:t>
+      </w:r>
+    </w:p>
+    <w:p>
+      <w:pPr>
+        <w:rPr>
+          <w:rFonts w:ascii="Times New Roman" w:hAnsi="Times New Roman" w:cs="Times New Roman"/>
+          <w:lang w:val="tr-TR"/>
+        </w:rPr>
+      </w:pPr>
+      <w:r>
+        <w:rPr>
+          <w:noProof/>
+          <w:lang w:val="tr-TR"/>
+        </w:rPr>
+        <mc:AlternateContent>
+          <mc:Choice Requires="wps">
+            <w:drawing>
+              <wp:anchor distT="0" distB="0" distL="114300" distR="114300" simplePos="0" relativeHeight="251669504" behindDoc="0" locked="0" layoutInCell="1" allowOverlap="1">
+                <wp:simplePos x="0" y="0"/>
+                <wp:positionH relativeFrom="column">
+                  <wp:align>right</wp:align>
+                </wp:positionH>
+                <wp:positionV relativeFrom="paragraph">
+                  <wp:posOffset>0</wp:posOffset>
+                </wp:positionV>
+                <wp:extent cx="1955800" cy="615950"/>
+                <wp:effectExtent l="0" t="0" r="12700" b="19050"/>
+                <wp:wrapTopAndBottom/>
+                <wp:docPr id="900012" name="Rectangle 7"/>
+                <wp:cNvGraphicFramePr/>
+                <a:graphic xmlns:a="http://schemas.openxmlformats.org/drawingml/2006/main">
+                  <a:graphicData uri="http://schemas.microsoft.com/office/word/2010/wordprocessingShape">
+                    <wps:wsp>
+                      <wps:cNvSpPr/>
+                      <wps:spPr>
+                        <a:xfrm>
+                          <a:off x="0" y="0"/>
+                          <a:ext cx="1955800" cy="615950"/>
+                        </a:xfrm>
+                        <a:prstGeom prst="rect">
+                          <a:avLst/>
+                        </a:prstGeom>
+                      </wps:spPr>
+                      <wps:style>
+                        <a:lnRef idx="2">
+                          <a:schemeClr val="accent6"/>
+                        </a:lnRef>
+                        <a:fillRef idx="1">
+                          <a:schemeClr val="lt1"/>
+                        </a:fillRef>
+                        <a:effectRef idx="0">
+                          <a:schemeClr val="accent6"/>
+                        </a:effectRef>
+                        <a:fontRef idx="minor">
+                          <a:schemeClr val="dk1"/>
+                        </a:fontRef>
+                      </wps:style>
+                      <wps:txbx>
+                        <w:txbxContent>
+                          <w:p>
+                            <w:pPr>
+                              <w:jc w:val="center"/>
+                              <w:rPr>
+                                <w:lang w:val="tr-TR"/>
+                              </w:rPr>
+                            </w:pPr>
+                            <w:r>
+                              <w:rPr>
+                                <w:lang w:val="tr-TR"/>
+                              </w:rPr>
+                              <w:t>Karekod alanı: Öz Değerlendirme Raporu</w:t>
+                            </w:r>
+                          </w:p>
+                        </w:txbxContent>
+                      </wps:txbx>
+                      <wps:bodyPr rot="0" spcFirstLastPara="0" vertOverflow="overflow" horzOverflow="overflow" vert="horz" wrap="square" lIns="91440" tIns="45720" rIns="91440" bIns="45720" numCol="1" spcCol="0" rtlCol="0" fromWordArt="0" anchor="ctr" anchorCtr="0" forceAA="0" compatLnSpc="1">
+                        <a:prstTxWarp prst="textNoShape">
+                          <a:avLst/>
+                        </a:prstTxWarp>
+                        <a:noAutofit/>
+                      </wps:bodyPr>
+                    </wps:wsp>
+                  </a:graphicData>
+                </a:graphic>
+                <wp14:sizeRelH relativeFrom="margin">
+                  <wp14:pctWidth>0</wp14:pctWidth>
+                </wp14:sizeRelH>
+                <wp14:sizeRelV relativeFrom="margin">
+                  <wp14:pctHeight>0</wp14:pctHeight>
+                </wp14:sizeRelV>
+              </wp:anchor>
+            </w:drawing>
+          </mc:Choice>
+          <mc:Fallback>
+            <w:pict>
+              <v:rect id="_x0000_s1033" style="position:absolute;margin-left:291.35pt;margin-top:32.5pt;width:154pt;height:48.5pt;z-index:251669504;visibility:visible;mso-wrap-style:square;mso-width-percent:0;mso-height-percent:0;mso-wrap-distance-left:9pt;mso-wrap-distance-top:0;mso-wrap-distance-right:9pt;mso-wrap-distance-bottom:0;mso-position-horizontal:absolute;mso-position-horizontal-relative:text;mso-position-vertical:absolute;mso-position-vertical-relative:text;mso-width-percent:0;mso-height-percent:0;mso-width-relative:margin;mso-height-relative:margin;v-text-anchor:middle" o:gfxdata="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" fillcolor="white [3201]" strokecolor="#4ea72e [3209]" strokeweight="1pt">
+                <v:textbox>
+                  <w:txbxContent>
+                    <w:p>
+                      <w:pPr>
+                        <w:jc w:val="center"/>
+                        <w:rPr>
+                          <w:lang w:val="tr-TR"/>
+                        </w:rPr>
+                      </w:pPr>
+                      <w:r>
+                        <w:rPr>
+                          <w:lang w:val="tr-TR"/>
+                        </w:rPr>
+                        <w:t>Karekod alanı: Öz Değerlendirme Raporu</w:t>
+                      </w:r>
+                    </w:p>
+                  </w:txbxContent>
+                </v:textbox>
+              </v:rect>
+            </w:pict>
+          </mc:Fallback>
+        </mc:AlternateContent>
+      </w:r>
+    </w:p>
+    <w:p>
+      <w:pPr>
+        <w:jc w:val="both"/>
+        <w:rPr>
+          <w:rFonts w:ascii="Times New Roman" w:hAnsi="Times New Roman" w:cs="Times New Roman"/>
+          <w:lang w:val="tr-TR"/>
+        </w:rPr>
+      </w:pPr>
+    </w:p>
+    <w:p>
+      <w:pPr>
+        <w:pStyle w:val="ListParagraph"/>
+        <w:ind w:left="1080"/>
+        <w:jc w:val="both"/>
+        <w:rPr>
+          <w:rFonts w:ascii="Times New Roman" w:hAnsi="Times New Roman" w:cs="Times New Roman"/>
+          <w:lang w:val="tr-TR"/>
+        </w:rPr>
+      </w:pPr>
+      <w:r>
+        <w:rPr>
+          <w:noProof/>
+          <w:lang w:val="tr-TR"/>
+        </w:rPr>
+        <mc:AlternateContent>
+          <mc:Choice Requires="wps">
+            <w:drawing>
+              <wp:anchor distT="0" distB="0" distL="114300" distR="114300" simplePos="0" relativeHeight="251659264" behindDoc="0" locked="0" layoutInCell="1" allowOverlap="1">
+                <wp:simplePos x="0" y="0"/>
+                <wp:positionH relativeFrom="column">
+                  <wp:posOffset>498916</wp:posOffset>
+                </wp:positionH>
+                <wp:positionV relativeFrom="paragraph">
+                  <wp:posOffset>170180</wp:posOffset>
+                </wp:positionV>
+                <wp:extent cx="5538486" cy="0"/>
+                <wp:effectExtent l="0" t="12700" r="24130" b="12700"/>
+                <wp:wrapNone/>
+                <wp:docPr id="900013" name="Straight Connector 1"/>
+                <wp:cNvGraphicFramePr/>
+                <a:graphic xmlns:a="http://schemas.openxmlformats.org/drawingml/2006/main">
+                  <a:graphicData uri="http://schemas.microsoft.com/office/word/2010/wordprocessingShape">
+                    <wps:wsp>
+                      <wps:cNvCnPr/>
+                      <wps:spPr>
+                        <a:xfrm flipV="1">
+                          <a:off x="0" y="0"/>
+                          <a:ext cx="5538486" cy="0"/>
+                        </a:xfrm>
+                        <a:prstGeom prst="line">
+                          <a:avLst/>
+                        </a:prstGeom>
+                        <a:ln w="19050">
+                          <a:solidFill>
+                            <a:schemeClr val="tx2">
+                              <a:lumMod val="50000"/>
+                              <a:lumOff val="50000"/>
+                            </a:schemeClr>
+                          </a:solidFill>
+                        </a:ln>
+                      </wps:spPr>
+                      <wps:style>
+                        <a:lnRef idx="1">
+                          <a:schemeClr val="accent1"/>
+                        </a:lnRef>
+                        <a:fillRef idx="0">
+                          <a:schemeClr val="accent1"/>
+                        </a:fillRef>
+                        <a:effectRef idx="0">
+                          <a:schemeClr val="accent1"/>
+                        </a:effectRef>
+                        <a:fontRef idx="minor">
+                          <a:schemeClr val="tx1"/>
+                        </a:fontRef>
+                      </wps:style>
+                      <wps:bodyPr/>
+                    </wps:wsp>
+                  </a:graphicData>
+                </a:graphic>
+                <wp14:sizeRelV relativeFrom="margin">
+                  <wp14:pctHeight>0</wp14:pctHeight>
+                </wp14:sizeRelV>
+              </wp:anchor>
+            </w:drawing>
+          </mc:Choice>
+          <mc:Fallback>
+            <w:pict>
+              <v:line id="Straight Connector 1" o:spid="_x0000_s1026" style="position:absolute;flip:y;z-index:251659264;visibility:visible;mso-wrap-style:square;mso-height-percent:0;mso-wrap-distance-left:9pt;mso-wrap-distance-top:0;mso-wrap-distance-right:9pt;mso-wrap-distance-bottom:0;mso-position-horizontal:absolute;mso-position-horizontal-relative:text;mso-position-vertical:absolute;mso-position-vertical-relative:text;mso-height-percent:0;mso-height-relative:margin" from="39.3pt,13.4pt" to="475.4pt,13.4pt" o:gfxdata="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" strokecolor="#4e95d9 [1631]" strokeweight="1.5pt">
+                <v:stroke joinstyle="miter"/>
+              </v:line>
+            </w:pict>
+          </mc:Fallback>
+        </mc:AlternateContent>
+      </w:r>
+    </w:p>
+    <w:p>
+      <w:pPr>
+        <w:keepNext/>
+        <w:shd w:val="clear" w:color="auto" w:fill="FFC000"/>
+        <w:jc w:val="both"/>
+        <w:rPr>
+          <w:rFonts w:ascii="Times New Roman" w:hAnsi="Times New Roman" w:cs="Times New Roman"/>
+          <w:b/>
+          <w:bCs/>
+          <w:lang w:val="tr-TR"/>
+        </w:rPr>
+      </w:pPr>
+      <w:r>
+        <w:rPr>
+          <w:rFonts w:ascii="Times New Roman" w:hAnsi="Times New Roman" w:cs="Times New Roman"/>
+          <w:b/>
+          <w:bCs/>
+          <w:lang w:val="tr-TR"/>
+        </w:rPr>
+        <w:t xml:space="preserve">Sıra Sizde 1.7.</w:t>
+      </w:r>
+    </w:p>
+    <w:p>
+      <w:pPr>
+        <w:jc w:val="both"/>
+        <w:rPr>
+          <w:rFonts w:ascii="Times New Roman" w:hAnsi="Times New Roman" w:cs="Times New Roman"/>
+          <w:lang w:val="tr-TR"/>
+        </w:rPr>
+      </w:pPr>
+      <w:r>
+        <w:rPr>
+          <w:rFonts w:ascii="Times New Roman" w:hAnsi="Times New Roman" w:cs="Times New Roman"/>
+          <w:lang w:val="tr-TR"/>
+        </w:rPr>
+        <w:t xml:space="preserve">1. Aşağıdaki tabloda günlük hayatta karşılaşılan bazı durumlar verilmiştir. Her bir durumda tepkime hızına etki eden faktörü belirleyerek tepkime hızının nasıl değiştiğini (artar/azalır) yazınız.</w:t>
+      </w:r>
+    </w:p>
+    <w:tbl>
+      <w:tblPr>
+        <w:tblW w:w="9000" w:type="dxa"/>
+        <w:jc w:val="center"/>
+        <w:tblBorders>
+          <w:top w:val="single" w:sz="4" w:space="0" w:color="auto"/>
+          <w:left w:val="single" w:sz="4" w:space="0" w:color="auto"/>
+          <w:bottom w:val="single" w:sz="4" w:space="0" w:color="auto"/>
+          <w:right w:val="single" w:sz="4" w:space="0" w:color="auto"/>
+          <w:insideH w:val="single" w:sz="4" w:space="0" w:color="auto"/>
+          <w:insideV w:val="single" w:sz="4" w:space="0" w:color="auto"/>
+        </w:tblBorders>
+        <w:tblLayout w:type="fixed"/>
+        <w:tblLook w:val="04A0"/>
+      </w:tblPr>
+      <w:tblGrid>
+        <w:gridCol w:w="5000"/>
+        <w:gridCol w:w="2200"/>
+        <w:gridCol w:w="1800"/>
+      </w:tblGrid>
+      <w:tr>
+        <w:tc>
+          <w:tcPr>
+            <w:tcW w:w="5000" w:type="dxa"/>
+            <w:shd w:val="clear" w:color="auto" w:fill="D9E2F3"/>
+            <w:vAlign w:val="center"/>
+          </w:tcPr>
+          <w:p>
+            <w:pPr>
+              <w:jc w:val="left"/>
+              <w:rPr>
+                <w:rFonts w:ascii="Times New Roman" w:hAnsi="Times New Roman" w:cs="Times New Roman"/>
+                <w:b/>
+                <w:bCs/>
+                <w:lang w:val="tr-TR"/>
+              </w:rPr>
+            </w:pPr>
+            <w:r>
+              <w:rPr>
+                <w:rFonts w:ascii="Times New Roman" w:hAnsi="Times New Roman" w:cs="Times New Roman"/>
+                <w:b/>
+                <w:bCs/>
+                <w:lang w:val="tr-TR"/>
+              </w:rPr>
+              <w:t xml:space="preserve">Durum</w:t>
+            </w:r>
+          </w:p>
+        </w:tc>
+        <w:tc>
+          <w:tcPr>
+            <w:tcW w:w="2200" w:type="dxa"/>
+            <w:shd w:val="clear" w:color="auto" w:fill="D9E2F3"/>
+            <w:vAlign w:val="center"/>
+          </w:tcPr>
+          <w:p>
+            <w:pPr>
+              <w:jc w:val="left"/>
+              <w:rPr>
+                <w:rFonts w:ascii="Times New Roman" w:hAnsi="Times New Roman" w:cs="Times New Roman"/>
+                <w:b/>
+                <w:bCs/>
+                <w:lang w:val="tr-TR"/>
+              </w:rPr>
+            </w:pPr>
+            <w:r>
+              <w:rPr>
+                <w:rFonts w:ascii="Times New Roman" w:hAnsi="Times New Roman" w:cs="Times New Roman"/>
+                <w:b/>
+                <w:bCs/>
+                <w:lang w:val="tr-TR"/>
+              </w:rPr>
+              <w:t xml:space="preserve">Etki eden faktör</w:t>
+            </w:r>
+          </w:p>
+        </w:tc>
+        <w:tc>
+          <w:tcPr>
+            <w:tcW w:w="1800" w:type="dxa"/>
+            <w:shd w:val="clear" w:color="auto" w:fill="D9E2F3"/>
+            <w:vAlign w:val="center"/>
+          </w:tcPr>
+          <w:p>
+            <w:pPr>
+              <w:jc w:val="left"/>
+              <w:rPr>
+                <w:rFonts w:ascii="Times New Roman" w:hAnsi="Times New Roman" w:cs="Times New Roman"/>
+                <w:b/>
+                <w:bCs/>
+                <w:lang w:val="tr-TR"/>
+              </w:rPr>
+            </w:pPr>
+            <w:r>
+              <w:rPr>
+                <w:rFonts w:ascii="Times New Roman" w:hAnsi="Times New Roman" w:cs="Times New Roman"/>
+                <w:b/>
+                <w:bCs/>
+                <w:lang w:val="tr-TR"/>
+              </w:rPr>
+              <w:t xml:space="preserve">Tepkime hızı</w:t>
+            </w:r>
+          </w:p>
+        </w:tc>
+      </w:tr>
+      <w:tr>
+        <w:trPr>
+          <w:trHeight w:val="450"/>
+        </w:trPr>
+        <w:tc>
+          <w:tcPr>
+            <w:tcW w:w="5000" w:type="dxa"/>
+            <w:vAlign w:val="center"/>
+          </w:tcPr>
+          <w:p>
+            <w:pPr>
+              <w:jc w:val="left"/>
+              <w:rPr>
+                <w:rFonts w:ascii="Times New Roman" w:hAnsi="Times New Roman" w:cs="Times New Roman"/>
+                <w:lang w:val="tr-TR"/>
+              </w:rPr>
+            </w:pPr>
+            <w:r>
+              <w:rPr>
+                <w:rFonts w:ascii="Times New Roman" w:hAnsi="Times New Roman" w:cs="Times New Roman"/>
+                <w:lang w:val="tr-TR"/>
+              </w:rPr>
+              <w:t xml:space="preserve">Yiyeceklerin buzdolabında saklanması</w:t>
+            </w:r>
+          </w:p>
+        </w:tc>
+        <w:tc>
+          <w:tcPr>
+            <w:tcW w:w="2200" w:type="dxa"/>
+            <w:vAlign w:val="center"/>
+          </w:tcPr>
+          <w:p>
+            <w:pPr>
+              <w:jc w:val="left"/>
+              <w:rPr>
+                <w:rFonts w:ascii="Times New Roman" w:hAnsi="Times New Roman" w:cs="Times New Roman"/>
+                <w:lang w:val="tr-TR"/>
+              </w:rPr>
+            </w:pPr>
+          </w:p>
+        </w:tc>
+        <w:tc>
+          <w:tcPr>
+            <w:tcW w:w="1800" w:type="dxa"/>
+            <w:vAlign w:val="center"/>
+          </w:tcPr>
+          <w:p>
+            <w:pPr>
+              <w:jc w:val="left"/>
+              <w:rPr>
+                <w:rFonts w:ascii="Times New Roman" w:hAnsi="Times New Roman" w:cs="Times New Roman"/>
+                <w:lang w:val="tr-TR"/>
+              </w:rPr>
+            </w:pPr>
+          </w:p>
+        </w:tc>
+      </w:tr>
+      <w:tr>
+        <w:trPr>
+          <w:trHeight w:val="450"/>
+        </w:trPr>
+        <w:tc>
+          <w:tcPr>
+            <w:tcW w:w="5000" w:type="dxa"/>
+            <w:vAlign w:val="center"/>
+          </w:tcPr>
+          <w:p>
+            <w:pPr>
+              <w:jc w:val="left"/>
+              <w:rPr>
+                <w:rFonts w:ascii="Times New Roman" w:hAnsi="Times New Roman" w:cs="Times New Roman"/>
+                <w:lang w:val="tr-TR"/>
+              </w:rPr>
+            </w:pPr>
+            <w:r>
+              <w:rPr>
+                <w:rFonts w:ascii="Times New Roman" w:hAnsi="Times New Roman" w:cs="Times New Roman"/>
+                <w:lang w:val="tr-TR"/>
+              </w:rPr>
+              <w:t xml:space="preserve">Kömür tozunun kömür parçasından daha hızlı yanması</w:t>
+            </w:r>
+          </w:p>
+        </w:tc>
+        <w:tc>
+          <w:tcPr>
+            <w:tcW w:w="2200" w:type="dxa"/>
+            <w:vAlign w:val="center"/>
+          </w:tcPr>
+          <w:p>
+            <w:pPr>
+              <w:jc w:val="left"/>
+              <w:rPr>
+                <w:rFonts w:ascii="Times New Roman" w:hAnsi="Times New Roman" w:cs="Times New Roman"/>
+                <w:lang w:val="tr-TR"/>
+              </w:rPr>
+            </w:pPr>
+          </w:p>
+        </w:tc>
+        <w:tc>
+          <w:tcPr>
+            <w:tcW w:w="1800" w:type="dxa"/>
+            <w:vAlign w:val="center"/>
+          </w:tcPr>
+          <w:p>
+            <w:pPr>
+              <w:jc w:val="left"/>
+              <w:rPr>
+                <w:rFonts w:ascii="Times New Roman" w:hAnsi="Times New Roman" w:cs="Times New Roman"/>
+                <w:lang w:val="tr-TR"/>
+              </w:rPr>
+            </w:pPr>
+          </w:p>
+        </w:tc>
+      </w:tr>
+      <w:tr>
+        <w:trPr>
+          <w:trHeight w:val="450"/>
+        </w:trPr>
+        <w:tc>
+          <w:tcPr>
+            <w:tcW w:w="5000" w:type="dxa"/>
+            <w:vAlign w:val="center"/>
+          </w:tcPr>
+          <w:p>
+            <w:pPr>
+              <w:jc w:val="left"/>
+              <w:rPr>
+                <w:rFonts w:ascii="Times New Roman" w:hAnsi="Times New Roman" w:cs="Times New Roman"/>
+                <w:lang w:val="tr-TR"/>
+              </w:rPr>
+            </w:pPr>
+            <w:r>
+              <w:rPr>
+                <w:rFonts w:ascii="Times New Roman" w:hAnsi="Times New Roman" w:cs="Times New Roman"/>
+                <w:lang w:val="tr-TR"/>
+              </w:rPr>
+              <w:t xml:space="preserve">Otomobil egzozlarında katalitik dönüştürücü kullanılması</w:t>
+            </w:r>
+          </w:p>
+        </w:tc>
+        <w:tc>
+          <w:tcPr>
+            <w:tcW w:w="2200" w:type="dxa"/>
+            <w:vAlign w:val="center"/>
+          </w:tcPr>
+          <w:p>
+            <w:pPr>
+              <w:jc w:val="left"/>
+              <w:rPr>
+                <w:rFonts w:ascii="Times New Roman" w:hAnsi="Times New Roman" w:cs="Times New Roman"/>
+                <w:lang w:val="tr-TR"/>
+              </w:rPr>
+            </w:pPr>
+          </w:p>
+        </w:tc>
+        <w:tc>
+          <w:tcPr>
+            <w:tcW w:w="1800" w:type="dxa"/>
+            <w:vAlign w:val="center"/>
+          </w:tcPr>
+          <w:p>
+            <w:pPr>
+              <w:jc w:val="left"/>
+              <w:rPr>
+                <w:rFonts w:ascii="Times New Roman" w:hAnsi="Times New Roman" w:cs="Times New Roman"/>
+                <w:lang w:val="tr-TR"/>
+              </w:rPr>
+            </w:pPr>
+          </w:p>
+        </w:tc>
+      </w:tr>
+      <w:tr>
+        <w:trPr>
+          <w:trHeight w:val="450"/>
+        </w:trPr>
+        <w:tc>
+          <w:tcPr>
+            <w:tcW w:w="5000" w:type="dxa"/>
+            <w:vAlign w:val="center"/>
+          </w:tcPr>
+          <w:p>
+            <w:pPr>
+              <w:jc w:val="left"/>
+              <w:rPr>
+                <w:rFonts w:ascii="Times New Roman" w:hAnsi="Times New Roman" w:cs="Times New Roman"/>
+                <w:lang w:val="tr-TR"/>
+              </w:rPr>
+            </w:pPr>
+            <w:r>
+              <w:rPr>
+                <w:rFonts w:ascii="Times New Roman" w:hAnsi="Times New Roman" w:cs="Times New Roman"/>
+                <w:lang w:val="tr-TR"/>
+              </w:rPr>
+              <w:t xml:space="preserve">Ateşi canlandırmak için ateşin üflenmesi (ortama oksijen gönderilmesi)</w:t>
+            </w:r>
+          </w:p>
+        </w:tc>
+        <w:tc>
+          <w:tcPr>
+            <w:tcW w:w="2200" w:type="dxa"/>
+            <w:vAlign w:val="center"/>
+          </w:tcPr>
+          <w:p>
+            <w:pPr>
+              <w:jc w:val="left"/>
+              <w:rPr>
+                <w:rFonts w:ascii="Times New Roman" w:hAnsi="Times New Roman" w:cs="Times New Roman"/>
+                <w:lang w:val="tr-TR"/>
+              </w:rPr>
+            </w:pPr>
+          </w:p>
+        </w:tc>
+        <w:tc>
+          <w:tcPr>
+            <w:tcW w:w="1800" w:type="dxa"/>
+            <w:vAlign w:val="center"/>
+          </w:tcPr>
+          <w:p>
+            <w:pPr>
+              <w:jc w:val="left"/>
+              <w:rPr>
+                <w:rFonts w:ascii="Times New Roman" w:hAnsi="Times New Roman" w:cs="Times New Roman"/>
+                <w:lang w:val="tr-TR"/>
+              </w:rPr>
+            </w:pPr>
+          </w:p>
+        </w:tc>
+      </w:tr>
+      <w:tr>
+        <w:trPr>
+          <w:trHeight w:val="450"/>
+        </w:trPr>
+        <w:tc>
+          <w:tcPr>
+            <w:tcW w:w="5000" w:type="dxa"/>
+            <w:vAlign w:val="center"/>
+          </w:tcPr>
+          <w:p>
+            <w:pPr>
+              <w:jc w:val="left"/>
+              <w:rPr>
+                <w:rFonts w:ascii="Times New Roman" w:hAnsi="Times New Roman" w:cs="Times New Roman"/>
+                <w:lang w:val="tr-TR"/>
+              </w:rPr>
+            </w:pPr>
+            <w:r>
+              <w:rPr>
+                <w:rFonts w:ascii="Times New Roman" w:hAnsi="Times New Roman" w:cs="Times New Roman"/>
+                <w:lang w:val="tr-TR"/>
+              </w:rPr>
+              <w:t xml:space="preserve">Mayalı hamurun sıcak ortamda daha çabuk kabarması</w:t>
+            </w:r>
+          </w:p>
+        </w:tc>
+        <w:tc>
+          <w:tcPr>
+            <w:tcW w:w="2200" w:type="dxa"/>
+            <w:vAlign w:val="center"/>
+          </w:tcPr>
+          <w:p>
+            <w:pPr>
+              <w:jc w:val="left"/>
+              <w:rPr>
+                <w:rFonts w:ascii="Times New Roman" w:hAnsi="Times New Roman" w:cs="Times New Roman"/>
+                <w:lang w:val="tr-TR"/>
+              </w:rPr>
+            </w:pPr>
+          </w:p>
+        </w:tc>
+        <w:tc>
+          <w:tcPr>
+            <w:tcW w:w="1800" w:type="dxa"/>
+            <w:vAlign w:val="center"/>
+          </w:tcPr>
+          <w:p>
+            <w:pPr>
+              <w:jc w:val="left"/>
+              <w:rPr>
+                <w:rFonts w:ascii="Times New Roman" w:hAnsi="Times New Roman" w:cs="Times New Roman"/>
+                <w:lang w:val="tr-TR"/>
+              </w:rPr>
+            </w:pPr>
+          </w:p>
+        </w:tc>
+      </w:tr>
+      <w:tr>
+        <w:trPr>
+          <w:trHeight w:val="450"/>
+        </w:trPr>
+        <w:tc>
+          <w:tcPr>
+            <w:tcW w:w="5000" w:type="dxa"/>
+            <w:vAlign w:val="center"/>
+          </w:tcPr>
+          <w:p>
+            <w:pPr>
+              <w:jc w:val="left"/>
+              <w:rPr>
+                <w:rFonts w:ascii="Times New Roman" w:hAnsi="Times New Roman" w:cs="Times New Roman"/>
+                <w:lang w:val="tr-TR"/>
+              </w:rPr>
+            </w:pPr>
+            <w:r>
+              <w:rPr>
+                <w:rFonts w:ascii="Times New Roman" w:hAnsi="Times New Roman" w:cs="Times New Roman"/>
+                <w:lang w:val="tr-TR"/>
+              </w:rPr>
+              <w:t xml:space="preserve">Ağızda tükürükteki amilazın nişastanın parçalanmasını başlatması</w:t>
+            </w:r>
+          </w:p>
+        </w:tc>
+        <w:tc>
+          <w:tcPr>
+            <w:tcW w:w="2200" w:type="dxa"/>
+            <w:vAlign w:val="center"/>
+          </w:tcPr>
+          <w:p>
+            <w:pPr>
+              <w:jc w:val="left"/>
+              <w:rPr>
+                <w:rFonts w:ascii="Times New Roman" w:hAnsi="Times New Roman" w:cs="Times New Roman"/>
+                <w:lang w:val="tr-TR"/>
+              </w:rPr>
+            </w:pPr>
+          </w:p>
+        </w:tc>
+        <w:tc>
+          <w:tcPr>
+            <w:tcW w:w="1800" w:type="dxa"/>
+            <w:vAlign w:val="center"/>
+          </w:tcPr>
+          <w:p>
+            <w:pPr>
+              <w:jc w:val="left"/>
+              <w:rPr>
+                <w:rFonts w:ascii="Times New Roman" w:hAnsi="Times New Roman" w:cs="Times New Roman"/>
+                <w:lang w:val="tr-TR"/>
+              </w:rPr>
+            </w:pPr>
+          </w:p>
+        </w:tc>
+      </w:tr>
+      <w:tr>
+        <w:trPr>
+          <w:trHeight w:val="450"/>
+        </w:trPr>
+        <w:tc>
+          <w:tcPr>
+            <w:tcW w:w="5000" w:type="dxa"/>
+            <w:vAlign w:val="center"/>
+          </w:tcPr>
+          <w:p>
+            <w:pPr>
+              <w:jc w:val="left"/>
+              <w:rPr>
+                <w:rFonts w:ascii="Times New Roman" w:hAnsi="Times New Roman" w:cs="Times New Roman"/>
+                <w:lang w:val="tr-TR"/>
+              </w:rPr>
+            </w:pPr>
+            <w:r>
+              <w:rPr>
+                <w:rFonts w:ascii="Times New Roman" w:hAnsi="Times New Roman" w:cs="Times New Roman"/>
+                <w:lang w:val="tr-TR"/>
+              </w:rPr>
+              <w:t xml:space="preserve">Toz hâlindeki ilacın tablet hâlindeki ilaca göre daha hızlı etki etmesi</w:t>
+            </w:r>
+          </w:p>
+        </w:tc>
+        <w:tc>
+          <w:tcPr>
+            <w:tcW w:w="2200" w:type="dxa"/>
+            <w:vAlign w:val="center"/>
+          </w:tcPr>
+          <w:p>
+            <w:pPr>
+              <w:jc w:val="left"/>
+              <w:rPr>
+                <w:rFonts w:ascii="Times New Roman" w:hAnsi="Times New Roman" w:cs="Times New Roman"/>
+                <w:lang w:val="tr-TR"/>
+              </w:rPr>
+            </w:pPr>
+          </w:p>
+        </w:tc>
+        <w:tc>
+          <w:tcPr>
+            <w:tcW w:w="1800" w:type="dxa"/>
+            <w:vAlign w:val="center"/>
+          </w:tcPr>
+          <w:p>
+            <w:pPr>
+              <w:jc w:val="left"/>
+              <w:rPr>
+                <w:rFonts w:ascii="Times New Roman" w:hAnsi="Times New Roman" w:cs="Times New Roman"/>
+                <w:lang w:val="tr-TR"/>
+              </w:rPr>
+            </w:pPr>
+          </w:p>
+        </w:tc>
+      </w:tr>
+      <w:tr>
+        <w:trPr>
+          <w:trHeight w:val="450"/>
+        </w:trPr>
+        <w:tc>
+          <w:tcPr>
+            <w:tcW w:w="5000" w:type="dxa"/>
+            <w:vAlign w:val="center"/>
+          </w:tcPr>
+          <w:p>
+            <w:pPr>
+              <w:jc w:val="left"/>
+              <w:rPr>
+                <w:rFonts w:ascii="Times New Roman" w:hAnsi="Times New Roman" w:cs="Times New Roman"/>
+                <w:lang w:val="tr-TR"/>
+              </w:rPr>
+            </w:pPr>
+            <w:r>
+              <w:rPr>
+                <w:rFonts w:ascii="Times New Roman" w:hAnsi="Times New Roman" w:cs="Times New Roman"/>
+                <w:lang w:val="tr-TR"/>
+              </w:rPr>
+              <w:t xml:space="preserve">Bazı gıdalara koruyucu madde eklenmesi</w:t>
+            </w:r>
+          </w:p>
+        </w:tc>
+        <w:tc>
+          <w:tcPr>
+            <w:tcW w:w="2200" w:type="dxa"/>
+            <w:vAlign w:val="center"/>
+          </w:tcPr>
+          <w:p>
+            <w:pPr>
+              <w:jc w:val="left"/>
+              <w:rPr>
+                <w:rFonts w:ascii="Times New Roman" w:hAnsi="Times New Roman" w:cs="Times New Roman"/>
+                <w:lang w:val="tr-TR"/>
+              </w:rPr>
+            </w:pPr>
+          </w:p>
+        </w:tc>
+        <w:tc>
+          <w:tcPr>
+            <w:tcW w:w="1800" w:type="dxa"/>
+            <w:vAlign w:val="center"/>
+          </w:tcPr>
+          <w:p>
+            <w:pPr>
+              <w:jc w:val="left"/>
+              <w:rPr>
+                <w:rFonts w:ascii="Times New Roman" w:hAnsi="Times New Roman" w:cs="Times New Roman"/>
+                <w:lang w:val="tr-TR"/>
+              </w:rPr>
+            </w:pPr>
+          </w:p>
+        </w:tc>
+      </w:tr>
+    </w:tbl>
+    <w:p>
+      <w:pPr>
+        <w:jc w:val="both"/>
+        <w:rPr>
+          <w:rFonts w:ascii="Times New Roman" w:hAnsi="Times New Roman" w:cs="Times New Roman"/>
+          <w:lang w:val="tr-TR"/>
+        </w:rPr>
+      </w:pPr>
+    </w:p>
+    <w:p>
+      <w:pPr>
+        <w:jc w:val="both"/>
+        <w:rPr>
+          <w:rFonts w:ascii="Times New Roman" w:hAnsi="Times New Roman" w:cs="Times New Roman"/>
+          <w:lang w:val="tr-TR"/>
+        </w:rPr>
+      </w:pPr>
+      <w:r>
+        <w:rPr>
+          <w:rFonts w:ascii="Times New Roman" w:hAnsi="Times New Roman" w:cs="Times New Roman"/>
+          <w:lang w:val="tr-TR"/>
+        </w:rPr>
+        <w:t xml:space="preserve">2. X(g) + Y(g) → Z(g) tepkimesi sabit hacimli bir kapta gerçekleşmektedir. Aşağıdaki değişikliklerin tepkime hızına etkisini çarpışma teorisi ile açıklayınız.</w:t>
+      </w:r>
+    </w:p>
+    <w:p>
+      <w:pPr>
+        <w:pStyle w:val="ListParagraph"/>
+        <w:numPr>
+          <w:ilvl w:val="0"/>
+          <w:numId w:val="54"/>
+        </w:numPr>
+        <w:jc w:val="both"/>
+        <w:rPr>
+          <w:rFonts w:ascii="Times New Roman" w:hAnsi="Times New Roman" w:cs="Times New Roman"/>
+          <w:lang w:val="tr-TR"/>
+        </w:rPr>
+      </w:pPr>
+      <w:r>
+        <w:rPr>
+          <w:rFonts w:ascii="Times New Roman" w:hAnsi="Times New Roman" w:cs="Times New Roman"/>
+          <w:lang w:val="tr-TR"/>
+        </w:rPr>
+        <w:t xml:space="preserve">Kaba sabit sıcaklıkta bir miktar X gazı eklemek</w:t>
+      </w:r>
+    </w:p>
+    <w:p>
+      <w:pPr>
+        <w:ind w:left="720"/>
+        <w:jc w:val="both"/>
+        <w:rPr>
+          <w:rFonts w:ascii="Times New Roman" w:hAnsi="Times New Roman" w:cs="Times New Roman"/>
+          <w:lang w:val="tr-TR"/>
+        </w:rPr>
+      </w:pPr>
+      <w:r>
+        <w:rPr>
+          <w:rFonts w:ascii="Times New Roman" w:hAnsi="Times New Roman" w:cs="Times New Roman"/>
+          <w:lang w:val="tr-TR"/>
+        </w:rPr>
+        <w:t xml:space="preserve">……………………………………………………………………………………………</w:t>
+      </w:r>
+    </w:p>
+    <w:p>
+      <w:pPr>
+        <w:pStyle w:val="ListParagraph"/>
+        <w:numPr>
+          <w:ilvl w:val="0"/>
+          <w:numId w:val="54"/>
+        </w:numPr>
+        <w:jc w:val="both"/>
+        <w:rPr>
+          <w:rFonts w:ascii="Times New Roman" w:hAnsi="Times New Roman" w:cs="Times New Roman"/>
+          <w:lang w:val="tr-TR"/>
+        </w:rPr>
+      </w:pPr>
+      <w:r>
+        <w:rPr>
+          <w:rFonts w:ascii="Times New Roman" w:hAnsi="Times New Roman" w:cs="Times New Roman"/>
+          <w:lang w:val="tr-TR"/>
+        </w:rPr>
+        <w:t xml:space="preserve">Kabın sıcaklığını artırmak</w:t>
+      </w:r>
+    </w:p>
+    <w:p>
+      <w:pPr>
+        <w:ind w:left="720"/>
+        <w:jc w:val="both"/>
+        <w:rPr>
+          <w:rFonts w:ascii="Times New Roman" w:hAnsi="Times New Roman" w:cs="Times New Roman"/>
+          <w:lang w:val="tr-TR"/>
+        </w:rPr>
+      </w:pPr>
+      <w:r>
+        <w:rPr>
+          <w:rFonts w:ascii="Times New Roman" w:hAnsi="Times New Roman" w:cs="Times New Roman"/>
+          <w:lang w:val="tr-TR"/>
+        </w:rPr>
+        <w:t xml:space="preserve">……………………………………………………………………………………………</w:t>
+      </w:r>
+    </w:p>
+    <w:p>
+      <w:pPr>
+        <w:pStyle w:val="ListParagraph"/>
+        <w:numPr>
+          <w:ilvl w:val="0"/>
+          <w:numId w:val="54"/>
+        </w:numPr>
+        <w:jc w:val="both"/>
+        <w:rPr>
+          <w:rFonts w:ascii="Times New Roman" w:hAnsi="Times New Roman" w:cs="Times New Roman"/>
+          <w:lang w:val="tr-TR"/>
+        </w:rPr>
+      </w:pPr>
+      <w:r>
+        <w:rPr>
+          <w:rFonts w:ascii="Times New Roman" w:hAnsi="Times New Roman" w:cs="Times New Roman"/>
+          <w:lang w:val="tr-TR"/>
+        </w:rPr>
+        <w:t xml:space="preserve">Ortama uygun bir katalizör eklemek</w:t>
+      </w:r>
+    </w:p>
+    <w:p>
+      <w:pPr>
+        <w:ind w:left="720"/>
+        <w:jc w:val="both"/>
+        <w:rPr>
+          <w:rFonts w:ascii="Times New Roman" w:hAnsi="Times New Roman" w:cs="Times New Roman"/>
+          <w:lang w:val="tr-TR"/>
+        </w:rPr>
+      </w:pPr>
+      <w:r>
+        <w:rPr>
+          <w:rFonts w:ascii="Times New Roman" w:hAnsi="Times New Roman" w:cs="Times New Roman"/>
+          <w:lang w:val="tr-TR"/>
+        </w:rPr>
+        <w:t xml:space="preserve">……………………………………………………………………………………………</w:t>
+      </w:r>
+    </w:p>
+    <w:p>
+      <w:pPr>
+        <w:pStyle w:val="ListParagraph"/>
+        <w:numPr>
+          <w:ilvl w:val="0"/>
+          <w:numId w:val="54"/>
+        </w:numPr>
+        <w:jc w:val="both"/>
+        <w:rPr>
+          <w:rFonts w:ascii="Times New Roman" w:hAnsi="Times New Roman" w:cs="Times New Roman"/>
+          <w:lang w:val="tr-TR"/>
+        </w:rPr>
+      </w:pPr>
+      <w:r>
+        <w:rPr>
+          <w:rFonts w:ascii="Times New Roman" w:hAnsi="Times New Roman" w:cs="Times New Roman"/>
+          <w:lang w:val="tr-TR"/>
+        </w:rPr>
+        <w:t xml:space="preserve">Kaba tepkimeye girmeyen bir soy gaz eklemek</w:t>
+      </w:r>
+    </w:p>
+    <w:p>
+      <w:pPr>
+        <w:ind w:left="720"/>
+        <w:jc w:val="both"/>
+        <w:rPr>
+          <w:rFonts w:ascii="Times New Roman" w:hAnsi="Times New Roman" w:cs="Times New Roman"/>
+          <w:lang w:val="tr-TR"/>
+        </w:rPr>
+      </w:pPr>
+      <w:r>
+        <w:rPr>
+          <w:rFonts w:ascii="Times New Roman" w:hAnsi="Times New Roman" w:cs="Times New Roman"/>
+          <w:lang w:val="tr-TR"/>
+        </w:rPr>
+        <w:t xml:space="preserve">……………………………………………………………………………………………</w:t>
+      </w:r>
+    </w:p>
+    <w:p>
+      <w:pPr>
+        <w:jc w:val="both"/>
+        <w:rPr>
+          <w:rFonts w:ascii="Times New Roman" w:hAnsi="Times New Roman" w:cs="Times New Roman"/>
+          <w:lang w:val="tr-TR"/>
+        </w:rPr>
+      </w:pPr>
+      <w:r>
+        <w:rPr>
+          <w:rFonts w:ascii="Times New Roman" w:hAnsi="Times New Roman" w:cs="Times New Roman"/>
+          <w:lang w:val="tr-TR"/>
+        </w:rPr>
+        <w:t xml:space="preserve">3. Aşağıdaki grafikte bir tepkimeye ait taneciklerin belirli bir sıcaklıktaki kinetik enerji dağılımı verilmiştir. Sıcaklık artırıldığında ve ortama katalizör eklendiğinde grafikte meydana gelecek değişiklikleri çiziniz ve açıklayınız.</w:t>
+      </w:r>
+    </w:p>
+    <w:p xmlns:a="http://schemas.openxmlformats.org/drawingml/2006/main" xmlns:pic="http://schemas.openxmlformats.org/drawingml/2006/picture">
+      <w:pPr>
+        <w:jc w:val="center"/>
+        <w:rPr>
+          <w:rFonts w:ascii="Times New Roman" w:hAnsi="Times New Roman" w:cs="Times New Roman"/>
+          <w:lang w:val="tr-TR"/>
+        </w:rPr>
+      </w:pPr>
+      <w:r>
+        <w:drawing>
+          <wp:inline distT="0" distB="0" distL="0" distR="0">
+            <wp:extent cx="3960000" cy="2426160"/>
+            <wp:docPr id="900014" name="Grafik 900014" descr="Kinetik enerji dağılımı"/>
+            <wp:cNvGraphicFramePr>
+              <a:graphicFrameLocks noChangeAspect="1"/>
+            </wp:cNvGraphicFramePr>
+            <a:graphic>
+              <a:graphicData uri="http://schemas.openxmlformats.org/drawingml/2006/picture">
+                <pic:pic>
+                  <pic:nvPicPr>
+                    <pic:cNvPr id="900014" name="k11_900014.png"/>
+                    <pic:cNvPicPr/>
+                  </pic:nvPicPr>
+                  <pic:blipFill>
+                    <a:blip r:embed="rIdK6"/>
+                    <a:stretch>
+                      <a:fillRect/>
+                    </a:stretch>
+                  </pic:blipFill>
+                  <pic:spPr>
+                    <a:xfrm>
+                      <a:off x="0" y="0"/>
+                      <a:ext cx="3960000" cy="2426160"/>
+                    </a:xfrm>
+                    <a:prstGeom prst="rect">
+                      <a:avLst/>
+                    </a:prstGeom>
+                  </pic:spPr>
+                </pic:pic>
+              </a:graphicData>
+            </a:graphic>
+          </wp:inline>
+        </w:drawing>
+      </w:r>
+    </w:p>
+    <w:p>
+      <w:pPr>
+        <w:ind w:left="0"/>
+        <w:jc w:val="both"/>
+        <w:rPr>
+          <w:rFonts w:ascii="Times New Roman" w:hAnsi="Times New Roman" w:cs="Times New Roman"/>
+          <w:lang w:val="tr-TR"/>
+        </w:rPr>
+      </w:pPr>
+      <w:r>
+        <w:rPr>
+          <w:rFonts w:ascii="Times New Roman" w:hAnsi="Times New Roman" w:cs="Times New Roman"/>
+          <w:lang w:val="tr-TR"/>
+        </w:rPr>
+        <w:t xml:space="preserve">……………………………………………………………………………………………………</w:t>
+      </w:r>
+    </w:p>
+    <w:p>
+      <w:pPr>
+        <w:ind w:left="0"/>
+        <w:jc w:val="both"/>
+        <w:rPr>
+          <w:rFonts w:ascii="Times New Roman" w:hAnsi="Times New Roman" w:cs="Times New Roman"/>
+          <w:lang w:val="tr-TR"/>
+        </w:rPr>
+      </w:pPr>
+      <w:r>
+        <w:rPr>
+          <w:rFonts w:ascii="Times New Roman" w:hAnsi="Times New Roman" w:cs="Times New Roman"/>
+          <w:lang w:val="tr-TR"/>
+        </w:rPr>
+        <w:t xml:space="preserve">……………………………………………………………………………………………………</w:t>
+      </w:r>
+    </w:p>
+    <w:p>
+      <w:pPr>
+        <w:jc w:val="both"/>
+        <w:rPr>
+          <w:rFonts w:ascii="Times New Roman" w:hAnsi="Times New Roman" w:cs="Times New Roman"/>
+          <w:lang w:val="tr-TR"/>
+        </w:rPr>
+      </w:pPr>
+      <w:r>
+        <w:rPr>
+          <w:rFonts w:ascii="Times New Roman" w:hAnsi="Times New Roman" w:cs="Times New Roman"/>
+          <w:lang w:val="tr-TR"/>
+        </w:rPr>
+        <w:t xml:space="preserve">4. Aşağıdaki ifadelerden doğru olanların başına “D”, yanlış olanların başına “Y” yazınız.</w:t>
+      </w:r>
+    </w:p>
+    <w:p>
+      <w:pPr>
+        <w:ind w:left="720"/>
+        <w:jc w:val="both"/>
+        <w:rPr>
+          <w:rFonts w:ascii="Times New Roman" w:hAnsi="Times New Roman" w:cs="Times New Roman"/>
+          <w:lang w:val="tr-TR"/>
+        </w:rPr>
+      </w:pPr>
+      <w:r>
+        <w:rPr>
+          <w:rFonts w:ascii="Times New Roman" w:hAnsi="Times New Roman" w:cs="Times New Roman"/>
+          <w:lang w:val="tr-TR"/>
+        </w:rPr>
+        <w:t xml:space="preserve">(  ) Katalizör, tepkimenin entalpi değişimini (ΔH) azaltır.</w:t>
+      </w:r>
+    </w:p>
+    <w:p>
+      <w:pPr>
+        <w:ind w:left="720"/>
+        <w:jc w:val="both"/>
+        <w:rPr>
+          <w:rFonts w:ascii="Times New Roman" w:hAnsi="Times New Roman" w:cs="Times New Roman"/>
+          <w:lang w:val="tr-TR"/>
+        </w:rPr>
+      </w:pPr>
+      <w:r>
+        <w:rPr>
+          <w:rFonts w:ascii="Times New Roman" w:hAnsi="Times New Roman" w:cs="Times New Roman"/>
+          <w:lang w:val="tr-TR"/>
+        </w:rPr>
+        <w:t xml:space="preserve">(  ) Sıcaklık artışı yalnızca endotermik tepkimelerin hızını artırır.</w:t>
+      </w:r>
+    </w:p>
+    <w:p>
+      <w:pPr>
+        <w:ind w:left="720"/>
+        <w:jc w:val="both"/>
+        <w:rPr>
+          <w:rFonts w:ascii="Times New Roman" w:hAnsi="Times New Roman" w:cs="Times New Roman"/>
+          <w:lang w:val="tr-TR"/>
+        </w:rPr>
+      </w:pPr>
+      <w:r>
+        <w:rPr>
+          <w:rFonts w:ascii="Times New Roman" w:hAnsi="Times New Roman" w:cs="Times New Roman"/>
+          <w:lang w:val="tr-TR"/>
+        </w:rPr>
+        <w:t xml:space="preserve">(  ) Katı bir tepkenin toz hâline getirilmesi tepkime hızını artırır.</w:t>
+      </w:r>
+    </w:p>
+    <w:p>
+      <w:pPr>
+        <w:ind w:left="720"/>
+        <w:jc w:val="both"/>
+        <w:rPr>
+          <w:rFonts w:ascii="Times New Roman" w:hAnsi="Times New Roman" w:cs="Times New Roman"/>
+          <w:lang w:val="tr-TR"/>
+        </w:rPr>
+      </w:pPr>
+      <w:r>
+        <w:rPr>
+          <w:rFonts w:ascii="Times New Roman" w:hAnsi="Times New Roman" w:cs="Times New Roman"/>
+          <w:lang w:val="tr-TR"/>
+        </w:rPr>
+        <w:t xml:space="preserve">(  ) Sıcaklık arttıkça eşik enerjisini aşan tanecik oranı artar.</w:t>
+      </w:r>
+    </w:p>
+    <w:p>
+      <w:pPr>
+        <w:ind w:left="720"/>
+        <w:jc w:val="both"/>
+        <w:rPr>
+          <w:rFonts w:ascii="Times New Roman" w:hAnsi="Times New Roman" w:cs="Times New Roman"/>
+          <w:lang w:val="tr-TR"/>
+        </w:rPr>
+      </w:pPr>
+      <w:r>
+        <w:rPr>
+          <w:rFonts w:ascii="Times New Roman" w:hAnsi="Times New Roman" w:cs="Times New Roman"/>
+          <w:lang w:val="tr-TR"/>
+        </w:rPr>
+        <w:t xml:space="preserve">(  ) Homojen tepkimelerde temas yüzeyi tepkime hızını etkileyen bir faktördür.</w:t>
+      </w:r>
+    </w:p>
+    <w:p>
+      <w:pPr>
+        <w:ind w:left="720"/>
+        <w:jc w:val="both"/>
+        <w:rPr>
+          <w:rFonts w:ascii="Times New Roman" w:hAnsi="Times New Roman" w:cs="Times New Roman"/>
+          <w:lang w:val="tr-TR"/>
+        </w:rPr>
+      </w:pPr>
+      <w:r>
+        <w:rPr>
+          <w:rFonts w:ascii="Times New Roman" w:hAnsi="Times New Roman" w:cs="Times New Roman"/>
+          <w:lang w:val="tr-TR"/>
+        </w:rPr>
+        <w:t xml:space="preserve">(  ) Katalizör tepkime sonunda kimyasal olarak değişmeden açığa çıkar.</w:t>
+      </w:r>
+    </w:p>
+    <w:p>
+      <w:pPr>
+        <w:pStyle w:val="ListParagraph"/>
+        <w:ind w:left="1080"/>
+        <w:jc w:val="both"/>
+        <w:rPr>
+          <w:rFonts w:ascii="Times New Roman" w:hAnsi="Times New Roman" w:cs="Times New Roman"/>
+          <w:lang w:val="tr-TR"/>
+        </w:rPr>
+      </w:pPr>
+      <w:r>
+        <w:rPr>
+          <w:noProof/>
+          <w:lang w:val="tr-TR"/>
+        </w:rPr>
+        <mc:AlternateContent>
+          <mc:Choice Requires="wps">
+            <w:drawing>
+              <wp:anchor distT="0" distB="0" distL="114300" distR="114300" simplePos="0" relativeHeight="251659264" behindDoc="0" locked="0" layoutInCell="1" allowOverlap="1">
+                <wp:simplePos x="0" y="0"/>
+                <wp:positionH relativeFrom="column">
+                  <wp:posOffset>498916</wp:posOffset>
+                </wp:positionH>
+                <wp:positionV relativeFrom="paragraph">
+                  <wp:posOffset>170180</wp:posOffset>
+                </wp:positionV>
+                <wp:extent cx="5538486" cy="0"/>
+                <wp:effectExtent l="0" t="12700" r="24130" b="12700"/>
+                <wp:wrapNone/>
+                <wp:docPr id="900015" name="Straight Connector 1"/>
+                <wp:cNvGraphicFramePr/>
+                <a:graphic xmlns:a="http://schemas.openxmlformats.org/drawingml/2006/main">
+                  <a:graphicData uri="http://schemas.microsoft.com/office/word/2010/wordprocessingShape">
+                    <wps:wsp>
+                      <wps:cNvCnPr/>
+                      <wps:spPr>
+                        <a:xfrm flipV="1">
+                          <a:off x="0" y="0"/>
+                          <a:ext cx="5538486" cy="0"/>
+                        </a:xfrm>
+                        <a:prstGeom prst="line">
+                          <a:avLst/>
+                        </a:prstGeom>
+                        <a:ln w="19050">
+                          <a:solidFill>
+                            <a:schemeClr val="tx2">
+                              <a:lumMod val="50000"/>
+                              <a:lumOff val="50000"/>
+                            </a:schemeClr>
+                          </a:solidFill>
+                        </a:ln>
+                      </wps:spPr>
+                      <wps:style>
+                        <a:lnRef idx="1">
+                          <a:schemeClr val="accent1"/>
+                        </a:lnRef>
+                        <a:fillRef idx="0">
+                          <a:schemeClr val="accent1"/>
+                        </a:fillRef>
+                        <a:effectRef idx="0">
+                          <a:schemeClr val="accent1"/>
+                        </a:effectRef>
+                        <a:fontRef idx="minor">
+                          <a:schemeClr val="tx1"/>
+                        </a:fontRef>
+                      </wps:style>
+                      <wps:bodyPr/>
+                    </wps:wsp>
+                  </a:graphicData>
+                </a:graphic>
+                <wp14:sizeRelV relativeFrom="margin">
+                  <wp14:pctHeight>0</wp14:pctHeight>
+                </wp14:sizeRelV>
+              </wp:anchor>
+            </w:drawing>
+          </mc:Choice>
+          <mc:Fallback>
+            <w:pict>
+              <v:line id="Straight Connector 1" o:spid="_x0000_s1026" style="position:absolute;flip:y;z-index:251659264;visibility:visible;mso-wrap-style:square;mso-height-percent:0;mso-wrap-distance-left:9pt;mso-wrap-distance-top:0;mso-wrap-distance-right:9pt;mso-wrap-distance-bottom:0;mso-position-horizontal:absolute;mso-position-horizontal-relative:text;mso-position-vertical:absolute;mso-position-vertical-relative:text;mso-height-percent:0;mso-height-relative:margin" from="39.3pt,13.4pt" to="475.4pt,13.4pt" o:gfxdata="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" strokecolor="#4e95d9 [1631]" strokeweight="1.5pt">
+                <v:stroke joinstyle="miter"/>
+              </v:line>
+            </w:pict>
+          </mc:Fallback>
+        </mc:AlternateContent>
+      </w:r>
+    </w:p>
+    <w:p>
+      <w:pPr>
+        <w:jc w:val="both"/>
+        <w:rPr>
+          <w:rFonts w:ascii="Times New Roman" w:hAnsi="Times New Roman" w:cs="Times New Roman"/>
+          <w:lang w:val="tr-TR"/>
+        </w:rPr>
+      </w:pPr>
+      <w:r>
+        <w:rPr>
+          <w:rFonts w:ascii="Times New Roman" w:hAnsi="Times New Roman" w:cs="Times New Roman"/>
+          <w:lang w:val="tr-TR"/>
+        </w:rPr>
+        <w:t xml:space="preserve">Sıcaklığın, katı tepkenin temas yüzeyinin ve katalizörün tepkime hızına etkisini inceleyebileceğiniz sanal laboratuvar uygulamasına ulaşmak için karekodu okutunuz.</w:t>
+      </w:r>
+    </w:p>
+    <w:p>
+      <w:pPr>
+        <w:rPr>
+          <w:rFonts w:ascii="Times New Roman" w:hAnsi="Times New Roman" w:cs="Times New Roman"/>
+          <w:lang w:val="tr-TR"/>
+        </w:rPr>
+      </w:pPr>
+      <w:r>
+        <w:rPr>
+          <w:noProof/>
+          <w:lang w:val="tr-TR"/>
+        </w:rPr>
+        <mc:AlternateContent>
+          <mc:Choice Requires="wps">
+            <w:drawing>
+              <wp:anchor distT="0" distB="0" distL="114300" distR="114300" simplePos="0" relativeHeight="251669504" behindDoc="0" locked="0" layoutInCell="1" allowOverlap="1">
+                <wp:simplePos x="0" y="0"/>
+                <wp:positionH relativeFrom="column">
+                  <wp:align>right</wp:align>
+                </wp:positionH>
+                <wp:positionV relativeFrom="paragraph">
+                  <wp:posOffset>0</wp:posOffset>
+                </wp:positionV>
+                <wp:extent cx="1955800" cy="615950"/>
+                <wp:effectExtent l="0" t="0" r="12700" b="19050"/>
+                <wp:wrapTopAndBottom/>
+                <wp:docPr id="900016" name="Rectangle 7"/>
+                <wp:cNvGraphicFramePr/>
+                <a:graphic xmlns:a="http://schemas.openxmlformats.org/drawingml/2006/main">
+                  <a:graphicData uri="http://schemas.microsoft.com/office/word/2010/wordprocessingShape">
+                    <wps:wsp>
+                      <wps:cNvSpPr/>
+                      <wps:spPr>
+                        <a:xfrm>
+                          <a:off x="0" y="0"/>
+                          <a:ext cx="1955800" cy="615950"/>
+                        </a:xfrm>
+                        <a:prstGeom prst="rect">
+                          <a:avLst/>
+                        </a:prstGeom>
+                      </wps:spPr>
+                      <wps:style>
+                        <a:lnRef idx="2">
+                          <a:schemeClr val="accent6"/>
+                        </a:lnRef>
+                        <a:fillRef idx="1">
+                          <a:schemeClr val="lt1"/>
+                        </a:fillRef>
+                        <a:effectRef idx="0">
+                          <a:schemeClr val="accent6"/>
+                        </a:effectRef>
+                        <a:fontRef idx="minor">
+                          <a:schemeClr val="dk1"/>
+                        </a:fontRef>
+                      </wps:style>
+                      <wps:txbx>
+                        <w:txbxContent>
+                          <w:p>
+                            <w:pPr>
+                              <w:jc w:val="center"/>
+                              <w:rPr>
+                                <w:lang w:val="tr-TR"/>
+                              </w:rPr>
+                            </w:pPr>
+                            <w:r>
+                              <w:rPr>
+                                <w:lang w:val="tr-TR"/>
+                              </w:rPr>
+                              <w:t>Karekod alanı: Sanal laboratuvar (Kim11.1.7)</w:t>
+                            </w:r>
+                          </w:p>
+                        </w:txbxContent>
+                      </wps:txbx>
+                      <wps:bodyPr rot="0" spcFirstLastPara="0" vertOverflow="overflow" horzOverflow="overflow" vert="horz" wrap="square" lIns="91440" tIns="45720" rIns="91440" bIns="45720" numCol="1" spcCol="0" rtlCol="0" fromWordArt="0" anchor="ctr" anchorCtr="0" forceAA="0" compatLnSpc="1">
+                        <a:prstTxWarp prst="textNoShape">
+                          <a:avLst/>
+                        </a:prstTxWarp>
+                        <a:noAutofit/>
+                      </wps:bodyPr>
+                    </wps:wsp>
+                  </a:graphicData>
+                </a:graphic>
+                <wp14:sizeRelH relativeFrom="margin">
+                  <wp14:pctWidth>0</wp14:pctWidth>
+                </wp14:sizeRelH>
+                <wp14:sizeRelV relativeFrom="margin">
+                  <wp14:pctHeight>0</wp14:pctHeight>
+                </wp14:sizeRelV>
+              </wp:anchor>
+            </w:drawing>
+          </mc:Choice>
+          <mc:Fallback>
+            <w:pict>
+              <v:rect id="_x0000_s1033" style="position:absolute;margin-left:291.35pt;margin-top:32.5pt;width:154pt;height:48.5pt;z-index:251669504;visibility:visible;mso-wrap-style:square;mso-width-percent:0;mso-height-percent:0;mso-wrap-distance-left:9pt;mso-wrap-distance-top:0;mso-wrap-distance-right:9pt;mso-wrap-distance-bottom:0;mso-position-horizontal:absolute;mso-position-horizontal-relative:text;mso-position-vertical:absolute;mso-position-vertical-relative:text;mso-width-percent:0;mso-height-percent:0;mso-width-relative:margin;mso-height-relative:margin;v-text-anchor:middle" o:gfxdata="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" fillcolor="white [3201]" strokecolor="#4ea72e [3209]" strokeweight="1pt">
+                <v:textbox>
+                  <w:txbxContent>
+                    <w:p>
+                      <w:pPr>
+                        <w:jc w:val="center"/>
+                        <w:rPr>
+                          <w:lang w:val="tr-TR"/>
+                        </w:rPr>
+                      </w:pPr>
+                      <w:r>
+                        <w:rPr>
+                          <w:lang w:val="tr-TR"/>
+                        </w:rPr>
+                        <w:t>Karekod alanı: Sanal laboratuvar (Kim11.1.7)</w:t>
+                      </w:r>
+                    </w:p>
+                  </w:txbxContent>
+                </v:textbox>
+              </v:rect>
+            </w:pict>
+          </mc:Fallback>
+        </mc:AlternateContent>
+      </w:r>
+    </w:p>
+    <w:p>
+      <w:pPr>
+        <w:jc w:val="both"/>
+        <w:rPr>
+          <w:rFonts w:ascii="Times New Roman" w:hAnsi="Times New Roman" w:cs="Times New Roman"/>
+          <w:lang w:val="tr-TR"/>
+        </w:rPr>
+      </w:pPr>
+    </w:p>
+    <w:p>
+      <w:pPr>
+        <w:jc w:val="both"/>
+        <w:rPr>
+          <w:rFonts w:ascii="Times New Roman" w:hAnsi="Times New Roman" w:cs="Times New Roman"/>
+          <w:b/>
+          <w:bCs/>
+          <w:lang w:val="tr-TR"/>
+        </w:rPr>
+      </w:pPr>
+      <w:r>
+        <w:rPr>
+          <w:rFonts w:ascii="Times New Roman" w:hAnsi="Times New Roman" w:cs="Times New Roman"/>
+          <w:b/>
+          <w:bCs/>
+          <w:lang w:val="tr-TR"/>
+        </w:rPr>
+        <w:t xml:space="preserve">Kaynakça</w:t>
+      </w:r>
+    </w:p>
+    <w:p>
+      <w:pPr>
+        <w:jc w:val="both"/>
+        <w:rPr>
+          <w:rFonts w:ascii="Times New Roman" w:hAnsi="Times New Roman" w:cs="Times New Roman"/>
+          <w:lang w:val="tr-TR"/>
+        </w:rPr>
+      </w:pPr>
+      <w:r>
+        <w:rPr>
+          <w:rFonts w:ascii="Times New Roman" w:hAnsi="Times New Roman" w:cs="Times New Roman"/>
+          <w:lang w:val="tr-TR"/>
+        </w:rPr>
+        <w:t xml:space="preserve">Petrucci, Herring, Madura, Bissonnette, General Chemistry (kimyasal kinetik bölümü)</w:t>
       </w:r>
     </w:p>
     <w:sectPr>
@@ -5469,6 +12339,24 @@
   </w:num>
   <w:num w:numId="51" w16cid:durableId="936672177">
     <w:abstractNumId w:val="43"/>
+  </w:num>
+  <w:num xmlns:a="http://schemas.openxmlformats.org/drawingml/2006/main" xmlns:pic="http://schemas.openxmlformats.org/drawingml/2006/picture" w:numId="52">
+    <w:abstractNumId w:val="0"/>
+    <w:lvlOverride w:ilvl="0">
+      <w:startOverride w:val="1"/>
+    </w:lvlOverride>
+  </w:num>
+  <w:num xmlns:a="http://schemas.openxmlformats.org/drawingml/2006/main" xmlns:pic="http://schemas.openxmlformats.org/drawingml/2006/picture" w:numId="53">
+    <w:abstractNumId w:val="0"/>
+    <w:lvlOverride w:ilvl="0">
+      <w:startOverride w:val="1"/>
+    </w:lvlOverride>
+  </w:num>
+  <w:num xmlns:a="http://schemas.openxmlformats.org/drawingml/2006/main" xmlns:pic="http://schemas.openxmlformats.org/drawingml/2006/picture" w:numId="54">
+    <w:abstractNumId w:val="20"/>
+    <w:lvlOverride w:ilvl="0">
+      <w:startOverride w:val="1"/>
+    </w:lvlOverride>
   </w:num>
 </w:numbering>
 </file>

--- a/Kim11-1-7-Tepkime-Hizina-Etki-Eden-Faktorler.docx
+++ b/Kim11-1-7-Tepkime-Hizina-Etki-Eden-Faktorler.docx
@@ -75,7 +75,7 @@
                 <w:rFonts w:ascii="Times New Roman" w:hAnsi="Times New Roman" w:cs="Times New Roman"/>
                 <w:lang w:val="tr-TR"/>
               </w:rPr>
-              <w:t xml:space="preserve">GÖRSEL ALANI (Shutterstock’tan seçilecek)</w:t>
+              <w:t xml:space="preserve">GÖRSEL ALANI (Shutterstock)</w:t>
             </w:r>
           </w:p>
           <w:p>
@@ -107,23 +107,7 @@
                 <w:rFonts w:ascii="Times New Roman" w:hAnsi="Times New Roman" w:cs="Times New Roman"/>
                 <w:lang w:val="tr-TR"/>
               </w:rPr>
-              <w:t xml:space="preserve">Shutterstock arama: “burning paper flame”</w:t>
-            </w:r>
-          </w:p>
-          <w:p>
-            <w:pPr>
-              <w:jc w:val="both"/>
-              <w:rPr>
-                <w:rFonts w:ascii="Times New Roman" w:hAnsi="Times New Roman" w:cs="Times New Roman"/>
-                <w:lang w:val="tr-TR"/>
-              </w:rPr>
-            </w:pPr>
-            <w:r>
-              <w:rPr>
-                <w:rFonts w:ascii="Times New Roman" w:hAnsi="Times New Roman" w:cs="Times New Roman"/>
-                <w:lang w:val="tr-TR"/>
-              </w:rPr>
-              <w:t xml:space="preserve">Shutter ID: ……………</w:t>
+              <w:t xml:space="preserve">Shutter ID: 2673964099 (fotoğraf) — Burning paper, glowing edge on black background</w:t>
             </w:r>
           </w:p>
         </w:tc>
@@ -196,7 +180,7 @@
                 <w:rFonts w:ascii="Times New Roman" w:hAnsi="Times New Roman" w:cs="Times New Roman"/>
                 <w:lang w:val="tr-TR"/>
               </w:rPr>
-              <w:t xml:space="preserve">GÖRSEL ALANI (Shutterstock’tan seçilecek)</w:t>
+              <w:t xml:space="preserve">GÖRSEL ALANI (Shutterstock)</w:t>
             </w:r>
           </w:p>
           <w:p>
@@ -228,23 +212,7 @@
                 <w:rFonts w:ascii="Times New Roman" w:hAnsi="Times New Roman" w:cs="Times New Roman"/>
                 <w:lang w:val="tr-TR"/>
               </w:rPr>
-              <w:t xml:space="preserve">Shutterstock arama: “rusty iron nails close up”</w:t>
-            </w:r>
-          </w:p>
-          <w:p>
-            <w:pPr>
-              <w:jc w:val="both"/>
-              <w:rPr>
-                <w:rFonts w:ascii="Times New Roman" w:hAnsi="Times New Roman" w:cs="Times New Roman"/>
-                <w:lang w:val="tr-TR"/>
-              </w:rPr>
-            </w:pPr>
-            <w:r>
-              <w:rPr>
-                <w:rFonts w:ascii="Times New Roman" w:hAnsi="Times New Roman" w:cs="Times New Roman"/>
-                <w:lang w:val="tr-TR"/>
-              </w:rPr>
-              <w:t xml:space="preserve">Shutter ID: ……………</w:t>
+              <w:t xml:space="preserve">Shutter ID: 1772648675 (fotoğraf) — Rusty old iron nails close up</w:t>
             </w:r>
           </w:p>
         </w:tc>
@@ -4085,7 +4053,7 @@
                 <w:rFonts w:ascii="Times New Roman" w:hAnsi="Times New Roman" w:cs="Times New Roman"/>
                 <w:lang w:val="tr-TR"/>
               </w:rPr>
-              <w:t xml:space="preserve">GÖRSEL ALANI (Shutterstock’tan seçilecek)</w:t>
+              <w:t xml:space="preserve">GÖRSEL ALANI</w:t>
             </w:r>
           </w:p>
           <w:p>
@@ -4133,7 +4101,7 @@
                 <w:rFonts w:ascii="Times New Roman" w:hAnsi="Times New Roman" w:cs="Times New Roman"/>
                 <w:lang w:val="tr-TR"/>
               </w:rPr>
-              <w:t xml:space="preserve">Shutter ID: ……………</w:t>
+              <w:t xml:space="preserve">Shutter ID: Shutterstock’ta ticari kullanıma uygun sodyum-su tepkimesi fotoğrafı bulunamadı; Kimya9/10’da kullanılan görsel varsa o kullanılsın ya da deney fotoğrafı çekilsin.</w:t>
             </w:r>
           </w:p>
         </w:tc>
@@ -5059,7 +5027,7 @@
                 <w:rFonts w:ascii="Times New Roman" w:hAnsi="Times New Roman" w:cs="Times New Roman"/>
                 <w:lang w:val="tr-TR"/>
               </w:rPr>
-              <w:t xml:space="preserve">GÖRSEL ALANI (Shutterstock’tan seçilecek)</w:t>
+              <w:t xml:space="preserve">GÖRSEL ALANI (Shutterstock)</w:t>
             </w:r>
           </w:p>
           <w:p>
@@ -5091,23 +5059,7 @@
                 <w:rFonts w:ascii="Times New Roman" w:hAnsi="Times New Roman" w:cs="Times New Roman"/>
                 <w:lang w:val="tr-TR"/>
               </w:rPr>
-              <w:t xml:space="preserve">Shutterstock arama: “catalytic converter honeycomb cross section”</w:t>
-            </w:r>
-          </w:p>
-          <w:p>
-            <w:pPr>
-              <w:jc w:val="both"/>
-              <w:rPr>
-                <w:rFonts w:ascii="Times New Roman" w:hAnsi="Times New Roman" w:cs="Times New Roman"/>
-                <w:lang w:val="tr-TR"/>
-              </w:rPr>
-            </w:pPr>
-            <w:r>
-              <w:rPr>
-                <w:rFonts w:ascii="Times New Roman" w:hAnsi="Times New Roman" w:cs="Times New Roman"/>
-                <w:lang w:val="tr-TR"/>
-              </w:rPr>
-              <w:t xml:space="preserve">Shutter ID: ……………</w:t>
+              <w:t xml:space="preserve">Shutter ID: 1802059249 (fotoğraf) — Catalyst exhaust honeycomb close up</w:t>
             </w:r>
           </w:p>
         </w:tc>

--- a/Kim11-1-7-Tepkime-Hizina-Etki-Eden-Faktorler.docx
+++ b/Kim11-1-7-Tepkime-Hizina-Etki-Eden-Faktorler.docx
@@ -1,13 +1,13 @@
 
 <file path=word/document.xml><?xml version="1.0" encoding="utf-8"?>
-<w:document xmlns:wpc="http://schemas.microsoft.com/office/word/2010/wordprocessingCanvas" xmlns:cx="http://schemas.microsoft.com/office/drawing/2014/chartex" xmlns:cx1="http://schemas.microsoft.com/office/drawing/2015/9/8/chartex" xmlns:cx2="http://schemas.microsoft.com/office/drawing/2015/10/21/chartex" xmlns:cx3="http://schemas.microsoft.com/office/drawing/2016/5/9/chartex" xmlns:cx4="http://schemas.microsoft.com/office/drawing/2016/5/10/chartex" xmlns:cx5="http://schemas.microsoft.com/office/drawing/2016/5/11/chartex" xmlns:cx6="http://schemas.microsoft.com/office/drawing/2016/5/12/chartex" xmlns:cx7="http://schemas.microsoft.com/office/drawing/2016/5/13/chartex" xmlns:cx8="http://schemas.microsoft.com/office/drawing/2016/5/14/chartex" xmlns:mc="http://schemas.openxmlformats.org/markup-compatibility/2006" xmlns:aink="http://schemas.microsoft.com/office/drawing/2016/ink" xmlns:am3d="http://schemas.microsoft.com/office/drawing/2017/model3d" xmlns:o="urn:schemas-microsoft-com:office:office" xmlns:oel="http://schemas.microsoft.com/office/2019/extlst" xmlns:r="http://schemas.openxmlformats.org/officeDocument/2006/relationships" xmlns:m="http://schemas.openxmlformats.org/officeDocument/2006/math" xmlns:v="urn:schemas-microsoft-com:vml" xmlns:wp14="http://schemas.microsoft.com/office/word/2010/wordprocessingDrawing" xmlns:wp="http://schemas.openxmlformats.org/drawingml/2006/wordprocessingDrawing" xmlns:w10="urn:schemas-microsoft-com:office:word" xmlns:w="http://schemas.openxmlformats.org/wordprocessingml/2006/main" xmlns:w14="http://schemas.microsoft.com/office/word/2010/wordml" xmlns:w15="http://schemas.microsoft.com/office/word/2012/wordml" xmlns:w16cex="http://schemas.microsoft.com/office/word/2018/wordml/cex" xmlns:w16cid="http://schemas.microsoft.com/office/word/2016/wordml/cid" xmlns:w16="http://schemas.microsoft.com/office/word/2018/wordml" xmlns:w16du="http://schemas.microsoft.com/office/word/2023/wordml/word16du" xmlns:w16sdtdh="http://schemas.microsoft.com/office/word/2020/wordml/sdtdatahash" xmlns:w16sdtfl="http://schemas.microsoft.com/office/word/2024/wordml/sdtformatlock" xmlns:w16se="http://schemas.microsoft.com/office/word/2015/wordml/symex" xmlns:wpg="http://schemas.microsoft.com/office/word/2010/wordprocessingGroup" xmlns:wpi="http://schemas.microsoft.com/office/word/2010/wordprocessingInk" xmlns:wne="http://schemas.microsoft.com/office/word/2006/wordml" xmlns:wps="http://schemas.microsoft.com/office/word/2010/wordprocessingShape" mc:Ignorable="w14 w15 w16se w16cid w16 w16cex w16sdtdh w16sdtfl w16du wp14">
+<w:document xmlns:wpc="http://schemas.microsoft.com/office/word/2010/wordprocessingCanvas" xmlns:cx="http://schemas.microsoft.com/office/drawing/2014/chartex" xmlns:cx1="http://schemas.microsoft.com/office/drawing/2015/9/8/chartex" xmlns:cx2="http://schemas.microsoft.com/office/drawing/2015/10/21/chartex" xmlns:cx3="http://schemas.microsoft.com/office/drawing/2016/5/9/chartex" xmlns:cx4="http://schemas.microsoft.com/office/drawing/2016/5/10/chartex" xmlns:cx5="http://schemas.microsoft.com/office/drawing/2016/5/11/chartex" xmlns:cx6="http://schemas.microsoft.com/office/drawing/2016/5/12/chartex" xmlns:cx7="http://schemas.microsoft.com/office/drawing/2016/5/13/chartex" xmlns:cx8="http://schemas.microsoft.com/office/drawing/2016/5/14/chartex" xmlns:mc="http://schemas.openxmlformats.org/markup-compatibility/2006" xmlns:m="http://schemas.openxmlformats.org/officeDocument/2006/math" xmlns:aink="http://schemas.microsoft.com/office/drawing/2016/ink" xmlns:am3d="http://schemas.microsoft.com/office/drawing/2017/model3d" xmlns:oel="http://schemas.microsoft.com/office/2019/extlst" xmlns:r="http://schemas.openxmlformats.org/officeDocument/2006/relationships" xmlns:wp14="http://schemas.microsoft.com/office/word/2010/wordprocessingDrawing" xmlns:wp="http://schemas.openxmlformats.org/drawingml/2006/wordprocessingDrawing" xmlns:wpg="http://schemas.microsoft.com/office/word/2010/wordprocessingGroup" xmlns:wpi="http://schemas.microsoft.com/office/word/2010/wordprocessingInk" xmlns:wps="http://schemas.microsoft.com/office/word/2010/wordprocessingShape" xmlns:o="urn:schemas-microsoft-com:office:office" xmlns:v="urn:schemas-microsoft-com:vml" xmlns:w10="urn:schemas-microsoft-com:office:word" xmlns:w="http://schemas.openxmlformats.org/wordprocessingml/2006/main" xmlns:w14="http://schemas.microsoft.com/office/word/2010/wordml" xmlns:w15="http://schemas.microsoft.com/office/word/2012/wordml" xmlns:w16cex="http://schemas.microsoft.com/office/word/2018/wordml/cex" xmlns:w16cid="http://schemas.microsoft.com/office/word/2016/wordml/cid" xmlns:w16="http://schemas.microsoft.com/office/word/2018/wordml" xmlns:w16sdtdh="http://schemas.microsoft.com/office/word/2020/wordml/sdtdatahash" xmlns:w16sdtfl="http://schemas.microsoft.com/office/word/2024/wordml/sdtformatlock" xmlns:w16se="http://schemas.microsoft.com/office/word/2015/wordml/symex" xmlns:w16du="http://schemas.microsoft.com/office/word/2023/wordml/word16du" xmlns:wne="http://schemas.microsoft.com/office/word/2006/wordml" mc:Ignorable="w14 w15 w16se w16cid w16 w16cex w16sdtdh w16sdtfl w16du wp14">
   <w:body>
     <w:p>
       <w:pPr>
         <w:pStyle w:val="ListParagraph"/>
         <w:numPr>
           <w:ilvl w:val="2"/>
-          <w:numId w:val="51"/>
+          <w:numId w:val="1"/>
         </w:numPr>
         <w:rPr>
           <w:rFonts w:ascii="Times New Roman" w:hAnsi="Times New Roman" w:cs="Times New Roman"/>
@@ -39,210 +39,487 @@
           <w:rFonts w:ascii="Times New Roman" w:hAnsi="Times New Roman" w:cs="Times New Roman"/>
           <w:lang w:val="tr-TR"/>
         </w:rPr>
-        <w:t xml:space="preserve">Marketten alınan sebze ve meyveler neden buzdolabında saklanır? Bir kâğıt parçası alev aldığında birkaç saniyede yanıp kül olurken açıkta bırakılan bir demir çivinin paslanması neden aylar sürer? Kâğıdın yanması (Görsel A) ile demirin paslanması (Görsel B) olaylarının her ikisi de maddelerin oksijenle tepkimeye girdiği kimyasal değişimlerdir. Bu olaylar arasındaki benzerlik ve farklılıklar nelerdir? Önceki konuda tepkime hızının zamanla değiştiğini ve tepkime hızının çarpışma teorisi ile açıklanabildiğini öğrendiniz. Aynı tepkimenin bazı koşullarda hızlı, bazı koşullarda yavaş gerçekleşmesinin nedenleri neler olabilir? Bir etkinlik yaparak tepkime hızına etki eden faktörleri keşfediniz.</w:t>
-      </w:r>
-    </w:p>
-    <w:tbl>
-      <w:tblPr>
-        <w:tblW w:w="9000" w:type="dxa"/>
-        <w:jc w:val="center"/>
-        <w:tblBorders>
-          <w:top w:val="single" w:sz="8" w:space="0" w:color="7F7F7F"/>
-          <w:left w:val="single" w:sz="8" w:space="0" w:color="7F7F7F"/>
-          <w:bottom w:val="single" w:sz="8" w:space="0" w:color="7F7F7F"/>
-          <w:right w:val="single" w:sz="8" w:space="0" w:color="7F7F7F"/>
-        </w:tblBorders>
-      </w:tblPr>
-      <w:tblGrid>
-        <w:gridCol w:w="9000"/>
-      </w:tblGrid>
-      <w:tr>
-        <w:tc>
-          <w:tcPr>
-            <w:tcW w:w="9000" w:type="dxa"/>
-            <w:shd w:val="clear" w:color="auto" w:fill="EDEDED"/>
-          </w:tcPr>
-          <w:p>
-            <w:pPr>
-              <w:jc w:val="both"/>
-              <w:rPr>
-                <w:rFonts w:ascii="Times New Roman" w:hAnsi="Times New Roman" w:cs="Times New Roman"/>
-                <w:lang w:val="tr-TR"/>
-              </w:rPr>
-            </w:pPr>
-            <w:r>
-              <w:rPr>
-                <w:rFonts w:ascii="Times New Roman" w:hAnsi="Times New Roman" w:cs="Times New Roman"/>
-                <w:lang w:val="tr-TR"/>
-              </w:rPr>
-              <w:t xml:space="preserve">GÖRSEL ALANI (Shutterstock)</w:t>
-            </w:r>
-          </w:p>
-          <w:p>
-            <w:pPr>
-              <w:jc w:val="both"/>
-              <w:rPr>
-                <w:rFonts w:ascii="Times New Roman" w:hAnsi="Times New Roman" w:cs="Times New Roman"/>
-                <w:lang w:val="tr-TR"/>
-              </w:rPr>
-            </w:pPr>
-            <w:r>
-              <w:rPr>
-                <w:rFonts w:ascii="Times New Roman" w:hAnsi="Times New Roman" w:cs="Times New Roman"/>
-                <w:lang w:val="tr-TR"/>
-              </w:rPr>
-              <w:t xml:space="preserve">Tarif: Kenarından alev alarak yanmakta olan bir kâğıt parçası, koyu arka plan.</w:t>
-            </w:r>
-          </w:p>
-          <w:p>
-            <w:pPr>
-              <w:jc w:val="both"/>
-              <w:rPr>
-                <w:rFonts w:ascii="Times New Roman" w:hAnsi="Times New Roman" w:cs="Times New Roman"/>
-                <w:lang w:val="tr-TR"/>
-              </w:rPr>
-            </w:pPr>
-            <w:r>
-              <w:rPr>
-                <w:rFonts w:ascii="Times New Roman" w:hAnsi="Times New Roman" w:cs="Times New Roman"/>
-                <w:lang w:val="tr-TR"/>
-              </w:rPr>
-              <w:t xml:space="preserve">Shutter ID: 2673964099 (fotoğraf) — Burning paper, glowing edge on black background</w:t>
-            </w:r>
-          </w:p>
-        </w:tc>
-      </w:tr>
-    </w:tbl>
-    <w:p>
-      <w:pPr>
-        <w:jc w:val="both"/>
-        <w:rPr>
-          <w:rFonts w:ascii="Times New Roman" w:hAnsi="Times New Roman" w:cs="Times New Roman"/>
-          <w:lang w:val="tr-TR"/>
-        </w:rPr>
-      </w:pPr>
-    </w:p>
-    <w:p>
-      <w:pPr>
-        <w:jc w:val="center"/>
-        <w:rPr>
-          <w:rFonts w:ascii="Times New Roman" w:hAnsi="Times New Roman" w:cs="Times New Roman"/>
-          <w:lang w:val="tr-TR"/>
-        </w:rPr>
-      </w:pPr>
-      <w:r>
+        <w:t>Marketten alınan sebze ve meyveler neden buzdolabında saklanır? Bir kâğıt parçası alev aldığında birkaç saniyede yanıp kül olurken açıkta bırakılan bir demir çivinin paslanması neden aylar sürer? Kâğıdın yanması (Görsel A) ile demirin paslanması (Görsel B) olaylarının her ikisi de maddelerin oksijenle tepkimeye girdiği kimyasal değişimlerdir. Bu olaylar arasındaki benzerlik ve farklılıklar nelerdir? Önceki konuda tepkime hızının zamanla değiştiğini ve tepkime hızının çarpışma teorisi ile açıklanabildiğini öğrendiniz. Aynı tepkimenin bazı koşullarda hızlı, bazı koşullarda yavaş gerçekleşmesinin nedenleri neler olabilir? Bir etkinlik yaparak tepkime hızına etki eden faktörleri keşfediniz.</w:t>
+      </w:r>
+    </w:p>
+    <w:p>
+      <w:pPr>
+        <w:jc w:val="both"/>
+        <w:rPr>
+          <w:rFonts w:ascii="Times New Roman" w:hAnsi="Times New Roman" w:cs="Times New Roman"/>
+          <w:lang w:val="tr-TR"/>
+        </w:rPr>
+      </w:pPr>
+      <w:r>
+        <w:fldChar w:fldCharType="begin"/>
+      </w:r>
+      <w:r>
+        <w:instrText xml:space="preserve"> INCLUDEPICTURE "https://www.shutterstock.com/shutterstock/photos/1726742035/display_1500/stock-photo-paper-burning-in-the-center-1726742035.jpg" \* MERGEFORMATINET </w:instrText>
+      </w:r>
+      <w:r>
+        <w:fldChar w:fldCharType="separate"/>
+      </w:r>
+      <w:r>
+        <w:rPr>
+          <w:noProof/>
+        </w:rPr>
+        <w:drawing>
+          <wp:inline distT="0" distB="0" distL="0" distR="0" wp14:anchorId="1680DEAA" wp14:editId="4D51507D">
+            <wp:extent cx="5943600" cy="4505960"/>
+            <wp:effectExtent l="0" t="0" r="0" b="2540"/>
+            <wp:docPr id="849874502" name="Picture 11" descr="paper burning in the center"/>
+            <wp:cNvGraphicFramePr>
+              <a:graphicFrameLocks xmlns:a="http://schemas.openxmlformats.org/drawingml/2006/main" noChangeAspect="1"/>
+            </wp:cNvGraphicFramePr>
+            <a:graphic xmlns:a="http://schemas.openxmlformats.org/drawingml/2006/main">
+              <a:graphicData uri="http://schemas.openxmlformats.org/drawingml/2006/picture">
+                <pic:pic xmlns:pic="http://schemas.openxmlformats.org/drawingml/2006/picture">
+                  <pic:nvPicPr>
+                    <pic:cNvPr id="0" name="Picture 1" descr="paper burning in the center"/>
+                    <pic:cNvPicPr>
+                      <a:picLocks noChangeAspect="1" noChangeArrowheads="1"/>
+                    </pic:cNvPicPr>
+                  </pic:nvPicPr>
+                  <pic:blipFill>
+                    <a:blip r:embed="rId7" cstate="print">
+                      <a:extLst>
+                        <a:ext uri="{28A0092B-C50C-407E-A947-70E740481C1C}">
+                          <a14:useLocalDpi xmlns:a14="http://schemas.microsoft.com/office/drawing/2010/main" val="0"/>
+                        </a:ext>
+                      </a:extLst>
+                    </a:blip>
+                    <a:srcRect/>
+                    <a:stretch>
+                      <a:fillRect/>
+                    </a:stretch>
+                  </pic:blipFill>
+                  <pic:spPr bwMode="auto">
+                    <a:xfrm>
+                      <a:off x="0" y="0"/>
+                      <a:ext cx="5943600" cy="4505960"/>
+                    </a:xfrm>
+                    <a:prstGeom prst="rect">
+                      <a:avLst/>
+                    </a:prstGeom>
+                    <a:noFill/>
+                    <a:ln>
+                      <a:noFill/>
+                    </a:ln>
+                  </pic:spPr>
+                </pic:pic>
+              </a:graphicData>
+            </a:graphic>
+          </wp:inline>
+        </w:drawing>
+      </w:r>
+      <w:r>
+        <w:fldChar w:fldCharType="end"/>
+      </w:r>
+    </w:p>
+    <w:p>
+      <w:pPr>
+        <w:jc w:val="both"/>
         <w:rPr>
           <w:rFonts w:ascii="Times New Roman" w:hAnsi="Times New Roman" w:cs="Times New Roman"/>
           <w:b/>
           <w:bCs/>
           <w:lang w:val="tr-TR"/>
         </w:rPr>
-        <w:t xml:space="preserve">Görsel A:</w:t>
-      </w:r>
-      <w:r>
-        <w:rPr>
-          <w:rFonts w:ascii="Times New Roman" w:hAnsi="Times New Roman" w:cs="Times New Roman"/>
-          <w:lang w:val="tr-TR"/>
-        </w:rPr>
-        <w:t xml:space="preserve"> Kâğıdın yanması</w:t>
-      </w:r>
-    </w:p>
-    <w:tbl>
-      <w:tblPr>
-        <w:tblW w:w="9000" w:type="dxa"/>
-        <w:jc w:val="center"/>
-        <w:tblBorders>
-          <w:top w:val="single" w:sz="8" w:space="0" w:color="7F7F7F"/>
-          <w:left w:val="single" w:sz="8" w:space="0" w:color="7F7F7F"/>
-          <w:bottom w:val="single" w:sz="8" w:space="0" w:color="7F7F7F"/>
-          <w:right w:val="single" w:sz="8" w:space="0" w:color="7F7F7F"/>
-        </w:tblBorders>
-      </w:tblPr>
-      <w:tblGrid>
-        <w:gridCol w:w="9000"/>
-      </w:tblGrid>
-      <w:tr>
-        <w:tc>
-          <w:tcPr>
-            <w:tcW w:w="9000" w:type="dxa"/>
-            <w:shd w:val="clear" w:color="auto" w:fill="EDEDED"/>
-          </w:tcPr>
-          <w:p>
-            <w:pPr>
-              <w:jc w:val="both"/>
-              <w:rPr>
-                <w:rFonts w:ascii="Times New Roman" w:hAnsi="Times New Roman" w:cs="Times New Roman"/>
-                <w:lang w:val="tr-TR"/>
-              </w:rPr>
-            </w:pPr>
-            <w:r>
-              <w:rPr>
-                <w:rFonts w:ascii="Times New Roman" w:hAnsi="Times New Roman" w:cs="Times New Roman"/>
-                <w:lang w:val="tr-TR"/>
-              </w:rPr>
-              <w:t xml:space="preserve">GÖRSEL ALANI (Shutterstock)</w:t>
-            </w:r>
-          </w:p>
-          <w:p>
-            <w:pPr>
-              <w:jc w:val="both"/>
-              <w:rPr>
-                <w:rFonts w:ascii="Times New Roman" w:hAnsi="Times New Roman" w:cs="Times New Roman"/>
-                <w:lang w:val="tr-TR"/>
-              </w:rPr>
-            </w:pPr>
-            <w:r>
-              <w:rPr>
-                <w:rFonts w:ascii="Times New Roman" w:hAnsi="Times New Roman" w:cs="Times New Roman"/>
-                <w:lang w:val="tr-TR"/>
-              </w:rPr>
-              <w:t xml:space="preserve">Tarif: Paslanmış eski demir çiviler ya da paslı bir demir zincir; yakın çekim.</w:t>
-            </w:r>
-          </w:p>
-          <w:p>
-            <w:pPr>
-              <w:jc w:val="both"/>
-              <w:rPr>
-                <w:rFonts w:ascii="Times New Roman" w:hAnsi="Times New Roman" w:cs="Times New Roman"/>
-                <w:lang w:val="tr-TR"/>
-              </w:rPr>
-            </w:pPr>
-            <w:r>
-              <w:rPr>
-                <w:rFonts w:ascii="Times New Roman" w:hAnsi="Times New Roman" w:cs="Times New Roman"/>
-                <w:lang w:val="tr-TR"/>
-              </w:rPr>
-              <w:t xml:space="preserve">Shutter ID: 1772648675 (fotoğraf) — Rusty old iron nails close up</w:t>
-            </w:r>
-          </w:p>
-        </w:tc>
-      </w:tr>
-    </w:tbl>
-    <w:p>
-      <w:pPr>
-        <w:jc w:val="both"/>
-        <w:rPr>
-          <w:rFonts w:ascii="Times New Roman" w:hAnsi="Times New Roman" w:cs="Times New Roman"/>
-          <w:lang w:val="tr-TR"/>
-        </w:rPr>
-      </w:pPr>
-    </w:p>
-    <w:p>
-      <w:pPr>
-        <w:jc w:val="center"/>
-        <w:rPr>
-          <w:rFonts w:ascii="Times New Roman" w:hAnsi="Times New Roman" w:cs="Times New Roman"/>
-          <w:lang w:val="tr-TR"/>
-        </w:rPr>
-      </w:pPr>
+      </w:pPr>
+      <w:proofErr w:type="spellStart"/>
       <w:r>
         <w:rPr>
           <w:rFonts w:ascii="Times New Roman" w:hAnsi="Times New Roman" w:cs="Times New Roman"/>
           <w:b/>
           <w:bCs/>
-          <w:lang w:val="tr-TR"/>
-        </w:rPr>
-        <w:t xml:space="preserve">Görsel B:</w:t>
+          <w:highlight w:val="yellow"/>
+          <w:lang w:val="tr-TR"/>
+        </w:rPr>
+        <w:t>Shutter</w:t>
+      </w:r>
+      <w:proofErr w:type="spellEnd"/>
+      <w:r>
+        <w:rPr>
+          <w:rFonts w:ascii="Times New Roman" w:hAnsi="Times New Roman" w:cs="Times New Roman"/>
+          <w:b/>
+          <w:bCs/>
+          <w:highlight w:val="yellow"/>
+          <w:lang w:val="tr-TR"/>
+        </w:rPr>
+        <w:t xml:space="preserve"> ID: 1726742035 (fotoğraf) — </w:t>
+      </w:r>
+      <w:proofErr w:type="spellStart"/>
+      <w:r>
+        <w:rPr>
+          <w:rFonts w:ascii="Times New Roman" w:hAnsi="Times New Roman" w:cs="Times New Roman"/>
+          <w:b/>
+          <w:bCs/>
+          <w:highlight w:val="yellow"/>
+          <w:lang w:val="tr-TR"/>
+        </w:rPr>
+        <w:t>Paper</w:t>
+      </w:r>
+      <w:proofErr w:type="spellEnd"/>
+      <w:r>
+        <w:rPr>
+          <w:rFonts w:ascii="Times New Roman" w:hAnsi="Times New Roman" w:cs="Times New Roman"/>
+          <w:b/>
+          <w:bCs/>
+          <w:highlight w:val="yellow"/>
+          <w:lang w:val="tr-TR"/>
+        </w:rPr>
+        <w:t xml:space="preserve"> </w:t>
+      </w:r>
+      <w:proofErr w:type="spellStart"/>
+      <w:r>
+        <w:rPr>
+          <w:rFonts w:ascii="Times New Roman" w:hAnsi="Times New Roman" w:cs="Times New Roman"/>
+          <w:b/>
+          <w:bCs/>
+          <w:highlight w:val="yellow"/>
+          <w:lang w:val="tr-TR"/>
+        </w:rPr>
+        <w:t>burning</w:t>
+      </w:r>
+      <w:proofErr w:type="spellEnd"/>
+      <w:r>
+        <w:rPr>
+          <w:rFonts w:ascii="Times New Roman" w:hAnsi="Times New Roman" w:cs="Times New Roman"/>
+          <w:b/>
+          <w:bCs/>
+          <w:highlight w:val="yellow"/>
+          <w:lang w:val="tr-TR"/>
+        </w:rPr>
+        <w:t xml:space="preserve"> in </w:t>
+      </w:r>
+      <w:proofErr w:type="spellStart"/>
+      <w:r>
+        <w:rPr>
+          <w:rFonts w:ascii="Times New Roman" w:hAnsi="Times New Roman" w:cs="Times New Roman"/>
+          <w:b/>
+          <w:bCs/>
+          <w:highlight w:val="yellow"/>
+          <w:lang w:val="tr-TR"/>
+        </w:rPr>
+        <w:t>the</w:t>
+      </w:r>
+      <w:proofErr w:type="spellEnd"/>
+      <w:r>
+        <w:rPr>
+          <w:rFonts w:ascii="Times New Roman" w:hAnsi="Times New Roman" w:cs="Times New Roman"/>
+          <w:b/>
+          <w:bCs/>
+          <w:highlight w:val="yellow"/>
+          <w:lang w:val="tr-TR"/>
+        </w:rPr>
+        <w:t xml:space="preserve"> </w:t>
+      </w:r>
+      <w:proofErr w:type="spellStart"/>
+      <w:r>
+        <w:rPr>
+          <w:rFonts w:ascii="Times New Roman" w:hAnsi="Times New Roman" w:cs="Times New Roman"/>
+          <w:b/>
+          <w:bCs/>
+          <w:highlight w:val="yellow"/>
+          <w:lang w:val="tr-TR"/>
+        </w:rPr>
+        <w:t>center</w:t>
+      </w:r>
+      <w:proofErr w:type="spellEnd"/>
+    </w:p>
+    <w:p>
+      <w:pPr>
+        <w:jc w:val="center"/>
+        <w:rPr>
+          <w:rFonts w:ascii="Times New Roman" w:hAnsi="Times New Roman" w:cs="Times New Roman"/>
+          <w:lang w:val="tr-TR"/>
+        </w:rPr>
+      </w:pPr>
+      <w:r>
+        <w:rPr>
+          <w:rFonts w:ascii="Times New Roman" w:hAnsi="Times New Roman" w:cs="Times New Roman"/>
+          <w:b/>
+          <w:bCs/>
+          <w:lang w:val="tr-TR"/>
+        </w:rPr>
+        <w:t>Görsel A:</w:t>
+      </w:r>
+      <w:r>
+        <w:rPr>
+          <w:rFonts w:ascii="Times New Roman" w:hAnsi="Times New Roman" w:cs="Times New Roman"/>
+          <w:lang w:val="tr-TR"/>
+        </w:rPr>
+        <w:t xml:space="preserve"> Kâğıdın yanması</w:t>
+      </w:r>
+    </w:p>
+    <w:p>
+      <w:pPr>
+        <w:jc w:val="both"/>
+        <w:rPr>
+          <w:rFonts w:ascii="Times New Roman" w:hAnsi="Times New Roman" w:cs="Times New Roman"/>
+          <w:lang w:val="tr-TR"/>
+        </w:rPr>
+      </w:pPr>
+      <w:r>
+        <w:lastRenderedPageBreak/>
+        <w:fldChar w:fldCharType="begin"/>
+      </w:r>
+      <w:r>
+        <w:instrText xml:space="preserve"> INCLUDEPICTURE "https://www.shutterstock.com/shutterstock/photos/2567331591/display_1500/stock-photo-rusty-iron-nails-piled-up-in-a-disorderly-fashion-2567331591.jpg" \* MERGEFORMATINET </w:instrText>
+      </w:r>
+      <w:r>
+        <w:fldChar w:fldCharType="separate"/>
+      </w:r>
+      <w:r>
+        <w:rPr>
+          <w:noProof/>
+        </w:rPr>
+        <w:drawing>
+          <wp:inline distT="0" distB="0" distL="0" distR="0" wp14:anchorId="04A89E27" wp14:editId="6A3D50CA">
+            <wp:extent cx="5943600" cy="4358640"/>
+            <wp:effectExtent l="0" t="0" r="0" b="0"/>
+            <wp:docPr id="2123729894" name="Picture 12" descr="Rusty iron nails piled up in a disorderly fashion"/>
+            <wp:cNvGraphicFramePr>
+              <a:graphicFrameLocks xmlns:a="http://schemas.openxmlformats.org/drawingml/2006/main" noChangeAspect="1"/>
+            </wp:cNvGraphicFramePr>
+            <a:graphic xmlns:a="http://schemas.openxmlformats.org/drawingml/2006/main">
+              <a:graphicData uri="http://schemas.openxmlformats.org/drawingml/2006/picture">
+                <pic:pic xmlns:pic="http://schemas.openxmlformats.org/drawingml/2006/picture">
+                  <pic:nvPicPr>
+                    <pic:cNvPr id="0" name="Picture 3" descr="Rusty iron nails piled up in a disorderly fashion"/>
+                    <pic:cNvPicPr>
+                      <a:picLocks noChangeAspect="1" noChangeArrowheads="1"/>
+                    </pic:cNvPicPr>
+                  </pic:nvPicPr>
+                  <pic:blipFill>
+                    <a:blip r:embed="rId8" cstate="print">
+                      <a:extLst>
+                        <a:ext uri="{28A0092B-C50C-407E-A947-70E740481C1C}">
+                          <a14:useLocalDpi xmlns:a14="http://schemas.microsoft.com/office/drawing/2010/main" val="0"/>
+                        </a:ext>
+                      </a:extLst>
+                    </a:blip>
+                    <a:srcRect/>
+                    <a:stretch>
+                      <a:fillRect/>
+                    </a:stretch>
+                  </pic:blipFill>
+                  <pic:spPr bwMode="auto">
+                    <a:xfrm>
+                      <a:off x="0" y="0"/>
+                      <a:ext cx="5943600" cy="4358640"/>
+                    </a:xfrm>
+                    <a:prstGeom prst="rect">
+                      <a:avLst/>
+                    </a:prstGeom>
+                    <a:noFill/>
+                    <a:ln>
+                      <a:noFill/>
+                    </a:ln>
+                  </pic:spPr>
+                </pic:pic>
+              </a:graphicData>
+            </a:graphic>
+          </wp:inline>
+        </w:drawing>
+      </w:r>
+      <w:r>
+        <w:fldChar w:fldCharType="end"/>
+      </w:r>
+    </w:p>
+    <w:p>
+      <w:pPr>
+        <w:jc w:val="both"/>
+        <w:rPr>
+          <w:rFonts w:ascii="Times New Roman" w:hAnsi="Times New Roman" w:cs="Times New Roman"/>
+          <w:b/>
+          <w:bCs/>
+          <w:lang w:val="tr-TR"/>
+        </w:rPr>
+      </w:pPr>
+      <w:proofErr w:type="spellStart"/>
+      <w:r>
+        <w:rPr>
+          <w:rFonts w:ascii="Times New Roman" w:hAnsi="Times New Roman" w:cs="Times New Roman"/>
+          <w:b/>
+          <w:bCs/>
+          <w:highlight w:val="yellow"/>
+          <w:lang w:val="tr-TR"/>
+        </w:rPr>
+        <w:t>Shutter</w:t>
+      </w:r>
+      <w:proofErr w:type="spellEnd"/>
+      <w:r>
+        <w:rPr>
+          <w:rFonts w:ascii="Times New Roman" w:hAnsi="Times New Roman" w:cs="Times New Roman"/>
+          <w:b/>
+          <w:bCs/>
+          <w:highlight w:val="yellow"/>
+          <w:lang w:val="tr-TR"/>
+        </w:rPr>
+        <w:t xml:space="preserve"> ID: 2567331591 (fotoğraf) — </w:t>
+      </w:r>
+      <w:proofErr w:type="spellStart"/>
+      <w:r>
+        <w:rPr>
+          <w:rFonts w:ascii="Times New Roman" w:hAnsi="Times New Roman" w:cs="Times New Roman"/>
+          <w:b/>
+          <w:bCs/>
+          <w:highlight w:val="yellow"/>
+          <w:lang w:val="tr-TR"/>
+        </w:rPr>
+        <w:t>Rusty</w:t>
+      </w:r>
+      <w:proofErr w:type="spellEnd"/>
+      <w:r>
+        <w:rPr>
+          <w:rFonts w:ascii="Times New Roman" w:hAnsi="Times New Roman" w:cs="Times New Roman"/>
+          <w:b/>
+          <w:bCs/>
+          <w:highlight w:val="yellow"/>
+          <w:lang w:val="tr-TR"/>
+        </w:rPr>
+        <w:t xml:space="preserve"> </w:t>
+      </w:r>
+      <w:proofErr w:type="spellStart"/>
+      <w:r>
+        <w:rPr>
+          <w:rFonts w:ascii="Times New Roman" w:hAnsi="Times New Roman" w:cs="Times New Roman"/>
+          <w:b/>
+          <w:bCs/>
+          <w:highlight w:val="yellow"/>
+          <w:lang w:val="tr-TR"/>
+        </w:rPr>
+        <w:t>iron</w:t>
+      </w:r>
+      <w:proofErr w:type="spellEnd"/>
+      <w:r>
+        <w:rPr>
+          <w:rFonts w:ascii="Times New Roman" w:hAnsi="Times New Roman" w:cs="Times New Roman"/>
+          <w:b/>
+          <w:bCs/>
+          <w:highlight w:val="yellow"/>
+          <w:lang w:val="tr-TR"/>
+        </w:rPr>
+        <w:t xml:space="preserve"> </w:t>
+      </w:r>
+      <w:proofErr w:type="spellStart"/>
+      <w:r>
+        <w:rPr>
+          <w:rFonts w:ascii="Times New Roman" w:hAnsi="Times New Roman" w:cs="Times New Roman"/>
+          <w:b/>
+          <w:bCs/>
+          <w:highlight w:val="yellow"/>
+          <w:lang w:val="tr-TR"/>
+        </w:rPr>
+        <w:t>nails</w:t>
+      </w:r>
+      <w:proofErr w:type="spellEnd"/>
+      <w:r>
+        <w:rPr>
+          <w:rFonts w:ascii="Times New Roman" w:hAnsi="Times New Roman" w:cs="Times New Roman"/>
+          <w:b/>
+          <w:bCs/>
+          <w:highlight w:val="yellow"/>
+          <w:lang w:val="tr-TR"/>
+        </w:rPr>
+        <w:t xml:space="preserve"> </w:t>
+      </w:r>
+      <w:proofErr w:type="spellStart"/>
+      <w:r>
+        <w:rPr>
+          <w:rFonts w:ascii="Times New Roman" w:hAnsi="Times New Roman" w:cs="Times New Roman"/>
+          <w:b/>
+          <w:bCs/>
+          <w:highlight w:val="yellow"/>
+          <w:lang w:val="tr-TR"/>
+        </w:rPr>
+        <w:t>piled</w:t>
+      </w:r>
+      <w:proofErr w:type="spellEnd"/>
+      <w:r>
+        <w:rPr>
+          <w:rFonts w:ascii="Times New Roman" w:hAnsi="Times New Roman" w:cs="Times New Roman"/>
+          <w:b/>
+          <w:bCs/>
+          <w:highlight w:val="yellow"/>
+          <w:lang w:val="tr-TR"/>
+        </w:rPr>
+        <w:t xml:space="preserve"> </w:t>
+      </w:r>
+      <w:proofErr w:type="spellStart"/>
+      <w:r>
+        <w:rPr>
+          <w:rFonts w:ascii="Times New Roman" w:hAnsi="Times New Roman" w:cs="Times New Roman"/>
+          <w:b/>
+          <w:bCs/>
+          <w:highlight w:val="yellow"/>
+          <w:lang w:val="tr-TR"/>
+        </w:rPr>
+        <w:t>up</w:t>
+      </w:r>
+      <w:proofErr w:type="spellEnd"/>
+      <w:r>
+        <w:rPr>
+          <w:rFonts w:ascii="Times New Roman" w:hAnsi="Times New Roman" w:cs="Times New Roman"/>
+          <w:b/>
+          <w:bCs/>
+          <w:highlight w:val="yellow"/>
+          <w:lang w:val="tr-TR"/>
+        </w:rPr>
+        <w:t xml:space="preserve"> in a </w:t>
+      </w:r>
+      <w:proofErr w:type="spellStart"/>
+      <w:r>
+        <w:rPr>
+          <w:rFonts w:ascii="Times New Roman" w:hAnsi="Times New Roman" w:cs="Times New Roman"/>
+          <w:b/>
+          <w:bCs/>
+          <w:highlight w:val="yellow"/>
+          <w:lang w:val="tr-TR"/>
+        </w:rPr>
+        <w:t>disorderly</w:t>
+      </w:r>
+      <w:proofErr w:type="spellEnd"/>
+      <w:r>
+        <w:rPr>
+          <w:rFonts w:ascii="Times New Roman" w:hAnsi="Times New Roman" w:cs="Times New Roman"/>
+          <w:b/>
+          <w:bCs/>
+          <w:highlight w:val="yellow"/>
+          <w:lang w:val="tr-TR"/>
+        </w:rPr>
+        <w:t xml:space="preserve"> </w:t>
+      </w:r>
+      <w:proofErr w:type="spellStart"/>
+      <w:r>
+        <w:rPr>
+          <w:rFonts w:ascii="Times New Roman" w:hAnsi="Times New Roman" w:cs="Times New Roman"/>
+          <w:b/>
+          <w:bCs/>
+          <w:highlight w:val="yellow"/>
+          <w:lang w:val="tr-TR"/>
+        </w:rPr>
+        <w:t>fashion</w:t>
+      </w:r>
+      <w:proofErr w:type="spellEnd"/>
+    </w:p>
+    <w:p>
+      <w:pPr>
+        <w:jc w:val="center"/>
+        <w:rPr>
+          <w:rFonts w:ascii="Times New Roman" w:hAnsi="Times New Roman" w:cs="Times New Roman"/>
+          <w:lang w:val="tr-TR"/>
+        </w:rPr>
+      </w:pPr>
+      <w:r>
+        <w:rPr>
+          <w:rFonts w:ascii="Times New Roman" w:hAnsi="Times New Roman" w:cs="Times New Roman"/>
+          <w:b/>
+          <w:bCs/>
+          <w:lang w:val="tr-TR"/>
+        </w:rPr>
+        <w:t>Görsel B:</w:t>
       </w:r>
       <w:r>
         <w:rPr>
@@ -265,7 +542,7 @@
           <w:rFonts w:ascii="Times New Roman" w:hAnsi="Times New Roman" w:cs="Times New Roman"/>
           <w:lang w:val="tr-TR"/>
         </w:rPr>
-        <w:t xml:space="preserve">Çalışmaya başlamadan önce karekodda yer alan “Ön Bilgi ve Hedef Belirleme Formu”nu doldurunuz. Bu formda konu ile ilgili ön bilgilerinizi, deney sürecinde neyi öğrenmeyi beklediğinizi, hangi stratejileri kullanacağınızı ve bu süreçte neler hissedebileceğinizi belirtiniz.</w:t>
+        <w:t>Çalışmaya başlamadan önce karekodda yer alan “Ön Bilgi ve Hedef Belirleme Formu”nu doldurunuz. Bu formda konu ile ilgili ön bilgilerinizi, deney sürecinde neyi öğrenmeyi beklediğinizi, hangi stratejileri kullanacağınızı ve bu süreçte neler hissedebileceğinizi belirtiniz.</w:t>
       </w:r>
     </w:p>
     <w:p>
@@ -283,7 +560,7 @@
         <mc:AlternateContent>
           <mc:Choice Requires="wps">
             <w:drawing>
-              <wp:anchor distT="0" distB="0" distL="114300" distR="114300" simplePos="0" relativeHeight="251669504" behindDoc="0" locked="0" layoutInCell="1" allowOverlap="1">
+              <wp:anchor distT="0" distB="0" distL="114300" distR="114300" simplePos="0" relativeHeight="251657216" behindDoc="0" locked="0" layoutInCell="1" allowOverlap="1" wp14:anchorId="539BB7AC" wp14:editId="17E233D4">
                 <wp:simplePos x="0" y="0"/>
                 <wp:positionH relativeFrom="column">
                   <wp:align>right</wp:align>
@@ -414,7 +691,7 @@
           <w:bCs/>
           <w:lang w:val="tr-TR"/>
         </w:rPr>
-        <w:t xml:space="preserve">Analiz ve Keşif Atölyesi 1.7.</w:t>
+        <w:t>Analiz ve Keşif Atölyesi 1.7.</w:t>
       </w:r>
     </w:p>
     <w:p>
@@ -431,7 +708,7 @@
           <w:highlight w:val="yellow"/>
           <w:lang w:val="tr-TR"/>
         </w:rPr>
-        <w:t xml:space="preserve">Güvenlik uyarıları</w:t>
+        <w:t>Güvenlik uyarıları</w:t>
       </w:r>
     </w:p>
     <w:p>
@@ -458,7 +735,7 @@
           <w:highlight w:val="yellow"/>
           <w:lang w:val="tr-TR"/>
         </w:rPr>
-        <w:t xml:space="preserve">Güvenlik uyarıları Kimya9/10 kitabından alınsın; önlük, gözlük, eldiven ve havalandırma uyarıları eklensin.</w:t>
+        <w:t>Güvenlik uyarıları Kimya9/10 kitabından alınsın; önlük, gözlük, eldiven ve havalandırma uyarıları eklensin.</w:t>
       </w:r>
     </w:p>
     <w:p>
@@ -476,23 +753,24 @@
           <w:bCs/>
           <w:lang w:val="tr-TR"/>
         </w:rPr>
-        <w:t xml:space="preserve">1. Aşama: Araştırılabilir Sorular ve Hipotezler</w:t>
-      </w:r>
-    </w:p>
-    <w:p>
-      <w:pPr>
-        <w:jc w:val="both"/>
-        <w:rPr>
-          <w:rFonts w:ascii="Times New Roman" w:hAnsi="Times New Roman" w:cs="Times New Roman"/>
-          <w:lang w:val="tr-TR"/>
-        </w:rPr>
-      </w:pPr>
-      <w:r>
-        <w:rPr>
-          <w:rFonts w:ascii="Times New Roman" w:hAnsi="Times New Roman" w:cs="Times New Roman"/>
-          <w:lang w:val="tr-TR"/>
-        </w:rPr>
-        <w:t xml:space="preserve">Aşağıdaki tabloda günlük hayattan tepkime hızıyla ilişkili bazı örnek olaylar verilmiştir. İlk satır örnek olarak doldurulmuştur. Tablodaki örnek olaylardan yararlanarak her bir faktörün tepkime hızına etkisine ilişkin araştırılabilir bir soru ve bu soruya yönelik bir hipotez yazınız. Çeşitli fikir, argüman ve yeni bilgilere açık olunuz; merak ettiğiniz soruların peşinden gitmenin bilimsel gelişimin bir parçası olduğunu unutmayınız.</w:t>
+        <w:lastRenderedPageBreak/>
+        <w:t>1. Aşama: Araştırılabilir Sorular ve Hipotezler</w:t>
+      </w:r>
+    </w:p>
+    <w:p>
+      <w:pPr>
+        <w:jc w:val="both"/>
+        <w:rPr>
+          <w:rFonts w:ascii="Times New Roman" w:hAnsi="Times New Roman" w:cs="Times New Roman"/>
+          <w:lang w:val="tr-TR"/>
+        </w:rPr>
+      </w:pPr>
+      <w:r>
+        <w:rPr>
+          <w:rFonts w:ascii="Times New Roman" w:hAnsi="Times New Roman" w:cs="Times New Roman"/>
+          <w:lang w:val="tr-TR"/>
+        </w:rPr>
+        <w:t>Aşağıdaki tabloda günlük hayattan tepkime hızıyla ilişkili bazı örnek olaylar verilmiştir. İlk satır örnek olarak doldurulmuştur. Tablodaki örnek olaylardan yararlanarak her bir faktörün tepkime hızına etkisine ilişkin araştırılabilir bir soru ve bu soruya yönelik bir hipotez yazınız. Çeşitli fikir, argüman ve yeni bilgilere açık olunuz; merak ettiğiniz soruların peşinden gitmenin bilimsel gelişimin bir parçası olduğunu unutmayınız.</w:t>
       </w:r>
     </w:p>
     <w:tbl>
@@ -508,7 +786,7 @@
           <w:insideV w:val="single" w:sz="4" w:space="0" w:color="auto"/>
         </w:tblBorders>
         <w:tblLayout w:type="fixed"/>
-        <w:tblLook w:val="04A0"/>
+        <w:tblLook w:val="04A0" w:firstRow="1" w:lastRow="0" w:firstColumn="1" w:lastColumn="0" w:noHBand="0" w:noVBand="1"/>
       </w:tblPr>
       <w:tblGrid>
         <w:gridCol w:w="1500"/>
@@ -517,6 +795,9 @@
         <w:gridCol w:w="2400"/>
       </w:tblGrid>
       <w:tr>
+        <w:trPr>
+          <w:jc w:val="center"/>
+        </w:trPr>
         <w:tc>
           <w:tcPr>
             <w:tcW w:w="1500" w:type="dxa"/>
@@ -525,7 +806,6 @@
           </w:tcPr>
           <w:p>
             <w:pPr>
-              <w:jc w:val="left"/>
               <w:rPr>
                 <w:rFonts w:ascii="Times New Roman" w:hAnsi="Times New Roman" w:cs="Times New Roman"/>
                 <w:b/>
@@ -542,7 +822,7 @@
                 <w:szCs w:val="20"/>
                 <w:lang w:val="tr-TR"/>
               </w:rPr>
-              <w:t xml:space="preserve">Faktör</w:t>
+              <w:t>Faktör</w:t>
             </w:r>
           </w:p>
         </w:tc>
@@ -554,7 +834,6 @@
           </w:tcPr>
           <w:p>
             <w:pPr>
-              <w:jc w:val="left"/>
               <w:rPr>
                 <w:rFonts w:ascii="Times New Roman" w:hAnsi="Times New Roman" w:cs="Times New Roman"/>
                 <w:b/>
@@ -571,7 +850,7 @@
                 <w:szCs w:val="20"/>
                 <w:lang w:val="tr-TR"/>
               </w:rPr>
-              <w:t xml:space="preserve">Günlük hayattan örnek olay</w:t>
+              <w:t>Günlük hayattan örnek olay</w:t>
             </w:r>
           </w:p>
         </w:tc>
@@ -583,7 +862,6 @@
           </w:tcPr>
           <w:p>
             <w:pPr>
-              <w:jc w:val="left"/>
               <w:rPr>
                 <w:rFonts w:ascii="Times New Roman" w:hAnsi="Times New Roman" w:cs="Times New Roman"/>
                 <w:b/>
@@ -600,7 +878,7 @@
                 <w:szCs w:val="20"/>
                 <w:lang w:val="tr-TR"/>
               </w:rPr>
-              <w:t xml:space="preserve">Araştırılabilir soru</w:t>
+              <w:t>Araştırılabilir soru</w:t>
             </w:r>
           </w:p>
         </w:tc>
@@ -612,7 +890,6 @@
           </w:tcPr>
           <w:p>
             <w:pPr>
-              <w:jc w:val="left"/>
               <w:rPr>
                 <w:rFonts w:ascii="Times New Roman" w:hAnsi="Times New Roman" w:cs="Times New Roman"/>
                 <w:b/>
@@ -629,7 +906,7 @@
                 <w:szCs w:val="20"/>
                 <w:lang w:val="tr-TR"/>
               </w:rPr>
-              <w:t xml:space="preserve">Hipotez</w:t>
+              <w:t>Hipotez</w:t>
             </w:r>
           </w:p>
         </w:tc>
@@ -637,6 +914,7 @@
       <w:tr>
         <w:trPr>
           <w:trHeight w:val="900"/>
+          <w:jc w:val="center"/>
         </w:trPr>
         <w:tc>
           <w:tcPr>
@@ -645,7 +923,6 @@
           </w:tcPr>
           <w:p>
             <w:pPr>
-              <w:jc w:val="left"/>
               <w:rPr>
                 <w:rFonts w:ascii="Times New Roman" w:hAnsi="Times New Roman" w:cs="Times New Roman"/>
                 <w:lang w:val="tr-TR"/>
@@ -658,7 +935,7 @@
                 <w:szCs w:val="20"/>
                 <w:lang w:val="tr-TR"/>
               </w:rPr>
-              <w:t xml:space="preserve">Sıcaklık</w:t>
+              <w:t>Sıcaklık</w:t>
             </w:r>
           </w:p>
         </w:tc>
@@ -669,7 +946,6 @@
           </w:tcPr>
           <w:p>
             <w:pPr>
-              <w:jc w:val="left"/>
               <w:rPr>
                 <w:rFonts w:ascii="Times New Roman" w:hAnsi="Times New Roman" w:cs="Times New Roman"/>
                 <w:lang w:val="tr-TR"/>
@@ -682,7 +958,7 @@
                 <w:szCs w:val="20"/>
                 <w:lang w:val="tr-TR"/>
               </w:rPr>
-              <w:t xml:space="preserve">Süt, buzdolabında oda sıcaklığına göre daha geç bozulur.</w:t>
+              <w:t>Süt, buzdolabında oda sıcaklığına göre daha geç bozulur.</w:t>
             </w:r>
           </w:p>
         </w:tc>
@@ -693,7 +969,6 @@
           </w:tcPr>
           <w:p>
             <w:pPr>
-              <w:jc w:val="left"/>
               <w:rPr>
                 <w:rFonts w:ascii="Times New Roman" w:hAnsi="Times New Roman" w:cs="Times New Roman"/>
                 <w:lang w:val="tr-TR"/>
@@ -706,7 +981,7 @@
                 <w:szCs w:val="20"/>
                 <w:lang w:val="tr-TR"/>
               </w:rPr>
-              <w:t xml:space="preserve">Sıcaklık, sütün bozulma tepkimelerinin hızını nasıl etkiler?</w:t>
+              <w:t>Sıcaklık, sütün bozulma tepkimelerinin hızını nasıl etkiler?</w:t>
             </w:r>
           </w:p>
         </w:tc>
@@ -717,7 +992,6 @@
           </w:tcPr>
           <w:p>
             <w:pPr>
-              <w:jc w:val="left"/>
               <w:rPr>
                 <w:rFonts w:ascii="Times New Roman" w:hAnsi="Times New Roman" w:cs="Times New Roman"/>
                 <w:lang w:val="tr-TR"/>
@@ -730,7 +1004,7 @@
                 <w:szCs w:val="20"/>
                 <w:lang w:val="tr-TR"/>
               </w:rPr>
-              <w:t xml:space="preserve">Sıcaklık arttıkça sütün bozulma hızı artar.</w:t>
+              <w:t>Sıcaklık arttıkça sütün bozulma hızı artar.</w:t>
             </w:r>
           </w:p>
         </w:tc>
@@ -738,6 +1012,7 @@
       <w:tr>
         <w:trPr>
           <w:trHeight w:val="900"/>
+          <w:jc w:val="center"/>
         </w:trPr>
         <w:tc>
           <w:tcPr>
@@ -746,7 +1021,6 @@
           </w:tcPr>
           <w:p>
             <w:pPr>
-              <w:jc w:val="left"/>
               <w:rPr>
                 <w:rFonts w:ascii="Times New Roman" w:hAnsi="Times New Roman" w:cs="Times New Roman"/>
                 <w:lang w:val="tr-TR"/>
@@ -759,7 +1033,7 @@
                 <w:szCs w:val="20"/>
                 <w:lang w:val="tr-TR"/>
               </w:rPr>
-              <w:t xml:space="preserve">Tepken cinsi</w:t>
+              <w:t>Tepken cinsi</w:t>
             </w:r>
           </w:p>
         </w:tc>
@@ -770,7 +1044,6 @@
           </w:tcPr>
           <w:p>
             <w:pPr>
-              <w:jc w:val="left"/>
               <w:rPr>
                 <w:rFonts w:ascii="Times New Roman" w:hAnsi="Times New Roman" w:cs="Times New Roman"/>
                 <w:lang w:val="tr-TR"/>
@@ -783,7 +1056,7 @@
                 <w:szCs w:val="20"/>
                 <w:lang w:val="tr-TR"/>
               </w:rPr>
-              <w:t xml:space="preserve">Sodyum metali suyla şiddetle tepkimeye girerken demir suyla çok yavaş tepkimeye girer.</w:t>
+              <w:t>Sodyum metali suyla şiddetle tepkimeye girerken demir suyla çok yavaş tepkimeye girer.</w:t>
             </w:r>
           </w:p>
         </w:tc>
@@ -794,7 +1067,6 @@
           </w:tcPr>
           <w:p>
             <w:pPr>
-              <w:jc w:val="left"/>
               <w:rPr>
                 <w:rFonts w:ascii="Times New Roman" w:hAnsi="Times New Roman" w:cs="Times New Roman"/>
                 <w:lang w:val="tr-TR"/>
@@ -809,7 +1081,6 @@
           </w:tcPr>
           <w:p>
             <w:pPr>
-              <w:jc w:val="left"/>
               <w:rPr>
                 <w:rFonts w:ascii="Times New Roman" w:hAnsi="Times New Roman" w:cs="Times New Roman"/>
                 <w:lang w:val="tr-TR"/>
@@ -821,6 +1092,7 @@
       <w:tr>
         <w:trPr>
           <w:trHeight w:val="900"/>
+          <w:jc w:val="center"/>
         </w:trPr>
         <w:tc>
           <w:tcPr>
@@ -829,7 +1101,6 @@
           </w:tcPr>
           <w:p>
             <w:pPr>
-              <w:jc w:val="left"/>
               <w:rPr>
                 <w:rFonts w:ascii="Times New Roman" w:hAnsi="Times New Roman" w:cs="Times New Roman"/>
                 <w:lang w:val="tr-TR"/>
@@ -842,7 +1113,7 @@
                 <w:szCs w:val="20"/>
                 <w:lang w:val="tr-TR"/>
               </w:rPr>
-              <w:t xml:space="preserve">Fiziksel hâl</w:t>
+              <w:t>Fiziksel hâl</w:t>
             </w:r>
           </w:p>
         </w:tc>
@@ -853,7 +1124,6 @@
           </w:tcPr>
           <w:p>
             <w:pPr>
-              <w:jc w:val="left"/>
               <w:rPr>
                 <w:rFonts w:ascii="Times New Roman" w:hAnsi="Times New Roman" w:cs="Times New Roman"/>
                 <w:lang w:val="tr-TR"/>
@@ -866,7 +1136,7 @@
                 <w:szCs w:val="20"/>
                 <w:lang w:val="tr-TR"/>
               </w:rPr>
-              <w:t xml:space="preserve">Kabartma tozu kuru hâldeyken değişmeden kalır, hamura su eklendiğinde gaz çıkışı başlar.</w:t>
+              <w:t>Kabartma tozu kuru hâldeyken değişmeden kalır, hamura su eklendiğinde gaz çıkışı başlar.</w:t>
             </w:r>
           </w:p>
         </w:tc>
@@ -877,7 +1147,6 @@
           </w:tcPr>
           <w:p>
             <w:pPr>
-              <w:jc w:val="left"/>
               <w:rPr>
                 <w:rFonts w:ascii="Times New Roman" w:hAnsi="Times New Roman" w:cs="Times New Roman"/>
                 <w:lang w:val="tr-TR"/>
@@ -892,7 +1161,6 @@
           </w:tcPr>
           <w:p>
             <w:pPr>
-              <w:jc w:val="left"/>
               <w:rPr>
                 <w:rFonts w:ascii="Times New Roman" w:hAnsi="Times New Roman" w:cs="Times New Roman"/>
                 <w:lang w:val="tr-TR"/>
@@ -904,6 +1172,7 @@
       <w:tr>
         <w:trPr>
           <w:trHeight w:val="900"/>
+          <w:jc w:val="center"/>
         </w:trPr>
         <w:tc>
           <w:tcPr>
@@ -912,7 +1181,6 @@
           </w:tcPr>
           <w:p>
             <w:pPr>
-              <w:jc w:val="left"/>
               <w:rPr>
                 <w:rFonts w:ascii="Times New Roman" w:hAnsi="Times New Roman" w:cs="Times New Roman"/>
                 <w:lang w:val="tr-TR"/>
@@ -925,7 +1193,7 @@
                 <w:szCs w:val="20"/>
                 <w:lang w:val="tr-TR"/>
               </w:rPr>
-              <w:t xml:space="preserve">Tepken derişimi</w:t>
+              <w:t>Tepken derişimi</w:t>
             </w:r>
           </w:p>
         </w:tc>
@@ -936,7 +1204,6 @@
           </w:tcPr>
           <w:p>
             <w:pPr>
-              <w:jc w:val="left"/>
               <w:rPr>
                 <w:rFonts w:ascii="Times New Roman" w:hAnsi="Times New Roman" w:cs="Times New Roman"/>
                 <w:lang w:val="tr-TR"/>
@@ -949,7 +1216,7 @@
                 <w:szCs w:val="20"/>
                 <w:lang w:val="tr-TR"/>
               </w:rPr>
-              <w:t xml:space="preserve">Saf oksijen içine sokulan kor hâlindeki tahta kıymık alev alır.</w:t>
+              <w:t>Saf oksijen içine sokulan kor hâlindeki tahta kıymık alev alır.</w:t>
             </w:r>
           </w:p>
         </w:tc>
@@ -960,7 +1227,6 @@
           </w:tcPr>
           <w:p>
             <w:pPr>
-              <w:jc w:val="left"/>
               <w:rPr>
                 <w:rFonts w:ascii="Times New Roman" w:hAnsi="Times New Roman" w:cs="Times New Roman"/>
                 <w:lang w:val="tr-TR"/>
@@ -975,7 +1241,6 @@
           </w:tcPr>
           <w:p>
             <w:pPr>
-              <w:jc w:val="left"/>
               <w:rPr>
                 <w:rFonts w:ascii="Times New Roman" w:hAnsi="Times New Roman" w:cs="Times New Roman"/>
                 <w:lang w:val="tr-TR"/>
@@ -987,6 +1252,7 @@
       <w:tr>
         <w:trPr>
           <w:trHeight w:val="900"/>
+          <w:jc w:val="center"/>
         </w:trPr>
         <w:tc>
           <w:tcPr>
@@ -995,7 +1261,6 @@
           </w:tcPr>
           <w:p>
             <w:pPr>
-              <w:jc w:val="left"/>
               <w:rPr>
                 <w:rFonts w:ascii="Times New Roman" w:hAnsi="Times New Roman" w:cs="Times New Roman"/>
                 <w:lang w:val="tr-TR"/>
@@ -1008,7 +1273,7 @@
                 <w:szCs w:val="20"/>
                 <w:lang w:val="tr-TR"/>
               </w:rPr>
-              <w:t xml:space="preserve">Katı tepkenin temas yüzeyi</w:t>
+              <w:t>Katı tepkenin temas yüzeyi</w:t>
             </w:r>
           </w:p>
         </w:tc>
@@ -1019,7 +1284,6 @@
           </w:tcPr>
           <w:p>
             <w:pPr>
-              <w:jc w:val="left"/>
               <w:rPr>
                 <w:rFonts w:ascii="Times New Roman" w:hAnsi="Times New Roman" w:cs="Times New Roman"/>
                 <w:lang w:val="tr-TR"/>
@@ -1032,7 +1296,7 @@
                 <w:szCs w:val="20"/>
                 <w:lang w:val="tr-TR"/>
               </w:rPr>
-              <w:t xml:space="preserve">İnce yongalar, aynı kütledeki odun kütüğünden çok daha hızlı yanar.</w:t>
+              <w:t>İnce yongalar, aynı kütledeki odun kütüğünden çok daha hızlı yanar.</w:t>
             </w:r>
           </w:p>
         </w:tc>
@@ -1043,7 +1307,6 @@
           </w:tcPr>
           <w:p>
             <w:pPr>
-              <w:jc w:val="left"/>
               <w:rPr>
                 <w:rFonts w:ascii="Times New Roman" w:hAnsi="Times New Roman" w:cs="Times New Roman"/>
                 <w:lang w:val="tr-TR"/>
@@ -1058,7 +1321,6 @@
           </w:tcPr>
           <w:p>
             <w:pPr>
-              <w:jc w:val="left"/>
               <w:rPr>
                 <w:rFonts w:ascii="Times New Roman" w:hAnsi="Times New Roman" w:cs="Times New Roman"/>
                 <w:lang w:val="tr-TR"/>
@@ -1070,6 +1332,7 @@
       <w:tr>
         <w:trPr>
           <w:trHeight w:val="900"/>
+          <w:jc w:val="center"/>
         </w:trPr>
         <w:tc>
           <w:tcPr>
@@ -1078,7 +1341,6 @@
           </w:tcPr>
           <w:p>
             <w:pPr>
-              <w:jc w:val="left"/>
               <w:rPr>
                 <w:rFonts w:ascii="Times New Roman" w:hAnsi="Times New Roman" w:cs="Times New Roman"/>
                 <w:lang w:val="tr-TR"/>
@@ -1091,7 +1353,7 @@
                 <w:szCs w:val="20"/>
                 <w:lang w:val="tr-TR"/>
               </w:rPr>
-              <w:t xml:space="preserve">Katalizör</w:t>
+              <w:t>Katalizör</w:t>
             </w:r>
           </w:p>
         </w:tc>
@@ -1102,7 +1364,6 @@
           </w:tcPr>
           <w:p>
             <w:pPr>
-              <w:jc w:val="left"/>
               <w:rPr>
                 <w:rFonts w:ascii="Times New Roman" w:hAnsi="Times New Roman" w:cs="Times New Roman"/>
                 <w:lang w:val="tr-TR"/>
@@ -1115,7 +1376,7 @@
                 <w:szCs w:val="20"/>
                 <w:lang w:val="tr-TR"/>
               </w:rPr>
-              <w:t xml:space="preserve">Hidrojen peroksit (oksijenli su) yaraya döküldüğünde köpürür.</w:t>
+              <w:t>Hidrojen peroksit (oksijenli su) yaraya döküldüğünde köpürür.</w:t>
             </w:r>
           </w:p>
         </w:tc>
@@ -1126,7 +1387,6 @@
           </w:tcPr>
           <w:p>
             <w:pPr>
-              <w:jc w:val="left"/>
               <w:rPr>
                 <w:rFonts w:ascii="Times New Roman" w:hAnsi="Times New Roman" w:cs="Times New Roman"/>
                 <w:lang w:val="tr-TR"/>
@@ -1141,7 +1401,6 @@
           </w:tcPr>
           <w:p>
             <w:pPr>
-              <w:jc w:val="left"/>
               <w:rPr>
                 <w:rFonts w:ascii="Times New Roman" w:hAnsi="Times New Roman" w:cs="Times New Roman"/>
                 <w:lang w:val="tr-TR"/>
@@ -1175,23 +1434,23 @@
           <w:bCs/>
           <w:lang w:val="tr-TR"/>
         </w:rPr>
-        <w:t xml:space="preserve">2. Aşama: Değişkenlerin Belirlenmesi</w:t>
-      </w:r>
-    </w:p>
-    <w:p>
-      <w:pPr>
-        <w:jc w:val="both"/>
-        <w:rPr>
-          <w:rFonts w:ascii="Times New Roman" w:hAnsi="Times New Roman" w:cs="Times New Roman"/>
-          <w:lang w:val="tr-TR"/>
-        </w:rPr>
-      </w:pPr>
-      <w:r>
-        <w:rPr>
-          <w:rFonts w:ascii="Times New Roman" w:hAnsi="Times New Roman" w:cs="Times New Roman"/>
-          <w:lang w:val="tr-TR"/>
-        </w:rPr>
-        <w:t xml:space="preserve">Sınıfınızda gruplara ayrılınız. Grup arkadaşlarınızla iş birliği içinde her bir faktörün tepkime hızı ile ilişkisini araştıracağınız deneyler için bağımlı, bağımsız ve kontrol değişkenlerini belirleyerek aşağıdaki tabloya yazınız. Grup çalışmasında görev paylaşımı yapınız, arkadaşlarınızın fikirlerine saygı gösteriniz ve dostluk ilişkilerinizi güçlendirecek şekilde davranınız.</w:t>
+        <w:t>2. Aşama: Değişkenlerin Belirlenmesi</w:t>
+      </w:r>
+    </w:p>
+    <w:p>
+      <w:pPr>
+        <w:jc w:val="both"/>
+        <w:rPr>
+          <w:rFonts w:ascii="Times New Roman" w:hAnsi="Times New Roman" w:cs="Times New Roman"/>
+          <w:lang w:val="tr-TR"/>
+        </w:rPr>
+      </w:pPr>
+      <w:r>
+        <w:rPr>
+          <w:rFonts w:ascii="Times New Roman" w:hAnsi="Times New Roman" w:cs="Times New Roman"/>
+          <w:lang w:val="tr-TR"/>
+        </w:rPr>
+        <w:t>Sınıfınızda gruplara ayrılınız. Grup arkadaşlarınızla iş birliği içinde her bir faktörün tepkime hızı ile ilişkisini araştıracağınız deneyler için bağımlı, bağımsız ve kontrol değişkenlerini belirleyerek aşağıdaki tabloya yazınız. Grup çalışmasında görev paylaşımı yapınız, arkadaşlarınızın fikirlerine saygı gösteriniz ve dostluk ilişkilerinizi güçlendirecek şekilde davranınız.</w:t>
       </w:r>
     </w:p>
     <w:tbl>
@@ -1207,7 +1466,7 @@
           <w:insideV w:val="single" w:sz="4" w:space="0" w:color="auto"/>
         </w:tblBorders>
         <w:tblLayout w:type="fixed"/>
-        <w:tblLook w:val="04A0"/>
+        <w:tblLook w:val="04A0" w:firstRow="1" w:lastRow="0" w:firstColumn="1" w:lastColumn="0" w:noHBand="0" w:noVBand="1"/>
       </w:tblPr>
       <w:tblGrid>
         <w:gridCol w:w="2100"/>
@@ -1216,6 +1475,9 @@
         <w:gridCol w:w="2300"/>
       </w:tblGrid>
       <w:tr>
+        <w:trPr>
+          <w:jc w:val="center"/>
+        </w:trPr>
         <w:tc>
           <w:tcPr>
             <w:tcW w:w="2100" w:type="dxa"/>
@@ -1239,7 +1501,7 @@
                 <w:bCs/>
                 <w:lang w:val="tr-TR"/>
               </w:rPr>
-              <w:t xml:space="preserve">Faktör</w:t>
+              <w:t>Faktör</w:t>
             </w:r>
           </w:p>
         </w:tc>
@@ -1266,7 +1528,7 @@
                 <w:bCs/>
                 <w:lang w:val="tr-TR"/>
               </w:rPr>
-              <w:t xml:space="preserve">Bağımsız değişken</w:t>
+              <w:t>Bağımsız değişken</w:t>
             </w:r>
           </w:p>
         </w:tc>
@@ -1293,7 +1555,7 @@
                 <w:bCs/>
                 <w:lang w:val="tr-TR"/>
               </w:rPr>
-              <w:t xml:space="preserve">Bağımlı değişken</w:t>
+              <w:t>Bağımlı değişken</w:t>
             </w:r>
           </w:p>
         </w:tc>
@@ -1320,7 +1582,7 @@
                 <w:bCs/>
                 <w:lang w:val="tr-TR"/>
               </w:rPr>
-              <w:t xml:space="preserve">Kontrol değişkenleri</w:t>
+              <w:t>Kontrol değişkenleri</w:t>
             </w:r>
           </w:p>
         </w:tc>
@@ -1328,6 +1590,7 @@
       <w:tr>
         <w:trPr>
           <w:trHeight w:val="700"/>
+          <w:jc w:val="center"/>
         </w:trPr>
         <w:tc>
           <w:tcPr>
@@ -1347,7 +1610,7 @@
                 <w:rFonts w:ascii="Times New Roman" w:hAnsi="Times New Roman" w:cs="Times New Roman"/>
                 <w:lang w:val="tr-TR"/>
               </w:rPr>
-              <w:t xml:space="preserve">Tepken cinsi</w:t>
+              <w:t>Tepken cinsi</w:t>
             </w:r>
           </w:p>
         </w:tc>
@@ -1400,6 +1663,7 @@
       <w:tr>
         <w:trPr>
           <w:trHeight w:val="700"/>
+          <w:jc w:val="center"/>
         </w:trPr>
         <w:tc>
           <w:tcPr>
@@ -1419,7 +1683,8 @@
                 <w:rFonts w:ascii="Times New Roman" w:hAnsi="Times New Roman" w:cs="Times New Roman"/>
                 <w:lang w:val="tr-TR"/>
               </w:rPr>
-              <w:t xml:space="preserve">Fiziksel hâl</w:t>
+              <w:lastRenderedPageBreak/>
+              <w:t>Fiziksel hâl</w:t>
             </w:r>
           </w:p>
         </w:tc>
@@ -1472,6 +1737,7 @@
       <w:tr>
         <w:trPr>
           <w:trHeight w:val="700"/>
+          <w:jc w:val="center"/>
         </w:trPr>
         <w:tc>
           <w:tcPr>
@@ -1491,7 +1757,7 @@
                 <w:rFonts w:ascii="Times New Roman" w:hAnsi="Times New Roman" w:cs="Times New Roman"/>
                 <w:lang w:val="tr-TR"/>
               </w:rPr>
-              <w:t xml:space="preserve">Tepken derişimi</w:t>
+              <w:t>Tepken derişimi</w:t>
             </w:r>
           </w:p>
         </w:tc>
@@ -1544,6 +1810,7 @@
       <w:tr>
         <w:trPr>
           <w:trHeight w:val="700"/>
+          <w:jc w:val="center"/>
         </w:trPr>
         <w:tc>
           <w:tcPr>
@@ -1563,7 +1830,7 @@
                 <w:rFonts w:ascii="Times New Roman" w:hAnsi="Times New Roman" w:cs="Times New Roman"/>
                 <w:lang w:val="tr-TR"/>
               </w:rPr>
-              <w:t xml:space="preserve">Sıcaklık</w:t>
+              <w:t>Sıcaklık</w:t>
             </w:r>
           </w:p>
         </w:tc>
@@ -1616,6 +1883,7 @@
       <w:tr>
         <w:trPr>
           <w:trHeight w:val="700"/>
+          <w:jc w:val="center"/>
         </w:trPr>
         <w:tc>
           <w:tcPr>
@@ -1635,7 +1903,7 @@
                 <w:rFonts w:ascii="Times New Roman" w:hAnsi="Times New Roman" w:cs="Times New Roman"/>
                 <w:lang w:val="tr-TR"/>
               </w:rPr>
-              <w:t xml:space="preserve">Katı tepkenin temas yüzeyi</w:t>
+              <w:t>Katı tepkenin temas yüzeyi</w:t>
             </w:r>
           </w:p>
         </w:tc>
@@ -1688,6 +1956,7 @@
       <w:tr>
         <w:trPr>
           <w:trHeight w:val="700"/>
+          <w:jc w:val="center"/>
         </w:trPr>
         <w:tc>
           <w:tcPr>
@@ -1707,7 +1976,7 @@
                 <w:rFonts w:ascii="Times New Roman" w:hAnsi="Times New Roman" w:cs="Times New Roman"/>
                 <w:lang w:val="tr-TR"/>
               </w:rPr>
-              <w:t xml:space="preserve">Katalizör</w:t>
+              <w:t>Katalizör</w:t>
             </w:r>
           </w:p>
         </w:tc>
@@ -1782,23 +2051,23 @@
           <w:bCs/>
           <w:lang w:val="tr-TR"/>
         </w:rPr>
-        <w:t xml:space="preserve">3. Aşama: Deneylerin Planlanması ve Gerçekleştirilmesi</w:t>
-      </w:r>
-    </w:p>
-    <w:p>
-      <w:pPr>
-        <w:jc w:val="both"/>
-        <w:rPr>
-          <w:rFonts w:ascii="Times New Roman" w:hAnsi="Times New Roman" w:cs="Times New Roman"/>
-          <w:lang w:val="tr-TR"/>
-        </w:rPr>
-      </w:pPr>
-      <w:r>
-        <w:rPr>
-          <w:rFonts w:ascii="Times New Roman" w:hAnsi="Times New Roman" w:cs="Times New Roman"/>
-          <w:lang w:val="tr-TR"/>
-        </w:rPr>
-        <w:t xml:space="preserve">Her faktörün tepkime hızına etkisini araştırmak için grup arkadaşlarınızla bir deney planlayınız. Görev ve sorumluluklarınızı yerine getirmek için bir yol haritası çiziniz ve hazırladığınız planı uygulayınız. Deney planınızı oluştururken aşağıda verilen önerilerden yararlanabilir ya da kendi deney düzeneklerinizi tasarlayabilirsiniz. Okulunuzda laboratuvar imkânı yoksa deneyleri sanal laboratuvar uygulamaları, simülasyonlar veya yapay zekâ destekli kimya programları (IBM RXN for Chemistry vb.) ile de gerçekleştirebilirsiniz. Kullandığınız dijital kaynakların güvenilir olmasına dikkat ediniz.</w:t>
+        <w:t>3. Aşama: Deneylerin Planlanması ve Gerçekleştirilmesi</w:t>
+      </w:r>
+    </w:p>
+    <w:p>
+      <w:pPr>
+        <w:jc w:val="both"/>
+        <w:rPr>
+          <w:rFonts w:ascii="Times New Roman" w:hAnsi="Times New Roman" w:cs="Times New Roman"/>
+          <w:lang w:val="tr-TR"/>
+        </w:rPr>
+      </w:pPr>
+      <w:r>
+        <w:rPr>
+          <w:rFonts w:ascii="Times New Roman" w:hAnsi="Times New Roman" w:cs="Times New Roman"/>
+          <w:lang w:val="tr-TR"/>
+        </w:rPr>
+        <w:t>Her faktörün tepkime hızına etkisini araştırmak için grup arkadaşlarınızla bir deney planlayınız. Görev ve sorumluluklarınızı yerine getirmek için bir yol haritası çiziniz ve hazırladığınız planı uygulayınız. Deney planınızı oluştururken aşağıda verilen önerilerden yararlanabilir ya da kendi deney düzeneklerinizi tasarlayabilirsiniz. Okulunuzda laboratuvar imkânı yoksa deneyleri sanal laboratuvar uygulamaları, simülasyonlar veya yapay zekâ destekli kimya programları (IBM RXN for Chemistry vb.) ile de gerçekleştirebilirsiniz. Kullandığınız dijital kaynakların güvenilir olmasına dikkat ediniz.</w:t>
       </w:r>
     </w:p>
     <w:tbl>
@@ -1811,11 +2080,15 @@
           <w:bottom w:val="single" w:sz="8" w:space="0" w:color="7F7F7F"/>
           <w:right w:val="single" w:sz="8" w:space="0" w:color="7F7F7F"/>
         </w:tblBorders>
+        <w:tblLook w:val="04A0" w:firstRow="1" w:lastRow="0" w:firstColumn="1" w:lastColumn="0" w:noHBand="0" w:noVBand="1"/>
       </w:tblPr>
       <w:tblGrid>
         <w:gridCol w:w="9000"/>
       </w:tblGrid>
       <w:tr>
+        <w:trPr>
+          <w:jc w:val="center"/>
+        </w:trPr>
         <w:tc>
           <w:tcPr>
             <w:tcW w:w="9000" w:type="dxa"/>
@@ -1836,7 +2109,7 @@
                 <w:bCs/>
                 <w:lang w:val="tr-TR"/>
               </w:rPr>
-              <w:t xml:space="preserve">Deney önerileri</w:t>
+              <w:t>Deney önerileri</w:t>
             </w:r>
           </w:p>
           <w:p>
@@ -1861,7 +2134,7 @@
                 <w:bCs/>
                 <w:lang w:val="tr-TR"/>
               </w:rPr>
-              <w:t xml:space="preserve">Tepken cinsi:</w:t>
+              <w:t>Tepken cinsi:</w:t>
             </w:r>
             <w:r>
               <w:rPr>
@@ -1893,7 +2166,7 @@
                 <w:bCs/>
                 <w:lang w:val="tr-TR"/>
               </w:rPr>
-              <w:t xml:space="preserve">Fiziksel hâl:</w:t>
+              <w:t>Fiziksel hâl:</w:t>
             </w:r>
             <w:r>
               <w:rPr>
@@ -1925,7 +2198,7 @@
                 <w:bCs/>
                 <w:lang w:val="tr-TR"/>
               </w:rPr>
-              <w:t xml:space="preserve">Tepken derişimi:</w:t>
+              <w:t>Tepken derişimi:</w:t>
             </w:r>
             <w:r>
               <w:rPr>
@@ -1940,7 +2213,7 @@
                 <w:vertAlign w:val="subscript"/>
                 <w:lang w:val="tr-TR"/>
               </w:rPr>
-              <w:t xml:space="preserve">2</w:t>
+              <w:t>2</w:t>
             </w:r>
             <w:r>
               <w:rPr>
@@ -1972,7 +2245,7 @@
                 <w:bCs/>
                 <w:lang w:val="tr-TR"/>
               </w:rPr>
-              <w:t xml:space="preserve">Sıcaklık:</w:t>
+              <w:t>Sıcaklık:</w:t>
             </w:r>
             <w:r>
               <w:rPr>
@@ -1995,6 +2268,7 @@
                 <w:rFonts w:ascii="Times New Roman" w:hAnsi="Times New Roman" w:cs="Times New Roman"/>
                 <w:lang w:val="tr-TR"/>
               </w:rPr>
+              <w:lastRenderedPageBreak/>
               <w:t xml:space="preserve">• </w:t>
             </w:r>
             <w:r>
@@ -2004,7 +2278,7 @@
                 <w:bCs/>
                 <w:lang w:val="tr-TR"/>
               </w:rPr>
-              <w:t xml:space="preserve">Katı tepkenin temas yüzeyi:</w:t>
+              <w:t>Katı tepkenin temas yüzeyi:</w:t>
             </w:r>
             <w:r>
               <w:rPr>
@@ -2036,7 +2310,7 @@
                 <w:bCs/>
                 <w:lang w:val="tr-TR"/>
               </w:rPr>
-              <w:t xml:space="preserve">Katalizör:</w:t>
+              <w:t>Katalizör:</w:t>
             </w:r>
             <w:r>
               <w:rPr>
@@ -2071,7 +2345,7 @@
           <w:rFonts w:ascii="Times New Roman" w:hAnsi="Times New Roman" w:cs="Times New Roman"/>
           <w:lang w:val="tr-TR"/>
         </w:rPr>
-        <w:t xml:space="preserve">Her faktör için gerçekleştirdiğiniz deneyi aşağıdaki deney planına göre yazınız. Deneyi gerçekleştirdikten sonra elde ettiğiniz verileri gözlem tablosuna kaydediniz.</w:t>
+        <w:t>Her faktör için gerçekleştirdiğiniz deneyi aşağıdaki deney planına göre yazınız. Deneyi gerçekleştirdikten sonra elde ettiğiniz verileri gözlem tablosuna kaydediniz.</w:t>
       </w:r>
     </w:p>
     <w:p>
@@ -2089,7 +2363,7 @@
           <w:bCs/>
           <w:lang w:val="tr-TR"/>
         </w:rPr>
-        <w:t xml:space="preserve">Deneyin Adı:</w:t>
+        <w:t>Deneyin Adı:</w:t>
       </w:r>
       <w:r>
         <w:rPr>
@@ -2114,7 +2388,7 @@
           <w:bCs/>
           <w:lang w:val="tr-TR"/>
         </w:rPr>
-        <w:t xml:space="preserve">Araştırma Sorusu:</w:t>
+        <w:t>Araştırma Sorusu:</w:t>
       </w:r>
       <w:r>
         <w:rPr>
@@ -2139,7 +2413,7 @@
           <w:bCs/>
           <w:lang w:val="tr-TR"/>
         </w:rPr>
-        <w:t xml:space="preserve">Hipotez:</w:t>
+        <w:t>Hipotez:</w:t>
       </w:r>
       <w:r>
         <w:rPr>
@@ -2164,41 +2438,39 @@
           <w:bCs/>
           <w:lang w:val="tr-TR"/>
         </w:rPr>
-        <w:t xml:space="preserve">Gerekli Malzemeler:</w:t>
-      </w:r>
-    </w:p>
-    <w:p>
-      <w:pPr>
-        <w:ind w:left="0"/>
-        <w:jc w:val="both"/>
-        <w:rPr>
-          <w:rFonts w:ascii="Times New Roman" w:hAnsi="Times New Roman" w:cs="Times New Roman"/>
-          <w:lang w:val="tr-TR"/>
-        </w:rPr>
-      </w:pPr>
-      <w:r>
-        <w:rPr>
-          <w:rFonts w:ascii="Times New Roman" w:hAnsi="Times New Roman" w:cs="Times New Roman"/>
-          <w:lang w:val="tr-TR"/>
-        </w:rPr>
-        <w:t xml:space="preserve">……………………………………………………………………………………………………</w:t>
-      </w:r>
-    </w:p>
-    <w:p>
-      <w:pPr>
-        <w:ind w:left="0"/>
-        <w:jc w:val="both"/>
-        <w:rPr>
-          <w:rFonts w:ascii="Times New Roman" w:hAnsi="Times New Roman" w:cs="Times New Roman"/>
-          <w:lang w:val="tr-TR"/>
-        </w:rPr>
-      </w:pPr>
-      <w:r>
-        <w:rPr>
-          <w:rFonts w:ascii="Times New Roman" w:hAnsi="Times New Roman" w:cs="Times New Roman"/>
-          <w:lang w:val="tr-TR"/>
-        </w:rPr>
-        <w:t xml:space="preserve">……………………………………………………………………………………………………</w:t>
+        <w:t>Gerekli Malzemeler:</w:t>
+      </w:r>
+    </w:p>
+    <w:p>
+      <w:pPr>
+        <w:jc w:val="both"/>
+        <w:rPr>
+          <w:rFonts w:ascii="Times New Roman" w:hAnsi="Times New Roman" w:cs="Times New Roman"/>
+          <w:lang w:val="tr-TR"/>
+        </w:rPr>
+      </w:pPr>
+      <w:r>
+        <w:rPr>
+          <w:rFonts w:ascii="Times New Roman" w:hAnsi="Times New Roman" w:cs="Times New Roman"/>
+          <w:lang w:val="tr-TR"/>
+        </w:rPr>
+        <w:t>……………………………………………………………………………………………………</w:t>
+      </w:r>
+    </w:p>
+    <w:p>
+      <w:pPr>
+        <w:jc w:val="both"/>
+        <w:rPr>
+          <w:rFonts w:ascii="Times New Roman" w:hAnsi="Times New Roman" w:cs="Times New Roman"/>
+          <w:lang w:val="tr-TR"/>
+        </w:rPr>
+      </w:pPr>
+      <w:r>
+        <w:rPr>
+          <w:rFonts w:ascii="Times New Roman" w:hAnsi="Times New Roman" w:cs="Times New Roman"/>
+          <w:lang w:val="tr-TR"/>
+        </w:rPr>
+        <w:t>……………………………………………………………………………………………………</w:t>
       </w:r>
     </w:p>
     <w:p>
@@ -2216,58 +2488,55 @@
           <w:bCs/>
           <w:lang w:val="tr-TR"/>
         </w:rPr>
-        <w:t xml:space="preserve">Deneyin Yapılışı:</w:t>
-      </w:r>
-    </w:p>
-    <w:p>
-      <w:pPr>
-        <w:ind w:left="0"/>
-        <w:jc w:val="both"/>
-        <w:rPr>
-          <w:rFonts w:ascii="Times New Roman" w:hAnsi="Times New Roman" w:cs="Times New Roman"/>
-          <w:lang w:val="tr-TR"/>
-        </w:rPr>
-      </w:pPr>
-      <w:r>
-        <w:rPr>
-          <w:rFonts w:ascii="Times New Roman" w:hAnsi="Times New Roman" w:cs="Times New Roman"/>
-          <w:lang w:val="tr-TR"/>
-        </w:rPr>
-        <w:t xml:space="preserve">……………………………………………………………………………………………………</w:t>
-      </w:r>
-    </w:p>
-    <w:p>
-      <w:pPr>
-        <w:ind w:left="0"/>
-        <w:jc w:val="both"/>
-        <w:rPr>
-          <w:rFonts w:ascii="Times New Roman" w:hAnsi="Times New Roman" w:cs="Times New Roman"/>
-          <w:lang w:val="tr-TR"/>
-        </w:rPr>
-      </w:pPr>
-      <w:r>
-        <w:rPr>
-          <w:rFonts w:ascii="Times New Roman" w:hAnsi="Times New Roman" w:cs="Times New Roman"/>
-          <w:lang w:val="tr-TR"/>
-        </w:rPr>
-        <w:t xml:space="preserve">……………………………………………………………………………………………………</w:t>
-      </w:r>
-    </w:p>
-    <w:p>
-      <w:pPr>
-        <w:ind w:left="0"/>
-        <w:jc w:val="both"/>
-        <w:rPr>
-          <w:rFonts w:ascii="Times New Roman" w:hAnsi="Times New Roman" w:cs="Times New Roman"/>
-          <w:lang w:val="tr-TR"/>
-        </w:rPr>
-      </w:pPr>
-      <w:r>
-        <w:rPr>
-          <w:rFonts w:ascii="Times New Roman" w:hAnsi="Times New Roman" w:cs="Times New Roman"/>
-          <w:lang w:val="tr-TR"/>
-        </w:rPr>
-        <w:t xml:space="preserve">……………………………………………………………………………………………………</w:t>
+        <w:t>Deneyin Yapılışı:</w:t>
+      </w:r>
+    </w:p>
+    <w:p>
+      <w:pPr>
+        <w:jc w:val="both"/>
+        <w:rPr>
+          <w:rFonts w:ascii="Times New Roman" w:hAnsi="Times New Roman" w:cs="Times New Roman"/>
+          <w:lang w:val="tr-TR"/>
+        </w:rPr>
+      </w:pPr>
+      <w:r>
+        <w:rPr>
+          <w:rFonts w:ascii="Times New Roman" w:hAnsi="Times New Roman" w:cs="Times New Roman"/>
+          <w:lang w:val="tr-TR"/>
+        </w:rPr>
+        <w:t>……………………………………………………………………………………………………</w:t>
+      </w:r>
+    </w:p>
+    <w:p>
+      <w:pPr>
+        <w:jc w:val="both"/>
+        <w:rPr>
+          <w:rFonts w:ascii="Times New Roman" w:hAnsi="Times New Roman" w:cs="Times New Roman"/>
+          <w:lang w:val="tr-TR"/>
+        </w:rPr>
+      </w:pPr>
+      <w:r>
+        <w:rPr>
+          <w:rFonts w:ascii="Times New Roman" w:hAnsi="Times New Roman" w:cs="Times New Roman"/>
+          <w:lang w:val="tr-TR"/>
+        </w:rPr>
+        <w:t>……………………………………………………………………………………………………</w:t>
+      </w:r>
+    </w:p>
+    <w:p>
+      <w:pPr>
+        <w:jc w:val="both"/>
+        <w:rPr>
+          <w:rFonts w:ascii="Times New Roman" w:hAnsi="Times New Roman" w:cs="Times New Roman"/>
+          <w:lang w:val="tr-TR"/>
+        </w:rPr>
+      </w:pPr>
+      <w:r>
+        <w:rPr>
+          <w:rFonts w:ascii="Times New Roman" w:hAnsi="Times New Roman" w:cs="Times New Roman"/>
+          <w:lang w:val="tr-TR"/>
+        </w:rPr>
+        <w:t>……………………………………………………………………………………………………</w:t>
       </w:r>
     </w:p>
     <w:tbl>
@@ -2283,7 +2552,7 @@
           <w:insideV w:val="single" w:sz="4" w:space="0" w:color="auto"/>
         </w:tblBorders>
         <w:tblLayout w:type="fixed"/>
-        <w:tblLook w:val="04A0"/>
+        <w:tblLook w:val="04A0" w:firstRow="1" w:lastRow="0" w:firstColumn="1" w:lastColumn="0" w:noHBand="0" w:noVBand="1"/>
       </w:tblPr>
       <w:tblGrid>
         <w:gridCol w:w="1000"/>
@@ -2292,6 +2561,9 @@
         <w:gridCol w:w="2600"/>
       </w:tblGrid>
       <w:tr>
+        <w:trPr>
+          <w:jc w:val="center"/>
+        </w:trPr>
         <w:tc>
           <w:tcPr>
             <w:tcW w:w="1000" w:type="dxa"/>
@@ -2315,7 +2587,7 @@
                 <w:bCs/>
                 <w:lang w:val="tr-TR"/>
               </w:rPr>
-              <w:t xml:space="preserve">Deney</w:t>
+              <w:t>Deney</w:t>
             </w:r>
           </w:p>
         </w:tc>
@@ -2342,7 +2614,7 @@
                 <w:bCs/>
                 <w:lang w:val="tr-TR"/>
               </w:rPr>
-              <w:t xml:space="preserve">Bağımsız değişkenin değeri</w:t>
+              <w:t>Bağımsız değişkenin değeri</w:t>
             </w:r>
           </w:p>
         </w:tc>
@@ -2369,7 +2641,7 @@
                 <w:bCs/>
                 <w:lang w:val="tr-TR"/>
               </w:rPr>
-              <w:t xml:space="preserve">Gözlem / Ölçülen süre</w:t>
+              <w:t>Gözlem / Ölçülen süre</w:t>
             </w:r>
           </w:p>
         </w:tc>
@@ -2396,7 +2668,7 @@
                 <w:bCs/>
                 <w:lang w:val="tr-TR"/>
               </w:rPr>
-              <w:t xml:space="preserve">Tepkime hızı (hızlı/yavaş)</w:t>
+              <w:t>Tepkime hızı (hızlı/yavaş)</w:t>
             </w:r>
           </w:p>
         </w:tc>
@@ -2404,6 +2676,7 @@
       <w:tr>
         <w:trPr>
           <w:trHeight w:val="500"/>
+          <w:jc w:val="center"/>
         </w:trPr>
         <w:tc>
           <w:tcPr>
@@ -2423,7 +2696,7 @@
                 <w:rFonts w:ascii="Times New Roman" w:hAnsi="Times New Roman" w:cs="Times New Roman"/>
                 <w:lang w:val="tr-TR"/>
               </w:rPr>
-              <w:t xml:space="preserve">1</w:t>
+              <w:t>1</w:t>
             </w:r>
           </w:p>
         </w:tc>
@@ -2476,6 +2749,7 @@
       <w:tr>
         <w:trPr>
           <w:trHeight w:val="500"/>
+          <w:jc w:val="center"/>
         </w:trPr>
         <w:tc>
           <w:tcPr>
@@ -2495,7 +2769,7 @@
                 <w:rFonts w:ascii="Times New Roman" w:hAnsi="Times New Roman" w:cs="Times New Roman"/>
                 <w:lang w:val="tr-TR"/>
               </w:rPr>
-              <w:t xml:space="preserve">2</w:t>
+              <w:t>2</w:t>
             </w:r>
           </w:p>
         </w:tc>
@@ -2548,6 +2822,7 @@
       <w:tr>
         <w:trPr>
           <w:trHeight w:val="500"/>
+          <w:jc w:val="center"/>
         </w:trPr>
         <w:tc>
           <w:tcPr>
@@ -2567,7 +2842,7 @@
                 <w:rFonts w:ascii="Times New Roman" w:hAnsi="Times New Roman" w:cs="Times New Roman"/>
                 <w:lang w:val="tr-TR"/>
               </w:rPr>
-              <w:t xml:space="preserve">3</w:t>
+              <w:t>3</w:t>
             </w:r>
           </w:p>
         </w:tc>
@@ -2642,7 +2917,7 @@
           <w:bCs/>
           <w:lang w:val="tr-TR"/>
         </w:rPr>
-        <w:t xml:space="preserve">Deneyin Adı:</w:t>
+        <w:t>Deneyin Adı:</w:t>
       </w:r>
       <w:r>
         <w:rPr>
@@ -2667,7 +2942,7 @@
           <w:bCs/>
           <w:lang w:val="tr-TR"/>
         </w:rPr>
-        <w:t xml:space="preserve">Araştırma Sorusu:</w:t>
+        <w:t>Araştırma Sorusu:</w:t>
       </w:r>
       <w:r>
         <w:rPr>
@@ -2692,7 +2967,7 @@
           <w:bCs/>
           <w:lang w:val="tr-TR"/>
         </w:rPr>
-        <w:t xml:space="preserve">Hipotez:</w:t>
+        <w:t>Hipotez:</w:t>
       </w:r>
       <w:r>
         <w:rPr>
@@ -2717,41 +2992,40 @@
           <w:bCs/>
           <w:lang w:val="tr-TR"/>
         </w:rPr>
-        <w:t xml:space="preserve">Gerekli Malzemeler:</w:t>
-      </w:r>
-    </w:p>
-    <w:p>
-      <w:pPr>
-        <w:ind w:left="0"/>
-        <w:jc w:val="both"/>
-        <w:rPr>
-          <w:rFonts w:ascii="Times New Roman" w:hAnsi="Times New Roman" w:cs="Times New Roman"/>
-          <w:lang w:val="tr-TR"/>
-        </w:rPr>
-      </w:pPr>
-      <w:r>
-        <w:rPr>
-          <w:rFonts w:ascii="Times New Roman" w:hAnsi="Times New Roman" w:cs="Times New Roman"/>
-          <w:lang w:val="tr-TR"/>
-        </w:rPr>
-        <w:t xml:space="preserve">……………………………………………………………………………………………………</w:t>
-      </w:r>
-    </w:p>
-    <w:p>
-      <w:pPr>
-        <w:ind w:left="0"/>
-        <w:jc w:val="both"/>
-        <w:rPr>
-          <w:rFonts w:ascii="Times New Roman" w:hAnsi="Times New Roman" w:cs="Times New Roman"/>
-          <w:lang w:val="tr-TR"/>
-        </w:rPr>
-      </w:pPr>
-      <w:r>
-        <w:rPr>
-          <w:rFonts w:ascii="Times New Roman" w:hAnsi="Times New Roman" w:cs="Times New Roman"/>
-          <w:lang w:val="tr-TR"/>
-        </w:rPr>
-        <w:t xml:space="preserve">……………………………………………………………………………………………………</w:t>
+        <w:t>Gerekli Malzemeler:</w:t>
+      </w:r>
+    </w:p>
+    <w:p>
+      <w:pPr>
+        <w:jc w:val="both"/>
+        <w:rPr>
+          <w:rFonts w:ascii="Times New Roman" w:hAnsi="Times New Roman" w:cs="Times New Roman"/>
+          <w:lang w:val="tr-TR"/>
+        </w:rPr>
+      </w:pPr>
+      <w:r>
+        <w:rPr>
+          <w:rFonts w:ascii="Times New Roman" w:hAnsi="Times New Roman" w:cs="Times New Roman"/>
+          <w:lang w:val="tr-TR"/>
+        </w:rPr>
+        <w:lastRenderedPageBreak/>
+        <w:t>……………………………………………………………………………………………………</w:t>
+      </w:r>
+    </w:p>
+    <w:p>
+      <w:pPr>
+        <w:jc w:val="both"/>
+        <w:rPr>
+          <w:rFonts w:ascii="Times New Roman" w:hAnsi="Times New Roman" w:cs="Times New Roman"/>
+          <w:lang w:val="tr-TR"/>
+        </w:rPr>
+      </w:pPr>
+      <w:r>
+        <w:rPr>
+          <w:rFonts w:ascii="Times New Roman" w:hAnsi="Times New Roman" w:cs="Times New Roman"/>
+          <w:lang w:val="tr-TR"/>
+        </w:rPr>
+        <w:t>……………………………………………………………………………………………………</w:t>
       </w:r>
     </w:p>
     <w:p>
@@ -2769,58 +3043,55 @@
           <w:bCs/>
           <w:lang w:val="tr-TR"/>
         </w:rPr>
-        <w:t xml:space="preserve">Deneyin Yapılışı:</w:t>
-      </w:r>
-    </w:p>
-    <w:p>
-      <w:pPr>
-        <w:ind w:left="0"/>
-        <w:jc w:val="both"/>
-        <w:rPr>
-          <w:rFonts w:ascii="Times New Roman" w:hAnsi="Times New Roman" w:cs="Times New Roman"/>
-          <w:lang w:val="tr-TR"/>
-        </w:rPr>
-      </w:pPr>
-      <w:r>
-        <w:rPr>
-          <w:rFonts w:ascii="Times New Roman" w:hAnsi="Times New Roman" w:cs="Times New Roman"/>
-          <w:lang w:val="tr-TR"/>
-        </w:rPr>
-        <w:t xml:space="preserve">……………………………………………………………………………………………………</w:t>
-      </w:r>
-    </w:p>
-    <w:p>
-      <w:pPr>
-        <w:ind w:left="0"/>
-        <w:jc w:val="both"/>
-        <w:rPr>
-          <w:rFonts w:ascii="Times New Roman" w:hAnsi="Times New Roman" w:cs="Times New Roman"/>
-          <w:lang w:val="tr-TR"/>
-        </w:rPr>
-      </w:pPr>
-      <w:r>
-        <w:rPr>
-          <w:rFonts w:ascii="Times New Roman" w:hAnsi="Times New Roman" w:cs="Times New Roman"/>
-          <w:lang w:val="tr-TR"/>
-        </w:rPr>
-        <w:t xml:space="preserve">……………………………………………………………………………………………………</w:t>
-      </w:r>
-    </w:p>
-    <w:p>
-      <w:pPr>
-        <w:ind w:left="0"/>
-        <w:jc w:val="both"/>
-        <w:rPr>
-          <w:rFonts w:ascii="Times New Roman" w:hAnsi="Times New Roman" w:cs="Times New Roman"/>
-          <w:lang w:val="tr-TR"/>
-        </w:rPr>
-      </w:pPr>
-      <w:r>
-        <w:rPr>
-          <w:rFonts w:ascii="Times New Roman" w:hAnsi="Times New Roman" w:cs="Times New Roman"/>
-          <w:lang w:val="tr-TR"/>
-        </w:rPr>
-        <w:t xml:space="preserve">……………………………………………………………………………………………………</w:t>
+        <w:t>Deneyin Yapılışı:</w:t>
+      </w:r>
+    </w:p>
+    <w:p>
+      <w:pPr>
+        <w:jc w:val="both"/>
+        <w:rPr>
+          <w:rFonts w:ascii="Times New Roman" w:hAnsi="Times New Roman" w:cs="Times New Roman"/>
+          <w:lang w:val="tr-TR"/>
+        </w:rPr>
+      </w:pPr>
+      <w:r>
+        <w:rPr>
+          <w:rFonts w:ascii="Times New Roman" w:hAnsi="Times New Roman" w:cs="Times New Roman"/>
+          <w:lang w:val="tr-TR"/>
+        </w:rPr>
+        <w:t>……………………………………………………………………………………………………</w:t>
+      </w:r>
+    </w:p>
+    <w:p>
+      <w:pPr>
+        <w:jc w:val="both"/>
+        <w:rPr>
+          <w:rFonts w:ascii="Times New Roman" w:hAnsi="Times New Roman" w:cs="Times New Roman"/>
+          <w:lang w:val="tr-TR"/>
+        </w:rPr>
+      </w:pPr>
+      <w:r>
+        <w:rPr>
+          <w:rFonts w:ascii="Times New Roman" w:hAnsi="Times New Roman" w:cs="Times New Roman"/>
+          <w:lang w:val="tr-TR"/>
+        </w:rPr>
+        <w:t>……………………………………………………………………………………………………</w:t>
+      </w:r>
+    </w:p>
+    <w:p>
+      <w:pPr>
+        <w:jc w:val="both"/>
+        <w:rPr>
+          <w:rFonts w:ascii="Times New Roman" w:hAnsi="Times New Roman" w:cs="Times New Roman"/>
+          <w:lang w:val="tr-TR"/>
+        </w:rPr>
+      </w:pPr>
+      <w:r>
+        <w:rPr>
+          <w:rFonts w:ascii="Times New Roman" w:hAnsi="Times New Roman" w:cs="Times New Roman"/>
+          <w:lang w:val="tr-TR"/>
+        </w:rPr>
+        <w:t>……………………………………………………………………………………………………</w:t>
       </w:r>
     </w:p>
     <w:tbl>
@@ -2836,7 +3107,7 @@
           <w:insideV w:val="single" w:sz="4" w:space="0" w:color="auto"/>
         </w:tblBorders>
         <w:tblLayout w:type="fixed"/>
-        <w:tblLook w:val="04A0"/>
+        <w:tblLook w:val="04A0" w:firstRow="1" w:lastRow="0" w:firstColumn="1" w:lastColumn="0" w:noHBand="0" w:noVBand="1"/>
       </w:tblPr>
       <w:tblGrid>
         <w:gridCol w:w="1000"/>
@@ -2845,6 +3116,9 @@
         <w:gridCol w:w="2600"/>
       </w:tblGrid>
       <w:tr>
+        <w:trPr>
+          <w:jc w:val="center"/>
+        </w:trPr>
         <w:tc>
           <w:tcPr>
             <w:tcW w:w="1000" w:type="dxa"/>
@@ -2868,7 +3142,7 @@
                 <w:bCs/>
                 <w:lang w:val="tr-TR"/>
               </w:rPr>
-              <w:t xml:space="preserve">Deney</w:t>
+              <w:t>Deney</w:t>
             </w:r>
           </w:p>
         </w:tc>
@@ -2895,7 +3169,7 @@
                 <w:bCs/>
                 <w:lang w:val="tr-TR"/>
               </w:rPr>
-              <w:t xml:space="preserve">Bağımsız değişkenin değeri</w:t>
+              <w:t>Bağımsız değişkenin değeri</w:t>
             </w:r>
           </w:p>
         </w:tc>
@@ -2922,7 +3196,7 @@
                 <w:bCs/>
                 <w:lang w:val="tr-TR"/>
               </w:rPr>
-              <w:t xml:space="preserve">Gözlem / Ölçülen süre</w:t>
+              <w:t>Gözlem / Ölçülen süre</w:t>
             </w:r>
           </w:p>
         </w:tc>
@@ -2949,7 +3223,7 @@
                 <w:bCs/>
                 <w:lang w:val="tr-TR"/>
               </w:rPr>
-              <w:t xml:space="preserve">Tepkime hızı (hızlı/yavaş)</w:t>
+              <w:t>Tepkime hızı (hızlı/yavaş)</w:t>
             </w:r>
           </w:p>
         </w:tc>
@@ -2957,6 +3231,7 @@
       <w:tr>
         <w:trPr>
           <w:trHeight w:val="500"/>
+          <w:jc w:val="center"/>
         </w:trPr>
         <w:tc>
           <w:tcPr>
@@ -2976,7 +3251,7 @@
                 <w:rFonts w:ascii="Times New Roman" w:hAnsi="Times New Roman" w:cs="Times New Roman"/>
                 <w:lang w:val="tr-TR"/>
               </w:rPr>
-              <w:t xml:space="preserve">1</w:t>
+              <w:t>1</w:t>
             </w:r>
           </w:p>
         </w:tc>
@@ -3029,6 +3304,7 @@
       <w:tr>
         <w:trPr>
           <w:trHeight w:val="500"/>
+          <w:jc w:val="center"/>
         </w:trPr>
         <w:tc>
           <w:tcPr>
@@ -3048,7 +3324,7 @@
                 <w:rFonts w:ascii="Times New Roman" w:hAnsi="Times New Roman" w:cs="Times New Roman"/>
                 <w:lang w:val="tr-TR"/>
               </w:rPr>
-              <w:t xml:space="preserve">2</w:t>
+              <w:t>2</w:t>
             </w:r>
           </w:p>
         </w:tc>
@@ -3101,6 +3377,7 @@
       <w:tr>
         <w:trPr>
           <w:trHeight w:val="500"/>
+          <w:jc w:val="center"/>
         </w:trPr>
         <w:tc>
           <w:tcPr>
@@ -3120,7 +3397,7 @@
                 <w:rFonts w:ascii="Times New Roman" w:hAnsi="Times New Roman" w:cs="Times New Roman"/>
                 <w:lang w:val="tr-TR"/>
               </w:rPr>
-              <w:t xml:space="preserve">3</w:t>
+              <w:t>3</w:t>
             </w:r>
           </w:p>
         </w:tc>
@@ -3204,7 +3481,7 @@
           <w:highlight w:val="yellow"/>
           <w:lang w:val="tr-TR"/>
         </w:rPr>
-        <w:t xml:space="preserve">Deney planı kalıbı her faktör için tekrarlanacak; sayfa düzenine göre 6 adet ya da 2 adet + “Her faktör için defterinize benzer bir plan yazınız.” yönergesi şeklinde konabilir.</w:t>
+        <w:t>Deney planı kalıbı her faktör için tekrarlanacak; sayfa düzenine göre 6 adet ya da 2 adet + “Her faktör için defterinize benzer bir plan yazınız.” yönergesi şeklinde konabilir.</w:t>
       </w:r>
     </w:p>
     <w:p>
@@ -3222,7 +3499,7 @@
           <w:bCs/>
           <w:lang w:val="tr-TR"/>
         </w:rPr>
-        <w:t xml:space="preserve">4. Aşama: Verilerin Analizi ve Yorumlanması</w:t>
+        <w:t>4. Aşama: Verilerin Analizi ve Yorumlanması</w:t>
       </w:r>
     </w:p>
     <w:p>
@@ -3230,7 +3507,7 @@
         <w:pStyle w:val="ListParagraph"/>
         <w:numPr>
           <w:ilvl w:val="0"/>
-          <w:numId w:val="52"/>
+          <w:numId w:val="2"/>
         </w:numPr>
         <w:jc w:val="both"/>
         <w:rPr>
@@ -3243,7 +3520,7 @@
           <w:rFonts w:ascii="Times New Roman" w:hAnsi="Times New Roman" w:cs="Times New Roman"/>
           <w:lang w:val="tr-TR"/>
         </w:rPr>
-        <w:t xml:space="preserve">Deney verilerinizi analiz ederek her bir faktörün tepkime hızına etkisini yorumlayınız. Verileriniz başlangıçta kurduğunuz hipotezleri destekliyor mu? Açıklayınız.</w:t>
+        <w:t>Deney verilerinizi analiz ederek her bir faktörün tepkime hızına etkisini yorumlayınız. Verileriniz başlangıçta kurduğunuz hipotezleri destekliyor mu? Açıklayınız.</w:t>
       </w:r>
     </w:p>
     <w:p>
@@ -3260,7 +3537,7 @@
           <w:rFonts w:ascii="Times New Roman" w:hAnsi="Times New Roman" w:cs="Times New Roman"/>
           <w:lang w:val="tr-TR"/>
         </w:rPr>
-        <w:t xml:space="preserve">……………………………………………………………………………………………</w:t>
+        <w:t>……………………………………………………………………………………………</w:t>
       </w:r>
     </w:p>
     <w:p>
@@ -3277,7 +3554,7 @@
           <w:rFonts w:ascii="Times New Roman" w:hAnsi="Times New Roman" w:cs="Times New Roman"/>
           <w:lang w:val="tr-TR"/>
         </w:rPr>
-        <w:t xml:space="preserve">……………………………………………………………………………………………</w:t>
+        <w:t>……………………………………………………………………………………………</w:t>
       </w:r>
     </w:p>
     <w:p>
@@ -3294,7 +3571,7 @@
           <w:rFonts w:ascii="Times New Roman" w:hAnsi="Times New Roman" w:cs="Times New Roman"/>
           <w:lang w:val="tr-TR"/>
         </w:rPr>
-        <w:t xml:space="preserve">……………………………………………………………………………………………</w:t>
+        <w:t>……………………………………………………………………………………………</w:t>
       </w:r>
     </w:p>
     <w:p>
@@ -3302,7 +3579,7 @@
         <w:pStyle w:val="ListParagraph"/>
         <w:numPr>
           <w:ilvl w:val="0"/>
-          <w:numId w:val="52"/>
+          <w:numId w:val="2"/>
         </w:numPr>
         <w:jc w:val="both"/>
         <w:rPr>
@@ -3315,7 +3592,7 @@
           <w:rFonts w:ascii="Times New Roman" w:hAnsi="Times New Roman" w:cs="Times New Roman"/>
           <w:lang w:val="tr-TR"/>
         </w:rPr>
-        <w:t xml:space="preserve">Deney sonuçlarınızı kullanarak tepken derişiminin ve sıcaklığın tepkime hızına etkisini alt mikro seviyede açıklayan birer model çiziniz.</w:t>
+        <w:t>Deney sonuçlarınızı kullanarak tepken derişiminin ve sıcaklığın tepkime hızına etkisini alt mikro seviyede açıklayan birer model çiziniz.</w:t>
       </w:r>
     </w:p>
     <w:p>
@@ -3332,7 +3609,7 @@
           <w:rFonts w:ascii="Times New Roman" w:hAnsi="Times New Roman" w:cs="Times New Roman"/>
           <w:lang w:val="tr-TR"/>
         </w:rPr>
-        <w:t xml:space="preserve">……………………………………………………………………………………………</w:t>
+        <w:t>……………………………………………………………………………………………</w:t>
       </w:r>
     </w:p>
     <w:p>
@@ -3349,7 +3626,7 @@
           <w:rFonts w:ascii="Times New Roman" w:hAnsi="Times New Roman" w:cs="Times New Roman"/>
           <w:lang w:val="tr-TR"/>
         </w:rPr>
-        <w:t xml:space="preserve">……………………………………………………………………………………………</w:t>
+        <w:t>……………………………………………………………………………………………</w:t>
       </w:r>
     </w:p>
     <w:p>
@@ -3366,7 +3643,7 @@
           <w:rFonts w:ascii="Times New Roman" w:hAnsi="Times New Roman" w:cs="Times New Roman"/>
           <w:lang w:val="tr-TR"/>
         </w:rPr>
-        <w:t xml:space="preserve">……………………………………………………………………………………………</w:t>
+        <w:t>……………………………………………………………………………………………</w:t>
       </w:r>
     </w:p>
     <w:tbl>
@@ -3379,6 +3656,7 @@
           <w:bottom w:val="single" w:sz="8" w:space="0" w:color="7F7F7F"/>
           <w:right w:val="single" w:sz="8" w:space="0" w:color="7F7F7F"/>
         </w:tblBorders>
+        <w:tblLook w:val="04A0" w:firstRow="1" w:lastRow="0" w:firstColumn="1" w:lastColumn="0" w:noHBand="0" w:noVBand="1"/>
       </w:tblPr>
       <w:tblGrid>
         <w:gridCol w:w="9000"/>
@@ -3386,6 +3664,7 @@
       <w:tr>
         <w:trPr>
           <w:trHeight w:val="2800"/>
+          <w:jc w:val="center"/>
         </w:trPr>
         <w:tc>
           <w:tcPr>
@@ -3393,7 +3672,6 @@
           </w:tcPr>
           <w:p>
             <w:pPr>
-              <w:jc w:val="left"/>
               <w:rPr>
                 <w:rFonts w:ascii="Times New Roman" w:hAnsi="Times New Roman" w:cs="Times New Roman"/>
                 <w:b/>
@@ -3408,7 +3686,8 @@
                 <w:bCs/>
                 <w:lang w:val="tr-TR"/>
               </w:rPr>
-              <w:t xml:space="preserve">Modelim</w:t>
+              <w:lastRenderedPageBreak/>
+              <w:t>Modelim</w:t>
             </w:r>
           </w:p>
         </w:tc>
@@ -3428,7 +3707,7 @@
         <w:pStyle w:val="ListParagraph"/>
         <w:numPr>
           <w:ilvl w:val="0"/>
-          <w:numId w:val="53"/>
+          <w:numId w:val="3"/>
         </w:numPr>
         <w:jc w:val="both"/>
         <w:rPr>
@@ -3441,7 +3720,7 @@
           <w:rFonts w:ascii="Times New Roman" w:hAnsi="Times New Roman" w:cs="Times New Roman"/>
           <w:lang w:val="tr-TR"/>
         </w:rPr>
-        <w:t xml:space="preserve">Tepkime hızına etki eden faktörleri çarpışma teorisi ile ilişkilendiriniz. Her bir faktör birim zamandaki etkin çarpışma sayısını nasıl etkilemektedir?</w:t>
+        <w:t>Tepkime hızına etki eden faktörleri çarpışma teorisi ile ilişkilendiriniz. Her bir faktör birim zamandaki etkin çarpışma sayısını nasıl etkilemektedir?</w:t>
       </w:r>
     </w:p>
     <w:p>
@@ -3458,7 +3737,7 @@
           <w:rFonts w:ascii="Times New Roman" w:hAnsi="Times New Roman" w:cs="Times New Roman"/>
           <w:lang w:val="tr-TR"/>
         </w:rPr>
-        <w:t xml:space="preserve">……………………………………………………………………………………………</w:t>
+        <w:t>……………………………………………………………………………………………</w:t>
       </w:r>
     </w:p>
     <w:p>
@@ -3475,7 +3754,7 @@
           <w:rFonts w:ascii="Times New Roman" w:hAnsi="Times New Roman" w:cs="Times New Roman"/>
           <w:lang w:val="tr-TR"/>
         </w:rPr>
-        <w:t xml:space="preserve">……………………………………………………………………………………………</w:t>
+        <w:t>……………………………………………………………………………………………</w:t>
       </w:r>
     </w:p>
     <w:p>
@@ -3492,7 +3771,7 @@
           <w:rFonts w:ascii="Times New Roman" w:hAnsi="Times New Roman" w:cs="Times New Roman"/>
           <w:lang w:val="tr-TR"/>
         </w:rPr>
-        <w:t xml:space="preserve">……………………………………………………………………………………………</w:t>
+        <w:t>……………………………………………………………………………………………</w:t>
       </w:r>
     </w:p>
     <w:p>
@@ -3500,7 +3779,7 @@
         <w:pStyle w:val="ListParagraph"/>
         <w:numPr>
           <w:ilvl w:val="0"/>
-          <w:numId w:val="53"/>
+          <w:numId w:val="3"/>
         </w:numPr>
         <w:jc w:val="both"/>
         <w:rPr>
@@ -3513,7 +3792,7 @@
           <w:rFonts w:ascii="Times New Roman" w:hAnsi="Times New Roman" w:cs="Times New Roman"/>
           <w:lang w:val="tr-TR"/>
         </w:rPr>
-        <w:t xml:space="preserve">Kâğıdın yanması ile demirin paslanması olaylarının benzerlik ve farklılıklarını öğrendiklerinizle ilişkilendirerek açıklayınız.</w:t>
+        <w:t>Kâğıdın yanması ile demirin paslanması olaylarının benzerlik ve farklılıklarını öğrendiklerinizle ilişkilendirerek açıklayınız.</w:t>
       </w:r>
     </w:p>
     <w:p>
@@ -3530,7 +3809,7 @@
           <w:rFonts w:ascii="Times New Roman" w:hAnsi="Times New Roman" w:cs="Times New Roman"/>
           <w:lang w:val="tr-TR"/>
         </w:rPr>
-        <w:t xml:space="preserve">……………………………………………………………………………………………</w:t>
+        <w:t>……………………………………………………………………………………………</w:t>
       </w:r>
     </w:p>
     <w:p>
@@ -3547,7 +3826,7 @@
           <w:rFonts w:ascii="Times New Roman" w:hAnsi="Times New Roman" w:cs="Times New Roman"/>
           <w:lang w:val="tr-TR"/>
         </w:rPr>
-        <w:t xml:space="preserve">……………………………………………………………………………………………</w:t>
+        <w:t>……………………………………………………………………………………………</w:t>
       </w:r>
     </w:p>
     <w:p>
@@ -3564,23 +3843,23 @@
           <w:rFonts w:ascii="Times New Roman" w:hAnsi="Times New Roman" w:cs="Times New Roman"/>
           <w:lang w:val="tr-TR"/>
         </w:rPr>
-        <w:t xml:space="preserve">……………………………………………………………………………………………</w:t>
-      </w:r>
-    </w:p>
-    <w:p>
-      <w:pPr>
-        <w:jc w:val="both"/>
-        <w:rPr>
-          <w:rFonts w:ascii="Times New Roman" w:hAnsi="Times New Roman" w:cs="Times New Roman"/>
-          <w:lang w:val="tr-TR"/>
-        </w:rPr>
-      </w:pPr>
-      <w:r>
-        <w:rPr>
-          <w:rFonts w:ascii="Times New Roman" w:hAnsi="Times New Roman" w:cs="Times New Roman"/>
-          <w:lang w:val="tr-TR"/>
-        </w:rPr>
-        <w:t xml:space="preserve">Etkinliğiniz, karekodda yer alan “Dereceli Puanlama Anahtarı” ile öğretmeniniz tarafından değerlendirilecektir.</w:t>
+        <w:t>……………………………………………………………………………………………</w:t>
+      </w:r>
+    </w:p>
+    <w:p>
+      <w:pPr>
+        <w:jc w:val="both"/>
+        <w:rPr>
+          <w:rFonts w:ascii="Times New Roman" w:hAnsi="Times New Roman" w:cs="Times New Roman"/>
+          <w:lang w:val="tr-TR"/>
+        </w:rPr>
+      </w:pPr>
+      <w:r>
+        <w:rPr>
+          <w:rFonts w:ascii="Times New Roman" w:hAnsi="Times New Roman" w:cs="Times New Roman"/>
+          <w:lang w:val="tr-TR"/>
+        </w:rPr>
+        <w:t>Etkinliğiniz, karekodda yer alan “Dereceli Puanlama Anahtarı” ile öğretmeniniz tarafından değerlendirilecektir.</w:t>
       </w:r>
     </w:p>
     <w:p>
@@ -3598,7 +3877,7 @@
         <mc:AlternateContent>
           <mc:Choice Requires="wps">
             <w:drawing>
-              <wp:anchor distT="0" distB="0" distL="114300" distR="114300" simplePos="0" relativeHeight="251669504" behindDoc="0" locked="0" layoutInCell="1" allowOverlap="1">
+              <wp:anchor distT="0" distB="0" distL="114300" distR="114300" simplePos="0" relativeHeight="251658240" behindDoc="0" locked="0" layoutInCell="1" allowOverlap="1" wp14:anchorId="5BEB0689" wp14:editId="62668A49">
                 <wp:simplePos x="0" y="0"/>
                 <wp:positionH relativeFrom="column">
                   <wp:align>right</wp:align>
@@ -3723,7 +4002,7 @@
           <w:rFonts w:ascii="Times New Roman" w:hAnsi="Times New Roman" w:cs="Times New Roman"/>
           <w:lang w:val="tr-TR"/>
         </w:rPr>
-        <w:t xml:space="preserve">Karekodda verilen “Öz Değerlendirme Formu” ile başlangıçta hedeflediğiniz noktaya ulaşma durumunuzu, bu süreci kolaylaştıran davranışlarınızı ve neleri daha farklı yapabileceğinizi değerlendiriniz.</w:t>
+        <w:t>Karekodda verilen “Öz Değerlendirme Formu” ile başlangıçta hedeflediğiniz noktaya ulaşma durumunuzu, bu süreci kolaylaştıran davranışlarınızı ve neleri daha farklı yapabileceğinizi değerlendiriniz.</w:t>
       </w:r>
     </w:p>
     <w:p>
@@ -3738,10 +4017,11 @@
           <w:noProof/>
           <w:lang w:val="tr-TR"/>
         </w:rPr>
+        <w:lastRenderedPageBreak/>
         <mc:AlternateContent>
           <mc:Choice Requires="wps">
             <w:drawing>
-              <wp:anchor distT="0" distB="0" distL="114300" distR="114300" simplePos="0" relativeHeight="251669504" behindDoc="0" locked="0" layoutInCell="1" allowOverlap="1">
+              <wp:anchor distT="0" distB="0" distL="114300" distR="114300" simplePos="0" relativeHeight="251659264" behindDoc="0" locked="0" layoutInCell="1" allowOverlap="1" wp14:anchorId="12D40E87" wp14:editId="6C3E1C1E">
                 <wp:simplePos x="0" y="0"/>
                 <wp:positionH relativeFrom="column">
                   <wp:align>right</wp:align>
@@ -3871,7 +4151,7 @@
         <mc:AlternateContent>
           <mc:Choice Requires="wps">
             <w:drawing>
-              <wp:anchor distT="0" distB="0" distL="114300" distR="114300" simplePos="0" relativeHeight="251659264" behindDoc="0" locked="0" layoutInCell="1" allowOverlap="1">
+              <wp:anchor distT="0" distB="0" distL="114300" distR="114300" simplePos="0" relativeHeight="251653120" behindDoc="0" locked="0" layoutInCell="1" allowOverlap="1" wp14:anchorId="25C9AB41" wp14:editId="44BB95EF">
                 <wp:simplePos x="0" y="0"/>
                 <wp:positionH relativeFrom="column">
                   <wp:posOffset>498916</wp:posOffset>
@@ -3952,7 +4232,7 @@
           <w:rFonts w:ascii="Times New Roman" w:hAnsi="Times New Roman" w:cs="Times New Roman"/>
           <w:lang w:val="tr-TR"/>
         </w:rPr>
-        <w:t xml:space="preserve">Kimyasal tepkimelerin hızı; tepkenlerin cinsine, fiziksel hâline ve derişimine, sıcaklığa, katı tepkenlerin temas yüzeyine ve katalizöre bağlıdır. Çarpışma teorisine göre bir tepkimenin hızı, birim zamanda gerçekleşen etkin çarpışma sayısı ile doğru orantılıdır. Bu nedenle birim zamandaki toplam çarpışma sayısını ya da çarpışmalar içindeki etkin çarpışmaların oranını artıran her etken tepkime hızını artırır.</w:t>
+        <w:t>Kimyasal tepkimelerin hızı; tepkenlerin cinsine, fiziksel hâline ve derişimine, sıcaklığa, katı tepkenlerin temas yüzeyine ve katalizöre bağlıdır. Çarpışma teorisine göre bir tepkimenin hızı, birim zamanda gerçekleşen etkin çarpışma sayısı ile doğru orantılıdır. Bu nedenle birim zamandaki toplam çarpışma sayısını ya da çarpışmalar içindeki etkin çarpışmaların oranını artıran her etken tepkime hızını artırır.</w:t>
       </w:r>
     </w:p>
     <w:p>
@@ -3971,23 +4251,23 @@
           <w:bCs/>
           <w:lang w:val="tr-TR"/>
         </w:rPr>
-        <w:t xml:space="preserve">Tepken Cinsi</w:t>
-      </w:r>
-    </w:p>
-    <w:p>
-      <w:pPr>
-        <w:jc w:val="both"/>
-        <w:rPr>
-          <w:rFonts w:ascii="Times New Roman" w:hAnsi="Times New Roman" w:cs="Times New Roman"/>
-          <w:lang w:val="tr-TR"/>
-        </w:rPr>
-      </w:pPr>
-      <w:r>
-        <w:rPr>
-          <w:rFonts w:ascii="Times New Roman" w:hAnsi="Times New Roman" w:cs="Times New Roman"/>
-          <w:lang w:val="tr-TR"/>
-        </w:rPr>
-        <w:t xml:space="preserve">Aynı koşullarda farklı maddeler aynı maddeyle farklı hızlarda tepkimeye girer. Örneğin sodyum metali suyla şiddetli ve hızlı bir tepkime verirken magnezyum suyla oda sıcaklığında çok yavaş tepkimeye girer; demirin suyla tepkimesi ise neredeyse gözlenemeyecek kadar yavaştır. Tepkime sırasında kırılması gereken bağların sayısı ve sağlamlığı, aktivasyon enerjisinin büyüklüğünü belirler. Genel olarak zıt yüklü iyonlar arasında gerçekleşen tepkimeler (Ag</w:t>
+        <w:t>Tepken Cinsi</w:t>
+      </w:r>
+    </w:p>
+    <w:p>
+      <w:pPr>
+        <w:jc w:val="both"/>
+        <w:rPr>
+          <w:rFonts w:ascii="Times New Roman" w:hAnsi="Times New Roman" w:cs="Times New Roman"/>
+          <w:lang w:val="tr-TR"/>
+        </w:rPr>
+      </w:pPr>
+      <w:r>
+        <w:rPr>
+          <w:rFonts w:ascii="Times New Roman" w:hAnsi="Times New Roman" w:cs="Times New Roman"/>
+          <w:lang w:val="tr-TR"/>
+        </w:rPr>
+        <w:t>Aynı koşullarda farklı maddeler aynı maddeyle farklı hızlarda tepkimeye girer. Örneğin sodyum metali suyla şiddetli ve hızlı bir tepkime verirken magnezyum suyla oda sıcaklığında çok yavaş tepkimeye girer; demirin suyla tepkimesi ise neredeyse gözlenemeyecek kadar yavaştır. Tepkime sırasında kırılması gereken bağların sayısı ve sağlamlığı, aktivasyon enerjisinin büyüklüğünü belirler. Genel olarak zıt yüklü iyonlar arasında gerçekleşen tepkimeler (Ag</w:t>
       </w:r>
       <w:r>
         <w:rPr>
@@ -3995,14 +4275,14 @@
           <w:vertAlign w:val="superscript"/>
           <w:lang w:val="tr-TR"/>
         </w:rPr>
-        <w:t xml:space="preserve">+</w:t>
-      </w:r>
-      <w:r>
-        <w:rPr>
-          <w:rFonts w:ascii="Times New Roman" w:hAnsi="Times New Roman" w:cs="Times New Roman"/>
-          <w:lang w:val="tr-TR"/>
-        </w:rPr>
-        <w:t xml:space="preserve">(suda) + Cl</w:t>
+        <w:t>+</w:t>
+      </w:r>
+      <w:r>
+        <w:rPr>
+          <w:rFonts w:ascii="Times New Roman" w:hAnsi="Times New Roman" w:cs="Times New Roman"/>
+          <w:lang w:val="tr-TR"/>
+        </w:rPr>
+        <w:t>(suda) + Cl</w:t>
       </w:r>
       <w:r>
         <w:rPr>
@@ -4010,14 +4290,14 @@
           <w:vertAlign w:val="superscript"/>
           <w:lang w:val="tr-TR"/>
         </w:rPr>
-        <w:t xml:space="preserve">−</w:t>
-      </w:r>
-      <w:r>
-        <w:rPr>
-          <w:rFonts w:ascii="Times New Roman" w:hAnsi="Times New Roman" w:cs="Times New Roman"/>
-          <w:lang w:val="tr-TR"/>
-        </w:rPr>
-        <w:t xml:space="preserve">(suda) → AgCl(k) gibi) bağ kırılması gerektirmediği için oda sıcaklığında çok hızlıdır. Kovalent bağların kırılmasını gerektiren tepkimeler ise genellikle daha yavaştır. Örneğin metan ve oksijen gazları aynı ortamda uzun süre tepkimeye girmeden bulunabilir; tepkimenin başlaması için bir kıvılcım gerekir.</w:t>
+        <w:t>−</w:t>
+      </w:r>
+      <w:r>
+        <w:rPr>
+          <w:rFonts w:ascii="Times New Roman" w:hAnsi="Times New Roman" w:cs="Times New Roman"/>
+          <w:lang w:val="tr-TR"/>
+        </w:rPr>
+        <w:t>(suda) → AgCl(k) gibi) bağ kırılması gerektirmediği için oda sıcaklığında çok hızlıdır. Kovalent bağların kırılmasını gerektiren tepkimeler ise genellikle daha yavaştır. Örneğin metan ve oksijen gazları aynı ortamda uzun süre tepkimeye girmeden bulunabilir; tepkimenin başlaması için bir kıvılcım gerekir.</w:t>
       </w:r>
     </w:p>
     <w:tbl>
@@ -4030,11 +4310,15 @@
           <w:bottom w:val="single" w:sz="8" w:space="0" w:color="7F7F7F"/>
           <w:right w:val="single" w:sz="8" w:space="0" w:color="7F7F7F"/>
         </w:tblBorders>
+        <w:tblLook w:val="04A0" w:firstRow="1" w:lastRow="0" w:firstColumn="1" w:lastColumn="0" w:noHBand="0" w:noVBand="1"/>
       </w:tblPr>
       <w:tblGrid>
         <w:gridCol w:w="9000"/>
       </w:tblGrid>
       <w:tr>
+        <w:trPr>
+          <w:jc w:val="center"/>
+        </w:trPr>
         <w:tc>
           <w:tcPr>
             <w:tcW w:w="9000" w:type="dxa"/>
@@ -4053,7 +4337,7 @@
                 <w:rFonts w:ascii="Times New Roman" w:hAnsi="Times New Roman" w:cs="Times New Roman"/>
                 <w:lang w:val="tr-TR"/>
               </w:rPr>
-              <w:t xml:space="preserve">GÖRSEL ALANI</w:t>
+              <w:t>GÖRSEL ALANI</w:t>
             </w:r>
           </w:p>
           <w:p>
@@ -4069,7 +4353,7 @@
                 <w:rFonts w:ascii="Times New Roman" w:hAnsi="Times New Roman" w:cs="Times New Roman"/>
                 <w:lang w:val="tr-TR"/>
               </w:rPr>
-              <w:t xml:space="preserve">Tarif: İçinde fenolftalein damlatılmış su bulunan bir beherde, yüzeyde hareket eden ve gaz çıkaran küçük bir sodyum parçası (çözelti pembe renkte).</w:t>
+              <w:t>Tarif: İçinde fenolftalein damlatılmış su bulunan bir beherde, yüzeyde hareket eden ve gaz çıkaran küçük bir sodyum parçası (çözelti pembe renkte).</w:t>
             </w:r>
           </w:p>
           <w:p>
@@ -4085,7 +4369,7 @@
                 <w:rFonts w:ascii="Times New Roman" w:hAnsi="Times New Roman" w:cs="Times New Roman"/>
                 <w:lang w:val="tr-TR"/>
               </w:rPr>
-              <w:t xml:space="preserve">Shutterstock arama: “sodium reacting with water”</w:t>
+              <w:t>Shutterstock arama: “sodium reacting with water”</w:t>
             </w:r>
           </w:p>
           <w:p>
@@ -4101,7 +4385,7 @@
                 <w:rFonts w:ascii="Times New Roman" w:hAnsi="Times New Roman" w:cs="Times New Roman"/>
                 <w:lang w:val="tr-TR"/>
               </w:rPr>
-              <w:t xml:space="preserve">Shutter ID: Shutterstock’ta ticari kullanıma uygun sodyum-su tepkimesi fotoğrafı bulunamadı; Kimya9/10’da kullanılan görsel varsa o kullanılsın ya da deney fotoğrafı çekilsin.</w:t>
+              <w:t>Shutter ID: Shutterstock’ta ticari kullanıma uygun sodyum-su tepkimesi fotoğrafı bulunamadı; Kimya9/10’da kullanılan görsel varsa o kullanılsın ya da deney fotoğrafı çekilsin.</w:t>
             </w:r>
           </w:p>
         </w:tc>
@@ -4131,7 +4415,7 @@
           <w:bCs/>
           <w:lang w:val="tr-TR"/>
         </w:rPr>
-        <w:t xml:space="preserve">Görsel C:</w:t>
+        <w:t>Görsel C:</w:t>
       </w:r>
       <w:r>
         <w:rPr>
@@ -4139,6 +4423,22 @@
           <w:lang w:val="tr-TR"/>
         </w:rPr>
         <w:t xml:space="preserve"> Sodyum metalinin su ile tepkimesi</w:t>
+      </w:r>
+    </w:p>
+    <w:p>
+      <w:pPr>
+        <w:jc w:val="both"/>
+        <w:rPr>
+          <w:rFonts w:ascii="Times New Roman" w:hAnsi="Times New Roman" w:cs="Times New Roman"/>
+          <w:lang w:val="tr-TR"/>
+        </w:rPr>
+      </w:pPr>
+      <w:r>
+        <w:rPr>
+          <w:rFonts w:ascii="Times New Roman" w:hAnsi="Times New Roman" w:cs="Times New Roman"/>
+          <w:lang w:val="tr-TR"/>
+        </w:rPr>
+        <w:t xml:space="preserve">Tepkime hızı, bir basamakta aynı anda çarpışması gereken tanecik sayısına da bağlıdır. İki taneciğin uygun doğrultuda çarpışma olasılığı yüksekken üç taneciğin aynı anda ve uygun doğrultuda çarpışma olasılığı çok düşüktür. Bu nedenle aynı koşullarda, tek basamakta gerçekleşen ve iki taneciğin çarpışmasını gerektiren tepkimeler, üç taneciğin aynı anda çarpışmasını gerektiren tepkimelere göre genellikle daha hızlıdır. Dört ya da daha fazla taneciğin aynı anda çarpışması neredeyse imkânsız olduğundan bu tür tepkimeler birden fazla basamakta gerçekleşir.</w:t>
       </w:r>
     </w:p>
     <w:p>
@@ -4157,23 +4457,31 @@
           <w:bCs/>
           <w:lang w:val="tr-TR"/>
         </w:rPr>
-        <w:t xml:space="preserve">Fiziksel Hâl</w:t>
-      </w:r>
-    </w:p>
-    <w:p>
-      <w:pPr>
-        <w:jc w:val="both"/>
-        <w:rPr>
-          <w:rFonts w:ascii="Times New Roman" w:hAnsi="Times New Roman" w:cs="Times New Roman"/>
-          <w:lang w:val="tr-TR"/>
-        </w:rPr>
-      </w:pPr>
-      <w:r>
-        <w:rPr>
-          <w:rFonts w:ascii="Times New Roman" w:hAnsi="Times New Roman" w:cs="Times New Roman"/>
-          <w:lang w:val="tr-TR"/>
-        </w:rPr>
-        <w:t xml:space="preserve">Tepkimenin gerçekleşebilmesi için tepken taneciklerinin birbirleriyle çarpışması gerekir. Katı hâldeki tanecikler yalnızca yerlerinde titreşim hareketi yapabildiği için iki katı tepken ancak temas yüzeylerinde tepkimeye girebilir. Bu nedenle katılar arasındaki tepkimeler genellikle çok yavaştır. Sıvı ve çözelti hâlindeki tanecikler ile gaz tanecikleri ise ortamda serbestçe hareket ederek daha sık çarpışır. Analiz ve Keşif Atölyesi 1.7.’de kabartma tozu ile limon tuzunun katı hâlde karıştırıldığında gözle görülür bir değişim oluşturmadığı, çözeltileri karıştırıldığında ise hızla gaz çıkışı gözlendiği fark edilmiştir. Genel olarak aynı tepkime için tepkime hızı gaz &gt; sıvı (çözelti) &gt; katı şeklinde sıralanır. Tepkenlerin tamamı aynı fiziksel hâlde bulunan tepkimelere </w:t>
+        <w:t>Fiziksel Hâl</w:t>
+      </w:r>
+    </w:p>
+    <w:p>
+      <w:pPr>
+        <w:jc w:val="both"/>
+        <w:rPr>
+          <w:rFonts w:ascii="Times New Roman" w:hAnsi="Times New Roman" w:cs="Times New Roman"/>
+          <w:lang w:val="tr-TR"/>
+        </w:rPr>
+      </w:pPr>
+      <w:r>
+        <w:rPr>
+          <w:rFonts w:ascii="Times New Roman" w:hAnsi="Times New Roman" w:cs="Times New Roman"/>
+          <w:lang w:val="tr-TR"/>
+        </w:rPr>
+        <w:t xml:space="preserve">Tepkimenin gerçekleşebilmesi için tepken taneciklerinin birbirleriyle çarpışması gerekir. Katı hâldeki tanecikler yalnızca yerlerinde titreşim hareketi yapabildiği için iki katı tepken ancak temas </w:t>
+      </w:r>
+      <w:r>
+        <w:rPr>
+          <w:rFonts w:ascii="Times New Roman" w:hAnsi="Times New Roman" w:cs="Times New Roman"/>
+          <w:lang w:val="tr-TR"/>
+        </w:rPr>
+        <w:lastRenderedPageBreak/>
+        <w:t xml:space="preserve">yüzeylerinde tepkimeye girebilir. Bu nedenle katılar arasındaki tepkimeler genellikle çok yavaştır. Sıvı ve çözelti hâlindeki tanecikler ile gaz tanecikleri ise ortamda serbestçe hareket ederek daha sık çarpışır. Analiz ve Keşif Atölyesi 1.7.’de kabartma tozu ile limon tuzunun katı hâlde karıştırıldığında gözle görülür bir değişim oluşturmadığı, çözeltileri karıştırıldığında ise hızla gaz çıkışı gözlendiği fark edilmiştir. Genel olarak aynı tepkime için tepkime hızı gaz &gt; sıvı (çözelti) &gt; katı şeklinde sıralanır. Tepkenlerin tamamı aynı fiziksel hâlde bulunan tepkimelere </w:t>
       </w:r>
       <w:r>
         <w:rPr>
@@ -4182,7 +4490,7 @@
           <w:bCs/>
           <w:lang w:val="tr-TR"/>
         </w:rPr>
-        <w:t xml:space="preserve">homojen tepkimeler</w:t>
+        <w:t>homojen tepkimeler</w:t>
       </w:r>
       <w:r>
         <w:rPr>
@@ -4198,7 +4506,7 @@
           <w:bCs/>
           <w:lang w:val="tr-TR"/>
         </w:rPr>
-        <w:t xml:space="preserve">heterojen tepkimeler</w:t>
+        <w:t>heterojen tepkimeler</w:t>
       </w:r>
       <w:r>
         <w:rPr>
@@ -4224,26 +4532,26 @@
           <w:bCs/>
           <w:lang w:val="tr-TR"/>
         </w:rPr>
-        <w:t xml:space="preserve">Tepken Derişimi</w:t>
-      </w:r>
-    </w:p>
-    <w:p>
-      <w:pPr>
-        <w:jc w:val="both"/>
-        <w:rPr>
-          <w:rFonts w:ascii="Times New Roman" w:hAnsi="Times New Roman" w:cs="Times New Roman"/>
-          <w:lang w:val="tr-TR"/>
-        </w:rPr>
-      </w:pPr>
-      <w:r>
-        <w:rPr>
-          <w:rFonts w:ascii="Times New Roman" w:hAnsi="Times New Roman" w:cs="Times New Roman"/>
-          <w:lang w:val="tr-TR"/>
-        </w:rPr>
-        <w:t xml:space="preserve">Tepken derişimi arttıkça birim hacimdeki tanecik sayısı artar. Birim hacimde daha fazla tanecik bulunması birim zamanda gerçekleşen çarpışma sayısını ve dolayısıyla etkin çarpışma sayısını artırır (Görsel D). Bu nedenle tepken derişimi arttıkça tepkime hızı artar. Saf oksijen içine sokulan kor hâlindeki kıymığın alevlenmesi, havada yaklaşık %21 olan oksijen derişiminin saf oksijende çok daha yüksek olmasıyla açıklanabilir. Gaz fazındaki tepkimelerde sabit sıcaklıkta kabın hacmi küçültüldüğünde gazların derişimi ve basıncı artar; bu durum da tepkime hızını artırır. Katı ve saf sıvıların derişimi sabit kabul edildiğinden bunların miktarındaki değişim tepkime hızını derişim yoluyla etkilemez.</w:t>
-      </w:r>
-    </w:p>
-    <w:p xmlns:a="http://schemas.openxmlformats.org/drawingml/2006/main" xmlns:pic="http://schemas.openxmlformats.org/drawingml/2006/picture">
+        <w:t>Tepken Derişimi</w:t>
+      </w:r>
+    </w:p>
+    <w:p>
+      <w:pPr>
+        <w:jc w:val="both"/>
+        <w:rPr>
+          <w:rFonts w:ascii="Times New Roman" w:hAnsi="Times New Roman" w:cs="Times New Roman"/>
+          <w:lang w:val="tr-TR"/>
+        </w:rPr>
+      </w:pPr>
+      <w:r>
+        <w:rPr>
+          <w:rFonts w:ascii="Times New Roman" w:hAnsi="Times New Roman" w:cs="Times New Roman"/>
+          <w:lang w:val="tr-TR"/>
+        </w:rPr>
+        <w:t>Tepken derişimi arttıkça birim hacimdeki tanecik sayısı artar. Birim hacimde daha fazla tanecik bulunması birim zamanda gerçekleşen çarpışma sayısını ve dolayısıyla etkin çarpışma sayısını artırır (Görsel D). Bu nedenle tepken derişimi arttıkça tepkime hızı artar. Saf oksijen içine sokulan kor hâlindeki kıymığın alevlenmesi, havada yaklaşık %21 olan oksijen derişiminin saf oksijende çok daha yüksek olmasıyla açıklanabilir. Gaz fazındaki tepkimelerde sabit sıcaklıkta kabın hacmi küçültüldüğünde gazların derişimi ve basıncı artar; bu durum da tepkime hızını artırır. Katı ve saf sıvıların derişimi sabit kabul edildiğinden bunların miktarındaki değişim tepkime hızını derişim yoluyla etkilemez.</w:t>
+      </w:r>
+    </w:p>
+    <w:p>
       <w:pPr>
         <w:jc w:val="center"/>
         <w:rPr>
@@ -4252,22 +4560,26 @@
         </w:rPr>
       </w:pPr>
       <w:r>
+        <w:rPr>
+          <w:noProof/>
+        </w:rPr>
         <w:drawing>
-          <wp:inline distT="0" distB="0" distL="0" distR="0">
+          <wp:inline distT="0" distB="0" distL="0" distR="0" wp14:anchorId="6B73C9F0" wp14:editId="5416ED67">
             <wp:extent cx="4680000" cy="2246400"/>
+            <wp:effectExtent l="0" t="0" r="0" b="0"/>
             <wp:docPr id="900005" name="Grafik 900005" descr="Derişim tanecik modeli"/>
             <wp:cNvGraphicFramePr>
-              <a:graphicFrameLocks noChangeAspect="1"/>
+              <a:graphicFrameLocks xmlns:a="http://schemas.openxmlformats.org/drawingml/2006/main" noChangeAspect="1"/>
             </wp:cNvGraphicFramePr>
-            <a:graphic>
+            <a:graphic xmlns:a="http://schemas.openxmlformats.org/drawingml/2006/main">
               <a:graphicData uri="http://schemas.openxmlformats.org/drawingml/2006/picture">
-                <pic:pic>
+                <pic:pic xmlns:pic="http://schemas.openxmlformats.org/drawingml/2006/picture">
                   <pic:nvPicPr>
                     <pic:cNvPr id="900005" name="k11_900005.png"/>
                     <pic:cNvPicPr/>
                   </pic:nvPicPr>
                   <pic:blipFill>
-                    <a:blip r:embed="rIdK1"/>
+                    <a:blip r:embed="rId9"/>
                     <a:stretch>
                       <a:fillRect/>
                     </a:stretch>
@@ -4303,7 +4615,7 @@
           <w:bCs/>
           <w:lang w:val="tr-TR"/>
         </w:rPr>
-        <w:t xml:space="preserve">Görsel D:</w:t>
+        <w:t>Görsel D:</w:t>
       </w:r>
       <w:r>
         <w:rPr>
@@ -4337,7 +4649,7 @@
           <w:highlight w:val="yellow"/>
           <w:lang w:val="tr-TR"/>
         </w:rPr>
-        <w:t xml:space="preserve">Taslak model; yayınevi tarafından iki farklı renkte tanecik ve çarpışmayı gösteren küçük “yıldız” işaretleriyle yeniden çizilebilir.</w:t>
+        <w:t>Taslak model; yayınevi tarafından iki farklı renkte tanecik ve çarpışmayı gösteren küçük “yıldız” işaretleriyle yeniden çizilebilir.</w:t>
       </w:r>
     </w:p>
     <w:p>
@@ -4356,23 +4668,23 @@
           <w:bCs/>
           <w:lang w:val="tr-TR"/>
         </w:rPr>
-        <w:t xml:space="preserve">Sıcaklık</w:t>
-      </w:r>
-    </w:p>
-    <w:p>
-      <w:pPr>
-        <w:jc w:val="both"/>
-        <w:rPr>
-          <w:rFonts w:ascii="Times New Roman" w:hAnsi="Times New Roman" w:cs="Times New Roman"/>
-          <w:lang w:val="tr-TR"/>
-        </w:rPr>
-      </w:pPr>
-      <w:r>
-        <w:rPr>
-          <w:rFonts w:ascii="Times New Roman" w:hAnsi="Times New Roman" w:cs="Times New Roman"/>
-          <w:lang w:val="tr-TR"/>
-        </w:rPr>
-        <w:t xml:space="preserve">Sıcaklık arttıkça taneciklerin ortalama kinetik enerjisi ve hızları artar. Hızlanan tanecikler birim zamanda daha sık çarpışır. Ancak sıcaklık artışının tepkime hızını artırmasının asıl nedeni, aktivasyon enerjisini (eşik enerjisini) aşacak kadar kinetik enerjiye sahip tanecik oranının artmasıdır. Grafik A’da T</w:t>
+        <w:t>Sıcaklık</w:t>
+      </w:r>
+    </w:p>
+    <w:p>
+      <w:pPr>
+        <w:jc w:val="both"/>
+        <w:rPr>
+          <w:rFonts w:ascii="Times New Roman" w:hAnsi="Times New Roman" w:cs="Times New Roman"/>
+          <w:lang w:val="tr-TR"/>
+        </w:rPr>
+      </w:pPr>
+      <w:r>
+        <w:rPr>
+          <w:rFonts w:ascii="Times New Roman" w:hAnsi="Times New Roman" w:cs="Times New Roman"/>
+          <w:lang w:val="tr-TR"/>
+        </w:rPr>
+        <w:t>Sıcaklık arttıkça taneciklerin ortalama kinetik enerjisi ve hızları artar. Hızlanan tanecikler birim zamanda daha sık çarpışır. Ancak sıcaklık artışının tepkime hızını artırmasının asıl nedeni, aktivasyon enerjisini (eşik enerjisini) aşacak kadar kinetik enerjiye sahip tanecik oranının artmasıdır. Grafik A’da T</w:t>
       </w:r>
       <w:r>
         <w:rPr>
@@ -4380,7 +4692,7 @@
           <w:vertAlign w:val="subscript"/>
           <w:lang w:val="tr-TR"/>
         </w:rPr>
-        <w:t xml:space="preserve">1</w:t>
+        <w:t>1</w:t>
       </w:r>
       <w:r>
         <w:rPr>
@@ -4395,7 +4707,7 @@
           <w:vertAlign w:val="subscript"/>
           <w:lang w:val="tr-TR"/>
         </w:rPr>
-        <w:t xml:space="preserve">2</w:t>
+        <w:t>2</w:t>
       </w:r>
       <w:r>
         <w:rPr>
@@ -4410,17 +4722,25 @@
           <w:vertAlign w:val="subscript"/>
           <w:lang w:val="tr-TR"/>
         </w:rPr>
-        <w:t xml:space="preserve">2</w:t>
-      </w:r>
-      <w:r>
-        <w:rPr>
-          <w:rFonts w:ascii="Times New Roman" w:hAnsi="Times New Roman" w:cs="Times New Roman"/>
-          <w:lang w:val="tr-TR"/>
-        </w:rPr>
-        <w:t xml:space="preserve">) bu alan belirgin şekilde büyüktür; bu nedenle etkin çarpışma sayısı ve tepkime hızı artar. Sıcaklık artışı hem endotermik hem de ekzotermik tepkimelerin hızını artırır. Birçok tepkimede sıcaklığın 10 °C artırılması tepkime hızını yaklaşık iki katına çıkarır. Sebze ve meyvelerin buzdolabında saklanması, düşük sıcaklıkta bozulma tepkimelerinin yavaşlamasından yararlanılan bir uygulamadır. Düdüklü tencerede suyun daha yüksek sıcaklıkta kaynaması ise yemeklerin daha kısa sürede pişmesini sağlar.</w:t>
-      </w:r>
-    </w:p>
-    <w:p xmlns:a="http://schemas.openxmlformats.org/drawingml/2006/main" xmlns:pic="http://schemas.openxmlformats.org/drawingml/2006/picture">
+        <w:t>2</w:t>
+      </w:r>
+      <w:r>
+        <w:rPr>
+          <w:rFonts w:ascii="Times New Roman" w:hAnsi="Times New Roman" w:cs="Times New Roman"/>
+          <w:lang w:val="tr-TR"/>
+        </w:rPr>
+        <w:t xml:space="preserve">) bu alan </w:t>
+      </w:r>
+      <w:r>
+        <w:rPr>
+          <w:rFonts w:ascii="Times New Roman" w:hAnsi="Times New Roman" w:cs="Times New Roman"/>
+          <w:lang w:val="tr-TR"/>
+        </w:rPr>
+        <w:lastRenderedPageBreak/>
+        <w:t>belirgin şekilde büyüktür; bu nedenle etkin çarpışma sayısı ve tepkime hızı artar. Sıcaklık artışı hem endotermik hem de ekzotermik tepkimelerin hızını artırır. Birçok tepkimede sıcaklığın 10 °C artırılması tepkime hızını yaklaşık iki katına çıkarır. Sebze ve meyvelerin buzdolabında saklanması, düşük sıcaklıkta bozulma tepkimelerinin yavaşlamasından yararlanılan bir uygulamadır. Düdüklü tencerede suyun daha yüksek sıcaklıkta kaynaması ise yemeklerin daha kısa sürede pişmesini sağlar.</w:t>
+      </w:r>
+    </w:p>
+    <w:p>
       <w:pPr>
         <w:jc w:val="center"/>
         <w:rPr>
@@ -4429,22 +4749,26 @@
         </w:rPr>
       </w:pPr>
       <w:r>
+        <w:rPr>
+          <w:noProof/>
+        </w:rPr>
         <w:drawing>
-          <wp:inline distT="0" distB="0" distL="0" distR="0">
+          <wp:inline distT="0" distB="0" distL="0" distR="0" wp14:anchorId="0E9E73F2" wp14:editId="6FD2B120">
             <wp:extent cx="4680000" cy="2867280"/>
+            <wp:effectExtent l="0" t="0" r="0" b="0"/>
             <wp:docPr id="900006" name="Grafik 900006" descr="Maxwell-Boltzmann dağılımı T1 T2"/>
             <wp:cNvGraphicFramePr>
-              <a:graphicFrameLocks noChangeAspect="1"/>
+              <a:graphicFrameLocks xmlns:a="http://schemas.openxmlformats.org/drawingml/2006/main" noChangeAspect="1"/>
             </wp:cNvGraphicFramePr>
-            <a:graphic>
+            <a:graphic xmlns:a="http://schemas.openxmlformats.org/drawingml/2006/main">
               <a:graphicData uri="http://schemas.openxmlformats.org/drawingml/2006/picture">
-                <pic:pic>
+                <pic:pic xmlns:pic="http://schemas.openxmlformats.org/drawingml/2006/picture">
                   <pic:nvPicPr>
                     <pic:cNvPr id="900006" name="k11_900006.png"/>
                     <pic:cNvPicPr/>
                   </pic:nvPicPr>
                   <pic:blipFill>
-                    <a:blip r:embed="rIdK2"/>
+                    <a:blip r:embed="rId10"/>
                     <a:stretch>
                       <a:fillRect/>
                     </a:stretch>
@@ -4480,7 +4804,7 @@
           <w:bCs/>
           <w:lang w:val="tr-TR"/>
         </w:rPr>
-        <w:t xml:space="preserve">Grafik A:</w:t>
+        <w:t>Grafik A:</w:t>
       </w:r>
       <w:r>
         <w:rPr>
@@ -4506,23 +4830,23 @@
           <w:bCs/>
           <w:lang w:val="tr-TR"/>
         </w:rPr>
-        <w:t xml:space="preserve">Katı Tepkenin Temas Yüzeyi</w:t>
-      </w:r>
-    </w:p>
-    <w:p>
-      <w:pPr>
-        <w:jc w:val="both"/>
-        <w:rPr>
-          <w:rFonts w:ascii="Times New Roman" w:hAnsi="Times New Roman" w:cs="Times New Roman"/>
-          <w:lang w:val="tr-TR"/>
-        </w:rPr>
-      </w:pPr>
-      <w:r>
-        <w:rPr>
-          <w:rFonts w:ascii="Times New Roman" w:hAnsi="Times New Roman" w:cs="Times New Roman"/>
-          <w:lang w:val="tr-TR"/>
-        </w:rPr>
-        <w:t xml:space="preserve">Katı bir tepken ile sıvı, çözelti ya da gaz fazındaki bir tepken arasında gerçekleşen heterojen tepkimelerde tanecikler yalnızca katının yüzeyinde çarpışabilir. Katı küçük parçalara bölündüğünde toplam kütlesi değişmez ancak diğer tepkenle temas eden yüzey alanı artar. Örneğin kenarı 2 cm olan bir küpün toplam yüzey alanı 24 cm</w:t>
+        <w:t>Katı Tepkenin Temas Yüzeyi</w:t>
+      </w:r>
+    </w:p>
+    <w:p>
+      <w:pPr>
+        <w:jc w:val="both"/>
+        <w:rPr>
+          <w:rFonts w:ascii="Times New Roman" w:hAnsi="Times New Roman" w:cs="Times New Roman"/>
+          <w:lang w:val="tr-TR"/>
+        </w:rPr>
+      </w:pPr>
+      <w:r>
+        <w:rPr>
+          <w:rFonts w:ascii="Times New Roman" w:hAnsi="Times New Roman" w:cs="Times New Roman"/>
+          <w:lang w:val="tr-TR"/>
+        </w:rPr>
+        <w:t>Katı bir tepken ile sıvı, çözelti ya da gaz fazındaki bir tepken arasında gerçekleşen heterojen tepkimelerde tanecikler yalnızca katının yüzeyinde çarpışabilir. Katı küçük parçalara bölündüğünde toplam kütlesi değişmez ancak diğer tepkenle temas eden yüzey alanı artar. Örneğin kenarı 2 cm olan bir küpün toplam yüzey alanı 24 cm</w:t>
       </w:r>
       <w:r>
         <w:rPr>
@@ -4530,7 +4854,7 @@
           <w:vertAlign w:val="superscript"/>
           <w:lang w:val="tr-TR"/>
         </w:rPr>
-        <w:t xml:space="preserve">2</w:t>
+        <w:t>2</w:t>
       </w:r>
       <w:r>
         <w:rPr>
@@ -4545,7 +4869,7 @@
           <w:vertAlign w:val="superscript"/>
           <w:lang w:val="tr-TR"/>
         </w:rPr>
-        <w:t xml:space="preserve">2</w:t>
+        <w:t>2</w:t>
       </w:r>
       <w:r>
         <w:rPr>
@@ -4555,7 +4879,7 @@
         <w:t xml:space="preserve"> olur (Görsel E). Temas yüzeyi arttıkça birim zamanda gerçekleşen çarpışma sayısı artar ve tepkime hızlanır. Toz hâlindeki efervesan tabletin bütün tablete göre daha hızlı tükenmesi, odun yongalarının kütüğe göre daha hızlı yanması bu duruma örnektir. Un fabrikalarında ve kömür madenlerinde havada asılı kalan ince tozların bir kıvılcımla patlayabilmesi de temas yüzeyinin çok büyük olmasından kaynaklanır.</w:t>
       </w:r>
     </w:p>
-    <w:p xmlns:a="http://schemas.openxmlformats.org/drawingml/2006/main" xmlns:pic="http://schemas.openxmlformats.org/drawingml/2006/picture">
+    <w:p>
       <w:pPr>
         <w:jc w:val="center"/>
         <w:rPr>
@@ -4564,22 +4888,27 @@
         </w:rPr>
       </w:pPr>
       <w:r>
+        <w:rPr>
+          <w:noProof/>
+        </w:rPr>
+        <w:lastRenderedPageBreak/>
         <w:drawing>
-          <wp:inline distT="0" distB="0" distL="0" distR="0">
+          <wp:inline distT="0" distB="0" distL="0" distR="0" wp14:anchorId="00E20AE5" wp14:editId="7AC8A6D0">
             <wp:extent cx="4320000" cy="1958400"/>
+            <wp:effectExtent l="0" t="0" r="0" b="0"/>
             <wp:docPr id="900007" name="Grafik 900007" descr="Küpün bölünmesiyle yüzey alanının artışı"/>
             <wp:cNvGraphicFramePr>
-              <a:graphicFrameLocks noChangeAspect="1"/>
+              <a:graphicFrameLocks xmlns:a="http://schemas.openxmlformats.org/drawingml/2006/main" noChangeAspect="1"/>
             </wp:cNvGraphicFramePr>
-            <a:graphic>
+            <a:graphic xmlns:a="http://schemas.openxmlformats.org/drawingml/2006/main">
               <a:graphicData uri="http://schemas.openxmlformats.org/drawingml/2006/picture">
-                <pic:pic>
+                <pic:pic xmlns:pic="http://schemas.openxmlformats.org/drawingml/2006/picture">
                   <pic:nvPicPr>
                     <pic:cNvPr id="900007" name="k11_900007.png"/>
                     <pic:cNvPicPr/>
                   </pic:nvPicPr>
                   <pic:blipFill>
-                    <a:blip r:embed="rIdK3"/>
+                    <a:blip r:embed="rId11"/>
                     <a:stretch>
                       <a:fillRect/>
                     </a:stretch>
@@ -4615,7 +4944,7 @@
           <w:bCs/>
           <w:lang w:val="tr-TR"/>
         </w:rPr>
-        <w:t xml:space="preserve">Görsel E:</w:t>
+        <w:t>Görsel E:</w:t>
       </w:r>
       <w:r>
         <w:rPr>
@@ -4641,7 +4970,7 @@
           <w:bCs/>
           <w:lang w:val="tr-TR"/>
         </w:rPr>
-        <w:t xml:space="preserve">Katalizör</w:t>
+        <w:t>Katalizör</w:t>
       </w:r>
     </w:p>
     <w:p>
@@ -4666,7 +4995,7 @@
           <w:bCs/>
           <w:lang w:val="tr-TR"/>
         </w:rPr>
-        <w:t xml:space="preserve">katalizör</w:t>
+        <w:t>katalizör</w:t>
       </w:r>
       <w:r>
         <w:rPr>
@@ -4682,7 +5011,7 @@
           <w:bCs/>
           <w:lang w:val="tr-TR"/>
         </w:rPr>
-        <w:t xml:space="preserve">homojen katalizör</w:t>
+        <w:t>homojen katalizör</w:t>
       </w:r>
       <w:r>
         <w:rPr>
@@ -4698,7 +5027,7 @@
           <w:bCs/>
           <w:lang w:val="tr-TR"/>
         </w:rPr>
-        <w:t xml:space="preserve">heterojen katalizör</w:t>
+        <w:t>heterojen katalizör</w:t>
       </w:r>
       <w:r>
         <w:rPr>
@@ -4714,7 +5043,7 @@
           <w:bCs/>
           <w:lang w:val="tr-TR"/>
         </w:rPr>
-        <w:t xml:space="preserve">enzim</w:t>
+        <w:t>enzim</w:t>
       </w:r>
       <w:r>
         <w:rPr>
@@ -4730,7 +5059,7 @@
           <w:bCs/>
           <w:lang w:val="tr-TR"/>
         </w:rPr>
-        <w:t xml:space="preserve">inhibitör</w:t>
+        <w:t>inhibitör</w:t>
       </w:r>
       <w:r>
         <w:rPr>
@@ -4740,7 +5069,7 @@
         <w:t xml:space="preserve"> denir. Gıdalarda kullanılan bazı koruyucu maddeler ve metal yüzeylere uygulanan pas önleyici maddeler inhibitörlere örnektir.</w:t>
       </w:r>
     </w:p>
-    <w:p xmlns:a="http://schemas.openxmlformats.org/drawingml/2006/main" xmlns:pic="http://schemas.openxmlformats.org/drawingml/2006/picture">
+    <w:p>
       <w:pPr>
         <w:jc w:val="center"/>
         <w:rPr>
@@ -4749,22 +5078,26 @@
         </w:rPr>
       </w:pPr>
       <w:r>
+        <w:rPr>
+          <w:noProof/>
+        </w:rPr>
         <w:drawing>
-          <wp:inline distT="0" distB="0" distL="0" distR="0">
+          <wp:inline distT="0" distB="0" distL="0" distR="0" wp14:anchorId="7EB47F88" wp14:editId="6D8D8774">
             <wp:extent cx="4680000" cy="2867280"/>
+            <wp:effectExtent l="0" t="0" r="0" b="0"/>
             <wp:docPr id="900008" name="Grafik 900008" descr="Katalizörlü ve katalizörsüz potansiyel enerji diyagramı"/>
             <wp:cNvGraphicFramePr>
-              <a:graphicFrameLocks noChangeAspect="1"/>
+              <a:graphicFrameLocks xmlns:a="http://schemas.openxmlformats.org/drawingml/2006/main" noChangeAspect="1"/>
             </wp:cNvGraphicFramePr>
-            <a:graphic>
+            <a:graphic xmlns:a="http://schemas.openxmlformats.org/drawingml/2006/main">
               <a:graphicData uri="http://schemas.openxmlformats.org/drawingml/2006/picture">
-                <pic:pic>
+                <pic:pic xmlns:pic="http://schemas.openxmlformats.org/drawingml/2006/picture">
                   <pic:nvPicPr>
                     <pic:cNvPr id="900008" name="k11_900008.png"/>
                     <pic:cNvPicPr/>
                   </pic:nvPicPr>
                   <pic:blipFill>
-                    <a:blip r:embed="rIdK4"/>
+                    <a:blip r:embed="rId12"/>
                     <a:stretch>
                       <a:fillRect/>
                     </a:stretch>
@@ -4800,7 +5133,8 @@
           <w:bCs/>
           <w:lang w:val="tr-TR"/>
         </w:rPr>
-        <w:t xml:space="preserve">Grafik B:</w:t>
+        <w:lastRenderedPageBreak/>
+        <w:t>Grafik B:</w:t>
       </w:r>
       <w:r>
         <w:rPr>
@@ -4810,7 +5144,7 @@
         <w:t xml:space="preserve"> Katalizörlü ve katalizörsüz bir ekzotermik tepkimeye ait potansiyel enerji-tepkime koordinatı grafiği</w:t>
       </w:r>
     </w:p>
-    <w:p xmlns:a="http://schemas.openxmlformats.org/drawingml/2006/main" xmlns:pic="http://schemas.openxmlformats.org/drawingml/2006/picture">
+    <w:p>
       <w:pPr>
         <w:jc w:val="center"/>
         <w:rPr>
@@ -4819,22 +5153,26 @@
         </w:rPr>
       </w:pPr>
       <w:r>
+        <w:rPr>
+          <w:noProof/>
+        </w:rPr>
         <w:drawing>
-          <wp:inline distT="0" distB="0" distL="0" distR="0">
+          <wp:inline distT="0" distB="0" distL="0" distR="0" wp14:anchorId="69926181" wp14:editId="2FB36F26">
             <wp:extent cx="4680000" cy="2867280"/>
+            <wp:effectExtent l="0" t="0" r="0" b="0"/>
             <wp:docPr id="900009" name="Grafik 900009" descr="Katalizörün eşik enerjisine etkisi"/>
             <wp:cNvGraphicFramePr>
-              <a:graphicFrameLocks noChangeAspect="1"/>
+              <a:graphicFrameLocks xmlns:a="http://schemas.openxmlformats.org/drawingml/2006/main" noChangeAspect="1"/>
             </wp:cNvGraphicFramePr>
-            <a:graphic>
+            <a:graphic xmlns:a="http://schemas.openxmlformats.org/drawingml/2006/main">
               <a:graphicData uri="http://schemas.openxmlformats.org/drawingml/2006/picture">
-                <pic:pic>
+                <pic:pic xmlns:pic="http://schemas.openxmlformats.org/drawingml/2006/picture">
                   <pic:nvPicPr>
                     <pic:cNvPr id="900009" name="k11_900009.png"/>
                     <pic:cNvPicPr/>
                   </pic:nvPicPr>
                   <pic:blipFill>
-                    <a:blip r:embed="rIdK5"/>
+                    <a:blip r:embed="rId13"/>
                     <a:stretch>
                       <a:fillRect/>
                     </a:stretch>
@@ -4870,7 +5208,7 @@
           <w:bCs/>
           <w:lang w:val="tr-TR"/>
         </w:rPr>
-        <w:t xml:space="preserve">Grafik C:</w:t>
+        <w:t>Grafik C:</w:t>
       </w:r>
       <w:r>
         <w:rPr>
@@ -4878,6 +5216,180 @@
           <w:lang w:val="tr-TR"/>
         </w:rPr>
         <w:t xml:space="preserve"> Katalizörün eşik enerjisini aşan tanecik oranına etkisi</w:t>
+      </w:r>
+    </w:p>
+    <w:p>
+      <w:pPr>
+        <w:jc w:val="both"/>
+        <w:rPr>
+          <w:rFonts w:ascii="Times New Roman" w:hAnsi="Times New Roman" w:cs="Times New Roman"/>
+          <w:lang w:val="tr-TR"/>
+        </w:rPr>
+      </w:pPr>
+      <w:r>
+        <w:rPr>
+          <w:rFonts w:ascii="Times New Roman" w:hAnsi="Times New Roman" w:cs="Times New Roman"/>
+          <w:lang w:val="tr-TR"/>
+        </w:rPr>
+        <w:t xml:space="preserve">Katalizörlerin başlıca özellikleri şunlardır:</w:t>
+      </w:r>
+    </w:p>
+    <w:p>
+      <w:pPr>
+        <w:pStyle w:val="ListParagraph"/>
+        <w:numPr>
+          <w:ilvl w:val="0"/>
+          <w:numId w:val="5"/>
+        </w:numPr>
+        <w:jc w:val="both"/>
+        <w:rPr>
+          <w:rFonts w:ascii="Times New Roman" w:hAnsi="Times New Roman" w:cs="Times New Roman"/>
+          <w:lang w:val="tr-TR"/>
+        </w:rPr>
+      </w:pPr>
+      <w:r>
+        <w:rPr>
+          <w:rFonts w:ascii="Times New Roman" w:hAnsi="Times New Roman" w:cs="Times New Roman"/>
+          <w:lang w:val="tr-TR"/>
+        </w:rPr>
+        <w:t xml:space="preserve">Tepkimenin daha düşük aktivasyon enerjili farklı bir yol (mekanizma) üzerinden gerçekleşmesini sağlar.</w:t>
+      </w:r>
+    </w:p>
+    <w:p>
+      <w:pPr>
+        <w:pStyle w:val="ListParagraph"/>
+        <w:numPr>
+          <w:ilvl w:val="0"/>
+          <w:numId w:val="5"/>
+        </w:numPr>
+        <w:jc w:val="both"/>
+        <w:rPr>
+          <w:rFonts w:ascii="Times New Roman" w:hAnsi="Times New Roman" w:cs="Times New Roman"/>
+          <w:lang w:val="tr-TR"/>
+        </w:rPr>
+      </w:pPr>
+      <w:r>
+        <w:rPr>
+          <w:rFonts w:ascii="Times New Roman" w:hAnsi="Times New Roman" w:cs="Times New Roman"/>
+          <w:lang w:val="tr-TR"/>
+        </w:rPr>
+        <w:t xml:space="preserve">İleri ve geri tepkimelerin aktivasyon enerjilerini aynı miktarda düşürür. Bu nedenle tepkime entalpisini (ΔH) değiştirmez; ileri ve geri tepkimeleri birlikte hızlandırır.</w:t>
+      </w:r>
+    </w:p>
+    <w:p>
+      <w:pPr>
+        <w:pStyle w:val="ListParagraph"/>
+        <w:numPr>
+          <w:ilvl w:val="0"/>
+          <w:numId w:val="5"/>
+        </w:numPr>
+        <w:jc w:val="both"/>
+        <w:rPr>
+          <w:rFonts w:ascii="Times New Roman" w:hAnsi="Times New Roman" w:cs="Times New Roman"/>
+          <w:lang w:val="tr-TR"/>
+        </w:rPr>
+      </w:pPr>
+      <w:r>
+        <w:rPr>
+          <w:rFonts w:ascii="Times New Roman" w:hAnsi="Times New Roman" w:cs="Times New Roman"/>
+          <w:lang w:val="tr-TR"/>
+        </w:rPr>
+        <w:t xml:space="preserve">Tepkimede oluşan ürünlerin türünü ve tepkime sonunda elde edilen ürün miktarını (verimi) değiştirmez; ürünün daha kısa sürede elde edilmesini sağlar.</w:t>
+      </w:r>
+    </w:p>
+    <w:p>
+      <w:pPr>
+        <w:pStyle w:val="ListParagraph"/>
+        <w:numPr>
+          <w:ilvl w:val="0"/>
+          <w:numId w:val="5"/>
+        </w:numPr>
+        <w:jc w:val="both"/>
+        <w:rPr>
+          <w:rFonts w:ascii="Times New Roman" w:hAnsi="Times New Roman" w:cs="Times New Roman"/>
+          <w:lang w:val="tr-TR"/>
+        </w:rPr>
+      </w:pPr>
+      <w:r>
+        <w:rPr>
+          <w:rFonts w:ascii="Times New Roman" w:hAnsi="Times New Roman" w:cs="Times New Roman"/>
+          <w:lang w:val="tr-TR"/>
+        </w:rPr>
+        <w:t xml:space="preserve">Kendiliğinden gerçekleşemeyecek bir tepkimeyi gerçekleştiremez; gerçekleşebilen bir tepkimeyi hızlandırır.</w:t>
+      </w:r>
+    </w:p>
+    <w:p>
+      <w:pPr>
+        <w:pStyle w:val="ListParagraph"/>
+        <w:numPr>
+          <w:ilvl w:val="0"/>
+          <w:numId w:val="5"/>
+        </w:numPr>
+        <w:jc w:val="both"/>
+        <w:rPr>
+          <w:rFonts w:ascii="Times New Roman" w:hAnsi="Times New Roman" w:cs="Times New Roman"/>
+          <w:lang w:val="tr-TR"/>
+        </w:rPr>
+      </w:pPr>
+      <w:r>
+        <w:rPr>
+          <w:rFonts w:ascii="Times New Roman" w:hAnsi="Times New Roman" w:cs="Times New Roman"/>
+          <w:lang w:val="tr-TR"/>
+        </w:rPr>
+        <w:t xml:space="preserve">Tepkime sonunda kimyasal olarak değişmeden kalır; bu nedenle az miktarda katalizör çok miktarda tepkenin dönüşümünü hızlandırabilir.</w:t>
+      </w:r>
+    </w:p>
+    <w:p>
+      <w:pPr>
+        <w:pStyle w:val="ListParagraph"/>
+        <w:numPr>
+          <w:ilvl w:val="0"/>
+          <w:numId w:val="5"/>
+        </w:numPr>
+        <w:jc w:val="both"/>
+        <w:rPr>
+          <w:rFonts w:ascii="Times New Roman" w:hAnsi="Times New Roman" w:cs="Times New Roman"/>
+          <w:lang w:val="tr-TR"/>
+        </w:rPr>
+      </w:pPr>
+      <w:r>
+        <w:rPr>
+          <w:rFonts w:ascii="Times New Roman" w:hAnsi="Times New Roman" w:cs="Times New Roman"/>
+          <w:lang w:val="tr-TR"/>
+        </w:rPr>
+        <w:t xml:space="preserve">Hız sabitinin (k) değerini artırır.</w:t>
+      </w:r>
+    </w:p>
+    <w:p>
+      <w:pPr>
+        <w:jc w:val="both"/>
+        <w:rPr>
+          <w:rFonts w:ascii="Times New Roman" w:hAnsi="Times New Roman" w:cs="Times New Roman"/>
+          <w:lang w:val="tr-TR"/>
+        </w:rPr>
+      </w:pPr>
+      <w:r>
+        <w:rPr>
+          <w:rFonts w:ascii="Times New Roman" w:hAnsi="Times New Roman" w:cs="Times New Roman"/>
+          <w:lang w:val="tr-TR"/>
+        </w:rPr>
+        <w:t xml:space="preserve">Tepkime hızını azaltan maddelere ise </w:t>
+      </w:r>
+      <w:r>
+        <w:rPr>
+          <w:rFonts w:ascii="Times New Roman" w:hAnsi="Times New Roman" w:cs="Times New Roman"/>
+          <w:b/>
+          <w:bCs/>
+          <w:lang w:val="tr-TR"/>
+        </w:rPr>
+        <w:t xml:space="preserve">inhibitör</w:t>
+      </w:r>
+      <w:r>
+        <w:rPr>
+          <w:rFonts w:ascii="Times New Roman" w:hAnsi="Times New Roman" w:cs="Times New Roman"/>
+          <w:lang w:val="tr-TR"/>
+        </w:rPr>
+        <w:t xml:space="preserve"> denir. Bazı kaynaklarda inhibitörler negatif katalizör olarak da adlandırılır. İnhibitörler genellikle tepkimede etkin rol oynayan tanecikleri ya da katalizörün yüzeyini bağlayarak tepkimenin yavaşlamasına neden olur. Gıdaların bozulmasını geciktirmek için kullanılan bazı koruyucu ve antioksidan maddeler (askorbik asit gibi), araç radyatörlerine ve kalorifer tesisatlarına eklenen korozyon önleyiciler inhibitörlere örnektir.</w:t>
       </w:r>
     </w:p>
     <w:p>
@@ -4899,23 +5411,23 @@
           <w:bCs/>
           <w:lang w:val="tr-TR"/>
         </w:rPr>
-        <w:t xml:space="preserve">Bilgi Köşesi 1.1.</w:t>
-      </w:r>
-    </w:p>
-    <w:p>
-      <w:pPr>
-        <w:jc w:val="both"/>
-        <w:rPr>
-          <w:rFonts w:ascii="Times New Roman" w:hAnsi="Times New Roman" w:cs="Times New Roman"/>
-          <w:lang w:val="tr-TR"/>
-        </w:rPr>
-      </w:pPr>
-      <w:r>
-        <w:rPr>
-          <w:rFonts w:ascii="Times New Roman" w:hAnsi="Times New Roman" w:cs="Times New Roman"/>
-          <w:lang w:val="tr-TR"/>
-        </w:rPr>
-        <w:t xml:space="preserve">Otomobillerin egzoz sistemlerinde bulunan katalitik dönüştürücüler (katalitik konvertörler), petek şeklindeki seramik bir yapı üzerine kaplanmış platin, paladyum ve rodyum gibi metallerden oluşan heterojen katalizörlerdir. Bu katalizörler, yanma sonucu oluşan zehirli karbon monoksit (CO), azot oksitler (NO</w:t>
+        <w:t>Bilgi Köşesi 1.2.</w:t>
+      </w:r>
+    </w:p>
+    <w:p>
+      <w:pPr>
+        <w:jc w:val="both"/>
+        <w:rPr>
+          <w:rFonts w:ascii="Times New Roman" w:hAnsi="Times New Roman" w:cs="Times New Roman"/>
+          <w:lang w:val="tr-TR"/>
+        </w:rPr>
+      </w:pPr>
+      <w:r>
+        <w:rPr>
+          <w:rFonts w:ascii="Times New Roman" w:hAnsi="Times New Roman" w:cs="Times New Roman"/>
+          <w:lang w:val="tr-TR"/>
+        </w:rPr>
+        <w:t>Otomobillerin egzoz sistemlerinde bulunan katalitik dönüştürücüler (katalitik konvertörler), petek şeklindeki seramik bir yapı üzerine kaplanmış platin, paladyum ve rodyum gibi metallerden oluşan heterojen katalizörlerdir. Bu katalizörler, yanma sonucu oluşan zehirli karbon monoksit (CO), azot oksitler (NO</w:t>
       </w:r>
       <w:r>
         <w:rPr>
@@ -4923,14 +5435,14 @@
           <w:vertAlign w:val="subscript"/>
           <w:lang w:val="tr-TR"/>
         </w:rPr>
-        <w:t xml:space="preserve">x</w:t>
-      </w:r>
-      <w:r>
-        <w:rPr>
-          <w:rFonts w:ascii="Times New Roman" w:hAnsi="Times New Roman" w:cs="Times New Roman"/>
-          <w:lang w:val="tr-TR"/>
-        </w:rPr>
-        <w:t xml:space="preserve">) ve yanmamış hidrokarbonların daha az zararlı olan karbon dioksit (CO</w:t>
+        <w:t>x</w:t>
+      </w:r>
+      <w:r>
+        <w:rPr>
+          <w:rFonts w:ascii="Times New Roman" w:hAnsi="Times New Roman" w:cs="Times New Roman"/>
+          <w:lang w:val="tr-TR"/>
+        </w:rPr>
+        <w:t>) ve yanmamış hidrokarbonların daha az zararlı olan karbon dioksit (CO</w:t>
       </w:r>
       <w:r>
         <w:rPr>
@@ -4938,14 +5450,14 @@
           <w:vertAlign w:val="subscript"/>
           <w:lang w:val="tr-TR"/>
         </w:rPr>
-        <w:t xml:space="preserve">2</w:t>
-      </w:r>
-      <w:r>
-        <w:rPr>
-          <w:rFonts w:ascii="Times New Roman" w:hAnsi="Times New Roman" w:cs="Times New Roman"/>
-          <w:lang w:val="tr-TR"/>
-        </w:rPr>
-        <w:t xml:space="preserve">), azot (N</w:t>
+        <w:t>2</w:t>
+      </w:r>
+      <w:r>
+        <w:rPr>
+          <w:rFonts w:ascii="Times New Roman" w:hAnsi="Times New Roman" w:cs="Times New Roman"/>
+          <w:lang w:val="tr-TR"/>
+        </w:rPr>
+        <w:t>), azot (N</w:t>
       </w:r>
       <w:r>
         <w:rPr>
@@ -4953,14 +5465,14 @@
           <w:vertAlign w:val="subscript"/>
           <w:lang w:val="tr-TR"/>
         </w:rPr>
-        <w:t xml:space="preserve">2</w:t>
-      </w:r>
-      <w:r>
-        <w:rPr>
-          <w:rFonts w:ascii="Times New Roman" w:hAnsi="Times New Roman" w:cs="Times New Roman"/>
-          <w:lang w:val="tr-TR"/>
-        </w:rPr>
-        <w:t xml:space="preserve">) ve su buharına (H</w:t>
+        <w:t>2</w:t>
+      </w:r>
+      <w:r>
+        <w:rPr>
+          <w:rFonts w:ascii="Times New Roman" w:hAnsi="Times New Roman" w:cs="Times New Roman"/>
+          <w:lang w:val="tr-TR"/>
+        </w:rPr>
+        <w:t>) ve su buharına (H</w:t>
       </w:r>
       <w:r>
         <w:rPr>
@@ -4968,30 +5480,30 @@
           <w:vertAlign w:val="subscript"/>
           <w:lang w:val="tr-TR"/>
         </w:rPr>
-        <w:t xml:space="preserve">2</w:t>
-      </w:r>
-      <w:r>
-        <w:rPr>
-          <w:rFonts w:ascii="Times New Roman" w:hAnsi="Times New Roman" w:cs="Times New Roman"/>
-          <w:lang w:val="tr-TR"/>
-        </w:rPr>
-        <w:t xml:space="preserve">O) dönüşmesini sağlayan tepkimeleri hızlandırır. Peteğin binlerce ince kanaldan oluşması gazların katalizör yüzeyiyle temas ettiği alanı büyük ölçüde artırır.</w:t>
-      </w:r>
-    </w:p>
-    <w:p>
-      <w:pPr>
-        <w:jc w:val="both"/>
-        <w:rPr>
-          <w:rFonts w:ascii="Times New Roman" w:hAnsi="Times New Roman" w:cs="Times New Roman"/>
-          <w:lang w:val="tr-TR"/>
-        </w:rPr>
-      </w:pPr>
-      <w:r>
-        <w:rPr>
-          <w:rFonts w:ascii="Times New Roman" w:hAnsi="Times New Roman" w:cs="Times New Roman"/>
-          <w:lang w:val="tr-TR"/>
-        </w:rPr>
-        <w:t xml:space="preserve">Tıp tarihinde ilaçların hazırlanması ve etkilerinin incelenmesi üzerine önemli çalışmalar yapan bilim insanlarından biri Ebu Bekir Razi’dir. Günümüzde ilaç kapsüllerinin midede ya da bağırsakta çözünme hızı, kapsülün kaplama malzemesi ve etken maddenin tanecik boyutu gibi tepkime hızını etkileyen faktörler dikkate alınarak tasarlanmaktadır. Ebu Bekir Razi’nin ilaçlar üzerine yaptığı çalışmaları ve ilaç kapsüllerinin çözünme hızını etkileyen faktörleri araştırarak sınıfınızda paylaşabilirsiniz.</w:t>
+        <w:t>2</w:t>
+      </w:r>
+      <w:r>
+        <w:rPr>
+          <w:rFonts w:ascii="Times New Roman" w:hAnsi="Times New Roman" w:cs="Times New Roman"/>
+          <w:lang w:val="tr-TR"/>
+        </w:rPr>
+        <w:t>O) dönüşmesini sağlayan tepkimeleri hızlandırır. Peteğin binlerce ince kanaldan oluşması gazların katalizör yüzeyiyle temas ettiği alanı büyük ölçüde artırır.</w:t>
+      </w:r>
+    </w:p>
+    <w:p>
+      <w:pPr>
+        <w:jc w:val="both"/>
+        <w:rPr>
+          <w:rFonts w:ascii="Times New Roman" w:hAnsi="Times New Roman" w:cs="Times New Roman"/>
+          <w:lang w:val="tr-TR"/>
+        </w:rPr>
+      </w:pPr>
+      <w:r>
+        <w:rPr>
+          <w:rFonts w:ascii="Times New Roman" w:hAnsi="Times New Roman" w:cs="Times New Roman"/>
+          <w:lang w:val="tr-TR"/>
+        </w:rPr>
+        <w:t>Tıp tarihinde ilaçların hazırlanması ve etkilerinin incelenmesi üzerine önemli çalışmalar yapan bilim insanlarından biri Ebu Bekir Razi’dir. Günümüzde ilaç kapsüllerinin midede ya da bağırsakta çözünme hızı, kapsülün kaplama malzemesi ve etken maddenin tanecik boyutu gibi tepkime hızını etkileyen faktörler dikkate alınarak tasarlanmaktadır. Ebu Bekir Razi’nin ilaçlar üzerine yaptığı çalışmaları ve ilaç kapsüllerinin çözünme hızını etkileyen faktörleri araştırarak sınıfınızda paylaşabilirsiniz.</w:t>
       </w:r>
     </w:p>
     <w:tbl>
@@ -5004,11 +5516,15 @@
           <w:bottom w:val="single" w:sz="8" w:space="0" w:color="7F7F7F"/>
           <w:right w:val="single" w:sz="8" w:space="0" w:color="7F7F7F"/>
         </w:tblBorders>
+        <w:tblLook w:val="04A0" w:firstRow="1" w:lastRow="0" w:firstColumn="1" w:lastColumn="0" w:noHBand="0" w:noVBand="1"/>
       </w:tblPr>
       <w:tblGrid>
         <w:gridCol w:w="9000"/>
       </w:tblGrid>
       <w:tr>
+        <w:trPr>
+          <w:jc w:val="center"/>
+        </w:trPr>
         <w:tc>
           <w:tcPr>
             <w:tcW w:w="9000" w:type="dxa"/>
@@ -5027,7 +5543,7 @@
                 <w:rFonts w:ascii="Times New Roman" w:hAnsi="Times New Roman" w:cs="Times New Roman"/>
                 <w:lang w:val="tr-TR"/>
               </w:rPr>
-              <w:t xml:space="preserve">GÖRSEL ALANI (Shutterstock)</w:t>
+              <w:t>GÖRSEL ALANI (Shutterstock)</w:t>
             </w:r>
           </w:p>
           <w:p>
@@ -5043,7 +5559,7 @@
                 <w:rFonts w:ascii="Times New Roman" w:hAnsi="Times New Roman" w:cs="Times New Roman"/>
                 <w:lang w:val="tr-TR"/>
               </w:rPr>
-              <w:t xml:space="preserve">Tarif: Kesiti açılmış bir katalitik konvertörün petek yapısını gösteren fotoğraf ya da vektörel kesit çizimi.</w:t>
+              <w:t>Tarif: Kesiti açılmış bir katalitik konvertörün petek yapısını gösteren fotoğraf ya da vektörel kesit çizimi.</w:t>
             </w:r>
           </w:p>
           <w:p>
@@ -5059,7 +5575,7 @@
                 <w:rFonts w:ascii="Times New Roman" w:hAnsi="Times New Roman" w:cs="Times New Roman"/>
                 <w:lang w:val="tr-TR"/>
               </w:rPr>
-              <w:t xml:space="preserve">Shutter ID: 1802059249 (fotoğraf) — Catalyst exhaust honeycomb close up</w:t>
+              <w:t>Shutter ID: 1802059249 (fotoğraf) — Catalyst exhaust honeycomb close up</w:t>
             </w:r>
           </w:p>
         </w:tc>
@@ -5089,7 +5605,8 @@
           <w:bCs/>
           <w:lang w:val="tr-TR"/>
         </w:rPr>
-        <w:t xml:space="preserve">Görsel F:</w:t>
+        <w:lastRenderedPageBreak/>
+        <w:t>Görsel F:</w:t>
       </w:r>
       <w:r>
         <w:rPr>
@@ -5117,7 +5634,7 @@
         <mc:AlternateContent>
           <mc:Choice Requires="wps">
             <w:drawing>
-              <wp:anchor distT="0" distB="0" distL="114300" distR="114300" simplePos="0" relativeHeight="251659264" behindDoc="0" locked="0" layoutInCell="1" allowOverlap="1">
+              <wp:anchor distT="0" distB="0" distL="114300" distR="114300" simplePos="0" relativeHeight="251654144" behindDoc="0" locked="0" layoutInCell="1" allowOverlap="1" wp14:anchorId="11BBE41E" wp14:editId="702B082B">
                 <wp:simplePos x="0" y="0"/>
                 <wp:positionH relativeFrom="column">
                   <wp:posOffset>498916</wp:posOffset>
@@ -5204,39 +5721,39 @@
           <w:bCs/>
           <w:lang w:val="tr-TR"/>
         </w:rPr>
-        <w:t xml:space="preserve">Performans Görevi 1.1.</w:t>
-      </w:r>
-    </w:p>
-    <w:p>
-      <w:pPr>
-        <w:jc w:val="both"/>
-        <w:rPr>
-          <w:rFonts w:ascii="Times New Roman" w:hAnsi="Times New Roman" w:cs="Times New Roman"/>
-          <w:lang w:val="tr-TR"/>
-        </w:rPr>
-      </w:pPr>
-      <w:r>
-        <w:rPr>
-          <w:rFonts w:ascii="Times New Roman" w:hAnsi="Times New Roman" w:cs="Times New Roman"/>
-          <w:lang w:val="tr-TR"/>
-        </w:rPr>
-        <w:t xml:space="preserve">Grubunuzla birlikte tepken cinsi, tepkenlerin fiziksel hâli, derişim, sıcaklık, katı tepkenin temas yüzeyi ve katalizör faktörlerinden birinin tepkime hızına etkisini araştırmak amacıyla neden-sonuç ilişkisini ortaya koyacağınız bir deney tasarlayınız. Deneyinizde araştırma sorunuzu, hipotezinizi, bağımlı, bağımsız ve kontrol değişkenlerinizi belirleyiniz. Deneyi gerçekleştirerek elde ettiğiniz verileri tablo ve grafiklerle sununuz. Sonuçlarınızı çarpışma teorisi ile destekleyerek bir deney raporu hâlinde yazınız ve sınıfınızda paylaşınız. Görevinizi tamamladıktan sonra hazırlanan öz değerlendirme raporu ile deney sürecinde hedeflerinize ulaşabilme düzeyinizi, öğrenme sürecinizi nasıl gerçekleştirdiğinizi, bu süreçte hangi duyguları yaşadığınızı ve neleri daha farklı yapabileceğinizi değerlendiriniz.</w:t>
-      </w:r>
-    </w:p>
-    <w:p>
-      <w:pPr>
-        <w:jc w:val="both"/>
-        <w:rPr>
-          <w:rFonts w:ascii="Times New Roman" w:hAnsi="Times New Roman" w:cs="Times New Roman"/>
-          <w:lang w:val="tr-TR"/>
-        </w:rPr>
-      </w:pPr>
-      <w:r>
-        <w:rPr>
-          <w:rFonts w:ascii="Times New Roman" w:hAnsi="Times New Roman" w:cs="Times New Roman"/>
-          <w:lang w:val="tr-TR"/>
-        </w:rPr>
-        <w:t xml:space="preserve">Performans göreviniz, karekodda yer alan “Dereceli Puanlama Anahtarı” ile değerlendirilecektir.</w:t>
+        <w:t>Performans Görevi 1.1.</w:t>
+      </w:r>
+    </w:p>
+    <w:p>
+      <w:pPr>
+        <w:jc w:val="both"/>
+        <w:rPr>
+          <w:rFonts w:ascii="Times New Roman" w:hAnsi="Times New Roman" w:cs="Times New Roman"/>
+          <w:lang w:val="tr-TR"/>
+        </w:rPr>
+      </w:pPr>
+      <w:r>
+        <w:rPr>
+          <w:rFonts w:ascii="Times New Roman" w:hAnsi="Times New Roman" w:cs="Times New Roman"/>
+          <w:lang w:val="tr-TR"/>
+        </w:rPr>
+        <w:t>Grubunuzla birlikte tepken cinsi, tepkenlerin fiziksel hâli, derişim, sıcaklık, katı tepkenin temas yüzeyi ve katalizör faktörlerinden birinin tepkime hızına etkisini araştırmak amacıyla neden-sonuç ilişkisini ortaya koyacağınız bir deney tasarlayınız. Deneyinizde araştırma sorunuzu, hipotezinizi, bağımlı, bağımsız ve kontrol değişkenlerinizi belirleyiniz. Deneyi gerçekleştirerek elde ettiğiniz verileri tablo ve grafiklerle sununuz. Sonuçlarınızı çarpışma teorisi ile destekleyerek bir deney raporu hâlinde yazınız ve sınıfınızda paylaşınız. Görevinizi tamamladıktan sonra hazırlanan öz değerlendirme raporu ile deney sürecinde hedeflerinize ulaşabilme düzeyinizi, öğrenme sürecinizi nasıl gerçekleştirdiğinizi, bu süreçte hangi duyguları yaşadığınızı ve neleri daha farklı yapabileceğinizi değerlendiriniz.</w:t>
+      </w:r>
+    </w:p>
+    <w:p>
+      <w:pPr>
+        <w:jc w:val="both"/>
+        <w:rPr>
+          <w:rFonts w:ascii="Times New Roman" w:hAnsi="Times New Roman" w:cs="Times New Roman"/>
+          <w:lang w:val="tr-TR"/>
+        </w:rPr>
+      </w:pPr>
+      <w:r>
+        <w:rPr>
+          <w:rFonts w:ascii="Times New Roman" w:hAnsi="Times New Roman" w:cs="Times New Roman"/>
+          <w:lang w:val="tr-TR"/>
+        </w:rPr>
+        <w:t>Performans göreviniz, karekodda yer alan “Dereceli Puanlama Anahtarı” ile değerlendirilecektir.</w:t>
       </w:r>
     </w:p>
     <w:p>
@@ -5254,7 +5771,7 @@
         <mc:AlternateContent>
           <mc:Choice Requires="wps">
             <w:drawing>
-              <wp:anchor distT="0" distB="0" distL="114300" distR="114300" simplePos="0" relativeHeight="251669504" behindDoc="0" locked="0" layoutInCell="1" allowOverlap="1">
+              <wp:anchor distT="0" distB="0" distL="114300" distR="114300" simplePos="0" relativeHeight="251660288" behindDoc="0" locked="0" layoutInCell="1" allowOverlap="1" wp14:anchorId="3DE55F72" wp14:editId="238B5BA0">
                 <wp:simplePos x="0" y="0"/>
                 <wp:positionH relativeFrom="column">
                   <wp:align>right</wp:align>
@@ -5379,7 +5896,7 @@
           <w:rFonts w:ascii="Times New Roman" w:hAnsi="Times New Roman" w:cs="Times New Roman"/>
           <w:lang w:val="tr-TR"/>
         </w:rPr>
-        <w:t xml:space="preserve">Karekodda yer alan “Öz Değerlendirme Raporu” ile kendinizi değerlendirebilirsiniz.</w:t>
+        <w:t>Karekodda yer alan “Öz Değerlendirme Raporu” ile kendinizi değerlendirebilirsiniz.</w:t>
       </w:r>
     </w:p>
     <w:p>
@@ -5397,7 +5914,7 @@
         <mc:AlternateContent>
           <mc:Choice Requires="wps">
             <w:drawing>
-              <wp:anchor distT="0" distB="0" distL="114300" distR="114300" simplePos="0" relativeHeight="251669504" behindDoc="0" locked="0" layoutInCell="1" allowOverlap="1">
+              <wp:anchor distT="0" distB="0" distL="114300" distR="114300" simplePos="0" relativeHeight="251661312" behindDoc="0" locked="0" layoutInCell="1" allowOverlap="1" wp14:anchorId="3446E058" wp14:editId="1E1953EE">
                 <wp:simplePos x="0" y="0"/>
                 <wp:positionH relativeFrom="column">
                   <wp:align>right</wp:align>
@@ -5527,7 +6044,7 @@
         <mc:AlternateContent>
           <mc:Choice Requires="wps">
             <w:drawing>
-              <wp:anchor distT="0" distB="0" distL="114300" distR="114300" simplePos="0" relativeHeight="251659264" behindDoc="0" locked="0" layoutInCell="1" allowOverlap="1">
+              <wp:anchor distT="0" distB="0" distL="114300" distR="114300" simplePos="0" relativeHeight="251655168" behindDoc="0" locked="0" layoutInCell="1" allowOverlap="1" wp14:anchorId="4CB5A1A2" wp14:editId="6F06AB53">
                 <wp:simplePos x="0" y="0"/>
                 <wp:positionH relativeFrom="column">
                   <wp:posOffset>498916</wp:posOffset>
@@ -5614,23 +6131,23 @@
           <w:bCs/>
           <w:lang w:val="tr-TR"/>
         </w:rPr>
-        <w:t xml:space="preserve">Sıra Sizde 1.7.</w:t>
-      </w:r>
-    </w:p>
-    <w:p>
-      <w:pPr>
-        <w:jc w:val="both"/>
-        <w:rPr>
-          <w:rFonts w:ascii="Times New Roman" w:hAnsi="Times New Roman" w:cs="Times New Roman"/>
-          <w:lang w:val="tr-TR"/>
-        </w:rPr>
-      </w:pPr>
-      <w:r>
-        <w:rPr>
-          <w:rFonts w:ascii="Times New Roman" w:hAnsi="Times New Roman" w:cs="Times New Roman"/>
-          <w:lang w:val="tr-TR"/>
-        </w:rPr>
-        <w:t xml:space="preserve">1. Aşağıdaki tabloda günlük hayatta karşılaşılan bazı durumlar verilmiştir. Her bir durumda tepkime hızına etki eden faktörü belirleyerek tepkime hızının nasıl değiştiğini (artar/azalır) yazınız.</w:t>
+        <w:t>Sıra Sizde 1.7.</w:t>
+      </w:r>
+    </w:p>
+    <w:p>
+      <w:pPr>
+        <w:jc w:val="both"/>
+        <w:rPr>
+          <w:rFonts w:ascii="Times New Roman" w:hAnsi="Times New Roman" w:cs="Times New Roman"/>
+          <w:lang w:val="tr-TR"/>
+        </w:rPr>
+      </w:pPr>
+      <w:r>
+        <w:rPr>
+          <w:rFonts w:ascii="Times New Roman" w:hAnsi="Times New Roman" w:cs="Times New Roman"/>
+          <w:lang w:val="tr-TR"/>
+        </w:rPr>
+        <w:t>1. Aşağıdaki tabloda günlük hayatta karşılaşılan bazı durumlar verilmiştir. Her bir durumda tepkime hızına etki eden faktörü belirleyerek tepkime hızının nasıl değiştiğini (artar/azalır) yazınız.</w:t>
       </w:r>
     </w:p>
     <w:tbl>
@@ -5646,7 +6163,7 @@
           <w:insideV w:val="single" w:sz="4" w:space="0" w:color="auto"/>
         </w:tblBorders>
         <w:tblLayout w:type="fixed"/>
-        <w:tblLook w:val="04A0"/>
+        <w:tblLook w:val="04A0" w:firstRow="1" w:lastRow="0" w:firstColumn="1" w:lastColumn="0" w:noHBand="0" w:noVBand="1"/>
       </w:tblPr>
       <w:tblGrid>
         <w:gridCol w:w="5000"/>
@@ -5654,6 +6171,9 @@
         <w:gridCol w:w="1800"/>
       </w:tblGrid>
       <w:tr>
+        <w:trPr>
+          <w:jc w:val="center"/>
+        </w:trPr>
         <w:tc>
           <w:tcPr>
             <w:tcW w:w="5000" w:type="dxa"/>
@@ -5662,7 +6182,6 @@
           </w:tcPr>
           <w:p>
             <w:pPr>
-              <w:jc w:val="left"/>
               <w:rPr>
                 <w:rFonts w:ascii="Times New Roman" w:hAnsi="Times New Roman" w:cs="Times New Roman"/>
                 <w:b/>
@@ -5677,7 +6196,7 @@
                 <w:bCs/>
                 <w:lang w:val="tr-TR"/>
               </w:rPr>
-              <w:t xml:space="preserve">Durum</w:t>
+              <w:t>Durum</w:t>
             </w:r>
           </w:p>
         </w:tc>
@@ -5689,7 +6208,6 @@
           </w:tcPr>
           <w:p>
             <w:pPr>
-              <w:jc w:val="left"/>
               <w:rPr>
                 <w:rFonts w:ascii="Times New Roman" w:hAnsi="Times New Roman" w:cs="Times New Roman"/>
                 <w:b/>
@@ -5704,7 +6222,7 @@
                 <w:bCs/>
                 <w:lang w:val="tr-TR"/>
               </w:rPr>
-              <w:t xml:space="preserve">Etki eden faktör</w:t>
+              <w:t>Etki eden faktör</w:t>
             </w:r>
           </w:p>
         </w:tc>
@@ -5716,7 +6234,6 @@
           </w:tcPr>
           <w:p>
             <w:pPr>
-              <w:jc w:val="left"/>
               <w:rPr>
                 <w:rFonts w:ascii="Times New Roman" w:hAnsi="Times New Roman" w:cs="Times New Roman"/>
                 <w:b/>
@@ -5731,7 +6248,7 @@
                 <w:bCs/>
                 <w:lang w:val="tr-TR"/>
               </w:rPr>
-              <w:t xml:space="preserve">Tepkime hızı</w:t>
+              <w:t>Tepkime hızı</w:t>
             </w:r>
           </w:p>
         </w:tc>
@@ -5739,6 +6256,7 @@
       <w:tr>
         <w:trPr>
           <w:trHeight w:val="450"/>
+          <w:jc w:val="center"/>
         </w:trPr>
         <w:tc>
           <w:tcPr>
@@ -5747,7 +6265,6 @@
           </w:tcPr>
           <w:p>
             <w:pPr>
-              <w:jc w:val="left"/>
               <w:rPr>
                 <w:rFonts w:ascii="Times New Roman" w:hAnsi="Times New Roman" w:cs="Times New Roman"/>
                 <w:lang w:val="tr-TR"/>
@@ -5758,7 +6275,7 @@
                 <w:rFonts w:ascii="Times New Roman" w:hAnsi="Times New Roman" w:cs="Times New Roman"/>
                 <w:lang w:val="tr-TR"/>
               </w:rPr>
-              <w:t xml:space="preserve">Yiyeceklerin buzdolabında saklanması</w:t>
+              <w:t>Yiyeceklerin buzdolabında saklanması</w:t>
             </w:r>
           </w:p>
         </w:tc>
@@ -5769,7 +6286,6 @@
           </w:tcPr>
           <w:p>
             <w:pPr>
-              <w:jc w:val="left"/>
               <w:rPr>
                 <w:rFonts w:ascii="Times New Roman" w:hAnsi="Times New Roman" w:cs="Times New Roman"/>
                 <w:lang w:val="tr-TR"/>
@@ -5784,7 +6300,6 @@
           </w:tcPr>
           <w:p>
             <w:pPr>
-              <w:jc w:val="left"/>
               <w:rPr>
                 <w:rFonts w:ascii="Times New Roman" w:hAnsi="Times New Roman" w:cs="Times New Roman"/>
                 <w:lang w:val="tr-TR"/>
@@ -5796,6 +6311,7 @@
       <w:tr>
         <w:trPr>
           <w:trHeight w:val="450"/>
+          <w:jc w:val="center"/>
         </w:trPr>
         <w:tc>
           <w:tcPr>
@@ -5804,7 +6320,6 @@
           </w:tcPr>
           <w:p>
             <w:pPr>
-              <w:jc w:val="left"/>
               <w:rPr>
                 <w:rFonts w:ascii="Times New Roman" w:hAnsi="Times New Roman" w:cs="Times New Roman"/>
                 <w:lang w:val="tr-TR"/>
@@ -5815,7 +6330,8 @@
                 <w:rFonts w:ascii="Times New Roman" w:hAnsi="Times New Roman" w:cs="Times New Roman"/>
                 <w:lang w:val="tr-TR"/>
               </w:rPr>
-              <w:t xml:space="preserve">Kömür tozunun kömür parçasından daha hızlı yanması</w:t>
+              <w:lastRenderedPageBreak/>
+              <w:t>Kömür tozunun kömür parçasından daha hızlı yanması</w:t>
             </w:r>
           </w:p>
         </w:tc>
@@ -5826,7 +6342,6 @@
           </w:tcPr>
           <w:p>
             <w:pPr>
-              <w:jc w:val="left"/>
               <w:rPr>
                 <w:rFonts w:ascii="Times New Roman" w:hAnsi="Times New Roman" w:cs="Times New Roman"/>
                 <w:lang w:val="tr-TR"/>
@@ -5841,7 +6356,6 @@
           </w:tcPr>
           <w:p>
             <w:pPr>
-              <w:jc w:val="left"/>
               <w:rPr>
                 <w:rFonts w:ascii="Times New Roman" w:hAnsi="Times New Roman" w:cs="Times New Roman"/>
                 <w:lang w:val="tr-TR"/>
@@ -5853,6 +6367,7 @@
       <w:tr>
         <w:trPr>
           <w:trHeight w:val="450"/>
+          <w:jc w:val="center"/>
         </w:trPr>
         <w:tc>
           <w:tcPr>
@@ -5861,7 +6376,6 @@
           </w:tcPr>
           <w:p>
             <w:pPr>
-              <w:jc w:val="left"/>
               <w:rPr>
                 <w:rFonts w:ascii="Times New Roman" w:hAnsi="Times New Roman" w:cs="Times New Roman"/>
                 <w:lang w:val="tr-TR"/>
@@ -5872,7 +6386,7 @@
                 <w:rFonts w:ascii="Times New Roman" w:hAnsi="Times New Roman" w:cs="Times New Roman"/>
                 <w:lang w:val="tr-TR"/>
               </w:rPr>
-              <w:t xml:space="preserve">Otomobil egzozlarında katalitik dönüştürücü kullanılması</w:t>
+              <w:t>Otomobil egzozlarında katalitik dönüştürücü kullanılması</w:t>
             </w:r>
           </w:p>
         </w:tc>
@@ -5883,7 +6397,6 @@
           </w:tcPr>
           <w:p>
             <w:pPr>
-              <w:jc w:val="left"/>
               <w:rPr>
                 <w:rFonts w:ascii="Times New Roman" w:hAnsi="Times New Roman" w:cs="Times New Roman"/>
                 <w:lang w:val="tr-TR"/>
@@ -5898,7 +6411,6 @@
           </w:tcPr>
           <w:p>
             <w:pPr>
-              <w:jc w:val="left"/>
               <w:rPr>
                 <w:rFonts w:ascii="Times New Roman" w:hAnsi="Times New Roman" w:cs="Times New Roman"/>
                 <w:lang w:val="tr-TR"/>
@@ -5910,6 +6422,7 @@
       <w:tr>
         <w:trPr>
           <w:trHeight w:val="450"/>
+          <w:jc w:val="center"/>
         </w:trPr>
         <w:tc>
           <w:tcPr>
@@ -5918,7 +6431,6 @@
           </w:tcPr>
           <w:p>
             <w:pPr>
-              <w:jc w:val="left"/>
               <w:rPr>
                 <w:rFonts w:ascii="Times New Roman" w:hAnsi="Times New Roman" w:cs="Times New Roman"/>
                 <w:lang w:val="tr-TR"/>
@@ -5929,7 +6441,7 @@
                 <w:rFonts w:ascii="Times New Roman" w:hAnsi="Times New Roman" w:cs="Times New Roman"/>
                 <w:lang w:val="tr-TR"/>
               </w:rPr>
-              <w:t xml:space="preserve">Ateşi canlandırmak için ateşin üflenmesi (ortama oksijen gönderilmesi)</w:t>
+              <w:t>Ateşi canlandırmak için ateşin üflenmesi (ortama oksijen gönderilmesi)</w:t>
             </w:r>
           </w:p>
         </w:tc>
@@ -5940,7 +6452,6 @@
           </w:tcPr>
           <w:p>
             <w:pPr>
-              <w:jc w:val="left"/>
               <w:rPr>
                 <w:rFonts w:ascii="Times New Roman" w:hAnsi="Times New Roman" w:cs="Times New Roman"/>
                 <w:lang w:val="tr-TR"/>
@@ -5955,7 +6466,6 @@
           </w:tcPr>
           <w:p>
             <w:pPr>
-              <w:jc w:val="left"/>
               <w:rPr>
                 <w:rFonts w:ascii="Times New Roman" w:hAnsi="Times New Roman" w:cs="Times New Roman"/>
                 <w:lang w:val="tr-TR"/>
@@ -5967,6 +6477,7 @@
       <w:tr>
         <w:trPr>
           <w:trHeight w:val="450"/>
+          <w:jc w:val="center"/>
         </w:trPr>
         <w:tc>
           <w:tcPr>
@@ -5975,7 +6486,6 @@
           </w:tcPr>
           <w:p>
             <w:pPr>
-              <w:jc w:val="left"/>
               <w:rPr>
                 <w:rFonts w:ascii="Times New Roman" w:hAnsi="Times New Roman" w:cs="Times New Roman"/>
                 <w:lang w:val="tr-TR"/>
@@ -5986,7 +6496,7 @@
                 <w:rFonts w:ascii="Times New Roman" w:hAnsi="Times New Roman" w:cs="Times New Roman"/>
                 <w:lang w:val="tr-TR"/>
               </w:rPr>
-              <w:t xml:space="preserve">Mayalı hamurun sıcak ortamda daha çabuk kabarması</w:t>
+              <w:t>Mayalı hamurun sıcak ortamda daha çabuk kabarması</w:t>
             </w:r>
           </w:p>
         </w:tc>
@@ -5997,7 +6507,6 @@
           </w:tcPr>
           <w:p>
             <w:pPr>
-              <w:jc w:val="left"/>
               <w:rPr>
                 <w:rFonts w:ascii="Times New Roman" w:hAnsi="Times New Roman" w:cs="Times New Roman"/>
                 <w:lang w:val="tr-TR"/>
@@ -6012,7 +6521,6 @@
           </w:tcPr>
           <w:p>
             <w:pPr>
-              <w:jc w:val="left"/>
               <w:rPr>
                 <w:rFonts w:ascii="Times New Roman" w:hAnsi="Times New Roman" w:cs="Times New Roman"/>
                 <w:lang w:val="tr-TR"/>
@@ -6024,6 +6532,7 @@
       <w:tr>
         <w:trPr>
           <w:trHeight w:val="450"/>
+          <w:jc w:val="center"/>
         </w:trPr>
         <w:tc>
           <w:tcPr>
@@ -6032,7 +6541,6 @@
           </w:tcPr>
           <w:p>
             <w:pPr>
-              <w:jc w:val="left"/>
               <w:rPr>
                 <w:rFonts w:ascii="Times New Roman" w:hAnsi="Times New Roman" w:cs="Times New Roman"/>
                 <w:lang w:val="tr-TR"/>
@@ -6043,7 +6551,7 @@
                 <w:rFonts w:ascii="Times New Roman" w:hAnsi="Times New Roman" w:cs="Times New Roman"/>
                 <w:lang w:val="tr-TR"/>
               </w:rPr>
-              <w:t xml:space="preserve">Ağızda tükürükteki amilazın nişastanın parçalanmasını başlatması</w:t>
+              <w:t>Ağızda tükürükteki amilazın nişastanın parçalanmasını başlatması</w:t>
             </w:r>
           </w:p>
         </w:tc>
@@ -6054,7 +6562,6 @@
           </w:tcPr>
           <w:p>
             <w:pPr>
-              <w:jc w:val="left"/>
               <w:rPr>
                 <w:rFonts w:ascii="Times New Roman" w:hAnsi="Times New Roman" w:cs="Times New Roman"/>
                 <w:lang w:val="tr-TR"/>
@@ -6069,7 +6576,6 @@
           </w:tcPr>
           <w:p>
             <w:pPr>
-              <w:jc w:val="left"/>
               <w:rPr>
                 <w:rFonts w:ascii="Times New Roman" w:hAnsi="Times New Roman" w:cs="Times New Roman"/>
                 <w:lang w:val="tr-TR"/>
@@ -6081,6 +6587,7 @@
       <w:tr>
         <w:trPr>
           <w:trHeight w:val="450"/>
+          <w:jc w:val="center"/>
         </w:trPr>
         <w:tc>
           <w:tcPr>
@@ -6089,7 +6596,6 @@
           </w:tcPr>
           <w:p>
             <w:pPr>
-              <w:jc w:val="left"/>
               <w:rPr>
                 <w:rFonts w:ascii="Times New Roman" w:hAnsi="Times New Roman" w:cs="Times New Roman"/>
                 <w:lang w:val="tr-TR"/>
@@ -6100,7 +6606,7 @@
                 <w:rFonts w:ascii="Times New Roman" w:hAnsi="Times New Roman" w:cs="Times New Roman"/>
                 <w:lang w:val="tr-TR"/>
               </w:rPr>
-              <w:t xml:space="preserve">Toz hâlindeki ilacın tablet hâlindeki ilaca göre daha hızlı etki etmesi</w:t>
+              <w:t>Toz hâlindeki ilacın tablet hâlindeki ilaca göre daha hızlı etki etmesi</w:t>
             </w:r>
           </w:p>
         </w:tc>
@@ -6111,7 +6617,6 @@
           </w:tcPr>
           <w:p>
             <w:pPr>
-              <w:jc w:val="left"/>
               <w:rPr>
                 <w:rFonts w:ascii="Times New Roman" w:hAnsi="Times New Roman" w:cs="Times New Roman"/>
                 <w:lang w:val="tr-TR"/>
@@ -6126,7 +6631,6 @@
           </w:tcPr>
           <w:p>
             <w:pPr>
-              <w:jc w:val="left"/>
               <w:rPr>
                 <w:rFonts w:ascii="Times New Roman" w:hAnsi="Times New Roman" w:cs="Times New Roman"/>
                 <w:lang w:val="tr-TR"/>
@@ -6138,6 +6642,7 @@
       <w:tr>
         <w:trPr>
           <w:trHeight w:val="450"/>
+          <w:jc w:val="center"/>
         </w:trPr>
         <w:tc>
           <w:tcPr>
@@ -6146,7 +6651,6 @@
           </w:tcPr>
           <w:p>
             <w:pPr>
-              <w:jc w:val="left"/>
               <w:rPr>
                 <w:rFonts w:ascii="Times New Roman" w:hAnsi="Times New Roman" w:cs="Times New Roman"/>
                 <w:lang w:val="tr-TR"/>
@@ -6157,7 +6661,7 @@
                 <w:rFonts w:ascii="Times New Roman" w:hAnsi="Times New Roman" w:cs="Times New Roman"/>
                 <w:lang w:val="tr-TR"/>
               </w:rPr>
-              <w:t xml:space="preserve">Bazı gıdalara koruyucu madde eklenmesi</w:t>
+              <w:t>Bazı gıdalara koruyucu madde eklenmesi</w:t>
             </w:r>
           </w:p>
         </w:tc>
@@ -6168,7 +6672,6 @@
           </w:tcPr>
           <w:p>
             <w:pPr>
-              <w:jc w:val="left"/>
               <w:rPr>
                 <w:rFonts w:ascii="Times New Roman" w:hAnsi="Times New Roman" w:cs="Times New Roman"/>
                 <w:lang w:val="tr-TR"/>
@@ -6183,7 +6686,6 @@
           </w:tcPr>
           <w:p>
             <w:pPr>
-              <w:jc w:val="left"/>
               <w:rPr>
                 <w:rFonts w:ascii="Times New Roman" w:hAnsi="Times New Roman" w:cs="Times New Roman"/>
                 <w:lang w:val="tr-TR"/>
@@ -6215,7 +6717,7 @@
           <w:rFonts w:ascii="Times New Roman" w:hAnsi="Times New Roman" w:cs="Times New Roman"/>
           <w:lang w:val="tr-TR"/>
         </w:rPr>
-        <w:t xml:space="preserve">2. X(g) + Y(g) → Z(g) tepkimesi sabit hacimli bir kapta gerçekleşmektedir. Aşağıdaki değişikliklerin tepkime hızına etkisini çarpışma teorisi ile açıklayınız.</w:t>
+        <w:t>2. X(g) + Y(g) → Z(g) tepkimesi sabit hacimli bir kapta gerçekleşmektedir. Aşağıdaki değişikliklerin tepkime hızına etkisini çarpışma teorisi ile açıklayınız.</w:t>
       </w:r>
     </w:p>
     <w:p>
@@ -6223,7 +6725,7 @@
         <w:pStyle w:val="ListParagraph"/>
         <w:numPr>
           <w:ilvl w:val="0"/>
-          <w:numId w:val="54"/>
+          <w:numId w:val="4"/>
         </w:numPr>
         <w:jc w:val="both"/>
         <w:rPr>
@@ -6236,7 +6738,7 @@
           <w:rFonts w:ascii="Times New Roman" w:hAnsi="Times New Roman" w:cs="Times New Roman"/>
           <w:lang w:val="tr-TR"/>
         </w:rPr>
-        <w:t xml:space="preserve">Kaba sabit sıcaklıkta bir miktar X gazı eklemek</w:t>
+        <w:t>Kaba sabit sıcaklıkta bir miktar X gazı eklemek</w:t>
       </w:r>
     </w:p>
     <w:p>
@@ -6253,7 +6755,7 @@
           <w:rFonts w:ascii="Times New Roman" w:hAnsi="Times New Roman" w:cs="Times New Roman"/>
           <w:lang w:val="tr-TR"/>
         </w:rPr>
-        <w:t xml:space="preserve">……………………………………………………………………………………………</w:t>
+        <w:t>……………………………………………………………………………………………</w:t>
       </w:r>
     </w:p>
     <w:p>
@@ -6261,7 +6763,7 @@
         <w:pStyle w:val="ListParagraph"/>
         <w:numPr>
           <w:ilvl w:val="0"/>
-          <w:numId w:val="54"/>
+          <w:numId w:val="4"/>
         </w:numPr>
         <w:jc w:val="both"/>
         <w:rPr>
@@ -6274,7 +6776,7 @@
           <w:rFonts w:ascii="Times New Roman" w:hAnsi="Times New Roman" w:cs="Times New Roman"/>
           <w:lang w:val="tr-TR"/>
         </w:rPr>
-        <w:t xml:space="preserve">Kabın sıcaklığını artırmak</w:t>
+        <w:t>Kabın sıcaklığını artırmak</w:t>
       </w:r>
     </w:p>
     <w:p>
@@ -6291,7 +6793,7 @@
           <w:rFonts w:ascii="Times New Roman" w:hAnsi="Times New Roman" w:cs="Times New Roman"/>
           <w:lang w:val="tr-TR"/>
         </w:rPr>
-        <w:t xml:space="preserve">……………………………………………………………………………………………</w:t>
+        <w:t>……………………………………………………………………………………………</w:t>
       </w:r>
     </w:p>
     <w:p>
@@ -6299,7 +6801,7 @@
         <w:pStyle w:val="ListParagraph"/>
         <w:numPr>
           <w:ilvl w:val="0"/>
-          <w:numId w:val="54"/>
+          <w:numId w:val="4"/>
         </w:numPr>
         <w:jc w:val="both"/>
         <w:rPr>
@@ -6312,7 +6814,7 @@
           <w:rFonts w:ascii="Times New Roman" w:hAnsi="Times New Roman" w:cs="Times New Roman"/>
           <w:lang w:val="tr-TR"/>
         </w:rPr>
-        <w:t xml:space="preserve">Ortama uygun bir katalizör eklemek</w:t>
+        <w:t>Ortama uygun bir katalizör eklemek</w:t>
       </w:r>
     </w:p>
     <w:p>
@@ -6329,7 +6831,7 @@
           <w:rFonts w:ascii="Times New Roman" w:hAnsi="Times New Roman" w:cs="Times New Roman"/>
           <w:lang w:val="tr-TR"/>
         </w:rPr>
-        <w:t xml:space="preserve">……………………………………………………………………………………………</w:t>
+        <w:t>……………………………………………………………………………………………</w:t>
       </w:r>
     </w:p>
     <w:p>
@@ -6337,7 +6839,7 @@
         <w:pStyle w:val="ListParagraph"/>
         <w:numPr>
           <w:ilvl w:val="0"/>
-          <w:numId w:val="54"/>
+          <w:numId w:val="4"/>
         </w:numPr>
         <w:jc w:val="both"/>
         <w:rPr>
@@ -6350,7 +6852,7 @@
           <w:rFonts w:ascii="Times New Roman" w:hAnsi="Times New Roman" w:cs="Times New Roman"/>
           <w:lang w:val="tr-TR"/>
         </w:rPr>
-        <w:t xml:space="preserve">Kaba tepkimeye girmeyen bir soy gaz eklemek</w:t>
+        <w:t>Kaba tepkimeye girmeyen bir soy gaz eklemek</w:t>
       </w:r>
     </w:p>
     <w:p>
@@ -6367,26 +6869,26 @@
           <w:rFonts w:ascii="Times New Roman" w:hAnsi="Times New Roman" w:cs="Times New Roman"/>
           <w:lang w:val="tr-TR"/>
         </w:rPr>
-        <w:t xml:space="preserve">……………………………………………………………………………………………</w:t>
-      </w:r>
-    </w:p>
-    <w:p>
-      <w:pPr>
-        <w:jc w:val="both"/>
-        <w:rPr>
-          <w:rFonts w:ascii="Times New Roman" w:hAnsi="Times New Roman" w:cs="Times New Roman"/>
-          <w:lang w:val="tr-TR"/>
-        </w:rPr>
-      </w:pPr>
-      <w:r>
-        <w:rPr>
-          <w:rFonts w:ascii="Times New Roman" w:hAnsi="Times New Roman" w:cs="Times New Roman"/>
-          <w:lang w:val="tr-TR"/>
-        </w:rPr>
-        <w:t xml:space="preserve">3. Aşağıdaki grafikte bir tepkimeye ait taneciklerin belirli bir sıcaklıktaki kinetik enerji dağılımı verilmiştir. Sıcaklık artırıldığında ve ortama katalizör eklendiğinde grafikte meydana gelecek değişiklikleri çiziniz ve açıklayınız.</w:t>
-      </w:r>
-    </w:p>
-    <w:p xmlns:a="http://schemas.openxmlformats.org/drawingml/2006/main" xmlns:pic="http://schemas.openxmlformats.org/drawingml/2006/picture">
+        <w:t>……………………………………………………………………………………………</w:t>
+      </w:r>
+    </w:p>
+    <w:p>
+      <w:pPr>
+        <w:jc w:val="both"/>
+        <w:rPr>
+          <w:rFonts w:ascii="Times New Roman" w:hAnsi="Times New Roman" w:cs="Times New Roman"/>
+          <w:lang w:val="tr-TR"/>
+        </w:rPr>
+      </w:pPr>
+      <w:r>
+        <w:rPr>
+          <w:rFonts w:ascii="Times New Roman" w:hAnsi="Times New Roman" w:cs="Times New Roman"/>
+          <w:lang w:val="tr-TR"/>
+        </w:rPr>
+        <w:t>3. Aşağıdaki grafikte bir tepkimeye ait taneciklerin belirli bir sıcaklıktaki kinetik enerji dağılımı verilmiştir. Sıcaklık artırıldığında ve ortama katalizör eklendiğinde grafikte meydana gelecek değişiklikleri çiziniz ve açıklayınız.</w:t>
+      </w:r>
+    </w:p>
+    <w:p>
       <w:pPr>
         <w:jc w:val="center"/>
         <w:rPr>
@@ -6395,22 +6897,27 @@
         </w:rPr>
       </w:pPr>
       <w:r>
+        <w:rPr>
+          <w:noProof/>
+        </w:rPr>
+        <w:lastRenderedPageBreak/>
         <w:drawing>
-          <wp:inline distT="0" distB="0" distL="0" distR="0">
+          <wp:inline distT="0" distB="0" distL="0" distR="0" wp14:anchorId="6DE7896F" wp14:editId="669051F2">
             <wp:extent cx="3960000" cy="2426160"/>
+            <wp:effectExtent l="0" t="0" r="0" b="0"/>
             <wp:docPr id="900014" name="Grafik 900014" descr="Kinetik enerji dağılımı"/>
             <wp:cNvGraphicFramePr>
-              <a:graphicFrameLocks noChangeAspect="1"/>
+              <a:graphicFrameLocks xmlns:a="http://schemas.openxmlformats.org/drawingml/2006/main" noChangeAspect="1"/>
             </wp:cNvGraphicFramePr>
-            <a:graphic>
+            <a:graphic xmlns:a="http://schemas.openxmlformats.org/drawingml/2006/main">
               <a:graphicData uri="http://schemas.openxmlformats.org/drawingml/2006/picture">
-                <pic:pic>
+                <pic:pic xmlns:pic="http://schemas.openxmlformats.org/drawingml/2006/picture">
                   <pic:nvPicPr>
                     <pic:cNvPr id="900014" name="k11_900014.png"/>
                     <pic:cNvPicPr/>
                   </pic:nvPicPr>
                   <pic:blipFill>
-                    <a:blip r:embed="rIdK6"/>
+                    <a:blip r:embed="rId14"/>
                     <a:stretch>
                       <a:fillRect/>
                     </a:stretch>
@@ -6433,52 +6940,50 @@
     </w:p>
     <w:p>
       <w:pPr>
-        <w:ind w:left="0"/>
-        <w:jc w:val="both"/>
-        <w:rPr>
-          <w:rFonts w:ascii="Times New Roman" w:hAnsi="Times New Roman" w:cs="Times New Roman"/>
-          <w:lang w:val="tr-TR"/>
-        </w:rPr>
-      </w:pPr>
-      <w:r>
-        <w:rPr>
-          <w:rFonts w:ascii="Times New Roman" w:hAnsi="Times New Roman" w:cs="Times New Roman"/>
-          <w:lang w:val="tr-TR"/>
-        </w:rPr>
-        <w:t xml:space="preserve">……………………………………………………………………………………………………</w:t>
-      </w:r>
-    </w:p>
-    <w:p>
-      <w:pPr>
-        <w:ind w:left="0"/>
-        <w:jc w:val="both"/>
-        <w:rPr>
-          <w:rFonts w:ascii="Times New Roman" w:hAnsi="Times New Roman" w:cs="Times New Roman"/>
-          <w:lang w:val="tr-TR"/>
-        </w:rPr>
-      </w:pPr>
-      <w:r>
-        <w:rPr>
-          <w:rFonts w:ascii="Times New Roman" w:hAnsi="Times New Roman" w:cs="Times New Roman"/>
-          <w:lang w:val="tr-TR"/>
-        </w:rPr>
-        <w:t xml:space="preserve">……………………………………………………………………………………………………</w:t>
-      </w:r>
-    </w:p>
-    <w:p>
-      <w:pPr>
-        <w:jc w:val="both"/>
-        <w:rPr>
-          <w:rFonts w:ascii="Times New Roman" w:hAnsi="Times New Roman" w:cs="Times New Roman"/>
-          <w:lang w:val="tr-TR"/>
-        </w:rPr>
-      </w:pPr>
-      <w:r>
-        <w:rPr>
-          <w:rFonts w:ascii="Times New Roman" w:hAnsi="Times New Roman" w:cs="Times New Roman"/>
-          <w:lang w:val="tr-TR"/>
-        </w:rPr>
-        <w:t xml:space="preserve">4. Aşağıdaki ifadelerden doğru olanların başına “D”, yanlış olanların başına “Y” yazınız.</w:t>
+        <w:jc w:val="both"/>
+        <w:rPr>
+          <w:rFonts w:ascii="Times New Roman" w:hAnsi="Times New Roman" w:cs="Times New Roman"/>
+          <w:lang w:val="tr-TR"/>
+        </w:rPr>
+      </w:pPr>
+      <w:r>
+        <w:rPr>
+          <w:rFonts w:ascii="Times New Roman" w:hAnsi="Times New Roman" w:cs="Times New Roman"/>
+          <w:lang w:val="tr-TR"/>
+        </w:rPr>
+        <w:t>……………………………………………………………………………………………………</w:t>
+      </w:r>
+    </w:p>
+    <w:p>
+      <w:pPr>
+        <w:jc w:val="both"/>
+        <w:rPr>
+          <w:rFonts w:ascii="Times New Roman" w:hAnsi="Times New Roman" w:cs="Times New Roman"/>
+          <w:lang w:val="tr-TR"/>
+        </w:rPr>
+      </w:pPr>
+      <w:r>
+        <w:rPr>
+          <w:rFonts w:ascii="Times New Roman" w:hAnsi="Times New Roman" w:cs="Times New Roman"/>
+          <w:lang w:val="tr-TR"/>
+        </w:rPr>
+        <w:t>……………………………………………………………………………………………………</w:t>
+      </w:r>
+    </w:p>
+    <w:p>
+      <w:pPr>
+        <w:jc w:val="both"/>
+        <w:rPr>
+          <w:rFonts w:ascii="Times New Roman" w:hAnsi="Times New Roman" w:cs="Times New Roman"/>
+          <w:lang w:val="tr-TR"/>
+        </w:rPr>
+      </w:pPr>
+      <w:r>
+        <w:rPr>
+          <w:rFonts w:ascii="Times New Roman" w:hAnsi="Times New Roman" w:cs="Times New Roman"/>
+          <w:lang w:val="tr-TR"/>
+        </w:rPr>
+        <w:t>4. Aşağıdaki ifadelerden doğru olanların başına “D”, yanlış olanların başına “Y” yazınız.</w:t>
       </w:r>
     </w:p>
     <w:p>
@@ -6495,7 +7000,7 @@
           <w:rFonts w:ascii="Times New Roman" w:hAnsi="Times New Roman" w:cs="Times New Roman"/>
           <w:lang w:val="tr-TR"/>
         </w:rPr>
-        <w:t xml:space="preserve">(  ) Katalizör, tepkimenin entalpi değişimini (ΔH) azaltır.</w:t>
+        <w:t>(  ) Katalizör, tepkimenin entalpi değişimini (ΔH) azaltır.</w:t>
       </w:r>
     </w:p>
     <w:p>
@@ -6512,7 +7017,7 @@
           <w:rFonts w:ascii="Times New Roman" w:hAnsi="Times New Roman" w:cs="Times New Roman"/>
           <w:lang w:val="tr-TR"/>
         </w:rPr>
-        <w:t xml:space="preserve">(  ) Sıcaklık artışı yalnızca endotermik tepkimelerin hızını artırır.</w:t>
+        <w:t>(  ) Sıcaklık artışı yalnızca endotermik tepkimelerin hızını artırır.</w:t>
       </w:r>
     </w:p>
     <w:p>
@@ -6529,7 +7034,7 @@
           <w:rFonts w:ascii="Times New Roman" w:hAnsi="Times New Roman" w:cs="Times New Roman"/>
           <w:lang w:val="tr-TR"/>
         </w:rPr>
-        <w:t xml:space="preserve">(  ) Katı bir tepkenin toz hâline getirilmesi tepkime hızını artırır.</w:t>
+        <w:t>(  ) Katı bir tepkenin toz hâline getirilmesi tepkime hızını artırır.</w:t>
       </w:r>
     </w:p>
     <w:p>
@@ -6546,7 +7051,7 @@
           <w:rFonts w:ascii="Times New Roman" w:hAnsi="Times New Roman" w:cs="Times New Roman"/>
           <w:lang w:val="tr-TR"/>
         </w:rPr>
-        <w:t xml:space="preserve">(  ) Sıcaklık arttıkça eşik enerjisini aşan tanecik oranı artar.</w:t>
+        <w:t>(  ) Sıcaklık arttıkça eşik enerjisini aşan tanecik oranı artar.</w:t>
       </w:r>
     </w:p>
     <w:p>
@@ -6563,7 +7068,7 @@
           <w:rFonts w:ascii="Times New Roman" w:hAnsi="Times New Roman" w:cs="Times New Roman"/>
           <w:lang w:val="tr-TR"/>
         </w:rPr>
-        <w:t xml:space="preserve">(  ) Homojen tepkimelerde temas yüzeyi tepkime hızını etkileyen bir faktördür.</w:t>
+        <w:t>(  ) Homojen tepkimelerde temas yüzeyi tepkime hızını etkileyen bir faktördür.</w:t>
       </w:r>
     </w:p>
     <w:p>
@@ -6580,7 +7085,189 @@
           <w:rFonts w:ascii="Times New Roman" w:hAnsi="Times New Roman" w:cs="Times New Roman"/>
           <w:lang w:val="tr-TR"/>
         </w:rPr>
-        <w:t xml:space="preserve">(  ) Katalizör tepkime sonunda kimyasal olarak değişmeden açığa çıkar.</w:t>
+        <w:t>(  ) Katalizör tepkime sonunda kimyasal olarak değişmeden açığa çıkar.</w:t>
+      </w:r>
+    </w:p>
+    <w:p>
+      <w:pPr>
+        <w:jc w:val="both"/>
+        <w:rPr>
+          <w:rFonts w:ascii="Times New Roman" w:hAnsi="Times New Roman" w:cs="Times New Roman"/>
+          <w:lang w:val="tr-TR"/>
+        </w:rPr>
+      </w:pPr>
+      <w:r>
+        <w:rPr>
+          <w:rFonts w:ascii="Times New Roman" w:hAnsi="Times New Roman" w:cs="Times New Roman"/>
+          <w:lang w:val="tr-TR"/>
+        </w:rPr>
+        <w:t xml:space="preserve">5. Aynı koşullarda tek basamakta gerçekleşen aşağıdaki tepkimelerden hangisinin daha hızlı olması beklenir? Gerekçesini çarpışma teorisi ile açıklayınız.</w:t>
+      </w:r>
+    </w:p>
+    <w:p>
+      <w:pPr>
+        <w:jc w:val="center"/>
+        <w:rPr>
+          <w:rFonts w:ascii="Times New Roman" w:hAnsi="Times New Roman" w:cs="Times New Roman"/>
+          <w:lang w:val="tr-TR"/>
+        </w:rPr>
+      </w:pPr>
+      <w:r>
+        <w:rPr>
+          <w:rFonts w:ascii="Times New Roman" w:hAnsi="Times New Roman" w:cs="Times New Roman"/>
+          <w:lang w:val="tr-TR"/>
+        </w:rPr>
+        <w:t xml:space="preserve">I. X(g) + Y(g) → XY(g)          II. 2X(g) + Y(g) → X</w:t>
+      </w:r>
+      <w:r>
+        <w:rPr>
+          <w:rFonts w:ascii="Times New Roman" w:hAnsi="Times New Roman" w:cs="Times New Roman"/>
+          <w:vertAlign w:val="subscript"/>
+          <w:lang w:val="tr-TR"/>
+        </w:rPr>
+        <w:t xml:space="preserve">2</w:t>
+      </w:r>
+      <w:r>
+        <w:rPr>
+          <w:rFonts w:ascii="Times New Roman" w:hAnsi="Times New Roman" w:cs="Times New Roman"/>
+          <w:lang w:val="tr-TR"/>
+        </w:rPr>
+        <w:t xml:space="preserve">Y(g)</w:t>
+      </w:r>
+    </w:p>
+    <w:p>
+      <w:pPr>
+        <w:ind w:left="720"/>
+        <w:jc w:val="both"/>
+        <w:rPr>
+          <w:rFonts w:ascii="Times New Roman" w:hAnsi="Times New Roman" w:cs="Times New Roman"/>
+          <w:lang w:val="tr-TR"/>
+        </w:rPr>
+      </w:pPr>
+      <w:r>
+        <w:rPr>
+          <w:rFonts w:ascii="Times New Roman" w:hAnsi="Times New Roman" w:cs="Times New Roman"/>
+          <w:lang w:val="tr-TR"/>
+        </w:rPr>
+        <w:t xml:space="preserve">……………………………………………………………………………………………</w:t>
+      </w:r>
+    </w:p>
+    <w:p>
+      <w:pPr>
+        <w:ind w:left="720"/>
+        <w:jc w:val="both"/>
+        <w:rPr>
+          <w:rFonts w:ascii="Times New Roman" w:hAnsi="Times New Roman" w:cs="Times New Roman"/>
+          <w:lang w:val="tr-TR"/>
+        </w:rPr>
+      </w:pPr>
+      <w:r>
+        <w:rPr>
+          <w:rFonts w:ascii="Times New Roman" w:hAnsi="Times New Roman" w:cs="Times New Roman"/>
+          <w:lang w:val="tr-TR"/>
+        </w:rPr>
+        <w:t xml:space="preserve">……………………………………………………………………………………………</w:t>
+      </w:r>
+    </w:p>
+    <w:p>
+      <w:pPr>
+        <w:jc w:val="both"/>
+        <w:rPr>
+          <w:rFonts w:ascii="Times New Roman" w:hAnsi="Times New Roman" w:cs="Times New Roman"/>
+          <w:lang w:val="tr-TR"/>
+        </w:rPr>
+      </w:pPr>
+      <w:r>
+        <w:rPr>
+          <w:rFonts w:ascii="Times New Roman" w:hAnsi="Times New Roman" w:cs="Times New Roman"/>
+          <w:lang w:val="tr-TR"/>
+        </w:rPr>
+        <w:t xml:space="preserve">6. Aşağıdaki ifadelerden doğru olanların başına “D”, yanlış olanların başına “Y” yazınız.</w:t>
+      </w:r>
+    </w:p>
+    <w:p>
+      <w:pPr>
+        <w:ind w:left="720"/>
+        <w:jc w:val="both"/>
+        <w:rPr>
+          <w:rFonts w:ascii="Times New Roman" w:hAnsi="Times New Roman" w:cs="Times New Roman"/>
+          <w:lang w:val="tr-TR"/>
+        </w:rPr>
+      </w:pPr>
+      <w:r>
+        <w:rPr>
+          <w:rFonts w:ascii="Times New Roman" w:hAnsi="Times New Roman" w:cs="Times New Roman"/>
+          <w:lang w:val="tr-TR"/>
+        </w:rPr>
+        <w:t xml:space="preserve">(  ) Katalizör, tepkime sonunda elde edilen ürün miktarını artırır.</w:t>
+      </w:r>
+    </w:p>
+    <w:p>
+      <w:pPr>
+        <w:ind w:left="720"/>
+        <w:jc w:val="both"/>
+        <w:rPr>
+          <w:rFonts w:ascii="Times New Roman" w:hAnsi="Times New Roman" w:cs="Times New Roman"/>
+          <w:lang w:val="tr-TR"/>
+        </w:rPr>
+      </w:pPr>
+      <w:r>
+        <w:rPr>
+          <w:rFonts w:ascii="Times New Roman" w:hAnsi="Times New Roman" w:cs="Times New Roman"/>
+          <w:lang w:val="tr-TR"/>
+        </w:rPr>
+        <w:t xml:space="preserve">(  ) Katalizör yalnızca ileri tepkimenin aktivasyon enerjisini düşürür.</w:t>
+      </w:r>
+    </w:p>
+    <w:p>
+      <w:pPr>
+        <w:ind w:left="720"/>
+        <w:jc w:val="both"/>
+        <w:rPr>
+          <w:rFonts w:ascii="Times New Roman" w:hAnsi="Times New Roman" w:cs="Times New Roman"/>
+          <w:lang w:val="tr-TR"/>
+        </w:rPr>
+      </w:pPr>
+      <w:r>
+        <w:rPr>
+          <w:rFonts w:ascii="Times New Roman" w:hAnsi="Times New Roman" w:cs="Times New Roman"/>
+          <w:lang w:val="tr-TR"/>
+        </w:rPr>
+        <w:t xml:space="preserve">(  ) Katalizör eklendiğinde hız sabitinin değeri artar.</w:t>
+      </w:r>
+    </w:p>
+    <w:p>
+      <w:pPr>
+        <w:ind w:left="720"/>
+        <w:jc w:val="both"/>
+        <w:rPr>
+          <w:rFonts w:ascii="Times New Roman" w:hAnsi="Times New Roman" w:cs="Times New Roman"/>
+          <w:lang w:val="tr-TR"/>
+        </w:rPr>
+      </w:pPr>
+      <w:r>
+        <w:rPr>
+          <w:rFonts w:ascii="Times New Roman" w:hAnsi="Times New Roman" w:cs="Times New Roman"/>
+          <w:lang w:val="tr-TR"/>
+        </w:rPr>
+        <w:t xml:space="preserve">(  ) İnhibitörler tepkime hızını azaltır.</w:t>
+      </w:r>
+    </w:p>
+    <w:p>
+      <w:pPr>
+        <w:ind w:left="720"/>
+        <w:jc w:val="both"/>
+        <w:rPr>
+          <w:rFonts w:ascii="Times New Roman" w:hAnsi="Times New Roman" w:cs="Times New Roman"/>
+          <w:lang w:val="tr-TR"/>
+        </w:rPr>
+      </w:pPr>
+      <w:r>
+        <w:rPr>
+          <w:rFonts w:ascii="Times New Roman" w:hAnsi="Times New Roman" w:cs="Times New Roman"/>
+          <w:lang w:val="tr-TR"/>
+        </w:rPr>
+        <w:t xml:space="preserve">(  ) Katalizör tepkimenin izlediği yolu değiştirir.</w:t>
       </w:r>
     </w:p>
     <w:p>
@@ -6601,7 +7288,7 @@
         <mc:AlternateContent>
           <mc:Choice Requires="wps">
             <w:drawing>
-              <wp:anchor distT="0" distB="0" distL="114300" distR="114300" simplePos="0" relativeHeight="251659264" behindDoc="0" locked="0" layoutInCell="1" allowOverlap="1">
+              <wp:anchor distT="0" distB="0" distL="114300" distR="114300" simplePos="0" relativeHeight="251656192" behindDoc="0" locked="0" layoutInCell="1" allowOverlap="1" wp14:anchorId="49A49D09" wp14:editId="4B29403B">
                 <wp:simplePos x="0" y="0"/>
                 <wp:positionH relativeFrom="column">
                   <wp:posOffset>498916</wp:posOffset>
@@ -6682,7 +7369,7 @@
           <w:rFonts w:ascii="Times New Roman" w:hAnsi="Times New Roman" w:cs="Times New Roman"/>
           <w:lang w:val="tr-TR"/>
         </w:rPr>
-        <w:t xml:space="preserve">Sıcaklığın, katı tepkenin temas yüzeyinin ve katalizörün tepkime hızına etkisini inceleyebileceğiniz sanal laboratuvar uygulamasına ulaşmak için karekodu okutunuz.</w:t>
+        <w:t>Sıcaklığın, katı tepkenin temas yüzeyinin ve katalizörün tepkime hızına etkisini inceleyebileceğiniz sanal laboratuvar uygulamasına ulaşmak için karekodu okutunuz.</w:t>
       </w:r>
     </w:p>
     <w:p>
@@ -6700,7 +7387,7 @@
         <mc:AlternateContent>
           <mc:Choice Requires="wps">
             <w:drawing>
-              <wp:anchor distT="0" distB="0" distL="114300" distR="114300" simplePos="0" relativeHeight="251669504" behindDoc="0" locked="0" layoutInCell="1" allowOverlap="1">
+              <wp:anchor distT="0" distB="0" distL="114300" distR="114300" simplePos="0" relativeHeight="251662336" behindDoc="0" locked="0" layoutInCell="1" allowOverlap="1" wp14:anchorId="0891E8BC" wp14:editId="609A2AD8">
                 <wp:simplePos x="0" y="0"/>
                 <wp:positionH relativeFrom="column">
                   <wp:align>right</wp:align>
@@ -6829,28 +7516,28 @@
           <w:bCs/>
           <w:lang w:val="tr-TR"/>
         </w:rPr>
-        <w:t xml:space="preserve">Kaynakça</w:t>
-      </w:r>
-    </w:p>
-    <w:p>
-      <w:pPr>
-        <w:jc w:val="both"/>
-        <w:rPr>
-          <w:rFonts w:ascii="Times New Roman" w:hAnsi="Times New Roman" w:cs="Times New Roman"/>
-          <w:lang w:val="tr-TR"/>
-        </w:rPr>
-      </w:pPr>
-      <w:r>
-        <w:rPr>
-          <w:rFonts w:ascii="Times New Roman" w:hAnsi="Times New Roman" w:cs="Times New Roman"/>
-          <w:lang w:val="tr-TR"/>
-        </w:rPr>
-        <w:t xml:space="preserve">Petrucci, Herring, Madura, Bissonnette, General Chemistry (kimyasal kinetik bölümü)</w:t>
+        <w:t>Kaynakça</w:t>
+      </w:r>
+    </w:p>
+    <w:p>
+      <w:pPr>
+        <w:jc w:val="both"/>
+        <w:rPr>
+          <w:rFonts w:ascii="Times New Roman" w:hAnsi="Times New Roman" w:cs="Times New Roman"/>
+          <w:lang w:val="tr-TR"/>
+        </w:rPr>
+      </w:pPr>
+      <w:r>
+        <w:rPr>
+          <w:rFonts w:ascii="Times New Roman" w:hAnsi="Times New Roman" w:cs="Times New Roman"/>
+          <w:lang w:val="tr-TR"/>
+        </w:rPr>
+        <w:t>Petrucci, Herring, Madura, Bissonnette, General Chemistry (kimyasal kinetik bölümü)</w:t>
       </w:r>
     </w:p>
     <w:sectPr>
-      <w:footerReference w:type="even" r:id="rId7"/>
-      <w:footerReference w:type="default" r:id="rId8"/>
+      <w:footerReference w:type="even" r:id="rId15"/>
+      <w:footerReference w:type="default" r:id="rId16"/>
       <w:pgSz w:w="12240" w:h="15840"/>
       <w:pgMar w:top="1440" w:right="1440" w:bottom="1440" w:left="1440" w:header="708" w:footer="708" w:gutter="0"/>
       <w:cols w:space="708"/>
@@ -6861,7 +7548,7 @@
 </file>
 
 <file path=word/endnotes.xml><?xml version="1.0" encoding="utf-8"?>
-<w:endnotes xmlns:wpc="http://schemas.microsoft.com/office/word/2010/wordprocessingCanvas" xmlns:cx="http://schemas.microsoft.com/office/drawing/2014/chartex" xmlns:cx1="http://schemas.microsoft.com/office/drawing/2015/9/8/chartex" xmlns:cx2="http://schemas.microsoft.com/office/drawing/2015/10/21/chartex" xmlns:cx3="http://schemas.microsoft.com/office/drawing/2016/5/9/chartex" xmlns:cx4="http://schemas.microsoft.com/office/drawing/2016/5/10/chartex" xmlns:cx5="http://schemas.microsoft.com/office/drawing/2016/5/11/chartex" xmlns:cx6="http://schemas.microsoft.com/office/drawing/2016/5/12/chartex" xmlns:cx7="http://schemas.microsoft.com/office/drawing/2016/5/13/chartex" xmlns:cx8="http://schemas.microsoft.com/office/drawing/2016/5/14/chartex" xmlns:mc="http://schemas.openxmlformats.org/markup-compatibility/2006" xmlns:aink="http://schemas.microsoft.com/office/drawing/2016/ink" xmlns:am3d="http://schemas.microsoft.com/office/drawing/2017/model3d" xmlns:o="urn:schemas-microsoft-com:office:office" xmlns:oel="http://schemas.microsoft.com/office/2019/extlst" xmlns:r="http://schemas.openxmlformats.org/officeDocument/2006/relationships" xmlns:m="http://schemas.openxmlformats.org/officeDocument/2006/math" xmlns:v="urn:schemas-microsoft-com:vml" xmlns:wp14="http://schemas.microsoft.com/office/word/2010/wordprocessingDrawing" xmlns:wp="http://schemas.openxmlformats.org/drawingml/2006/wordprocessingDrawing" xmlns:w10="urn:schemas-microsoft-com:office:word" xmlns:w="http://schemas.openxmlformats.org/wordprocessingml/2006/main" xmlns:w14="http://schemas.microsoft.com/office/word/2010/wordml" xmlns:w15="http://schemas.microsoft.com/office/word/2012/wordml" xmlns:w16cex="http://schemas.microsoft.com/office/word/2018/wordml/cex" xmlns:w16cid="http://schemas.microsoft.com/office/word/2016/wordml/cid" xmlns:w16="http://schemas.microsoft.com/office/word/2018/wordml" xmlns:w16du="http://schemas.microsoft.com/office/word/2023/wordml/word16du" xmlns:w16sdtdh="http://schemas.microsoft.com/office/word/2020/wordml/sdtdatahash" xmlns:w16sdtfl="http://schemas.microsoft.com/office/word/2024/wordml/sdtformatlock" xmlns:w16se="http://schemas.microsoft.com/office/word/2015/wordml/symex" xmlns:wpg="http://schemas.microsoft.com/office/word/2010/wordprocessingGroup" xmlns:wpi="http://schemas.microsoft.com/office/word/2010/wordprocessingInk" xmlns:wne="http://schemas.microsoft.com/office/word/2006/wordml" xmlns:wps="http://schemas.microsoft.com/office/word/2010/wordprocessingShape" mc:Ignorable="w14 w15 w16se w16cid w16 w16cex w16sdtdh w16sdtfl w16du wp14">
+<w:endnotes xmlns:wpc="http://schemas.microsoft.com/office/word/2010/wordprocessingCanvas" xmlns:cx="http://schemas.microsoft.com/office/drawing/2014/chartex" xmlns:cx1="http://schemas.microsoft.com/office/drawing/2015/9/8/chartex" xmlns:cx2="http://schemas.microsoft.com/office/drawing/2015/10/21/chartex" xmlns:cx3="http://schemas.microsoft.com/office/drawing/2016/5/9/chartex" xmlns:cx4="http://schemas.microsoft.com/office/drawing/2016/5/10/chartex" xmlns:cx5="http://schemas.microsoft.com/office/drawing/2016/5/11/chartex" xmlns:cx6="http://schemas.microsoft.com/office/drawing/2016/5/12/chartex" xmlns:cx7="http://schemas.microsoft.com/office/drawing/2016/5/13/chartex" xmlns:cx8="http://schemas.microsoft.com/office/drawing/2016/5/14/chartex" xmlns:mc="http://schemas.openxmlformats.org/markup-compatibility/2006" xmlns:m="http://schemas.openxmlformats.org/officeDocument/2006/math" xmlns:aink="http://schemas.microsoft.com/office/drawing/2016/ink" xmlns:am3d="http://schemas.microsoft.com/office/drawing/2017/model3d" xmlns:oel="http://schemas.microsoft.com/office/2019/extlst" xmlns:r="http://schemas.openxmlformats.org/officeDocument/2006/relationships" xmlns:wp14="http://schemas.microsoft.com/office/word/2010/wordprocessingDrawing" xmlns:wp="http://schemas.openxmlformats.org/drawingml/2006/wordprocessingDrawing" xmlns:wpg="http://schemas.microsoft.com/office/word/2010/wordprocessingGroup" xmlns:wpi="http://schemas.microsoft.com/office/word/2010/wordprocessingInk" xmlns:wps="http://schemas.microsoft.com/office/word/2010/wordprocessingShape" xmlns:o="urn:schemas-microsoft-com:office:office" xmlns:v="urn:schemas-microsoft-com:vml" xmlns:w10="urn:schemas-microsoft-com:office:word" xmlns:w="http://schemas.openxmlformats.org/wordprocessingml/2006/main" xmlns:w14="http://schemas.microsoft.com/office/word/2010/wordml" xmlns:w15="http://schemas.microsoft.com/office/word/2012/wordml" xmlns:w16cex="http://schemas.microsoft.com/office/word/2018/wordml/cex" xmlns:w16cid="http://schemas.microsoft.com/office/word/2016/wordml/cid" xmlns:w16="http://schemas.microsoft.com/office/word/2018/wordml" xmlns:w16sdtdh="http://schemas.microsoft.com/office/word/2020/wordml/sdtdatahash" xmlns:w16sdtfl="http://schemas.microsoft.com/office/word/2024/wordml/sdtformatlock" xmlns:w16se="http://schemas.microsoft.com/office/word/2015/wordml/symex" xmlns:w16du="http://schemas.microsoft.com/office/word/2023/wordml/word16du" xmlns:wne="http://schemas.microsoft.com/office/word/2006/wordml" mc:Ignorable="w14 w15 w16se w16cid w16 w16cex w16sdtdh w16sdtfl w16du wp14">
   <w:endnote w:type="separator" w:id="-1">
     <w:p>
       <w:pPr>
@@ -6886,7 +7573,7 @@
 </file>
 
 <file path=word/footer1.xml><?xml version="1.0" encoding="utf-8"?>
-<w:ftr xmlns:wpc="http://schemas.microsoft.com/office/word/2010/wordprocessingCanvas" xmlns:cx="http://schemas.microsoft.com/office/drawing/2014/chartex" xmlns:cx1="http://schemas.microsoft.com/office/drawing/2015/9/8/chartex" xmlns:cx2="http://schemas.microsoft.com/office/drawing/2015/10/21/chartex" xmlns:cx3="http://schemas.microsoft.com/office/drawing/2016/5/9/chartex" xmlns:cx4="http://schemas.microsoft.com/office/drawing/2016/5/10/chartex" xmlns:cx5="http://schemas.microsoft.com/office/drawing/2016/5/11/chartex" xmlns:cx6="http://schemas.microsoft.com/office/drawing/2016/5/12/chartex" xmlns:cx7="http://schemas.microsoft.com/office/drawing/2016/5/13/chartex" xmlns:cx8="http://schemas.microsoft.com/office/drawing/2016/5/14/chartex" xmlns:mc="http://schemas.openxmlformats.org/markup-compatibility/2006" xmlns:aink="http://schemas.microsoft.com/office/drawing/2016/ink" xmlns:am3d="http://schemas.microsoft.com/office/drawing/2017/model3d" xmlns:o="urn:schemas-microsoft-com:office:office" xmlns:oel="http://schemas.microsoft.com/office/2019/extlst" xmlns:r="http://schemas.openxmlformats.org/officeDocument/2006/relationships" xmlns:m="http://schemas.openxmlformats.org/officeDocument/2006/math" xmlns:v="urn:schemas-microsoft-com:vml" xmlns:wp14="http://schemas.microsoft.com/office/word/2010/wordprocessingDrawing" xmlns:wp="http://schemas.openxmlformats.org/drawingml/2006/wordprocessingDrawing" xmlns:w10="urn:schemas-microsoft-com:office:word" xmlns:w="http://schemas.openxmlformats.org/wordprocessingml/2006/main" xmlns:w14="http://schemas.microsoft.com/office/word/2010/wordml" xmlns:w15="http://schemas.microsoft.com/office/word/2012/wordml" xmlns:w16cex="http://schemas.microsoft.com/office/word/2018/wordml/cex" xmlns:w16cid="http://schemas.microsoft.com/office/word/2016/wordml/cid" xmlns:w16="http://schemas.microsoft.com/office/word/2018/wordml" xmlns:w16du="http://schemas.microsoft.com/office/word/2023/wordml/word16du" xmlns:w16sdtdh="http://schemas.microsoft.com/office/word/2020/wordml/sdtdatahash" xmlns:w16sdtfl="http://schemas.microsoft.com/office/word/2024/wordml/sdtformatlock" xmlns:w16se="http://schemas.microsoft.com/office/word/2015/wordml/symex" xmlns:wpg="http://schemas.microsoft.com/office/word/2010/wordprocessingGroup" xmlns:wpi="http://schemas.microsoft.com/office/word/2010/wordprocessingInk" xmlns:wne="http://schemas.microsoft.com/office/word/2006/wordml" xmlns:wps="http://schemas.microsoft.com/office/word/2010/wordprocessingShape" mc:Ignorable="w14 w15 w16se w16cid w16 w16cex w16sdtdh w16sdtfl w16du wp14">
+<w:ftr xmlns:wpc="http://schemas.microsoft.com/office/word/2010/wordprocessingCanvas" xmlns:cx="http://schemas.microsoft.com/office/drawing/2014/chartex" xmlns:cx1="http://schemas.microsoft.com/office/drawing/2015/9/8/chartex" xmlns:cx2="http://schemas.microsoft.com/office/drawing/2015/10/21/chartex" xmlns:cx3="http://schemas.microsoft.com/office/drawing/2016/5/9/chartex" xmlns:cx4="http://schemas.microsoft.com/office/drawing/2016/5/10/chartex" xmlns:cx5="http://schemas.microsoft.com/office/drawing/2016/5/11/chartex" xmlns:cx6="http://schemas.microsoft.com/office/drawing/2016/5/12/chartex" xmlns:cx7="http://schemas.microsoft.com/office/drawing/2016/5/13/chartex" xmlns:cx8="http://schemas.microsoft.com/office/drawing/2016/5/14/chartex" xmlns:mc="http://schemas.openxmlformats.org/markup-compatibility/2006" xmlns:m="http://schemas.openxmlformats.org/officeDocument/2006/math" xmlns:aink="http://schemas.microsoft.com/office/drawing/2016/ink" xmlns:am3d="http://schemas.microsoft.com/office/drawing/2017/model3d" xmlns:oel="http://schemas.microsoft.com/office/2019/extlst" xmlns:r="http://schemas.openxmlformats.org/officeDocument/2006/relationships" xmlns:wp14="http://schemas.microsoft.com/office/word/2010/wordprocessingDrawing" xmlns:wp="http://schemas.openxmlformats.org/drawingml/2006/wordprocessingDrawing" xmlns:wpg="http://schemas.microsoft.com/office/word/2010/wordprocessingGroup" xmlns:wpi="http://schemas.microsoft.com/office/word/2010/wordprocessingInk" xmlns:wps="http://schemas.microsoft.com/office/word/2010/wordprocessingShape" xmlns:o="urn:schemas-microsoft-com:office:office" xmlns:v="urn:schemas-microsoft-com:vml" xmlns:w10="urn:schemas-microsoft-com:office:word" xmlns:w="http://schemas.openxmlformats.org/wordprocessingml/2006/main" xmlns:w14="http://schemas.microsoft.com/office/word/2010/wordml" xmlns:w15="http://schemas.microsoft.com/office/word/2012/wordml" xmlns:w16cex="http://schemas.microsoft.com/office/word/2018/wordml/cex" xmlns:w16cid="http://schemas.microsoft.com/office/word/2016/wordml/cid" xmlns:w16="http://schemas.microsoft.com/office/word/2018/wordml" xmlns:w16sdtdh="http://schemas.microsoft.com/office/word/2020/wordml/sdtdatahash" xmlns:w16sdtfl="http://schemas.microsoft.com/office/word/2024/wordml/sdtformatlock" xmlns:w16se="http://schemas.microsoft.com/office/word/2015/wordml/symex" xmlns:w16du="http://schemas.microsoft.com/office/word/2023/wordml/word16du" xmlns:wne="http://schemas.microsoft.com/office/word/2006/wordml" mc:Ignorable="w14 w15 w16se w16cid w16 w16cex w16sdtdh w16sdtfl w16du wp14">
   <w:sdt>
     <w:sdtPr>
       <w:rPr>
@@ -6938,7 +7625,7 @@
 </file>
 
 <file path=word/footer2.xml><?xml version="1.0" encoding="utf-8"?>
-<w:ftr xmlns:wpc="http://schemas.microsoft.com/office/word/2010/wordprocessingCanvas" xmlns:cx="http://schemas.microsoft.com/office/drawing/2014/chartex" xmlns:cx1="http://schemas.microsoft.com/office/drawing/2015/9/8/chartex" xmlns:cx2="http://schemas.microsoft.com/office/drawing/2015/10/21/chartex" xmlns:cx3="http://schemas.microsoft.com/office/drawing/2016/5/9/chartex" xmlns:cx4="http://schemas.microsoft.com/office/drawing/2016/5/10/chartex" xmlns:cx5="http://schemas.microsoft.com/office/drawing/2016/5/11/chartex" xmlns:cx6="http://schemas.microsoft.com/office/drawing/2016/5/12/chartex" xmlns:cx7="http://schemas.microsoft.com/office/drawing/2016/5/13/chartex" xmlns:cx8="http://schemas.microsoft.com/office/drawing/2016/5/14/chartex" xmlns:mc="http://schemas.openxmlformats.org/markup-compatibility/2006" xmlns:aink="http://schemas.microsoft.com/office/drawing/2016/ink" xmlns:am3d="http://schemas.microsoft.com/office/drawing/2017/model3d" xmlns:o="urn:schemas-microsoft-com:office:office" xmlns:oel="http://schemas.microsoft.com/office/2019/extlst" xmlns:r="http://schemas.openxmlformats.org/officeDocument/2006/relationships" xmlns:m="http://schemas.openxmlformats.org/officeDocument/2006/math" xmlns:v="urn:schemas-microsoft-com:vml" xmlns:wp14="http://schemas.microsoft.com/office/word/2010/wordprocessingDrawing" xmlns:wp="http://schemas.openxmlformats.org/drawingml/2006/wordprocessingDrawing" xmlns:w10="urn:schemas-microsoft-com:office:word" xmlns:w="http://schemas.openxmlformats.org/wordprocessingml/2006/main" xmlns:w14="http://schemas.microsoft.com/office/word/2010/wordml" xmlns:w15="http://schemas.microsoft.com/office/word/2012/wordml" xmlns:w16cex="http://schemas.microsoft.com/office/word/2018/wordml/cex" xmlns:w16cid="http://schemas.microsoft.com/office/word/2016/wordml/cid" xmlns:w16="http://schemas.microsoft.com/office/word/2018/wordml" xmlns:w16du="http://schemas.microsoft.com/office/word/2023/wordml/word16du" xmlns:w16sdtdh="http://schemas.microsoft.com/office/word/2020/wordml/sdtdatahash" xmlns:w16sdtfl="http://schemas.microsoft.com/office/word/2024/wordml/sdtformatlock" xmlns:w16se="http://schemas.microsoft.com/office/word/2015/wordml/symex" xmlns:wpg="http://schemas.microsoft.com/office/word/2010/wordprocessingGroup" xmlns:wpi="http://schemas.microsoft.com/office/word/2010/wordprocessingInk" xmlns:wne="http://schemas.microsoft.com/office/word/2006/wordml" xmlns:wps="http://schemas.microsoft.com/office/word/2010/wordprocessingShape" mc:Ignorable="w14 w15 w16se w16cid w16 w16cex w16sdtdh w16sdtfl w16du wp14">
+<w:ftr xmlns:wpc="http://schemas.microsoft.com/office/word/2010/wordprocessingCanvas" xmlns:cx="http://schemas.microsoft.com/office/drawing/2014/chartex" xmlns:cx1="http://schemas.microsoft.com/office/drawing/2015/9/8/chartex" xmlns:cx2="http://schemas.microsoft.com/office/drawing/2015/10/21/chartex" xmlns:cx3="http://schemas.microsoft.com/office/drawing/2016/5/9/chartex" xmlns:cx4="http://schemas.microsoft.com/office/drawing/2016/5/10/chartex" xmlns:cx5="http://schemas.microsoft.com/office/drawing/2016/5/11/chartex" xmlns:cx6="http://schemas.microsoft.com/office/drawing/2016/5/12/chartex" xmlns:cx7="http://schemas.microsoft.com/office/drawing/2016/5/13/chartex" xmlns:cx8="http://schemas.microsoft.com/office/drawing/2016/5/14/chartex" xmlns:mc="http://schemas.openxmlformats.org/markup-compatibility/2006" xmlns:m="http://schemas.openxmlformats.org/officeDocument/2006/math" xmlns:aink="http://schemas.microsoft.com/office/drawing/2016/ink" xmlns:am3d="http://schemas.microsoft.com/office/drawing/2017/model3d" xmlns:oel="http://schemas.microsoft.com/office/2019/extlst" xmlns:r="http://schemas.openxmlformats.org/officeDocument/2006/relationships" xmlns:wp14="http://schemas.microsoft.com/office/word/2010/wordprocessingDrawing" xmlns:wp="http://schemas.openxmlformats.org/drawingml/2006/wordprocessingDrawing" xmlns:wpg="http://schemas.microsoft.com/office/word/2010/wordprocessingGroup" xmlns:wpi="http://schemas.microsoft.com/office/word/2010/wordprocessingInk" xmlns:wps="http://schemas.microsoft.com/office/word/2010/wordprocessingShape" xmlns:o="urn:schemas-microsoft-com:office:office" xmlns:v="urn:schemas-microsoft-com:vml" xmlns:w10="urn:schemas-microsoft-com:office:word" xmlns:w="http://schemas.openxmlformats.org/wordprocessingml/2006/main" xmlns:w14="http://schemas.microsoft.com/office/word/2010/wordml" xmlns:w15="http://schemas.microsoft.com/office/word/2012/wordml" xmlns:w16cex="http://schemas.microsoft.com/office/word/2018/wordml/cex" xmlns:w16cid="http://schemas.microsoft.com/office/word/2016/wordml/cid" xmlns:w16="http://schemas.microsoft.com/office/word/2018/wordml" xmlns:w16sdtdh="http://schemas.microsoft.com/office/word/2020/wordml/sdtdatahash" xmlns:w16sdtfl="http://schemas.microsoft.com/office/word/2024/wordml/sdtformatlock" xmlns:w16se="http://schemas.microsoft.com/office/word/2015/wordml/symex" xmlns:w16du="http://schemas.microsoft.com/office/word/2023/wordml/word16du" xmlns:wne="http://schemas.microsoft.com/office/word/2006/wordml" mc:Ignorable="w14 w15 w16se w16cid w16 w16cex w16sdtdh w16sdtfl w16du wp14">
   <w:sdt>
     <w:sdtPr>
       <w:rPr>
@@ -7003,7 +7690,7 @@
 </file>
 
 <file path=word/footnotes.xml><?xml version="1.0" encoding="utf-8"?>
-<w:footnotes xmlns:wpc="http://schemas.microsoft.com/office/word/2010/wordprocessingCanvas" xmlns:cx="http://schemas.microsoft.com/office/drawing/2014/chartex" xmlns:cx1="http://schemas.microsoft.com/office/drawing/2015/9/8/chartex" xmlns:cx2="http://schemas.microsoft.com/office/drawing/2015/10/21/chartex" xmlns:cx3="http://schemas.microsoft.com/office/drawing/2016/5/9/chartex" xmlns:cx4="http://schemas.microsoft.com/office/drawing/2016/5/10/chartex" xmlns:cx5="http://schemas.microsoft.com/office/drawing/2016/5/11/chartex" xmlns:cx6="http://schemas.microsoft.com/office/drawing/2016/5/12/chartex" xmlns:cx7="http://schemas.microsoft.com/office/drawing/2016/5/13/chartex" xmlns:cx8="http://schemas.microsoft.com/office/drawing/2016/5/14/chartex" xmlns:mc="http://schemas.openxmlformats.org/markup-compatibility/2006" xmlns:aink="http://schemas.microsoft.com/office/drawing/2016/ink" xmlns:am3d="http://schemas.microsoft.com/office/drawing/2017/model3d" xmlns:o="urn:schemas-microsoft-com:office:office" xmlns:oel="http://schemas.microsoft.com/office/2019/extlst" xmlns:r="http://schemas.openxmlformats.org/officeDocument/2006/relationships" xmlns:m="http://schemas.openxmlformats.org/officeDocument/2006/math" xmlns:v="urn:schemas-microsoft-com:vml" xmlns:wp14="http://schemas.microsoft.com/office/word/2010/wordprocessingDrawing" xmlns:wp="http://schemas.openxmlformats.org/drawingml/2006/wordprocessingDrawing" xmlns:w10="urn:schemas-microsoft-com:office:word" xmlns:w="http://schemas.openxmlformats.org/wordprocessingml/2006/main" xmlns:w14="http://schemas.microsoft.com/office/word/2010/wordml" xmlns:w15="http://schemas.microsoft.com/office/word/2012/wordml" xmlns:w16cex="http://schemas.microsoft.com/office/word/2018/wordml/cex" xmlns:w16cid="http://schemas.microsoft.com/office/word/2016/wordml/cid" xmlns:w16="http://schemas.microsoft.com/office/word/2018/wordml" xmlns:w16du="http://schemas.microsoft.com/office/word/2023/wordml/word16du" xmlns:w16sdtdh="http://schemas.microsoft.com/office/word/2020/wordml/sdtdatahash" xmlns:w16sdtfl="http://schemas.microsoft.com/office/word/2024/wordml/sdtformatlock" xmlns:w16se="http://schemas.microsoft.com/office/word/2015/wordml/symex" xmlns:wpg="http://schemas.microsoft.com/office/word/2010/wordprocessingGroup" xmlns:wpi="http://schemas.microsoft.com/office/word/2010/wordprocessingInk" xmlns:wne="http://schemas.microsoft.com/office/word/2006/wordml" xmlns:wps="http://schemas.microsoft.com/office/word/2010/wordprocessingShape" mc:Ignorable="w14 w15 w16se w16cid w16 w16cex w16sdtdh w16sdtfl w16du wp14">
+<w:footnotes xmlns:wpc="http://schemas.microsoft.com/office/word/2010/wordprocessingCanvas" xmlns:cx="http://schemas.microsoft.com/office/drawing/2014/chartex" xmlns:cx1="http://schemas.microsoft.com/office/drawing/2015/9/8/chartex" xmlns:cx2="http://schemas.microsoft.com/office/drawing/2015/10/21/chartex" xmlns:cx3="http://schemas.microsoft.com/office/drawing/2016/5/9/chartex" xmlns:cx4="http://schemas.microsoft.com/office/drawing/2016/5/10/chartex" xmlns:cx5="http://schemas.microsoft.com/office/drawing/2016/5/11/chartex" xmlns:cx6="http://schemas.microsoft.com/office/drawing/2016/5/12/chartex" xmlns:cx7="http://schemas.microsoft.com/office/drawing/2016/5/13/chartex" xmlns:cx8="http://schemas.microsoft.com/office/drawing/2016/5/14/chartex" xmlns:mc="http://schemas.openxmlformats.org/markup-compatibility/2006" xmlns:m="http://schemas.openxmlformats.org/officeDocument/2006/math" xmlns:aink="http://schemas.microsoft.com/office/drawing/2016/ink" xmlns:am3d="http://schemas.microsoft.com/office/drawing/2017/model3d" xmlns:oel="http://schemas.microsoft.com/office/2019/extlst" xmlns:r="http://schemas.openxmlformats.org/officeDocument/2006/relationships" xmlns:wp14="http://schemas.microsoft.com/office/word/2010/wordprocessingDrawing" xmlns:wp="http://schemas.openxmlformats.org/drawingml/2006/wordprocessingDrawing" xmlns:wpg="http://schemas.microsoft.com/office/word/2010/wordprocessingGroup" xmlns:wpi="http://schemas.microsoft.com/office/word/2010/wordprocessingInk" xmlns:wps="http://schemas.microsoft.com/office/word/2010/wordprocessingShape" xmlns:o="urn:schemas-microsoft-com:office:office" xmlns:v="urn:schemas-microsoft-com:vml" xmlns:w10="urn:schemas-microsoft-com:office:word" xmlns:w="http://schemas.openxmlformats.org/wordprocessingml/2006/main" xmlns:w14="http://schemas.microsoft.com/office/word/2010/wordml" xmlns:w15="http://schemas.microsoft.com/office/word/2012/wordml" xmlns:w16cex="http://schemas.microsoft.com/office/word/2018/wordml/cex" xmlns:w16cid="http://schemas.microsoft.com/office/word/2016/wordml/cid" xmlns:w16="http://schemas.microsoft.com/office/word/2018/wordml" xmlns:w16sdtdh="http://schemas.microsoft.com/office/word/2020/wordml/sdtdatahash" xmlns:w16sdtfl="http://schemas.microsoft.com/office/word/2024/wordml/sdtformatlock" xmlns:w16se="http://schemas.microsoft.com/office/word/2015/wordml/symex" xmlns:w16du="http://schemas.microsoft.com/office/word/2023/wordml/word16du" xmlns:wne="http://schemas.microsoft.com/office/word/2006/wordml" mc:Ignorable="w14 w15 w16se w16cid w16 w16cex w16sdtdh w16sdtfl w16du wp14">
   <w:footnote w:type="separator" w:id="-1">
     <w:p>
       <w:pPr>
@@ -7028,7 +7715,7 @@
 </file>
 
 <file path=word/numbering.xml><?xml version="1.0" encoding="utf-8"?>
-<w:numbering xmlns:wpc="http://schemas.microsoft.com/office/word/2010/wordprocessingCanvas" xmlns:cx="http://schemas.microsoft.com/office/drawing/2014/chartex" xmlns:cx1="http://schemas.microsoft.com/office/drawing/2015/9/8/chartex" xmlns:cx2="http://schemas.microsoft.com/office/drawing/2015/10/21/chartex" xmlns:cx3="http://schemas.microsoft.com/office/drawing/2016/5/9/chartex" xmlns:cx4="http://schemas.microsoft.com/office/drawing/2016/5/10/chartex" xmlns:cx5="http://schemas.microsoft.com/office/drawing/2016/5/11/chartex" xmlns:cx6="http://schemas.microsoft.com/office/drawing/2016/5/12/chartex" xmlns:cx7="http://schemas.microsoft.com/office/drawing/2016/5/13/chartex" xmlns:cx8="http://schemas.microsoft.com/office/drawing/2016/5/14/chartex" xmlns:mc="http://schemas.openxmlformats.org/markup-compatibility/2006" xmlns:aink="http://schemas.microsoft.com/office/drawing/2016/ink" xmlns:am3d="http://schemas.microsoft.com/office/drawing/2017/model3d" xmlns:o="urn:schemas-microsoft-com:office:office" xmlns:oel="http://schemas.microsoft.com/office/2019/extlst" xmlns:r="http://schemas.openxmlformats.org/officeDocument/2006/relationships" xmlns:m="http://schemas.openxmlformats.org/officeDocument/2006/math" xmlns:v="urn:schemas-microsoft-com:vml" xmlns:wp14="http://schemas.microsoft.com/office/word/2010/wordprocessingDrawing" xmlns:wp="http://schemas.openxmlformats.org/drawingml/2006/wordprocessingDrawing" xmlns:w10="urn:schemas-microsoft-com:office:word" xmlns:w="http://schemas.openxmlformats.org/wordprocessingml/2006/main" xmlns:w14="http://schemas.microsoft.com/office/word/2010/wordml" xmlns:w15="http://schemas.microsoft.com/office/word/2012/wordml" xmlns:w16cex="http://schemas.microsoft.com/office/word/2018/wordml/cex" xmlns:w16cid="http://schemas.microsoft.com/office/word/2016/wordml/cid" xmlns:w16="http://schemas.microsoft.com/office/word/2018/wordml" xmlns:w16du="http://schemas.microsoft.com/office/word/2023/wordml/word16du" xmlns:w16sdtdh="http://schemas.microsoft.com/office/word/2020/wordml/sdtdatahash" xmlns:w16sdtfl="http://schemas.microsoft.com/office/word/2024/wordml/sdtformatlock" xmlns:w16se="http://schemas.microsoft.com/office/word/2015/wordml/symex" xmlns:wpg="http://schemas.microsoft.com/office/word/2010/wordprocessingGroup" xmlns:wpi="http://schemas.microsoft.com/office/word/2010/wordprocessingInk" xmlns:wne="http://schemas.microsoft.com/office/word/2006/wordml" xmlns:wps="http://schemas.microsoft.com/office/word/2010/wordprocessingShape" mc:Ignorable="w14 w15 w16se w16cid w16 w16cex w16sdtdh w16sdtfl w16du wp14">
+<w:numbering xmlns:wpc="http://schemas.microsoft.com/office/word/2010/wordprocessingCanvas" xmlns:cx="http://schemas.microsoft.com/office/drawing/2014/chartex" xmlns:cx1="http://schemas.microsoft.com/office/drawing/2015/9/8/chartex" xmlns:cx2="http://schemas.microsoft.com/office/drawing/2015/10/21/chartex" xmlns:cx3="http://schemas.microsoft.com/office/drawing/2016/5/9/chartex" xmlns:cx4="http://schemas.microsoft.com/office/drawing/2016/5/10/chartex" xmlns:cx5="http://schemas.microsoft.com/office/drawing/2016/5/11/chartex" xmlns:cx6="http://schemas.microsoft.com/office/drawing/2016/5/12/chartex" xmlns:cx7="http://schemas.microsoft.com/office/drawing/2016/5/13/chartex" xmlns:cx8="http://schemas.microsoft.com/office/drawing/2016/5/14/chartex" xmlns:mc="http://schemas.openxmlformats.org/markup-compatibility/2006" xmlns:m="http://schemas.openxmlformats.org/officeDocument/2006/math" xmlns:aink="http://schemas.microsoft.com/office/drawing/2016/ink" xmlns:am3d="http://schemas.microsoft.com/office/drawing/2017/model3d" xmlns:oel="http://schemas.microsoft.com/office/2019/extlst" xmlns:r="http://schemas.openxmlformats.org/officeDocument/2006/relationships" xmlns:wp14="http://schemas.microsoft.com/office/word/2010/wordprocessingDrawing" xmlns:wp="http://schemas.openxmlformats.org/drawingml/2006/wordprocessingDrawing" xmlns:wpg="http://schemas.microsoft.com/office/word/2010/wordprocessingGroup" xmlns:wpi="http://schemas.microsoft.com/office/word/2010/wordprocessingInk" xmlns:wps="http://schemas.microsoft.com/office/word/2010/wordprocessingShape" xmlns:o="urn:schemas-microsoft-com:office:office" xmlns:v="urn:schemas-microsoft-com:vml" xmlns:w10="urn:schemas-microsoft-com:office:word" xmlns:w="http://schemas.openxmlformats.org/wordprocessingml/2006/main" xmlns:w14="http://schemas.microsoft.com/office/word/2010/wordml" xmlns:w15="http://schemas.microsoft.com/office/word/2012/wordml" xmlns:w16cex="http://schemas.microsoft.com/office/word/2018/wordml/cex" xmlns:w16cid="http://schemas.microsoft.com/office/word/2016/wordml/cid" xmlns:w16="http://schemas.microsoft.com/office/word/2018/wordml" xmlns:w16sdtdh="http://schemas.microsoft.com/office/word/2020/wordml/sdtdatahash" xmlns:w16sdtfl="http://schemas.microsoft.com/office/word/2024/wordml/sdtformatlock" xmlns:w16se="http://schemas.microsoft.com/office/word/2015/wordml/symex" xmlns:w16du="http://schemas.microsoft.com/office/word/2023/wordml/word16du" xmlns:wne="http://schemas.microsoft.com/office/word/2006/wordml" mc:Ignorable="w14 w15 w16se w16cid w16 w16cex w16sdtdh w16sdtfl w16du wp14">
   <w:abstractNum w:abstractNumId="0" w15:restartNumberingAfterBreak="0">
     <w:nsid w:val="01217A70"/>
     <w:multiLevelType w:val="hybridMultilevel"/>
@@ -7143,1952 +7830,6 @@
     </w:lvl>
   </w:abstractNum>
   <w:abstractNum w:abstractNumId="1" w15:restartNumberingAfterBreak="0">
-    <w:nsid w:val="0512432D"/>
-    <w:multiLevelType w:val="hybridMultilevel"/>
-    <w:tmpl w:val="C1DA7882"/>
-    <w:lvl w:ilvl="0" w:tplc="8644581C">
-      <w:start w:val="9"/>
-      <w:numFmt w:val="bullet"/>
-      <w:lvlText w:val=""/>
-      <w:lvlJc w:val="left"/>
-      <w:pPr>
-        <w:ind w:left="720" w:hanging="360"/>
-      </w:pPr>
-      <w:rPr>
-        <w:rFonts w:ascii="Symbol" w:eastAsiaTheme="minorHAnsi" w:hAnsi="Symbol" w:cs="Times New Roman" w:hint="default"/>
-      </w:rPr>
-    </w:lvl>
-    <w:lvl w:ilvl="1" w:tplc="04090003" w:tentative="1">
-      <w:start w:val="1"/>
-      <w:numFmt w:val="bullet"/>
-      <w:lvlText w:val="o"/>
-      <w:lvlJc w:val="left"/>
-      <w:pPr>
-        <w:ind w:left="1440" w:hanging="360"/>
-      </w:pPr>
-      <w:rPr>
-        <w:rFonts w:ascii="Courier New" w:hAnsi="Courier New" w:cs="Courier New" w:hint="default"/>
-      </w:rPr>
-    </w:lvl>
-    <w:lvl w:ilvl="2" w:tplc="04090005" w:tentative="1">
-      <w:start w:val="1"/>
-      <w:numFmt w:val="bullet"/>
-      <w:lvlText w:val=""/>
-      <w:lvlJc w:val="left"/>
-      <w:pPr>
-        <w:ind w:left="2160" w:hanging="360"/>
-      </w:pPr>
-      <w:rPr>
-        <w:rFonts w:ascii="Wingdings" w:hAnsi="Wingdings" w:hint="default"/>
-      </w:rPr>
-    </w:lvl>
-    <w:lvl w:ilvl="3" w:tplc="04090001" w:tentative="1">
-      <w:start w:val="1"/>
-      <w:numFmt w:val="bullet"/>
-      <w:lvlText w:val=""/>
-      <w:lvlJc w:val="left"/>
-      <w:pPr>
-        <w:ind w:left="2880" w:hanging="360"/>
-      </w:pPr>
-      <w:rPr>
-        <w:rFonts w:ascii="Symbol" w:hAnsi="Symbol" w:hint="default"/>
-      </w:rPr>
-    </w:lvl>
-    <w:lvl w:ilvl="4" w:tplc="04090003" w:tentative="1">
-      <w:start w:val="1"/>
-      <w:numFmt w:val="bullet"/>
-      <w:lvlText w:val="o"/>
-      <w:lvlJc w:val="left"/>
-      <w:pPr>
-        <w:ind w:left="3600" w:hanging="360"/>
-      </w:pPr>
-      <w:rPr>
-        <w:rFonts w:ascii="Courier New" w:hAnsi="Courier New" w:cs="Courier New" w:hint="default"/>
-      </w:rPr>
-    </w:lvl>
-    <w:lvl w:ilvl="5" w:tplc="04090005" w:tentative="1">
-      <w:start w:val="1"/>
-      <w:numFmt w:val="bullet"/>
-      <w:lvlText w:val=""/>
-      <w:lvlJc w:val="left"/>
-      <w:pPr>
-        <w:ind w:left="4320" w:hanging="360"/>
-      </w:pPr>
-      <w:rPr>
-        <w:rFonts w:ascii="Wingdings" w:hAnsi="Wingdings" w:hint="default"/>
-      </w:rPr>
-    </w:lvl>
-    <w:lvl w:ilvl="6" w:tplc="04090001" w:tentative="1">
-      <w:start w:val="1"/>
-      <w:numFmt w:val="bullet"/>
-      <w:lvlText w:val=""/>
-      <w:lvlJc w:val="left"/>
-      <w:pPr>
-        <w:ind w:left="5040" w:hanging="360"/>
-      </w:pPr>
-      <w:rPr>
-        <w:rFonts w:ascii="Symbol" w:hAnsi="Symbol" w:hint="default"/>
-      </w:rPr>
-    </w:lvl>
-    <w:lvl w:ilvl="7" w:tplc="04090003" w:tentative="1">
-      <w:start w:val="1"/>
-      <w:numFmt w:val="bullet"/>
-      <w:lvlText w:val="o"/>
-      <w:lvlJc w:val="left"/>
-      <w:pPr>
-        <w:ind w:left="5760" w:hanging="360"/>
-      </w:pPr>
-      <w:rPr>
-        <w:rFonts w:ascii="Courier New" w:hAnsi="Courier New" w:cs="Courier New" w:hint="default"/>
-      </w:rPr>
-    </w:lvl>
-    <w:lvl w:ilvl="8" w:tplc="04090005" w:tentative="1">
-      <w:start w:val="1"/>
-      <w:numFmt w:val="bullet"/>
-      <w:lvlText w:val=""/>
-      <w:lvlJc w:val="left"/>
-      <w:pPr>
-        <w:ind w:left="6480" w:hanging="360"/>
-      </w:pPr>
-      <w:rPr>
-        <w:rFonts w:ascii="Wingdings" w:hAnsi="Wingdings" w:hint="default"/>
-      </w:rPr>
-    </w:lvl>
-  </w:abstractNum>
-  <w:abstractNum w:abstractNumId="2" w15:restartNumberingAfterBreak="0">
-    <w:nsid w:val="101A7B69"/>
-    <w:multiLevelType w:val="hybridMultilevel"/>
-    <w:tmpl w:val="87C4FAA8"/>
-    <w:lvl w:ilvl="0" w:tplc="04090001">
-      <w:start w:val="1"/>
-      <w:numFmt w:val="bullet"/>
-      <w:lvlText w:val=""/>
-      <w:lvlJc w:val="left"/>
-      <w:pPr>
-        <w:ind w:left="1800" w:hanging="360"/>
-      </w:pPr>
-      <w:rPr>
-        <w:rFonts w:ascii="Symbol" w:hAnsi="Symbol" w:hint="default"/>
-      </w:rPr>
-    </w:lvl>
-    <w:lvl w:ilvl="1" w:tplc="04090003" w:tentative="1">
-      <w:start w:val="1"/>
-      <w:numFmt w:val="bullet"/>
-      <w:lvlText w:val="o"/>
-      <w:lvlJc w:val="left"/>
-      <w:pPr>
-        <w:ind w:left="2520" w:hanging="360"/>
-      </w:pPr>
-      <w:rPr>
-        <w:rFonts w:ascii="Courier New" w:hAnsi="Courier New" w:cs="Courier New" w:hint="default"/>
-      </w:rPr>
-    </w:lvl>
-    <w:lvl w:ilvl="2" w:tplc="04090005" w:tentative="1">
-      <w:start w:val="1"/>
-      <w:numFmt w:val="bullet"/>
-      <w:lvlText w:val=""/>
-      <w:lvlJc w:val="left"/>
-      <w:pPr>
-        <w:ind w:left="3240" w:hanging="360"/>
-      </w:pPr>
-      <w:rPr>
-        <w:rFonts w:ascii="Wingdings" w:hAnsi="Wingdings" w:hint="default"/>
-      </w:rPr>
-    </w:lvl>
-    <w:lvl w:ilvl="3" w:tplc="04090001" w:tentative="1">
-      <w:start w:val="1"/>
-      <w:numFmt w:val="bullet"/>
-      <w:lvlText w:val=""/>
-      <w:lvlJc w:val="left"/>
-      <w:pPr>
-        <w:ind w:left="3960" w:hanging="360"/>
-      </w:pPr>
-      <w:rPr>
-        <w:rFonts w:ascii="Symbol" w:hAnsi="Symbol" w:hint="default"/>
-      </w:rPr>
-    </w:lvl>
-    <w:lvl w:ilvl="4" w:tplc="04090003" w:tentative="1">
-      <w:start w:val="1"/>
-      <w:numFmt w:val="bullet"/>
-      <w:lvlText w:val="o"/>
-      <w:lvlJc w:val="left"/>
-      <w:pPr>
-        <w:ind w:left="4680" w:hanging="360"/>
-      </w:pPr>
-      <w:rPr>
-        <w:rFonts w:ascii="Courier New" w:hAnsi="Courier New" w:cs="Courier New" w:hint="default"/>
-      </w:rPr>
-    </w:lvl>
-    <w:lvl w:ilvl="5" w:tplc="04090005" w:tentative="1">
-      <w:start w:val="1"/>
-      <w:numFmt w:val="bullet"/>
-      <w:lvlText w:val=""/>
-      <w:lvlJc w:val="left"/>
-      <w:pPr>
-        <w:ind w:left="5400" w:hanging="360"/>
-      </w:pPr>
-      <w:rPr>
-        <w:rFonts w:ascii="Wingdings" w:hAnsi="Wingdings" w:hint="default"/>
-      </w:rPr>
-    </w:lvl>
-    <w:lvl w:ilvl="6" w:tplc="04090001" w:tentative="1">
-      <w:start w:val="1"/>
-      <w:numFmt w:val="bullet"/>
-      <w:lvlText w:val=""/>
-      <w:lvlJc w:val="left"/>
-      <w:pPr>
-        <w:ind w:left="6120" w:hanging="360"/>
-      </w:pPr>
-      <w:rPr>
-        <w:rFonts w:ascii="Symbol" w:hAnsi="Symbol" w:hint="default"/>
-      </w:rPr>
-    </w:lvl>
-    <w:lvl w:ilvl="7" w:tplc="04090003" w:tentative="1">
-      <w:start w:val="1"/>
-      <w:numFmt w:val="bullet"/>
-      <w:lvlText w:val="o"/>
-      <w:lvlJc w:val="left"/>
-      <w:pPr>
-        <w:ind w:left="6840" w:hanging="360"/>
-      </w:pPr>
-      <w:rPr>
-        <w:rFonts w:ascii="Courier New" w:hAnsi="Courier New" w:cs="Courier New" w:hint="default"/>
-      </w:rPr>
-    </w:lvl>
-    <w:lvl w:ilvl="8" w:tplc="04090005" w:tentative="1">
-      <w:start w:val="1"/>
-      <w:numFmt w:val="bullet"/>
-      <w:lvlText w:val=""/>
-      <w:lvlJc w:val="left"/>
-      <w:pPr>
-        <w:ind w:left="7560" w:hanging="360"/>
-      </w:pPr>
-      <w:rPr>
-        <w:rFonts w:ascii="Wingdings" w:hAnsi="Wingdings" w:hint="default"/>
-      </w:rPr>
-    </w:lvl>
-  </w:abstractNum>
-  <w:abstractNum w:abstractNumId="3" w15:restartNumberingAfterBreak="0">
-    <w:nsid w:val="109547A7"/>
-    <w:multiLevelType w:val="hybridMultilevel"/>
-    <w:tmpl w:val="22649750"/>
-    <w:lvl w:ilvl="0" w:tplc="4C70E974">
-      <w:start w:val="1"/>
-      <w:numFmt w:val="decimal"/>
-      <w:lvlText w:val="%1."/>
-      <w:lvlJc w:val="left"/>
-      <w:pPr>
-        <w:ind w:left="1440" w:hanging="360"/>
-      </w:pPr>
-      <w:rPr>
-        <w:rFonts w:hint="default"/>
-        <w:b/>
-        <w:bCs/>
-      </w:rPr>
-    </w:lvl>
-    <w:lvl w:ilvl="1" w:tplc="04090019" w:tentative="1">
-      <w:start w:val="1"/>
-      <w:numFmt w:val="lowerLetter"/>
-      <w:lvlText w:val="%2."/>
-      <w:lvlJc w:val="left"/>
-      <w:pPr>
-        <w:ind w:left="2160" w:hanging="360"/>
-      </w:pPr>
-    </w:lvl>
-    <w:lvl w:ilvl="2" w:tplc="0409001B" w:tentative="1">
-      <w:start w:val="1"/>
-      <w:numFmt w:val="lowerRoman"/>
-      <w:lvlText w:val="%3."/>
-      <w:lvlJc w:val="right"/>
-      <w:pPr>
-        <w:ind w:left="2880" w:hanging="180"/>
-      </w:pPr>
-    </w:lvl>
-    <w:lvl w:ilvl="3" w:tplc="0409000F" w:tentative="1">
-      <w:start w:val="1"/>
-      <w:numFmt w:val="decimal"/>
-      <w:lvlText w:val="%4."/>
-      <w:lvlJc w:val="left"/>
-      <w:pPr>
-        <w:ind w:left="3600" w:hanging="360"/>
-      </w:pPr>
-    </w:lvl>
-    <w:lvl w:ilvl="4" w:tplc="04090019" w:tentative="1">
-      <w:start w:val="1"/>
-      <w:numFmt w:val="lowerLetter"/>
-      <w:lvlText w:val="%5."/>
-      <w:lvlJc w:val="left"/>
-      <w:pPr>
-        <w:ind w:left="4320" w:hanging="360"/>
-      </w:pPr>
-    </w:lvl>
-    <w:lvl w:ilvl="5" w:tplc="0409001B" w:tentative="1">
-      <w:start w:val="1"/>
-      <w:numFmt w:val="lowerRoman"/>
-      <w:lvlText w:val="%6."/>
-      <w:lvlJc w:val="right"/>
-      <w:pPr>
-        <w:ind w:left="5040" w:hanging="180"/>
-      </w:pPr>
-    </w:lvl>
-    <w:lvl w:ilvl="6" w:tplc="0409000F" w:tentative="1">
-      <w:start w:val="1"/>
-      <w:numFmt w:val="decimal"/>
-      <w:lvlText w:val="%7."/>
-      <w:lvlJc w:val="left"/>
-      <w:pPr>
-        <w:ind w:left="5760" w:hanging="360"/>
-      </w:pPr>
-    </w:lvl>
-    <w:lvl w:ilvl="7" w:tplc="04090019" w:tentative="1">
-      <w:start w:val="1"/>
-      <w:numFmt w:val="lowerLetter"/>
-      <w:lvlText w:val="%8."/>
-      <w:lvlJc w:val="left"/>
-      <w:pPr>
-        <w:ind w:left="6480" w:hanging="360"/>
-      </w:pPr>
-    </w:lvl>
-    <w:lvl w:ilvl="8" w:tplc="0409001B" w:tentative="1">
-      <w:start w:val="1"/>
-      <w:numFmt w:val="lowerRoman"/>
-      <w:lvlText w:val="%9."/>
-      <w:lvlJc w:val="right"/>
-      <w:pPr>
-        <w:ind w:left="7200" w:hanging="180"/>
-      </w:pPr>
-    </w:lvl>
-  </w:abstractNum>
-  <w:abstractNum w:abstractNumId="4" w15:restartNumberingAfterBreak="0">
-    <w:nsid w:val="133631FC"/>
-    <w:multiLevelType w:val="hybridMultilevel"/>
-    <w:tmpl w:val="FDD2228A"/>
-    <w:lvl w:ilvl="0" w:tplc="0409000F">
-      <w:start w:val="2"/>
-      <w:numFmt w:val="decimal"/>
-      <w:lvlText w:val="%1."/>
-      <w:lvlJc w:val="left"/>
-      <w:pPr>
-        <w:ind w:left="720" w:hanging="360"/>
-      </w:pPr>
-      <w:rPr>
-        <w:rFonts w:hint="default"/>
-      </w:rPr>
-    </w:lvl>
-    <w:lvl w:ilvl="1" w:tplc="04090019" w:tentative="1">
-      <w:start w:val="1"/>
-      <w:numFmt w:val="lowerLetter"/>
-      <w:lvlText w:val="%2."/>
-      <w:lvlJc w:val="left"/>
-      <w:pPr>
-        <w:ind w:left="1440" w:hanging="360"/>
-      </w:pPr>
-    </w:lvl>
-    <w:lvl w:ilvl="2" w:tplc="0409001B" w:tentative="1">
-      <w:start w:val="1"/>
-      <w:numFmt w:val="lowerRoman"/>
-      <w:lvlText w:val="%3."/>
-      <w:lvlJc w:val="right"/>
-      <w:pPr>
-        <w:ind w:left="2160" w:hanging="180"/>
-      </w:pPr>
-    </w:lvl>
-    <w:lvl w:ilvl="3" w:tplc="0409000F" w:tentative="1">
-      <w:start w:val="1"/>
-      <w:numFmt w:val="decimal"/>
-      <w:lvlText w:val="%4."/>
-      <w:lvlJc w:val="left"/>
-      <w:pPr>
-        <w:ind w:left="2880" w:hanging="360"/>
-      </w:pPr>
-    </w:lvl>
-    <w:lvl w:ilvl="4" w:tplc="04090019" w:tentative="1">
-      <w:start w:val="1"/>
-      <w:numFmt w:val="lowerLetter"/>
-      <w:lvlText w:val="%5."/>
-      <w:lvlJc w:val="left"/>
-      <w:pPr>
-        <w:ind w:left="3600" w:hanging="360"/>
-      </w:pPr>
-    </w:lvl>
-    <w:lvl w:ilvl="5" w:tplc="0409001B" w:tentative="1">
-      <w:start w:val="1"/>
-      <w:numFmt w:val="lowerRoman"/>
-      <w:lvlText w:val="%6."/>
-      <w:lvlJc w:val="right"/>
-      <w:pPr>
-        <w:ind w:left="4320" w:hanging="180"/>
-      </w:pPr>
-    </w:lvl>
-    <w:lvl w:ilvl="6" w:tplc="0409000F" w:tentative="1">
-      <w:start w:val="1"/>
-      <w:numFmt w:val="decimal"/>
-      <w:lvlText w:val="%7."/>
-      <w:lvlJc w:val="left"/>
-      <w:pPr>
-        <w:ind w:left="5040" w:hanging="360"/>
-      </w:pPr>
-    </w:lvl>
-    <w:lvl w:ilvl="7" w:tplc="04090019" w:tentative="1">
-      <w:start w:val="1"/>
-      <w:numFmt w:val="lowerLetter"/>
-      <w:lvlText w:val="%8."/>
-      <w:lvlJc w:val="left"/>
-      <w:pPr>
-        <w:ind w:left="5760" w:hanging="360"/>
-      </w:pPr>
-    </w:lvl>
-    <w:lvl w:ilvl="8" w:tplc="0409001B" w:tentative="1">
-      <w:start w:val="1"/>
-      <w:numFmt w:val="lowerRoman"/>
-      <w:lvlText w:val="%9."/>
-      <w:lvlJc w:val="right"/>
-      <w:pPr>
-        <w:ind w:left="6480" w:hanging="180"/>
-      </w:pPr>
-    </w:lvl>
-  </w:abstractNum>
-  <w:abstractNum w:abstractNumId="5" w15:restartNumberingAfterBreak="0">
-    <w:nsid w:val="14CB5269"/>
-    <w:multiLevelType w:val="hybridMultilevel"/>
-    <w:tmpl w:val="99664AC6"/>
-    <w:lvl w:ilvl="0" w:tplc="4C3C1436">
-      <w:start w:val="1"/>
-      <w:numFmt w:val="decimal"/>
-      <w:lvlText w:val="%1."/>
-      <w:lvlJc w:val="left"/>
-      <w:pPr>
-        <w:ind w:left="1080" w:hanging="360"/>
-      </w:pPr>
-      <w:rPr>
-        <w:rFonts w:hint="default"/>
-      </w:rPr>
-    </w:lvl>
-    <w:lvl w:ilvl="1" w:tplc="04090019" w:tentative="1">
-      <w:start w:val="1"/>
-      <w:numFmt w:val="lowerLetter"/>
-      <w:lvlText w:val="%2."/>
-      <w:lvlJc w:val="left"/>
-      <w:pPr>
-        <w:ind w:left="1800" w:hanging="360"/>
-      </w:pPr>
-    </w:lvl>
-    <w:lvl w:ilvl="2" w:tplc="0409001B" w:tentative="1">
-      <w:start w:val="1"/>
-      <w:numFmt w:val="lowerRoman"/>
-      <w:lvlText w:val="%3."/>
-      <w:lvlJc w:val="right"/>
-      <w:pPr>
-        <w:ind w:left="2520" w:hanging="180"/>
-      </w:pPr>
-    </w:lvl>
-    <w:lvl w:ilvl="3" w:tplc="0409000F" w:tentative="1">
-      <w:start w:val="1"/>
-      <w:numFmt w:val="decimal"/>
-      <w:lvlText w:val="%4."/>
-      <w:lvlJc w:val="left"/>
-      <w:pPr>
-        <w:ind w:left="3240" w:hanging="360"/>
-      </w:pPr>
-    </w:lvl>
-    <w:lvl w:ilvl="4" w:tplc="04090019" w:tentative="1">
-      <w:start w:val="1"/>
-      <w:numFmt w:val="lowerLetter"/>
-      <w:lvlText w:val="%5."/>
-      <w:lvlJc w:val="left"/>
-      <w:pPr>
-        <w:ind w:left="3960" w:hanging="360"/>
-      </w:pPr>
-    </w:lvl>
-    <w:lvl w:ilvl="5" w:tplc="0409001B" w:tentative="1">
-      <w:start w:val="1"/>
-      <w:numFmt w:val="lowerRoman"/>
-      <w:lvlText w:val="%6."/>
-      <w:lvlJc w:val="right"/>
-      <w:pPr>
-        <w:ind w:left="4680" w:hanging="180"/>
-      </w:pPr>
-    </w:lvl>
-    <w:lvl w:ilvl="6" w:tplc="0409000F" w:tentative="1">
-      <w:start w:val="1"/>
-      <w:numFmt w:val="decimal"/>
-      <w:lvlText w:val="%7."/>
-      <w:lvlJc w:val="left"/>
-      <w:pPr>
-        <w:ind w:left="5400" w:hanging="360"/>
-      </w:pPr>
-    </w:lvl>
-    <w:lvl w:ilvl="7" w:tplc="04090019" w:tentative="1">
-      <w:start w:val="1"/>
-      <w:numFmt w:val="lowerLetter"/>
-      <w:lvlText w:val="%8."/>
-      <w:lvlJc w:val="left"/>
-      <w:pPr>
-        <w:ind w:left="6120" w:hanging="360"/>
-      </w:pPr>
-    </w:lvl>
-    <w:lvl w:ilvl="8" w:tplc="0409001B" w:tentative="1">
-      <w:start w:val="1"/>
-      <w:numFmt w:val="lowerRoman"/>
-      <w:lvlText w:val="%9."/>
-      <w:lvlJc w:val="right"/>
-      <w:pPr>
-        <w:ind w:left="6840" w:hanging="180"/>
-      </w:pPr>
-    </w:lvl>
-  </w:abstractNum>
-  <w:abstractNum w:abstractNumId="6" w15:restartNumberingAfterBreak="0">
-    <w:nsid w:val="16A3206F"/>
-    <w:multiLevelType w:val="hybridMultilevel"/>
-    <w:tmpl w:val="C0224838"/>
-    <w:lvl w:ilvl="0" w:tplc="0409000F">
-      <w:start w:val="1"/>
-      <w:numFmt w:val="decimal"/>
-      <w:lvlText w:val="%1."/>
-      <w:lvlJc w:val="left"/>
-      <w:pPr>
-        <w:ind w:left="1080" w:hanging="360"/>
-      </w:pPr>
-      <w:rPr>
-        <w:rFonts w:hint="default"/>
-      </w:rPr>
-    </w:lvl>
-    <w:lvl w:ilvl="1" w:tplc="04090019" w:tentative="1">
-      <w:start w:val="1"/>
-      <w:numFmt w:val="lowerLetter"/>
-      <w:lvlText w:val="%2."/>
-      <w:lvlJc w:val="left"/>
-      <w:pPr>
-        <w:ind w:left="1800" w:hanging="360"/>
-      </w:pPr>
-    </w:lvl>
-    <w:lvl w:ilvl="2" w:tplc="0409001B" w:tentative="1">
-      <w:start w:val="1"/>
-      <w:numFmt w:val="lowerRoman"/>
-      <w:lvlText w:val="%3."/>
-      <w:lvlJc w:val="right"/>
-      <w:pPr>
-        <w:ind w:left="2520" w:hanging="180"/>
-      </w:pPr>
-    </w:lvl>
-    <w:lvl w:ilvl="3" w:tplc="0409000F" w:tentative="1">
-      <w:start w:val="1"/>
-      <w:numFmt w:val="decimal"/>
-      <w:lvlText w:val="%4."/>
-      <w:lvlJc w:val="left"/>
-      <w:pPr>
-        <w:ind w:left="3240" w:hanging="360"/>
-      </w:pPr>
-    </w:lvl>
-    <w:lvl w:ilvl="4" w:tplc="04090019" w:tentative="1">
-      <w:start w:val="1"/>
-      <w:numFmt w:val="lowerLetter"/>
-      <w:lvlText w:val="%5."/>
-      <w:lvlJc w:val="left"/>
-      <w:pPr>
-        <w:ind w:left="3960" w:hanging="360"/>
-      </w:pPr>
-    </w:lvl>
-    <w:lvl w:ilvl="5" w:tplc="0409001B" w:tentative="1">
-      <w:start w:val="1"/>
-      <w:numFmt w:val="lowerRoman"/>
-      <w:lvlText w:val="%6."/>
-      <w:lvlJc w:val="right"/>
-      <w:pPr>
-        <w:ind w:left="4680" w:hanging="180"/>
-      </w:pPr>
-    </w:lvl>
-    <w:lvl w:ilvl="6" w:tplc="0409000F" w:tentative="1">
-      <w:start w:val="1"/>
-      <w:numFmt w:val="decimal"/>
-      <w:lvlText w:val="%7."/>
-      <w:lvlJc w:val="left"/>
-      <w:pPr>
-        <w:ind w:left="5400" w:hanging="360"/>
-      </w:pPr>
-    </w:lvl>
-    <w:lvl w:ilvl="7" w:tplc="04090019" w:tentative="1">
-      <w:start w:val="1"/>
-      <w:numFmt w:val="lowerLetter"/>
-      <w:lvlText w:val="%8."/>
-      <w:lvlJc w:val="left"/>
-      <w:pPr>
-        <w:ind w:left="6120" w:hanging="360"/>
-      </w:pPr>
-    </w:lvl>
-    <w:lvl w:ilvl="8" w:tplc="0409001B" w:tentative="1">
-      <w:start w:val="1"/>
-      <w:numFmt w:val="lowerRoman"/>
-      <w:lvlText w:val="%9."/>
-      <w:lvlJc w:val="right"/>
-      <w:pPr>
-        <w:ind w:left="6840" w:hanging="180"/>
-      </w:pPr>
-    </w:lvl>
-  </w:abstractNum>
-  <w:abstractNum w:abstractNumId="7" w15:restartNumberingAfterBreak="0">
-    <w:nsid w:val="16EB6919"/>
-    <w:multiLevelType w:val="hybridMultilevel"/>
-    <w:tmpl w:val="662C1110"/>
-    <w:lvl w:ilvl="0" w:tplc="D0A6E6D0">
-      <w:start w:val="1"/>
-      <w:numFmt w:val="decimal"/>
-      <w:lvlText w:val="%1."/>
-      <w:lvlJc w:val="left"/>
-      <w:pPr>
-        <w:ind w:left="1080" w:hanging="360"/>
-      </w:pPr>
-      <w:rPr>
-        <w:rFonts w:hint="default"/>
-        <w:b/>
-        <w:bCs/>
-      </w:rPr>
-    </w:lvl>
-    <w:lvl w:ilvl="1" w:tplc="04090019" w:tentative="1">
-      <w:start w:val="1"/>
-      <w:numFmt w:val="lowerLetter"/>
-      <w:lvlText w:val="%2."/>
-      <w:lvlJc w:val="left"/>
-      <w:pPr>
-        <w:ind w:left="1800" w:hanging="360"/>
-      </w:pPr>
-    </w:lvl>
-    <w:lvl w:ilvl="2" w:tplc="0409001B" w:tentative="1">
-      <w:start w:val="1"/>
-      <w:numFmt w:val="lowerRoman"/>
-      <w:lvlText w:val="%3."/>
-      <w:lvlJc w:val="right"/>
-      <w:pPr>
-        <w:ind w:left="2520" w:hanging="180"/>
-      </w:pPr>
-    </w:lvl>
-    <w:lvl w:ilvl="3" w:tplc="0409000F" w:tentative="1">
-      <w:start w:val="1"/>
-      <w:numFmt w:val="decimal"/>
-      <w:lvlText w:val="%4."/>
-      <w:lvlJc w:val="left"/>
-      <w:pPr>
-        <w:ind w:left="3240" w:hanging="360"/>
-      </w:pPr>
-    </w:lvl>
-    <w:lvl w:ilvl="4" w:tplc="04090019" w:tentative="1">
-      <w:start w:val="1"/>
-      <w:numFmt w:val="lowerLetter"/>
-      <w:lvlText w:val="%5."/>
-      <w:lvlJc w:val="left"/>
-      <w:pPr>
-        <w:ind w:left="3960" w:hanging="360"/>
-      </w:pPr>
-    </w:lvl>
-    <w:lvl w:ilvl="5" w:tplc="0409001B" w:tentative="1">
-      <w:start w:val="1"/>
-      <w:numFmt w:val="lowerRoman"/>
-      <w:lvlText w:val="%6."/>
-      <w:lvlJc w:val="right"/>
-      <w:pPr>
-        <w:ind w:left="4680" w:hanging="180"/>
-      </w:pPr>
-    </w:lvl>
-    <w:lvl w:ilvl="6" w:tplc="0409000F" w:tentative="1">
-      <w:start w:val="1"/>
-      <w:numFmt w:val="decimal"/>
-      <w:lvlText w:val="%7."/>
-      <w:lvlJc w:val="left"/>
-      <w:pPr>
-        <w:ind w:left="5400" w:hanging="360"/>
-      </w:pPr>
-    </w:lvl>
-    <w:lvl w:ilvl="7" w:tplc="04090019" w:tentative="1">
-      <w:start w:val="1"/>
-      <w:numFmt w:val="lowerLetter"/>
-      <w:lvlText w:val="%8."/>
-      <w:lvlJc w:val="left"/>
-      <w:pPr>
-        <w:ind w:left="6120" w:hanging="360"/>
-      </w:pPr>
-    </w:lvl>
-    <w:lvl w:ilvl="8" w:tplc="0409001B" w:tentative="1">
-      <w:start w:val="1"/>
-      <w:numFmt w:val="lowerRoman"/>
-      <w:lvlText w:val="%9."/>
-      <w:lvlJc w:val="right"/>
-      <w:pPr>
-        <w:ind w:left="6840" w:hanging="180"/>
-      </w:pPr>
-    </w:lvl>
-  </w:abstractNum>
-  <w:abstractNum w:abstractNumId="8" w15:restartNumberingAfterBreak="0">
-    <w:nsid w:val="18C60BBC"/>
-    <w:multiLevelType w:val="multilevel"/>
-    <w:tmpl w:val="9604B936"/>
-    <w:lvl w:ilvl="0">
-      <w:start w:val="1"/>
-      <w:numFmt w:val="decimal"/>
-      <w:lvlText w:val="%1."/>
-      <w:lvlJc w:val="left"/>
-      <w:pPr>
-        <w:ind w:left="540" w:hanging="540"/>
-      </w:pPr>
-      <w:rPr>
-        <w:rFonts w:hint="default"/>
-      </w:rPr>
-    </w:lvl>
-    <w:lvl w:ilvl="1">
-      <w:start w:val="2"/>
-      <w:numFmt w:val="decimal"/>
-      <w:lvlText w:val="%1.%2."/>
-      <w:lvlJc w:val="left"/>
-      <w:pPr>
-        <w:ind w:left="720" w:hanging="540"/>
-      </w:pPr>
-      <w:rPr>
-        <w:rFonts w:hint="default"/>
-      </w:rPr>
-    </w:lvl>
-    <w:lvl w:ilvl="2">
-      <w:start w:val="2"/>
-      <w:numFmt w:val="decimal"/>
-      <w:lvlText w:val="%1.%2.%3."/>
-      <w:lvlJc w:val="left"/>
-      <w:pPr>
-        <w:ind w:left="1080" w:hanging="720"/>
-      </w:pPr>
-      <w:rPr>
-        <w:rFonts w:hint="default"/>
-      </w:rPr>
-    </w:lvl>
-    <w:lvl w:ilvl="3">
-      <w:start w:val="1"/>
-      <w:numFmt w:val="decimal"/>
-      <w:lvlText w:val="%1.%2.%3.%4."/>
-      <w:lvlJc w:val="left"/>
-      <w:pPr>
-        <w:ind w:left="1260" w:hanging="720"/>
-      </w:pPr>
-      <w:rPr>
-        <w:rFonts w:hint="default"/>
-      </w:rPr>
-    </w:lvl>
-    <w:lvl w:ilvl="4">
-      <w:start w:val="1"/>
-      <w:numFmt w:val="decimal"/>
-      <w:lvlText w:val="%1.%2.%3.%4.%5."/>
-      <w:lvlJc w:val="left"/>
-      <w:pPr>
-        <w:ind w:left="1800" w:hanging="1080"/>
-      </w:pPr>
-      <w:rPr>
-        <w:rFonts w:hint="default"/>
-      </w:rPr>
-    </w:lvl>
-    <w:lvl w:ilvl="5">
-      <w:start w:val="1"/>
-      <w:numFmt w:val="decimal"/>
-      <w:lvlText w:val="%1.%2.%3.%4.%5.%6."/>
-      <w:lvlJc w:val="left"/>
-      <w:pPr>
-        <w:ind w:left="1980" w:hanging="1080"/>
-      </w:pPr>
-      <w:rPr>
-        <w:rFonts w:hint="default"/>
-      </w:rPr>
-    </w:lvl>
-    <w:lvl w:ilvl="6">
-      <w:start w:val="1"/>
-      <w:numFmt w:val="decimal"/>
-      <w:lvlText w:val="%1.%2.%3.%4.%5.%6.%7."/>
-      <w:lvlJc w:val="left"/>
-      <w:pPr>
-        <w:ind w:left="2520" w:hanging="1440"/>
-      </w:pPr>
-      <w:rPr>
-        <w:rFonts w:hint="default"/>
-      </w:rPr>
-    </w:lvl>
-    <w:lvl w:ilvl="7">
-      <w:start w:val="1"/>
-      <w:numFmt w:val="decimal"/>
-      <w:lvlText w:val="%1.%2.%3.%4.%5.%6.%7.%8."/>
-      <w:lvlJc w:val="left"/>
-      <w:pPr>
-        <w:ind w:left="2700" w:hanging="1440"/>
-      </w:pPr>
-      <w:rPr>
-        <w:rFonts w:hint="default"/>
-      </w:rPr>
-    </w:lvl>
-    <w:lvl w:ilvl="8">
-      <w:start w:val="1"/>
-      <w:numFmt w:val="decimal"/>
-      <w:lvlText w:val="%1.%2.%3.%4.%5.%6.%7.%8.%9."/>
-      <w:lvlJc w:val="left"/>
-      <w:pPr>
-        <w:ind w:left="3240" w:hanging="1800"/>
-      </w:pPr>
-      <w:rPr>
-        <w:rFonts w:hint="default"/>
-      </w:rPr>
-    </w:lvl>
-  </w:abstractNum>
-  <w:abstractNum w:abstractNumId="9" w15:restartNumberingAfterBreak="0">
-    <w:nsid w:val="19B74A50"/>
-    <w:multiLevelType w:val="hybridMultilevel"/>
-    <w:tmpl w:val="8BF2677A"/>
-    <w:lvl w:ilvl="0" w:tplc="4ADA18C4">
-      <w:start w:val="1"/>
-      <w:numFmt w:val="bullet"/>
-      <w:lvlText w:val=""/>
-      <w:lvlJc w:val="left"/>
-      <w:pPr>
-        <w:ind w:left="720" w:hanging="360"/>
-      </w:pPr>
-      <w:rPr>
-        <w:rFonts w:ascii="Symbol" w:eastAsiaTheme="minorHAnsi" w:hAnsi="Symbol" w:cs="Times New Roman" w:hint="default"/>
-      </w:rPr>
-    </w:lvl>
-    <w:lvl w:ilvl="1" w:tplc="04090003" w:tentative="1">
-      <w:start w:val="1"/>
-      <w:numFmt w:val="bullet"/>
-      <w:lvlText w:val="o"/>
-      <w:lvlJc w:val="left"/>
-      <w:pPr>
-        <w:ind w:left="1440" w:hanging="360"/>
-      </w:pPr>
-      <w:rPr>
-        <w:rFonts w:ascii="Courier New" w:hAnsi="Courier New" w:cs="Courier New" w:hint="default"/>
-      </w:rPr>
-    </w:lvl>
-    <w:lvl w:ilvl="2" w:tplc="04090005" w:tentative="1">
-      <w:start w:val="1"/>
-      <w:numFmt w:val="bullet"/>
-      <w:lvlText w:val=""/>
-      <w:lvlJc w:val="left"/>
-      <w:pPr>
-        <w:ind w:left="2160" w:hanging="360"/>
-      </w:pPr>
-      <w:rPr>
-        <w:rFonts w:ascii="Wingdings" w:hAnsi="Wingdings" w:hint="default"/>
-      </w:rPr>
-    </w:lvl>
-    <w:lvl w:ilvl="3" w:tplc="04090001" w:tentative="1">
-      <w:start w:val="1"/>
-      <w:numFmt w:val="bullet"/>
-      <w:lvlText w:val=""/>
-      <w:lvlJc w:val="left"/>
-      <w:pPr>
-        <w:ind w:left="2880" w:hanging="360"/>
-      </w:pPr>
-      <w:rPr>
-        <w:rFonts w:ascii="Symbol" w:hAnsi="Symbol" w:hint="default"/>
-      </w:rPr>
-    </w:lvl>
-    <w:lvl w:ilvl="4" w:tplc="04090003" w:tentative="1">
-      <w:start w:val="1"/>
-      <w:numFmt w:val="bullet"/>
-      <w:lvlText w:val="o"/>
-      <w:lvlJc w:val="left"/>
-      <w:pPr>
-        <w:ind w:left="3600" w:hanging="360"/>
-      </w:pPr>
-      <w:rPr>
-        <w:rFonts w:ascii="Courier New" w:hAnsi="Courier New" w:cs="Courier New" w:hint="default"/>
-      </w:rPr>
-    </w:lvl>
-    <w:lvl w:ilvl="5" w:tplc="04090005" w:tentative="1">
-      <w:start w:val="1"/>
-      <w:numFmt w:val="bullet"/>
-      <w:lvlText w:val=""/>
-      <w:lvlJc w:val="left"/>
-      <w:pPr>
-        <w:ind w:left="4320" w:hanging="360"/>
-      </w:pPr>
-      <w:rPr>
-        <w:rFonts w:ascii="Wingdings" w:hAnsi="Wingdings" w:hint="default"/>
-      </w:rPr>
-    </w:lvl>
-    <w:lvl w:ilvl="6" w:tplc="04090001" w:tentative="1">
-      <w:start w:val="1"/>
-      <w:numFmt w:val="bullet"/>
-      <w:lvlText w:val=""/>
-      <w:lvlJc w:val="left"/>
-      <w:pPr>
-        <w:ind w:left="5040" w:hanging="360"/>
-      </w:pPr>
-      <w:rPr>
-        <w:rFonts w:ascii="Symbol" w:hAnsi="Symbol" w:hint="default"/>
-      </w:rPr>
-    </w:lvl>
-    <w:lvl w:ilvl="7" w:tplc="04090003" w:tentative="1">
-      <w:start w:val="1"/>
-      <w:numFmt w:val="bullet"/>
-      <w:lvlText w:val="o"/>
-      <w:lvlJc w:val="left"/>
-      <w:pPr>
-        <w:ind w:left="5760" w:hanging="360"/>
-      </w:pPr>
-      <w:rPr>
-        <w:rFonts w:ascii="Courier New" w:hAnsi="Courier New" w:cs="Courier New" w:hint="default"/>
-      </w:rPr>
-    </w:lvl>
-    <w:lvl w:ilvl="8" w:tplc="04090005" w:tentative="1">
-      <w:start w:val="1"/>
-      <w:numFmt w:val="bullet"/>
-      <w:lvlText w:val=""/>
-      <w:lvlJc w:val="left"/>
-      <w:pPr>
-        <w:ind w:left="6480" w:hanging="360"/>
-      </w:pPr>
-      <w:rPr>
-        <w:rFonts w:ascii="Wingdings" w:hAnsi="Wingdings" w:hint="default"/>
-      </w:rPr>
-    </w:lvl>
-  </w:abstractNum>
-  <w:abstractNum w:abstractNumId="10" w15:restartNumberingAfterBreak="0">
-    <w:nsid w:val="1B8A36A9"/>
-    <w:multiLevelType w:val="multilevel"/>
-    <w:tmpl w:val="6FC41D7A"/>
-    <w:lvl w:ilvl="0">
-      <w:start w:val="1"/>
-      <w:numFmt w:val="decimal"/>
-      <w:lvlText w:val="%1."/>
-      <w:lvlJc w:val="left"/>
-      <w:pPr>
-        <w:ind w:left="540" w:hanging="540"/>
-      </w:pPr>
-      <w:rPr>
-        <w:rFonts w:hint="default"/>
-      </w:rPr>
-    </w:lvl>
-    <w:lvl w:ilvl="1">
-      <w:start w:val="1"/>
-      <w:numFmt w:val="decimal"/>
-      <w:lvlText w:val="%1.%2."/>
-      <w:lvlJc w:val="left"/>
-      <w:pPr>
-        <w:ind w:left="720" w:hanging="540"/>
-      </w:pPr>
-      <w:rPr>
-        <w:rFonts w:hint="default"/>
-      </w:rPr>
-    </w:lvl>
-    <w:lvl w:ilvl="2">
-      <w:start w:val="7"/>
-      <w:numFmt w:val="decimal"/>
-      <w:lvlText w:val="%1.%2.%3."/>
-      <w:lvlJc w:val="left"/>
-      <w:pPr>
-        <w:ind w:left="1080" w:hanging="720"/>
-      </w:pPr>
-      <w:rPr>
-        <w:rFonts w:hint="default"/>
-      </w:rPr>
-    </w:lvl>
-    <w:lvl w:ilvl="3">
-      <w:start w:val="1"/>
-      <w:numFmt w:val="decimal"/>
-      <w:lvlText w:val="%1.%2.%3.%4."/>
-      <w:lvlJc w:val="left"/>
-      <w:pPr>
-        <w:ind w:left="1260" w:hanging="720"/>
-      </w:pPr>
-      <w:rPr>
-        <w:rFonts w:hint="default"/>
-      </w:rPr>
-    </w:lvl>
-    <w:lvl w:ilvl="4">
-      <w:start w:val="1"/>
-      <w:numFmt w:val="decimal"/>
-      <w:lvlText w:val="%1.%2.%3.%4.%5."/>
-      <w:lvlJc w:val="left"/>
-      <w:pPr>
-        <w:ind w:left="1800" w:hanging="1080"/>
-      </w:pPr>
-      <w:rPr>
-        <w:rFonts w:hint="default"/>
-      </w:rPr>
-    </w:lvl>
-    <w:lvl w:ilvl="5">
-      <w:start w:val="1"/>
-      <w:numFmt w:val="decimal"/>
-      <w:lvlText w:val="%1.%2.%3.%4.%5.%6."/>
-      <w:lvlJc w:val="left"/>
-      <w:pPr>
-        <w:ind w:left="1980" w:hanging="1080"/>
-      </w:pPr>
-      <w:rPr>
-        <w:rFonts w:hint="default"/>
-      </w:rPr>
-    </w:lvl>
-    <w:lvl w:ilvl="6">
-      <w:start w:val="1"/>
-      <w:numFmt w:val="decimal"/>
-      <w:lvlText w:val="%1.%2.%3.%4.%5.%6.%7."/>
-      <w:lvlJc w:val="left"/>
-      <w:pPr>
-        <w:ind w:left="2520" w:hanging="1440"/>
-      </w:pPr>
-      <w:rPr>
-        <w:rFonts w:hint="default"/>
-      </w:rPr>
-    </w:lvl>
-    <w:lvl w:ilvl="7">
-      <w:start w:val="1"/>
-      <w:numFmt w:val="decimal"/>
-      <w:lvlText w:val="%1.%2.%3.%4.%5.%6.%7.%8."/>
-      <w:lvlJc w:val="left"/>
-      <w:pPr>
-        <w:ind w:left="2700" w:hanging="1440"/>
-      </w:pPr>
-      <w:rPr>
-        <w:rFonts w:hint="default"/>
-      </w:rPr>
-    </w:lvl>
-    <w:lvl w:ilvl="8">
-      <w:start w:val="1"/>
-      <w:numFmt w:val="decimal"/>
-      <w:lvlText w:val="%1.%2.%3.%4.%5.%6.%7.%8.%9."/>
-      <w:lvlJc w:val="left"/>
-      <w:pPr>
-        <w:ind w:left="3240" w:hanging="1800"/>
-      </w:pPr>
-      <w:rPr>
-        <w:rFonts w:hint="default"/>
-      </w:rPr>
-    </w:lvl>
-  </w:abstractNum>
-  <w:abstractNum w:abstractNumId="11" w15:restartNumberingAfterBreak="0">
-    <w:nsid w:val="1CD71CFA"/>
-    <w:multiLevelType w:val="hybridMultilevel"/>
-    <w:tmpl w:val="0A10848C"/>
-    <w:lvl w:ilvl="0" w:tplc="97F2915C">
-      <w:start w:val="1"/>
-      <w:numFmt w:val="decimal"/>
-      <w:lvlText w:val="%1."/>
-      <w:lvlJc w:val="left"/>
-      <w:pPr>
-        <w:ind w:left="1080" w:hanging="360"/>
-      </w:pPr>
-      <w:rPr>
-        <w:rFonts w:hint="default"/>
-      </w:rPr>
-    </w:lvl>
-    <w:lvl w:ilvl="1" w:tplc="04090019" w:tentative="1">
-      <w:start w:val="1"/>
-      <w:numFmt w:val="lowerLetter"/>
-      <w:lvlText w:val="%2."/>
-      <w:lvlJc w:val="left"/>
-      <w:pPr>
-        <w:ind w:left="1800" w:hanging="360"/>
-      </w:pPr>
-    </w:lvl>
-    <w:lvl w:ilvl="2" w:tplc="0409001B" w:tentative="1">
-      <w:start w:val="1"/>
-      <w:numFmt w:val="lowerRoman"/>
-      <w:lvlText w:val="%3."/>
-      <w:lvlJc w:val="right"/>
-      <w:pPr>
-        <w:ind w:left="2520" w:hanging="180"/>
-      </w:pPr>
-    </w:lvl>
-    <w:lvl w:ilvl="3" w:tplc="0409000F" w:tentative="1">
-      <w:start w:val="1"/>
-      <w:numFmt w:val="decimal"/>
-      <w:lvlText w:val="%4."/>
-      <w:lvlJc w:val="left"/>
-      <w:pPr>
-        <w:ind w:left="3240" w:hanging="360"/>
-      </w:pPr>
-    </w:lvl>
-    <w:lvl w:ilvl="4" w:tplc="04090019" w:tentative="1">
-      <w:start w:val="1"/>
-      <w:numFmt w:val="lowerLetter"/>
-      <w:lvlText w:val="%5."/>
-      <w:lvlJc w:val="left"/>
-      <w:pPr>
-        <w:ind w:left="3960" w:hanging="360"/>
-      </w:pPr>
-    </w:lvl>
-    <w:lvl w:ilvl="5" w:tplc="0409001B" w:tentative="1">
-      <w:start w:val="1"/>
-      <w:numFmt w:val="lowerRoman"/>
-      <w:lvlText w:val="%6."/>
-      <w:lvlJc w:val="right"/>
-      <w:pPr>
-        <w:ind w:left="4680" w:hanging="180"/>
-      </w:pPr>
-    </w:lvl>
-    <w:lvl w:ilvl="6" w:tplc="0409000F" w:tentative="1">
-      <w:start w:val="1"/>
-      <w:numFmt w:val="decimal"/>
-      <w:lvlText w:val="%7."/>
-      <w:lvlJc w:val="left"/>
-      <w:pPr>
-        <w:ind w:left="5400" w:hanging="360"/>
-      </w:pPr>
-    </w:lvl>
-    <w:lvl w:ilvl="7" w:tplc="04090019" w:tentative="1">
-      <w:start w:val="1"/>
-      <w:numFmt w:val="lowerLetter"/>
-      <w:lvlText w:val="%8."/>
-      <w:lvlJc w:val="left"/>
-      <w:pPr>
-        <w:ind w:left="6120" w:hanging="360"/>
-      </w:pPr>
-    </w:lvl>
-    <w:lvl w:ilvl="8" w:tplc="0409001B" w:tentative="1">
-      <w:start w:val="1"/>
-      <w:numFmt w:val="lowerRoman"/>
-      <w:lvlText w:val="%9."/>
-      <w:lvlJc w:val="right"/>
-      <w:pPr>
-        <w:ind w:left="6840" w:hanging="180"/>
-      </w:pPr>
-    </w:lvl>
-  </w:abstractNum>
-  <w:abstractNum w:abstractNumId="12" w15:restartNumberingAfterBreak="0">
-    <w:nsid w:val="1CE23271"/>
-    <w:multiLevelType w:val="hybridMultilevel"/>
-    <w:tmpl w:val="AFF03164"/>
-    <w:lvl w:ilvl="0" w:tplc="DD06D548">
-      <w:start w:val="1"/>
-      <w:numFmt w:val="decimal"/>
-      <w:lvlText w:val="%1."/>
-      <w:lvlJc w:val="left"/>
-      <w:pPr>
-        <w:ind w:left="1080" w:hanging="360"/>
-      </w:pPr>
-      <w:rPr>
-        <w:rFonts w:hint="default"/>
-      </w:rPr>
-    </w:lvl>
-    <w:lvl w:ilvl="1" w:tplc="04090019" w:tentative="1">
-      <w:start w:val="1"/>
-      <w:numFmt w:val="lowerLetter"/>
-      <w:lvlText w:val="%2."/>
-      <w:lvlJc w:val="left"/>
-      <w:pPr>
-        <w:ind w:left="1800" w:hanging="360"/>
-      </w:pPr>
-    </w:lvl>
-    <w:lvl w:ilvl="2" w:tplc="0409001B" w:tentative="1">
-      <w:start w:val="1"/>
-      <w:numFmt w:val="lowerRoman"/>
-      <w:lvlText w:val="%3."/>
-      <w:lvlJc w:val="right"/>
-      <w:pPr>
-        <w:ind w:left="2520" w:hanging="180"/>
-      </w:pPr>
-    </w:lvl>
-    <w:lvl w:ilvl="3" w:tplc="0409000F" w:tentative="1">
-      <w:start w:val="1"/>
-      <w:numFmt w:val="decimal"/>
-      <w:lvlText w:val="%4."/>
-      <w:lvlJc w:val="left"/>
-      <w:pPr>
-        <w:ind w:left="3240" w:hanging="360"/>
-      </w:pPr>
-    </w:lvl>
-    <w:lvl w:ilvl="4" w:tplc="04090019" w:tentative="1">
-      <w:start w:val="1"/>
-      <w:numFmt w:val="lowerLetter"/>
-      <w:lvlText w:val="%5."/>
-      <w:lvlJc w:val="left"/>
-      <w:pPr>
-        <w:ind w:left="3960" w:hanging="360"/>
-      </w:pPr>
-    </w:lvl>
-    <w:lvl w:ilvl="5" w:tplc="0409001B" w:tentative="1">
-      <w:start w:val="1"/>
-      <w:numFmt w:val="lowerRoman"/>
-      <w:lvlText w:val="%6."/>
-      <w:lvlJc w:val="right"/>
-      <w:pPr>
-        <w:ind w:left="4680" w:hanging="180"/>
-      </w:pPr>
-    </w:lvl>
-    <w:lvl w:ilvl="6" w:tplc="0409000F" w:tentative="1">
-      <w:start w:val="1"/>
-      <w:numFmt w:val="decimal"/>
-      <w:lvlText w:val="%7."/>
-      <w:lvlJc w:val="left"/>
-      <w:pPr>
-        <w:ind w:left="5400" w:hanging="360"/>
-      </w:pPr>
-    </w:lvl>
-    <w:lvl w:ilvl="7" w:tplc="04090019" w:tentative="1">
-      <w:start w:val="1"/>
-      <w:numFmt w:val="lowerLetter"/>
-      <w:lvlText w:val="%8."/>
-      <w:lvlJc w:val="left"/>
-      <w:pPr>
-        <w:ind w:left="6120" w:hanging="360"/>
-      </w:pPr>
-    </w:lvl>
-    <w:lvl w:ilvl="8" w:tplc="0409001B" w:tentative="1">
-      <w:start w:val="1"/>
-      <w:numFmt w:val="lowerRoman"/>
-      <w:lvlText w:val="%9."/>
-      <w:lvlJc w:val="right"/>
-      <w:pPr>
-        <w:ind w:left="6840" w:hanging="180"/>
-      </w:pPr>
-    </w:lvl>
-  </w:abstractNum>
-  <w:abstractNum w:abstractNumId="13" w15:restartNumberingAfterBreak="0">
-    <w:nsid w:val="1EFD7659"/>
-    <w:multiLevelType w:val="hybridMultilevel"/>
-    <w:tmpl w:val="589A8F84"/>
-    <w:lvl w:ilvl="0" w:tplc="B0F2CA96">
-      <w:start w:val="1"/>
-      <w:numFmt w:val="bullet"/>
-      <w:lvlText w:val=""/>
-      <w:lvlJc w:val="left"/>
-      <w:pPr>
-        <w:ind w:left="720" w:hanging="360"/>
-      </w:pPr>
-      <w:rPr>
-        <w:rFonts w:ascii="Symbol" w:eastAsiaTheme="minorHAnsi" w:hAnsi="Symbol" w:cs="Times New Roman" w:hint="default"/>
-      </w:rPr>
-    </w:lvl>
-    <w:lvl w:ilvl="1" w:tplc="04090003" w:tentative="1">
-      <w:start w:val="1"/>
-      <w:numFmt w:val="bullet"/>
-      <w:lvlText w:val="o"/>
-      <w:lvlJc w:val="left"/>
-      <w:pPr>
-        <w:ind w:left="1440" w:hanging="360"/>
-      </w:pPr>
-      <w:rPr>
-        <w:rFonts w:ascii="Courier New" w:hAnsi="Courier New" w:cs="Courier New" w:hint="default"/>
-      </w:rPr>
-    </w:lvl>
-    <w:lvl w:ilvl="2" w:tplc="04090005" w:tentative="1">
-      <w:start w:val="1"/>
-      <w:numFmt w:val="bullet"/>
-      <w:lvlText w:val=""/>
-      <w:lvlJc w:val="left"/>
-      <w:pPr>
-        <w:ind w:left="2160" w:hanging="360"/>
-      </w:pPr>
-      <w:rPr>
-        <w:rFonts w:ascii="Wingdings" w:hAnsi="Wingdings" w:hint="default"/>
-      </w:rPr>
-    </w:lvl>
-    <w:lvl w:ilvl="3" w:tplc="04090001" w:tentative="1">
-      <w:start w:val="1"/>
-      <w:numFmt w:val="bullet"/>
-      <w:lvlText w:val=""/>
-      <w:lvlJc w:val="left"/>
-      <w:pPr>
-        <w:ind w:left="2880" w:hanging="360"/>
-      </w:pPr>
-      <w:rPr>
-        <w:rFonts w:ascii="Symbol" w:hAnsi="Symbol" w:hint="default"/>
-      </w:rPr>
-    </w:lvl>
-    <w:lvl w:ilvl="4" w:tplc="04090003" w:tentative="1">
-      <w:start w:val="1"/>
-      <w:numFmt w:val="bullet"/>
-      <w:lvlText w:val="o"/>
-      <w:lvlJc w:val="left"/>
-      <w:pPr>
-        <w:ind w:left="3600" w:hanging="360"/>
-      </w:pPr>
-      <w:rPr>
-        <w:rFonts w:ascii="Courier New" w:hAnsi="Courier New" w:cs="Courier New" w:hint="default"/>
-      </w:rPr>
-    </w:lvl>
-    <w:lvl w:ilvl="5" w:tplc="04090005" w:tentative="1">
-      <w:start w:val="1"/>
-      <w:numFmt w:val="bullet"/>
-      <w:lvlText w:val=""/>
-      <w:lvlJc w:val="left"/>
-      <w:pPr>
-        <w:ind w:left="4320" w:hanging="360"/>
-      </w:pPr>
-      <w:rPr>
-        <w:rFonts w:ascii="Wingdings" w:hAnsi="Wingdings" w:hint="default"/>
-      </w:rPr>
-    </w:lvl>
-    <w:lvl w:ilvl="6" w:tplc="04090001" w:tentative="1">
-      <w:start w:val="1"/>
-      <w:numFmt w:val="bullet"/>
-      <w:lvlText w:val=""/>
-      <w:lvlJc w:val="left"/>
-      <w:pPr>
-        <w:ind w:left="5040" w:hanging="360"/>
-      </w:pPr>
-      <w:rPr>
-        <w:rFonts w:ascii="Symbol" w:hAnsi="Symbol" w:hint="default"/>
-      </w:rPr>
-    </w:lvl>
-    <w:lvl w:ilvl="7" w:tplc="04090003" w:tentative="1">
-      <w:start w:val="1"/>
-      <w:numFmt w:val="bullet"/>
-      <w:lvlText w:val="o"/>
-      <w:lvlJc w:val="left"/>
-      <w:pPr>
-        <w:ind w:left="5760" w:hanging="360"/>
-      </w:pPr>
-      <w:rPr>
-        <w:rFonts w:ascii="Courier New" w:hAnsi="Courier New" w:cs="Courier New" w:hint="default"/>
-      </w:rPr>
-    </w:lvl>
-    <w:lvl w:ilvl="8" w:tplc="04090005" w:tentative="1">
-      <w:start w:val="1"/>
-      <w:numFmt w:val="bullet"/>
-      <w:lvlText w:val=""/>
-      <w:lvlJc w:val="left"/>
-      <w:pPr>
-        <w:ind w:left="6480" w:hanging="360"/>
-      </w:pPr>
-      <w:rPr>
-        <w:rFonts w:ascii="Wingdings" w:hAnsi="Wingdings" w:hint="default"/>
-      </w:rPr>
-    </w:lvl>
-  </w:abstractNum>
-  <w:abstractNum w:abstractNumId="14" w15:restartNumberingAfterBreak="0">
-    <w:nsid w:val="1F1D44E2"/>
-    <w:multiLevelType w:val="hybridMultilevel"/>
-    <w:tmpl w:val="07D24B92"/>
-    <w:lvl w:ilvl="0" w:tplc="7562C80A">
-      <w:start w:val="1"/>
-      <w:numFmt w:val="decimal"/>
-      <w:lvlText w:val="%1."/>
-      <w:lvlJc w:val="left"/>
-      <w:pPr>
-        <w:ind w:left="1080" w:hanging="360"/>
-      </w:pPr>
-      <w:rPr>
-        <w:rFonts w:hint="default"/>
-        <w:b/>
-        <w:bCs/>
-      </w:rPr>
-    </w:lvl>
-    <w:lvl w:ilvl="1" w:tplc="04090019" w:tentative="1">
-      <w:start w:val="1"/>
-      <w:numFmt w:val="lowerLetter"/>
-      <w:lvlText w:val="%2."/>
-      <w:lvlJc w:val="left"/>
-      <w:pPr>
-        <w:ind w:left="1800" w:hanging="360"/>
-      </w:pPr>
-    </w:lvl>
-    <w:lvl w:ilvl="2" w:tplc="0409001B" w:tentative="1">
-      <w:start w:val="1"/>
-      <w:numFmt w:val="lowerRoman"/>
-      <w:lvlText w:val="%3."/>
-      <w:lvlJc w:val="right"/>
-      <w:pPr>
-        <w:ind w:left="2520" w:hanging="180"/>
-      </w:pPr>
-    </w:lvl>
-    <w:lvl w:ilvl="3" w:tplc="0409000F" w:tentative="1">
-      <w:start w:val="1"/>
-      <w:numFmt w:val="decimal"/>
-      <w:lvlText w:val="%4."/>
-      <w:lvlJc w:val="left"/>
-      <w:pPr>
-        <w:ind w:left="3240" w:hanging="360"/>
-      </w:pPr>
-    </w:lvl>
-    <w:lvl w:ilvl="4" w:tplc="04090019" w:tentative="1">
-      <w:start w:val="1"/>
-      <w:numFmt w:val="lowerLetter"/>
-      <w:lvlText w:val="%5."/>
-      <w:lvlJc w:val="left"/>
-      <w:pPr>
-        <w:ind w:left="3960" w:hanging="360"/>
-      </w:pPr>
-    </w:lvl>
-    <w:lvl w:ilvl="5" w:tplc="0409001B" w:tentative="1">
-      <w:start w:val="1"/>
-      <w:numFmt w:val="lowerRoman"/>
-      <w:lvlText w:val="%6."/>
-      <w:lvlJc w:val="right"/>
-      <w:pPr>
-        <w:ind w:left="4680" w:hanging="180"/>
-      </w:pPr>
-    </w:lvl>
-    <w:lvl w:ilvl="6" w:tplc="0409000F" w:tentative="1">
-      <w:start w:val="1"/>
-      <w:numFmt w:val="decimal"/>
-      <w:lvlText w:val="%7."/>
-      <w:lvlJc w:val="left"/>
-      <w:pPr>
-        <w:ind w:left="5400" w:hanging="360"/>
-      </w:pPr>
-    </w:lvl>
-    <w:lvl w:ilvl="7" w:tplc="04090019" w:tentative="1">
-      <w:start w:val="1"/>
-      <w:numFmt w:val="lowerLetter"/>
-      <w:lvlText w:val="%8."/>
-      <w:lvlJc w:val="left"/>
-      <w:pPr>
-        <w:ind w:left="6120" w:hanging="360"/>
-      </w:pPr>
-    </w:lvl>
-    <w:lvl w:ilvl="8" w:tplc="0409001B" w:tentative="1">
-      <w:start w:val="1"/>
-      <w:numFmt w:val="lowerRoman"/>
-      <w:lvlText w:val="%9."/>
-      <w:lvlJc w:val="right"/>
-      <w:pPr>
-        <w:ind w:left="6840" w:hanging="180"/>
-      </w:pPr>
-    </w:lvl>
-  </w:abstractNum>
-  <w:abstractNum w:abstractNumId="15" w15:restartNumberingAfterBreak="0">
-    <w:nsid w:val="29A26E71"/>
-    <w:multiLevelType w:val="hybridMultilevel"/>
-    <w:tmpl w:val="81B21F9A"/>
-    <w:lvl w:ilvl="0" w:tplc="6032F660">
-      <w:start w:val="9"/>
-      <w:numFmt w:val="bullet"/>
-      <w:lvlText w:val=""/>
-      <w:lvlJc w:val="left"/>
-      <w:pPr>
-        <w:ind w:left="720" w:hanging="360"/>
-      </w:pPr>
-      <w:rPr>
-        <w:rFonts w:ascii="Symbol" w:eastAsiaTheme="minorHAnsi" w:hAnsi="Symbol" w:cs="Times New Roman" w:hint="default"/>
-        <w:b/>
-      </w:rPr>
-    </w:lvl>
-    <w:lvl w:ilvl="1" w:tplc="04090003" w:tentative="1">
-      <w:start w:val="1"/>
-      <w:numFmt w:val="bullet"/>
-      <w:lvlText w:val="o"/>
-      <w:lvlJc w:val="left"/>
-      <w:pPr>
-        <w:ind w:left="1440" w:hanging="360"/>
-      </w:pPr>
-      <w:rPr>
-        <w:rFonts w:ascii="Courier New" w:hAnsi="Courier New" w:cs="Courier New" w:hint="default"/>
-      </w:rPr>
-    </w:lvl>
-    <w:lvl w:ilvl="2" w:tplc="04090005" w:tentative="1">
-      <w:start w:val="1"/>
-      <w:numFmt w:val="bullet"/>
-      <w:lvlText w:val=""/>
-      <w:lvlJc w:val="left"/>
-      <w:pPr>
-        <w:ind w:left="2160" w:hanging="360"/>
-      </w:pPr>
-      <w:rPr>
-        <w:rFonts w:ascii="Wingdings" w:hAnsi="Wingdings" w:hint="default"/>
-      </w:rPr>
-    </w:lvl>
-    <w:lvl w:ilvl="3" w:tplc="04090001" w:tentative="1">
-      <w:start w:val="1"/>
-      <w:numFmt w:val="bullet"/>
-      <w:lvlText w:val=""/>
-      <w:lvlJc w:val="left"/>
-      <w:pPr>
-        <w:ind w:left="2880" w:hanging="360"/>
-      </w:pPr>
-      <w:rPr>
-        <w:rFonts w:ascii="Symbol" w:hAnsi="Symbol" w:hint="default"/>
-      </w:rPr>
-    </w:lvl>
-    <w:lvl w:ilvl="4" w:tplc="04090003" w:tentative="1">
-      <w:start w:val="1"/>
-      <w:numFmt w:val="bullet"/>
-      <w:lvlText w:val="o"/>
-      <w:lvlJc w:val="left"/>
-      <w:pPr>
-        <w:ind w:left="3600" w:hanging="360"/>
-      </w:pPr>
-      <w:rPr>
-        <w:rFonts w:ascii="Courier New" w:hAnsi="Courier New" w:cs="Courier New" w:hint="default"/>
-      </w:rPr>
-    </w:lvl>
-    <w:lvl w:ilvl="5" w:tplc="04090005" w:tentative="1">
-      <w:start w:val="1"/>
-      <w:numFmt w:val="bullet"/>
-      <w:lvlText w:val=""/>
-      <w:lvlJc w:val="left"/>
-      <w:pPr>
-        <w:ind w:left="4320" w:hanging="360"/>
-      </w:pPr>
-      <w:rPr>
-        <w:rFonts w:ascii="Wingdings" w:hAnsi="Wingdings" w:hint="default"/>
-      </w:rPr>
-    </w:lvl>
-    <w:lvl w:ilvl="6" w:tplc="04090001" w:tentative="1">
-      <w:start w:val="1"/>
-      <w:numFmt w:val="bullet"/>
-      <w:lvlText w:val=""/>
-      <w:lvlJc w:val="left"/>
-      <w:pPr>
-        <w:ind w:left="5040" w:hanging="360"/>
-      </w:pPr>
-      <w:rPr>
-        <w:rFonts w:ascii="Symbol" w:hAnsi="Symbol" w:hint="default"/>
-      </w:rPr>
-    </w:lvl>
-    <w:lvl w:ilvl="7" w:tplc="04090003" w:tentative="1">
-      <w:start w:val="1"/>
-      <w:numFmt w:val="bullet"/>
-      <w:lvlText w:val="o"/>
-      <w:lvlJc w:val="left"/>
-      <w:pPr>
-        <w:ind w:left="5760" w:hanging="360"/>
-      </w:pPr>
-      <w:rPr>
-        <w:rFonts w:ascii="Courier New" w:hAnsi="Courier New" w:cs="Courier New" w:hint="default"/>
-      </w:rPr>
-    </w:lvl>
-    <w:lvl w:ilvl="8" w:tplc="04090005" w:tentative="1">
-      <w:start w:val="1"/>
-      <w:numFmt w:val="bullet"/>
-      <w:lvlText w:val=""/>
-      <w:lvlJc w:val="left"/>
-      <w:pPr>
-        <w:ind w:left="6480" w:hanging="360"/>
-      </w:pPr>
-      <w:rPr>
-        <w:rFonts w:ascii="Wingdings" w:hAnsi="Wingdings" w:hint="default"/>
-      </w:rPr>
-    </w:lvl>
-  </w:abstractNum>
-  <w:abstractNum w:abstractNumId="16" w15:restartNumberingAfterBreak="0">
-    <w:nsid w:val="2B6E4417"/>
-    <w:multiLevelType w:val="hybridMultilevel"/>
-    <w:tmpl w:val="F9D4FB52"/>
-    <w:lvl w:ilvl="0" w:tplc="07C4688A">
-      <w:start w:val="1"/>
-      <w:numFmt w:val="decimal"/>
-      <w:lvlText w:val="%1."/>
-      <w:lvlJc w:val="left"/>
-      <w:pPr>
-        <w:ind w:left="1080" w:hanging="360"/>
-      </w:pPr>
-      <w:rPr>
-        <w:rFonts w:hint="default"/>
-      </w:rPr>
-    </w:lvl>
-    <w:lvl w:ilvl="1" w:tplc="04090019" w:tentative="1">
-      <w:start w:val="1"/>
-      <w:numFmt w:val="lowerLetter"/>
-      <w:lvlText w:val="%2."/>
-      <w:lvlJc w:val="left"/>
-      <w:pPr>
-        <w:ind w:left="1800" w:hanging="360"/>
-      </w:pPr>
-    </w:lvl>
-    <w:lvl w:ilvl="2" w:tplc="0409001B" w:tentative="1">
-      <w:start w:val="1"/>
-      <w:numFmt w:val="lowerRoman"/>
-      <w:lvlText w:val="%3."/>
-      <w:lvlJc w:val="right"/>
-      <w:pPr>
-        <w:ind w:left="2520" w:hanging="180"/>
-      </w:pPr>
-    </w:lvl>
-    <w:lvl w:ilvl="3" w:tplc="0409000F" w:tentative="1">
-      <w:start w:val="1"/>
-      <w:numFmt w:val="decimal"/>
-      <w:lvlText w:val="%4."/>
-      <w:lvlJc w:val="left"/>
-      <w:pPr>
-        <w:ind w:left="3240" w:hanging="360"/>
-      </w:pPr>
-    </w:lvl>
-    <w:lvl w:ilvl="4" w:tplc="04090019" w:tentative="1">
-      <w:start w:val="1"/>
-      <w:numFmt w:val="lowerLetter"/>
-      <w:lvlText w:val="%5."/>
-      <w:lvlJc w:val="left"/>
-      <w:pPr>
-        <w:ind w:left="3960" w:hanging="360"/>
-      </w:pPr>
-    </w:lvl>
-    <w:lvl w:ilvl="5" w:tplc="0409001B" w:tentative="1">
-      <w:start w:val="1"/>
-      <w:numFmt w:val="lowerRoman"/>
-      <w:lvlText w:val="%6."/>
-      <w:lvlJc w:val="right"/>
-      <w:pPr>
-        <w:ind w:left="4680" w:hanging="180"/>
-      </w:pPr>
-    </w:lvl>
-    <w:lvl w:ilvl="6" w:tplc="0409000F" w:tentative="1">
-      <w:start w:val="1"/>
-      <w:numFmt w:val="decimal"/>
-      <w:lvlText w:val="%7."/>
-      <w:lvlJc w:val="left"/>
-      <w:pPr>
-        <w:ind w:left="5400" w:hanging="360"/>
-      </w:pPr>
-    </w:lvl>
-    <w:lvl w:ilvl="7" w:tplc="04090019" w:tentative="1">
-      <w:start w:val="1"/>
-      <w:numFmt w:val="lowerLetter"/>
-      <w:lvlText w:val="%8."/>
-      <w:lvlJc w:val="left"/>
-      <w:pPr>
-        <w:ind w:left="6120" w:hanging="360"/>
-      </w:pPr>
-    </w:lvl>
-    <w:lvl w:ilvl="8" w:tplc="0409001B" w:tentative="1">
-      <w:start w:val="1"/>
-      <w:numFmt w:val="lowerRoman"/>
-      <w:lvlText w:val="%9."/>
-      <w:lvlJc w:val="right"/>
-      <w:pPr>
-        <w:ind w:left="6840" w:hanging="180"/>
-      </w:pPr>
-    </w:lvl>
-  </w:abstractNum>
-  <w:abstractNum w:abstractNumId="17" w15:restartNumberingAfterBreak="0">
-    <w:nsid w:val="2E7F020E"/>
-    <w:multiLevelType w:val="multilevel"/>
-    <w:tmpl w:val="5CE8A9C8"/>
-    <w:lvl w:ilvl="0">
-      <w:start w:val="1"/>
-      <w:numFmt w:val="decimal"/>
-      <w:lvlText w:val="%1."/>
-      <w:lvlJc w:val="left"/>
-      <w:pPr>
-        <w:ind w:left="720" w:hanging="360"/>
-      </w:pPr>
-      <w:rPr>
-        <w:rFonts w:hint="default"/>
-      </w:rPr>
-    </w:lvl>
-    <w:lvl w:ilvl="1">
-      <w:start w:val="1"/>
-      <w:numFmt w:val="decimal"/>
-      <w:isLgl/>
-      <w:lvlText w:val="%1.%2."/>
-      <w:lvlJc w:val="left"/>
-      <w:pPr>
-        <w:ind w:left="720" w:hanging="360"/>
-      </w:pPr>
-      <w:rPr>
-        <w:rFonts w:hint="default"/>
-      </w:rPr>
-    </w:lvl>
-    <w:lvl w:ilvl="2">
-      <w:start w:val="1"/>
-      <w:numFmt w:val="decimal"/>
-      <w:isLgl/>
-      <w:lvlText w:val="%1.%2.%3."/>
-      <w:lvlJc w:val="left"/>
-      <w:pPr>
-        <w:ind w:left="1080" w:hanging="720"/>
-      </w:pPr>
-      <w:rPr>
-        <w:rFonts w:hint="default"/>
-      </w:rPr>
-    </w:lvl>
-    <w:lvl w:ilvl="3">
-      <w:start w:val="1"/>
-      <w:numFmt w:val="decimal"/>
-      <w:isLgl/>
-      <w:lvlText w:val="%1.%2.%3.%4."/>
-      <w:lvlJc w:val="left"/>
-      <w:pPr>
-        <w:ind w:left="1080" w:hanging="720"/>
-      </w:pPr>
-      <w:rPr>
-        <w:rFonts w:hint="default"/>
-      </w:rPr>
-    </w:lvl>
-    <w:lvl w:ilvl="4">
-      <w:start w:val="1"/>
-      <w:numFmt w:val="decimal"/>
-      <w:isLgl/>
-      <w:lvlText w:val="%1.%2.%3.%4.%5."/>
-      <w:lvlJc w:val="left"/>
-      <w:pPr>
-        <w:ind w:left="1440" w:hanging="1080"/>
-      </w:pPr>
-      <w:rPr>
-        <w:rFonts w:hint="default"/>
-      </w:rPr>
-    </w:lvl>
-    <w:lvl w:ilvl="5">
-      <w:start w:val="1"/>
-      <w:numFmt w:val="decimal"/>
-      <w:isLgl/>
-      <w:lvlText w:val="%1.%2.%3.%4.%5.%6."/>
-      <w:lvlJc w:val="left"/>
-      <w:pPr>
-        <w:ind w:left="1440" w:hanging="1080"/>
-      </w:pPr>
-      <w:rPr>
-        <w:rFonts w:hint="default"/>
-      </w:rPr>
-    </w:lvl>
-    <w:lvl w:ilvl="6">
-      <w:start w:val="1"/>
-      <w:numFmt w:val="decimal"/>
-      <w:isLgl/>
-      <w:lvlText w:val="%1.%2.%3.%4.%5.%6.%7."/>
-      <w:lvlJc w:val="left"/>
-      <w:pPr>
-        <w:ind w:left="1800" w:hanging="1440"/>
-      </w:pPr>
-      <w:rPr>
-        <w:rFonts w:hint="default"/>
-      </w:rPr>
-    </w:lvl>
-    <w:lvl w:ilvl="7">
-      <w:start w:val="1"/>
-      <w:numFmt w:val="decimal"/>
-      <w:isLgl/>
-      <w:lvlText w:val="%1.%2.%3.%4.%5.%6.%7.%8."/>
-      <w:lvlJc w:val="left"/>
-      <w:pPr>
-        <w:ind w:left="1800" w:hanging="1440"/>
-      </w:pPr>
-      <w:rPr>
-        <w:rFonts w:hint="default"/>
-      </w:rPr>
-    </w:lvl>
-    <w:lvl w:ilvl="8">
-      <w:start w:val="1"/>
-      <w:numFmt w:val="decimal"/>
-      <w:isLgl/>
-      <w:lvlText w:val="%1.%2.%3.%4.%5.%6.%7.%8.%9."/>
-      <w:lvlJc w:val="left"/>
-      <w:pPr>
-        <w:ind w:left="2160" w:hanging="1800"/>
-      </w:pPr>
-      <w:rPr>
-        <w:rFonts w:hint="default"/>
-      </w:rPr>
-    </w:lvl>
-  </w:abstractNum>
-  <w:abstractNum w:abstractNumId="18" w15:restartNumberingAfterBreak="0">
-    <w:nsid w:val="2E867C90"/>
-    <w:multiLevelType w:val="multilevel"/>
-    <w:tmpl w:val="0528462A"/>
-    <w:lvl w:ilvl="0">
-      <w:start w:val="1"/>
-      <w:numFmt w:val="decimal"/>
-      <w:lvlText w:val="%1."/>
-      <w:lvlJc w:val="left"/>
-      <w:pPr>
-        <w:ind w:left="540" w:hanging="540"/>
-      </w:pPr>
-      <w:rPr>
-        <w:rFonts w:hint="default"/>
-      </w:rPr>
-    </w:lvl>
-    <w:lvl w:ilvl="1">
-      <w:start w:val="1"/>
-      <w:numFmt w:val="decimal"/>
-      <w:lvlText w:val="%1.%2."/>
-      <w:lvlJc w:val="left"/>
-      <w:pPr>
-        <w:ind w:left="720" w:hanging="540"/>
-      </w:pPr>
-      <w:rPr>
-        <w:rFonts w:hint="default"/>
-      </w:rPr>
-    </w:lvl>
-    <w:lvl w:ilvl="2">
-      <w:start w:val="6"/>
-      <w:numFmt w:val="decimal"/>
-      <w:lvlText w:val="%1.%2.%3."/>
-      <w:lvlJc w:val="left"/>
-      <w:pPr>
-        <w:ind w:left="1080" w:hanging="720"/>
-      </w:pPr>
-      <w:rPr>
-        <w:rFonts w:hint="default"/>
-      </w:rPr>
-    </w:lvl>
-    <w:lvl w:ilvl="3">
-      <w:start w:val="1"/>
-      <w:numFmt w:val="decimal"/>
-      <w:lvlText w:val="%1.%2.%3.%4."/>
-      <w:lvlJc w:val="left"/>
-      <w:pPr>
-        <w:ind w:left="1260" w:hanging="720"/>
-      </w:pPr>
-      <w:rPr>
-        <w:rFonts w:hint="default"/>
-      </w:rPr>
-    </w:lvl>
-    <w:lvl w:ilvl="4">
-      <w:start w:val="1"/>
-      <w:numFmt w:val="decimal"/>
-      <w:lvlText w:val="%1.%2.%3.%4.%5."/>
-      <w:lvlJc w:val="left"/>
-      <w:pPr>
-        <w:ind w:left="1800" w:hanging="1080"/>
-      </w:pPr>
-      <w:rPr>
-        <w:rFonts w:hint="default"/>
-      </w:rPr>
-    </w:lvl>
-    <w:lvl w:ilvl="5">
-      <w:start w:val="1"/>
-      <w:numFmt w:val="decimal"/>
-      <w:lvlText w:val="%1.%2.%3.%4.%5.%6."/>
-      <w:lvlJc w:val="left"/>
-      <w:pPr>
-        <w:ind w:left="1980" w:hanging="1080"/>
-      </w:pPr>
-      <w:rPr>
-        <w:rFonts w:hint="default"/>
-      </w:rPr>
-    </w:lvl>
-    <w:lvl w:ilvl="6">
-      <w:start w:val="1"/>
-      <w:numFmt w:val="decimal"/>
-      <w:lvlText w:val="%1.%2.%3.%4.%5.%6.%7."/>
-      <w:lvlJc w:val="left"/>
-      <w:pPr>
-        <w:ind w:left="2520" w:hanging="1440"/>
-      </w:pPr>
-      <w:rPr>
-        <w:rFonts w:hint="default"/>
-      </w:rPr>
-    </w:lvl>
-    <w:lvl w:ilvl="7">
-      <w:start w:val="1"/>
-      <w:numFmt w:val="decimal"/>
-      <w:lvlText w:val="%1.%2.%3.%4.%5.%6.%7.%8."/>
-      <w:lvlJc w:val="left"/>
-      <w:pPr>
-        <w:ind w:left="2700" w:hanging="1440"/>
-      </w:pPr>
-      <w:rPr>
-        <w:rFonts w:hint="default"/>
-      </w:rPr>
-    </w:lvl>
-    <w:lvl w:ilvl="8">
-      <w:start w:val="1"/>
-      <w:numFmt w:val="decimal"/>
-      <w:lvlText w:val="%1.%2.%3.%4.%5.%6.%7.%8.%9."/>
-      <w:lvlJc w:val="left"/>
-      <w:pPr>
-        <w:ind w:left="3240" w:hanging="1800"/>
-      </w:pPr>
-      <w:rPr>
-        <w:rFonts w:hint="default"/>
-      </w:rPr>
-    </w:lvl>
-  </w:abstractNum>
-  <w:abstractNum w:abstractNumId="19" w15:restartNumberingAfterBreak="0">
-    <w:nsid w:val="32C158DE"/>
-    <w:multiLevelType w:val="hybridMultilevel"/>
-    <w:tmpl w:val="C0A4EA10"/>
-    <w:lvl w:ilvl="0" w:tplc="8A0EA66A">
-      <w:start w:val="1"/>
-      <w:numFmt w:val="bullet"/>
-      <w:lvlText w:val=""/>
-      <w:lvlJc w:val="left"/>
-      <w:pPr>
-        <w:ind w:left="1080" w:hanging="360"/>
-      </w:pPr>
-      <w:rPr>
-        <w:rFonts w:ascii="Symbol" w:eastAsiaTheme="minorHAnsi" w:hAnsi="Symbol" w:cs="Times New Roman" w:hint="default"/>
-      </w:rPr>
-    </w:lvl>
-    <w:lvl w:ilvl="1" w:tplc="04090003" w:tentative="1">
-      <w:start w:val="1"/>
-      <w:numFmt w:val="bullet"/>
-      <w:lvlText w:val="o"/>
-      <w:lvlJc w:val="left"/>
-      <w:pPr>
-        <w:ind w:left="1800" w:hanging="360"/>
-      </w:pPr>
-      <w:rPr>
-        <w:rFonts w:ascii="Courier New" w:hAnsi="Courier New" w:cs="Courier New" w:hint="default"/>
-      </w:rPr>
-    </w:lvl>
-    <w:lvl w:ilvl="2" w:tplc="04090005" w:tentative="1">
-      <w:start w:val="1"/>
-      <w:numFmt w:val="bullet"/>
-      <w:lvlText w:val=""/>
-      <w:lvlJc w:val="left"/>
-      <w:pPr>
-        <w:ind w:left="2520" w:hanging="360"/>
-      </w:pPr>
-      <w:rPr>
-        <w:rFonts w:ascii="Wingdings" w:hAnsi="Wingdings" w:hint="default"/>
-      </w:rPr>
-    </w:lvl>
-    <w:lvl w:ilvl="3" w:tplc="04090001" w:tentative="1">
-      <w:start w:val="1"/>
-      <w:numFmt w:val="bullet"/>
-      <w:lvlText w:val=""/>
-      <w:lvlJc w:val="left"/>
-      <w:pPr>
-        <w:ind w:left="3240" w:hanging="360"/>
-      </w:pPr>
-      <w:rPr>
-        <w:rFonts w:ascii="Symbol" w:hAnsi="Symbol" w:hint="default"/>
-      </w:rPr>
-    </w:lvl>
-    <w:lvl w:ilvl="4" w:tplc="04090003" w:tentative="1">
-      <w:start w:val="1"/>
-      <w:numFmt w:val="bullet"/>
-      <w:lvlText w:val="o"/>
-      <w:lvlJc w:val="left"/>
-      <w:pPr>
-        <w:ind w:left="3960" w:hanging="360"/>
-      </w:pPr>
-      <w:rPr>
-        <w:rFonts w:ascii="Courier New" w:hAnsi="Courier New" w:cs="Courier New" w:hint="default"/>
-      </w:rPr>
-    </w:lvl>
-    <w:lvl w:ilvl="5" w:tplc="04090005" w:tentative="1">
-      <w:start w:val="1"/>
-      <w:numFmt w:val="bullet"/>
-      <w:lvlText w:val=""/>
-      <w:lvlJc w:val="left"/>
-      <w:pPr>
-        <w:ind w:left="4680" w:hanging="360"/>
-      </w:pPr>
-      <w:rPr>
-        <w:rFonts w:ascii="Wingdings" w:hAnsi="Wingdings" w:hint="default"/>
-      </w:rPr>
-    </w:lvl>
-    <w:lvl w:ilvl="6" w:tplc="04090001" w:tentative="1">
-      <w:start w:val="1"/>
-      <w:numFmt w:val="bullet"/>
-      <w:lvlText w:val=""/>
-      <w:lvlJc w:val="left"/>
-      <w:pPr>
-        <w:ind w:left="5400" w:hanging="360"/>
-      </w:pPr>
-      <w:rPr>
-        <w:rFonts w:ascii="Symbol" w:hAnsi="Symbol" w:hint="default"/>
-      </w:rPr>
-    </w:lvl>
-    <w:lvl w:ilvl="7" w:tplc="04090003" w:tentative="1">
-      <w:start w:val="1"/>
-      <w:numFmt w:val="bullet"/>
-      <w:lvlText w:val="o"/>
-      <w:lvlJc w:val="left"/>
-      <w:pPr>
-        <w:ind w:left="6120" w:hanging="360"/>
-      </w:pPr>
-      <w:rPr>
-        <w:rFonts w:ascii="Courier New" w:hAnsi="Courier New" w:cs="Courier New" w:hint="default"/>
-      </w:rPr>
-    </w:lvl>
-    <w:lvl w:ilvl="8" w:tplc="04090005" w:tentative="1">
-      <w:start w:val="1"/>
-      <w:numFmt w:val="bullet"/>
-      <w:lvlText w:val=""/>
-      <w:lvlJc w:val="left"/>
-      <w:pPr>
-        <w:ind w:left="6840" w:hanging="360"/>
-      </w:pPr>
-      <w:rPr>
-        <w:rFonts w:ascii="Wingdings" w:hAnsi="Wingdings" w:hint="default"/>
-      </w:rPr>
-    </w:lvl>
-  </w:abstractNum>
-  <w:abstractNum w:abstractNumId="20" w15:restartNumberingAfterBreak="0">
     <w:nsid w:val="32EA6E56"/>
     <w:multiLevelType w:val="hybridMultilevel"/>
     <w:tmpl w:val="2CAE595E"/>
@@ -9178,310 +7919,37 @@
       </w:pPr>
     </w:lvl>
   </w:abstractNum>
-  <w:abstractNum w:abstractNumId="21" w15:restartNumberingAfterBreak="0">
-    <w:nsid w:val="32FD5916"/>
-    <w:multiLevelType w:val="hybridMultilevel"/>
-    <w:tmpl w:val="DB9A3652"/>
-    <w:lvl w:ilvl="0" w:tplc="FFFFFFFF">
-      <w:start w:val="1"/>
-      <w:numFmt w:val="decimal"/>
-      <w:lvlText w:val="%1."/>
-      <w:lvlJc w:val="left"/>
-      <w:pPr>
-        <w:ind w:left="720" w:hanging="360"/>
-      </w:pPr>
-      <w:rPr>
-        <w:rFonts w:hint="default"/>
-      </w:rPr>
-    </w:lvl>
-    <w:lvl w:ilvl="1" w:tplc="FFFFFFFF" w:tentative="1">
-      <w:start w:val="1"/>
-      <w:numFmt w:val="lowerLetter"/>
-      <w:lvlText w:val="%2."/>
-      <w:lvlJc w:val="left"/>
-      <w:pPr>
-        <w:ind w:left="1440" w:hanging="360"/>
-      </w:pPr>
-    </w:lvl>
-    <w:lvl w:ilvl="2" w:tplc="FFFFFFFF" w:tentative="1">
-      <w:start w:val="1"/>
-      <w:numFmt w:val="lowerRoman"/>
-      <w:lvlText w:val="%3."/>
-      <w:lvlJc w:val="right"/>
-      <w:pPr>
-        <w:ind w:left="2160" w:hanging="180"/>
-      </w:pPr>
-    </w:lvl>
-    <w:lvl w:ilvl="3" w:tplc="FFFFFFFF" w:tentative="1">
-      <w:start w:val="1"/>
-      <w:numFmt w:val="decimal"/>
-      <w:lvlText w:val="%4."/>
-      <w:lvlJc w:val="left"/>
-      <w:pPr>
-        <w:ind w:left="2880" w:hanging="360"/>
-      </w:pPr>
-    </w:lvl>
-    <w:lvl w:ilvl="4" w:tplc="FFFFFFFF" w:tentative="1">
-      <w:start w:val="1"/>
-      <w:numFmt w:val="lowerLetter"/>
-      <w:lvlText w:val="%5."/>
-      <w:lvlJc w:val="left"/>
-      <w:pPr>
-        <w:ind w:left="3600" w:hanging="360"/>
-      </w:pPr>
-    </w:lvl>
-    <w:lvl w:ilvl="5" w:tplc="FFFFFFFF" w:tentative="1">
-      <w:start w:val="1"/>
-      <w:numFmt w:val="lowerRoman"/>
-      <w:lvlText w:val="%6."/>
-      <w:lvlJc w:val="right"/>
-      <w:pPr>
-        <w:ind w:left="4320" w:hanging="180"/>
-      </w:pPr>
-    </w:lvl>
-    <w:lvl w:ilvl="6" w:tplc="FFFFFFFF" w:tentative="1">
-      <w:start w:val="1"/>
-      <w:numFmt w:val="decimal"/>
-      <w:lvlText w:val="%7."/>
-      <w:lvlJc w:val="left"/>
-      <w:pPr>
-        <w:ind w:left="5040" w:hanging="360"/>
-      </w:pPr>
-    </w:lvl>
-    <w:lvl w:ilvl="7" w:tplc="FFFFFFFF" w:tentative="1">
-      <w:start w:val="1"/>
-      <w:numFmt w:val="lowerLetter"/>
-      <w:lvlText w:val="%8."/>
-      <w:lvlJc w:val="left"/>
-      <w:pPr>
-        <w:ind w:left="5760" w:hanging="360"/>
-      </w:pPr>
-    </w:lvl>
-    <w:lvl w:ilvl="8" w:tplc="FFFFFFFF" w:tentative="1">
-      <w:start w:val="1"/>
-      <w:numFmt w:val="lowerRoman"/>
-      <w:lvlText w:val="%9."/>
-      <w:lvlJc w:val="right"/>
-      <w:pPr>
-        <w:ind w:left="6480" w:hanging="180"/>
-      </w:pPr>
-    </w:lvl>
-  </w:abstractNum>
-  <w:abstractNum w:abstractNumId="22" w15:restartNumberingAfterBreak="0">
-    <w:nsid w:val="332B2607"/>
-    <w:multiLevelType w:val="hybridMultilevel"/>
-    <w:tmpl w:val="49E09AE8"/>
-    <w:lvl w:ilvl="0" w:tplc="651AFCE4">
-      <w:start w:val="1"/>
-      <w:numFmt w:val="decimal"/>
-      <w:lvlText w:val="%1."/>
-      <w:lvlJc w:val="left"/>
-      <w:pPr>
-        <w:ind w:left="1080" w:hanging="360"/>
-      </w:pPr>
-      <w:rPr>
-        <w:rFonts w:hint="default"/>
-        <w:b/>
-        <w:bCs/>
-      </w:rPr>
-    </w:lvl>
-    <w:lvl w:ilvl="1" w:tplc="04090019" w:tentative="1">
-      <w:start w:val="1"/>
-      <w:numFmt w:val="lowerLetter"/>
-      <w:lvlText w:val="%2."/>
-      <w:lvlJc w:val="left"/>
-      <w:pPr>
-        <w:ind w:left="1800" w:hanging="360"/>
-      </w:pPr>
-    </w:lvl>
-    <w:lvl w:ilvl="2" w:tplc="0409001B" w:tentative="1">
-      <w:start w:val="1"/>
-      <w:numFmt w:val="lowerRoman"/>
-      <w:lvlText w:val="%3."/>
-      <w:lvlJc w:val="right"/>
-      <w:pPr>
-        <w:ind w:left="2520" w:hanging="180"/>
-      </w:pPr>
-    </w:lvl>
-    <w:lvl w:ilvl="3" w:tplc="0409000F" w:tentative="1">
-      <w:start w:val="1"/>
-      <w:numFmt w:val="decimal"/>
-      <w:lvlText w:val="%4."/>
-      <w:lvlJc w:val="left"/>
-      <w:pPr>
-        <w:ind w:left="3240" w:hanging="360"/>
-      </w:pPr>
-    </w:lvl>
-    <w:lvl w:ilvl="4" w:tplc="04090019" w:tentative="1">
-      <w:start w:val="1"/>
-      <w:numFmt w:val="lowerLetter"/>
-      <w:lvlText w:val="%5."/>
-      <w:lvlJc w:val="left"/>
-      <w:pPr>
-        <w:ind w:left="3960" w:hanging="360"/>
-      </w:pPr>
-    </w:lvl>
-    <w:lvl w:ilvl="5" w:tplc="0409001B" w:tentative="1">
-      <w:start w:val="1"/>
-      <w:numFmt w:val="lowerRoman"/>
-      <w:lvlText w:val="%6."/>
-      <w:lvlJc w:val="right"/>
-      <w:pPr>
-        <w:ind w:left="4680" w:hanging="180"/>
-      </w:pPr>
-    </w:lvl>
-    <w:lvl w:ilvl="6" w:tplc="0409000F" w:tentative="1">
-      <w:start w:val="1"/>
-      <w:numFmt w:val="decimal"/>
-      <w:lvlText w:val="%7."/>
-      <w:lvlJc w:val="left"/>
-      <w:pPr>
-        <w:ind w:left="5400" w:hanging="360"/>
-      </w:pPr>
-    </w:lvl>
-    <w:lvl w:ilvl="7" w:tplc="04090019" w:tentative="1">
-      <w:start w:val="1"/>
-      <w:numFmt w:val="lowerLetter"/>
-      <w:lvlText w:val="%8."/>
-      <w:lvlJc w:val="left"/>
-      <w:pPr>
-        <w:ind w:left="6120" w:hanging="360"/>
-      </w:pPr>
-    </w:lvl>
-    <w:lvl w:ilvl="8" w:tplc="0409001B" w:tentative="1">
-      <w:start w:val="1"/>
-      <w:numFmt w:val="lowerRoman"/>
-      <w:lvlText w:val="%9."/>
-      <w:lvlJc w:val="right"/>
-      <w:pPr>
-        <w:ind w:left="6840" w:hanging="180"/>
-      </w:pPr>
-    </w:lvl>
-  </w:abstractNum>
-  <w:abstractNum w:abstractNumId="23" w15:restartNumberingAfterBreak="0">
-    <w:nsid w:val="33CE1521"/>
-    <w:multiLevelType w:val="hybridMultilevel"/>
-    <w:tmpl w:val="0A92E2BA"/>
-    <w:lvl w:ilvl="0" w:tplc="014E61BE">
-      <w:start w:val="1"/>
-      <w:numFmt w:val="decimal"/>
-      <w:lvlText w:val="%1."/>
-      <w:lvlJc w:val="left"/>
-      <w:pPr>
-        <w:ind w:left="720" w:hanging="360"/>
-      </w:pPr>
-      <w:rPr>
-        <w:rFonts w:hint="default"/>
-        <w:b/>
-      </w:rPr>
-    </w:lvl>
-    <w:lvl w:ilvl="1" w:tplc="04090019" w:tentative="1">
-      <w:start w:val="1"/>
-      <w:numFmt w:val="lowerLetter"/>
-      <w:lvlText w:val="%2."/>
-      <w:lvlJc w:val="left"/>
-      <w:pPr>
-        <w:ind w:left="1440" w:hanging="360"/>
-      </w:pPr>
-    </w:lvl>
-    <w:lvl w:ilvl="2" w:tplc="0409001B" w:tentative="1">
-      <w:start w:val="1"/>
-      <w:numFmt w:val="lowerRoman"/>
-      <w:lvlText w:val="%3."/>
-      <w:lvlJc w:val="right"/>
-      <w:pPr>
-        <w:ind w:left="2160" w:hanging="180"/>
-      </w:pPr>
-    </w:lvl>
-    <w:lvl w:ilvl="3" w:tplc="0409000F" w:tentative="1">
-      <w:start w:val="1"/>
-      <w:numFmt w:val="decimal"/>
-      <w:lvlText w:val="%4."/>
-      <w:lvlJc w:val="left"/>
-      <w:pPr>
-        <w:ind w:left="2880" w:hanging="360"/>
-      </w:pPr>
-    </w:lvl>
-    <w:lvl w:ilvl="4" w:tplc="04090019" w:tentative="1">
-      <w:start w:val="1"/>
-      <w:numFmt w:val="lowerLetter"/>
-      <w:lvlText w:val="%5."/>
-      <w:lvlJc w:val="left"/>
-      <w:pPr>
-        <w:ind w:left="3600" w:hanging="360"/>
-      </w:pPr>
-    </w:lvl>
-    <w:lvl w:ilvl="5" w:tplc="0409001B" w:tentative="1">
-      <w:start w:val="1"/>
-      <w:numFmt w:val="lowerRoman"/>
-      <w:lvlText w:val="%6."/>
-      <w:lvlJc w:val="right"/>
-      <w:pPr>
-        <w:ind w:left="4320" w:hanging="180"/>
-      </w:pPr>
-    </w:lvl>
-    <w:lvl w:ilvl="6" w:tplc="0409000F" w:tentative="1">
-      <w:start w:val="1"/>
-      <w:numFmt w:val="decimal"/>
-      <w:lvlText w:val="%7."/>
-      <w:lvlJc w:val="left"/>
-      <w:pPr>
-        <w:ind w:left="5040" w:hanging="360"/>
-      </w:pPr>
-    </w:lvl>
-    <w:lvl w:ilvl="7" w:tplc="04090019" w:tentative="1">
-      <w:start w:val="1"/>
-      <w:numFmt w:val="lowerLetter"/>
-      <w:lvlText w:val="%8."/>
-      <w:lvlJc w:val="left"/>
-      <w:pPr>
-        <w:ind w:left="5760" w:hanging="360"/>
-      </w:pPr>
-    </w:lvl>
-    <w:lvl w:ilvl="8" w:tplc="0409001B" w:tentative="1">
-      <w:start w:val="1"/>
-      <w:numFmt w:val="lowerRoman"/>
-      <w:lvlText w:val="%9."/>
-      <w:lvlJc w:val="right"/>
-      <w:pPr>
-        <w:ind w:left="6480" w:hanging="180"/>
-      </w:pPr>
-    </w:lvl>
-  </w:abstractNum>
-  <w:abstractNum w:abstractNumId="24" w15:restartNumberingAfterBreak="0">
-    <w:nsid w:val="34765663"/>
+  <w:abstractNum w:abstractNumId="2" w15:restartNumberingAfterBreak="0">
+    <w:nsid w:val="6FC2461C"/>
     <w:multiLevelType w:val="multilevel"/>
-    <w:tmpl w:val="17964F22"/>
+    <w:tmpl w:val="AB182936"/>
     <w:lvl w:ilvl="0">
       <w:start w:val="1"/>
       <w:numFmt w:val="decimal"/>
       <w:lvlText w:val="%1."/>
       <w:lvlJc w:val="left"/>
       <w:pPr>
-        <w:ind w:left="720" w:hanging="360"/>
+        <w:ind w:left="540" w:hanging="540"/>
       </w:pPr>
       <w:rPr>
         <w:rFonts w:hint="default"/>
       </w:rPr>
     </w:lvl>
     <w:lvl w:ilvl="1">
-      <w:start w:val="1"/>
+      <w:start w:val="2"/>
       <w:numFmt w:val="decimal"/>
-      <w:isLgl/>
       <w:lvlText w:val="%1.%2."/>
       <w:lvlJc w:val="left"/>
       <w:pPr>
-        <w:ind w:left="900" w:hanging="540"/>
+        <w:ind w:left="720" w:hanging="540"/>
       </w:pPr>
       <w:rPr>
         <w:rFonts w:hint="default"/>
-        <w:b/>
       </w:rPr>
     </w:lvl>
     <w:lvl w:ilvl="2">
-      <w:start w:val="1"/>
+      <w:start w:val="3"/>
       <w:numFmt w:val="decimal"/>
-      <w:isLgl/>
       <w:lvlText w:val="%1.%2.%3."/>
       <w:lvlJc w:val="left"/>
       <w:pPr>
@@ -9489,108 +7957,95 @@
       </w:pPr>
       <w:rPr>
         <w:rFonts w:hint="default"/>
-        <w:b/>
       </w:rPr>
     </w:lvl>
     <w:lvl w:ilvl="3">
       <w:start w:val="1"/>
       <w:numFmt w:val="decimal"/>
-      <w:isLgl/>
       <w:lvlText w:val="%1.%2.%3.%4."/>
       <w:lvlJc w:val="left"/>
       <w:pPr>
-        <w:ind w:left="1080" w:hanging="720"/>
+        <w:ind w:left="1260" w:hanging="720"/>
       </w:pPr>
       <w:rPr>
         <w:rFonts w:hint="default"/>
-        <w:b/>
       </w:rPr>
     </w:lvl>
     <w:lvl w:ilvl="4">
       <w:start w:val="1"/>
       <w:numFmt w:val="decimal"/>
-      <w:isLgl/>
       <w:lvlText w:val="%1.%2.%3.%4.%5."/>
       <w:lvlJc w:val="left"/>
       <w:pPr>
-        <w:ind w:left="1440" w:hanging="1080"/>
+        <w:ind w:left="1800" w:hanging="1080"/>
       </w:pPr>
       <w:rPr>
         <w:rFonts w:hint="default"/>
-        <w:b/>
       </w:rPr>
     </w:lvl>
     <w:lvl w:ilvl="5">
       <w:start w:val="1"/>
       <w:numFmt w:val="decimal"/>
-      <w:isLgl/>
       <w:lvlText w:val="%1.%2.%3.%4.%5.%6."/>
       <w:lvlJc w:val="left"/>
       <w:pPr>
-        <w:ind w:left="1440" w:hanging="1080"/>
+        <w:ind w:left="1980" w:hanging="1080"/>
       </w:pPr>
       <w:rPr>
         <w:rFonts w:hint="default"/>
-        <w:b/>
       </w:rPr>
     </w:lvl>
     <w:lvl w:ilvl="6">
       <w:start w:val="1"/>
       <w:numFmt w:val="decimal"/>
-      <w:isLgl/>
       <w:lvlText w:val="%1.%2.%3.%4.%5.%6.%7."/>
       <w:lvlJc w:val="left"/>
       <w:pPr>
-        <w:ind w:left="1800" w:hanging="1440"/>
+        <w:ind w:left="2520" w:hanging="1440"/>
       </w:pPr>
       <w:rPr>
         <w:rFonts w:hint="default"/>
-        <w:b/>
       </w:rPr>
     </w:lvl>
     <w:lvl w:ilvl="7">
       <w:start w:val="1"/>
       <w:numFmt w:val="decimal"/>
-      <w:isLgl/>
       <w:lvlText w:val="%1.%2.%3.%4.%5.%6.%7.%8."/>
       <w:lvlJc w:val="left"/>
       <w:pPr>
-        <w:ind w:left="1800" w:hanging="1440"/>
+        <w:ind w:left="2700" w:hanging="1440"/>
       </w:pPr>
       <w:rPr>
         <w:rFonts w:hint="default"/>
-        <w:b/>
       </w:rPr>
     </w:lvl>
     <w:lvl w:ilvl="8">
       <w:start w:val="1"/>
       <w:numFmt w:val="decimal"/>
-      <w:isLgl/>
       <w:lvlText w:val="%1.%2.%3.%4.%5.%6.%7.%8.%9."/>
       <w:lvlJc w:val="left"/>
       <w:pPr>
-        <w:ind w:left="2160" w:hanging="1800"/>
+        <w:ind w:left="3240" w:hanging="1800"/>
       </w:pPr>
       <w:rPr>
         <w:rFonts w:hint="default"/>
-        <w:b/>
       </w:rPr>
     </w:lvl>
   </w:abstractNum>
-  <w:abstractNum w:abstractNumId="25" w15:restartNumberingAfterBreak="0">
-    <w:nsid w:val="3B130D6B"/>
+  <w:abstractNum w:abstractNumId="3" w15:restartNumberingAfterBreak="0">
+    <w:nsid w:val="854F5509"/>
     <w:multiLevelType w:val="hybridMultilevel"/>
-    <w:tmpl w:val="C8E81D6C"/>
-    <w:lvl w:ilvl="0" w:tplc="04090001">
+    <w:tmpl w:val="9E326D80"/>
+    <w:lvl w:ilvl="0" w:tplc="627EE736">
       <w:start w:val="1"/>
       <w:numFmt w:val="bullet"/>
       <w:lvlText w:val=""/>
       <w:lvlJc w:val="left"/>
       <w:pPr>
-        <w:ind w:left="1440" w:hanging="360"/>
+        <w:ind w:left="1080" w:hanging="360"/>
       </w:pPr>
       <w:rPr>
-        <w:rFonts w:ascii="Symbol" w:hAnsi="Symbol" w:hint="default"/>
+        <w:rFonts w:ascii="Symbol" w:eastAsiaTheme="minorHAnsi" w:hAnsi="Symbol" w:cs="Times New Roman" w:hint="default"/>
       </w:rPr>
     </w:lvl>
     <w:lvl w:ilvl="1" w:tplc="04090003" w:tentative="1">
@@ -9599,7 +8054,7 @@
       <w:lvlText w:val="o"/>
       <w:lvlJc w:val="left"/>
       <w:pPr>
-        <w:ind w:left="2160" w:hanging="360"/>
+        <w:ind w:left="1800" w:hanging="360"/>
       </w:pPr>
       <w:rPr>
         <w:rFonts w:ascii="Courier New" w:hAnsi="Courier New" w:cs="Courier New" w:hint="default"/>
@@ -9611,7 +8066,7 @@
       <w:lvlText w:val=""/>
       <w:lvlJc w:val="left"/>
       <w:pPr>
-        <w:ind w:left="2880" w:hanging="360"/>
+        <w:ind w:left="2520" w:hanging="360"/>
       </w:pPr>
       <w:rPr>
         <w:rFonts w:ascii="Wingdings" w:hAnsi="Wingdings" w:hint="default"/>
@@ -9623,7 +8078,7 @@
       <w:lvlText w:val=""/>
       <w:lvlJc w:val="left"/>
       <w:pPr>
-        <w:ind w:left="3600" w:hanging="360"/>
+        <w:ind w:left="3240" w:hanging="360"/>
       </w:pPr>
       <w:rPr>
         <w:rFonts w:ascii="Symbol" w:hAnsi="Symbol" w:hint="default"/>
@@ -9635,7 +8090,7 @@
       <w:lvlText w:val="o"/>
       <w:lvlJc w:val="left"/>
       <w:pPr>
-        <w:ind w:left="4320" w:hanging="360"/>
+        <w:ind w:left="3960" w:hanging="360"/>
       </w:pPr>
       <w:rPr>
         <w:rFonts w:ascii="Courier New" w:hAnsi="Courier New" w:cs="Courier New" w:hint="default"/>
@@ -9647,7 +8102,7 @@
       <w:lvlText w:val=""/>
       <w:lvlJc w:val="left"/>
       <w:pPr>
-        <w:ind w:left="5040" w:hanging="360"/>
+        <w:ind w:left="4680" w:hanging="360"/>
       </w:pPr>
       <w:rPr>
         <w:rFonts w:ascii="Wingdings" w:hAnsi="Wingdings" w:hint="default"/>
@@ -9659,7 +8114,7 @@
       <w:lvlText w:val=""/>
       <w:lvlJc w:val="left"/>
       <w:pPr>
-        <w:ind w:left="5760" w:hanging="360"/>
+        <w:ind w:left="5400" w:hanging="360"/>
       </w:pPr>
       <w:rPr>
         <w:rFonts w:ascii="Symbol" w:hAnsi="Symbol" w:hint="default"/>
@@ -9671,7 +8126,7 @@
       <w:lvlText w:val="o"/>
       <w:lvlJc w:val="left"/>
       <w:pPr>
-        <w:ind w:left="6480" w:hanging="360"/>
+        <w:ind w:left="6120" w:hanging="360"/>
       </w:pPr>
       <w:rPr>
         <w:rFonts w:ascii="Courier New" w:hAnsi="Courier New" w:cs="Courier New" w:hint="default"/>
@@ -9683,2638 +8138,46 @@
       <w:lvlText w:val=""/>
       <w:lvlJc w:val="left"/>
       <w:pPr>
-        <w:ind w:left="7200" w:hanging="360"/>
+        <w:ind w:left="6840" w:hanging="360"/>
       </w:pPr>
       <w:rPr>
         <w:rFonts w:ascii="Wingdings" w:hAnsi="Wingdings" w:hint="default"/>
       </w:rPr>
     </w:lvl>
   </w:abstractNum>
-  <w:abstractNum w:abstractNumId="26" w15:restartNumberingAfterBreak="0">
-    <w:nsid w:val="3E156DCE"/>
-    <w:multiLevelType w:val="multilevel"/>
-    <w:tmpl w:val="31CAA1FC"/>
-    <w:lvl w:ilvl="0">
-      <w:start w:val="1"/>
-      <w:numFmt w:val="decimal"/>
-      <w:lvlText w:val="%1."/>
-      <w:lvlJc w:val="left"/>
-      <w:pPr>
-        <w:ind w:left="720" w:hanging="360"/>
-      </w:pPr>
-      <w:rPr>
-        <w:rFonts w:hint="default"/>
-      </w:rPr>
-    </w:lvl>
-    <w:lvl w:ilvl="1">
-      <w:start w:val="2"/>
-      <w:numFmt w:val="decimal"/>
-      <w:isLgl/>
-      <w:lvlText w:val="%1.%2."/>
-      <w:lvlJc w:val="left"/>
-      <w:pPr>
-        <w:ind w:left="900" w:hanging="540"/>
-      </w:pPr>
-      <w:rPr>
-        <w:rFonts w:hint="default"/>
-      </w:rPr>
-    </w:lvl>
-    <w:lvl w:ilvl="2">
-      <w:start w:val="1"/>
-      <w:numFmt w:val="decimal"/>
-      <w:isLgl/>
-      <w:lvlText w:val="%1.%2.%3."/>
-      <w:lvlJc w:val="left"/>
-      <w:pPr>
-        <w:ind w:left="1080" w:hanging="720"/>
-      </w:pPr>
-      <w:rPr>
-        <w:rFonts w:hint="default"/>
-        <w:b/>
-        <w:bCs/>
-      </w:rPr>
-    </w:lvl>
-    <w:lvl w:ilvl="3">
-      <w:start w:val="1"/>
-      <w:numFmt w:val="decimal"/>
-      <w:isLgl/>
-      <w:lvlText w:val="%1.%2.%3.%4."/>
-      <w:lvlJc w:val="left"/>
-      <w:pPr>
-        <w:ind w:left="1080" w:hanging="720"/>
-      </w:pPr>
-      <w:rPr>
-        <w:rFonts w:hint="default"/>
-      </w:rPr>
-    </w:lvl>
-    <w:lvl w:ilvl="4">
-      <w:start w:val="1"/>
-      <w:numFmt w:val="decimal"/>
-      <w:isLgl/>
-      <w:lvlText w:val="%1.%2.%3.%4.%5."/>
-      <w:lvlJc w:val="left"/>
-      <w:pPr>
-        <w:ind w:left="1440" w:hanging="1080"/>
-      </w:pPr>
-      <w:rPr>
-        <w:rFonts w:hint="default"/>
-      </w:rPr>
-    </w:lvl>
-    <w:lvl w:ilvl="5">
-      <w:start w:val="1"/>
-      <w:numFmt w:val="decimal"/>
-      <w:isLgl/>
-      <w:lvlText w:val="%1.%2.%3.%4.%5.%6."/>
-      <w:lvlJc w:val="left"/>
-      <w:pPr>
-        <w:ind w:left="1440" w:hanging="1080"/>
-      </w:pPr>
-      <w:rPr>
-        <w:rFonts w:hint="default"/>
-      </w:rPr>
-    </w:lvl>
-    <w:lvl w:ilvl="6">
-      <w:start w:val="1"/>
-      <w:numFmt w:val="decimal"/>
-      <w:isLgl/>
-      <w:lvlText w:val="%1.%2.%3.%4.%5.%6.%7."/>
-      <w:lvlJc w:val="left"/>
-      <w:pPr>
-        <w:ind w:left="1800" w:hanging="1440"/>
-      </w:pPr>
-      <w:rPr>
-        <w:rFonts w:hint="default"/>
-      </w:rPr>
-    </w:lvl>
-    <w:lvl w:ilvl="7">
-      <w:start w:val="1"/>
-      <w:numFmt w:val="decimal"/>
-      <w:isLgl/>
-      <w:lvlText w:val="%1.%2.%3.%4.%5.%6.%7.%8."/>
-      <w:lvlJc w:val="left"/>
-      <w:pPr>
-        <w:ind w:left="1800" w:hanging="1440"/>
-      </w:pPr>
-      <w:rPr>
-        <w:rFonts w:hint="default"/>
-      </w:rPr>
-    </w:lvl>
-    <w:lvl w:ilvl="8">
-      <w:start w:val="1"/>
-      <w:numFmt w:val="decimal"/>
-      <w:isLgl/>
-      <w:lvlText w:val="%1.%2.%3.%4.%5.%6.%7.%8.%9."/>
-      <w:lvlJc w:val="left"/>
-      <w:pPr>
-        <w:ind w:left="2160" w:hanging="1800"/>
-      </w:pPr>
-      <w:rPr>
-        <w:rFonts w:hint="default"/>
-      </w:rPr>
-    </w:lvl>
-  </w:abstractNum>
-  <w:abstractNum w:abstractNumId="27" w15:restartNumberingAfterBreak="0">
-    <w:nsid w:val="40A24A5F"/>
-    <w:multiLevelType w:val="hybridMultilevel"/>
-    <w:tmpl w:val="E6E6B240"/>
-    <w:lvl w:ilvl="0" w:tplc="518604EA">
-      <w:start w:val="1"/>
-      <w:numFmt w:val="decimal"/>
-      <w:lvlText w:val="%1."/>
-      <w:lvlJc w:val="left"/>
-      <w:pPr>
-        <w:ind w:left="1800" w:hanging="360"/>
-      </w:pPr>
-      <w:rPr>
-        <w:rFonts w:hint="default"/>
-      </w:rPr>
-    </w:lvl>
-    <w:lvl w:ilvl="1" w:tplc="04090019" w:tentative="1">
-      <w:start w:val="1"/>
-      <w:numFmt w:val="lowerLetter"/>
-      <w:lvlText w:val="%2."/>
-      <w:lvlJc w:val="left"/>
-      <w:pPr>
-        <w:ind w:left="2520" w:hanging="360"/>
-      </w:pPr>
-    </w:lvl>
-    <w:lvl w:ilvl="2" w:tplc="0409001B" w:tentative="1">
-      <w:start w:val="1"/>
-      <w:numFmt w:val="lowerRoman"/>
-      <w:lvlText w:val="%3."/>
-      <w:lvlJc w:val="right"/>
-      <w:pPr>
-        <w:ind w:left="3240" w:hanging="180"/>
-      </w:pPr>
-    </w:lvl>
-    <w:lvl w:ilvl="3" w:tplc="0409000F" w:tentative="1">
-      <w:start w:val="1"/>
-      <w:numFmt w:val="decimal"/>
-      <w:lvlText w:val="%4."/>
-      <w:lvlJc w:val="left"/>
-      <w:pPr>
-        <w:ind w:left="3960" w:hanging="360"/>
-      </w:pPr>
-    </w:lvl>
-    <w:lvl w:ilvl="4" w:tplc="04090019" w:tentative="1">
-      <w:start w:val="1"/>
-      <w:numFmt w:val="lowerLetter"/>
-      <w:lvlText w:val="%5."/>
-      <w:lvlJc w:val="left"/>
-      <w:pPr>
-        <w:ind w:left="4680" w:hanging="360"/>
-      </w:pPr>
-    </w:lvl>
-    <w:lvl w:ilvl="5" w:tplc="0409001B" w:tentative="1">
-      <w:start w:val="1"/>
-      <w:numFmt w:val="lowerRoman"/>
-      <w:lvlText w:val="%6."/>
-      <w:lvlJc w:val="right"/>
-      <w:pPr>
-        <w:ind w:left="5400" w:hanging="180"/>
-      </w:pPr>
-    </w:lvl>
-    <w:lvl w:ilvl="6" w:tplc="0409000F" w:tentative="1">
-      <w:start w:val="1"/>
-      <w:numFmt w:val="decimal"/>
-      <w:lvlText w:val="%7."/>
-      <w:lvlJc w:val="left"/>
-      <w:pPr>
-        <w:ind w:left="6120" w:hanging="360"/>
-      </w:pPr>
-    </w:lvl>
-    <w:lvl w:ilvl="7" w:tplc="04090019" w:tentative="1">
-      <w:start w:val="1"/>
-      <w:numFmt w:val="lowerLetter"/>
-      <w:lvlText w:val="%8."/>
-      <w:lvlJc w:val="left"/>
-      <w:pPr>
-        <w:ind w:left="6840" w:hanging="360"/>
-      </w:pPr>
-    </w:lvl>
-    <w:lvl w:ilvl="8" w:tplc="0409001B" w:tentative="1">
-      <w:start w:val="1"/>
-      <w:numFmt w:val="lowerRoman"/>
-      <w:lvlText w:val="%9."/>
-      <w:lvlJc w:val="right"/>
-      <w:pPr>
-        <w:ind w:left="7560" w:hanging="180"/>
-      </w:pPr>
-    </w:lvl>
-  </w:abstractNum>
-  <w:abstractNum w:abstractNumId="28" w15:restartNumberingAfterBreak="0">
-    <w:nsid w:val="42271E80"/>
-    <w:multiLevelType w:val="multilevel"/>
-    <w:tmpl w:val="9F9A807E"/>
-    <w:lvl w:ilvl="0">
-      <w:start w:val="1"/>
-      <w:numFmt w:val="decimal"/>
-      <w:lvlText w:val="%1."/>
-      <w:lvlJc w:val="left"/>
-      <w:pPr>
-        <w:ind w:left="540" w:hanging="540"/>
-      </w:pPr>
-      <w:rPr>
-        <w:rFonts w:hint="default"/>
-      </w:rPr>
-    </w:lvl>
-    <w:lvl w:ilvl="1">
-      <w:start w:val="1"/>
-      <w:numFmt w:val="decimal"/>
-      <w:lvlText w:val="%1.%2."/>
-      <w:lvlJc w:val="left"/>
-      <w:pPr>
-        <w:ind w:left="720" w:hanging="540"/>
-      </w:pPr>
-      <w:rPr>
-        <w:rFonts w:hint="default"/>
-      </w:rPr>
-    </w:lvl>
-    <w:lvl w:ilvl="2">
-      <w:start w:val="3"/>
-      <w:numFmt w:val="decimal"/>
-      <w:lvlText w:val="%1.%2.%3."/>
-      <w:lvlJc w:val="left"/>
-      <w:pPr>
-        <w:ind w:left="1080" w:hanging="720"/>
-      </w:pPr>
-      <w:rPr>
-        <w:rFonts w:hint="default"/>
-      </w:rPr>
-    </w:lvl>
-    <w:lvl w:ilvl="3">
-      <w:start w:val="1"/>
-      <w:numFmt w:val="decimal"/>
-      <w:lvlText w:val="%1.%2.%3.%4."/>
-      <w:lvlJc w:val="left"/>
-      <w:pPr>
-        <w:ind w:left="1260" w:hanging="720"/>
-      </w:pPr>
-      <w:rPr>
-        <w:rFonts w:hint="default"/>
-      </w:rPr>
-    </w:lvl>
-    <w:lvl w:ilvl="4">
-      <w:start w:val="1"/>
-      <w:numFmt w:val="decimal"/>
-      <w:lvlText w:val="%1.%2.%3.%4.%5."/>
-      <w:lvlJc w:val="left"/>
-      <w:pPr>
-        <w:ind w:left="1800" w:hanging="1080"/>
-      </w:pPr>
-      <w:rPr>
-        <w:rFonts w:hint="default"/>
-      </w:rPr>
-    </w:lvl>
-    <w:lvl w:ilvl="5">
-      <w:start w:val="1"/>
-      <w:numFmt w:val="decimal"/>
-      <w:lvlText w:val="%1.%2.%3.%4.%5.%6."/>
-      <w:lvlJc w:val="left"/>
-      <w:pPr>
-        <w:ind w:left="1980" w:hanging="1080"/>
-      </w:pPr>
-      <w:rPr>
-        <w:rFonts w:hint="default"/>
-      </w:rPr>
-    </w:lvl>
-    <w:lvl w:ilvl="6">
-      <w:start w:val="1"/>
-      <w:numFmt w:val="decimal"/>
-      <w:lvlText w:val="%1.%2.%3.%4.%5.%6.%7."/>
-      <w:lvlJc w:val="left"/>
-      <w:pPr>
-        <w:ind w:left="2520" w:hanging="1440"/>
-      </w:pPr>
-      <w:rPr>
-        <w:rFonts w:hint="default"/>
-      </w:rPr>
-    </w:lvl>
-    <w:lvl w:ilvl="7">
-      <w:start w:val="1"/>
-      <w:numFmt w:val="decimal"/>
-      <w:lvlText w:val="%1.%2.%3.%4.%5.%6.%7.%8."/>
-      <w:lvlJc w:val="left"/>
-      <w:pPr>
-        <w:ind w:left="2700" w:hanging="1440"/>
-      </w:pPr>
-      <w:rPr>
-        <w:rFonts w:hint="default"/>
-      </w:rPr>
-    </w:lvl>
-    <w:lvl w:ilvl="8">
-      <w:start w:val="1"/>
-      <w:numFmt w:val="decimal"/>
-      <w:lvlText w:val="%1.%2.%3.%4.%5.%6.%7.%8.%9."/>
-      <w:lvlJc w:val="left"/>
-      <w:pPr>
-        <w:ind w:left="3240" w:hanging="1800"/>
-      </w:pPr>
-      <w:rPr>
-        <w:rFonts w:hint="default"/>
-      </w:rPr>
-    </w:lvl>
-  </w:abstractNum>
-  <w:abstractNum w:abstractNumId="29" w15:restartNumberingAfterBreak="0">
-    <w:nsid w:val="47F66C8B"/>
-    <w:multiLevelType w:val="hybridMultilevel"/>
-    <w:tmpl w:val="E0024CA2"/>
-    <w:lvl w:ilvl="0" w:tplc="04090001">
-      <w:start w:val="1"/>
-      <w:numFmt w:val="bullet"/>
-      <w:lvlText w:val=""/>
-      <w:lvlJc w:val="left"/>
-      <w:pPr>
-        <w:ind w:left="1800" w:hanging="360"/>
-      </w:pPr>
-      <w:rPr>
-        <w:rFonts w:ascii="Symbol" w:hAnsi="Symbol" w:hint="default"/>
-      </w:rPr>
-    </w:lvl>
-    <w:lvl w:ilvl="1" w:tplc="04090003" w:tentative="1">
-      <w:start w:val="1"/>
-      <w:numFmt w:val="bullet"/>
-      <w:lvlText w:val="o"/>
-      <w:lvlJc w:val="left"/>
-      <w:pPr>
-        <w:ind w:left="2520" w:hanging="360"/>
-      </w:pPr>
-      <w:rPr>
-        <w:rFonts w:ascii="Courier New" w:hAnsi="Courier New" w:cs="Courier New" w:hint="default"/>
-      </w:rPr>
-    </w:lvl>
-    <w:lvl w:ilvl="2" w:tplc="04090005" w:tentative="1">
-      <w:start w:val="1"/>
-      <w:numFmt w:val="bullet"/>
-      <w:lvlText w:val=""/>
-      <w:lvlJc w:val="left"/>
-      <w:pPr>
-        <w:ind w:left="3240" w:hanging="360"/>
-      </w:pPr>
-      <w:rPr>
-        <w:rFonts w:ascii="Wingdings" w:hAnsi="Wingdings" w:hint="default"/>
-      </w:rPr>
-    </w:lvl>
-    <w:lvl w:ilvl="3" w:tplc="04090001" w:tentative="1">
-      <w:start w:val="1"/>
-      <w:numFmt w:val="bullet"/>
-      <w:lvlText w:val=""/>
-      <w:lvlJc w:val="left"/>
-      <w:pPr>
-        <w:ind w:left="3960" w:hanging="360"/>
-      </w:pPr>
-      <w:rPr>
-        <w:rFonts w:ascii="Symbol" w:hAnsi="Symbol" w:hint="default"/>
-      </w:rPr>
-    </w:lvl>
-    <w:lvl w:ilvl="4" w:tplc="04090003" w:tentative="1">
-      <w:start w:val="1"/>
-      <w:numFmt w:val="bullet"/>
-      <w:lvlText w:val="o"/>
-      <w:lvlJc w:val="left"/>
-      <w:pPr>
-        <w:ind w:left="4680" w:hanging="360"/>
-      </w:pPr>
-      <w:rPr>
-        <w:rFonts w:ascii="Courier New" w:hAnsi="Courier New" w:cs="Courier New" w:hint="default"/>
-      </w:rPr>
-    </w:lvl>
-    <w:lvl w:ilvl="5" w:tplc="04090005" w:tentative="1">
-      <w:start w:val="1"/>
-      <w:numFmt w:val="bullet"/>
-      <w:lvlText w:val=""/>
-      <w:lvlJc w:val="left"/>
-      <w:pPr>
-        <w:ind w:left="5400" w:hanging="360"/>
-      </w:pPr>
-      <w:rPr>
-        <w:rFonts w:ascii="Wingdings" w:hAnsi="Wingdings" w:hint="default"/>
-      </w:rPr>
-    </w:lvl>
-    <w:lvl w:ilvl="6" w:tplc="04090001" w:tentative="1">
-      <w:start w:val="1"/>
-      <w:numFmt w:val="bullet"/>
-      <w:lvlText w:val=""/>
-      <w:lvlJc w:val="left"/>
-      <w:pPr>
-        <w:ind w:left="6120" w:hanging="360"/>
-      </w:pPr>
-      <w:rPr>
-        <w:rFonts w:ascii="Symbol" w:hAnsi="Symbol" w:hint="default"/>
-      </w:rPr>
-    </w:lvl>
-    <w:lvl w:ilvl="7" w:tplc="04090003" w:tentative="1">
-      <w:start w:val="1"/>
-      <w:numFmt w:val="bullet"/>
-      <w:lvlText w:val="o"/>
-      <w:lvlJc w:val="left"/>
-      <w:pPr>
-        <w:ind w:left="6840" w:hanging="360"/>
-      </w:pPr>
-      <w:rPr>
-        <w:rFonts w:ascii="Courier New" w:hAnsi="Courier New" w:cs="Courier New" w:hint="default"/>
-      </w:rPr>
-    </w:lvl>
-    <w:lvl w:ilvl="8" w:tplc="04090005" w:tentative="1">
-      <w:start w:val="1"/>
-      <w:numFmt w:val="bullet"/>
-      <w:lvlText w:val=""/>
-      <w:lvlJc w:val="left"/>
-      <w:pPr>
-        <w:ind w:left="7560" w:hanging="360"/>
-      </w:pPr>
-      <w:rPr>
-        <w:rFonts w:ascii="Wingdings" w:hAnsi="Wingdings" w:hint="default"/>
-      </w:rPr>
-    </w:lvl>
-  </w:abstractNum>
-  <w:abstractNum w:abstractNumId="30" w15:restartNumberingAfterBreak="0">
-    <w:nsid w:val="4C7D1D6A"/>
-    <w:multiLevelType w:val="hybridMultilevel"/>
-    <w:tmpl w:val="DB9A3652"/>
-    <w:lvl w:ilvl="0" w:tplc="FFFFFFFF">
-      <w:start w:val="1"/>
-      <w:numFmt w:val="decimal"/>
-      <w:lvlText w:val="%1."/>
-      <w:lvlJc w:val="left"/>
-      <w:pPr>
-        <w:ind w:left="720" w:hanging="360"/>
-      </w:pPr>
-      <w:rPr>
-        <w:rFonts w:hint="default"/>
-      </w:rPr>
-    </w:lvl>
-    <w:lvl w:ilvl="1" w:tplc="FFFFFFFF" w:tentative="1">
-      <w:start w:val="1"/>
-      <w:numFmt w:val="lowerLetter"/>
-      <w:lvlText w:val="%2."/>
-      <w:lvlJc w:val="left"/>
-      <w:pPr>
-        <w:ind w:left="1440" w:hanging="360"/>
-      </w:pPr>
-    </w:lvl>
-    <w:lvl w:ilvl="2" w:tplc="FFFFFFFF" w:tentative="1">
-      <w:start w:val="1"/>
-      <w:numFmt w:val="lowerRoman"/>
-      <w:lvlText w:val="%3."/>
-      <w:lvlJc w:val="right"/>
-      <w:pPr>
-        <w:ind w:left="2160" w:hanging="180"/>
-      </w:pPr>
-    </w:lvl>
-    <w:lvl w:ilvl="3" w:tplc="FFFFFFFF" w:tentative="1">
-      <w:start w:val="1"/>
-      <w:numFmt w:val="decimal"/>
-      <w:lvlText w:val="%4."/>
-      <w:lvlJc w:val="left"/>
-      <w:pPr>
-        <w:ind w:left="2880" w:hanging="360"/>
-      </w:pPr>
-    </w:lvl>
-    <w:lvl w:ilvl="4" w:tplc="FFFFFFFF" w:tentative="1">
-      <w:start w:val="1"/>
-      <w:numFmt w:val="lowerLetter"/>
-      <w:lvlText w:val="%5."/>
-      <w:lvlJc w:val="left"/>
-      <w:pPr>
-        <w:ind w:left="3600" w:hanging="360"/>
-      </w:pPr>
-    </w:lvl>
-    <w:lvl w:ilvl="5" w:tplc="FFFFFFFF" w:tentative="1">
-      <w:start w:val="1"/>
-      <w:numFmt w:val="lowerRoman"/>
-      <w:lvlText w:val="%6."/>
-      <w:lvlJc w:val="right"/>
-      <w:pPr>
-        <w:ind w:left="4320" w:hanging="180"/>
-      </w:pPr>
-    </w:lvl>
-    <w:lvl w:ilvl="6" w:tplc="FFFFFFFF" w:tentative="1">
-      <w:start w:val="1"/>
-      <w:numFmt w:val="decimal"/>
-      <w:lvlText w:val="%7."/>
-      <w:lvlJc w:val="left"/>
-      <w:pPr>
-        <w:ind w:left="5040" w:hanging="360"/>
-      </w:pPr>
-    </w:lvl>
-    <w:lvl w:ilvl="7" w:tplc="FFFFFFFF" w:tentative="1">
-      <w:start w:val="1"/>
-      <w:numFmt w:val="lowerLetter"/>
-      <w:lvlText w:val="%8."/>
-      <w:lvlJc w:val="left"/>
-      <w:pPr>
-        <w:ind w:left="5760" w:hanging="360"/>
-      </w:pPr>
-    </w:lvl>
-    <w:lvl w:ilvl="8" w:tplc="FFFFFFFF" w:tentative="1">
-      <w:start w:val="1"/>
-      <w:numFmt w:val="lowerRoman"/>
-      <w:lvlText w:val="%9."/>
-      <w:lvlJc w:val="right"/>
-      <w:pPr>
-        <w:ind w:left="6480" w:hanging="180"/>
-      </w:pPr>
-    </w:lvl>
-  </w:abstractNum>
-  <w:abstractNum w:abstractNumId="31" w15:restartNumberingAfterBreak="0">
-    <w:nsid w:val="4CE77FED"/>
-    <w:multiLevelType w:val="hybridMultilevel"/>
-    <w:tmpl w:val="0ED6628C"/>
-    <w:lvl w:ilvl="0" w:tplc="EE64265E">
-      <w:start w:val="1"/>
-      <w:numFmt w:val="decimal"/>
-      <w:lvlText w:val="%1."/>
-      <w:lvlJc w:val="left"/>
-      <w:pPr>
-        <w:ind w:left="1080" w:hanging="360"/>
-      </w:pPr>
-      <w:rPr>
-        <w:rFonts w:hint="default"/>
-        <w:b/>
-        <w:bCs/>
-      </w:rPr>
-    </w:lvl>
-    <w:lvl w:ilvl="1" w:tplc="04090019" w:tentative="1">
-      <w:start w:val="1"/>
-      <w:numFmt w:val="lowerLetter"/>
-      <w:lvlText w:val="%2."/>
-      <w:lvlJc w:val="left"/>
-      <w:pPr>
-        <w:ind w:left="1800" w:hanging="360"/>
-      </w:pPr>
-    </w:lvl>
-    <w:lvl w:ilvl="2" w:tplc="0409001B" w:tentative="1">
-      <w:start w:val="1"/>
-      <w:numFmt w:val="lowerRoman"/>
-      <w:lvlText w:val="%3."/>
-      <w:lvlJc w:val="right"/>
-      <w:pPr>
-        <w:ind w:left="2520" w:hanging="180"/>
-      </w:pPr>
-    </w:lvl>
-    <w:lvl w:ilvl="3" w:tplc="0409000F" w:tentative="1">
-      <w:start w:val="1"/>
-      <w:numFmt w:val="decimal"/>
-      <w:lvlText w:val="%4."/>
-      <w:lvlJc w:val="left"/>
-      <w:pPr>
-        <w:ind w:left="3240" w:hanging="360"/>
-      </w:pPr>
-    </w:lvl>
-    <w:lvl w:ilvl="4" w:tplc="04090019" w:tentative="1">
-      <w:start w:val="1"/>
-      <w:numFmt w:val="lowerLetter"/>
-      <w:lvlText w:val="%5."/>
-      <w:lvlJc w:val="left"/>
-      <w:pPr>
-        <w:ind w:left="3960" w:hanging="360"/>
-      </w:pPr>
-    </w:lvl>
-    <w:lvl w:ilvl="5" w:tplc="0409001B" w:tentative="1">
-      <w:start w:val="1"/>
-      <w:numFmt w:val="lowerRoman"/>
-      <w:lvlText w:val="%6."/>
-      <w:lvlJc w:val="right"/>
-      <w:pPr>
-        <w:ind w:left="4680" w:hanging="180"/>
-      </w:pPr>
-    </w:lvl>
-    <w:lvl w:ilvl="6" w:tplc="0409000F" w:tentative="1">
-      <w:start w:val="1"/>
-      <w:numFmt w:val="decimal"/>
-      <w:lvlText w:val="%7."/>
-      <w:lvlJc w:val="left"/>
-      <w:pPr>
-        <w:ind w:left="5400" w:hanging="360"/>
-      </w:pPr>
-    </w:lvl>
-    <w:lvl w:ilvl="7" w:tplc="04090019" w:tentative="1">
-      <w:start w:val="1"/>
-      <w:numFmt w:val="lowerLetter"/>
-      <w:lvlText w:val="%8."/>
-      <w:lvlJc w:val="left"/>
-      <w:pPr>
-        <w:ind w:left="6120" w:hanging="360"/>
-      </w:pPr>
-    </w:lvl>
-    <w:lvl w:ilvl="8" w:tplc="0409001B" w:tentative="1">
-      <w:start w:val="1"/>
-      <w:numFmt w:val="lowerRoman"/>
-      <w:lvlText w:val="%9."/>
-      <w:lvlJc w:val="right"/>
-      <w:pPr>
-        <w:ind w:left="6840" w:hanging="180"/>
-      </w:pPr>
-    </w:lvl>
-  </w:abstractNum>
-  <w:abstractNum w:abstractNumId="32" w15:restartNumberingAfterBreak="0">
-    <w:nsid w:val="4D2A06AF"/>
-    <w:multiLevelType w:val="hybridMultilevel"/>
-    <w:tmpl w:val="6C403230"/>
-    <w:lvl w:ilvl="0" w:tplc="56848882">
-      <w:start w:val="1"/>
-      <w:numFmt w:val="decimal"/>
-      <w:lvlText w:val="%1."/>
-      <w:lvlJc w:val="left"/>
-      <w:pPr>
-        <w:ind w:left="1080" w:hanging="360"/>
-      </w:pPr>
-      <w:rPr>
-        <w:rFonts w:hint="default"/>
-      </w:rPr>
-    </w:lvl>
-    <w:lvl w:ilvl="1" w:tplc="04090019" w:tentative="1">
-      <w:start w:val="1"/>
-      <w:numFmt w:val="lowerLetter"/>
-      <w:lvlText w:val="%2."/>
-      <w:lvlJc w:val="left"/>
-      <w:pPr>
-        <w:ind w:left="1800" w:hanging="360"/>
-      </w:pPr>
-    </w:lvl>
-    <w:lvl w:ilvl="2" w:tplc="0409001B" w:tentative="1">
-      <w:start w:val="1"/>
-      <w:numFmt w:val="lowerRoman"/>
-      <w:lvlText w:val="%3."/>
-      <w:lvlJc w:val="right"/>
-      <w:pPr>
-        <w:ind w:left="2520" w:hanging="180"/>
-      </w:pPr>
-    </w:lvl>
-    <w:lvl w:ilvl="3" w:tplc="0409000F" w:tentative="1">
-      <w:start w:val="1"/>
-      <w:numFmt w:val="decimal"/>
-      <w:lvlText w:val="%4."/>
-      <w:lvlJc w:val="left"/>
-      <w:pPr>
-        <w:ind w:left="3240" w:hanging="360"/>
-      </w:pPr>
-    </w:lvl>
-    <w:lvl w:ilvl="4" w:tplc="04090019" w:tentative="1">
-      <w:start w:val="1"/>
-      <w:numFmt w:val="lowerLetter"/>
-      <w:lvlText w:val="%5."/>
-      <w:lvlJc w:val="left"/>
-      <w:pPr>
-        <w:ind w:left="3960" w:hanging="360"/>
-      </w:pPr>
-    </w:lvl>
-    <w:lvl w:ilvl="5" w:tplc="0409001B" w:tentative="1">
-      <w:start w:val="1"/>
-      <w:numFmt w:val="lowerRoman"/>
-      <w:lvlText w:val="%6."/>
-      <w:lvlJc w:val="right"/>
-      <w:pPr>
-        <w:ind w:left="4680" w:hanging="180"/>
-      </w:pPr>
-    </w:lvl>
-    <w:lvl w:ilvl="6" w:tplc="0409000F" w:tentative="1">
-      <w:start w:val="1"/>
-      <w:numFmt w:val="decimal"/>
-      <w:lvlText w:val="%7."/>
-      <w:lvlJc w:val="left"/>
-      <w:pPr>
-        <w:ind w:left="5400" w:hanging="360"/>
-      </w:pPr>
-    </w:lvl>
-    <w:lvl w:ilvl="7" w:tplc="04090019" w:tentative="1">
-      <w:start w:val="1"/>
-      <w:numFmt w:val="lowerLetter"/>
-      <w:lvlText w:val="%8."/>
-      <w:lvlJc w:val="left"/>
-      <w:pPr>
-        <w:ind w:left="6120" w:hanging="360"/>
-      </w:pPr>
-    </w:lvl>
-    <w:lvl w:ilvl="8" w:tplc="0409001B" w:tentative="1">
-      <w:start w:val="1"/>
-      <w:numFmt w:val="lowerRoman"/>
-      <w:lvlText w:val="%9."/>
-      <w:lvlJc w:val="right"/>
-      <w:pPr>
-        <w:ind w:left="6840" w:hanging="180"/>
-      </w:pPr>
-    </w:lvl>
-  </w:abstractNum>
-  <w:abstractNum w:abstractNumId="33" w15:restartNumberingAfterBreak="0">
-    <w:nsid w:val="4E9273ED"/>
-    <w:multiLevelType w:val="hybridMultilevel"/>
-    <w:tmpl w:val="92007954"/>
-    <w:lvl w:ilvl="0" w:tplc="EF1CA828">
-      <w:start w:val="1"/>
-      <w:numFmt w:val="decimal"/>
-      <w:lvlText w:val="%1."/>
-      <w:lvlJc w:val="left"/>
-      <w:pPr>
-        <w:ind w:left="1080" w:hanging="360"/>
-      </w:pPr>
-      <w:rPr>
-        <w:rFonts w:hint="default"/>
-        <w:b/>
-      </w:rPr>
-    </w:lvl>
-    <w:lvl w:ilvl="1" w:tplc="04090019" w:tentative="1">
-      <w:start w:val="1"/>
-      <w:numFmt w:val="lowerLetter"/>
-      <w:lvlText w:val="%2."/>
-      <w:lvlJc w:val="left"/>
-      <w:pPr>
-        <w:ind w:left="1800" w:hanging="360"/>
-      </w:pPr>
-    </w:lvl>
-    <w:lvl w:ilvl="2" w:tplc="0409001B" w:tentative="1">
-      <w:start w:val="1"/>
-      <w:numFmt w:val="lowerRoman"/>
-      <w:lvlText w:val="%3."/>
-      <w:lvlJc w:val="right"/>
-      <w:pPr>
-        <w:ind w:left="2520" w:hanging="180"/>
-      </w:pPr>
-    </w:lvl>
-    <w:lvl w:ilvl="3" w:tplc="0409000F" w:tentative="1">
-      <w:start w:val="1"/>
-      <w:numFmt w:val="decimal"/>
-      <w:lvlText w:val="%4."/>
-      <w:lvlJc w:val="left"/>
-      <w:pPr>
-        <w:ind w:left="3240" w:hanging="360"/>
-      </w:pPr>
-    </w:lvl>
-    <w:lvl w:ilvl="4" w:tplc="04090019" w:tentative="1">
-      <w:start w:val="1"/>
-      <w:numFmt w:val="lowerLetter"/>
-      <w:lvlText w:val="%5."/>
-      <w:lvlJc w:val="left"/>
-      <w:pPr>
-        <w:ind w:left="3960" w:hanging="360"/>
-      </w:pPr>
-    </w:lvl>
-    <w:lvl w:ilvl="5" w:tplc="0409001B" w:tentative="1">
-      <w:start w:val="1"/>
-      <w:numFmt w:val="lowerRoman"/>
-      <w:lvlText w:val="%6."/>
-      <w:lvlJc w:val="right"/>
-      <w:pPr>
-        <w:ind w:left="4680" w:hanging="180"/>
-      </w:pPr>
-    </w:lvl>
-    <w:lvl w:ilvl="6" w:tplc="0409000F" w:tentative="1">
-      <w:start w:val="1"/>
-      <w:numFmt w:val="decimal"/>
-      <w:lvlText w:val="%7."/>
-      <w:lvlJc w:val="left"/>
-      <w:pPr>
-        <w:ind w:left="5400" w:hanging="360"/>
-      </w:pPr>
-    </w:lvl>
-    <w:lvl w:ilvl="7" w:tplc="04090019" w:tentative="1">
-      <w:start w:val="1"/>
-      <w:numFmt w:val="lowerLetter"/>
-      <w:lvlText w:val="%8."/>
-      <w:lvlJc w:val="left"/>
-      <w:pPr>
-        <w:ind w:left="6120" w:hanging="360"/>
-      </w:pPr>
-    </w:lvl>
-    <w:lvl w:ilvl="8" w:tplc="0409001B" w:tentative="1">
-      <w:start w:val="1"/>
-      <w:numFmt w:val="lowerRoman"/>
-      <w:lvlText w:val="%9."/>
-      <w:lvlJc w:val="right"/>
-      <w:pPr>
-        <w:ind w:left="6840" w:hanging="180"/>
-      </w:pPr>
-    </w:lvl>
-  </w:abstractNum>
-  <w:abstractNum w:abstractNumId="34" w15:restartNumberingAfterBreak="0">
-    <w:nsid w:val="53BB78B7"/>
-    <w:multiLevelType w:val="hybridMultilevel"/>
-    <w:tmpl w:val="48FA2CA2"/>
-    <w:lvl w:ilvl="0" w:tplc="966056FA">
-      <w:start w:val="1"/>
-      <w:numFmt w:val="decimal"/>
-      <w:lvlText w:val="%1."/>
-      <w:lvlJc w:val="left"/>
-      <w:pPr>
-        <w:ind w:left="1440" w:hanging="360"/>
-      </w:pPr>
-      <w:rPr>
-        <w:rFonts w:hint="default"/>
-      </w:rPr>
-    </w:lvl>
-    <w:lvl w:ilvl="1" w:tplc="04090019" w:tentative="1">
-      <w:start w:val="1"/>
-      <w:numFmt w:val="lowerLetter"/>
-      <w:lvlText w:val="%2."/>
-      <w:lvlJc w:val="left"/>
-      <w:pPr>
-        <w:ind w:left="2160" w:hanging="360"/>
-      </w:pPr>
-    </w:lvl>
-    <w:lvl w:ilvl="2" w:tplc="0409001B" w:tentative="1">
-      <w:start w:val="1"/>
-      <w:numFmt w:val="lowerRoman"/>
-      <w:lvlText w:val="%3."/>
-      <w:lvlJc w:val="right"/>
-      <w:pPr>
-        <w:ind w:left="2880" w:hanging="180"/>
-      </w:pPr>
-    </w:lvl>
-    <w:lvl w:ilvl="3" w:tplc="0409000F" w:tentative="1">
-      <w:start w:val="1"/>
-      <w:numFmt w:val="decimal"/>
-      <w:lvlText w:val="%4."/>
-      <w:lvlJc w:val="left"/>
-      <w:pPr>
-        <w:ind w:left="3600" w:hanging="360"/>
-      </w:pPr>
-    </w:lvl>
-    <w:lvl w:ilvl="4" w:tplc="04090019" w:tentative="1">
-      <w:start w:val="1"/>
-      <w:numFmt w:val="lowerLetter"/>
-      <w:lvlText w:val="%5."/>
-      <w:lvlJc w:val="left"/>
-      <w:pPr>
-        <w:ind w:left="4320" w:hanging="360"/>
-      </w:pPr>
-    </w:lvl>
-    <w:lvl w:ilvl="5" w:tplc="0409001B" w:tentative="1">
-      <w:start w:val="1"/>
-      <w:numFmt w:val="lowerRoman"/>
-      <w:lvlText w:val="%6."/>
-      <w:lvlJc w:val="right"/>
-      <w:pPr>
-        <w:ind w:left="5040" w:hanging="180"/>
-      </w:pPr>
-    </w:lvl>
-    <w:lvl w:ilvl="6" w:tplc="0409000F" w:tentative="1">
-      <w:start w:val="1"/>
-      <w:numFmt w:val="decimal"/>
-      <w:lvlText w:val="%7."/>
-      <w:lvlJc w:val="left"/>
-      <w:pPr>
-        <w:ind w:left="5760" w:hanging="360"/>
-      </w:pPr>
-    </w:lvl>
-    <w:lvl w:ilvl="7" w:tplc="04090019" w:tentative="1">
-      <w:start w:val="1"/>
-      <w:numFmt w:val="lowerLetter"/>
-      <w:lvlText w:val="%8."/>
-      <w:lvlJc w:val="left"/>
-      <w:pPr>
-        <w:ind w:left="6480" w:hanging="360"/>
-      </w:pPr>
-    </w:lvl>
-    <w:lvl w:ilvl="8" w:tplc="0409001B" w:tentative="1">
-      <w:start w:val="1"/>
-      <w:numFmt w:val="lowerRoman"/>
-      <w:lvlText w:val="%9."/>
-      <w:lvlJc w:val="right"/>
-      <w:pPr>
-        <w:ind w:left="7200" w:hanging="180"/>
-      </w:pPr>
-    </w:lvl>
-  </w:abstractNum>
-  <w:abstractNum w:abstractNumId="35" w15:restartNumberingAfterBreak="0">
-    <w:nsid w:val="53C27521"/>
-    <w:multiLevelType w:val="hybridMultilevel"/>
-    <w:tmpl w:val="8F785230"/>
-    <w:lvl w:ilvl="0" w:tplc="4E907F7A">
-      <w:start w:val="1"/>
-      <w:numFmt w:val="decimal"/>
-      <w:lvlText w:val="%1."/>
-      <w:lvlJc w:val="left"/>
-      <w:pPr>
-        <w:ind w:left="1800" w:hanging="360"/>
-      </w:pPr>
-      <w:rPr>
-        <w:rFonts w:hint="default"/>
-        <w:b/>
-        <w:bCs/>
-      </w:rPr>
-    </w:lvl>
-    <w:lvl w:ilvl="1" w:tplc="04090019" w:tentative="1">
-      <w:start w:val="1"/>
-      <w:numFmt w:val="lowerLetter"/>
-      <w:lvlText w:val="%2."/>
-      <w:lvlJc w:val="left"/>
-      <w:pPr>
-        <w:ind w:left="2520" w:hanging="360"/>
-      </w:pPr>
-    </w:lvl>
-    <w:lvl w:ilvl="2" w:tplc="0409001B" w:tentative="1">
-      <w:start w:val="1"/>
-      <w:numFmt w:val="lowerRoman"/>
-      <w:lvlText w:val="%3."/>
-      <w:lvlJc w:val="right"/>
-      <w:pPr>
-        <w:ind w:left="3240" w:hanging="180"/>
-      </w:pPr>
-    </w:lvl>
-    <w:lvl w:ilvl="3" w:tplc="0409000F" w:tentative="1">
-      <w:start w:val="1"/>
-      <w:numFmt w:val="decimal"/>
-      <w:lvlText w:val="%4."/>
-      <w:lvlJc w:val="left"/>
-      <w:pPr>
-        <w:ind w:left="3960" w:hanging="360"/>
-      </w:pPr>
-    </w:lvl>
-    <w:lvl w:ilvl="4" w:tplc="04090019" w:tentative="1">
-      <w:start w:val="1"/>
-      <w:numFmt w:val="lowerLetter"/>
-      <w:lvlText w:val="%5."/>
-      <w:lvlJc w:val="left"/>
-      <w:pPr>
-        <w:ind w:left="4680" w:hanging="360"/>
-      </w:pPr>
-    </w:lvl>
-    <w:lvl w:ilvl="5" w:tplc="0409001B" w:tentative="1">
-      <w:start w:val="1"/>
-      <w:numFmt w:val="lowerRoman"/>
-      <w:lvlText w:val="%6."/>
-      <w:lvlJc w:val="right"/>
-      <w:pPr>
-        <w:ind w:left="5400" w:hanging="180"/>
-      </w:pPr>
-    </w:lvl>
-    <w:lvl w:ilvl="6" w:tplc="0409000F" w:tentative="1">
-      <w:start w:val="1"/>
-      <w:numFmt w:val="decimal"/>
-      <w:lvlText w:val="%7."/>
-      <w:lvlJc w:val="left"/>
-      <w:pPr>
-        <w:ind w:left="6120" w:hanging="360"/>
-      </w:pPr>
-    </w:lvl>
-    <w:lvl w:ilvl="7" w:tplc="04090019" w:tentative="1">
-      <w:start w:val="1"/>
-      <w:numFmt w:val="lowerLetter"/>
-      <w:lvlText w:val="%8."/>
-      <w:lvlJc w:val="left"/>
-      <w:pPr>
-        <w:ind w:left="6840" w:hanging="360"/>
-      </w:pPr>
-    </w:lvl>
-    <w:lvl w:ilvl="8" w:tplc="0409001B" w:tentative="1">
-      <w:start w:val="1"/>
-      <w:numFmt w:val="lowerRoman"/>
-      <w:lvlText w:val="%9."/>
-      <w:lvlJc w:val="right"/>
-      <w:pPr>
-        <w:ind w:left="7560" w:hanging="180"/>
-      </w:pPr>
-    </w:lvl>
-  </w:abstractNum>
-  <w:abstractNum w:abstractNumId="36" w15:restartNumberingAfterBreak="0">
-    <w:nsid w:val="57F06A02"/>
-    <w:multiLevelType w:val="hybridMultilevel"/>
-    <w:tmpl w:val="2B00F882"/>
-    <w:lvl w:ilvl="0" w:tplc="04090001">
-      <w:start w:val="1"/>
-      <w:numFmt w:val="bullet"/>
-      <w:lvlText w:val=""/>
-      <w:lvlJc w:val="left"/>
-      <w:pPr>
-        <w:ind w:left="720" w:hanging="360"/>
-      </w:pPr>
-      <w:rPr>
-        <w:rFonts w:ascii="Symbol" w:hAnsi="Symbol" w:hint="default"/>
-      </w:rPr>
-    </w:lvl>
-    <w:lvl w:ilvl="1" w:tplc="04090003" w:tentative="1">
-      <w:start w:val="1"/>
-      <w:numFmt w:val="bullet"/>
-      <w:lvlText w:val="o"/>
-      <w:lvlJc w:val="left"/>
-      <w:pPr>
-        <w:ind w:left="1440" w:hanging="360"/>
-      </w:pPr>
-      <w:rPr>
-        <w:rFonts w:ascii="Courier New" w:hAnsi="Courier New" w:cs="Courier New" w:hint="default"/>
-      </w:rPr>
-    </w:lvl>
-    <w:lvl w:ilvl="2" w:tplc="04090005" w:tentative="1">
-      <w:start w:val="1"/>
-      <w:numFmt w:val="bullet"/>
-      <w:lvlText w:val=""/>
-      <w:lvlJc w:val="left"/>
-      <w:pPr>
-        <w:ind w:left="2160" w:hanging="360"/>
-      </w:pPr>
-      <w:rPr>
-        <w:rFonts w:ascii="Wingdings" w:hAnsi="Wingdings" w:hint="default"/>
-      </w:rPr>
-    </w:lvl>
-    <w:lvl w:ilvl="3" w:tplc="04090001" w:tentative="1">
-      <w:start w:val="1"/>
-      <w:numFmt w:val="bullet"/>
-      <w:lvlText w:val=""/>
-      <w:lvlJc w:val="left"/>
-      <w:pPr>
-        <w:ind w:left="2880" w:hanging="360"/>
-      </w:pPr>
-      <w:rPr>
-        <w:rFonts w:ascii="Symbol" w:hAnsi="Symbol" w:hint="default"/>
-      </w:rPr>
-    </w:lvl>
-    <w:lvl w:ilvl="4" w:tplc="04090003" w:tentative="1">
-      <w:start w:val="1"/>
-      <w:numFmt w:val="bullet"/>
-      <w:lvlText w:val="o"/>
-      <w:lvlJc w:val="left"/>
-      <w:pPr>
-        <w:ind w:left="3600" w:hanging="360"/>
-      </w:pPr>
-      <w:rPr>
-        <w:rFonts w:ascii="Courier New" w:hAnsi="Courier New" w:cs="Courier New" w:hint="default"/>
-      </w:rPr>
-    </w:lvl>
-    <w:lvl w:ilvl="5" w:tplc="04090005" w:tentative="1">
-      <w:start w:val="1"/>
-      <w:numFmt w:val="bullet"/>
-      <w:lvlText w:val=""/>
-      <w:lvlJc w:val="left"/>
-      <w:pPr>
-        <w:ind w:left="4320" w:hanging="360"/>
-      </w:pPr>
-      <w:rPr>
-        <w:rFonts w:ascii="Wingdings" w:hAnsi="Wingdings" w:hint="default"/>
-      </w:rPr>
-    </w:lvl>
-    <w:lvl w:ilvl="6" w:tplc="04090001" w:tentative="1">
-      <w:start w:val="1"/>
-      <w:numFmt w:val="bullet"/>
-      <w:lvlText w:val=""/>
-      <w:lvlJc w:val="left"/>
-      <w:pPr>
-        <w:ind w:left="5040" w:hanging="360"/>
-      </w:pPr>
-      <w:rPr>
-        <w:rFonts w:ascii="Symbol" w:hAnsi="Symbol" w:hint="default"/>
-      </w:rPr>
-    </w:lvl>
-    <w:lvl w:ilvl="7" w:tplc="04090003" w:tentative="1">
-      <w:start w:val="1"/>
-      <w:numFmt w:val="bullet"/>
-      <w:lvlText w:val="o"/>
-      <w:lvlJc w:val="left"/>
-      <w:pPr>
-        <w:ind w:left="5760" w:hanging="360"/>
-      </w:pPr>
-      <w:rPr>
-        <w:rFonts w:ascii="Courier New" w:hAnsi="Courier New" w:cs="Courier New" w:hint="default"/>
-      </w:rPr>
-    </w:lvl>
-    <w:lvl w:ilvl="8" w:tplc="04090005" w:tentative="1">
-      <w:start w:val="1"/>
-      <w:numFmt w:val="bullet"/>
-      <w:lvlText w:val=""/>
-      <w:lvlJc w:val="left"/>
-      <w:pPr>
-        <w:ind w:left="6480" w:hanging="360"/>
-      </w:pPr>
-      <w:rPr>
-        <w:rFonts w:ascii="Wingdings" w:hAnsi="Wingdings" w:hint="default"/>
-      </w:rPr>
-    </w:lvl>
-  </w:abstractNum>
-  <w:abstractNum w:abstractNumId="37" w15:restartNumberingAfterBreak="0">
-    <w:nsid w:val="5A24555E"/>
-    <w:multiLevelType w:val="hybridMultilevel"/>
-    <w:tmpl w:val="71C4F022"/>
-    <w:lvl w:ilvl="0" w:tplc="4268DF5C">
-      <w:start w:val="1"/>
-      <w:numFmt w:val="decimal"/>
-      <w:lvlText w:val="%1."/>
-      <w:lvlJc w:val="left"/>
-      <w:pPr>
-        <w:ind w:left="1440" w:hanging="360"/>
-      </w:pPr>
-      <w:rPr>
-        <w:rFonts w:hint="default"/>
-      </w:rPr>
-    </w:lvl>
-    <w:lvl w:ilvl="1" w:tplc="04090019" w:tentative="1">
-      <w:start w:val="1"/>
-      <w:numFmt w:val="lowerLetter"/>
-      <w:lvlText w:val="%2."/>
-      <w:lvlJc w:val="left"/>
-      <w:pPr>
-        <w:ind w:left="2160" w:hanging="360"/>
-      </w:pPr>
-    </w:lvl>
-    <w:lvl w:ilvl="2" w:tplc="0409001B" w:tentative="1">
-      <w:start w:val="1"/>
-      <w:numFmt w:val="lowerRoman"/>
-      <w:lvlText w:val="%3."/>
-      <w:lvlJc w:val="right"/>
-      <w:pPr>
-        <w:ind w:left="2880" w:hanging="180"/>
-      </w:pPr>
-    </w:lvl>
-    <w:lvl w:ilvl="3" w:tplc="0409000F" w:tentative="1">
-      <w:start w:val="1"/>
-      <w:numFmt w:val="decimal"/>
-      <w:lvlText w:val="%4."/>
-      <w:lvlJc w:val="left"/>
-      <w:pPr>
-        <w:ind w:left="3600" w:hanging="360"/>
-      </w:pPr>
-    </w:lvl>
-    <w:lvl w:ilvl="4" w:tplc="04090019" w:tentative="1">
-      <w:start w:val="1"/>
-      <w:numFmt w:val="lowerLetter"/>
-      <w:lvlText w:val="%5."/>
-      <w:lvlJc w:val="left"/>
-      <w:pPr>
-        <w:ind w:left="4320" w:hanging="360"/>
-      </w:pPr>
-    </w:lvl>
-    <w:lvl w:ilvl="5" w:tplc="0409001B" w:tentative="1">
-      <w:start w:val="1"/>
-      <w:numFmt w:val="lowerRoman"/>
-      <w:lvlText w:val="%6."/>
-      <w:lvlJc w:val="right"/>
-      <w:pPr>
-        <w:ind w:left="5040" w:hanging="180"/>
-      </w:pPr>
-    </w:lvl>
-    <w:lvl w:ilvl="6" w:tplc="0409000F" w:tentative="1">
-      <w:start w:val="1"/>
-      <w:numFmt w:val="decimal"/>
-      <w:lvlText w:val="%7."/>
-      <w:lvlJc w:val="left"/>
-      <w:pPr>
-        <w:ind w:left="5760" w:hanging="360"/>
-      </w:pPr>
-    </w:lvl>
-    <w:lvl w:ilvl="7" w:tplc="04090019" w:tentative="1">
-      <w:start w:val="1"/>
-      <w:numFmt w:val="lowerLetter"/>
-      <w:lvlText w:val="%8."/>
-      <w:lvlJc w:val="left"/>
-      <w:pPr>
-        <w:ind w:left="6480" w:hanging="360"/>
-      </w:pPr>
-    </w:lvl>
-    <w:lvl w:ilvl="8" w:tplc="0409001B" w:tentative="1">
-      <w:start w:val="1"/>
-      <w:numFmt w:val="lowerRoman"/>
-      <w:lvlText w:val="%9."/>
-      <w:lvlJc w:val="right"/>
-      <w:pPr>
-        <w:ind w:left="7200" w:hanging="180"/>
-      </w:pPr>
-    </w:lvl>
-  </w:abstractNum>
-  <w:abstractNum w:abstractNumId="38" w15:restartNumberingAfterBreak="0">
-    <w:nsid w:val="6163592C"/>
-    <w:multiLevelType w:val="hybridMultilevel"/>
-    <w:tmpl w:val="4FACFDD2"/>
-    <w:lvl w:ilvl="0" w:tplc="838055C2">
-      <w:start w:val="1"/>
-      <w:numFmt w:val="decimal"/>
-      <w:lvlText w:val="%1."/>
-      <w:lvlJc w:val="left"/>
-      <w:pPr>
-        <w:ind w:left="1080" w:hanging="360"/>
-      </w:pPr>
-      <w:rPr>
-        <w:rFonts w:hint="default"/>
-      </w:rPr>
-    </w:lvl>
-    <w:lvl w:ilvl="1" w:tplc="04090019" w:tentative="1">
-      <w:start w:val="1"/>
-      <w:numFmt w:val="lowerLetter"/>
-      <w:lvlText w:val="%2."/>
-      <w:lvlJc w:val="left"/>
-      <w:pPr>
-        <w:ind w:left="1800" w:hanging="360"/>
-      </w:pPr>
-    </w:lvl>
-    <w:lvl w:ilvl="2" w:tplc="0409001B" w:tentative="1">
-      <w:start w:val="1"/>
-      <w:numFmt w:val="lowerRoman"/>
-      <w:lvlText w:val="%3."/>
-      <w:lvlJc w:val="right"/>
-      <w:pPr>
-        <w:ind w:left="2520" w:hanging="180"/>
-      </w:pPr>
-    </w:lvl>
-    <w:lvl w:ilvl="3" w:tplc="0409000F" w:tentative="1">
-      <w:start w:val="1"/>
-      <w:numFmt w:val="decimal"/>
-      <w:lvlText w:val="%4."/>
-      <w:lvlJc w:val="left"/>
-      <w:pPr>
-        <w:ind w:left="3240" w:hanging="360"/>
-      </w:pPr>
-    </w:lvl>
-    <w:lvl w:ilvl="4" w:tplc="04090019" w:tentative="1">
-      <w:start w:val="1"/>
-      <w:numFmt w:val="lowerLetter"/>
-      <w:lvlText w:val="%5."/>
-      <w:lvlJc w:val="left"/>
-      <w:pPr>
-        <w:ind w:left="3960" w:hanging="360"/>
-      </w:pPr>
-    </w:lvl>
-    <w:lvl w:ilvl="5" w:tplc="0409001B" w:tentative="1">
-      <w:start w:val="1"/>
-      <w:numFmt w:val="lowerRoman"/>
-      <w:lvlText w:val="%6."/>
-      <w:lvlJc w:val="right"/>
-      <w:pPr>
-        <w:ind w:left="4680" w:hanging="180"/>
-      </w:pPr>
-    </w:lvl>
-    <w:lvl w:ilvl="6" w:tplc="0409000F" w:tentative="1">
-      <w:start w:val="1"/>
-      <w:numFmt w:val="decimal"/>
-      <w:lvlText w:val="%7."/>
-      <w:lvlJc w:val="left"/>
-      <w:pPr>
-        <w:ind w:left="5400" w:hanging="360"/>
-      </w:pPr>
-    </w:lvl>
-    <w:lvl w:ilvl="7" w:tplc="04090019" w:tentative="1">
-      <w:start w:val="1"/>
-      <w:numFmt w:val="lowerLetter"/>
-      <w:lvlText w:val="%8."/>
-      <w:lvlJc w:val="left"/>
-      <w:pPr>
-        <w:ind w:left="6120" w:hanging="360"/>
-      </w:pPr>
-    </w:lvl>
-    <w:lvl w:ilvl="8" w:tplc="0409001B" w:tentative="1">
-      <w:start w:val="1"/>
-      <w:numFmt w:val="lowerRoman"/>
-      <w:lvlText w:val="%9."/>
-      <w:lvlJc w:val="right"/>
-      <w:pPr>
-        <w:ind w:left="6840" w:hanging="180"/>
-      </w:pPr>
-    </w:lvl>
-  </w:abstractNum>
-  <w:abstractNum w:abstractNumId="39" w15:restartNumberingAfterBreak="0">
-    <w:nsid w:val="62EA70A6"/>
-    <w:multiLevelType w:val="hybridMultilevel"/>
-    <w:tmpl w:val="D9E0F390"/>
-    <w:lvl w:ilvl="0" w:tplc="04090001">
-      <w:start w:val="1"/>
-      <w:numFmt w:val="bullet"/>
-      <w:lvlText w:val=""/>
-      <w:lvlJc w:val="left"/>
-      <w:pPr>
-        <w:ind w:left="1800" w:hanging="360"/>
-      </w:pPr>
-      <w:rPr>
-        <w:rFonts w:ascii="Symbol" w:hAnsi="Symbol" w:hint="default"/>
-      </w:rPr>
-    </w:lvl>
-    <w:lvl w:ilvl="1" w:tplc="04090003" w:tentative="1">
-      <w:start w:val="1"/>
-      <w:numFmt w:val="bullet"/>
-      <w:lvlText w:val="o"/>
-      <w:lvlJc w:val="left"/>
-      <w:pPr>
-        <w:ind w:left="2520" w:hanging="360"/>
-      </w:pPr>
-      <w:rPr>
-        <w:rFonts w:ascii="Courier New" w:hAnsi="Courier New" w:cs="Courier New" w:hint="default"/>
-      </w:rPr>
-    </w:lvl>
-    <w:lvl w:ilvl="2" w:tplc="04090005" w:tentative="1">
-      <w:start w:val="1"/>
-      <w:numFmt w:val="bullet"/>
-      <w:lvlText w:val=""/>
-      <w:lvlJc w:val="left"/>
-      <w:pPr>
-        <w:ind w:left="3240" w:hanging="360"/>
-      </w:pPr>
-      <w:rPr>
-        <w:rFonts w:ascii="Wingdings" w:hAnsi="Wingdings" w:hint="default"/>
-      </w:rPr>
-    </w:lvl>
-    <w:lvl w:ilvl="3" w:tplc="04090001" w:tentative="1">
-      <w:start w:val="1"/>
-      <w:numFmt w:val="bullet"/>
-      <w:lvlText w:val=""/>
-      <w:lvlJc w:val="left"/>
-      <w:pPr>
-        <w:ind w:left="3960" w:hanging="360"/>
-      </w:pPr>
-      <w:rPr>
-        <w:rFonts w:ascii="Symbol" w:hAnsi="Symbol" w:hint="default"/>
-      </w:rPr>
-    </w:lvl>
-    <w:lvl w:ilvl="4" w:tplc="04090003" w:tentative="1">
-      <w:start w:val="1"/>
-      <w:numFmt w:val="bullet"/>
-      <w:lvlText w:val="o"/>
-      <w:lvlJc w:val="left"/>
-      <w:pPr>
-        <w:ind w:left="4680" w:hanging="360"/>
-      </w:pPr>
-      <w:rPr>
-        <w:rFonts w:ascii="Courier New" w:hAnsi="Courier New" w:cs="Courier New" w:hint="default"/>
-      </w:rPr>
-    </w:lvl>
-    <w:lvl w:ilvl="5" w:tplc="04090005" w:tentative="1">
-      <w:start w:val="1"/>
-      <w:numFmt w:val="bullet"/>
-      <w:lvlText w:val=""/>
-      <w:lvlJc w:val="left"/>
-      <w:pPr>
-        <w:ind w:left="5400" w:hanging="360"/>
-      </w:pPr>
-      <w:rPr>
-        <w:rFonts w:ascii="Wingdings" w:hAnsi="Wingdings" w:hint="default"/>
-      </w:rPr>
-    </w:lvl>
-    <w:lvl w:ilvl="6" w:tplc="04090001" w:tentative="1">
-      <w:start w:val="1"/>
-      <w:numFmt w:val="bullet"/>
-      <w:lvlText w:val=""/>
-      <w:lvlJc w:val="left"/>
-      <w:pPr>
-        <w:ind w:left="6120" w:hanging="360"/>
-      </w:pPr>
-      <w:rPr>
-        <w:rFonts w:ascii="Symbol" w:hAnsi="Symbol" w:hint="default"/>
-      </w:rPr>
-    </w:lvl>
-    <w:lvl w:ilvl="7" w:tplc="04090003" w:tentative="1">
-      <w:start w:val="1"/>
-      <w:numFmt w:val="bullet"/>
-      <w:lvlText w:val="o"/>
-      <w:lvlJc w:val="left"/>
-      <w:pPr>
-        <w:ind w:left="6840" w:hanging="360"/>
-      </w:pPr>
-      <w:rPr>
-        <w:rFonts w:ascii="Courier New" w:hAnsi="Courier New" w:cs="Courier New" w:hint="default"/>
-      </w:rPr>
-    </w:lvl>
-    <w:lvl w:ilvl="8" w:tplc="04090005" w:tentative="1">
-      <w:start w:val="1"/>
-      <w:numFmt w:val="bullet"/>
-      <w:lvlText w:val=""/>
-      <w:lvlJc w:val="left"/>
-      <w:pPr>
-        <w:ind w:left="7560" w:hanging="360"/>
-      </w:pPr>
-      <w:rPr>
-        <w:rFonts w:ascii="Wingdings" w:hAnsi="Wingdings" w:hint="default"/>
-      </w:rPr>
-    </w:lvl>
-  </w:abstractNum>
-  <w:abstractNum w:abstractNumId="40" w15:restartNumberingAfterBreak="0">
-    <w:nsid w:val="653C0BBB"/>
-    <w:multiLevelType w:val="hybridMultilevel"/>
-    <w:tmpl w:val="330241AE"/>
-    <w:lvl w:ilvl="0" w:tplc="0409000F">
-      <w:start w:val="1"/>
-      <w:numFmt w:val="decimal"/>
-      <w:lvlText w:val="%1."/>
-      <w:lvlJc w:val="left"/>
-      <w:pPr>
-        <w:ind w:left="720" w:hanging="360"/>
-      </w:pPr>
-      <w:rPr>
-        <w:rFonts w:hint="default"/>
-      </w:rPr>
-    </w:lvl>
-    <w:lvl w:ilvl="1" w:tplc="04090019" w:tentative="1">
-      <w:start w:val="1"/>
-      <w:numFmt w:val="lowerLetter"/>
-      <w:lvlText w:val="%2."/>
-      <w:lvlJc w:val="left"/>
-      <w:pPr>
-        <w:ind w:left="1440" w:hanging="360"/>
-      </w:pPr>
-    </w:lvl>
-    <w:lvl w:ilvl="2" w:tplc="0409001B" w:tentative="1">
-      <w:start w:val="1"/>
-      <w:numFmt w:val="lowerRoman"/>
-      <w:lvlText w:val="%3."/>
-      <w:lvlJc w:val="right"/>
-      <w:pPr>
-        <w:ind w:left="2160" w:hanging="180"/>
-      </w:pPr>
-    </w:lvl>
-    <w:lvl w:ilvl="3" w:tplc="0409000F" w:tentative="1">
-      <w:start w:val="1"/>
-      <w:numFmt w:val="decimal"/>
-      <w:lvlText w:val="%4."/>
-      <w:lvlJc w:val="left"/>
-      <w:pPr>
-        <w:ind w:left="2880" w:hanging="360"/>
-      </w:pPr>
-    </w:lvl>
-    <w:lvl w:ilvl="4" w:tplc="04090019" w:tentative="1">
-      <w:start w:val="1"/>
-      <w:numFmt w:val="lowerLetter"/>
-      <w:lvlText w:val="%5."/>
-      <w:lvlJc w:val="left"/>
-      <w:pPr>
-        <w:ind w:left="3600" w:hanging="360"/>
-      </w:pPr>
-    </w:lvl>
-    <w:lvl w:ilvl="5" w:tplc="0409001B" w:tentative="1">
-      <w:start w:val="1"/>
-      <w:numFmt w:val="lowerRoman"/>
-      <w:lvlText w:val="%6."/>
-      <w:lvlJc w:val="right"/>
-      <w:pPr>
-        <w:ind w:left="4320" w:hanging="180"/>
-      </w:pPr>
-    </w:lvl>
-    <w:lvl w:ilvl="6" w:tplc="0409000F" w:tentative="1">
-      <w:start w:val="1"/>
-      <w:numFmt w:val="decimal"/>
-      <w:lvlText w:val="%7."/>
-      <w:lvlJc w:val="left"/>
-      <w:pPr>
-        <w:ind w:left="5040" w:hanging="360"/>
-      </w:pPr>
-    </w:lvl>
-    <w:lvl w:ilvl="7" w:tplc="04090019" w:tentative="1">
-      <w:start w:val="1"/>
-      <w:numFmt w:val="lowerLetter"/>
-      <w:lvlText w:val="%8."/>
-      <w:lvlJc w:val="left"/>
-      <w:pPr>
-        <w:ind w:left="5760" w:hanging="360"/>
-      </w:pPr>
-    </w:lvl>
-    <w:lvl w:ilvl="8" w:tplc="0409001B" w:tentative="1">
-      <w:start w:val="1"/>
-      <w:numFmt w:val="lowerRoman"/>
-      <w:lvlText w:val="%9."/>
-      <w:lvlJc w:val="right"/>
-      <w:pPr>
-        <w:ind w:left="6480" w:hanging="180"/>
-      </w:pPr>
-    </w:lvl>
-  </w:abstractNum>
-  <w:abstractNum w:abstractNumId="41" w15:restartNumberingAfterBreak="0">
-    <w:nsid w:val="65BC32D9"/>
-    <w:multiLevelType w:val="hybridMultilevel"/>
-    <w:tmpl w:val="5A48DE24"/>
-    <w:lvl w:ilvl="0" w:tplc="FFFFFFFF">
-      <w:start w:val="1"/>
-      <w:numFmt w:val="lowerLetter"/>
-      <w:lvlText w:val="%1."/>
-      <w:lvlJc w:val="left"/>
-      <w:pPr>
-        <w:ind w:left="1080" w:hanging="360"/>
-      </w:pPr>
-      <w:rPr>
-        <w:rFonts w:hint="default"/>
-        <w:b/>
-      </w:rPr>
-    </w:lvl>
-    <w:lvl w:ilvl="1" w:tplc="FFFFFFFF" w:tentative="1">
-      <w:start w:val="1"/>
-      <w:numFmt w:val="lowerLetter"/>
-      <w:lvlText w:val="%2."/>
-      <w:lvlJc w:val="left"/>
-      <w:pPr>
-        <w:ind w:left="1800" w:hanging="360"/>
-      </w:pPr>
-    </w:lvl>
-    <w:lvl w:ilvl="2" w:tplc="FFFFFFFF" w:tentative="1">
-      <w:start w:val="1"/>
-      <w:numFmt w:val="lowerRoman"/>
-      <w:lvlText w:val="%3."/>
-      <w:lvlJc w:val="right"/>
-      <w:pPr>
-        <w:ind w:left="2520" w:hanging="180"/>
-      </w:pPr>
-    </w:lvl>
-    <w:lvl w:ilvl="3" w:tplc="FFFFFFFF" w:tentative="1">
-      <w:start w:val="1"/>
-      <w:numFmt w:val="decimal"/>
-      <w:lvlText w:val="%4."/>
-      <w:lvlJc w:val="left"/>
-      <w:pPr>
-        <w:ind w:left="3240" w:hanging="360"/>
-      </w:pPr>
-    </w:lvl>
-    <w:lvl w:ilvl="4" w:tplc="FFFFFFFF" w:tentative="1">
-      <w:start w:val="1"/>
-      <w:numFmt w:val="lowerLetter"/>
-      <w:lvlText w:val="%5."/>
-      <w:lvlJc w:val="left"/>
-      <w:pPr>
-        <w:ind w:left="3960" w:hanging="360"/>
-      </w:pPr>
-    </w:lvl>
-    <w:lvl w:ilvl="5" w:tplc="FFFFFFFF" w:tentative="1">
-      <w:start w:val="1"/>
-      <w:numFmt w:val="lowerRoman"/>
-      <w:lvlText w:val="%6."/>
-      <w:lvlJc w:val="right"/>
-      <w:pPr>
-        <w:ind w:left="4680" w:hanging="180"/>
-      </w:pPr>
-    </w:lvl>
-    <w:lvl w:ilvl="6" w:tplc="FFFFFFFF" w:tentative="1">
-      <w:start w:val="1"/>
-      <w:numFmt w:val="decimal"/>
-      <w:lvlText w:val="%7."/>
-      <w:lvlJc w:val="left"/>
-      <w:pPr>
-        <w:ind w:left="5400" w:hanging="360"/>
-      </w:pPr>
-    </w:lvl>
-    <w:lvl w:ilvl="7" w:tplc="FFFFFFFF" w:tentative="1">
-      <w:start w:val="1"/>
-      <w:numFmt w:val="lowerLetter"/>
-      <w:lvlText w:val="%8."/>
-      <w:lvlJc w:val="left"/>
-      <w:pPr>
-        <w:ind w:left="6120" w:hanging="360"/>
-      </w:pPr>
-    </w:lvl>
-    <w:lvl w:ilvl="8" w:tplc="FFFFFFFF" w:tentative="1">
-      <w:start w:val="1"/>
-      <w:numFmt w:val="lowerRoman"/>
-      <w:lvlText w:val="%9."/>
-      <w:lvlJc w:val="right"/>
-      <w:pPr>
-        <w:ind w:left="6840" w:hanging="180"/>
-      </w:pPr>
-    </w:lvl>
-  </w:abstractNum>
-  <w:abstractNum w:abstractNumId="42" w15:restartNumberingAfterBreak="0">
-    <w:nsid w:val="6B101ADE"/>
-    <w:multiLevelType w:val="hybridMultilevel"/>
-    <w:tmpl w:val="3294C632"/>
-    <w:lvl w:ilvl="0" w:tplc="F7646BC0">
-      <w:start w:val="1"/>
-      <w:numFmt w:val="lowerLetter"/>
-      <w:lvlText w:val="%1."/>
-      <w:lvlJc w:val="left"/>
-      <w:pPr>
-        <w:ind w:left="1440" w:hanging="360"/>
-      </w:pPr>
-      <w:rPr>
-        <w:rFonts w:hint="default"/>
-        <w:b/>
-        <w:bCs/>
-      </w:rPr>
-    </w:lvl>
-    <w:lvl w:ilvl="1" w:tplc="04090019" w:tentative="1">
-      <w:start w:val="1"/>
-      <w:numFmt w:val="lowerLetter"/>
-      <w:lvlText w:val="%2."/>
-      <w:lvlJc w:val="left"/>
-      <w:pPr>
-        <w:ind w:left="2160" w:hanging="360"/>
-      </w:pPr>
-    </w:lvl>
-    <w:lvl w:ilvl="2" w:tplc="0409001B" w:tentative="1">
-      <w:start w:val="1"/>
-      <w:numFmt w:val="lowerRoman"/>
-      <w:lvlText w:val="%3."/>
-      <w:lvlJc w:val="right"/>
-      <w:pPr>
-        <w:ind w:left="2880" w:hanging="180"/>
-      </w:pPr>
-    </w:lvl>
-    <w:lvl w:ilvl="3" w:tplc="0409000F" w:tentative="1">
-      <w:start w:val="1"/>
-      <w:numFmt w:val="decimal"/>
-      <w:lvlText w:val="%4."/>
-      <w:lvlJc w:val="left"/>
-      <w:pPr>
-        <w:ind w:left="3600" w:hanging="360"/>
-      </w:pPr>
-    </w:lvl>
-    <w:lvl w:ilvl="4" w:tplc="04090019" w:tentative="1">
-      <w:start w:val="1"/>
-      <w:numFmt w:val="lowerLetter"/>
-      <w:lvlText w:val="%5."/>
-      <w:lvlJc w:val="left"/>
-      <w:pPr>
-        <w:ind w:left="4320" w:hanging="360"/>
-      </w:pPr>
-    </w:lvl>
-    <w:lvl w:ilvl="5" w:tplc="0409001B" w:tentative="1">
-      <w:start w:val="1"/>
-      <w:numFmt w:val="lowerRoman"/>
-      <w:lvlText w:val="%6."/>
-      <w:lvlJc w:val="right"/>
-      <w:pPr>
-        <w:ind w:left="5040" w:hanging="180"/>
-      </w:pPr>
-    </w:lvl>
-    <w:lvl w:ilvl="6" w:tplc="0409000F" w:tentative="1">
-      <w:start w:val="1"/>
-      <w:numFmt w:val="decimal"/>
-      <w:lvlText w:val="%7."/>
-      <w:lvlJc w:val="left"/>
-      <w:pPr>
-        <w:ind w:left="5760" w:hanging="360"/>
-      </w:pPr>
-    </w:lvl>
-    <w:lvl w:ilvl="7" w:tplc="04090019" w:tentative="1">
-      <w:start w:val="1"/>
-      <w:numFmt w:val="lowerLetter"/>
-      <w:lvlText w:val="%8."/>
-      <w:lvlJc w:val="left"/>
-      <w:pPr>
-        <w:ind w:left="6480" w:hanging="360"/>
-      </w:pPr>
-    </w:lvl>
-    <w:lvl w:ilvl="8" w:tplc="0409001B" w:tentative="1">
-      <w:start w:val="1"/>
-      <w:numFmt w:val="lowerRoman"/>
-      <w:lvlText w:val="%9."/>
-      <w:lvlJc w:val="right"/>
-      <w:pPr>
-        <w:ind w:left="7200" w:hanging="180"/>
-      </w:pPr>
-    </w:lvl>
-  </w:abstractNum>
-  <w:abstractNum w:abstractNumId="43" w15:restartNumberingAfterBreak="0">
-    <w:nsid w:val="6FC2461C"/>
-    <w:multiLevelType w:val="multilevel"/>
-    <w:tmpl w:val="AB182936"/>
-    <w:lvl w:ilvl="0">
-      <w:start w:val="1"/>
-      <w:numFmt w:val="decimal"/>
-      <w:lvlText w:val="%1."/>
-      <w:lvlJc w:val="left"/>
-      <w:pPr>
-        <w:ind w:left="540" w:hanging="540"/>
-      </w:pPr>
-      <w:rPr>
-        <w:rFonts w:hint="default"/>
-      </w:rPr>
-    </w:lvl>
-    <w:lvl w:ilvl="1">
-      <w:start w:val="2"/>
-      <w:numFmt w:val="decimal"/>
-      <w:lvlText w:val="%1.%2."/>
-      <w:lvlJc w:val="left"/>
-      <w:pPr>
-        <w:ind w:left="720" w:hanging="540"/>
-      </w:pPr>
-      <w:rPr>
-        <w:rFonts w:hint="default"/>
-      </w:rPr>
-    </w:lvl>
-    <w:lvl w:ilvl="2">
-      <w:start w:val="3"/>
-      <w:numFmt w:val="decimal"/>
-      <w:lvlText w:val="%1.%2.%3."/>
-      <w:lvlJc w:val="left"/>
-      <w:pPr>
-        <w:ind w:left="1080" w:hanging="720"/>
-      </w:pPr>
-      <w:rPr>
-        <w:rFonts w:hint="default"/>
-      </w:rPr>
-    </w:lvl>
-    <w:lvl w:ilvl="3">
-      <w:start w:val="1"/>
-      <w:numFmt w:val="decimal"/>
-      <w:lvlText w:val="%1.%2.%3.%4."/>
-      <w:lvlJc w:val="left"/>
-      <w:pPr>
-        <w:ind w:left="1260" w:hanging="720"/>
-      </w:pPr>
-      <w:rPr>
-        <w:rFonts w:hint="default"/>
-      </w:rPr>
-    </w:lvl>
-    <w:lvl w:ilvl="4">
-      <w:start w:val="1"/>
-      <w:numFmt w:val="decimal"/>
-      <w:lvlText w:val="%1.%2.%3.%4.%5."/>
-      <w:lvlJc w:val="left"/>
-      <w:pPr>
-        <w:ind w:left="1800" w:hanging="1080"/>
-      </w:pPr>
-      <w:rPr>
-        <w:rFonts w:hint="default"/>
-      </w:rPr>
-    </w:lvl>
-    <w:lvl w:ilvl="5">
-      <w:start w:val="1"/>
-      <w:numFmt w:val="decimal"/>
-      <w:lvlText w:val="%1.%2.%3.%4.%5.%6."/>
-      <w:lvlJc w:val="left"/>
-      <w:pPr>
-        <w:ind w:left="1980" w:hanging="1080"/>
-      </w:pPr>
-      <w:rPr>
-        <w:rFonts w:hint="default"/>
-      </w:rPr>
-    </w:lvl>
-    <w:lvl w:ilvl="6">
-      <w:start w:val="1"/>
-      <w:numFmt w:val="decimal"/>
-      <w:lvlText w:val="%1.%2.%3.%4.%5.%6.%7."/>
-      <w:lvlJc w:val="left"/>
-      <w:pPr>
-        <w:ind w:left="2520" w:hanging="1440"/>
-      </w:pPr>
-      <w:rPr>
-        <w:rFonts w:hint="default"/>
-      </w:rPr>
-    </w:lvl>
-    <w:lvl w:ilvl="7">
-      <w:start w:val="1"/>
-      <w:numFmt w:val="decimal"/>
-      <w:lvlText w:val="%1.%2.%3.%4.%5.%6.%7.%8."/>
-      <w:lvlJc w:val="left"/>
-      <w:pPr>
-        <w:ind w:left="2700" w:hanging="1440"/>
-      </w:pPr>
-      <w:rPr>
-        <w:rFonts w:hint="default"/>
-      </w:rPr>
-    </w:lvl>
-    <w:lvl w:ilvl="8">
-      <w:start w:val="1"/>
-      <w:numFmt w:val="decimal"/>
-      <w:lvlText w:val="%1.%2.%3.%4.%5.%6.%7.%8.%9."/>
-      <w:lvlJc w:val="left"/>
-      <w:pPr>
-        <w:ind w:left="3240" w:hanging="1800"/>
-      </w:pPr>
-      <w:rPr>
-        <w:rFonts w:hint="default"/>
-      </w:rPr>
-    </w:lvl>
-  </w:abstractNum>
-  <w:abstractNum w:abstractNumId="44" w15:restartNumberingAfterBreak="0">
-    <w:nsid w:val="717204D1"/>
-    <w:multiLevelType w:val="hybridMultilevel"/>
-    <w:tmpl w:val="5A48DE24"/>
-    <w:lvl w:ilvl="0" w:tplc="B7C82824">
-      <w:start w:val="1"/>
-      <w:numFmt w:val="lowerLetter"/>
-      <w:lvlText w:val="%1."/>
-      <w:lvlJc w:val="left"/>
-      <w:pPr>
-        <w:ind w:left="1080" w:hanging="360"/>
-      </w:pPr>
-      <w:rPr>
-        <w:rFonts w:hint="default"/>
-        <w:b/>
-      </w:rPr>
-    </w:lvl>
-    <w:lvl w:ilvl="1" w:tplc="04090019" w:tentative="1">
-      <w:start w:val="1"/>
-      <w:numFmt w:val="lowerLetter"/>
-      <w:lvlText w:val="%2."/>
-      <w:lvlJc w:val="left"/>
-      <w:pPr>
-        <w:ind w:left="1800" w:hanging="360"/>
-      </w:pPr>
-    </w:lvl>
-    <w:lvl w:ilvl="2" w:tplc="0409001B" w:tentative="1">
-      <w:start w:val="1"/>
-      <w:numFmt w:val="lowerRoman"/>
-      <w:lvlText w:val="%3."/>
-      <w:lvlJc w:val="right"/>
-      <w:pPr>
-        <w:ind w:left="2520" w:hanging="180"/>
-      </w:pPr>
-    </w:lvl>
-    <w:lvl w:ilvl="3" w:tplc="0409000F" w:tentative="1">
-      <w:start w:val="1"/>
-      <w:numFmt w:val="decimal"/>
-      <w:lvlText w:val="%4."/>
-      <w:lvlJc w:val="left"/>
-      <w:pPr>
-        <w:ind w:left="3240" w:hanging="360"/>
-      </w:pPr>
-    </w:lvl>
-    <w:lvl w:ilvl="4" w:tplc="04090019" w:tentative="1">
-      <w:start w:val="1"/>
-      <w:numFmt w:val="lowerLetter"/>
-      <w:lvlText w:val="%5."/>
-      <w:lvlJc w:val="left"/>
-      <w:pPr>
-        <w:ind w:left="3960" w:hanging="360"/>
-      </w:pPr>
-    </w:lvl>
-    <w:lvl w:ilvl="5" w:tplc="0409001B" w:tentative="1">
-      <w:start w:val="1"/>
-      <w:numFmt w:val="lowerRoman"/>
-      <w:lvlText w:val="%6."/>
-      <w:lvlJc w:val="right"/>
-      <w:pPr>
-        <w:ind w:left="4680" w:hanging="180"/>
-      </w:pPr>
-    </w:lvl>
-    <w:lvl w:ilvl="6" w:tplc="0409000F" w:tentative="1">
-      <w:start w:val="1"/>
-      <w:numFmt w:val="decimal"/>
-      <w:lvlText w:val="%7."/>
-      <w:lvlJc w:val="left"/>
-      <w:pPr>
-        <w:ind w:left="5400" w:hanging="360"/>
-      </w:pPr>
-    </w:lvl>
-    <w:lvl w:ilvl="7" w:tplc="04090019" w:tentative="1">
-      <w:start w:val="1"/>
-      <w:numFmt w:val="lowerLetter"/>
-      <w:lvlText w:val="%8."/>
-      <w:lvlJc w:val="left"/>
-      <w:pPr>
-        <w:ind w:left="6120" w:hanging="360"/>
-      </w:pPr>
-    </w:lvl>
-    <w:lvl w:ilvl="8" w:tplc="0409001B" w:tentative="1">
-      <w:start w:val="1"/>
-      <w:numFmt w:val="lowerRoman"/>
-      <w:lvlText w:val="%9."/>
-      <w:lvlJc w:val="right"/>
-      <w:pPr>
-        <w:ind w:left="6840" w:hanging="180"/>
-      </w:pPr>
-    </w:lvl>
-  </w:abstractNum>
-  <w:abstractNum w:abstractNumId="45" w15:restartNumberingAfterBreak="0">
-    <w:nsid w:val="72ED368D"/>
-    <w:multiLevelType w:val="hybridMultilevel"/>
-    <w:tmpl w:val="51160C00"/>
-    <w:lvl w:ilvl="0" w:tplc="23D4C0A6">
-      <w:start w:val="1"/>
-      <w:numFmt w:val="decimal"/>
-      <w:lvlText w:val="%1."/>
-      <w:lvlJc w:val="left"/>
-      <w:pPr>
-        <w:ind w:left="1080" w:hanging="360"/>
-      </w:pPr>
-      <w:rPr>
-        <w:rFonts w:hint="default"/>
-        <w:b w:val="0"/>
-      </w:rPr>
-    </w:lvl>
-    <w:lvl w:ilvl="1" w:tplc="04090019" w:tentative="1">
-      <w:start w:val="1"/>
-      <w:numFmt w:val="lowerLetter"/>
-      <w:lvlText w:val="%2."/>
-      <w:lvlJc w:val="left"/>
-      <w:pPr>
-        <w:ind w:left="1800" w:hanging="360"/>
-      </w:pPr>
-    </w:lvl>
-    <w:lvl w:ilvl="2" w:tplc="0409001B" w:tentative="1">
-      <w:start w:val="1"/>
-      <w:numFmt w:val="lowerRoman"/>
-      <w:lvlText w:val="%3."/>
-      <w:lvlJc w:val="right"/>
-      <w:pPr>
-        <w:ind w:left="2520" w:hanging="180"/>
-      </w:pPr>
-    </w:lvl>
-    <w:lvl w:ilvl="3" w:tplc="0409000F" w:tentative="1">
-      <w:start w:val="1"/>
-      <w:numFmt w:val="decimal"/>
-      <w:lvlText w:val="%4."/>
-      <w:lvlJc w:val="left"/>
-      <w:pPr>
-        <w:ind w:left="3240" w:hanging="360"/>
-      </w:pPr>
-    </w:lvl>
-    <w:lvl w:ilvl="4" w:tplc="04090019" w:tentative="1">
-      <w:start w:val="1"/>
-      <w:numFmt w:val="lowerLetter"/>
-      <w:lvlText w:val="%5."/>
-      <w:lvlJc w:val="left"/>
-      <w:pPr>
-        <w:ind w:left="3960" w:hanging="360"/>
-      </w:pPr>
-    </w:lvl>
-    <w:lvl w:ilvl="5" w:tplc="0409001B" w:tentative="1">
-      <w:start w:val="1"/>
-      <w:numFmt w:val="lowerRoman"/>
-      <w:lvlText w:val="%6."/>
-      <w:lvlJc w:val="right"/>
-      <w:pPr>
-        <w:ind w:left="4680" w:hanging="180"/>
-      </w:pPr>
-    </w:lvl>
-    <w:lvl w:ilvl="6" w:tplc="0409000F" w:tentative="1">
-      <w:start w:val="1"/>
-      <w:numFmt w:val="decimal"/>
-      <w:lvlText w:val="%7."/>
-      <w:lvlJc w:val="left"/>
-      <w:pPr>
-        <w:ind w:left="5400" w:hanging="360"/>
-      </w:pPr>
-    </w:lvl>
-    <w:lvl w:ilvl="7" w:tplc="04090019" w:tentative="1">
-      <w:start w:val="1"/>
-      <w:numFmt w:val="lowerLetter"/>
-      <w:lvlText w:val="%8."/>
-      <w:lvlJc w:val="left"/>
-      <w:pPr>
-        <w:ind w:left="6120" w:hanging="360"/>
-      </w:pPr>
-    </w:lvl>
-    <w:lvl w:ilvl="8" w:tplc="0409001B" w:tentative="1">
-      <w:start w:val="1"/>
-      <w:numFmt w:val="lowerRoman"/>
-      <w:lvlText w:val="%9."/>
-      <w:lvlJc w:val="right"/>
-      <w:pPr>
-        <w:ind w:left="6840" w:hanging="180"/>
-      </w:pPr>
-    </w:lvl>
-  </w:abstractNum>
-  <w:abstractNum w:abstractNumId="46" w15:restartNumberingAfterBreak="0">
-    <w:nsid w:val="7496663C"/>
-    <w:multiLevelType w:val="hybridMultilevel"/>
-    <w:tmpl w:val="E65E4316"/>
-    <w:lvl w:ilvl="0" w:tplc="A5C03586">
-      <w:start w:val="1"/>
-      <w:numFmt w:val="upperLetter"/>
-      <w:lvlText w:val="%1."/>
-      <w:lvlJc w:val="left"/>
-      <w:pPr>
-        <w:ind w:left="720" w:hanging="360"/>
-      </w:pPr>
-      <w:rPr>
-        <w:rFonts w:hint="default"/>
-        <w:b/>
-      </w:rPr>
-    </w:lvl>
-    <w:lvl w:ilvl="1" w:tplc="04090019" w:tentative="1">
-      <w:start w:val="1"/>
-      <w:numFmt w:val="lowerLetter"/>
-      <w:lvlText w:val="%2."/>
-      <w:lvlJc w:val="left"/>
-      <w:pPr>
-        <w:ind w:left="1440" w:hanging="360"/>
-      </w:pPr>
-    </w:lvl>
-    <w:lvl w:ilvl="2" w:tplc="0409001B" w:tentative="1">
-      <w:start w:val="1"/>
-      <w:numFmt w:val="lowerRoman"/>
-      <w:lvlText w:val="%3."/>
-      <w:lvlJc w:val="right"/>
-      <w:pPr>
-        <w:ind w:left="2160" w:hanging="180"/>
-      </w:pPr>
-    </w:lvl>
-    <w:lvl w:ilvl="3" w:tplc="0409000F" w:tentative="1">
-      <w:start w:val="1"/>
-      <w:numFmt w:val="decimal"/>
-      <w:lvlText w:val="%4."/>
-      <w:lvlJc w:val="left"/>
-      <w:pPr>
-        <w:ind w:left="2880" w:hanging="360"/>
-      </w:pPr>
-    </w:lvl>
-    <w:lvl w:ilvl="4" w:tplc="04090019" w:tentative="1">
-      <w:start w:val="1"/>
-      <w:numFmt w:val="lowerLetter"/>
-      <w:lvlText w:val="%5."/>
-      <w:lvlJc w:val="left"/>
-      <w:pPr>
-        <w:ind w:left="3600" w:hanging="360"/>
-      </w:pPr>
-    </w:lvl>
-    <w:lvl w:ilvl="5" w:tplc="0409001B" w:tentative="1">
-      <w:start w:val="1"/>
-      <w:numFmt w:val="lowerRoman"/>
-      <w:lvlText w:val="%6."/>
-      <w:lvlJc w:val="right"/>
-      <w:pPr>
-        <w:ind w:left="4320" w:hanging="180"/>
-      </w:pPr>
-    </w:lvl>
-    <w:lvl w:ilvl="6" w:tplc="0409000F" w:tentative="1">
-      <w:start w:val="1"/>
-      <w:numFmt w:val="decimal"/>
-      <w:lvlText w:val="%7."/>
-      <w:lvlJc w:val="left"/>
-      <w:pPr>
-        <w:ind w:left="5040" w:hanging="360"/>
-      </w:pPr>
-    </w:lvl>
-    <w:lvl w:ilvl="7" w:tplc="04090019" w:tentative="1">
-      <w:start w:val="1"/>
-      <w:numFmt w:val="lowerLetter"/>
-      <w:lvlText w:val="%8."/>
-      <w:lvlJc w:val="left"/>
-      <w:pPr>
-        <w:ind w:left="5760" w:hanging="360"/>
-      </w:pPr>
-    </w:lvl>
-    <w:lvl w:ilvl="8" w:tplc="0409001B" w:tentative="1">
-      <w:start w:val="1"/>
-      <w:numFmt w:val="lowerRoman"/>
-      <w:lvlText w:val="%9."/>
-      <w:lvlJc w:val="right"/>
-      <w:pPr>
-        <w:ind w:left="6480" w:hanging="180"/>
-      </w:pPr>
-    </w:lvl>
-  </w:abstractNum>
-  <w:abstractNum w:abstractNumId="47" w15:restartNumberingAfterBreak="0">
-    <w:nsid w:val="76BB2927"/>
-    <w:multiLevelType w:val="hybridMultilevel"/>
-    <w:tmpl w:val="79A65576"/>
-    <w:lvl w:ilvl="0" w:tplc="FE92D096">
-      <w:start w:val="1"/>
-      <w:numFmt w:val="decimal"/>
-      <w:lvlText w:val="%1."/>
-      <w:lvlJc w:val="left"/>
-      <w:pPr>
-        <w:ind w:left="1080" w:hanging="360"/>
-      </w:pPr>
-      <w:rPr>
-        <w:rFonts w:hint="default"/>
-        <w:b/>
-        <w:bCs/>
-      </w:rPr>
-    </w:lvl>
-    <w:lvl w:ilvl="1" w:tplc="04090019" w:tentative="1">
-      <w:start w:val="1"/>
-      <w:numFmt w:val="lowerLetter"/>
-      <w:lvlText w:val="%2."/>
-      <w:lvlJc w:val="left"/>
-      <w:pPr>
-        <w:ind w:left="1800" w:hanging="360"/>
-      </w:pPr>
-    </w:lvl>
-    <w:lvl w:ilvl="2" w:tplc="0409001B" w:tentative="1">
-      <w:start w:val="1"/>
-      <w:numFmt w:val="lowerRoman"/>
-      <w:lvlText w:val="%3."/>
-      <w:lvlJc w:val="right"/>
-      <w:pPr>
-        <w:ind w:left="2520" w:hanging="180"/>
-      </w:pPr>
-    </w:lvl>
-    <w:lvl w:ilvl="3" w:tplc="0409000F" w:tentative="1">
-      <w:start w:val="1"/>
-      <w:numFmt w:val="decimal"/>
-      <w:lvlText w:val="%4."/>
-      <w:lvlJc w:val="left"/>
-      <w:pPr>
-        <w:ind w:left="3240" w:hanging="360"/>
-      </w:pPr>
-    </w:lvl>
-    <w:lvl w:ilvl="4" w:tplc="04090019" w:tentative="1">
-      <w:start w:val="1"/>
-      <w:numFmt w:val="lowerLetter"/>
-      <w:lvlText w:val="%5."/>
-      <w:lvlJc w:val="left"/>
-      <w:pPr>
-        <w:ind w:left="3960" w:hanging="360"/>
-      </w:pPr>
-    </w:lvl>
-    <w:lvl w:ilvl="5" w:tplc="0409001B" w:tentative="1">
-      <w:start w:val="1"/>
-      <w:numFmt w:val="lowerRoman"/>
-      <w:lvlText w:val="%6."/>
-      <w:lvlJc w:val="right"/>
-      <w:pPr>
-        <w:ind w:left="4680" w:hanging="180"/>
-      </w:pPr>
-    </w:lvl>
-    <w:lvl w:ilvl="6" w:tplc="0409000F" w:tentative="1">
-      <w:start w:val="1"/>
-      <w:numFmt w:val="decimal"/>
-      <w:lvlText w:val="%7."/>
-      <w:lvlJc w:val="left"/>
-      <w:pPr>
-        <w:ind w:left="5400" w:hanging="360"/>
-      </w:pPr>
-    </w:lvl>
-    <w:lvl w:ilvl="7" w:tplc="04090019" w:tentative="1">
-      <w:start w:val="1"/>
-      <w:numFmt w:val="lowerLetter"/>
-      <w:lvlText w:val="%8."/>
-      <w:lvlJc w:val="left"/>
-      <w:pPr>
-        <w:ind w:left="6120" w:hanging="360"/>
-      </w:pPr>
-    </w:lvl>
-    <w:lvl w:ilvl="8" w:tplc="0409001B" w:tentative="1">
-      <w:start w:val="1"/>
-      <w:numFmt w:val="lowerRoman"/>
-      <w:lvlText w:val="%9."/>
-      <w:lvlJc w:val="right"/>
-      <w:pPr>
-        <w:ind w:left="6840" w:hanging="180"/>
-      </w:pPr>
-    </w:lvl>
-  </w:abstractNum>
-  <w:abstractNum w:abstractNumId="48" w15:restartNumberingAfterBreak="0">
-    <w:nsid w:val="795A4FDC"/>
-    <w:multiLevelType w:val="multilevel"/>
-    <w:tmpl w:val="EF4A70C0"/>
-    <w:lvl w:ilvl="0">
-      <w:start w:val="1"/>
-      <w:numFmt w:val="decimal"/>
-      <w:lvlText w:val="%1."/>
-      <w:lvlJc w:val="left"/>
-      <w:pPr>
-        <w:ind w:left="540" w:hanging="540"/>
-      </w:pPr>
-      <w:rPr>
-        <w:rFonts w:hint="default"/>
-      </w:rPr>
-    </w:lvl>
-    <w:lvl w:ilvl="1">
-      <w:start w:val="1"/>
-      <w:numFmt w:val="decimal"/>
-      <w:lvlText w:val="%1.%2."/>
-      <w:lvlJc w:val="left"/>
-      <w:pPr>
-        <w:ind w:left="720" w:hanging="540"/>
-      </w:pPr>
-      <w:rPr>
-        <w:rFonts w:hint="default"/>
-      </w:rPr>
-    </w:lvl>
-    <w:lvl w:ilvl="2">
-      <w:start w:val="5"/>
-      <w:numFmt w:val="decimal"/>
-      <w:lvlText w:val="%1.%2.%3."/>
-      <w:lvlJc w:val="left"/>
-      <w:pPr>
-        <w:ind w:left="1080" w:hanging="720"/>
-      </w:pPr>
-      <w:rPr>
-        <w:rFonts w:hint="default"/>
-      </w:rPr>
-    </w:lvl>
-    <w:lvl w:ilvl="3">
-      <w:start w:val="1"/>
-      <w:numFmt w:val="decimal"/>
-      <w:lvlText w:val="%1.%2.%3.%4."/>
-      <w:lvlJc w:val="left"/>
-      <w:pPr>
-        <w:ind w:left="1260" w:hanging="720"/>
-      </w:pPr>
-      <w:rPr>
-        <w:rFonts w:hint="default"/>
-      </w:rPr>
-    </w:lvl>
-    <w:lvl w:ilvl="4">
-      <w:start w:val="1"/>
-      <w:numFmt w:val="decimal"/>
-      <w:lvlText w:val="%1.%2.%3.%4.%5."/>
-      <w:lvlJc w:val="left"/>
-      <w:pPr>
-        <w:ind w:left="1800" w:hanging="1080"/>
-      </w:pPr>
-      <w:rPr>
-        <w:rFonts w:hint="default"/>
-      </w:rPr>
-    </w:lvl>
-    <w:lvl w:ilvl="5">
-      <w:start w:val="1"/>
-      <w:numFmt w:val="decimal"/>
-      <w:lvlText w:val="%1.%2.%3.%4.%5.%6."/>
-      <w:lvlJc w:val="left"/>
-      <w:pPr>
-        <w:ind w:left="1980" w:hanging="1080"/>
-      </w:pPr>
-      <w:rPr>
-        <w:rFonts w:hint="default"/>
-      </w:rPr>
-    </w:lvl>
-    <w:lvl w:ilvl="6">
-      <w:start w:val="1"/>
-      <w:numFmt w:val="decimal"/>
-      <w:lvlText w:val="%1.%2.%3.%4.%5.%6.%7."/>
-      <w:lvlJc w:val="left"/>
-      <w:pPr>
-        <w:ind w:left="2520" w:hanging="1440"/>
-      </w:pPr>
-      <w:rPr>
-        <w:rFonts w:hint="default"/>
-      </w:rPr>
-    </w:lvl>
-    <w:lvl w:ilvl="7">
-      <w:start w:val="1"/>
-      <w:numFmt w:val="decimal"/>
-      <w:lvlText w:val="%1.%2.%3.%4.%5.%6.%7.%8."/>
-      <w:lvlJc w:val="left"/>
-      <w:pPr>
-        <w:ind w:left="2700" w:hanging="1440"/>
-      </w:pPr>
-      <w:rPr>
-        <w:rFonts w:hint="default"/>
-      </w:rPr>
-    </w:lvl>
-    <w:lvl w:ilvl="8">
-      <w:start w:val="1"/>
-      <w:numFmt w:val="decimal"/>
-      <w:lvlText w:val="%1.%2.%3.%4.%5.%6.%7.%8.%9."/>
-      <w:lvlJc w:val="left"/>
-      <w:pPr>
-        <w:ind w:left="3240" w:hanging="1800"/>
-      </w:pPr>
-      <w:rPr>
-        <w:rFonts w:hint="default"/>
-      </w:rPr>
-    </w:lvl>
-  </w:abstractNum>
-  <w:abstractNum w:abstractNumId="49" w15:restartNumberingAfterBreak="0">
-    <w:nsid w:val="7995166A"/>
-    <w:multiLevelType w:val="multilevel"/>
-    <w:tmpl w:val="3656CBBE"/>
-    <w:lvl w:ilvl="0">
-      <w:start w:val="1"/>
-      <w:numFmt w:val="decimal"/>
-      <w:lvlText w:val="%1."/>
-      <w:lvlJc w:val="left"/>
-      <w:pPr>
-        <w:ind w:left="540" w:hanging="540"/>
-      </w:pPr>
-      <w:rPr>
-        <w:rFonts w:hint="default"/>
-        <w:b/>
-      </w:rPr>
-    </w:lvl>
-    <w:lvl w:ilvl="1">
-      <w:start w:val="1"/>
-      <w:numFmt w:val="decimal"/>
-      <w:lvlText w:val="%1.%2."/>
-      <w:lvlJc w:val="left"/>
-      <w:pPr>
-        <w:ind w:left="720" w:hanging="540"/>
-      </w:pPr>
-      <w:rPr>
-        <w:rFonts w:hint="default"/>
-        <w:b/>
-      </w:rPr>
-    </w:lvl>
-    <w:lvl w:ilvl="2">
-      <w:start w:val="2"/>
-      <w:numFmt w:val="decimal"/>
-      <w:lvlText w:val="%1.%2.%3."/>
-      <w:lvlJc w:val="left"/>
-      <w:pPr>
-        <w:ind w:left="1080" w:hanging="720"/>
-      </w:pPr>
-      <w:rPr>
-        <w:rFonts w:hint="default"/>
-        <w:b/>
-      </w:rPr>
-    </w:lvl>
-    <w:lvl w:ilvl="3">
-      <w:start w:val="1"/>
-      <w:numFmt w:val="decimal"/>
-      <w:lvlText w:val="%1.%2.%3.%4."/>
-      <w:lvlJc w:val="left"/>
-      <w:pPr>
-        <w:ind w:left="1260" w:hanging="720"/>
-      </w:pPr>
-      <w:rPr>
-        <w:rFonts w:hint="default"/>
-        <w:b/>
-      </w:rPr>
-    </w:lvl>
-    <w:lvl w:ilvl="4">
-      <w:start w:val="1"/>
-      <w:numFmt w:val="decimal"/>
-      <w:lvlText w:val="%1.%2.%3.%4.%5."/>
-      <w:lvlJc w:val="left"/>
-      <w:pPr>
-        <w:ind w:left="1800" w:hanging="1080"/>
-      </w:pPr>
-      <w:rPr>
-        <w:rFonts w:hint="default"/>
-        <w:b/>
-      </w:rPr>
-    </w:lvl>
-    <w:lvl w:ilvl="5">
-      <w:start w:val="1"/>
-      <w:numFmt w:val="decimal"/>
-      <w:lvlText w:val="%1.%2.%3.%4.%5.%6."/>
-      <w:lvlJc w:val="left"/>
-      <w:pPr>
-        <w:ind w:left="1980" w:hanging="1080"/>
-      </w:pPr>
-      <w:rPr>
-        <w:rFonts w:hint="default"/>
-        <w:b/>
-      </w:rPr>
-    </w:lvl>
-    <w:lvl w:ilvl="6">
-      <w:start w:val="1"/>
-      <w:numFmt w:val="decimal"/>
-      <w:lvlText w:val="%1.%2.%3.%4.%5.%6.%7."/>
-      <w:lvlJc w:val="left"/>
-      <w:pPr>
-        <w:ind w:left="2520" w:hanging="1440"/>
-      </w:pPr>
-      <w:rPr>
-        <w:rFonts w:hint="default"/>
-        <w:b/>
-      </w:rPr>
-    </w:lvl>
-    <w:lvl w:ilvl="7">
-      <w:start w:val="1"/>
-      <w:numFmt w:val="decimal"/>
-      <w:lvlText w:val="%1.%2.%3.%4.%5.%6.%7.%8."/>
-      <w:lvlJc w:val="left"/>
-      <w:pPr>
-        <w:ind w:left="2700" w:hanging="1440"/>
-      </w:pPr>
-      <w:rPr>
-        <w:rFonts w:hint="default"/>
-        <w:b/>
-      </w:rPr>
-    </w:lvl>
-    <w:lvl w:ilvl="8">
-      <w:start w:val="1"/>
-      <w:numFmt w:val="decimal"/>
-      <w:lvlText w:val="%1.%2.%3.%4.%5.%6.%7.%8.%9."/>
-      <w:lvlJc w:val="left"/>
-      <w:pPr>
-        <w:ind w:left="3240" w:hanging="1800"/>
-      </w:pPr>
-      <w:rPr>
-        <w:rFonts w:hint="default"/>
-        <w:b/>
-      </w:rPr>
-    </w:lvl>
-  </w:abstractNum>
-  <w:abstractNum w:abstractNumId="50" w15:restartNumberingAfterBreak="0">
-    <w:nsid w:val="7AA55D12"/>
-    <w:multiLevelType w:val="hybridMultilevel"/>
-    <w:tmpl w:val="ACB07870"/>
-    <w:lvl w:ilvl="0" w:tplc="644066AE">
-      <w:start w:val="1"/>
-      <w:numFmt w:val="lowerLetter"/>
-      <w:lvlText w:val="%1."/>
-      <w:lvlJc w:val="left"/>
-      <w:pPr>
-        <w:ind w:left="1440" w:hanging="360"/>
-      </w:pPr>
-      <w:rPr>
-        <w:rFonts w:hint="default"/>
-      </w:rPr>
-    </w:lvl>
-    <w:lvl w:ilvl="1" w:tplc="04090019" w:tentative="1">
-      <w:start w:val="1"/>
-      <w:numFmt w:val="lowerLetter"/>
-      <w:lvlText w:val="%2."/>
-      <w:lvlJc w:val="left"/>
-      <w:pPr>
-        <w:ind w:left="2160" w:hanging="360"/>
-      </w:pPr>
-    </w:lvl>
-    <w:lvl w:ilvl="2" w:tplc="0409001B" w:tentative="1">
-      <w:start w:val="1"/>
-      <w:numFmt w:val="lowerRoman"/>
-      <w:lvlText w:val="%3."/>
-      <w:lvlJc w:val="right"/>
-      <w:pPr>
-        <w:ind w:left="2880" w:hanging="180"/>
-      </w:pPr>
-    </w:lvl>
-    <w:lvl w:ilvl="3" w:tplc="0409000F" w:tentative="1">
-      <w:start w:val="1"/>
-      <w:numFmt w:val="decimal"/>
-      <w:lvlText w:val="%4."/>
-      <w:lvlJc w:val="left"/>
-      <w:pPr>
-        <w:ind w:left="3600" w:hanging="360"/>
-      </w:pPr>
-    </w:lvl>
-    <w:lvl w:ilvl="4" w:tplc="04090019" w:tentative="1">
-      <w:start w:val="1"/>
-      <w:numFmt w:val="lowerLetter"/>
-      <w:lvlText w:val="%5."/>
-      <w:lvlJc w:val="left"/>
-      <w:pPr>
-        <w:ind w:left="4320" w:hanging="360"/>
-      </w:pPr>
-    </w:lvl>
-    <w:lvl w:ilvl="5" w:tplc="0409001B" w:tentative="1">
-      <w:start w:val="1"/>
-      <w:numFmt w:val="lowerRoman"/>
-      <w:lvlText w:val="%6."/>
-      <w:lvlJc w:val="right"/>
-      <w:pPr>
-        <w:ind w:left="5040" w:hanging="180"/>
-      </w:pPr>
-    </w:lvl>
-    <w:lvl w:ilvl="6" w:tplc="0409000F" w:tentative="1">
-      <w:start w:val="1"/>
-      <w:numFmt w:val="decimal"/>
-      <w:lvlText w:val="%7."/>
-      <w:lvlJc w:val="left"/>
-      <w:pPr>
-        <w:ind w:left="5760" w:hanging="360"/>
-      </w:pPr>
-    </w:lvl>
-    <w:lvl w:ilvl="7" w:tplc="04090019" w:tentative="1">
-      <w:start w:val="1"/>
-      <w:numFmt w:val="lowerLetter"/>
-      <w:lvlText w:val="%8."/>
-      <w:lvlJc w:val="left"/>
-      <w:pPr>
-        <w:ind w:left="6480" w:hanging="360"/>
-      </w:pPr>
-    </w:lvl>
-    <w:lvl w:ilvl="8" w:tplc="0409001B" w:tentative="1">
-      <w:start w:val="1"/>
-      <w:numFmt w:val="lowerRoman"/>
-      <w:lvlText w:val="%9."/>
-      <w:lvlJc w:val="right"/>
-      <w:pPr>
-        <w:ind w:left="7200" w:hanging="180"/>
-      </w:pPr>
-    </w:lvl>
-  </w:abstractNum>
-  <w:num w:numId="1" w16cid:durableId="307901238">
-    <w:abstractNumId w:val="17"/>
-  </w:num>
-  <w:num w:numId="2" w16cid:durableId="1654067946">
-    <w:abstractNumId w:val="6"/>
-  </w:num>
-  <w:num w:numId="3" w16cid:durableId="1306928261">
-    <w:abstractNumId w:val="0"/>
-  </w:num>
-  <w:num w:numId="4" w16cid:durableId="878706761">
-    <w:abstractNumId w:val="47"/>
-  </w:num>
-  <w:num w:numId="5" w16cid:durableId="546646161">
-    <w:abstractNumId w:val="22"/>
-  </w:num>
-  <w:num w:numId="6" w16cid:durableId="1904026920">
-    <w:abstractNumId w:val="25"/>
-  </w:num>
-  <w:num w:numId="7" w16cid:durableId="207035893">
-    <w:abstractNumId w:val="3"/>
-  </w:num>
-  <w:num w:numId="8" w16cid:durableId="140118746">
-    <w:abstractNumId w:val="33"/>
-  </w:num>
-  <w:num w:numId="9" w16cid:durableId="2124110472">
-    <w:abstractNumId w:val="44"/>
-  </w:num>
-  <w:num w:numId="10" w16cid:durableId="1858080346">
-    <w:abstractNumId w:val="41"/>
-  </w:num>
-  <w:num w:numId="11" w16cid:durableId="1382748471">
-    <w:abstractNumId w:val="20"/>
-  </w:num>
-  <w:num w:numId="12" w16cid:durableId="1534029747">
-    <w:abstractNumId w:val="42"/>
-  </w:num>
-  <w:num w:numId="13" w16cid:durableId="1314218986">
-    <w:abstractNumId w:val="29"/>
-  </w:num>
-  <w:num w:numId="14" w16cid:durableId="1850366116">
-    <w:abstractNumId w:val="36"/>
-  </w:num>
-  <w:num w:numId="15" w16cid:durableId="1899169108">
+  <w:num w:numId="1" w16cid:durableId="936672177">
     <w:abstractNumId w:val="2"/>
   </w:num>
-  <w:num w:numId="16" w16cid:durableId="795416299">
-    <w:abstractNumId w:val="39"/>
-  </w:num>
-  <w:num w:numId="17" w16cid:durableId="1063717445">
-    <w:abstractNumId w:val="31"/>
-  </w:num>
-  <w:num w:numId="18" w16cid:durableId="1821573410">
-    <w:abstractNumId w:val="27"/>
-  </w:num>
-  <w:num w:numId="19" w16cid:durableId="1236745687">
-    <w:abstractNumId w:val="37"/>
-  </w:num>
-  <w:num w:numId="20" w16cid:durableId="939527356">
-    <w:abstractNumId w:val="50"/>
-  </w:num>
-  <w:num w:numId="21" w16cid:durableId="730426750">
-    <w:abstractNumId w:val="34"/>
-  </w:num>
-  <w:num w:numId="22" w16cid:durableId="259919599">
-    <w:abstractNumId w:val="45"/>
-  </w:num>
-  <w:num w:numId="23" w16cid:durableId="1141187911">
-    <w:abstractNumId w:val="35"/>
-  </w:num>
-  <w:num w:numId="24" w16cid:durableId="605773179">
-    <w:abstractNumId w:val="24"/>
-  </w:num>
-  <w:num w:numId="25" w16cid:durableId="103574869">
-    <w:abstractNumId w:val="7"/>
-  </w:num>
-  <w:num w:numId="26" w16cid:durableId="1502819650">
-    <w:abstractNumId w:val="49"/>
-  </w:num>
-  <w:num w:numId="27" w16cid:durableId="865216993">
-    <w:abstractNumId w:val="13"/>
-  </w:num>
-  <w:num w:numId="28" w16cid:durableId="2125688674">
-    <w:abstractNumId w:val="28"/>
-  </w:num>
-  <w:num w:numId="29" w16cid:durableId="1788740283">
-    <w:abstractNumId w:val="48"/>
-  </w:num>
-  <w:num w:numId="30" w16cid:durableId="208494136">
-    <w:abstractNumId w:val="18"/>
-  </w:num>
-  <w:num w:numId="31" w16cid:durableId="206331542">
-    <w:abstractNumId w:val="10"/>
-  </w:num>
-  <w:num w:numId="32" w16cid:durableId="1099063689">
-    <w:abstractNumId w:val="26"/>
-  </w:num>
-  <w:num w:numId="33" w16cid:durableId="1982151616">
-    <w:abstractNumId w:val="4"/>
-  </w:num>
-  <w:num w:numId="34" w16cid:durableId="1832603947">
-    <w:abstractNumId w:val="9"/>
-  </w:num>
-  <w:num w:numId="35" w16cid:durableId="560481599">
-    <w:abstractNumId w:val="30"/>
-  </w:num>
-  <w:num w:numId="36" w16cid:durableId="1997176554">
-    <w:abstractNumId w:val="21"/>
-  </w:num>
-  <w:num w:numId="37" w16cid:durableId="2128812157">
-    <w:abstractNumId w:val="40"/>
-  </w:num>
-  <w:num w:numId="38" w16cid:durableId="908810938">
-    <w:abstractNumId w:val="46"/>
-  </w:num>
-  <w:num w:numId="39" w16cid:durableId="1802115174">
-    <w:abstractNumId w:val="5"/>
-  </w:num>
-  <w:num w:numId="40" w16cid:durableId="139659502">
-    <w:abstractNumId w:val="19"/>
-  </w:num>
-  <w:num w:numId="41" w16cid:durableId="360207313">
-    <w:abstractNumId w:val="38"/>
-  </w:num>
-  <w:num w:numId="42" w16cid:durableId="1226648074">
-    <w:abstractNumId w:val="12"/>
-  </w:num>
-  <w:num w:numId="43" w16cid:durableId="1953710288">
-    <w:abstractNumId w:val="32"/>
-  </w:num>
-  <w:num w:numId="44" w16cid:durableId="1400127194">
-    <w:abstractNumId w:val="16"/>
-  </w:num>
-  <w:num w:numId="45" w16cid:durableId="1658729430">
-    <w:abstractNumId w:val="11"/>
-  </w:num>
-  <w:num w:numId="46" w16cid:durableId="1448506689">
-    <w:abstractNumId w:val="23"/>
-  </w:num>
-  <w:num w:numId="47" w16cid:durableId="1640693797">
-    <w:abstractNumId w:val="15"/>
-  </w:num>
-  <w:num w:numId="48" w16cid:durableId="1476070221">
-    <w:abstractNumId w:val="1"/>
-  </w:num>
-  <w:num w:numId="49" w16cid:durableId="570430892">
-    <w:abstractNumId w:val="14"/>
-  </w:num>
-  <w:num w:numId="50" w16cid:durableId="2112359759">
-    <w:abstractNumId w:val="8"/>
-  </w:num>
-  <w:num w:numId="51" w16cid:durableId="936672177">
-    <w:abstractNumId w:val="43"/>
-  </w:num>
-  <w:num xmlns:a="http://schemas.openxmlformats.org/drawingml/2006/main" xmlns:pic="http://schemas.openxmlformats.org/drawingml/2006/picture" w:numId="52">
+  <w:num w:numId="2" w16cid:durableId="586303353">
     <w:abstractNumId w:val="0"/>
     <w:lvlOverride w:ilvl="0">
       <w:startOverride w:val="1"/>
     </w:lvlOverride>
   </w:num>
-  <w:num xmlns:a="http://schemas.openxmlformats.org/drawingml/2006/main" xmlns:pic="http://schemas.openxmlformats.org/drawingml/2006/picture" w:numId="53">
+  <w:num w:numId="3" w16cid:durableId="1148547480">
     <w:abstractNumId w:val="0"/>
     <w:lvlOverride w:ilvl="0">
       <w:startOverride w:val="1"/>
     </w:lvlOverride>
   </w:num>
-  <w:num xmlns:a="http://schemas.openxmlformats.org/drawingml/2006/main" xmlns:pic="http://schemas.openxmlformats.org/drawingml/2006/picture" w:numId="54">
-    <w:abstractNumId w:val="20"/>
+  <w:num w:numId="4" w16cid:durableId="276834025">
+    <w:abstractNumId w:val="1"/>
     <w:lvlOverride w:ilvl="0">
       <w:startOverride w:val="1"/>
     </w:lvlOverride>
   </w:num>
+  <w:num xmlns:a="http://schemas.openxmlformats.org/drawingml/2006/main" xmlns:pic="http://schemas.openxmlformats.org/drawingml/2006/picture" w:numId="5">
+    <w:abstractNumId w:val="3"/>
+    <w:lvlOverride w:ilvl="0">
+      <w:startOverride w:val="1"/>
+    </w:lvlOverride>
+  </w:num>
+  <w:numIdMacAtCleanup w:val="4"/>
 </w:numbering>
 </file>
 
 <file path=word/styles.xml><?xml version="1.0" encoding="utf-8"?>
-<w:styles xmlns:mc="http://schemas.openxmlformats.org/markup-compatibility/2006" xmlns:r="http://schemas.openxmlformats.org/officeDocument/2006/relationships" xmlns:w="http://schemas.openxmlformats.org/wordprocessingml/2006/main" xmlns:w14="http://schemas.microsoft.com/office/word/2010/wordml" xmlns:w15="http://schemas.microsoft.com/office/word/2012/wordml" xmlns:w16cex="http://schemas.microsoft.com/office/word/2018/wordml/cex" xmlns:w16cid="http://schemas.microsoft.com/office/word/2016/wordml/cid" xmlns:w16="http://schemas.microsoft.com/office/word/2018/wordml" xmlns:w16du="http://schemas.microsoft.com/office/word/2023/wordml/word16du" xmlns:w16sdtdh="http://schemas.microsoft.com/office/word/2020/wordml/sdtdatahash" xmlns:w16sdtfl="http://schemas.microsoft.com/office/word/2024/wordml/sdtformatlock" xmlns:w16se="http://schemas.microsoft.com/office/word/2015/wordml/symex" mc:Ignorable="w14 w15 w16se w16cid w16 w16cex w16sdtdh w16sdtfl w16du">
+<w:styles xmlns:mc="http://schemas.openxmlformats.org/markup-compatibility/2006" xmlns:r="http://schemas.openxmlformats.org/officeDocument/2006/relationships" xmlns:w="http://schemas.openxmlformats.org/wordprocessingml/2006/main" xmlns:w14="http://schemas.microsoft.com/office/word/2010/wordml" xmlns:w15="http://schemas.microsoft.com/office/word/2012/wordml" xmlns:w16cex="http://schemas.microsoft.com/office/word/2018/wordml/cex" xmlns:w16cid="http://schemas.microsoft.com/office/word/2016/wordml/cid" xmlns:w16="http://schemas.microsoft.com/office/word/2018/wordml" xmlns:w16sdtdh="http://schemas.microsoft.com/office/word/2020/wordml/sdtdatahash" xmlns:w16sdtfl="http://schemas.microsoft.com/office/word/2024/wordml/sdtformatlock" xmlns:w16se="http://schemas.microsoft.com/office/word/2015/wordml/symex" xmlns:w16du="http://schemas.microsoft.com/office/word/2023/wordml/word16du" mc:Ignorable="w14 w15 w16se w16cid w16 w16cex w16sdtdh w16sdtfl w16du">
   <w:docDefaults>
     <w:rPrDefault>
       <w:rPr>

--- a/Kim11-1-7-Tepkime-Hizina-Etki-Eden-Faktorler.docx
+++ b/Kim11-1-7-Tepkime-Hizina-Etki-Eden-Faktorler.docx
@@ -4232,7 +4232,7 @@
           <w:rFonts w:ascii="Times New Roman" w:hAnsi="Times New Roman" w:cs="Times New Roman"/>
           <w:lang w:val="tr-TR"/>
         </w:rPr>
-        <w:t>Kimyasal tepkimelerin hızı; tepkenlerin cinsine, fiziksel hâline ve derişimine, sıcaklığa, katı tepkenlerin temas yüzeyine ve katalizöre bağlıdır. Çarpışma teorisine göre bir tepkimenin hızı, birim zamanda gerçekleşen etkin çarpışma sayısı ile doğru orantılıdır. Bu nedenle birim zamandaki toplam çarpışma sayısını ya da çarpışmalar içindeki etkin çarpışmaların oranını artıran her etken tepkime hızını artırır.</w:t>
+        <w:t xml:space="preserve">Analiz ve Keşif Atölyesi 1.7.’de gerçekleştirdiğiniz deneylerde aynı tepkimenin bazı koşullarda hızlandığını, bazı koşullarda ise yavaşladığını gözlemlediniz. Deney verileriniz, kimyasal tepkimelerin hızının; tepkenlerin cinsine, fiziksel hâline ve derişimine, sıcaklığa, katı tepkenlerin temas yüzeyine ve katalizöre bağlı olduğunu göstermektedir. Bu faktörlerin etkisi çarpışma teorisi ile açıklanabilir. Çarpışma teorisine göre bir tepkimenin hızı, birim zamanda gerçekleşen etkin çarpışma sayısı ile doğru orantılıdır. Bu nedenle birim zamandaki toplam çarpışma sayısını ya da çarpışmalar içindeki etkin çarpışmaların oranını artıran her etken tepkime hızını artırır.</w:t>
       </w:r>
     </w:p>
     <w:p>
@@ -4267,37 +4267,37 @@
           <w:rFonts w:ascii="Times New Roman" w:hAnsi="Times New Roman" w:cs="Times New Roman"/>
           <w:lang w:val="tr-TR"/>
         </w:rPr>
-        <w:t>Aynı koşullarda farklı maddeler aynı maddeyle farklı hızlarda tepkimeye girer. Örneğin sodyum metali suyla şiddetli ve hızlı bir tepkime verirken magnezyum suyla oda sıcaklığında çok yavaş tepkimeye girer; demirin suyla tepkimesi ise neredeyse gözlenemeyecek kadar yavaştır. Tepkime sırasında kırılması gereken bağların sayısı ve sağlamlığı, aktivasyon enerjisinin büyüklüğünü belirler. Genel olarak zıt yüklü iyonlar arasında gerçekleşen tepkimeler (Ag</w:t>
-      </w:r>
-      <w:r>
-        <w:rPr>
-          <w:rFonts w:ascii="Times New Roman" w:hAnsi="Times New Roman" w:cs="Times New Roman"/>
+        <w:t xml:space="preserve">Atölyede aynı derişimdeki hidroklorik asit çözeltisine bırakılan magnezyum, çinko ve bakır şeritlerinde gaz çıkışının aynı hızda olmadığını, bakır şeritte ise gaz çıkışı gözlenmediğini fark ettiniz. Aynı koşullarda farklı maddeler aynı maddeyle farklı hızlarda tepkimeye girer. Örneğin sodyum metali suyla şiddetli ve hızlı bir tepkime verirken magnezyum suyla oda sıcaklığında çok yavaş tepkimeye girer; demirin suyla tepkimesi ise neredeyse gözlenemeyecek kadar yavaştır. Peki tepkenlerin cinsi tepkime hızını neden bu kadar etkiler? Tepkime sırasında kırılması gereken bağların sayısı ve sağlamlığı, aktivasyon enerjisinin büyüklüğünü belirler. Genel olarak zıt yüklü iyonlar arasında gerçekleşen tepkimeler (Ag</w:t>
+      </w:r>
+      <w:r>
+        <w:rPr>
+          <w:rFonts w:ascii="Times New Roman" w:hAnsi="Times New Roman" w:cs="Times New Roman"/>
+          <w:lang w:val="tr-TR"/>
           <w:vertAlign w:val="superscript"/>
-          <w:lang w:val="tr-TR"/>
-        </w:rPr>
-        <w:t>+</w:t>
-      </w:r>
-      <w:r>
-        <w:rPr>
-          <w:rFonts w:ascii="Times New Roman" w:hAnsi="Times New Roman" w:cs="Times New Roman"/>
-          <w:lang w:val="tr-TR"/>
-        </w:rPr>
-        <w:t>(suda) + Cl</w:t>
-      </w:r>
-      <w:r>
-        <w:rPr>
-          <w:rFonts w:ascii="Times New Roman" w:hAnsi="Times New Roman" w:cs="Times New Roman"/>
+        </w:rPr>
+        <w:t xml:space="preserve">+</w:t>
+      </w:r>
+      <w:r>
+        <w:rPr>
+          <w:rFonts w:ascii="Times New Roman" w:hAnsi="Times New Roman" w:cs="Times New Roman"/>
+          <w:lang w:val="tr-TR"/>
+        </w:rPr>
+        <w:t xml:space="preserve">(suda) + Cl</w:t>
+      </w:r>
+      <w:r>
+        <w:rPr>
+          <w:rFonts w:ascii="Times New Roman" w:hAnsi="Times New Roman" w:cs="Times New Roman"/>
+          <w:lang w:val="tr-TR"/>
           <w:vertAlign w:val="superscript"/>
-          <w:lang w:val="tr-TR"/>
-        </w:rPr>
-        <w:t>−</w:t>
-      </w:r>
-      <w:r>
-        <w:rPr>
-          <w:rFonts w:ascii="Times New Roman" w:hAnsi="Times New Roman" w:cs="Times New Roman"/>
-          <w:lang w:val="tr-TR"/>
-        </w:rPr>
-        <w:t>(suda) → AgCl(k) gibi) bağ kırılması gerektirmediği için oda sıcaklığında çok hızlıdır. Kovalent bağların kırılmasını gerektiren tepkimeler ise genellikle daha yavaştır. Örneğin metan ve oksijen gazları aynı ortamda uzun süre tepkimeye girmeden bulunabilir; tepkimenin başlaması için bir kıvılcım gerekir.</w:t>
+        </w:rPr>
+        <w:t xml:space="preserve">−</w:t>
+      </w:r>
+      <w:r>
+        <w:rPr>
+          <w:rFonts w:ascii="Times New Roman" w:hAnsi="Times New Roman" w:cs="Times New Roman"/>
+          <w:lang w:val="tr-TR"/>
+        </w:rPr>
+        <w:t xml:space="preserve">(suda) → AgCl(k) gibi) bağ kırılması gerektirmediği için oda sıcaklığında çok hızlıdır. Kovalent bağların kırılmasını gerektiren tepkimeler ise genellikle daha yavaştır. Örneğin metan ve oksijen gazları aynı ortamda uzun süre tepkimeye girmeden bulunabilir; tepkimenin başlaması için bir kıvılcım gerekir.</w:t>
       </w:r>
     </w:p>
     <w:tbl>
@@ -4548,7 +4548,7 @@
           <w:rFonts w:ascii="Times New Roman" w:hAnsi="Times New Roman" w:cs="Times New Roman"/>
           <w:lang w:val="tr-TR"/>
         </w:rPr>
-        <w:t>Tepken derişimi arttıkça birim hacimdeki tanecik sayısı artar. Birim hacimde daha fazla tanecik bulunması birim zamanda gerçekleşen çarpışma sayısını ve dolayısıyla etkin çarpışma sayısını artırır (Görsel D). Bu nedenle tepken derişimi arttıkça tepkime hızı artar. Saf oksijen içine sokulan kor hâlindeki kıymığın alevlenmesi, havada yaklaşık %21 olan oksijen derişiminin saf oksijende çok daha yüksek olmasıyla açıklanabilir. Gaz fazındaki tepkimelerde sabit sıcaklıkta kabın hacmi küçültüldüğünde gazların derişimi ve basıncı artar; bu durum da tepkime hızını artırır. Katı ve saf sıvıların derişimi sabit kabul edildiğinden bunların miktarındaki değişim tepkime hızını derişim yoluyla etkilemez.</w:t>
+        <w:t xml:space="preserve">Atölyede sodyum tiyosülfat çözeltisinin derişimi arttıkça kâğıttaki “X” işaretinin daha kısa sürede görünmez olduğunu gözlemlediniz. Peki derişimin artması tanecikler düzeyinde neyi değiştirir? Tepken derişimi arttıkça birim hacimdeki tanecik sayısı artar. Birim hacimde daha fazla tanecik bulunması birim zamanda gerçekleşen çarpışma sayısını ve dolayısıyla etkin çarpışma sayısını artırır (Görsel D). Bu nedenle tepken derişimi arttıkça tepkime hızı artar. Saf oksijen içine sokulan kor hâlindeki kıymığın alevlenmesi, havada yaklaşık %21 olan oksijen derişiminin saf oksijende çok daha yüksek olmasıyla açıklanabilir. Gaz fazındaki tepkimelerde sabit sıcaklıkta kabın hacmi küçültüldüğünde gazların derişimi ve basıncı artar; bu durum da tepkime hızını artırır. Katı ve saf sıvıların derişimi sabit kabul edildiğinden bunların miktarındaki değişim tepkime hızını derişim yoluyla etkilemez.</w:t>
       </w:r>
     </w:p>
     <w:p>
@@ -4684,15 +4684,15 @@
           <w:rFonts w:ascii="Times New Roman" w:hAnsi="Times New Roman" w:cs="Times New Roman"/>
           <w:lang w:val="tr-TR"/>
         </w:rPr>
-        <w:t>Sıcaklık arttıkça taneciklerin ortalama kinetik enerjisi ve hızları artar. Hızlanan tanecikler birim zamanda daha sık çarpışır. Ancak sıcaklık artışının tepkime hızını artırmasının asıl nedeni, aktivasyon enerjisini (eşik enerjisini) aşacak kadar kinetik enerjiye sahip tanecik oranının artmasıdır. Grafik A’da T</w:t>
-      </w:r>
-      <w:r>
-        <w:rPr>
-          <w:rFonts w:ascii="Times New Roman" w:hAnsi="Times New Roman" w:cs="Times New Roman"/>
+        <w:t xml:space="preserve">Atölyede efervesan tabletin ılık suda soğuk suya göre çok daha kısa sürede tükendiğini gözlemlediniz. Bu gözlem, sıcaklığın tanecik hareketleri üzerindeki etkisiyle açıklanabilir. Sıcaklık arttıkça taneciklerin ortalama kinetik enerjisi ve hızları artar. Hızlanan tanecikler birim zamanda daha sık çarpışır. Ancak sıcaklık artışının tepkime hızını artırmasının asıl nedeni, aktivasyon enerjisini (eşik enerjisini) aşacak kadar kinetik enerjiye sahip tanecik oranının artmasıdır. Grafik A’da T</w:t>
+      </w:r>
+      <w:r>
+        <w:rPr>
+          <w:rFonts w:ascii="Times New Roman" w:hAnsi="Times New Roman" w:cs="Times New Roman"/>
+          <w:lang w:val="tr-TR"/>
           <w:vertAlign w:val="subscript"/>
-          <w:lang w:val="tr-TR"/>
-        </w:rPr>
-        <w:t>1</w:t>
+        </w:rPr>
+        <w:t xml:space="preserve">1</w:t>
       </w:r>
       <w:r>
         <w:rPr>
@@ -4704,10 +4704,10 @@
       <w:r>
         <w:rPr>
           <w:rFonts w:ascii="Times New Roman" w:hAnsi="Times New Roman" w:cs="Times New Roman"/>
+          <w:lang w:val="tr-TR"/>
           <w:vertAlign w:val="subscript"/>
-          <w:lang w:val="tr-TR"/>
-        </w:rPr>
-        <w:t>2</w:t>
+        </w:rPr>
+        <w:t xml:space="preserve">2</w:t>
       </w:r>
       <w:r>
         <w:rPr>
@@ -4719,25 +4719,17 @@
       <w:r>
         <w:rPr>
           <w:rFonts w:ascii="Times New Roman" w:hAnsi="Times New Roman" w:cs="Times New Roman"/>
+          <w:lang w:val="tr-TR"/>
           <w:vertAlign w:val="subscript"/>
-          <w:lang w:val="tr-TR"/>
-        </w:rPr>
-        <w:t>2</w:t>
-      </w:r>
-      <w:r>
-        <w:rPr>
-          <w:rFonts w:ascii="Times New Roman" w:hAnsi="Times New Roman" w:cs="Times New Roman"/>
-          <w:lang w:val="tr-TR"/>
-        </w:rPr>
-        <w:t xml:space="preserve">) bu alan </w:t>
-      </w:r>
-      <w:r>
-        <w:rPr>
-          <w:rFonts w:ascii="Times New Roman" w:hAnsi="Times New Roman" w:cs="Times New Roman"/>
-          <w:lang w:val="tr-TR"/>
-        </w:rPr>
-        <w:lastRenderedPageBreak/>
-        <w:t>belirgin şekilde büyüktür; bu nedenle etkin çarpışma sayısı ve tepkime hızı artar. Sıcaklık artışı hem endotermik hem de ekzotermik tepkimelerin hızını artırır. Birçok tepkimede sıcaklığın 10 °C artırılması tepkime hızını yaklaşık iki katına çıkarır. Sebze ve meyvelerin buzdolabında saklanması, düşük sıcaklıkta bozulma tepkimelerinin yavaşlamasından yararlanılan bir uygulamadır. Düdüklü tencerede suyun daha yüksek sıcaklıkta kaynaması ise yemeklerin daha kısa sürede pişmesini sağlar.</w:t>
+        </w:rPr>
+        <w:t xml:space="preserve">2</w:t>
+      </w:r>
+      <w:r>
+        <w:rPr>
+          <w:rFonts w:ascii="Times New Roman" w:hAnsi="Times New Roman" w:cs="Times New Roman"/>
+          <w:lang w:val="tr-TR"/>
+        </w:rPr>
+        <w:t xml:space="preserve">) bu alan belirgin şekilde büyüktür; bu nedenle etkin çarpışma sayısı ve tepkime hızı artar. Sıcaklık artışı hem endotermik hem de ekzotermik tepkimelerin hızını artırır. Birçok tepkimede sıcaklığın 10 °C artırılması tepkime hızını yaklaşık iki katına çıkarır. Sebze ve meyvelerin buzdolabında saklanması, düşük sıcaklıkta bozulma tepkimelerinin yavaşlamasından yararlanılan bir uygulamadır. Düdüklü tencerede suyun daha yüksek sıcaklıkta kaynaması ise yemeklerin daha kısa sürede pişmesini sağlar.</w:t>
       </w:r>
     </w:p>
     <w:p>
@@ -4986,87 +4978,7 @@
           <w:rFonts w:ascii="Times New Roman" w:hAnsi="Times New Roman" w:cs="Times New Roman"/>
           <w:lang w:val="tr-TR"/>
         </w:rPr>
-        <w:t xml:space="preserve">Tepkime hızını artıran ancak tepkime sonunda kimyasal olarak değişmeden açığa çıkan maddelere </w:t>
-      </w:r>
-      <w:r>
-        <w:rPr>
-          <w:rFonts w:ascii="Times New Roman" w:hAnsi="Times New Roman" w:cs="Times New Roman"/>
-          <w:b/>
-          <w:bCs/>
-          <w:lang w:val="tr-TR"/>
-        </w:rPr>
-        <w:t>katalizör</w:t>
-      </w:r>
-      <w:r>
-        <w:rPr>
-          <w:rFonts w:ascii="Times New Roman" w:hAnsi="Times New Roman" w:cs="Times New Roman"/>
-          <w:lang w:val="tr-TR"/>
-        </w:rPr>
-        <w:t xml:space="preserve"> denir. Katalizörler tepkimenin daha düşük aktivasyon enerjisine sahip farklı bir yol (mekanizma) üzerinden gerçekleşmesini sağlar (Grafik B). Aktivasyon enerjisi düştüğünde aynı sıcaklıkta eşik enerjisini aşan tanecik oranı artar (Grafik C), etkin çarpışma sayısı artar ve tepkime hızlanır. Katalizörler tepkimenin entalpi değişimini (ΔH) değiştirmez; girenlerin ve ürünlerin potansiyel enerjileri aynı kalır. Tepkimeye giren maddelerle aynı fiziksel hâlde bulunan katalizörlere </w:t>
-      </w:r>
-      <w:r>
-        <w:rPr>
-          <w:rFonts w:ascii="Times New Roman" w:hAnsi="Times New Roman" w:cs="Times New Roman"/>
-          <w:b/>
-          <w:bCs/>
-          <w:lang w:val="tr-TR"/>
-        </w:rPr>
-        <w:t>homojen katalizör</w:t>
-      </w:r>
-      <w:r>
-        <w:rPr>
-          <w:rFonts w:ascii="Times New Roman" w:hAnsi="Times New Roman" w:cs="Times New Roman"/>
-          <w:lang w:val="tr-TR"/>
-        </w:rPr>
-        <w:t xml:space="preserve">, farklı fiziksel hâlde bulunanlara ise </w:t>
-      </w:r>
-      <w:r>
-        <w:rPr>
-          <w:rFonts w:ascii="Times New Roman" w:hAnsi="Times New Roman" w:cs="Times New Roman"/>
-          <w:b/>
-          <w:bCs/>
-          <w:lang w:val="tr-TR"/>
-        </w:rPr>
-        <w:t>heterojen katalizör</w:t>
-      </w:r>
-      <w:r>
-        <w:rPr>
-          <w:rFonts w:ascii="Times New Roman" w:hAnsi="Times New Roman" w:cs="Times New Roman"/>
-          <w:lang w:val="tr-TR"/>
-        </w:rPr>
-        <w:t xml:space="preserve"> denir. Analiz ve Keşif Atölyesi 1.7.’de hidrojen peroksitin bozunmasını hızlandıran maya ve patates, katalaz adı verilen bir enzim içerir. Canlılarda gerçekleşen tepkimeleri hızlandıran protein yapılı katalizörlere </w:t>
-      </w:r>
-      <w:r>
-        <w:rPr>
-          <w:rFonts w:ascii="Times New Roman" w:hAnsi="Times New Roman" w:cs="Times New Roman"/>
-          <w:b/>
-          <w:bCs/>
-          <w:lang w:val="tr-TR"/>
-        </w:rPr>
-        <w:t>enzim</w:t>
-      </w:r>
-      <w:r>
-        <w:rPr>
-          <w:rFonts w:ascii="Times New Roman" w:hAnsi="Times New Roman" w:cs="Times New Roman"/>
-          <w:lang w:val="tr-TR"/>
-        </w:rPr>
-        <w:t xml:space="preserve"> denir. Tepkime hızını azaltan maddelere ise </w:t>
-      </w:r>
-      <w:r>
-        <w:rPr>
-          <w:rFonts w:ascii="Times New Roman" w:hAnsi="Times New Roman" w:cs="Times New Roman"/>
-          <w:b/>
-          <w:bCs/>
-          <w:lang w:val="tr-TR"/>
-        </w:rPr>
-        <w:t>inhibitör</w:t>
-      </w:r>
-      <w:r>
-        <w:rPr>
-          <w:rFonts w:ascii="Times New Roman" w:hAnsi="Times New Roman" w:cs="Times New Roman"/>
-          <w:lang w:val="tr-TR"/>
-        </w:rPr>
-        <w:t xml:space="preserve"> denir. Gıdalarda kullanılan bazı koruyucu maddeler ve metal yüzeylere uygulanan pas önleyici maddeler inhibitörlere örnektir.</w:t>
+        <w:t xml:space="preserve">Atölyede hidrojen peroksit çözeltisine maya ya da çiğ patates eklendiğinde gaz çıkışının belirgin şekilde hızlandığını, tüpün ağzına yaklaştırılan kor hâlindeki kıymığın alevlendiğini gözlemlediniz. Peki maya ya da patates bu tepkimede harcanan bir tepken midir, yoksa yalnızca tepkimeyi hızlandıran bir madde midir? Tepkime hızını artıran ancak tepkime sonunda kimyasal olarak değişmeden açığa çıkan maddelere katalizör denir. Katalizörler tepkimenin daha düşük aktivasyon enerjisine sahip farklı bir yol (mekanizma) üzerinden gerçekleşmesini sağlar (Grafik B). Aktivasyon enerjisi düştüğünde aynı sıcaklıkta eşik enerjisini aşan tanecik oranı artar (Grafik C), etkin çarpışma sayısı artar ve tepkime hızlanır. Katalizörler tepkimenin entalpi değişimini (ΔH) değiştirmez; girenlerin ve ürünlerin potansiyel enerjileri aynı kalır. Tepkimeye giren maddelerle aynı fiziksel hâlde bulunan katalizörlere homojen katalizör, farklı fiziksel hâlde bulunanlara ise heterojen katalizör denir. Canlılarda gerçekleşen tepkimeleri hızlandıran protein yapılı katalizörlere enzim denir. Atölyede hidrojen peroksitin bozunmasını hızlandıran maya ve patates, katalaz adı verilen bir enzim içerir. Tepkime hızını azaltan maddelere ise inhibitör denir. Gıdalarda kullanılan bazı koruyucu maddeler ve metal yüzeylere uygulanan pas önleyici maddeler inhibitörlere örnektir.</w:t>
       </w:r>
     </w:p>
     <w:p>
@@ -5373,23 +5285,7 @@
           <w:rFonts w:ascii="Times New Roman" w:hAnsi="Times New Roman" w:cs="Times New Roman"/>
           <w:lang w:val="tr-TR"/>
         </w:rPr>
-        <w:t xml:space="preserve">Tepkime hızını azaltan maddelere ise </w:t>
-      </w:r>
-      <w:r>
-        <w:rPr>
-          <w:rFonts w:ascii="Times New Roman" w:hAnsi="Times New Roman" w:cs="Times New Roman"/>
-          <w:b/>
-          <w:bCs/>
-          <w:lang w:val="tr-TR"/>
-        </w:rPr>
-        <w:t xml:space="preserve">inhibitör</w:t>
-      </w:r>
-      <w:r>
-        <w:rPr>
-          <w:rFonts w:ascii="Times New Roman" w:hAnsi="Times New Roman" w:cs="Times New Roman"/>
-          <w:lang w:val="tr-TR"/>
-        </w:rPr>
-        <w:t xml:space="preserve"> denir. Bazı kaynaklarda inhibitörler negatif katalizör olarak da adlandırılır. İnhibitörler genellikle tepkimede etkin rol oynayan tanecikleri ya da katalizörün yüzeyini bağlayarak tepkimenin yavaşlamasına neden olur. Gıdaların bozulmasını geciktirmek için kullanılan bazı koruyucu ve antioksidan maddeler (askorbik asit gibi), araç radyatörlerine ve kalorifer tesisatlarına eklenen korozyon önleyiciler inhibitörlere örnektir.</w:t>
+        <w:t xml:space="preserve">Bazı durumlarda amaç bir tepkimeyi hızlandırmak değil, yavaşlatmaktır. Gıdaların bozulması ya da metallerin paslanması gibi istenmeyen tepkimeler nasıl geciktirilebilir? Tepkime hızını azaltan bu tür maddelere inhibitör denir. Bazı kaynaklarda inhibitörler negatif katalizör olarak da adlandırılır. İnhibitörler genellikle tepkimede etkin rol oynayan tanecikleri ya da katalizörün yüzeyini bağlayarak tepkimenin yavaşlamasına neden olur. Gıdaların bozulmasını geciktirmek için kullanılan bazı koruyucu ve antioksidan maddeler (askorbik asit gibi), araç radyatörlerine ve kalorifer tesisatlarına eklenen korozyon önleyiciler inhibitörlere örnektir.</w:t>
       </w:r>
     </w:p>
     <w:p>

--- a/Kim11-1-7-Tepkime-Hizina-Etki-Eden-Faktorler.docx
+++ b/Kim11-1-7-Tepkime-Hizina-Etki-Eden-Faktorler.docx
@@ -39,7 +39,7 @@
           <w:rFonts w:ascii="Times New Roman" w:hAnsi="Times New Roman" w:cs="Times New Roman"/>
           <w:lang w:val="tr-TR"/>
         </w:rPr>
-        <w:t>Marketten alınan sebze ve meyveler neden buzdolabında saklanır? Bir kâğıt parçası alev aldığında birkaç saniyede yanıp kül olurken açıkta bırakılan bir demir çivinin paslanması neden aylar sürer? Kâğıdın yanması (Görsel A) ile demirin paslanması (Görsel B) olaylarının her ikisi de maddelerin oksijenle tepkimeye girdiği kimyasal değişimlerdir. Bu olaylar arasındaki benzerlik ve farklılıklar nelerdir? Önceki konuda tepkime hızının zamanla değiştiğini ve tepkime hızının çarpışma teorisi ile açıklanabildiğini öğrendiniz. Aynı tepkimenin bazı koşullarda hızlı, bazı koşullarda yavaş gerçekleşmesinin nedenleri neler olabilir? Bir etkinlik yaparak tepkime hızına etki eden faktörleri keşfediniz.</w:t>
+        <w:t xml:space="preserve">Marketten alınan sebze ve meyveler neden buzdolabında saklanır? Bir kâğıt parçası alev aldığında birkaç saniyede yanıp kül olurken açıkta bırakılan bir demir çivinin paslanması neden aylar sürer? Kâğıdın yanması (Görsel A) ile demirin paslanması (Görsel B) olaylarının her ikisi de maddelerin oksijenle tepkimeye girdiği kimyasal değişimlerdir. Bu olaylar arasındaki benzerlik ve farklılıklar nelerdir? Önceki konuda tepkime hızının zamanla değiştiğini ve tepkime hızının çarpışma teorisi ile açıklanabildiğini öğrendiniz. Aynı tepkimenin bazı koşullarda hızlı, bazı koşullarda yavaş gerçekleşmesinin nedenleri neler olabilir? Analiz ve Keşif Atölyesi 1.7.’deki etkinliği yaparak tepkime hızına etki eden faktörleri keşfediniz. Bu etkinlikte bilimsel sorgulama becerinizi kullanarak günlük hayattaki olaylardan araştırılabilir sorular türetecek, hipotezler kuracak, değişkenleri belirleyerek deneyler planlayıp uygulayacak ve elde ettiğiniz verileri çarpışma teorisiyle yorumlayacaksınız. Grubunuzla iş birliği içinde, planlı ve sistemli çalışırken merakınızın peşinden giderek araştırmacı yönünüzü; görev paylaşımında sorumluluk alarak da çalışkanlık ve dostluk değerlerinizi güçlendireceksiniz.</w:t>
       </w:r>
     </w:p>
     <w:p>
@@ -1450,7 +1450,7 @@
           <w:rFonts w:ascii="Times New Roman" w:hAnsi="Times New Roman" w:cs="Times New Roman"/>
           <w:lang w:val="tr-TR"/>
         </w:rPr>
-        <w:t>Sınıfınızda gruplara ayrılınız. Grup arkadaşlarınızla iş birliği içinde her bir faktörün tepkime hızı ile ilişkisini araştıracağınız deneyler için bağımlı, bağımsız ve kontrol değişkenlerini belirleyerek aşağıdaki tabloya yazınız. Grup çalışmasında görev paylaşımı yapınız, arkadaşlarınızın fikirlerine saygı gösteriniz ve dostluk ilişkilerinizi güçlendirecek şekilde davranınız.</w:t>
+        <w:t xml:space="preserve">Sınıfınızda gruplara ayrılınız. Grup arkadaşlarınızla iş birliği içinde her bir faktörün tepkime hızı ile ilişkisini araştıracağınız deneyler için bağımlı, bağımsız ve kontrol değişkenlerini belirleyerek aşağıdaki tabloya yazınız. Grup çalışmasında görev paylaşımı yapınız, arkadaşlarınızın fikirlerine saygı gösteriniz ve dostluk ilişkilerinizi güçlendirecek şekilde davranınız. Ortak hedefinize ulaşmak için zorlandığınız noktalarda birbirinize destek olunuz, gerektiğinde arkadaşlarınızdan yardım isteyiniz.</w:t>
       </w:r>
     </w:p>
     <w:tbl>
@@ -3525,6 +3525,27 @@
     </w:p>
     <w:p>
       <w:pPr>
+        <w:pStyle w:val="ListParagraph"/>
+        <w:numPr>
+          <w:ilvl w:val="0"/>
+          <w:numId w:val="2"/>
+        </w:numPr>
+        <w:jc w:val="both"/>
+        <w:rPr>
+          <w:rFonts w:ascii="Times New Roman" w:hAnsi="Times New Roman" w:cs="Times New Roman"/>
+          <w:lang w:val="tr-TR"/>
+        </w:rPr>
+      </w:pPr>
+      <w:r>
+        <w:rPr>
+          <w:rFonts w:ascii="Times New Roman" w:hAnsi="Times New Roman" w:cs="Times New Roman"/>
+          <w:lang w:val="tr-TR"/>
+        </w:rPr>
+        <w:t xml:space="preserve">Verileriniz hipotezlerinizden birini desteklemiyorsa bunun olası nedenlerini (kontrol değişkenlerinin sabit tutulup tutulmadığı, ölçüm süresi, malzeme miktarı vb.) grup arkadaşlarınızla tartışınız. Gerekirse deney planınızı yeniden düzenleyerek deneyi tekrarlayınız.</w:t>
+      </w:r>
+    </w:p>
+    <w:p>
+      <w:pPr>
         <w:ind w:left="720"/>
         <w:jc w:val="both"/>
         <w:rPr>
@@ -3793,6 +3814,27 @@
           <w:lang w:val="tr-TR"/>
         </w:rPr>
         <w:t>Kâğıdın yanması ile demirin paslanması olaylarının benzerlik ve farklılıklarını öğrendiklerinizle ilişkilendirerek açıklayınız.</w:t>
+      </w:r>
+    </w:p>
+    <w:p>
+      <w:pPr>
+        <w:pStyle w:val="ListParagraph"/>
+        <w:numPr>
+          <w:ilvl w:val="0"/>
+          <w:numId w:val="3"/>
+        </w:numPr>
+        <w:jc w:val="both"/>
+        <w:rPr>
+          <w:rFonts w:ascii="Times New Roman" w:hAnsi="Times New Roman" w:cs="Times New Roman"/>
+          <w:lang w:val="tr-TR"/>
+        </w:rPr>
+      </w:pPr>
+      <w:r>
+        <w:rPr>
+          <w:rFonts w:ascii="Times New Roman" w:hAnsi="Times New Roman" w:cs="Times New Roman"/>
+          <w:lang w:val="tr-TR"/>
+        </w:rPr>
+        <w:t xml:space="preserve">Grubunuzun bulgularını ve açıklamalarını sınıfınızla paylaşınız. Diğer grupların sonuçlarını kendi sonuçlarınızla karşılaştırarak ulaştığınız açıklamaların güvenilirliğini değerlendiriniz.</w:t>
       </w:r>
     </w:p>
     <w:p>

--- a/Kim11-1-7-Tepkime-Hizina-Etki-Eden-Faktorler.docx
+++ b/Kim11-1-7-Tepkime-Hizina-Etki-Eden-Faktorler.docx
@@ -5539,19 +5539,17 @@
       <w:r>
         <w:rPr>
           <w:rFonts w:ascii="Times New Roman" w:hAnsi="Times New Roman" w:cs="Times New Roman"/>
-          <w:b/>
-          <w:bCs/>
           <w:lang w:val="tr-TR"/>
         </w:rPr>
         <w:lastRenderedPageBreak/>
-        <w:t>Görsel F:</w:t>
-      </w:r>
-      <w:r>
-        <w:rPr>
-          <w:rFonts w:ascii="Times New Roman" w:hAnsi="Times New Roman" w:cs="Times New Roman"/>
-          <w:lang w:val="tr-TR"/>
-        </w:rPr>
-        <w:t xml:space="preserve"> Otomobil katalitik dönüştürücüsünün iç yapısı</w:t>
+        <w:t xml:space="preserve">Otomobil katalitik dönüştürücüsünün iç yapısı</w:t>
+      </w:r>
+      <w:r>
+        <w:rPr>
+          <w:rFonts w:ascii="Times New Roman" w:hAnsi="Times New Roman" w:cs="Times New Roman"/>
+          <w:lang w:val="tr-TR"/>
+        </w:rPr>
+        <w:t xml:space="preserve"/>
       </w:r>
     </w:p>
     <w:p>

--- a/Kim11-1-7-Tepkime-Hizina-Etki-Eden-Faktorler.docx
+++ b/Kim11-1-7-Tepkime-Hizina-Etki-Eden-Faktorler.docx
@@ -770,7 +770,7 @@
           <w:rFonts w:ascii="Times New Roman" w:hAnsi="Times New Roman" w:cs="Times New Roman"/>
           <w:lang w:val="tr-TR"/>
         </w:rPr>
-        <w:t>Aşağıdaki tabloda günlük hayattan tepkime hızıyla ilişkili bazı örnek olaylar verilmiştir. İlk satır örnek olarak doldurulmuştur. Tablodaki örnek olaylardan yararlanarak her bir faktörün tepkime hızına etkisine ilişkin araştırılabilir bir soru ve bu soruya yönelik bir hipotez yazınız. Çeşitli fikir, argüman ve yeni bilgilere açık olunuz; merak ettiğiniz soruların peşinden gitmenin bilimsel gelişimin bir parçası olduğunu unutmayınız.</w:t>
+        <w:t xml:space="preserve">Aşağıdaki tabloda günlük hayattan tepkime hızıyla ilişkili bazı örnek olaylar verilmiştir. İlk satır örnek olarak doldurulmuştur. Tablodaki örnek olaylardan yararlanarak her bir faktörün tepkime hızına etkisine ilişkin araştırılabilir bir soru ve bu soruya yönelik bir hipotez yazınız. Hipotezlerinizi oluştururken ön bilgilerinizden ve ders kitabı, güvenilir bilimsel kaynaklar gibi kaynaklardan yararlanınız. Çeşitli fikir, argüman ve yeni bilgilere açık olunuz; merak ettiğiniz soruların peşinden gitmenin bilimsel gelişimin bir parçası olduğunu unutmayınız.</w:t>
       </w:r>
     </w:p>
     <w:tbl>
@@ -3613,7 +3613,7 @@
           <w:rFonts w:ascii="Times New Roman" w:hAnsi="Times New Roman" w:cs="Times New Roman"/>
           <w:lang w:val="tr-TR"/>
         </w:rPr>
-        <w:t>Deney sonuçlarınızı kullanarak tepken derişiminin ve sıcaklığın tepkime hızına etkisini alt mikro seviyede açıklayan birer model çiziniz.</w:t>
+        <w:t xml:space="preserve">Deney sonuçlarınızı kullanarak her bir faktörün tepkime hızına etkisini alt mikro seviyede (tanecikler düzeyinde) açıklayınız. Tepken derişiminin ve sıcaklığın etkisini gösteren birer model çiziniz. Açıklamalarınızı ders kitabınızdaki ve güvenilir bilimsel kaynaklardaki bilgilerle karşılaştırınız.</w:t>
       </w:r>
     </w:p>
     <w:p>
@@ -4309,7 +4309,7 @@
           <w:rFonts w:ascii="Times New Roman" w:hAnsi="Times New Roman" w:cs="Times New Roman"/>
           <w:lang w:val="tr-TR"/>
         </w:rPr>
-        <w:t xml:space="preserve">Atölyede aynı derişimdeki hidroklorik asit çözeltisine bırakılan magnezyum, çinko ve bakır şeritlerinde gaz çıkışının aynı hızda olmadığını, bakır şeritte ise gaz çıkışı gözlenmediğini fark ettiniz. Aynı koşullarda farklı maddeler aynı maddeyle farklı hızlarda tepkimeye girer. Örneğin sodyum metali suyla şiddetli ve hızlı bir tepkime verirken magnezyum suyla oda sıcaklığında çok yavaş tepkimeye girer; demirin suyla tepkimesi ise neredeyse gözlenemeyecek kadar yavaştır. Peki tepkenlerin cinsi tepkime hızını neden bu kadar etkiler? Tepkime sırasında kırılması gereken bağların sayısı ve sağlamlığı, aktivasyon enerjisinin büyüklüğünü belirler. Genel olarak zıt yüklü iyonlar arasında gerçekleşen tepkimeler (Ag</w:t>
+        <w:t xml:space="preserve">Aynı koşullarda farklı maddeler farklı hızlarda tepkimeye girer. Örneğin oda sıcaklığında gümüş nitrat çözeltisine sodyum klorür çözeltisi eklendiğinde beyaz renkli gümüş klorür çökeleği anında oluşur (Görsel C). Buna karşılık doğal gazın temel bileşeni olan metan, havadaki oksijenle aynı ortamda uzun süre tepkimeye girmeden bulunabilir; yanmanın başlaması için bir kıvılcım ya da alev gerekir. Peki tepkenlerin cinsi tepkime hızını neden bu kadar etkiler? Tepkime sırasında kırılması gereken bağların sayısı ve sağlamlığı, aktivasyon enerjisinin büyüklüğünü belirler. Genel olarak zıt yüklü iyonlar arasında gerçekleşen tepkimeler (Ag</w:t>
       </w:r>
       <w:r>
         <w:rPr>
@@ -4339,7 +4339,7 @@
           <w:rFonts w:ascii="Times New Roman" w:hAnsi="Times New Roman" w:cs="Times New Roman"/>
           <w:lang w:val="tr-TR"/>
         </w:rPr>
-        <w:t xml:space="preserve">(suda) → AgCl(k) gibi) bağ kırılması gerektirmediği için oda sıcaklığında çok hızlıdır. Kovalent bağların kırılmasını gerektiren tepkimeler ise genellikle daha yavaştır. Örneğin metan ve oksijen gazları aynı ortamda uzun süre tepkimeye girmeden bulunabilir; tepkimenin başlaması için bir kıvılcım gerekir.</w:t>
+        <w:t xml:space="preserve">(suda) → AgCl(k) gibi) bağ kırılması gerektirmediği için oda sıcaklığında çok hızlıdır. Metanın yanması gibi kovalent bağların kırılmasını gerektiren tepkimeler ise genellikle daha yavaştır.</w:t>
       </w:r>
     </w:p>
     <w:tbl>
@@ -4395,7 +4395,7 @@
                 <w:rFonts w:ascii="Times New Roman" w:hAnsi="Times New Roman" w:cs="Times New Roman"/>
                 <w:lang w:val="tr-TR"/>
               </w:rPr>
-              <w:t>Tarif: İçinde fenolftalein damlatılmış su bulunan bir beherde, yüzeyde hareket eden ve gaz çıkaran küçük bir sodyum parçası (çözelti pembe renkte).</w:t>
+              <w:t xml:space="preserve">Tarif: Gümüş nitrat çözeltisi bulunan bir deney tüpüne/behere sodyum klorür çözeltisi damlatıldığı anda oluşan beyaz, bulutsu gümüş klorür çökeleği.</w:t>
             </w:r>
           </w:p>
           <w:p>
@@ -4411,7 +4411,7 @@
                 <w:rFonts w:ascii="Times New Roman" w:hAnsi="Times New Roman" w:cs="Times New Roman"/>
                 <w:lang w:val="tr-TR"/>
               </w:rPr>
-              <w:t>Shutterstock arama: “sodium reacting with water”</w:t>
+              <w:t xml:space="preserve">Shutterstock arama: “silver chloride precipitate” / “white precipitate test tube”</w:t>
             </w:r>
           </w:p>
           <w:p>
@@ -4427,7 +4427,7 @@
                 <w:rFonts w:ascii="Times New Roman" w:hAnsi="Times New Roman" w:cs="Times New Roman"/>
                 <w:lang w:val="tr-TR"/>
               </w:rPr>
-              <w:t>Shutter ID: Shutterstock’ta ticari kullanıma uygun sodyum-su tepkimesi fotoğrafı bulunamadı; Kimya9/10’da kullanılan görsel varsa o kullanılsın ya da deney fotoğrafı çekilsin.</w:t>
+              <w:t xml:space="preserve">Shutter ID: (aranacak; uygun görsel bulunamazsa deney fotoğrafı çekilsin)</w:t>
             </w:r>
           </w:p>
         </w:tc>
@@ -4464,7 +4464,7 @@
           <w:rFonts w:ascii="Times New Roman" w:hAnsi="Times New Roman" w:cs="Times New Roman"/>
           <w:lang w:val="tr-TR"/>
         </w:rPr>
-        <w:t xml:space="preserve"> Sodyum metalinin su ile tepkimesi</w:t>
+        <w:t xml:space="preserve"> Gümüş nitrat ve sodyum klorür çözeltilerinin karıştırılmasıyla anında oluşan gümüş klorür çökeleği</w:t>
       </w:r>
     </w:p>
     <w:p>
@@ -4523,7 +4523,7 @@
           <w:lang w:val="tr-TR"/>
         </w:rPr>
         <w:lastRenderedPageBreak/>
-        <w:t xml:space="preserve">yüzeylerinde tepkimeye girebilir. Bu nedenle katılar arasındaki tepkimeler genellikle çok yavaştır. Sıvı ve çözelti hâlindeki tanecikler ile gaz tanecikleri ise ortamda serbestçe hareket ederek daha sık çarpışır. Analiz ve Keşif Atölyesi 1.7.’de kabartma tozu ile limon tuzunun katı hâlde karıştırıldığında gözle görülür bir değişim oluşturmadığı, çözeltileri karıştırıldığında ise hızla gaz çıkışı gözlendiği fark edilmiştir. Genel olarak aynı tepkime için tepkime hızı gaz &gt; sıvı (çözelti) &gt; katı şeklinde sıralanır. Tepkenlerin tamamı aynı fiziksel hâlde bulunan tepkimelere </w:t>
+        <w:t xml:space="preserve">yüzeylerinde tepkimeye girebilir. Bu nedenle katılar arasındaki tepkimeler genellikle çok yavaştır. Sıvı ve çözelti hâlindeki tanecikler ile gaz tanecikleri ise ortamda serbestçe hareket ederek daha sık çarpışır. Örneğin katı kurşun(II) nitrat ile katı potasyum iyodür bir kapta karıştırıldığında sarı renkli kurşun(II) iyodür yalnızca tanecikleri birbirine değen yüzeylerde ve yavaş oluşur. Aynı maddelerin sulu çözeltileri karıştırıldığında ise sarı çökelek anında oluşur. Genel olarak aynı tepkime için tepkime hızı gaz &gt; sıvı (çözelti) &gt; katı şeklinde sıralanır. Tepkenlerin tamamı aynı fiziksel hâlde bulunan tepkimelere </w:t>
       </w:r>
       <w:r>
         <w:rPr>
@@ -4590,7 +4590,7 @@
           <w:rFonts w:ascii="Times New Roman" w:hAnsi="Times New Roman" w:cs="Times New Roman"/>
           <w:lang w:val="tr-TR"/>
         </w:rPr>
-        <w:t xml:space="preserve">Atölyede sodyum tiyosülfat çözeltisinin derişimi arttıkça kâğıttaki “X” işaretinin daha kısa sürede görünmez olduğunu gözlemlediniz. Peki derişimin artması tanecikler düzeyinde neyi değiştirir? Tepken derişimi arttıkça birim hacimdeki tanecik sayısı artar. Birim hacimde daha fazla tanecik bulunması birim zamanda gerçekleşen çarpışma sayısını ve dolayısıyla etkin çarpışma sayısını artırır (Görsel D). Bu nedenle tepken derişimi arttıkça tepkime hızı artar. Saf oksijen içine sokulan kor hâlindeki kıymığın alevlenmesi, havada yaklaşık %21 olan oksijen derişiminin saf oksijende çok daha yüksek olmasıyla açıklanabilir. Gaz fazındaki tepkimelerde sabit sıcaklıkta kabın hacmi küçültüldüğünde gazların derişimi ve basıncı artar; bu durum da tepkime hızını artırır. Katı ve saf sıvıların derişimi sabit kabul edildiğinden bunların miktarındaki değişim tepkime hızını derişim yoluyla etkilemez.</w:t>
+        <w:t xml:space="preserve">Eşit kütlede mermer parçaları biri 0,5 M, diğeri 2 M hidroklorik asit çözeltisi içeren iki behere bırakıldığında derişik asitteki gaz çıkışının çok daha hızlı olduğu görülür. Peki derişimin artması tanecikler düzeyinde neyi değiştirir? Tepken derişimi arttıkça birim hacimdeki tanecik sayısı artar. Birim hacimde daha fazla tanecik bulunması birim zamanda gerçekleşen çarpışma sayısını ve dolayısıyla etkin çarpışma sayısını artırır (Görsel D). Bu nedenle tepken derişimi arttıkça tepkime hızı artar. Havada ısıtıldığında yalnızca kızaran bir çelik yünü parçasının saf oksijen dolu bir kapta parlak kıvılcımlar saçarak hızla yanması da havada yaklaşık %21 olan oksijen oranının saf oksijende çok daha yüksek olmasıyla açıklanabilir. Gaz fazındaki tepkimelerde sabit sıcaklıkta kabın hacmi küçültüldüğünde gazların derişimi ve basıncı artar; bu durum da tepkime hızını artırır. Sıcaklık sabit kaldığı sürece katı ve saf sıvıların derişimi değişmediğinden bunların miktarındaki değişim tepkime hızını derişim yoluyla etkilemez.</w:t>
       </w:r>
     </w:p>
     <w:p>
@@ -4726,7 +4726,7 @@
           <w:rFonts w:ascii="Times New Roman" w:hAnsi="Times New Roman" w:cs="Times New Roman"/>
           <w:lang w:val="tr-TR"/>
         </w:rPr>
-        <w:t xml:space="preserve">Atölyede efervesan tabletin ılık suda soğuk suya göre çok daha kısa sürede tükendiğini gözlemlediniz. Bu gözlem, sıcaklığın tanecik hareketleri üzerindeki etkisiyle açıklanabilir. Sıcaklık arttıkça taneciklerin ortalama kinetik enerjisi ve hızları artar. Hızlanan tanecikler birim zamanda daha sık çarpışır. Ancak sıcaklık artışının tepkime hızını artırmasının asıl nedeni, aktivasyon enerjisini (eşik enerjisini) aşacak kadar kinetik enerjiye sahip tanecik oranının artmasıdır. Grafik A’da T</w:t>
+        <w:t xml:space="preserve">Sülfürik asitle asitlendirilmiş potasyum permanganat çözeltisi oksalik asit çözeltisiyle karıştırıldığında permanganatın mor rengi oda sıcaklığında ancak birkaç dakikada kaybolur; karışım yaklaşık 60 °C’ye ısıtıldığında ise renk çok daha kısa sürede kaybolur. Bu durum, sıcaklığın tanecik hareketleri üzerindeki etkisiyle açıklanabilir. Sıcaklık arttıkça taneciklerin ortalama kinetik enerjisi ve hızları artar. Hızlanan tanecikler birim zamanda daha sık çarpışır. Ancak sıcaklık artışının tepkime hızını artırmasının asıl nedeni, aktivasyon enerjisini (eşik enerjisini) aşacak kadar kinetik enerjiye sahip tanecik oranının artmasıdır. Grafik A’da T</w:t>
       </w:r>
       <w:r>
         <w:rPr>
@@ -4771,7 +4771,7 @@
           <w:rFonts w:ascii="Times New Roman" w:hAnsi="Times New Roman" w:cs="Times New Roman"/>
           <w:lang w:val="tr-TR"/>
         </w:rPr>
-        <w:t xml:space="preserve">) bu alan belirgin şekilde büyüktür; bu nedenle etkin çarpışma sayısı ve tepkime hızı artar. Sıcaklık artışı hem endotermik hem de ekzotermik tepkimelerin hızını artırır. Birçok tepkimede sıcaklığın 10 °C artırılması tepkime hızını yaklaşık iki katına çıkarır. Sebze ve meyvelerin buzdolabında saklanması, düşük sıcaklıkta bozulma tepkimelerinin yavaşlamasından yararlanılan bir uygulamadır. Düdüklü tencerede suyun daha yüksek sıcaklıkta kaynaması ise yemeklerin daha kısa sürede pişmesini sağlar.</w:t>
+        <w:t xml:space="preserve">) bu alan belirgin şekilde büyüktür; bu nedenle etkin çarpışma sayısı ve tepkime hızı artar. Sıcaklık artışı hem endotermik hem de ekzotermik tepkimelerin hızını artırır. Oda sıcaklığı civarında birçok tepkimede sıcaklığın 10 °C artırılması tepkime hızını yaklaşık iki katına çıkarır. Sebze ve meyvelerin buzdolabında saklanması, düşük sıcaklıkta bozulma tepkimelerinin yavaşlamasından yararlanılan bir uygulamadır. Düdüklü tencerede suyun daha yüksek sıcaklıkta kaynaması ise yemeklerin daha kısa sürede pişmesini sağlar.</w:t>
       </w:r>
     </w:p>
     <w:p>
@@ -4910,7 +4910,7 @@
           <w:rFonts w:ascii="Times New Roman" w:hAnsi="Times New Roman" w:cs="Times New Roman"/>
           <w:lang w:val="tr-TR"/>
         </w:rPr>
-        <w:t xml:space="preserve"> olur (Görsel E). Temas yüzeyi arttıkça birim zamanda gerçekleşen çarpışma sayısı artar ve tepkime hızlanır. Toz hâlindeki efervesan tabletin bütün tablete göre daha hızlı tükenmesi, odun yongalarının kütüğe göre daha hızlı yanması bu duruma örnektir. Un fabrikalarında ve kömür madenlerinde havada asılı kalan ince tozların bir kıvılcımla patlayabilmesi de temas yüzeyinin çok büyük olmasından kaynaklanır.</w:t>
+        <w:t xml:space="preserve"> olur (Görsel E). Temas yüzeyi arttıkça birim zamanda gerçekleşen çarpışma sayısı artar ve tepkime hızlanır. Bir demir çivi gaz ocağının alevinde yalnızca kızarırken aynı aleve serpilen demir tozunun kıvılcımlar saçarak yanması bu duruma örnektir. Un fabrikalarında ve kömür madenlerinde havada asılı kalan ince tozların bir kıvılcımla patlayabilmesi de temas yüzeyinin çok büyük olmasından kaynaklanır.</w:t>
       </w:r>
     </w:p>
     <w:p>
@@ -5020,7 +5020,82 @@
           <w:rFonts w:ascii="Times New Roman" w:hAnsi="Times New Roman" w:cs="Times New Roman"/>
           <w:lang w:val="tr-TR"/>
         </w:rPr>
-        <w:t xml:space="preserve">Atölyede hidrojen peroksit çözeltisine maya ya da çiğ patates eklendiğinde gaz çıkışının belirgin şekilde hızlandığını, tüpün ağzına yaklaştırılan kor hâlindeki kıymığın alevlendiğini gözlemlediniz. Peki maya ya da patates bu tepkimede harcanan bir tepken midir, yoksa yalnızca tepkimeyi hızlandıran bir madde midir? Tepkime hızını artıran ancak tepkime sonunda kimyasal olarak değişmeden açığa çıkan maddelere katalizör denir. Katalizörler tepkimenin daha düşük aktivasyon enerjisine sahip farklı bir yol (mekanizma) üzerinden gerçekleşmesini sağlar (Grafik B). Aktivasyon enerjisi düştüğünde aynı sıcaklıkta eşik enerjisini aşan tanecik oranı artar (Grafik C), etkin çarpışma sayısı artar ve tepkime hızlanır. Katalizörler tepkimenin entalpi değişimini (ΔH) değiştirmez; girenlerin ve ürünlerin potansiyel enerjileri aynı kalır. Tepkimeye giren maddelerle aynı fiziksel hâlde bulunan katalizörlere homojen katalizör, farklı fiziksel hâlde bulunanlara ise heterojen katalizör denir. Canlılarda gerçekleşen tepkimeleri hızlandıran protein yapılı katalizörlere enzim denir. Atölyede hidrojen peroksitin bozunmasını hızlandıran maya ve patates, katalaz adı verilen bir enzim içerir. Tepkime hızını azaltan maddelere ise inhibitör denir. Gıdalarda kullanılan bazı koruyucu maddeler ve metal yüzeylere uygulanan pas önleyici maddeler inhibitörlere örnektir.</w:t>
+        <w:t xml:space="preserve">Potasyum klorat ısıtıldığında 2KClO</w:t>
+      </w:r>
+      <w:r>
+        <w:rPr>
+          <w:rFonts w:ascii="Times New Roman" w:hAnsi="Times New Roman" w:cs="Times New Roman"/>
+          <w:lang w:val="tr-TR"/>
+          <w:vertAlign w:val="subscript"/>
+        </w:rPr>
+        <w:t xml:space="preserve">3</w:t>
+      </w:r>
+      <w:r>
+        <w:rPr>
+          <w:rFonts w:ascii="Times New Roman" w:hAnsi="Times New Roman" w:cs="Times New Roman"/>
+          <w:lang w:val="tr-TR"/>
+        </w:rPr>
+        <w:t xml:space="preserve">(k) → 2KCl(k) + 3O</w:t>
+      </w:r>
+      <w:r>
+        <w:rPr>
+          <w:rFonts w:ascii="Times New Roman" w:hAnsi="Times New Roman" w:cs="Times New Roman"/>
+          <w:lang w:val="tr-TR"/>
+          <w:vertAlign w:val="subscript"/>
+        </w:rPr>
+        <w:t xml:space="preserve">2</w:t>
+      </w:r>
+      <w:r>
+        <w:rPr>
+          <w:rFonts w:ascii="Times New Roman" w:hAnsi="Times New Roman" w:cs="Times New Roman"/>
+          <w:lang w:val="tr-TR"/>
+        </w:rPr>
+        <w:t xml:space="preserve">(g) denklemine göre bozunur. Bu tepkime ancak yüksek sıcaklıkta gözle görülür bir hızla gerçekleşir. Potasyum klorata az miktarda mangan dioksit (MnO</w:t>
+      </w:r>
+      <w:r>
+        <w:rPr>
+          <w:rFonts w:ascii="Times New Roman" w:hAnsi="Times New Roman" w:cs="Times New Roman"/>
+          <w:lang w:val="tr-TR"/>
+          <w:vertAlign w:val="subscript"/>
+        </w:rPr>
+        <w:t xml:space="preserve">2</w:t>
+      </w:r>
+      <w:r>
+        <w:rPr>
+          <w:rFonts w:ascii="Times New Roman" w:hAnsi="Times New Roman" w:cs="Times New Roman"/>
+          <w:lang w:val="tr-TR"/>
+        </w:rPr>
+        <w:t xml:space="preserve">) karıştırılıp ısıtıldığında ise oksijen çıkışı daha düşük sıcaklıkta başlar ve çok daha hızlı gerçekleşir. Tepkime sonunda MnO</w:t>
+      </w:r>
+      <w:r>
+        <w:rPr>
+          <w:rFonts w:ascii="Times New Roman" w:hAnsi="Times New Roman" w:cs="Times New Roman"/>
+          <w:lang w:val="tr-TR"/>
+          <w:vertAlign w:val="subscript"/>
+        </w:rPr>
+        <w:t xml:space="preserve">2</w:t>
+      </w:r>
+      <w:r>
+        <w:rPr>
+          <w:rFonts w:ascii="Times New Roman" w:hAnsi="Times New Roman" w:cs="Times New Roman"/>
+          <w:lang w:val="tr-TR"/>
+        </w:rPr>
+        <w:t xml:space="preserve"> aynı kütlede geri elde edilir. Tepkime hızını artıran ancak tepkime sonunda kimyasal olarak değişmeden açığa çıkan maddelere katalizör denir. Katalizörler tepkimenin daha düşük aktivasyon enerjisine sahip farklı bir yol (mekanizma) üzerinden gerçekleşmesini sağlar (Grafik B). Aktivasyon enerjisi düştüğünde aynı sıcaklıkta eşik enerjisini aşan tanecik oranı artar (Grafik C), etkin çarpışma sayısı artar ve tepkime hızlanır. Tepkimeye giren maddelerle aynı fiziksel hâlde bulunan katalizörlere homojen katalizör, farklı fiziksel hâlde bulunanlara ise heterojen katalizör denir. Potasyum kloratın bozunmasında katı hâldeki MnO</w:t>
+      </w:r>
+      <w:r>
+        <w:rPr>
+          <w:rFonts w:ascii="Times New Roman" w:hAnsi="Times New Roman" w:cs="Times New Roman"/>
+          <w:lang w:val="tr-TR"/>
+          <w:vertAlign w:val="subscript"/>
+        </w:rPr>
+        <w:t xml:space="preserve">2</w:t>
+      </w:r>
+      <w:r>
+        <w:rPr>
+          <w:rFonts w:ascii="Times New Roman" w:hAnsi="Times New Roman" w:cs="Times New Roman"/>
+          <w:lang w:val="tr-TR"/>
+        </w:rPr>
+        <w:t xml:space="preserve"> heterojen katalizördür. Canlılarda gerçekleşen tepkimeleri hızlandıran protein yapılı katalizörlere enzim denir. Örneğin midede bulunan pepsin enzimi besinlerdeki proteinlerin parçalanmasını hızlandırır.</w:t>
       </w:r>
     </w:p>
     <w:p>
@@ -5206,7 +5281,7 @@
           <w:rFonts w:ascii="Times New Roman" w:hAnsi="Times New Roman" w:cs="Times New Roman"/>
           <w:lang w:val="tr-TR"/>
         </w:rPr>
-        <w:t xml:space="preserve">Tepkimenin daha düşük aktivasyon enerjili farklı bir yol (mekanizma) üzerinden gerçekleşmesini sağlar.</w:t>
+        <w:t xml:space="preserve">İleri ve geri tepkimelerin aktivasyon enerjilerini aynı miktarda düşürür. Bu nedenle tepkime entalpisini (ΔH) değiştirmez; ileri ve geri tepkimeleri birlikte hızlandırır.</w:t>
       </w:r>
     </w:p>
     <w:p>
@@ -5227,7 +5302,7 @@
           <w:rFonts w:ascii="Times New Roman" w:hAnsi="Times New Roman" w:cs="Times New Roman"/>
           <w:lang w:val="tr-TR"/>
         </w:rPr>
-        <w:t xml:space="preserve">İleri ve geri tepkimelerin aktivasyon enerjilerini aynı miktarda düşürür. Bu nedenle tepkime entalpisini (ΔH) değiştirmez; ileri ve geri tepkimeleri birlikte hızlandırır.</w:t>
+        <w:t xml:space="preserve">Tepkimede oluşan ürünlerin türünü ve tepkime sonunda elde edilen ürün miktarını (verimi) değiştirmez; ürünün daha kısa sürede elde edilmesini sağlar.</w:t>
       </w:r>
     </w:p>
     <w:p>
@@ -5248,7 +5323,7 @@
           <w:rFonts w:ascii="Times New Roman" w:hAnsi="Times New Roman" w:cs="Times New Roman"/>
           <w:lang w:val="tr-TR"/>
         </w:rPr>
-        <w:t xml:space="preserve">Tepkimede oluşan ürünlerin türünü ve tepkime sonunda elde edilen ürün miktarını (verimi) değiştirmez; ürünün daha kısa sürede elde edilmesini sağlar.</w:t>
+        <w:t xml:space="preserve">Kendiliğinden gerçekleşemeyecek bir tepkimeyi gerçekleştiremez; gerçekleşebilen bir tepkimeyi hızlandırır.</w:t>
       </w:r>
     </w:p>
     <w:p>
@@ -5269,49 +5344,7 @@
           <w:rFonts w:ascii="Times New Roman" w:hAnsi="Times New Roman" w:cs="Times New Roman"/>
           <w:lang w:val="tr-TR"/>
         </w:rPr>
-        <w:t xml:space="preserve">Kendiliğinden gerçekleşemeyecek bir tepkimeyi gerçekleştiremez; gerçekleşebilen bir tepkimeyi hızlandırır.</w:t>
-      </w:r>
-    </w:p>
-    <w:p>
-      <w:pPr>
-        <w:pStyle w:val="ListParagraph"/>
-        <w:numPr>
-          <w:ilvl w:val="0"/>
-          <w:numId w:val="5"/>
-        </w:numPr>
-        <w:jc w:val="both"/>
-        <w:rPr>
-          <w:rFonts w:ascii="Times New Roman" w:hAnsi="Times New Roman" w:cs="Times New Roman"/>
-          <w:lang w:val="tr-TR"/>
-        </w:rPr>
-      </w:pPr>
-      <w:r>
-        <w:rPr>
-          <w:rFonts w:ascii="Times New Roman" w:hAnsi="Times New Roman" w:cs="Times New Roman"/>
-          <w:lang w:val="tr-TR"/>
-        </w:rPr>
         <w:t xml:space="preserve">Tepkime sonunda kimyasal olarak değişmeden kalır; bu nedenle az miktarda katalizör çok miktarda tepkenin dönüşümünü hızlandırabilir.</w:t>
-      </w:r>
-    </w:p>
-    <w:p>
-      <w:pPr>
-        <w:pStyle w:val="ListParagraph"/>
-        <w:numPr>
-          <w:ilvl w:val="0"/>
-          <w:numId w:val="5"/>
-        </w:numPr>
-        <w:jc w:val="both"/>
-        <w:rPr>
-          <w:rFonts w:ascii="Times New Roman" w:hAnsi="Times New Roman" w:cs="Times New Roman"/>
-          <w:lang w:val="tr-TR"/>
-        </w:rPr>
-      </w:pPr>
-      <w:r>
-        <w:rPr>
-          <w:rFonts w:ascii="Times New Roman" w:hAnsi="Times New Roman" w:cs="Times New Roman"/>
-          <w:lang w:val="tr-TR"/>
-        </w:rPr>
-        <w:t xml:space="preserve">Hız sabitinin (k) değerini artırır.</w:t>
       </w:r>
     </w:p>
     <w:p>
@@ -7169,7 +7202,7 @@
           <w:rFonts w:ascii="Times New Roman" w:hAnsi="Times New Roman" w:cs="Times New Roman"/>
           <w:lang w:val="tr-TR"/>
         </w:rPr>
-        <w:t xml:space="preserve">(  ) Katalizör eklendiğinde hız sabitinin değeri artar.</w:t>
+        <w:t xml:space="preserve">(  ) Enzimler, canlılarda gerçekleşen tepkimeleri hızlandıran katalizörlerdir.</w:t>
       </w:r>
     </w:p>
     <w:p>

--- a/Kim11-1-7-Tepkime-Hizina-Etki-Eden-Faktorler.docx
+++ b/Kim11-1-7-Tepkime-Hizina-Etki-Eden-Faktorler.docx
@@ -4427,7 +4427,7 @@
                 <w:rFonts w:ascii="Times New Roman" w:hAnsi="Times New Roman" w:cs="Times New Roman"/>
                 <w:lang w:val="tr-TR"/>
               </w:rPr>
-              <w:t xml:space="preserve">Shutter ID: (aranacak; uygun görsel bulunamazsa deney fotoğrafı çekilsin)</w:t>
+              <w:t xml:space="preserve">Shutter ID: 2074498582 (vektörel; AgNO₃ + NaCl → AgCl + NaNO₃ çökelme tepkimesi, etiketler Türkçeleştirilmeli). Alternatif: 2294975705. Uygun fotoğraf bulunamadı; mümkünse deney fotoğrafı çekilsin.</w:t>
             </w:r>
           </w:p>
         </w:tc>

--- a/Kim11-1-7-Tepkime-Hizina-Etki-Eden-Faktorler.docx
+++ b/Kim11-1-7-Tepkime-Hizina-Etki-Eden-Faktorler.docx
@@ -39,7 +39,21 @@
           <w:rFonts w:ascii="Times New Roman" w:hAnsi="Times New Roman" w:cs="Times New Roman"/>
           <w:lang w:val="tr-TR"/>
         </w:rPr>
-        <w:t xml:space="preserve">Marketten alınan sebze ve meyveler neden buzdolabında saklanır? Bir kâğıt parçası alev aldığında birkaç saniyede yanıp kül olurken açıkta bırakılan bir demir çivinin paslanması neden aylar sürer? Kâğıdın yanması (Görsel A) ile demirin paslanması (Görsel B) olaylarının her ikisi de maddelerin oksijenle tepkimeye girdiği kimyasal değişimlerdir. Bu olaylar arasındaki benzerlik ve farklılıklar nelerdir? Önceki konuda tepkime hızının zamanla değiştiğini ve tepkime hızının çarpışma teorisi ile açıklanabildiğini öğrendiniz. Aynı tepkimenin bazı koşullarda hızlı, bazı koşullarda yavaş gerçekleşmesinin nedenleri neler olabilir? Analiz ve Keşif Atölyesi 1.7.’deki etkinliği yaparak tepkime hızına etki eden faktörleri keşfediniz. Bu etkinlikte bilimsel sorgulama becerinizi kullanarak günlük hayattaki olaylardan araştırılabilir sorular türetecek, hipotezler kuracak, değişkenleri belirleyerek deneyler planlayıp uygulayacak ve elde ettiğiniz verileri çarpışma teorisiyle yorumlayacaksınız. Grubunuzla iş birliği içinde, planlı ve sistemli çalışırken merakınızın peşinden giderek araştırmacı yönünüzü; görev paylaşımında sorumluluk alarak da çalışkanlık ve dostluk değerlerinizi güçlendireceksiniz.</w:t>
+        <w:t xml:space="preserve">Marketten alınan sebze ve meyveler neden buzdolabında saklanır? Bir kâğıt parçası alev aldığında birkaç saniyede yanıp kül olurken açıkta bırakılan bir demir çivinin paslanması neden </w:t>
+      </w:r>
+      <w:r>
+        <w:rPr>
+          <w:rFonts w:ascii="Times New Roman" w:hAnsi="Times New Roman" w:cs="Times New Roman"/>
+          <w:lang w:val="tr-TR"/>
+        </w:rPr>
+        <w:t>haftalar</w:t>
+      </w:r>
+      <w:r>
+        <w:rPr>
+          <w:rFonts w:ascii="Times New Roman" w:hAnsi="Times New Roman" w:cs="Times New Roman"/>
+          <w:lang w:val="tr-TR"/>
+        </w:rPr>
+        <w:t xml:space="preserve"> sürer? Kâğıdın yanması (Görsel A) ile demirin paslanması (Görsel B) olaylarının her ikisi de maddelerin oksijenle tepkimeye girdiği kimyasal değişimlerdir. Bu olaylar arasındaki benzerlik ve farklılıklar nelerdir? Aynı tepkimenin bazı koşullarda hızlı, bazı koşullarda yavaş gerçekleşmesinin nedenleri neler olabilir? </w:t>
       </w:r>
     </w:p>
     <w:p>
@@ -275,7 +289,7 @@
           <w:noProof/>
         </w:rPr>
         <w:drawing>
-          <wp:inline distT="0" distB="0" distL="0" distR="0" wp14:anchorId="04A89E27" wp14:editId="6A3D50CA">
+          <wp:inline distT="0" distB="0" distL="0" distR="0" wp14:anchorId="04A89E27" wp14:editId="0BC87936">
             <wp:extent cx="5943600" cy="4358640"/>
             <wp:effectExtent l="0" t="0" r="0" b="0"/>
             <wp:docPr id="2123729894" name="Picture 12" descr="Rusty iron nails piled up in a disorderly fashion"/>
@@ -537,6 +551,29 @@
           <w:lang w:val="tr-TR"/>
         </w:rPr>
       </w:pPr>
+    </w:p>
+    <w:p>
+      <w:pPr>
+        <w:jc w:val="both"/>
+        <w:rPr>
+          <w:rFonts w:ascii="Times New Roman" w:hAnsi="Times New Roman" w:cs="Times New Roman"/>
+          <w:lang w:val="tr-TR"/>
+        </w:rPr>
+      </w:pPr>
+      <w:r>
+        <w:rPr>
+          <w:rFonts w:ascii="Times New Roman" w:hAnsi="Times New Roman" w:cs="Times New Roman"/>
+          <w:lang w:val="tr-TR"/>
+        </w:rPr>
+        <w:t>Analiz ve Keşif Atölyesi 1.7.’deki etkinliği yaparak tepkime hızına etki eden faktörleri keşfediniz. Bu etkinlikte bilimsel sorgulama becerinizi kullanarak günlük hayattaki olaylardan araştırılabilir sorular türetecek, hipotezler kuracak, değişkenleri belirleyerek deneyler planlayıp uygulayacak ve elde ettiğiniz verileri çarpışma teorisiyle yorumlayacaksınız. Grubunuzla iş birliği içinde, planlı ve sistemli çalışırken merakınızın peşinden giderek araştırmacı yönünüzü; görev paylaşımında sorumluluk alarak da çalışkanlık ve dostluk değerlerinizi güçlendireceksiniz.</w:t>
+      </w:r>
+      <w:r>
+        <w:rPr>
+          <w:rFonts w:ascii="Times New Roman" w:hAnsi="Times New Roman" w:cs="Times New Roman"/>
+          <w:lang w:val="tr-TR"/>
+        </w:rPr>
+        <w:t xml:space="preserve"> </w:t>
+      </w:r>
       <w:r>
         <w:rPr>
           <w:rFonts w:ascii="Times New Roman" w:hAnsi="Times New Roman" w:cs="Times New Roman"/>
@@ -665,15 +702,6 @@
     </w:p>
     <w:p>
       <w:pPr>
-        <w:jc w:val="both"/>
-        <w:rPr>
-          <w:rFonts w:ascii="Times New Roman" w:hAnsi="Times New Roman" w:cs="Times New Roman"/>
-          <w:lang w:val="tr-TR"/>
-        </w:rPr>
-      </w:pPr>
-    </w:p>
-    <w:p>
-      <w:pPr>
         <w:keepNext/>
         <w:shd w:val="clear" w:color="auto" w:fill="A5C9EB"/>
         <w:jc w:val="both"/>
@@ -691,6 +719,7 @@
           <w:bCs/>
           <w:lang w:val="tr-TR"/>
         </w:rPr>
+        <w:lastRenderedPageBreak/>
         <w:t>Analiz ve Keşif Atölyesi 1.7.</w:t>
       </w:r>
     </w:p>
@@ -735,7 +764,24 @@
           <w:highlight w:val="yellow"/>
           <w:lang w:val="tr-TR"/>
         </w:rPr>
-        <w:t>Güvenlik uyarıları Kimya9/10 kitabından alınsın; önlük, gözlük, eldiven ve havalandırma uyarıları eklensin.</w:t>
+        <w:t xml:space="preserve">Etkinlik başlığının yanına Kimya10 kitabındaki “Temel Uyarı ve Güvenlik İşaretleri” sayfasından şu işaretler konulsun: GÖZLÜK KULLAN, ELDİVEN GİY, KORUYUCU ELBİSE GİY, KOROZİF (AŞINDIRICI) MADDE, TAHRİŞ EDİCİ MADDE, MASKE KULLAN, YANICI MADDE, SICAK CİSİM UYARISI, KIRILABİLİR CAM UYARISI. Ek uyarılar: Hidroklorik asit aşındırıcıdır. Sodyum tiyosülfat ile hidroklorik asidin tepkimesinde boğucu SO</w:t>
+      </w:r>
+      <w:r>
+        <w:rPr>
+          <w:rFonts w:ascii="Times New Roman" w:hAnsi="Times New Roman" w:cs="Times New Roman"/>
+          <w:highlight w:val="yellow"/>
+          <w:lang w:val="tr-TR"/>
+          <w:vertAlign w:val="subscript"/>
+        </w:rPr>
+        <w:t xml:space="preserve">2</w:t>
+      </w:r>
+      <w:r>
+        <w:rPr>
+          <w:rFonts w:ascii="Times New Roman" w:hAnsi="Times New Roman" w:cs="Times New Roman"/>
+          <w:highlight w:val="yellow"/>
+          <w:lang w:val="tr-TR"/>
+        </w:rPr>
+        <w:t xml:space="preserve"> gazı oluştuğundan bu deney iyi havalandırılan bir ortamda ya da çeker ocakta yapılmalıdır. Metallerin asitle tepkimesinde oluşan hidrojen gazı yanıcıdır; deney tüplerinin yakınında açık alev bulundurulmamalıdır. Kor hâlindeki kıymık yalnızca öğretmen gözetiminde kullanılmalıdır.</w:t>
       </w:r>
     </w:p>
     <w:p>
@@ -753,7 +799,6 @@
           <w:bCs/>
           <w:lang w:val="tr-TR"/>
         </w:rPr>
-        <w:lastRenderedPageBreak/>
         <w:t>1. Aşama: Araştırılabilir Sorular ve Hipotezler</w:t>
       </w:r>
     </w:p>
@@ -770,7 +815,7 @@
           <w:rFonts w:ascii="Times New Roman" w:hAnsi="Times New Roman" w:cs="Times New Roman"/>
           <w:lang w:val="tr-TR"/>
         </w:rPr>
-        <w:t xml:space="preserve">Aşağıdaki tabloda günlük hayattan tepkime hızıyla ilişkili bazı örnek olaylar verilmiştir. İlk satır örnek olarak doldurulmuştur. Tablodaki örnek olaylardan yararlanarak her bir faktörün tepkime hızına etkisine ilişkin araştırılabilir bir soru ve bu soruya yönelik bir hipotez yazınız. Hipotezlerinizi oluştururken ön bilgilerinizden ve ders kitabı, güvenilir bilimsel kaynaklar gibi kaynaklardan yararlanınız. Çeşitli fikir, argüman ve yeni bilgilere açık olunuz; merak ettiğiniz soruların peşinden gitmenin bilimsel gelişimin bir parçası olduğunu unutmayınız.</w:t>
+        <w:t>Aşağıdaki tabloda günlük hayattan tepkime hızıyla ilişkili bazı örnek olaylar verilmiştir. İlk satır örnek olarak doldurulmuştur. Tablodaki örnek olaylardan yararlanarak her bir faktörün tepkime hızına etkisine ilişkin araştırılabilir bir soru ve bu soruya yönelik bir hipotez yazınız. Hipotezlerinizi oluştururken ön bilgilerinizden ve ders kitabı, güvenilir bilimsel kaynaklar gibi kaynaklardan yararlanınız. Çeşitli fikir, argüman ve yeni bilgilere açık olunuz; merak ettiğiniz soruların peşinden gitmenin bilimsel gelişimin bir parçası olduğunu unutmayınız.</w:t>
       </w:r>
     </w:p>
     <w:tbl>
@@ -1450,7 +1495,15 @@
           <w:rFonts w:ascii="Times New Roman" w:hAnsi="Times New Roman" w:cs="Times New Roman"/>
           <w:lang w:val="tr-TR"/>
         </w:rPr>
-        <w:t xml:space="preserve">Sınıfınızda gruplara ayrılınız. Grup arkadaşlarınızla iş birliği içinde her bir faktörün tepkime hızı ile ilişkisini araştıracağınız deneyler için bağımlı, bağımsız ve kontrol değişkenlerini belirleyerek aşağıdaki tabloya yazınız. Grup çalışmasında görev paylaşımı yapınız, arkadaşlarınızın fikirlerine saygı gösteriniz ve dostluk ilişkilerinizi güçlendirecek şekilde davranınız. Ortak hedefinize ulaşmak için zorlandığınız noktalarda birbirinize destek olunuz, gerektiğinde arkadaşlarınızdan yardım isteyiniz.</w:t>
+        <w:t xml:space="preserve">Sınıfınızda gruplara ayrılınız. Grup arkadaşlarınızla iş birliği içinde her bir faktörün tepkime hızı ile ilişkisini araştıracağınız deneyler için bağımlı, bağımsız ve kontrol değişkenlerini belirleyerek aşağıdaki tabloya yazınız. Grup çalışmasında görev paylaşımı yapınız, arkadaşlarınızın fikirlerine </w:t>
+      </w:r>
+      <w:r>
+        <w:rPr>
+          <w:rFonts w:ascii="Times New Roman" w:hAnsi="Times New Roman" w:cs="Times New Roman"/>
+          <w:lang w:val="tr-TR"/>
+        </w:rPr>
+        <w:lastRenderedPageBreak/>
+        <w:t>saygı gösteriniz ve dostluk ilişkilerinizi güçlendirecek şekilde davranınız. Ortak hedefinize ulaşmak için zorlandığınız noktalarda birbirinize destek olunuz, gerektiğinde arkadaşlarınızdan yardım isteyiniz.</w:t>
       </w:r>
     </w:p>
     <w:tbl>
@@ -1683,7 +1736,6 @@
                 <w:rFonts w:ascii="Times New Roman" w:hAnsi="Times New Roman" w:cs="Times New Roman"/>
                 <w:lang w:val="tr-TR"/>
               </w:rPr>
-              <w:lastRenderedPageBreak/>
               <w:t>Fiziksel hâl</w:t>
             </w:r>
           </w:p>
@@ -2189,6 +2241,7 @@
                 <w:rFonts w:ascii="Times New Roman" w:hAnsi="Times New Roman" w:cs="Times New Roman"/>
                 <w:lang w:val="tr-TR"/>
               </w:rPr>
+              <w:lastRenderedPageBreak/>
               <w:t xml:space="preserve">• </w:t>
             </w:r>
             <w:r>
@@ -2268,7 +2321,6 @@
                 <w:rFonts w:ascii="Times New Roman" w:hAnsi="Times New Roman" w:cs="Times New Roman"/>
                 <w:lang w:val="tr-TR"/>
               </w:rPr>
-              <w:lastRenderedPageBreak/>
               <w:t xml:space="preserve">• </w:t>
             </w:r>
             <w:r>
@@ -2842,6 +2894,7 @@
                 <w:rFonts w:ascii="Times New Roman" w:hAnsi="Times New Roman" w:cs="Times New Roman"/>
                 <w:lang w:val="tr-TR"/>
               </w:rPr>
+              <w:lastRenderedPageBreak/>
               <w:t>3</w:t>
             </w:r>
           </w:p>
@@ -3008,7 +3061,6 @@
           <w:rFonts w:ascii="Times New Roman" w:hAnsi="Times New Roman" w:cs="Times New Roman"/>
           <w:lang w:val="tr-TR"/>
         </w:rPr>
-        <w:lastRenderedPageBreak/>
         <w:t>……………………………………………………………………………………………………</w:t>
       </w:r>
     </w:p>
@@ -3541,7 +3593,7 @@
           <w:rFonts w:ascii="Times New Roman" w:hAnsi="Times New Roman" w:cs="Times New Roman"/>
           <w:lang w:val="tr-TR"/>
         </w:rPr>
-        <w:t xml:space="preserve">Verileriniz hipotezlerinizden birini desteklemiyorsa bunun olası nedenlerini (kontrol değişkenlerinin sabit tutulup tutulmadığı, ölçüm süresi, malzeme miktarı vb.) grup arkadaşlarınızla tartışınız. Gerekirse deney planınızı yeniden düzenleyerek deneyi tekrarlayınız.</w:t>
+        <w:t>Verileriniz hipotezlerinizden birini desteklemiyorsa bunun olası nedenlerini (kontrol değişkenlerinin sabit tutulup tutulmadığı, ölçüm süresi, malzeme miktarı vb.) grup arkadaşlarınızla tartışınız. Gerekirse deney planınızı yeniden düzenleyerek deneyi tekrarlayınız.</w:t>
       </w:r>
     </w:p>
     <w:p>
@@ -3592,6 +3644,7 @@
           <w:rFonts w:ascii="Times New Roman" w:hAnsi="Times New Roman" w:cs="Times New Roman"/>
           <w:lang w:val="tr-TR"/>
         </w:rPr>
+        <w:lastRenderedPageBreak/>
         <w:t>……………………………………………………………………………………………</w:t>
       </w:r>
     </w:p>
@@ -3613,7 +3666,7 @@
           <w:rFonts w:ascii="Times New Roman" w:hAnsi="Times New Roman" w:cs="Times New Roman"/>
           <w:lang w:val="tr-TR"/>
         </w:rPr>
-        <w:t xml:space="preserve">Deney sonuçlarınızı kullanarak her bir faktörün tepkime hızına etkisini alt mikro seviyede (tanecikler düzeyinde) açıklayınız. Tepken derişiminin ve sıcaklığın etkisini gösteren birer model çiziniz. Açıklamalarınızı ders kitabınızdaki ve güvenilir bilimsel kaynaklardaki bilgilerle karşılaştırınız.</w:t>
+        <w:t>Deney sonuçlarınızı kullanarak her bir faktörün tepkime hızına etkisini alt mikro seviyede (tanecikler düzeyinde) açıklayınız. Tepken derişiminin ve sıcaklığın etkisini gösteren birer model çiziniz. Açıklamalarınızı ders kitabınızdaki ve güvenilir bilimsel kaynaklardaki bilgilerle karşılaştırınız.</w:t>
       </w:r>
     </w:p>
     <w:p>
@@ -3707,7 +3760,6 @@
                 <w:bCs/>
                 <w:lang w:val="tr-TR"/>
               </w:rPr>
-              <w:lastRenderedPageBreak/>
               <w:t>Modelim</w:t>
             </w:r>
           </w:p>
@@ -3834,7 +3886,7 @@
           <w:rFonts w:ascii="Times New Roman" w:hAnsi="Times New Roman" w:cs="Times New Roman"/>
           <w:lang w:val="tr-TR"/>
         </w:rPr>
-        <w:t xml:space="preserve">Grubunuzun bulgularını ve açıklamalarını sınıfınızla paylaşınız. Diğer grupların sonuçlarını kendi sonuçlarınızla karşılaştırarak ulaştığınız açıklamaların güvenilirliğini değerlendiriniz.</w:t>
+        <w:t>Grubunuzun bulgularını ve açıklamalarını sınıfınızla paylaşınız. Diğer grupların sonuçlarını kendi sonuçlarınızla karşılaştırarak ulaştığınız açıklamaların güvenilirliğini değerlendiriniz.</w:t>
       </w:r>
     </w:p>
     <w:p>
@@ -3916,6 +3968,7 @@
           <w:noProof/>
           <w:lang w:val="tr-TR"/>
         </w:rPr>
+        <w:lastRenderedPageBreak/>
         <mc:AlternateContent>
           <mc:Choice Requires="wps">
             <w:drawing>
@@ -4059,7 +4112,6 @@
           <w:noProof/>
           <w:lang w:val="tr-TR"/>
         </w:rPr>
-        <w:lastRenderedPageBreak/>
         <mc:AlternateContent>
           <mc:Choice Requires="wps">
             <w:drawing>
@@ -4274,7 +4326,7 @@
           <w:rFonts w:ascii="Times New Roman" w:hAnsi="Times New Roman" w:cs="Times New Roman"/>
           <w:lang w:val="tr-TR"/>
         </w:rPr>
-        <w:t xml:space="preserve">Analiz ve Keşif Atölyesi 1.7.’de gerçekleştirdiğiniz deneylerde aynı tepkimenin bazı koşullarda hızlandığını, bazı koşullarda ise yavaşladığını gözlemlediniz. Deney verileriniz, kimyasal tepkimelerin hızının; tepkenlerin cinsine, fiziksel hâline ve derişimine, sıcaklığa, katı tepkenlerin temas yüzeyine ve katalizöre bağlı olduğunu göstermektedir. Bu faktörlerin etkisi çarpışma teorisi ile açıklanabilir. Çarpışma teorisine göre bir tepkimenin hızı, birim zamanda gerçekleşen etkin çarpışma sayısı ile doğru orantılıdır. Bu nedenle birim zamandaki toplam çarpışma sayısını ya da çarpışmalar içindeki etkin çarpışmaların oranını artıran her etken tepkime hızını artırır.</w:t>
+        <w:t>Analiz ve Keşif Atölyesi 1.7.’de gerçekleştirdiğiniz deneylerde aynı tepkimenin bazı koşullarda hızlandığını, bazı koşullarda ise yavaşladığını gözlemlediniz. Deney verileriniz, kimyasal tepkimelerin hızının; tepkenlerin cinsine, fiziksel hâline ve derişimine, sıcaklığa, katı tepkenlerin temas yüzeyine ve katalizöre bağlı olduğunu göstermektedir. Bu faktörlerin etkisi çarpışma teorisi ile açıklanabilir. Çarpışma teorisine göre bir tepkimenin hızı, birim zamanda gerçekleşen etkin çarpışma sayısı ile doğru orantılıdır. Bu nedenle birim zamandaki toplam çarpışma sayısını ya da çarpışmalar içindeki etkin çarpışmaların oranını artıran her etken tepkime hızını artırır.</w:t>
       </w:r>
     </w:p>
     <w:p>
@@ -4309,37 +4361,37 @@
           <w:rFonts w:ascii="Times New Roman" w:hAnsi="Times New Roman" w:cs="Times New Roman"/>
           <w:lang w:val="tr-TR"/>
         </w:rPr>
-        <w:t xml:space="preserve">Aynı koşullarda farklı maddeler farklı hızlarda tepkimeye girer. Örneğin oda sıcaklığında gümüş nitrat çözeltisine sodyum klorür çözeltisi eklendiğinde beyaz renkli gümüş klorür çökeleği anında oluşur (Görsel C). Buna karşılık doğal gazın temel bileşeni olan metan, havadaki oksijenle aynı ortamda uzun süre tepkimeye girmeden bulunabilir; yanmanın başlaması için bir kıvılcım ya da alev gerekir. Peki tepkenlerin cinsi tepkime hızını neden bu kadar etkiler? Tepkime sırasında kırılması gereken bağların sayısı ve sağlamlığı, aktivasyon enerjisinin büyüklüğünü belirler. Genel olarak zıt yüklü iyonlar arasında gerçekleşen tepkimeler (Ag</w:t>
-      </w:r>
-      <w:r>
-        <w:rPr>
-          <w:rFonts w:ascii="Times New Roman" w:hAnsi="Times New Roman" w:cs="Times New Roman"/>
-          <w:lang w:val="tr-TR"/>
+        <w:t>Aynı koşullarda farklı maddeler farklı hızlarda tepkimeye girer. Örneğin oda sıcaklığında gümüş nitrat çözeltisine sodyum klorür çözeltisi eklendiğinde beyaz renkli gümüş klorür çökeleği anında oluşur (Görsel C). Buna karşılık doğal gazın temel bileşeni olan metan, havadaki oksijenle aynı ortamda uzun süre tepkimeye girmeden bulunabilir; yanmanın başlaması için bir kıvılcım ya da alev gerekir. Peki tepkenlerin cinsi tepkime hızını neden bu kadar etkiler? Tepkime sırasında kırılması gereken bağların sayısı ve sağlamlığı, aktivasyon enerjisinin büyüklüğünü belirler. Genel olarak zıt yüklü iyonlar arasında gerçekleşen tepkimeler (Ag</w:t>
+      </w:r>
+      <w:r>
+        <w:rPr>
+          <w:rFonts w:ascii="Times New Roman" w:hAnsi="Times New Roman" w:cs="Times New Roman"/>
           <w:vertAlign w:val="superscript"/>
-        </w:rPr>
-        <w:t xml:space="preserve">+</w:t>
-      </w:r>
-      <w:r>
-        <w:rPr>
-          <w:rFonts w:ascii="Times New Roman" w:hAnsi="Times New Roman" w:cs="Times New Roman"/>
-          <w:lang w:val="tr-TR"/>
-        </w:rPr>
-        <w:t xml:space="preserve">(suda) + Cl</w:t>
-      </w:r>
-      <w:r>
-        <w:rPr>
-          <w:rFonts w:ascii="Times New Roman" w:hAnsi="Times New Roman" w:cs="Times New Roman"/>
-          <w:lang w:val="tr-TR"/>
+          <w:lang w:val="tr-TR"/>
+        </w:rPr>
+        <w:t>+</w:t>
+      </w:r>
+      <w:r>
+        <w:rPr>
+          <w:rFonts w:ascii="Times New Roman" w:hAnsi="Times New Roman" w:cs="Times New Roman"/>
+          <w:lang w:val="tr-TR"/>
+        </w:rPr>
+        <w:t>(suda) + Cl</w:t>
+      </w:r>
+      <w:r>
+        <w:rPr>
+          <w:rFonts w:ascii="Times New Roman" w:hAnsi="Times New Roman" w:cs="Times New Roman"/>
           <w:vertAlign w:val="superscript"/>
-        </w:rPr>
-        <w:t xml:space="preserve">−</w:t>
-      </w:r>
-      <w:r>
-        <w:rPr>
-          <w:rFonts w:ascii="Times New Roman" w:hAnsi="Times New Roman" w:cs="Times New Roman"/>
-          <w:lang w:val="tr-TR"/>
-        </w:rPr>
-        <w:t xml:space="preserve">(suda) → AgCl(k) gibi) bağ kırılması gerektirmediği için oda sıcaklığında çok hızlıdır. Metanın yanması gibi kovalent bağların kırılmasını gerektiren tepkimeler ise genellikle daha yavaştır.</w:t>
+          <w:lang w:val="tr-TR"/>
+        </w:rPr>
+        <w:t>−</w:t>
+      </w:r>
+      <w:r>
+        <w:rPr>
+          <w:rFonts w:ascii="Times New Roman" w:hAnsi="Times New Roman" w:cs="Times New Roman"/>
+          <w:lang w:val="tr-TR"/>
+        </w:rPr>
+        <w:t>(suda) → AgCl(k) gibi) bağ kırılması gerektirmediği için oda sıcaklığında çok hızlıdır. Metanın yanması gibi kovalent bağların kırılmasını gerektiren tepkimeler ise genellikle daha yavaştır.</w:t>
       </w:r>
     </w:p>
     <w:tbl>
@@ -4395,7 +4447,7 @@
                 <w:rFonts w:ascii="Times New Roman" w:hAnsi="Times New Roman" w:cs="Times New Roman"/>
                 <w:lang w:val="tr-TR"/>
               </w:rPr>
-              <w:t xml:space="preserve">Tarif: Gümüş nitrat çözeltisi bulunan bir deney tüpüne/behere sodyum klorür çözeltisi damlatıldığı anda oluşan beyaz, bulutsu gümüş klorür çökeleği.</w:t>
+              <w:t>Tarif: Gümüş nitrat çözeltisi bulunan bir deney tüpüne/behere sodyum klorür çözeltisi damlatıldığı anda oluşan beyaz, bulutsu gümüş klorür çökeleği.</w:t>
             </w:r>
           </w:p>
           <w:p>
@@ -4411,7 +4463,8 @@
                 <w:rFonts w:ascii="Times New Roman" w:hAnsi="Times New Roman" w:cs="Times New Roman"/>
                 <w:lang w:val="tr-TR"/>
               </w:rPr>
-              <w:t xml:space="preserve">Shutterstock arama: “silver chloride precipitate” / “white precipitate test tube”</w:t>
+              <w:lastRenderedPageBreak/>
+              <w:t>Shutterstock arama: “silver chloride precipitate” / “white precipitate test tube”</w:t>
             </w:r>
           </w:p>
           <w:p>
@@ -4427,7 +4480,7 @@
                 <w:rFonts w:ascii="Times New Roman" w:hAnsi="Times New Roman" w:cs="Times New Roman"/>
                 <w:lang w:val="tr-TR"/>
               </w:rPr>
-              <w:t xml:space="preserve">Shutter ID: 2074498582 (vektörel; AgNO₃ + NaCl → AgCl + NaNO₃ çökelme tepkimesi, etiketler Türkçeleştirilmeli). Alternatif: 2294975705. Uygun fotoğraf bulunamadı; mümkünse deney fotoğrafı çekilsin.</w:t>
+              <w:t>Shutter ID: 2074498582 (vektörel; AgNO₃ + NaCl → AgCl + NaNO₃ çökelme tepkimesi, etiketler Türkçeleştirilmeli). Alternatif: 2294975705. Uygun fotoğraf bulunamadı; mümkünse deney fotoğrafı çekilsin.</w:t>
             </w:r>
           </w:p>
         </w:tc>
@@ -4480,7 +4533,7 @@
           <w:rFonts w:ascii="Times New Roman" w:hAnsi="Times New Roman" w:cs="Times New Roman"/>
           <w:lang w:val="tr-TR"/>
         </w:rPr>
-        <w:t xml:space="preserve">Tepkime hızı, bir basamakta aynı anda çarpışması gereken tanecik sayısına da bağlıdır. İki taneciğin uygun doğrultuda çarpışma olasılığı yüksekken üç taneciğin aynı anda ve uygun doğrultuda çarpışma olasılığı çok düşüktür. Bu nedenle aynı koşullarda, tek basamakta gerçekleşen ve iki taneciğin çarpışmasını gerektiren tepkimeler, üç taneciğin aynı anda çarpışmasını gerektiren tepkimelere göre genellikle daha hızlıdır. Dört ya da daha fazla taneciğin aynı anda çarpışması neredeyse imkânsız olduğundan bu tür tepkimeler birden fazla basamakta gerçekleşir.</w:t>
+        <w:t>Tepkime hızı, bir basamakta aynı anda çarpışması gereken tanecik sayısına da bağlıdır. İki taneciğin uygun doğrultuda çarpışma olasılığı yüksekken üç taneciğin aynı anda ve uygun doğrultuda çarpışma olasılığı çok düşüktür. Bu nedenle aynı koşullarda, tek basamakta gerçekleşen ve iki taneciğin çarpışmasını gerektiren tepkimeler, üç taneciğin aynı anda çarpışmasını gerektiren tepkimelere göre genellikle daha hızlıdır. Dört ya da daha fazla taneciğin aynı anda çarpışması neredeyse imkânsız olduğundan bu tür tepkimeler birden fazla basamakta gerçekleşir.</w:t>
       </w:r>
     </w:p>
     <w:p>
@@ -4515,15 +4568,7 @@
           <w:rFonts w:ascii="Times New Roman" w:hAnsi="Times New Roman" w:cs="Times New Roman"/>
           <w:lang w:val="tr-TR"/>
         </w:rPr>
-        <w:t xml:space="preserve">Tepkimenin gerçekleşebilmesi için tepken taneciklerinin birbirleriyle çarpışması gerekir. Katı hâldeki tanecikler yalnızca yerlerinde titreşim hareketi yapabildiği için iki katı tepken ancak temas </w:t>
-      </w:r>
-      <w:r>
-        <w:rPr>
-          <w:rFonts w:ascii="Times New Roman" w:hAnsi="Times New Roman" w:cs="Times New Roman"/>
-          <w:lang w:val="tr-TR"/>
-        </w:rPr>
-        <w:lastRenderedPageBreak/>
-        <w:t xml:space="preserve">yüzeylerinde tepkimeye girebilir. Bu nedenle katılar arasındaki tepkimeler genellikle çok yavaştır. Sıvı ve çözelti hâlindeki tanecikler ile gaz tanecikleri ise ortamda serbestçe hareket ederek daha sık çarpışır. Örneğin katı kurşun(II) nitrat ile katı potasyum iyodür bir kapta karıştırıldığında sarı renkli kurşun(II) iyodür yalnızca tanecikleri birbirine değen yüzeylerde ve yavaş oluşur. Aynı maddelerin sulu çözeltileri karıştırıldığında ise sarı çökelek anında oluşur. Genel olarak aynı tepkime için tepkime hızı gaz &gt; sıvı (çözelti) &gt; katı şeklinde sıralanır. Tepkenlerin tamamı aynı fiziksel hâlde bulunan tepkimelere </w:t>
+        <w:t xml:space="preserve">Tepkimenin gerçekleşebilmesi için tepken taneciklerinin birbirleriyle çarpışması gerekir. Katı hâldeki tanecikler yalnızca yerlerinde titreşim hareketi yapabildiği için iki katı tepken ancak temas yüzeylerinde tepkimeye girebilir. Bu nedenle katılar arasındaki tepkimeler genellikle çok yavaştır. Sıvı ve çözelti hâlindeki tanecikler ile gaz tanecikleri ise ortamda serbestçe hareket ederek daha sık çarpışır. Örneğin katı kurşun(II) nitrat ile katı potasyum iyodür bir kapta karıştırıldığında sarı renkli kurşun(II) iyodür yalnızca tanecikleri birbirine değen yüzeylerde ve yavaş oluşur. Aynı maddelerin sulu çözeltileri karıştırıldığında ise sarı çökelek anında oluşur. Genel olarak aynı tepkime için tepkime hızı gaz &gt; sıvı (çözelti) &gt; katı şeklinde sıralanır. Tepkenlerin tamamı aynı fiziksel hâlde bulunan tepkimelere </w:t>
       </w:r>
       <w:r>
         <w:rPr>
@@ -4590,7 +4635,7 @@
           <w:rFonts w:ascii="Times New Roman" w:hAnsi="Times New Roman" w:cs="Times New Roman"/>
           <w:lang w:val="tr-TR"/>
         </w:rPr>
-        <w:t xml:space="preserve">Eşit kütlede mermer parçaları biri 0,5 M, diğeri 2 M hidroklorik asit çözeltisi içeren iki behere bırakıldığında derişik asitteki gaz çıkışının çok daha hızlı olduğu görülür. Peki derişimin artması tanecikler düzeyinde neyi değiştirir? Tepken derişimi arttıkça birim hacimdeki tanecik sayısı artar. Birim hacimde daha fazla tanecik bulunması birim zamanda gerçekleşen çarpışma sayısını ve dolayısıyla etkin çarpışma sayısını artırır (Görsel D). Bu nedenle tepken derişimi arttıkça tepkime hızı artar. Havada ısıtıldığında yalnızca kızaran bir çelik yünü parçasının saf oksijen dolu bir kapta parlak kıvılcımlar saçarak hızla yanması da havada yaklaşık %21 olan oksijen oranının saf oksijende çok daha yüksek olmasıyla açıklanabilir. Gaz fazındaki tepkimelerde sabit sıcaklıkta kabın hacmi küçültüldüğünde gazların derişimi ve basıncı artar; bu durum da tepkime hızını artırır. Sıcaklık sabit kaldığı sürece katı ve saf sıvıların derişimi değişmediğinden bunların miktarındaki değişim tepkime hızını derişim yoluyla etkilemez.</w:t>
+        <w:t>Eşit kütlede mermer parçaları biri 0,5 M, diğeri 2 M hidroklorik asit çözeltisi içeren iki behere bırakıldığında derişik asitteki gaz çıkışının çok daha hızlı olduğu görülür. Peki derişimin artması tanecikler düzeyinde neyi değiştirir? Tepken derişimi arttıkça birim hacimdeki tanecik sayısı artar. Birim hacimde daha fazla tanecik bulunması birim zamanda gerçekleşen çarpışma sayısını ve dolayısıyla etkin çarpışma sayısını artırır (Görsel D). Bu nedenle tepken derişimi arttıkça tepkime hızı artar. Havada ısıtıldığında yalnızca kızaran bir çelik yünü parçasının saf oksijen dolu bir kapta parlak kıvılcımlar saçarak hızla yanması da havada yaklaşık %21 olan oksijen oranının saf oksijende çok daha yüksek olmasıyla açıklanabilir. Gaz fazındaki tepkimelerde sabit sıcaklıkta kabın hacmi küçültüldüğünde gazların derişimi ve basıncı artar; bu durum da tepkime hızını artırır. Sıcaklık sabit kaldığı sürece katı ve saf sıvıların derişimi değişmediğinden bunların miktarındaki değişim tepkime hızını derişim yoluyla etkilemez.</w:t>
       </w:r>
     </w:p>
     <w:p>
@@ -4605,6 +4650,7 @@
         <w:rPr>
           <w:noProof/>
         </w:rPr>
+        <w:lastRenderedPageBreak/>
         <w:drawing>
           <wp:inline distT="0" distB="0" distL="0" distR="0" wp14:anchorId="6B73C9F0" wp14:editId="5416ED67">
             <wp:extent cx="4680000" cy="2246400"/>
@@ -4726,15 +4772,15 @@
           <w:rFonts w:ascii="Times New Roman" w:hAnsi="Times New Roman" w:cs="Times New Roman"/>
           <w:lang w:val="tr-TR"/>
         </w:rPr>
-        <w:t xml:space="preserve">Sülfürik asitle asitlendirilmiş potasyum permanganat çözeltisi oksalik asit çözeltisiyle karıştırıldığında permanganatın mor rengi oda sıcaklığında ancak birkaç dakikada kaybolur; karışım yaklaşık 60 °C’ye ısıtıldığında ise renk çok daha kısa sürede kaybolur. Bu durum, sıcaklığın tanecik hareketleri üzerindeki etkisiyle açıklanabilir. Sıcaklık arttıkça taneciklerin ortalama kinetik enerjisi ve hızları artar. Hızlanan tanecikler birim zamanda daha sık çarpışır. Ancak sıcaklık artışının tepkime hızını artırmasının asıl nedeni, aktivasyon enerjisini (eşik enerjisini) aşacak kadar kinetik enerjiye sahip tanecik oranının artmasıdır. Grafik A’da T</w:t>
-      </w:r>
-      <w:r>
-        <w:rPr>
-          <w:rFonts w:ascii="Times New Roman" w:hAnsi="Times New Roman" w:cs="Times New Roman"/>
-          <w:lang w:val="tr-TR"/>
+        <w:t>Sülfürik asitle asitlendirilmiş potasyum permanganat çözeltisi oksalik asit çözeltisiyle karıştırıldığında permanganatın mor rengi oda sıcaklığında ancak birkaç dakikada kaybolur; karışım yaklaşık 60 °C’ye ısıtıldığında ise renk çok daha kısa sürede kaybolur. Bu durum, sıcaklığın tanecik hareketleri üzerindeki etkisiyle açıklanabilir. Sıcaklık arttıkça taneciklerin ortalama kinetik enerjisi ve hızları artar. Hızlanan tanecikler birim zamanda daha sık çarpışır. Ancak sıcaklık artışının tepkime hızını artırmasının asıl nedeni, aktivasyon enerjisini (eşik enerjisini) aşacak kadar kinetik enerjiye sahip tanecik oranının artmasıdır. Grafik A’da T</w:t>
+      </w:r>
+      <w:r>
+        <w:rPr>
+          <w:rFonts w:ascii="Times New Roman" w:hAnsi="Times New Roman" w:cs="Times New Roman"/>
           <w:vertAlign w:val="subscript"/>
-        </w:rPr>
-        <w:t xml:space="preserve">1</w:t>
+          <w:lang w:val="tr-TR"/>
+        </w:rPr>
+        <w:t>1</w:t>
       </w:r>
       <w:r>
         <w:rPr>
@@ -4746,10 +4792,10 @@
       <w:r>
         <w:rPr>
           <w:rFonts w:ascii="Times New Roman" w:hAnsi="Times New Roman" w:cs="Times New Roman"/>
-          <w:lang w:val="tr-TR"/>
           <w:vertAlign w:val="subscript"/>
-        </w:rPr>
-        <w:t xml:space="preserve">2</w:t>
+          <w:lang w:val="tr-TR"/>
+        </w:rPr>
+        <w:t>2</w:t>
       </w:r>
       <w:r>
         <w:rPr>
@@ -4761,17 +4807,17 @@
       <w:r>
         <w:rPr>
           <w:rFonts w:ascii="Times New Roman" w:hAnsi="Times New Roman" w:cs="Times New Roman"/>
-          <w:lang w:val="tr-TR"/>
           <w:vertAlign w:val="subscript"/>
-        </w:rPr>
-        <w:t xml:space="preserve">2</w:t>
-      </w:r>
-      <w:r>
-        <w:rPr>
-          <w:rFonts w:ascii="Times New Roman" w:hAnsi="Times New Roman" w:cs="Times New Roman"/>
-          <w:lang w:val="tr-TR"/>
-        </w:rPr>
-        <w:t xml:space="preserve">) bu alan belirgin şekilde büyüktür; bu nedenle etkin çarpışma sayısı ve tepkime hızı artar. Sıcaklık artışı hem endotermik hem de ekzotermik tepkimelerin hızını artırır. Oda sıcaklığı civarında birçok tepkimede sıcaklığın 10 °C artırılması tepkime hızını yaklaşık iki katına çıkarır. Sebze ve meyvelerin buzdolabında saklanması, düşük sıcaklıkta bozulma tepkimelerinin yavaşlamasından yararlanılan bir uygulamadır. Düdüklü tencerede suyun daha yüksek sıcaklıkta kaynaması ise yemeklerin daha kısa sürede pişmesini sağlar.</w:t>
+          <w:lang w:val="tr-TR"/>
+        </w:rPr>
+        <w:t>2</w:t>
+      </w:r>
+      <w:r>
+        <w:rPr>
+          <w:rFonts w:ascii="Times New Roman" w:hAnsi="Times New Roman" w:cs="Times New Roman"/>
+          <w:lang w:val="tr-TR"/>
+        </w:rPr>
+        <w:t>) bu alan belirgin şekilde büyüktür; bu nedenle etkin çarpışma sayısı ve tepkime hızı artar. Sıcaklık artışı hem endotermik hem de ekzotermik tepkimelerin hızını artırır. Oda sıcaklığı civarında birçok tepkimede sıcaklığın 10 °C artırılması tepkime hızını yaklaşık iki katına çıkarır. Sebze ve meyvelerin buzdolabında saklanması, düşük sıcaklıkta bozulma tepkimelerinin yavaşlamasından yararlanılan bir uygulamadır. Düdüklü tencerede suyun daha yüksek sıcaklıkta kaynaması ise yemeklerin daha kısa sürede pişmesini sağlar.</w:t>
       </w:r>
     </w:p>
     <w:p>
@@ -4786,6 +4832,7 @@
         <w:rPr>
           <w:noProof/>
         </w:rPr>
+        <w:lastRenderedPageBreak/>
         <w:drawing>
           <wp:inline distT="0" distB="0" distL="0" distR="0" wp14:anchorId="0E9E73F2" wp14:editId="6FD2B120">
             <wp:extent cx="4680000" cy="2867280"/>
@@ -4925,7 +4972,6 @@
         <w:rPr>
           <w:noProof/>
         </w:rPr>
-        <w:lastRenderedPageBreak/>
         <w:drawing>
           <wp:inline distT="0" distB="0" distL="0" distR="0" wp14:anchorId="00E20AE5" wp14:editId="7AC8A6D0">
             <wp:extent cx="4320000" cy="1958400"/>
@@ -5004,6 +5050,7 @@
           <w:bCs/>
           <w:lang w:val="tr-TR"/>
         </w:rPr>
+        <w:lastRenderedPageBreak/>
         <w:t>Katalizör</w:t>
       </w:r>
     </w:p>
@@ -5020,60 +5067,60 @@
           <w:rFonts w:ascii="Times New Roman" w:hAnsi="Times New Roman" w:cs="Times New Roman"/>
           <w:lang w:val="tr-TR"/>
         </w:rPr>
-        <w:t xml:space="preserve">Potasyum klorat ısıtıldığında 2KClO</w:t>
-      </w:r>
-      <w:r>
-        <w:rPr>
-          <w:rFonts w:ascii="Times New Roman" w:hAnsi="Times New Roman" w:cs="Times New Roman"/>
-          <w:lang w:val="tr-TR"/>
+        <w:t>Potasyum klorat ısıtıldığında 2KClO</w:t>
+      </w:r>
+      <w:r>
+        <w:rPr>
+          <w:rFonts w:ascii="Times New Roman" w:hAnsi="Times New Roman" w:cs="Times New Roman"/>
           <w:vertAlign w:val="subscript"/>
-        </w:rPr>
-        <w:t xml:space="preserve">3</w:t>
-      </w:r>
-      <w:r>
-        <w:rPr>
-          <w:rFonts w:ascii="Times New Roman" w:hAnsi="Times New Roman" w:cs="Times New Roman"/>
-          <w:lang w:val="tr-TR"/>
-        </w:rPr>
-        <w:t xml:space="preserve">(k) → 2KCl(k) + 3O</w:t>
-      </w:r>
-      <w:r>
-        <w:rPr>
-          <w:rFonts w:ascii="Times New Roman" w:hAnsi="Times New Roman" w:cs="Times New Roman"/>
-          <w:lang w:val="tr-TR"/>
+          <w:lang w:val="tr-TR"/>
+        </w:rPr>
+        <w:t>3</w:t>
+      </w:r>
+      <w:r>
+        <w:rPr>
+          <w:rFonts w:ascii="Times New Roman" w:hAnsi="Times New Roman" w:cs="Times New Roman"/>
+          <w:lang w:val="tr-TR"/>
+        </w:rPr>
+        <w:t>(k) → 2KCl(k) + 3O</w:t>
+      </w:r>
+      <w:r>
+        <w:rPr>
+          <w:rFonts w:ascii="Times New Roman" w:hAnsi="Times New Roman" w:cs="Times New Roman"/>
           <w:vertAlign w:val="subscript"/>
-        </w:rPr>
-        <w:t xml:space="preserve">2</w:t>
-      </w:r>
-      <w:r>
-        <w:rPr>
-          <w:rFonts w:ascii="Times New Roman" w:hAnsi="Times New Roman" w:cs="Times New Roman"/>
-          <w:lang w:val="tr-TR"/>
-        </w:rPr>
-        <w:t xml:space="preserve">(g) denklemine göre bozunur. Bu tepkime ancak yüksek sıcaklıkta gözle görülür bir hızla gerçekleşir. Potasyum klorata az miktarda mangan dioksit (MnO</w:t>
-      </w:r>
-      <w:r>
-        <w:rPr>
-          <w:rFonts w:ascii="Times New Roman" w:hAnsi="Times New Roman" w:cs="Times New Roman"/>
-          <w:lang w:val="tr-TR"/>
+          <w:lang w:val="tr-TR"/>
+        </w:rPr>
+        <w:t>2</w:t>
+      </w:r>
+      <w:r>
+        <w:rPr>
+          <w:rFonts w:ascii="Times New Roman" w:hAnsi="Times New Roman" w:cs="Times New Roman"/>
+          <w:lang w:val="tr-TR"/>
+        </w:rPr>
+        <w:t>(g) denklemine göre bozunur. Bu tepkime ancak yüksek sıcaklıkta gözle görülür bir hızla gerçekleşir. Potasyum klorata az miktarda mangan dioksit (MnO</w:t>
+      </w:r>
+      <w:r>
+        <w:rPr>
+          <w:rFonts w:ascii="Times New Roman" w:hAnsi="Times New Roman" w:cs="Times New Roman"/>
           <w:vertAlign w:val="subscript"/>
-        </w:rPr>
-        <w:t xml:space="preserve">2</w:t>
-      </w:r>
-      <w:r>
-        <w:rPr>
-          <w:rFonts w:ascii="Times New Roman" w:hAnsi="Times New Roman" w:cs="Times New Roman"/>
-          <w:lang w:val="tr-TR"/>
-        </w:rPr>
-        <w:t xml:space="preserve">) karıştırılıp ısıtıldığında ise oksijen çıkışı daha düşük sıcaklıkta başlar ve çok daha hızlı gerçekleşir. Tepkime sonunda MnO</w:t>
-      </w:r>
-      <w:r>
-        <w:rPr>
-          <w:rFonts w:ascii="Times New Roman" w:hAnsi="Times New Roman" w:cs="Times New Roman"/>
-          <w:lang w:val="tr-TR"/>
+          <w:lang w:val="tr-TR"/>
+        </w:rPr>
+        <w:t>2</w:t>
+      </w:r>
+      <w:r>
+        <w:rPr>
+          <w:rFonts w:ascii="Times New Roman" w:hAnsi="Times New Roman" w:cs="Times New Roman"/>
+          <w:lang w:val="tr-TR"/>
+        </w:rPr>
+        <w:t>) karıştırılıp ısıtıldığında ise oksijen çıkışı daha düşük sıcaklıkta başlar ve çok daha hızlı gerçekleşir. Tepkime sonunda MnO</w:t>
+      </w:r>
+      <w:r>
+        <w:rPr>
+          <w:rFonts w:ascii="Times New Roman" w:hAnsi="Times New Roman" w:cs="Times New Roman"/>
           <w:vertAlign w:val="subscript"/>
-        </w:rPr>
-        <w:t xml:space="preserve">2</w:t>
+          <w:lang w:val="tr-TR"/>
+        </w:rPr>
+        <w:t>2</w:t>
       </w:r>
       <w:r>
         <w:rPr>
@@ -5085,10 +5132,10 @@
       <w:r>
         <w:rPr>
           <w:rFonts w:ascii="Times New Roman" w:hAnsi="Times New Roman" w:cs="Times New Roman"/>
-          <w:lang w:val="tr-TR"/>
           <w:vertAlign w:val="subscript"/>
-        </w:rPr>
-        <w:t xml:space="preserve">2</w:t>
+          <w:lang w:val="tr-TR"/>
+        </w:rPr>
+        <w:t>2</w:t>
       </w:r>
       <w:r>
         <w:rPr>
@@ -5162,29 +5209,29 @@
           <w:bCs/>
           <w:lang w:val="tr-TR"/>
         </w:rPr>
+        <w:t>Grafik B:</w:t>
+      </w:r>
+      <w:r>
+        <w:rPr>
+          <w:rFonts w:ascii="Times New Roman" w:hAnsi="Times New Roman" w:cs="Times New Roman"/>
+          <w:lang w:val="tr-TR"/>
+        </w:rPr>
+        <w:t xml:space="preserve"> Katalizörlü ve katalizörsüz bir ekzotermik tepkimeye ait potansiyel enerji-tepkime koordinatı grafiği</w:t>
+      </w:r>
+    </w:p>
+    <w:p>
+      <w:pPr>
+        <w:jc w:val="center"/>
+        <w:rPr>
+          <w:rFonts w:ascii="Times New Roman" w:hAnsi="Times New Roman" w:cs="Times New Roman"/>
+          <w:lang w:val="tr-TR"/>
+        </w:rPr>
+      </w:pPr>
+      <w:r>
+        <w:rPr>
+          <w:noProof/>
+        </w:rPr>
         <w:lastRenderedPageBreak/>
-        <w:t>Grafik B:</w:t>
-      </w:r>
-      <w:r>
-        <w:rPr>
-          <w:rFonts w:ascii="Times New Roman" w:hAnsi="Times New Roman" w:cs="Times New Roman"/>
-          <w:lang w:val="tr-TR"/>
-        </w:rPr>
-        <w:t xml:space="preserve"> Katalizörlü ve katalizörsüz bir ekzotermik tepkimeye ait potansiyel enerji-tepkime koordinatı grafiği</w:t>
-      </w:r>
-    </w:p>
-    <w:p>
-      <w:pPr>
-        <w:jc w:val="center"/>
-        <w:rPr>
-          <w:rFonts w:ascii="Times New Roman" w:hAnsi="Times New Roman" w:cs="Times New Roman"/>
-          <w:lang w:val="tr-TR"/>
-        </w:rPr>
-      </w:pPr>
-      <w:r>
-        <w:rPr>
-          <w:noProof/>
-        </w:rPr>
         <w:drawing>
           <wp:inline distT="0" distB="0" distL="0" distR="0" wp14:anchorId="69926181" wp14:editId="2FB36F26">
             <wp:extent cx="4680000" cy="2867280"/>
@@ -5260,7 +5307,7 @@
           <w:rFonts w:ascii="Times New Roman" w:hAnsi="Times New Roman" w:cs="Times New Roman"/>
           <w:lang w:val="tr-TR"/>
         </w:rPr>
-        <w:t xml:space="preserve">Katalizörlerin başlıca özellikleri şunlardır:</w:t>
+        <w:t>Katalizörlerin başlıca özellikleri şunlardır:</w:t>
       </w:r>
     </w:p>
     <w:p>
@@ -5281,7 +5328,7 @@
           <w:rFonts w:ascii="Times New Roman" w:hAnsi="Times New Roman" w:cs="Times New Roman"/>
           <w:lang w:val="tr-TR"/>
         </w:rPr>
-        <w:t xml:space="preserve">İleri ve geri tepkimelerin aktivasyon enerjilerini aynı miktarda düşürür. Bu nedenle tepkime entalpisini (ΔH) değiştirmez; ileri ve geri tepkimeleri birlikte hızlandırır.</w:t>
+        <w:t>İleri ve geri tepkimelerin aktivasyon enerjilerini aynı miktarda düşürür. Bu nedenle tepkime entalpisini (ΔH) değiştirmez; ileri ve geri tepkimeleri birlikte hızlandırır.</w:t>
       </w:r>
     </w:p>
     <w:p>
@@ -5302,7 +5349,7 @@
           <w:rFonts w:ascii="Times New Roman" w:hAnsi="Times New Roman" w:cs="Times New Roman"/>
           <w:lang w:val="tr-TR"/>
         </w:rPr>
-        <w:t xml:space="preserve">Tepkimede oluşan ürünlerin türünü ve tepkime sonunda elde edilen ürün miktarını (verimi) değiştirmez; ürünün daha kısa sürede elde edilmesini sağlar.</w:t>
+        <w:t>Tepkimede oluşan ürünlerin türünü ve tepkime sonunda elde edilen ürün miktarını (verimi) değiştirmez; ürünün daha kısa sürede elde edilmesini sağlar.</w:t>
       </w:r>
     </w:p>
     <w:p>
@@ -5323,7 +5370,7 @@
           <w:rFonts w:ascii="Times New Roman" w:hAnsi="Times New Roman" w:cs="Times New Roman"/>
           <w:lang w:val="tr-TR"/>
         </w:rPr>
-        <w:t xml:space="preserve">Kendiliğinden gerçekleşemeyecek bir tepkimeyi gerçekleştiremez; gerçekleşebilen bir tepkimeyi hızlandırır.</w:t>
+        <w:t>Kendiliğinden gerçekleşemeyecek bir tepkimeyi gerçekleştiremez; gerçekleşebilen bir tepkimeyi hızlandırır.</w:t>
       </w:r>
     </w:p>
     <w:p>
@@ -5344,23 +5391,23 @@
           <w:rFonts w:ascii="Times New Roman" w:hAnsi="Times New Roman" w:cs="Times New Roman"/>
           <w:lang w:val="tr-TR"/>
         </w:rPr>
-        <w:t xml:space="preserve">Tepkime sonunda kimyasal olarak değişmeden kalır; bu nedenle az miktarda katalizör çok miktarda tepkenin dönüşümünü hızlandırabilir.</w:t>
-      </w:r>
-    </w:p>
-    <w:p>
-      <w:pPr>
-        <w:jc w:val="both"/>
-        <w:rPr>
-          <w:rFonts w:ascii="Times New Roman" w:hAnsi="Times New Roman" w:cs="Times New Roman"/>
-          <w:lang w:val="tr-TR"/>
-        </w:rPr>
-      </w:pPr>
-      <w:r>
-        <w:rPr>
-          <w:rFonts w:ascii="Times New Roman" w:hAnsi="Times New Roman" w:cs="Times New Roman"/>
-          <w:lang w:val="tr-TR"/>
-        </w:rPr>
-        <w:t xml:space="preserve">Bazı durumlarda amaç bir tepkimeyi hızlandırmak değil, yavaşlatmaktır. Gıdaların bozulması ya da metallerin paslanması gibi istenmeyen tepkimeler nasıl geciktirilebilir? Tepkime hızını azaltan bu tür maddelere inhibitör denir. Bazı kaynaklarda inhibitörler negatif katalizör olarak da adlandırılır. İnhibitörler genellikle tepkimede etkin rol oynayan tanecikleri ya da katalizörün yüzeyini bağlayarak tepkimenin yavaşlamasına neden olur. Gıdaların bozulmasını geciktirmek için kullanılan bazı koruyucu ve antioksidan maddeler (askorbik asit gibi), araç radyatörlerine ve kalorifer tesisatlarına eklenen korozyon önleyiciler inhibitörlere örnektir.</w:t>
+        <w:t>Tepkime sonunda kimyasal olarak değişmeden kalır; bu nedenle az miktarda katalizör çok miktarda tepkenin dönüşümünü hızlandırabilir.</w:t>
+      </w:r>
+    </w:p>
+    <w:p>
+      <w:pPr>
+        <w:jc w:val="both"/>
+        <w:rPr>
+          <w:rFonts w:ascii="Times New Roman" w:hAnsi="Times New Roman" w:cs="Times New Roman"/>
+          <w:lang w:val="tr-TR"/>
+        </w:rPr>
+      </w:pPr>
+      <w:r>
+        <w:rPr>
+          <w:rFonts w:ascii="Times New Roman" w:hAnsi="Times New Roman" w:cs="Times New Roman"/>
+          <w:lang w:val="tr-TR"/>
+        </w:rPr>
+        <w:t>Bazı durumlarda amaç bir tepkimeyi hızlandırmak değil, yavaşlatmaktır. Gıdaların bozulması ya da metallerin paslanması gibi istenmeyen tepkimeler nasıl geciktirilebilir? Tepkime hızını azaltan bu tür maddelere inhibitör denir. Bazı kaynaklarda inhibitörler negatif katalizör olarak da adlandırılır. İnhibitörler genellikle tepkimede etkin rol oynayan tanecikleri ya da katalizörün yüzeyini bağlayarak tepkimenin yavaşlamasına neden olur. Gıdaların bozulmasını geciktirmek için kullanılan bazı koruyucu ve antioksidan maddeler (askorbik asit gibi), araç radyatörlerine ve kalorifer tesisatlarına eklenen korozyon önleyiciler inhibitörlere örnektir.</w:t>
       </w:r>
     </w:p>
     <w:p>
@@ -5443,7 +5490,15 @@
           <w:rFonts w:ascii="Times New Roman" w:hAnsi="Times New Roman" w:cs="Times New Roman"/>
           <w:lang w:val="tr-TR"/>
         </w:rPr>
-        <w:t>) ve su buharına (H</w:t>
+        <w:t xml:space="preserve">) </w:t>
+      </w:r>
+      <w:r>
+        <w:rPr>
+          <w:rFonts w:ascii="Times New Roman" w:hAnsi="Times New Roman" w:cs="Times New Roman"/>
+          <w:lang w:val="tr-TR"/>
+        </w:rPr>
+        <w:lastRenderedPageBreak/>
+        <w:t>ve su buharına (H</w:t>
       </w:r>
       <w:r>
         <w:rPr>
@@ -5574,15 +5629,7 @@
           <w:rFonts w:ascii="Times New Roman" w:hAnsi="Times New Roman" w:cs="Times New Roman"/>
           <w:lang w:val="tr-TR"/>
         </w:rPr>
-        <w:lastRenderedPageBreak/>
-        <w:t xml:space="preserve">Otomobil katalitik dönüştürücüsünün iç yapısı</w:t>
-      </w:r>
-      <w:r>
-        <w:rPr>
-          <w:rFonts w:ascii="Times New Roman" w:hAnsi="Times New Roman" w:cs="Times New Roman"/>
-          <w:lang w:val="tr-TR"/>
-        </w:rPr>
-        <w:t xml:space="preserve"/>
+        <w:t>Otomobil katalitik dönüştürücüsünün iç yapısı</w:t>
       </w:r>
     </w:p>
     <w:p>
@@ -5880,6 +5927,7 @@
           <w:noProof/>
           <w:lang w:val="tr-TR"/>
         </w:rPr>
+        <w:lastRenderedPageBreak/>
         <mc:AlternateContent>
           <mc:Choice Requires="wps">
             <w:drawing>
@@ -6299,7 +6347,6 @@
                 <w:rFonts w:ascii="Times New Roman" w:hAnsi="Times New Roman" w:cs="Times New Roman"/>
                 <w:lang w:val="tr-TR"/>
               </w:rPr>
-              <w:lastRenderedPageBreak/>
               <w:t>Kömür tozunun kömür parçasından daha hızlı yanması</w:t>
             </w:r>
           </w:p>
@@ -6762,6 +6809,7 @@
           <w:rFonts w:ascii="Times New Roman" w:hAnsi="Times New Roman" w:cs="Times New Roman"/>
           <w:lang w:val="tr-TR"/>
         </w:rPr>
+        <w:lastRenderedPageBreak/>
         <w:t>……………………………………………………………………………………………</w:t>
       </w:r>
     </w:p>
@@ -6869,7 +6917,6 @@
         <w:rPr>
           <w:noProof/>
         </w:rPr>
-        <w:lastRenderedPageBreak/>
         <w:drawing>
           <wp:inline distT="0" distB="0" distL="0" distR="0" wp14:anchorId="6DE7896F" wp14:editId="669051F2">
             <wp:extent cx="3960000" cy="2426160"/>
@@ -7070,7 +7117,7 @@
           <w:rFonts w:ascii="Times New Roman" w:hAnsi="Times New Roman" w:cs="Times New Roman"/>
           <w:lang w:val="tr-TR"/>
         </w:rPr>
-        <w:t xml:space="preserve">5. Aynı koşullarda tek basamakta gerçekleşen aşağıdaki tepkimelerden hangisinin daha hızlı olması beklenir? Gerekçesini çarpışma teorisi ile açıklayınız.</w:t>
+        <w:t>5. Aynı koşullarda tek basamakta gerçekleşen aşağıdaki tepkimelerden hangisinin daha hızlı olması beklenir? Gerekçesini çarpışma teorisi ile açıklayınız.</w:t>
       </w:r>
     </w:p>
     <w:p>
@@ -7086,7 +7133,7 @@
           <w:rFonts w:ascii="Times New Roman" w:hAnsi="Times New Roman" w:cs="Times New Roman"/>
           <w:lang w:val="tr-TR"/>
         </w:rPr>
-        <w:t xml:space="preserve">I. X(g) + Y(g) → XY(g)          II. 2X(g) + Y(g) → X</w:t>
+        <w:t>I. X(g) + Y(g) → XY(g)          II. 2X(g) + Y(g) → X</w:t>
       </w:r>
       <w:r>
         <w:rPr>
@@ -7094,14 +7141,14 @@
           <w:vertAlign w:val="subscript"/>
           <w:lang w:val="tr-TR"/>
         </w:rPr>
-        <w:t xml:space="preserve">2</w:t>
-      </w:r>
-      <w:r>
-        <w:rPr>
-          <w:rFonts w:ascii="Times New Roman" w:hAnsi="Times New Roman" w:cs="Times New Roman"/>
-          <w:lang w:val="tr-TR"/>
-        </w:rPr>
-        <w:t xml:space="preserve">Y(g)</w:t>
+        <w:t>2</w:t>
+      </w:r>
+      <w:r>
+        <w:rPr>
+          <w:rFonts w:ascii="Times New Roman" w:hAnsi="Times New Roman" w:cs="Times New Roman"/>
+          <w:lang w:val="tr-TR"/>
+        </w:rPr>
+        <w:t>Y(g)</w:t>
       </w:r>
     </w:p>
     <w:p>
@@ -7118,7 +7165,8 @@
           <w:rFonts w:ascii="Times New Roman" w:hAnsi="Times New Roman" w:cs="Times New Roman"/>
           <w:lang w:val="tr-TR"/>
         </w:rPr>
-        <w:t xml:space="preserve">……………………………………………………………………………………………</w:t>
+        <w:lastRenderedPageBreak/>
+        <w:t>……………………………………………………………………………………………</w:t>
       </w:r>
     </w:p>
     <w:p>
@@ -7135,23 +7183,23 @@
           <w:rFonts w:ascii="Times New Roman" w:hAnsi="Times New Roman" w:cs="Times New Roman"/>
           <w:lang w:val="tr-TR"/>
         </w:rPr>
-        <w:t xml:space="preserve">……………………………………………………………………………………………</w:t>
-      </w:r>
-    </w:p>
-    <w:p>
-      <w:pPr>
-        <w:jc w:val="both"/>
-        <w:rPr>
-          <w:rFonts w:ascii="Times New Roman" w:hAnsi="Times New Roman" w:cs="Times New Roman"/>
-          <w:lang w:val="tr-TR"/>
-        </w:rPr>
-      </w:pPr>
-      <w:r>
-        <w:rPr>
-          <w:rFonts w:ascii="Times New Roman" w:hAnsi="Times New Roman" w:cs="Times New Roman"/>
-          <w:lang w:val="tr-TR"/>
-        </w:rPr>
-        <w:t xml:space="preserve">6. Aşağıdaki ifadelerden doğru olanların başına “D”, yanlış olanların başına “Y” yazınız.</w:t>
+        <w:t>……………………………………………………………………………………………</w:t>
+      </w:r>
+    </w:p>
+    <w:p>
+      <w:pPr>
+        <w:jc w:val="both"/>
+        <w:rPr>
+          <w:rFonts w:ascii="Times New Roman" w:hAnsi="Times New Roman" w:cs="Times New Roman"/>
+          <w:lang w:val="tr-TR"/>
+        </w:rPr>
+      </w:pPr>
+      <w:r>
+        <w:rPr>
+          <w:rFonts w:ascii="Times New Roman" w:hAnsi="Times New Roman" w:cs="Times New Roman"/>
+          <w:lang w:val="tr-TR"/>
+        </w:rPr>
+        <w:t>6. Aşağıdaki ifadelerden doğru olanların başına “D”, yanlış olanların başına “Y” yazınız.</w:t>
       </w:r>
     </w:p>
     <w:p>
@@ -7168,7 +7216,7 @@
           <w:rFonts w:ascii="Times New Roman" w:hAnsi="Times New Roman" w:cs="Times New Roman"/>
           <w:lang w:val="tr-TR"/>
         </w:rPr>
-        <w:t xml:space="preserve">(  ) Katalizör, tepkime sonunda elde edilen ürün miktarını artırır.</w:t>
+        <w:t>(  ) Katalizör, tepkime sonunda elde edilen ürün miktarını artırır.</w:t>
       </w:r>
     </w:p>
     <w:p>
@@ -7185,7 +7233,7 @@
           <w:rFonts w:ascii="Times New Roman" w:hAnsi="Times New Roman" w:cs="Times New Roman"/>
           <w:lang w:val="tr-TR"/>
         </w:rPr>
-        <w:t xml:space="preserve">(  ) Katalizör yalnızca ileri tepkimenin aktivasyon enerjisini düşürür.</w:t>
+        <w:t>(  ) Katalizör yalnızca ileri tepkimenin aktivasyon enerjisini düşürür.</w:t>
       </w:r>
     </w:p>
     <w:p>
@@ -7202,7 +7250,7 @@
           <w:rFonts w:ascii="Times New Roman" w:hAnsi="Times New Roman" w:cs="Times New Roman"/>
           <w:lang w:val="tr-TR"/>
         </w:rPr>
-        <w:t xml:space="preserve">(  ) Enzimler, canlılarda gerçekleşen tepkimeleri hızlandıran katalizörlerdir.</w:t>
+        <w:t>(  ) Enzimler, canlılarda gerçekleşen tepkimeleri hızlandıran katalizörlerdir.</w:t>
       </w:r>
     </w:p>
     <w:p>
@@ -7219,7 +7267,7 @@
           <w:rFonts w:ascii="Times New Roman" w:hAnsi="Times New Roman" w:cs="Times New Roman"/>
           <w:lang w:val="tr-TR"/>
         </w:rPr>
-        <w:t xml:space="preserve">(  ) İnhibitörler tepkime hızını azaltır.</w:t>
+        <w:t>(  ) İnhibitörler tepkime hızını azaltır.</w:t>
       </w:r>
     </w:p>
     <w:p>
@@ -7236,7 +7284,7 @@
           <w:rFonts w:ascii="Times New Roman" w:hAnsi="Times New Roman" w:cs="Times New Roman"/>
           <w:lang w:val="tr-TR"/>
         </w:rPr>
-        <w:t xml:space="preserve">(  ) Katalizör tepkimenin izlediği yolu değiştirir.</w:t>
+        <w:t>(  ) Katalizör tepkimenin izlediği yolu değiştirir.</w:t>
       </w:r>
     </w:p>
     <w:p>
@@ -7686,7 +7734,7 @@
 <file path=word/numbering.xml><?xml version="1.0" encoding="utf-8"?>
 <w:numbering xmlns:wpc="http://schemas.microsoft.com/office/word/2010/wordprocessingCanvas" xmlns:cx="http://schemas.microsoft.com/office/drawing/2014/chartex" xmlns:cx1="http://schemas.microsoft.com/office/drawing/2015/9/8/chartex" xmlns:cx2="http://schemas.microsoft.com/office/drawing/2015/10/21/chartex" xmlns:cx3="http://schemas.microsoft.com/office/drawing/2016/5/9/chartex" xmlns:cx4="http://schemas.microsoft.com/office/drawing/2016/5/10/chartex" xmlns:cx5="http://schemas.microsoft.com/office/drawing/2016/5/11/chartex" xmlns:cx6="http://schemas.microsoft.com/office/drawing/2016/5/12/chartex" xmlns:cx7="http://schemas.microsoft.com/office/drawing/2016/5/13/chartex" xmlns:cx8="http://schemas.microsoft.com/office/drawing/2016/5/14/chartex" xmlns:mc="http://schemas.openxmlformats.org/markup-compatibility/2006" xmlns:m="http://schemas.openxmlformats.org/officeDocument/2006/math" xmlns:aink="http://schemas.microsoft.com/office/drawing/2016/ink" xmlns:am3d="http://schemas.microsoft.com/office/drawing/2017/model3d" xmlns:oel="http://schemas.microsoft.com/office/2019/extlst" xmlns:r="http://schemas.openxmlformats.org/officeDocument/2006/relationships" xmlns:wp14="http://schemas.microsoft.com/office/word/2010/wordprocessingDrawing" xmlns:wp="http://schemas.openxmlformats.org/drawingml/2006/wordprocessingDrawing" xmlns:wpg="http://schemas.microsoft.com/office/word/2010/wordprocessingGroup" xmlns:wpi="http://schemas.microsoft.com/office/word/2010/wordprocessingInk" xmlns:wps="http://schemas.microsoft.com/office/word/2010/wordprocessingShape" xmlns:o="urn:schemas-microsoft-com:office:office" xmlns:v="urn:schemas-microsoft-com:vml" xmlns:w10="urn:schemas-microsoft-com:office:word" xmlns:w="http://schemas.openxmlformats.org/wordprocessingml/2006/main" xmlns:w14="http://schemas.microsoft.com/office/word/2010/wordml" xmlns:w15="http://schemas.microsoft.com/office/word/2012/wordml" xmlns:w16cex="http://schemas.microsoft.com/office/word/2018/wordml/cex" xmlns:w16cid="http://schemas.microsoft.com/office/word/2016/wordml/cid" xmlns:w16="http://schemas.microsoft.com/office/word/2018/wordml" xmlns:w16sdtdh="http://schemas.microsoft.com/office/word/2020/wordml/sdtdatahash" xmlns:w16sdtfl="http://schemas.microsoft.com/office/word/2024/wordml/sdtformatlock" xmlns:w16se="http://schemas.microsoft.com/office/word/2015/wordml/symex" xmlns:w16du="http://schemas.microsoft.com/office/word/2023/wordml/word16du" xmlns:wne="http://schemas.microsoft.com/office/word/2006/wordml" mc:Ignorable="w14 w15 w16se w16cid w16 w16cex w16sdtdh w16sdtfl w16du wp14">
   <w:abstractNum w:abstractNumId="0" w15:restartNumberingAfterBreak="0">
-    <w:nsid w:val="01217A70"/>
+    <w:nsid w:val="854F5509"/>
     <w:multiLevelType w:val="hybridMultilevel"/>
     <w:tmpl w:val="9E326D80"/>
     <w:lvl w:ilvl="0" w:tplc="627EE736">
@@ -7799,6 +7847,119 @@
     </w:lvl>
   </w:abstractNum>
   <w:abstractNum w:abstractNumId="1" w15:restartNumberingAfterBreak="0">
+    <w:nsid w:val="01217A70"/>
+    <w:multiLevelType w:val="hybridMultilevel"/>
+    <w:tmpl w:val="9E326D80"/>
+    <w:lvl w:ilvl="0" w:tplc="627EE736">
+      <w:start w:val="1"/>
+      <w:numFmt w:val="bullet"/>
+      <w:lvlText w:val=""/>
+      <w:lvlJc w:val="left"/>
+      <w:pPr>
+        <w:ind w:left="1080" w:hanging="360"/>
+      </w:pPr>
+      <w:rPr>
+        <w:rFonts w:ascii="Symbol" w:eastAsiaTheme="minorHAnsi" w:hAnsi="Symbol" w:cs="Times New Roman" w:hint="default"/>
+      </w:rPr>
+    </w:lvl>
+    <w:lvl w:ilvl="1" w:tplc="04090003" w:tentative="1">
+      <w:start w:val="1"/>
+      <w:numFmt w:val="bullet"/>
+      <w:lvlText w:val="o"/>
+      <w:lvlJc w:val="left"/>
+      <w:pPr>
+        <w:ind w:left="1800" w:hanging="360"/>
+      </w:pPr>
+      <w:rPr>
+        <w:rFonts w:ascii="Courier New" w:hAnsi="Courier New" w:cs="Courier New" w:hint="default"/>
+      </w:rPr>
+    </w:lvl>
+    <w:lvl w:ilvl="2" w:tplc="04090005" w:tentative="1">
+      <w:start w:val="1"/>
+      <w:numFmt w:val="bullet"/>
+      <w:lvlText w:val=""/>
+      <w:lvlJc w:val="left"/>
+      <w:pPr>
+        <w:ind w:left="2520" w:hanging="360"/>
+      </w:pPr>
+      <w:rPr>
+        <w:rFonts w:ascii="Wingdings" w:hAnsi="Wingdings" w:hint="default"/>
+      </w:rPr>
+    </w:lvl>
+    <w:lvl w:ilvl="3" w:tplc="04090001" w:tentative="1">
+      <w:start w:val="1"/>
+      <w:numFmt w:val="bullet"/>
+      <w:lvlText w:val=""/>
+      <w:lvlJc w:val="left"/>
+      <w:pPr>
+        <w:ind w:left="3240" w:hanging="360"/>
+      </w:pPr>
+      <w:rPr>
+        <w:rFonts w:ascii="Symbol" w:hAnsi="Symbol" w:hint="default"/>
+      </w:rPr>
+    </w:lvl>
+    <w:lvl w:ilvl="4" w:tplc="04090003" w:tentative="1">
+      <w:start w:val="1"/>
+      <w:numFmt w:val="bullet"/>
+      <w:lvlText w:val="o"/>
+      <w:lvlJc w:val="left"/>
+      <w:pPr>
+        <w:ind w:left="3960" w:hanging="360"/>
+      </w:pPr>
+      <w:rPr>
+        <w:rFonts w:ascii="Courier New" w:hAnsi="Courier New" w:cs="Courier New" w:hint="default"/>
+      </w:rPr>
+    </w:lvl>
+    <w:lvl w:ilvl="5" w:tplc="04090005" w:tentative="1">
+      <w:start w:val="1"/>
+      <w:numFmt w:val="bullet"/>
+      <w:lvlText w:val=""/>
+      <w:lvlJc w:val="left"/>
+      <w:pPr>
+        <w:ind w:left="4680" w:hanging="360"/>
+      </w:pPr>
+      <w:rPr>
+        <w:rFonts w:ascii="Wingdings" w:hAnsi="Wingdings" w:hint="default"/>
+      </w:rPr>
+    </w:lvl>
+    <w:lvl w:ilvl="6" w:tplc="04090001" w:tentative="1">
+      <w:start w:val="1"/>
+      <w:numFmt w:val="bullet"/>
+      <w:lvlText w:val=""/>
+      <w:lvlJc w:val="left"/>
+      <w:pPr>
+        <w:ind w:left="5400" w:hanging="360"/>
+      </w:pPr>
+      <w:rPr>
+        <w:rFonts w:ascii="Symbol" w:hAnsi="Symbol" w:hint="default"/>
+      </w:rPr>
+    </w:lvl>
+    <w:lvl w:ilvl="7" w:tplc="04090003" w:tentative="1">
+      <w:start w:val="1"/>
+      <w:numFmt w:val="bullet"/>
+      <w:lvlText w:val="o"/>
+      <w:lvlJc w:val="left"/>
+      <w:pPr>
+        <w:ind w:left="6120" w:hanging="360"/>
+      </w:pPr>
+      <w:rPr>
+        <w:rFonts w:ascii="Courier New" w:hAnsi="Courier New" w:cs="Courier New" w:hint="default"/>
+      </w:rPr>
+    </w:lvl>
+    <w:lvl w:ilvl="8" w:tplc="04090005" w:tentative="1">
+      <w:start w:val="1"/>
+      <w:numFmt w:val="bullet"/>
+      <w:lvlText w:val=""/>
+      <w:lvlJc w:val="left"/>
+      <w:pPr>
+        <w:ind w:left="6840" w:hanging="360"/>
+      </w:pPr>
+      <w:rPr>
+        <w:rFonts w:ascii="Wingdings" w:hAnsi="Wingdings" w:hint="default"/>
+      </w:rPr>
+    </w:lvl>
+  </w:abstractNum>
+  <w:abstractNum w:abstractNumId="2" w15:restartNumberingAfterBreak="0">
     <w:nsid w:val="32EA6E56"/>
     <w:multiLevelType w:val="hybridMultilevel"/>
     <w:tmpl w:val="2CAE595E"/>
@@ -7888,7 +8049,7 @@
       </w:pPr>
     </w:lvl>
   </w:abstractNum>
-  <w:abstractNum w:abstractNumId="2" w15:restartNumberingAfterBreak="0">
+  <w:abstractNum w:abstractNumId="3" w15:restartNumberingAfterBreak="0">
     <w:nsid w:val="6FC2461C"/>
     <w:multiLevelType w:val="multilevel"/>
     <w:tmpl w:val="AB182936"/>
@@ -8001,142 +8162,29 @@
       </w:rPr>
     </w:lvl>
   </w:abstractNum>
-  <w:abstractNum w:abstractNumId="3" w15:restartNumberingAfterBreak="0">
-    <w:nsid w:val="854F5509"/>
-    <w:multiLevelType w:val="hybridMultilevel"/>
-    <w:tmpl w:val="9E326D80"/>
-    <w:lvl w:ilvl="0" w:tplc="627EE736">
-      <w:start w:val="1"/>
-      <w:numFmt w:val="bullet"/>
-      <w:lvlText w:val=""/>
-      <w:lvlJc w:val="left"/>
-      <w:pPr>
-        <w:ind w:left="1080" w:hanging="360"/>
-      </w:pPr>
-      <w:rPr>
-        <w:rFonts w:ascii="Symbol" w:eastAsiaTheme="minorHAnsi" w:hAnsi="Symbol" w:cs="Times New Roman" w:hint="default"/>
-      </w:rPr>
-    </w:lvl>
-    <w:lvl w:ilvl="1" w:tplc="04090003" w:tentative="1">
-      <w:start w:val="1"/>
-      <w:numFmt w:val="bullet"/>
-      <w:lvlText w:val="o"/>
-      <w:lvlJc w:val="left"/>
-      <w:pPr>
-        <w:ind w:left="1800" w:hanging="360"/>
-      </w:pPr>
-      <w:rPr>
-        <w:rFonts w:ascii="Courier New" w:hAnsi="Courier New" w:cs="Courier New" w:hint="default"/>
-      </w:rPr>
-    </w:lvl>
-    <w:lvl w:ilvl="2" w:tplc="04090005" w:tentative="1">
-      <w:start w:val="1"/>
-      <w:numFmt w:val="bullet"/>
-      <w:lvlText w:val=""/>
-      <w:lvlJc w:val="left"/>
-      <w:pPr>
-        <w:ind w:left="2520" w:hanging="360"/>
-      </w:pPr>
-      <w:rPr>
-        <w:rFonts w:ascii="Wingdings" w:hAnsi="Wingdings" w:hint="default"/>
-      </w:rPr>
-    </w:lvl>
-    <w:lvl w:ilvl="3" w:tplc="04090001" w:tentative="1">
-      <w:start w:val="1"/>
-      <w:numFmt w:val="bullet"/>
-      <w:lvlText w:val=""/>
-      <w:lvlJc w:val="left"/>
-      <w:pPr>
-        <w:ind w:left="3240" w:hanging="360"/>
-      </w:pPr>
-      <w:rPr>
-        <w:rFonts w:ascii="Symbol" w:hAnsi="Symbol" w:hint="default"/>
-      </w:rPr>
-    </w:lvl>
-    <w:lvl w:ilvl="4" w:tplc="04090003" w:tentative="1">
-      <w:start w:val="1"/>
-      <w:numFmt w:val="bullet"/>
-      <w:lvlText w:val="o"/>
-      <w:lvlJc w:val="left"/>
-      <w:pPr>
-        <w:ind w:left="3960" w:hanging="360"/>
-      </w:pPr>
-      <w:rPr>
-        <w:rFonts w:ascii="Courier New" w:hAnsi="Courier New" w:cs="Courier New" w:hint="default"/>
-      </w:rPr>
-    </w:lvl>
-    <w:lvl w:ilvl="5" w:tplc="04090005" w:tentative="1">
-      <w:start w:val="1"/>
-      <w:numFmt w:val="bullet"/>
-      <w:lvlText w:val=""/>
-      <w:lvlJc w:val="left"/>
-      <w:pPr>
-        <w:ind w:left="4680" w:hanging="360"/>
-      </w:pPr>
-      <w:rPr>
-        <w:rFonts w:ascii="Wingdings" w:hAnsi="Wingdings" w:hint="default"/>
-      </w:rPr>
-    </w:lvl>
-    <w:lvl w:ilvl="6" w:tplc="04090001" w:tentative="1">
-      <w:start w:val="1"/>
-      <w:numFmt w:val="bullet"/>
-      <w:lvlText w:val=""/>
-      <w:lvlJc w:val="left"/>
-      <w:pPr>
-        <w:ind w:left="5400" w:hanging="360"/>
-      </w:pPr>
-      <w:rPr>
-        <w:rFonts w:ascii="Symbol" w:hAnsi="Symbol" w:hint="default"/>
-      </w:rPr>
-    </w:lvl>
-    <w:lvl w:ilvl="7" w:tplc="04090003" w:tentative="1">
-      <w:start w:val="1"/>
-      <w:numFmt w:val="bullet"/>
-      <w:lvlText w:val="o"/>
-      <w:lvlJc w:val="left"/>
-      <w:pPr>
-        <w:ind w:left="6120" w:hanging="360"/>
-      </w:pPr>
-      <w:rPr>
-        <w:rFonts w:ascii="Courier New" w:hAnsi="Courier New" w:cs="Courier New" w:hint="default"/>
-      </w:rPr>
-    </w:lvl>
-    <w:lvl w:ilvl="8" w:tplc="04090005" w:tentative="1">
-      <w:start w:val="1"/>
-      <w:numFmt w:val="bullet"/>
-      <w:lvlText w:val=""/>
-      <w:lvlJc w:val="left"/>
-      <w:pPr>
-        <w:ind w:left="6840" w:hanging="360"/>
-      </w:pPr>
-      <w:rPr>
-        <w:rFonts w:ascii="Wingdings" w:hAnsi="Wingdings" w:hint="default"/>
-      </w:rPr>
-    </w:lvl>
-  </w:abstractNum>
   <w:num w:numId="1" w16cid:durableId="936672177">
-    <w:abstractNumId w:val="2"/>
+    <w:abstractNumId w:val="3"/>
   </w:num>
   <w:num w:numId="2" w16cid:durableId="586303353">
-    <w:abstractNumId w:val="0"/>
+    <w:abstractNumId w:val="1"/>
     <w:lvlOverride w:ilvl="0">
       <w:startOverride w:val="1"/>
     </w:lvlOverride>
   </w:num>
   <w:num w:numId="3" w16cid:durableId="1148547480">
-    <w:abstractNumId w:val="0"/>
+    <w:abstractNumId w:val="1"/>
     <w:lvlOverride w:ilvl="0">
       <w:startOverride w:val="1"/>
     </w:lvlOverride>
   </w:num>
   <w:num w:numId="4" w16cid:durableId="276834025">
-    <w:abstractNumId w:val="1"/>
+    <w:abstractNumId w:val="2"/>
     <w:lvlOverride w:ilvl="0">
       <w:startOverride w:val="1"/>
     </w:lvlOverride>
   </w:num>
-  <w:num xmlns:a="http://schemas.openxmlformats.org/drawingml/2006/main" xmlns:pic="http://schemas.openxmlformats.org/drawingml/2006/picture" w:numId="5">
-    <w:abstractNumId w:val="3"/>
+  <w:num w:numId="5" w16cid:durableId="961113868">
+    <w:abstractNumId w:val="0"/>
     <w:lvlOverride w:ilvl="0">
       <w:startOverride w:val="1"/>
     </w:lvlOverride>

--- a/Kim11-1-7-Tepkime-Hizina-Etki-Eden-Faktorler.docx
+++ b/Kim11-1-7-Tepkime-Hizina-Etki-Eden-Faktorler.docx
@@ -289,7 +289,7 @@
           <w:noProof/>
         </w:rPr>
         <w:drawing>
-          <wp:inline distT="0" distB="0" distL="0" distR="0" wp14:anchorId="04A89E27" wp14:editId="0BC87936">
+          <wp:inline distT="0" distB="0" distL="0" distR="0" wp14:anchorId="04A89E27" wp14:editId="09DCE0F9">
             <wp:extent cx="5943600" cy="4358640"/>
             <wp:effectExtent l="0" t="0" r="0" b="0"/>
             <wp:docPr id="2123729894" name="Picture 12" descr="Rusty iron nails piled up in a disorderly fashion"/>
@@ -565,21 +565,7 @@
           <w:rFonts w:ascii="Times New Roman" w:hAnsi="Times New Roman" w:cs="Times New Roman"/>
           <w:lang w:val="tr-TR"/>
         </w:rPr>
-        <w:t>Analiz ve Keşif Atölyesi 1.7.’deki etkinliği yaparak tepkime hızına etki eden faktörleri keşfediniz. Bu etkinlikte bilimsel sorgulama becerinizi kullanarak günlük hayattaki olaylardan araştırılabilir sorular türetecek, hipotezler kuracak, değişkenleri belirleyerek deneyler planlayıp uygulayacak ve elde ettiğiniz verileri çarpışma teorisiyle yorumlayacaksınız. Grubunuzla iş birliği içinde, planlı ve sistemli çalışırken merakınızın peşinden giderek araştırmacı yönünüzü; görev paylaşımında sorumluluk alarak da çalışkanlık ve dostluk değerlerinizi güçlendireceksiniz.</w:t>
-      </w:r>
-      <w:r>
-        <w:rPr>
-          <w:rFonts w:ascii="Times New Roman" w:hAnsi="Times New Roman" w:cs="Times New Roman"/>
-          <w:lang w:val="tr-TR"/>
-        </w:rPr>
-        <w:t xml:space="preserve"> </w:t>
-      </w:r>
-      <w:r>
-        <w:rPr>
-          <w:rFonts w:ascii="Times New Roman" w:hAnsi="Times New Roman" w:cs="Times New Roman"/>
-          <w:lang w:val="tr-TR"/>
-        </w:rPr>
-        <w:t>Çalışmaya başlamadan önce karekodda yer alan “Ön Bilgi ve Hedef Belirleme Formu”nu doldurunuz. Bu formda konu ile ilgili ön bilgilerinizi, deney sürecinde neyi öğrenmeyi beklediğinizi, hangi stratejileri kullanacağınızı ve bu süreçte neler hissedebileceğinizi belirtiniz.</w:t>
+        <w:t>Analiz ve Keşif Atölyesi 1.7.’deki etkinliği yaparak tepkime hızına etki eden faktörleri keşfediniz. Bu etkinlikte bilimsel sorgulama becerinizi kullanarak günlük hayattaki olaylardan araştırılabilir sorular türetecek, hipotezler kuracak, değişkenleri belirleyerek deneyler planlayıp uygulayacak ve elde ettiğiniz verileri çarpışma teorisiyle yorumlayacaksınız. Grubunuzla iş birliği içinde, planlı ve sistemli çalışırken merakınızın peşinden giderek araştırmacı yönünüzü; görev paylaşımında sorumluluk alarak da çalışkanlık ve dostluk değerlerinizi güçlendireceksiniz. Çalışmaya başlamadan önce karekodda yer alan “Ön Bilgi ve Hedef Belirleme Formu”nu doldurunuz. Bu formda konu ile ilgili ön bilgilerinizi, deney sürecinde neyi öğrenmeyi beklediğinizi, hangi stratejileri kullanacağınızı ve bu süreçte neler hissedebileceğinizi belirtiniz.</w:t>
       </w:r>
     </w:p>
     <w:p>
@@ -764,24 +750,7 @@
           <w:highlight w:val="yellow"/>
           <w:lang w:val="tr-TR"/>
         </w:rPr>
-        <w:t xml:space="preserve">Etkinlik başlığının yanına Kimya10 kitabındaki “Temel Uyarı ve Güvenlik İşaretleri” sayfasından şu işaretler konulsun: GÖZLÜK KULLAN, ELDİVEN GİY, KORUYUCU ELBİSE GİY, KOROZİF (AŞINDIRICI) MADDE, TAHRİŞ EDİCİ MADDE, MASKE KULLAN, YANICI MADDE, SICAK CİSİM UYARISI, KIRILABİLİR CAM UYARISI. Ek uyarılar: Hidroklorik asit aşındırıcıdır. Sodyum tiyosülfat ile hidroklorik asidin tepkimesinde boğucu SO</w:t>
-      </w:r>
-      <w:r>
-        <w:rPr>
-          <w:rFonts w:ascii="Times New Roman" w:hAnsi="Times New Roman" w:cs="Times New Roman"/>
-          <w:highlight w:val="yellow"/>
-          <w:lang w:val="tr-TR"/>
-          <w:vertAlign w:val="subscript"/>
-        </w:rPr>
-        <w:t xml:space="preserve">2</w:t>
-      </w:r>
-      <w:r>
-        <w:rPr>
-          <w:rFonts w:ascii="Times New Roman" w:hAnsi="Times New Roman" w:cs="Times New Roman"/>
-          <w:highlight w:val="yellow"/>
-          <w:lang w:val="tr-TR"/>
-        </w:rPr>
-        <w:t xml:space="preserve"> gazı oluştuğundan bu deney iyi havalandırılan bir ortamda ya da çeker ocakta yapılmalıdır. Metallerin asitle tepkimesinde oluşan hidrojen gazı yanıcıdır; deney tüplerinin yakınında açık alev bulundurulmamalıdır. Kor hâlindeki kıymık yalnızca öğretmen gözetiminde kullanılmalıdır.</w:t>
+        <w:t xml:space="preserve">Etkinlik başlığının yanına Kimya10 kitabındaki “Temel Uyarı ve Güvenlik İşaretleri” sayfasından şu işaretler konulsun: GÖZLÜK KULLAN, ELDİVEN GİY, KORUYUCU ELBİSE GİY, KOROZİF (AŞINDIRICI) MADDE, TAHRİŞ EDİCİ MADDE, MASKE KULLAN, YANICI MADDE, SICAK CİSİM UYARISI, KIRILABİLİR CAM UYARISI. </w:t>
       </w:r>
     </w:p>
     <w:p>
@@ -815,7 +784,7 @@
           <w:rFonts w:ascii="Times New Roman" w:hAnsi="Times New Roman" w:cs="Times New Roman"/>
           <w:lang w:val="tr-TR"/>
         </w:rPr>
-        <w:t>Aşağıdaki tabloda günlük hayattan tepkime hızıyla ilişkili bazı örnek olaylar verilmiştir. İlk satır örnek olarak doldurulmuştur. Tablodaki örnek olaylardan yararlanarak her bir faktörün tepkime hızına etkisine ilişkin araştırılabilir bir soru ve bu soruya yönelik bir hipotez yazınız. Hipotezlerinizi oluştururken ön bilgilerinizden ve ders kitabı, güvenilir bilimsel kaynaklar gibi kaynaklardan yararlanınız. Çeşitli fikir, argüman ve yeni bilgilere açık olunuz; merak ettiğiniz soruların peşinden gitmenin bilimsel gelişimin bir parçası olduğunu unutmayınız.</w:t>
+        <w:t>Aşağıdaki tabloda günlük hayattan tepkime hızıyla ilişkili bazı örnek olaylar verilmiştir. Tablodaki örnek olaylardan yararlanarak her bir faktörün tepkime hızına etkisine ilişkin araştırılabilir bir soru ve bu soruya yönelik bir hipotez yazınız. Çeşitli fikir, argüman ve yeni bilgilere açık olunuz; merak ettiğiniz soruların peşinden gitmenin bilimsel gelişimin bir parçası olduğunu unutmayınız.</w:t>
       </w:r>
     </w:p>
     <w:tbl>
@@ -863,8 +832,6 @@
                 <w:rFonts w:ascii="Times New Roman" w:hAnsi="Times New Roman" w:cs="Times New Roman"/>
                 <w:b/>
                 <w:bCs/>
-                <w:sz w:val="20"/>
-                <w:szCs w:val="20"/>
                 <w:lang w:val="tr-TR"/>
               </w:rPr>
               <w:t>Faktör</w:t>
@@ -891,8 +858,6 @@
                 <w:rFonts w:ascii="Times New Roman" w:hAnsi="Times New Roman" w:cs="Times New Roman"/>
                 <w:b/>
                 <w:bCs/>
-                <w:sz w:val="20"/>
-                <w:szCs w:val="20"/>
                 <w:lang w:val="tr-TR"/>
               </w:rPr>
               <w:t>Günlük hayattan örnek olay</w:t>
@@ -919,8 +884,6 @@
                 <w:rFonts w:ascii="Times New Roman" w:hAnsi="Times New Roman" w:cs="Times New Roman"/>
                 <w:b/>
                 <w:bCs/>
-                <w:sz w:val="20"/>
-                <w:szCs w:val="20"/>
                 <w:lang w:val="tr-TR"/>
               </w:rPr>
               <w:t>Araştırılabilir soru</w:t>
@@ -947,8 +910,6 @@
                 <w:rFonts w:ascii="Times New Roman" w:hAnsi="Times New Roman" w:cs="Times New Roman"/>
                 <w:b/>
                 <w:bCs/>
-                <w:sz w:val="20"/>
-                <w:szCs w:val="20"/>
                 <w:lang w:val="tr-TR"/>
               </w:rPr>
               <w:t>Hipotez</w:t>
@@ -976,8 +937,6 @@
             <w:r>
               <w:rPr>
                 <w:rFonts w:ascii="Times New Roman" w:hAnsi="Times New Roman" w:cs="Times New Roman"/>
-                <w:sz w:val="20"/>
-                <w:szCs w:val="20"/>
                 <w:lang w:val="tr-TR"/>
               </w:rPr>
               <w:t>Sıcaklık</w:t>
@@ -999,8 +958,6 @@
             <w:r>
               <w:rPr>
                 <w:rFonts w:ascii="Times New Roman" w:hAnsi="Times New Roman" w:cs="Times New Roman"/>
-                <w:sz w:val="20"/>
-                <w:szCs w:val="20"/>
                 <w:lang w:val="tr-TR"/>
               </w:rPr>
               <w:t>Süt, buzdolabında oda sıcaklığına göre daha geç bozulur.</w:t>
@@ -1022,8 +979,6 @@
             <w:r>
               <w:rPr>
                 <w:rFonts w:ascii="Times New Roman" w:hAnsi="Times New Roman" w:cs="Times New Roman"/>
-                <w:sz w:val="20"/>
-                <w:szCs w:val="20"/>
                 <w:lang w:val="tr-TR"/>
               </w:rPr>
               <w:t>Sıcaklık, sütün bozulma tepkimelerinin hızını nasıl etkiler?</w:t>
@@ -1045,8 +1000,6 @@
             <w:r>
               <w:rPr>
                 <w:rFonts w:ascii="Times New Roman" w:hAnsi="Times New Roman" w:cs="Times New Roman"/>
-                <w:sz w:val="20"/>
-                <w:szCs w:val="20"/>
                 <w:lang w:val="tr-TR"/>
               </w:rPr>
               <w:t>Sıcaklık arttıkça sütün bozulma hızı artar.</w:t>
@@ -1074,8 +1027,6 @@
             <w:r>
               <w:rPr>
                 <w:rFonts w:ascii="Times New Roman" w:hAnsi="Times New Roman" w:cs="Times New Roman"/>
-                <w:sz w:val="20"/>
-                <w:szCs w:val="20"/>
                 <w:lang w:val="tr-TR"/>
               </w:rPr>
               <w:t>Tepken cinsi</w:t>
@@ -1097,11 +1048,23 @@
             <w:r>
               <w:rPr>
                 <w:rFonts w:ascii="Times New Roman" w:hAnsi="Times New Roman" w:cs="Times New Roman"/>
-                <w:sz w:val="20"/>
-                <w:szCs w:val="20"/>
-                <w:lang w:val="tr-TR"/>
-              </w:rPr>
-              <w:t>Sodyum metali suyla şiddetle tepkimeye girerken demir suyla çok yavaş tepkimeye girer.</w:t>
+                <w:lang w:val="tr-TR"/>
+              </w:rPr>
+              <w:t>Sodyum metali suyla şiddetle tepkimeye girerken</w:t>
+            </w:r>
+            <w:r>
+              <w:rPr>
+                <w:rFonts w:ascii="Times New Roman" w:hAnsi="Times New Roman" w:cs="Times New Roman"/>
+                <w:lang w:val="tr-TR"/>
+              </w:rPr>
+              <w:t>,</w:t>
+            </w:r>
+            <w:r>
+              <w:rPr>
+                <w:rFonts w:ascii="Times New Roman" w:hAnsi="Times New Roman" w:cs="Times New Roman"/>
+                <w:lang w:val="tr-TR"/>
+              </w:rPr>
+              <w:t xml:space="preserve"> demir suyla çok yavaş tepkimeye girer.</w:t>
             </w:r>
           </w:p>
         </w:tc>
@@ -1154,8 +1117,6 @@
             <w:r>
               <w:rPr>
                 <w:rFonts w:ascii="Times New Roman" w:hAnsi="Times New Roman" w:cs="Times New Roman"/>
-                <w:sz w:val="20"/>
-                <w:szCs w:val="20"/>
                 <w:lang w:val="tr-TR"/>
               </w:rPr>
               <w:t>Fiziksel hâl</w:t>
@@ -1177,11 +1138,9 @@
             <w:r>
               <w:rPr>
                 <w:rFonts w:ascii="Times New Roman" w:hAnsi="Times New Roman" w:cs="Times New Roman"/>
-                <w:sz w:val="20"/>
-                <w:szCs w:val="20"/>
-                <w:lang w:val="tr-TR"/>
-              </w:rPr>
-              <w:t>Kabartma tozu kuru hâldeyken değişmeden kalır, hamura su eklendiğinde gaz çıkışı başlar.</w:t>
+                <w:lang w:val="tr-TR"/>
+              </w:rPr>
+              <w:t xml:space="preserve">Bir parça katı parafine kibrit alevi tutulduğunda parafin hemen tutuşmaz; mumun fitilinde eriyip buhar hâline geçen parafin ise alevle hızla yanar.</w:t>
             </w:r>
           </w:p>
         </w:tc>
@@ -1234,8 +1193,6 @@
             <w:r>
               <w:rPr>
                 <w:rFonts w:ascii="Times New Roman" w:hAnsi="Times New Roman" w:cs="Times New Roman"/>
-                <w:sz w:val="20"/>
-                <w:szCs w:val="20"/>
                 <w:lang w:val="tr-TR"/>
               </w:rPr>
               <w:t>Tepken derişimi</w:t>
@@ -1257,11 +1214,9 @@
             <w:r>
               <w:rPr>
                 <w:rFonts w:ascii="Times New Roman" w:hAnsi="Times New Roman" w:cs="Times New Roman"/>
-                <w:sz w:val="20"/>
-                <w:szCs w:val="20"/>
-                <w:lang w:val="tr-TR"/>
-              </w:rPr>
-              <w:t>Saf oksijen içine sokulan kor hâlindeki tahta kıymık alev alır.</w:t>
+                <w:lang w:val="tr-TR"/>
+              </w:rPr>
+              <w:t xml:space="preserve">Su ısıtıcısındaki kireç tabakası seyreltilmemiş sirkeyle, suyla seyreltilmiş sirkeye göre daha kısa sürede temizlenir.</w:t>
             </w:r>
           </w:p>
         </w:tc>
@@ -1314,8 +1269,6 @@
             <w:r>
               <w:rPr>
                 <w:rFonts w:ascii="Times New Roman" w:hAnsi="Times New Roman" w:cs="Times New Roman"/>
-                <w:sz w:val="20"/>
-                <w:szCs w:val="20"/>
                 <w:lang w:val="tr-TR"/>
               </w:rPr>
               <w:t>Katı tepkenin temas yüzeyi</w:t>
@@ -1337,11 +1290,16 @@
             <w:r>
               <w:rPr>
                 <w:rFonts w:ascii="Times New Roman" w:hAnsi="Times New Roman" w:cs="Times New Roman"/>
-                <w:sz w:val="20"/>
-                <w:szCs w:val="20"/>
-                <w:lang w:val="tr-TR"/>
-              </w:rPr>
-              <w:t>İnce yongalar, aynı kütledeki odun kütüğünden çok daha hızlı yanar.</w:t>
+                <w:lang w:val="tr-TR"/>
+              </w:rPr>
+              <w:t>Talaş</w:t>
+            </w:r>
+            <w:r>
+              <w:rPr>
+                <w:rFonts w:ascii="Times New Roman" w:hAnsi="Times New Roman" w:cs="Times New Roman"/>
+                <w:lang w:val="tr-TR"/>
+              </w:rPr>
+              <w:t>, aynı kütledeki odun kütüğünden çok daha hızlı yanar.</w:t>
             </w:r>
           </w:p>
         </w:tc>
@@ -1394,10 +1352,9 @@
             <w:r>
               <w:rPr>
                 <w:rFonts w:ascii="Times New Roman" w:hAnsi="Times New Roman" w:cs="Times New Roman"/>
-                <w:sz w:val="20"/>
-                <w:szCs w:val="20"/>
-                <w:lang w:val="tr-TR"/>
-              </w:rPr>
+                <w:lang w:val="tr-TR"/>
+              </w:rPr>
+              <w:lastRenderedPageBreak/>
               <w:t>Katalizör</w:t>
             </w:r>
           </w:p>
@@ -1417,8 +1374,6 @@
             <w:r>
               <w:rPr>
                 <w:rFonts w:ascii="Times New Roman" w:hAnsi="Times New Roman" w:cs="Times New Roman"/>
-                <w:sz w:val="20"/>
-                <w:szCs w:val="20"/>
                 <w:lang w:val="tr-TR"/>
               </w:rPr>
               <w:t>Hidrojen peroksit (oksijenli su) yaraya döküldüğünde köpürür.</w:t>
@@ -1495,15 +1450,7 @@
           <w:rFonts w:ascii="Times New Roman" w:hAnsi="Times New Roman" w:cs="Times New Roman"/>
           <w:lang w:val="tr-TR"/>
         </w:rPr>
-        <w:t xml:space="preserve">Sınıfınızda gruplara ayrılınız. Grup arkadaşlarınızla iş birliği içinde her bir faktörün tepkime hızı ile ilişkisini araştıracağınız deneyler için bağımlı, bağımsız ve kontrol değişkenlerini belirleyerek aşağıdaki tabloya yazınız. Grup çalışmasında görev paylaşımı yapınız, arkadaşlarınızın fikirlerine </w:t>
-      </w:r>
-      <w:r>
-        <w:rPr>
-          <w:rFonts w:ascii="Times New Roman" w:hAnsi="Times New Roman" w:cs="Times New Roman"/>
-          <w:lang w:val="tr-TR"/>
-        </w:rPr>
-        <w:lastRenderedPageBreak/>
-        <w:t>saygı gösteriniz ve dostluk ilişkilerinizi güçlendirecek şekilde davranınız. Ortak hedefinize ulaşmak için zorlandığınız noktalarda birbirinize destek olunuz, gerektiğinde arkadaşlarınızdan yardım isteyiniz.</w:t>
+        <w:t>Sınıfınızda gruplara ayrılınız. Grup arkadaşlarınızla iş birliği içinde her bir faktörün tepkime hızı ile ilişkisini araştıracağınız deneyler için bağımlı, bağımsız ve kontrol değişkenlerini belirleyerek aşağıdaki tabloya yazınız. Grup çalışmasında görev paylaşımı yapınız, arkadaşlarınızın fikirlerine saygı gösteriniz ve dostluk ilişkilerinizi güçlendirecek şekilde davranınız. Ortak hedefinize ulaşmak için zorlandığınız noktalarda birbirinize destek olunuz, gerektiğinde arkadaşlarınızdan yardım isteyiniz.</w:t>
       </w:r>
     </w:p>
     <w:tbl>
@@ -2161,6 +2108,7 @@
                 <w:bCs/>
                 <w:lang w:val="tr-TR"/>
               </w:rPr>
+              <w:lastRenderedPageBreak/>
               <w:t>Deney önerileri</w:t>
             </w:r>
           </w:p>
@@ -2241,7 +2189,6 @@
                 <w:rFonts w:ascii="Times New Roman" w:hAnsi="Times New Roman" w:cs="Times New Roman"/>
                 <w:lang w:val="tr-TR"/>
               </w:rPr>
-              <w:lastRenderedPageBreak/>
               <w:t xml:space="preserve">• </w:t>
             </w:r>
             <w:r>
@@ -2588,6 +2535,7 @@
           <w:rFonts w:ascii="Times New Roman" w:hAnsi="Times New Roman" w:cs="Times New Roman"/>
           <w:lang w:val="tr-TR"/>
         </w:rPr>
+        <w:lastRenderedPageBreak/>
         <w:t>……………………………………………………………………………………………………</w:t>
       </w:r>
     </w:p>
@@ -2894,7 +2842,6 @@
                 <w:rFonts w:ascii="Times New Roman" w:hAnsi="Times New Roman" w:cs="Times New Roman"/>
                 <w:lang w:val="tr-TR"/>
               </w:rPr>
-              <w:lastRenderedPageBreak/>
               <w:t>3</w:t>
             </w:r>
           </w:p>
@@ -3593,6 +3540,7 @@
           <w:rFonts w:ascii="Times New Roman" w:hAnsi="Times New Roman" w:cs="Times New Roman"/>
           <w:lang w:val="tr-TR"/>
         </w:rPr>
+        <w:lastRenderedPageBreak/>
         <w:t>Verileriniz hipotezlerinizden birini desteklemiyorsa bunun olası nedenlerini (kontrol değişkenlerinin sabit tutulup tutulmadığı, ölçüm süresi, malzeme miktarı vb.) grup arkadaşlarınızla tartışınız. Gerekirse deney planınızı yeniden düzenleyerek deneyi tekrarlayınız.</w:t>
       </w:r>
     </w:p>
@@ -3644,7 +3592,6 @@
           <w:rFonts w:ascii="Times New Roman" w:hAnsi="Times New Roman" w:cs="Times New Roman"/>
           <w:lang w:val="tr-TR"/>
         </w:rPr>
-        <w:lastRenderedPageBreak/>
         <w:t>……………………………………………………………………………………………</w:t>
       </w:r>
     </w:p>
@@ -3903,6 +3850,7 @@
           <w:rFonts w:ascii="Times New Roman" w:hAnsi="Times New Roman" w:cs="Times New Roman"/>
           <w:lang w:val="tr-TR"/>
         </w:rPr>
+        <w:lastRenderedPageBreak/>
         <w:t>……………………………………………………………………………………………</w:t>
       </w:r>
     </w:p>
@@ -3968,7 +3916,6 @@
           <w:noProof/>
           <w:lang w:val="tr-TR"/>
         </w:rPr>
-        <w:lastRenderedPageBreak/>
         <mc:AlternateContent>
           <mc:Choice Requires="wps">
             <w:drawing>
@@ -4391,7 +4338,15 @@
           <w:rFonts w:ascii="Times New Roman" w:hAnsi="Times New Roman" w:cs="Times New Roman"/>
           <w:lang w:val="tr-TR"/>
         </w:rPr>
-        <w:t>(suda) → AgCl(k) gibi) bağ kırılması gerektirmediği için oda sıcaklığında çok hızlıdır. Metanın yanması gibi kovalent bağların kırılmasını gerektiren tepkimeler ise genellikle daha yavaştır.</w:t>
+        <w:t xml:space="preserve">(suda) → AgCl(k) gibi) </w:t>
+      </w:r>
+      <w:r>
+        <w:rPr>
+          <w:rFonts w:ascii="Times New Roman" w:hAnsi="Times New Roman" w:cs="Times New Roman"/>
+          <w:lang w:val="tr-TR"/>
+        </w:rPr>
+        <w:lastRenderedPageBreak/>
+        <w:t>bağ kırılması gerektirmediği için oda sıcaklığında çok hızlıdır. Metanın yanması gibi kovalent bağların kırılmasını gerektiren tepkimeler ise genellikle daha yavaştır.</w:t>
       </w:r>
     </w:p>
     <w:tbl>
@@ -4463,7 +4418,6 @@
                 <w:rFonts w:ascii="Times New Roman" w:hAnsi="Times New Roman" w:cs="Times New Roman"/>
                 <w:lang w:val="tr-TR"/>
               </w:rPr>
-              <w:lastRenderedPageBreak/>
               <w:t>Shutterstock arama: “silver chloride precipitate” / “white precipitate test tube”</w:t>
             </w:r>
           </w:p>
@@ -4635,7 +4589,15 @@
           <w:rFonts w:ascii="Times New Roman" w:hAnsi="Times New Roman" w:cs="Times New Roman"/>
           <w:lang w:val="tr-TR"/>
         </w:rPr>
-        <w:t>Eşit kütlede mermer parçaları biri 0,5 M, diğeri 2 M hidroklorik asit çözeltisi içeren iki behere bırakıldığında derişik asitteki gaz çıkışının çok daha hızlı olduğu görülür. Peki derişimin artması tanecikler düzeyinde neyi değiştirir? Tepken derişimi arttıkça birim hacimdeki tanecik sayısı artar. Birim hacimde daha fazla tanecik bulunması birim zamanda gerçekleşen çarpışma sayısını ve dolayısıyla etkin çarpışma sayısını artırır (Görsel D). Bu nedenle tepken derişimi arttıkça tepkime hızı artar. Havada ısıtıldığında yalnızca kızaran bir çelik yünü parçasının saf oksijen dolu bir kapta parlak kıvılcımlar saçarak hızla yanması da havada yaklaşık %21 olan oksijen oranının saf oksijende çok daha yüksek olmasıyla açıklanabilir. Gaz fazındaki tepkimelerde sabit sıcaklıkta kabın hacmi küçültüldüğünde gazların derişimi ve basıncı artar; bu durum da tepkime hızını artırır. Sıcaklık sabit kaldığı sürece katı ve saf sıvıların derişimi değişmediğinden bunların miktarındaki değişim tepkime hızını derişim yoluyla etkilemez.</w:t>
+        <w:t xml:space="preserve">Eşit kütlede mermer parçaları biri 0,5 M, diğeri 2 M hidroklorik asit çözeltisi içeren iki behere bırakıldığında derişik asitteki gaz çıkışının çok daha hızlı olduğu görülür. Peki derişimin artması tanecikler düzeyinde neyi değiştirir? Tepken derişimi arttıkça birim hacimdeki tanecik sayısı artar. Birim hacimde daha fazla tanecik bulunması birim zamanda gerçekleşen çarpışma sayısını ve dolayısıyla etkin çarpışma sayısını artırır (Görsel D). Bu nedenle tepken derişimi arttıkça tepkime </w:t>
+      </w:r>
+      <w:r>
+        <w:rPr>
+          <w:rFonts w:ascii="Times New Roman" w:hAnsi="Times New Roman" w:cs="Times New Roman"/>
+          <w:lang w:val="tr-TR"/>
+        </w:rPr>
+        <w:lastRenderedPageBreak/>
+        <w:t>hızı artar. Havada ısıtıldığında yalnızca kızaran bir çelik yünü parçasının saf oksijen dolu bir kapta parlak kıvılcımlar saçarak hızla yanması da havada yaklaşık %21 olan oksijen oranının saf oksijende çok daha yüksek olmasıyla açıklanabilir. Gaz fazındaki tepkimelerde sabit sıcaklıkta kabın hacmi küçültüldüğünde gazların derişimi ve basıncı artar; bu durum da tepkime hızını artırır. Sıcaklık sabit kaldığı sürece katı ve saf sıvıların derişimi değişmediğinden bunların miktarındaki değişim tepkime hızını derişim yoluyla etkilemez.</w:t>
       </w:r>
     </w:p>
     <w:p>
@@ -4650,7 +4612,6 @@
         <w:rPr>
           <w:noProof/>
         </w:rPr>
-        <w:lastRenderedPageBreak/>
         <w:drawing>
           <wp:inline distT="0" distB="0" distL="0" distR="0" wp14:anchorId="6B73C9F0" wp14:editId="5416ED67">
             <wp:extent cx="4680000" cy="2246400"/>

--- a/Kim11-1-7-Tepkime-Hizina-Etki-Eden-Faktorler.docx
+++ b/Kim11-1-7-Tepkime-Hizina-Etki-Eden-Faktorler.docx
@@ -1140,7 +1140,7 @@
                 <w:rFonts w:ascii="Times New Roman" w:hAnsi="Times New Roman" w:cs="Times New Roman"/>
                 <w:lang w:val="tr-TR"/>
               </w:rPr>
-              <w:t xml:space="preserve">Bir parça katı parafine kibrit alevi tutulduğunda parafin hemen tutuşmaz; mumun fitilinde eriyip buhar hâline geçen parafin ise alevle hızla yanar.</w:t>
+              <w:t xml:space="preserve">Benzin buharı küçük bir kıvılcımla anında tutuşup yanar; bu nedenle akaryakıt istasyonlarında kıvılcım çıkarabilecek davranışlar yasaktır. Kaptaki sıvı benzin ise ancak yüzeyinden buharlaştığı ölçüde yanar.</w:t>
             </w:r>
           </w:p>
         </w:tc>

--- a/Kim11-1-7-Tepkime-Hizina-Etki-Eden-Faktorler.docx
+++ b/Kim11-1-7-Tepkime-Hizina-Etki-Eden-Faktorler.docx
@@ -1216,7 +1216,7 @@
                 <w:rFonts w:ascii="Times New Roman" w:hAnsi="Times New Roman" w:cs="Times New Roman"/>
                 <w:lang w:val="tr-TR"/>
               </w:rPr>
-              <w:t xml:space="preserve">Su ısıtıcısındaki kireç tabakası seyreltilmemiş sirkeyle, suyla seyreltilmiş sirkeye göre daha kısa sürede temizlenir.</w:t>
+              <w:t xml:space="preserve">Derişik hidroklorik asit çözeltisine atılan magnezyum şerit yoğun gaz kabarcıkları çıkararak kısa sürede tükenir; seyreltik hidroklorik asit çözeltisine atılan aynı boyuttaki magnezyum şerit ise daha az kabarcık çıkararak çok daha uzun sürede tükenir.</w:t>
             </w:r>
           </w:p>
         </w:tc>

--- a/Kim11-1-7-Tepkime-Hizina-Etki-Eden-Faktorler.docx
+++ b/Kim11-1-7-Tepkime-Hizina-Etki-Eden-Faktorler.docx
@@ -1216,7 +1216,7 @@
                 <w:rFonts w:ascii="Times New Roman" w:hAnsi="Times New Roman" w:cs="Times New Roman"/>
                 <w:lang w:val="tr-TR"/>
               </w:rPr>
-              <w:t xml:space="preserve">Derişik hidroklorik asit çözeltisine atılan magnezyum şerit yoğun gaz kabarcıkları çıkararak kısa sürede tükenir; seyreltik hidroklorik asit çözeltisine atılan aynı boyuttaki magnezyum şerit ise daha az kabarcık çıkararak çok daha uzun sürede tükenir.</w:t>
+              <w:t xml:space="preserve">Derişik hidrobromik asit çözeltisine atılan alüminyum folyo parçası yoğun gaz kabarcıkları çıkararak kısa sürede tükenir; seyreltik hidrobromik asit çözeltisine atılan aynı boyuttaki alüminyum folyo parçası ise daha az kabarcık çıkararak çok daha uzun sürede tükenir.</w:t>
             </w:r>
           </w:p>
         </w:tc>

--- a/Kim11-1-7-Tepkime-Hizina-Etki-Eden-Faktorler.docx
+++ b/Kim11-1-7-Tepkime-Hizina-Etki-Eden-Faktorler.docx
@@ -1376,7 +1376,7 @@
                 <w:rFonts w:ascii="Times New Roman" w:hAnsi="Times New Roman" w:cs="Times New Roman"/>
                 <w:lang w:val="tr-TR"/>
               </w:rPr>
-              <w:t>Hidrojen peroksit (oksijenli su) yaraya döküldüğünde köpürür.</w:t>
+              <w:t xml:space="preserve">Kibrit alevine tutulan bir şeker küpü tutuşmadan erir; yüzeyine bir miktar odun külü sürülmüş şeker küpü ise aynı alevde tutuşarak yanar. Yanma bittiğinde kül, şekerden geriye kalan kısmın üzerinde yine bulunur.</w:t>
             </w:r>
           </w:p>
         </w:tc>

--- a/Kim11-1-7-Tepkime-Hizina-Etki-Eden-Faktorler.docx
+++ b/Kim11-1-7-Tepkime-Hizina-Etki-Eden-Faktorler.docx
@@ -1376,7 +1376,7 @@
                 <w:rFonts w:ascii="Times New Roman" w:hAnsi="Times New Roman" w:cs="Times New Roman"/>
                 <w:lang w:val="tr-TR"/>
               </w:rPr>
-              <w:t xml:space="preserve">Kibrit alevine tutulan bir şeker küpü tutuşmadan erir; yüzeyine bir miktar odun külü sürülmüş şeker küpü ise aynı alevde tutuşarak yanar. Yanma bittiğinde kül, şekerden geriye kalan kısmın üzerinde yine bulunur.</w:t>
+              <w:t xml:space="preserve">Yumurta lekesi olan bir giysi enzimli deterjanla yıkandığında leke düşük sıcaklıkta kısa sürede çıkar; enzim içermeyen deterjanla aynı koşullarda yıkandığında ise leke çok daha geç çıkar.</w:t>
             </w:r>
           </w:p>
         </w:tc>

--- a/Kim11-1-7-Tepkime-Hizina-Etki-Eden-Faktorler.docx
+++ b/Kim11-1-7-Tepkime-Hizina-Etki-Eden-Faktorler.docx
@@ -1376,7 +1376,7 @@
                 <w:rFonts w:ascii="Times New Roman" w:hAnsi="Times New Roman" w:cs="Times New Roman"/>
                 <w:lang w:val="tr-TR"/>
               </w:rPr>
-              <w:t xml:space="preserve">Yumurta lekesi olan bir giysi enzimli deterjanla yıkandığında leke düşük sıcaklıkta kısa sürede çıkar; enzim içermeyen deterjanla aynı koşullarda yıkandığında ise leke çok daha geç çıkar.</w:t>
+              <w:t xml:space="preserve">Laktozsuz süt üretiminde süte laktaz enzimi eklenir. Laktaz eklenen sütteki süt şekeri (laktoz) kısa sürede daha basit şekerlere parçalanır; laktaz eklenmeyen sütte ise aynı sürede belirgin bir parçalanma olmaz.</w:t>
             </w:r>
           </w:p>
         </w:tc>

--- a/Kim11-1-7-Tepkime-Hizina-Etki-Eden-Faktorler.docx
+++ b/Kim11-1-7-Tepkime-Hizina-Etki-Eden-Faktorler.docx
@@ -2066,285 +2066,32 @@
           <w:rFonts w:ascii="Times New Roman" w:hAnsi="Times New Roman" w:cs="Times New Roman"/>
           <w:lang w:val="tr-TR"/>
         </w:rPr>
-        <w:t>Her faktörün tepkime hızına etkisini araştırmak için grup arkadaşlarınızla bir deney planlayınız. Görev ve sorumluluklarınızı yerine getirmek için bir yol haritası çiziniz ve hazırladığınız planı uygulayınız. Deney planınızı oluştururken aşağıda verilen önerilerden yararlanabilir ya da kendi deney düzeneklerinizi tasarlayabilirsiniz. Okulunuzda laboratuvar imkânı yoksa deneyleri sanal laboratuvar uygulamaları, simülasyonlar veya yapay zekâ destekli kimya programları (IBM RXN for Chemistry vb.) ile de gerçekleştirebilirsiniz. Kullandığınız dijital kaynakların güvenilir olmasına dikkat ediniz.</w:t>
-      </w:r>
-    </w:p>
-    <w:tbl>
-      <w:tblPr>
-        <w:tblW w:w="9000" w:type="dxa"/>
-        <w:jc w:val="center"/>
-        <w:tblBorders>
-          <w:top w:val="single" w:sz="8" w:space="0" w:color="7F7F7F"/>
-          <w:left w:val="single" w:sz="8" w:space="0" w:color="7F7F7F"/>
-          <w:bottom w:val="single" w:sz="8" w:space="0" w:color="7F7F7F"/>
-          <w:right w:val="single" w:sz="8" w:space="0" w:color="7F7F7F"/>
-        </w:tblBorders>
-        <w:tblLook w:val="04A0" w:firstRow="1" w:lastRow="0" w:firstColumn="1" w:lastColumn="0" w:noHBand="0" w:noVBand="1"/>
-      </w:tblPr>
-      <w:tblGrid>
-        <w:gridCol w:w="9000"/>
-      </w:tblGrid>
-      <w:tr>
-        <w:trPr>
-          <w:jc w:val="center"/>
-        </w:trPr>
-        <w:tc>
-          <w:tcPr>
-            <w:tcW w:w="9000" w:type="dxa"/>
-            <w:shd w:val="clear" w:color="auto" w:fill="E2EFDA"/>
-          </w:tcPr>
-          <w:p>
-            <w:pPr>
-              <w:jc w:val="both"/>
-              <w:rPr>
-                <w:rFonts w:ascii="Times New Roman" w:hAnsi="Times New Roman" w:cs="Times New Roman"/>
-                <w:lang w:val="tr-TR"/>
-              </w:rPr>
-            </w:pPr>
-            <w:r>
-              <w:rPr>
-                <w:rFonts w:ascii="Times New Roman" w:hAnsi="Times New Roman" w:cs="Times New Roman"/>
-                <w:b/>
-                <w:bCs/>
-                <w:lang w:val="tr-TR"/>
-              </w:rPr>
-              <w:lastRenderedPageBreak/>
-              <w:t>Deney önerileri</w:t>
-            </w:r>
-          </w:p>
-          <w:p>
-            <w:pPr>
-              <w:jc w:val="both"/>
-              <w:rPr>
-                <w:rFonts w:ascii="Times New Roman" w:hAnsi="Times New Roman" w:cs="Times New Roman"/>
-                <w:lang w:val="tr-TR"/>
-              </w:rPr>
-            </w:pPr>
-            <w:r>
-              <w:rPr>
-                <w:rFonts w:ascii="Times New Roman" w:hAnsi="Times New Roman" w:cs="Times New Roman"/>
-                <w:lang w:val="tr-TR"/>
-              </w:rPr>
-              <w:t xml:space="preserve">• </w:t>
-            </w:r>
-            <w:r>
-              <w:rPr>
-                <w:rFonts w:ascii="Times New Roman" w:hAnsi="Times New Roman" w:cs="Times New Roman"/>
-                <w:b/>
-                <w:bCs/>
-                <w:lang w:val="tr-TR"/>
-              </w:rPr>
-              <w:t>Tepken cinsi:</w:t>
-            </w:r>
-            <w:r>
-              <w:rPr>
-                <w:rFonts w:ascii="Times New Roman" w:hAnsi="Times New Roman" w:cs="Times New Roman"/>
-                <w:lang w:val="tr-TR"/>
-              </w:rPr>
-              <w:t xml:space="preserve"> Aynı boyutta kesilmiş magnezyum, çinko ve bakır şeritleri, aynı derişimdeki (1 M) hidroklorik asit çözeltisi bulunan üç ayrı deney tüpüne bırakınız. Gaz kabarcıklarının çıkış hızını gözlemleyiniz.</w:t>
-            </w:r>
-          </w:p>
-          <w:p>
-            <w:pPr>
-              <w:jc w:val="both"/>
-              <w:rPr>
-                <w:rFonts w:ascii="Times New Roman" w:hAnsi="Times New Roman" w:cs="Times New Roman"/>
-                <w:lang w:val="tr-TR"/>
-              </w:rPr>
-            </w:pPr>
-            <w:r>
-              <w:rPr>
-                <w:rFonts w:ascii="Times New Roman" w:hAnsi="Times New Roman" w:cs="Times New Roman"/>
-                <w:lang w:val="tr-TR"/>
-              </w:rPr>
-              <w:t xml:space="preserve">• </w:t>
-            </w:r>
-            <w:r>
-              <w:rPr>
-                <w:rFonts w:ascii="Times New Roman" w:hAnsi="Times New Roman" w:cs="Times New Roman"/>
-                <w:b/>
-                <w:bCs/>
-                <w:lang w:val="tr-TR"/>
-              </w:rPr>
-              <w:t>Fiziksel hâl:</w:t>
-            </w:r>
-            <w:r>
-              <w:rPr>
-                <w:rFonts w:ascii="Times New Roman" w:hAnsi="Times New Roman" w:cs="Times New Roman"/>
-                <w:lang w:val="tr-TR"/>
-              </w:rPr>
-              <w:t xml:space="preserve"> Bir beherde bir çay kaşığı kabartma tozu (sodyum bikarbonat) ile bir çay kaşığı limon tuzunu (sitrik asit) katı hâlde karıştırınız. Ardından aynı miktarları ayrı ayrı suda çözüp çözeltileri karıştırınız. Gaz çıkışını karşılaştırınız.</w:t>
-            </w:r>
-          </w:p>
-          <w:p>
-            <w:pPr>
-              <w:jc w:val="both"/>
-              <w:rPr>
-                <w:rFonts w:ascii="Times New Roman" w:hAnsi="Times New Roman" w:cs="Times New Roman"/>
-                <w:lang w:val="tr-TR"/>
-              </w:rPr>
-            </w:pPr>
-            <w:r>
-              <w:rPr>
-                <w:rFonts w:ascii="Times New Roman" w:hAnsi="Times New Roman" w:cs="Times New Roman"/>
-                <w:lang w:val="tr-TR"/>
-              </w:rPr>
-              <w:t xml:space="preserve">• </w:t>
-            </w:r>
-            <w:r>
-              <w:rPr>
-                <w:rFonts w:ascii="Times New Roman" w:hAnsi="Times New Roman" w:cs="Times New Roman"/>
-                <w:b/>
-                <w:bCs/>
-                <w:lang w:val="tr-TR"/>
-              </w:rPr>
-              <w:t>Tepken derişimi:</w:t>
-            </w:r>
-            <w:r>
-              <w:rPr>
-                <w:rFonts w:ascii="Times New Roman" w:hAnsi="Times New Roman" w:cs="Times New Roman"/>
-                <w:lang w:val="tr-TR"/>
-              </w:rPr>
-              <w:t xml:space="preserve"> Sodyum tiyosülfat çözeltisinin farklı derişimlerdeki örneklerine eşit hacimde hidroklorik asit ekleyiniz. Beherin altına kâğıda çizilmiş “X” işaretinin bulanıklık nedeniyle görünmez olduğu süreyi ölçünüz. (Tepkimede SO</w:t>
-            </w:r>
-            <w:r>
-              <w:rPr>
-                <w:rFonts w:ascii="Times New Roman" w:hAnsi="Times New Roman" w:cs="Times New Roman"/>
-                <w:vertAlign w:val="subscript"/>
-                <w:lang w:val="tr-TR"/>
-              </w:rPr>
-              <w:t>2</w:t>
-            </w:r>
-            <w:r>
-              <w:rPr>
-                <w:rFonts w:ascii="Times New Roman" w:hAnsi="Times New Roman" w:cs="Times New Roman"/>
-                <w:lang w:val="tr-TR"/>
-              </w:rPr>
-              <w:t xml:space="preserve"> gazı oluştuğu için deneyi iyi havalandırılan bir ortamda yapınız.)</w:t>
-            </w:r>
-          </w:p>
-          <w:p>
-            <w:pPr>
-              <w:jc w:val="both"/>
-              <w:rPr>
-                <w:rFonts w:ascii="Times New Roman" w:hAnsi="Times New Roman" w:cs="Times New Roman"/>
-                <w:lang w:val="tr-TR"/>
-              </w:rPr>
-            </w:pPr>
-            <w:r>
-              <w:rPr>
-                <w:rFonts w:ascii="Times New Roman" w:hAnsi="Times New Roman" w:cs="Times New Roman"/>
-                <w:lang w:val="tr-TR"/>
-              </w:rPr>
-              <w:t xml:space="preserve">• </w:t>
-            </w:r>
-            <w:r>
-              <w:rPr>
-                <w:rFonts w:ascii="Times New Roman" w:hAnsi="Times New Roman" w:cs="Times New Roman"/>
-                <w:b/>
-                <w:bCs/>
-                <w:lang w:val="tr-TR"/>
-              </w:rPr>
-              <w:t>Sıcaklık:</w:t>
-            </w:r>
-            <w:r>
-              <w:rPr>
-                <w:rFonts w:ascii="Times New Roman" w:hAnsi="Times New Roman" w:cs="Times New Roman"/>
-                <w:lang w:val="tr-TR"/>
-              </w:rPr>
-              <w:t xml:space="preserve"> Eşit hacimde soğuk (yaklaşık 10 °C), oda sıcaklığında (yaklaşık 25 °C) ve ılık (yaklaşık 50 °C) su bulunan üç bardağa birer efervesan tablet atınız. Tabletlerin tamamen tükenme sürelerini ölçünüz.</w:t>
-            </w:r>
-          </w:p>
-          <w:p>
-            <w:pPr>
-              <w:jc w:val="both"/>
-              <w:rPr>
-                <w:rFonts w:ascii="Times New Roman" w:hAnsi="Times New Roman" w:cs="Times New Roman"/>
-                <w:lang w:val="tr-TR"/>
-              </w:rPr>
-            </w:pPr>
-            <w:r>
-              <w:rPr>
-                <w:rFonts w:ascii="Times New Roman" w:hAnsi="Times New Roman" w:cs="Times New Roman"/>
-                <w:lang w:val="tr-TR"/>
-              </w:rPr>
-              <w:t xml:space="preserve">• </w:t>
-            </w:r>
-            <w:r>
-              <w:rPr>
-                <w:rFonts w:ascii="Times New Roman" w:hAnsi="Times New Roman" w:cs="Times New Roman"/>
-                <w:b/>
-                <w:bCs/>
-                <w:lang w:val="tr-TR"/>
-              </w:rPr>
-              <w:t>Katı tepkenin temas yüzeyi:</w:t>
-            </w:r>
-            <w:r>
-              <w:rPr>
-                <w:rFonts w:ascii="Times New Roman" w:hAnsi="Times New Roman" w:cs="Times New Roman"/>
-                <w:lang w:val="tr-TR"/>
-              </w:rPr>
-              <w:t xml:space="preserve"> Eşit hacimde ve aynı sıcaklıkta su bulunan iki bardaktan birine bütün bir efervesan tablet, diğerine havanda toz hâline getirilmiş bir efervesan tablet ekleyiniz. Tepkimenin tamamlanma sürelerini karşılaştırınız.</w:t>
-            </w:r>
-          </w:p>
-          <w:p>
-            <w:pPr>
-              <w:jc w:val="both"/>
-              <w:rPr>
-                <w:rFonts w:ascii="Times New Roman" w:hAnsi="Times New Roman" w:cs="Times New Roman"/>
-                <w:lang w:val="tr-TR"/>
-              </w:rPr>
-            </w:pPr>
-            <w:r>
-              <w:rPr>
-                <w:rFonts w:ascii="Times New Roman" w:hAnsi="Times New Roman" w:cs="Times New Roman"/>
-                <w:lang w:val="tr-TR"/>
-              </w:rPr>
-              <w:t xml:space="preserve">• </w:t>
-            </w:r>
-            <w:r>
-              <w:rPr>
-                <w:rFonts w:ascii="Times New Roman" w:hAnsi="Times New Roman" w:cs="Times New Roman"/>
-                <w:b/>
-                <w:bCs/>
-                <w:lang w:val="tr-TR"/>
-              </w:rPr>
-              <w:t>Katalizör:</w:t>
-            </w:r>
-            <w:r>
-              <w:rPr>
-                <w:rFonts w:ascii="Times New Roman" w:hAnsi="Times New Roman" w:cs="Times New Roman"/>
-                <w:lang w:val="tr-TR"/>
-              </w:rPr>
-              <w:t xml:space="preserve"> Eşit hacimde %3’lük hidrojen peroksit çözeltisi bulunan iki deney tüpünden birine bir miktar kuru maya ya da çiğ patates dilimi ekleyiniz. Gaz çıkışını gözlemleyiniz ve tüpün ağzına kor hâlindeki bir kıymık yaklaştırınız.</w:t>
-            </w:r>
-          </w:p>
-        </w:tc>
-      </w:tr>
-    </w:tbl>
-    <w:p>
-      <w:pPr>
-        <w:jc w:val="both"/>
-        <w:rPr>
-          <w:rFonts w:ascii="Times New Roman" w:hAnsi="Times New Roman" w:cs="Times New Roman"/>
-          <w:lang w:val="tr-TR"/>
-        </w:rPr>
-      </w:pPr>
-    </w:p>
-    <w:p>
-      <w:pPr>
-        <w:jc w:val="both"/>
-        <w:rPr>
-          <w:rFonts w:ascii="Times New Roman" w:hAnsi="Times New Roman" w:cs="Times New Roman"/>
-          <w:lang w:val="tr-TR"/>
-        </w:rPr>
-      </w:pPr>
-      <w:r>
-        <w:rPr>
-          <w:rFonts w:ascii="Times New Roman" w:hAnsi="Times New Roman" w:cs="Times New Roman"/>
-          <w:lang w:val="tr-TR"/>
-        </w:rPr>
-        <w:t>Her faktör için gerçekleştirdiğiniz deneyi aşağıdaki deney planına göre yazınız. Deneyi gerçekleştirdikten sonra elde ettiğiniz verileri gözlem tablosuna kaydediniz.</w:t>
+        <w:t xml:space="preserve">Her faktörün tepkime hızına etkisini araştırmak için grup arkadaşlarınızla deneyler tasarlayınız ve tasarladığınız deneyleri gerçekleştiriniz. Görev ve sorumluluklarınızı yerine getirmek için bir yol haritası çiziniz. Magnezyum, çinko ve bakır şeritler, farklı derişimlerde hidroklorik asit ve sodyum tiyosülfat çözeltileri, kabartma tozu, limon tuzu, efervesan tablet, %3’lük hidrojen peroksit çözeltisi, kuru maya, havan, deney tüpleri, beherler, ısıtıcı, termometre ve kronometre gibi malzemeler kullanabilirsiniz. Deneylerinizi gerçekleştirmek için farklı malzemeler de tercih edebilirsiniz. Deneylerinizi gerçekleştirirken uymanız gereken güvenlik uyarılarını belirleyiniz. Okulunuzda laboratuvar imkânı yoksa deneyleri sanal laboratuvar uygulamaları, simülasyonlar veya yapay zekâ destekli kimya programları (IBM RXN for Chemistry vb.) ile de gerçekleştirebilirsiniz. Kullandığınız dijital kaynakların güvenilir olmasına dikkat ediniz.</w:t>
+      </w:r>
+    </w:p>
+    <w:p>
+      <w:pPr>
+        <w:jc w:val="both"/>
+        <w:rPr>
+          <w:rFonts w:ascii="Times New Roman" w:hAnsi="Times New Roman" w:cs="Times New Roman"/>
+          <w:lang w:val="tr-TR"/>
+        </w:rPr>
+      </w:pPr>
+    </w:p>
+    <w:p>
+      <w:pPr>
+        <w:jc w:val="both"/>
+        <w:rPr>
+          <w:rFonts w:ascii="Times New Roman" w:hAnsi="Times New Roman" w:cs="Times New Roman"/>
+          <w:lang w:val="tr-TR"/>
+        </w:rPr>
+      </w:pPr>
+      <w:r>
+        <w:rPr>
+          <w:rFonts w:ascii="Times New Roman" w:hAnsi="Times New Roman" w:cs="Times New Roman"/>
+          <w:lang w:val="tr-TR"/>
+        </w:rPr>
+        <w:t xml:space="preserve">• Her faktör için tasarladığınız deneyin adını, amacını, yapılışını ve deney için gerekli malzemeleri aşağıdaki deney planına not ediniz. Deneyi gerçekleştirdikten sonra elde ettiğiniz verileri gözlem tablosuna kaydediniz.</w:t>
       </w:r>
     </w:p>
     <w:p>
@@ -2370,6 +2117,31 @@
           <w:lang w:val="tr-TR"/>
         </w:rPr>
         <w:t xml:space="preserve"> ……………………………………………………………………………</w:t>
+      </w:r>
+    </w:p>
+    <w:p>
+      <w:pPr>
+        <w:jc w:val="both"/>
+        <w:rPr>
+          <w:rFonts w:ascii="Times New Roman" w:hAnsi="Times New Roman" w:cs="Times New Roman"/>
+          <w:lang w:val="tr-TR"/>
+        </w:rPr>
+      </w:pPr>
+      <w:r>
+        <w:rPr>
+          <w:rFonts w:ascii="Times New Roman" w:hAnsi="Times New Roman" w:cs="Times New Roman"/>
+          <w:b/>
+          <w:bCs/>
+          <w:lang w:val="tr-TR"/>
+        </w:rPr>
+        <w:t>Deneyin Amacı: ……………………………………………………………………………</w:t>
+      </w:r>
+      <w:r>
+        <w:rPr>
+          <w:rFonts w:ascii="Times New Roman" w:hAnsi="Times New Roman" w:cs="Times New Roman"/>
+          <w:lang w:val="tr-TR"/>
+        </w:rPr>
+        <w:t xml:space="preserve"/>
       </w:r>
     </w:p>
     <w:p>
@@ -2925,6 +2697,31 @@
           <w:lang w:val="tr-TR"/>
         </w:rPr>
         <w:t xml:space="preserve"> ……………………………………………………………………………</w:t>
+      </w:r>
+    </w:p>
+    <w:p>
+      <w:pPr>
+        <w:jc w:val="both"/>
+        <w:rPr>
+          <w:rFonts w:ascii="Times New Roman" w:hAnsi="Times New Roman" w:cs="Times New Roman"/>
+          <w:lang w:val="tr-TR"/>
+        </w:rPr>
+      </w:pPr>
+      <w:r>
+        <w:rPr>
+          <w:rFonts w:ascii="Times New Roman" w:hAnsi="Times New Roman" w:cs="Times New Roman"/>
+          <w:b/>
+          <w:bCs/>
+          <w:lang w:val="tr-TR"/>
+        </w:rPr>
+        <w:t>Deneyin Amacı: ……………………………………………………………………………</w:t>
+      </w:r>
+      <w:r>
+        <w:rPr>
+          <w:rFonts w:ascii="Times New Roman" w:hAnsi="Times New Roman" w:cs="Times New Roman"/>
+          <w:lang w:val="tr-TR"/>
+        </w:rPr>
+        <w:t xml:space="preserve"/>
       </w:r>
     </w:p>
     <w:p>

--- a/Kim11-1-7-Tepkime-Hizina-Etki-Eden-Faktorler.docx
+++ b/Kim11-1-7-Tepkime-Hizina-Etki-Eden-Faktorler.docx
@@ -289,7 +289,7 @@
           <w:noProof/>
         </w:rPr>
         <w:drawing>
-          <wp:inline distT="0" distB="0" distL="0" distR="0" wp14:anchorId="04A89E27" wp14:editId="09DCE0F9">
+          <wp:inline distT="0" distB="0" distL="0" distR="0" wp14:anchorId="04A89E27" wp14:editId="550C15F7">
             <wp:extent cx="5943600" cy="4358640"/>
             <wp:effectExtent l="0" t="0" r="0" b="0"/>
             <wp:docPr id="2123729894" name="Picture 12" descr="Rusty iron nails piled up in a disorderly fashion"/>
@@ -1140,7 +1140,7 @@
                 <w:rFonts w:ascii="Times New Roman" w:hAnsi="Times New Roman" w:cs="Times New Roman"/>
                 <w:lang w:val="tr-TR"/>
               </w:rPr>
-              <w:t xml:space="preserve">Benzin buharı küçük bir kıvılcımla anında tutuşup yanar; bu nedenle akaryakıt istasyonlarında kıvılcım çıkarabilecek davranışlar yasaktır. Kaptaki sıvı benzin ise ancak yüzeyinden buharlaştığı ölçüde yanar.</w:t>
+              <w:t>Benzin buharı küçük bir kıvılcımla anında tutuşup yanar; bu nedenle akaryakıt istasyonlarında kıvılcım çıkarabilecek davranışlar yasaktır. Kaptaki sıvı benzin ise ancak yüzeyinden buharlaştığı ölçüde yanar.</w:t>
             </w:r>
           </w:p>
         </w:tc>
@@ -1216,7 +1216,15 @@
                 <w:rFonts w:ascii="Times New Roman" w:hAnsi="Times New Roman" w:cs="Times New Roman"/>
                 <w:lang w:val="tr-TR"/>
               </w:rPr>
-              <w:t xml:space="preserve">Derişik hidrobromik asit çözeltisine atılan alüminyum folyo parçası yoğun gaz kabarcıkları çıkararak kısa sürede tükenir; seyreltik hidrobromik asit çözeltisine atılan aynı boyuttaki alüminyum folyo parçası ise daha az kabarcık çıkararak çok daha uzun sürede tükenir.</w:t>
+              <w:t xml:space="preserve">Derişik hidrobromik asit çözeltisine atılan alüminyum folyo parçası yoğun gaz kabarcıkları çıkararak kısa sürede </w:t>
+            </w:r>
+            <w:r>
+              <w:rPr>
+                <w:rFonts w:ascii="Times New Roman" w:hAnsi="Times New Roman" w:cs="Times New Roman"/>
+                <w:lang w:val="tr-TR"/>
+              </w:rPr>
+              <w:lastRenderedPageBreak/>
+              <w:t>tükenir; seyreltik hidrobromik asit çözeltisine atılan aynı boyuttaki alüminyum folyo parçası ise daha az kabarcık çıkararak çok daha uzun sürede tükenir.</w:t>
             </w:r>
           </w:p>
         </w:tc>
@@ -1354,7 +1362,6 @@
                 <w:rFonts w:ascii="Times New Roman" w:hAnsi="Times New Roman" w:cs="Times New Roman"/>
                 <w:lang w:val="tr-TR"/>
               </w:rPr>
-              <w:lastRenderedPageBreak/>
               <w:t>Katalizör</w:t>
             </w:r>
           </w:p>
@@ -1376,7 +1383,7 @@
                 <w:rFonts w:ascii="Times New Roman" w:hAnsi="Times New Roman" w:cs="Times New Roman"/>
                 <w:lang w:val="tr-TR"/>
               </w:rPr>
-              <w:t xml:space="preserve">Laktozsuz süt üretiminde süte laktaz enzimi eklenir. Laktaz eklenen sütteki süt şekeri (laktoz) kısa sürede daha basit şekerlere parçalanır; laktaz eklenmeyen sütte ise aynı sürede belirgin bir parçalanma olmaz.</w:t>
+              <w:t>Laktozsuz süt üretiminde süte laktaz enzimi eklenir. Laktaz eklenen sütteki süt şekeri (laktoz) kısa sürede daha basit şekerlere parçalanır; laktaz eklenmeyen sütte ise aynı sürede belirgin bir parçalanma olmaz.</w:t>
             </w:r>
           </w:p>
         </w:tc>
@@ -1829,6 +1836,7 @@
                 <w:rFonts w:ascii="Times New Roman" w:hAnsi="Times New Roman" w:cs="Times New Roman"/>
                 <w:lang w:val="tr-TR"/>
               </w:rPr>
+              <w:lastRenderedPageBreak/>
               <w:t>Sıcaklık</w:t>
             </w:r>
           </w:p>
@@ -2066,32 +2074,32 @@
           <w:rFonts w:ascii="Times New Roman" w:hAnsi="Times New Roman" w:cs="Times New Roman"/>
           <w:lang w:val="tr-TR"/>
         </w:rPr>
-        <w:t xml:space="preserve">Her faktörün tepkime hızına etkisini araştırmak için grup arkadaşlarınızla deneyler tasarlayınız ve tasarladığınız deneyleri gerçekleştiriniz. Görev ve sorumluluklarınızı yerine getirmek için bir yol haritası çiziniz. Magnezyum, çinko ve bakır şeritler, farklı derişimlerde hidroklorik asit ve sodyum tiyosülfat çözeltileri, kabartma tozu, limon tuzu, efervesan tablet, %3’lük hidrojen peroksit çözeltisi, kuru maya, havan, deney tüpleri, beherler, ısıtıcı, termometre ve kronometre gibi malzemeler kullanabilirsiniz. Deneylerinizi gerçekleştirmek için farklı malzemeler de tercih edebilirsiniz. Deneylerinizi gerçekleştirirken uymanız gereken güvenlik uyarılarını belirleyiniz. Okulunuzda laboratuvar imkânı yoksa deneyleri sanal laboratuvar uygulamaları, simülasyonlar veya yapay zekâ destekli kimya programları (IBM RXN for Chemistry vb.) ile de gerçekleştirebilirsiniz. Kullandığınız dijital kaynakların güvenilir olmasına dikkat ediniz.</w:t>
-      </w:r>
-    </w:p>
-    <w:p>
-      <w:pPr>
-        <w:jc w:val="both"/>
-        <w:rPr>
-          <w:rFonts w:ascii="Times New Roman" w:hAnsi="Times New Roman" w:cs="Times New Roman"/>
-          <w:lang w:val="tr-TR"/>
-        </w:rPr>
-      </w:pPr>
-    </w:p>
-    <w:p>
-      <w:pPr>
-        <w:jc w:val="both"/>
-        <w:rPr>
-          <w:rFonts w:ascii="Times New Roman" w:hAnsi="Times New Roman" w:cs="Times New Roman"/>
-          <w:lang w:val="tr-TR"/>
-        </w:rPr>
-      </w:pPr>
-      <w:r>
-        <w:rPr>
-          <w:rFonts w:ascii="Times New Roman" w:hAnsi="Times New Roman" w:cs="Times New Roman"/>
-          <w:lang w:val="tr-TR"/>
-        </w:rPr>
-        <w:t xml:space="preserve">• Her faktör için tasarladığınız deneyin adını, amacını, yapılışını ve deney için gerekli malzemeleri aşağıdaki deney planına not ediniz. Deneyi gerçekleştirdikten sonra elde ettiğiniz verileri gözlem tablosuna kaydediniz.</w:t>
+        <w:t>Her faktörün tepkime hızına etkisini araştırmak için grup arkadaşlarınızla deneyler tasarlayınız ve tasarladığınız deneyleri gerçekleştiriniz. Görev ve sorumluluklarınızı yerine getirmek için bir yol haritası çiziniz. Magnezyum, çinko ve bakır şeritler, farklı derişimlerde hidroklorik asit ve sodyum tiyosülfat çözeltileri, kabartma tozu, limon tuzu, efervesan tablet, %3’lük hidrojen peroksit çözeltisi, kuru maya, havan, deney tüpleri, beherler, ısıtıcı, termometre ve kronometre gibi malzemeler kullanabilirsiniz. Deneylerinizi gerçekleştirmek için farklı malzemeler de tercih edebilirsiniz. Deneylerinizi gerçekleştirirken uymanız gereken güvenlik uyarılarını belirleyiniz. Okulunuzda laboratuvar imkânı yoksa deneyleri sanal laboratuvar uygulamaları, simülasyonlar veya yapay zekâ destekli kimya programları (IBM RXN for Chemistry vb.) ile de gerçekleştirebilirsiniz. Kullandığınız dijital kaynakların güvenilir olmasına dikkat ediniz.</w:t>
+      </w:r>
+    </w:p>
+    <w:p>
+      <w:pPr>
+        <w:jc w:val="both"/>
+        <w:rPr>
+          <w:rFonts w:ascii="Times New Roman" w:hAnsi="Times New Roman" w:cs="Times New Roman"/>
+          <w:lang w:val="tr-TR"/>
+        </w:rPr>
+      </w:pPr>
+    </w:p>
+    <w:p>
+      <w:pPr>
+        <w:jc w:val="both"/>
+        <w:rPr>
+          <w:rFonts w:ascii="Times New Roman" w:hAnsi="Times New Roman" w:cs="Times New Roman"/>
+          <w:lang w:val="tr-TR"/>
+        </w:rPr>
+      </w:pPr>
+      <w:r>
+        <w:rPr>
+          <w:rFonts w:ascii="Times New Roman" w:hAnsi="Times New Roman" w:cs="Times New Roman"/>
+          <w:lang w:val="tr-TR"/>
+        </w:rPr>
+        <w:t>• Her faktör için tasarladığınız deneyin adını, amacını, yapılışını ve deney için gerekli malzemeleri aşağıdaki deney planına not ediniz. Deneyi gerçekleştirdikten sonra elde ettiğiniz verileri gözlem tablosuna kaydediniz.</w:t>
       </w:r>
     </w:p>
     <w:p>
@@ -2135,13 +2143,6 @@
           <w:lang w:val="tr-TR"/>
         </w:rPr>
         <w:t>Deneyin Amacı: ……………………………………………………………………………</w:t>
-      </w:r>
-      <w:r>
-        <w:rPr>
-          <w:rFonts w:ascii="Times New Roman" w:hAnsi="Times New Roman" w:cs="Times New Roman"/>
-          <w:lang w:val="tr-TR"/>
-        </w:rPr>
-        <w:t xml:space="preserve"/>
       </w:r>
     </w:p>
     <w:p>
@@ -2716,13 +2717,6 @@
         </w:rPr>
         <w:t>Deneyin Amacı: ……………………………………………………………………………</w:t>
       </w:r>
-      <w:r>
-        <w:rPr>
-          <w:rFonts w:ascii="Times New Roman" w:hAnsi="Times New Roman" w:cs="Times New Roman"/>
-          <w:lang w:val="tr-TR"/>
-        </w:rPr>
-        <w:t xml:space="preserve"/>
-      </w:r>
     </w:p>
     <w:p>
       <w:pPr>
@@ -3316,6 +3310,7 @@
           <w:rFonts w:ascii="Times New Roman" w:hAnsi="Times New Roman" w:cs="Times New Roman"/>
           <w:lang w:val="tr-TR"/>
         </w:rPr>
+        <w:lastRenderedPageBreak/>
         <w:t>Deney verilerinizi analiz ederek her bir faktörün tepkime hızına etkisini yorumlayınız. Verileriniz başlangıçta kurduğunuz hipotezleri destekliyor mu? Açıklayınız.</w:t>
       </w:r>
     </w:p>
@@ -3337,7 +3332,6 @@
           <w:rFonts w:ascii="Times New Roman" w:hAnsi="Times New Roman" w:cs="Times New Roman"/>
           <w:lang w:val="tr-TR"/>
         </w:rPr>
-        <w:lastRenderedPageBreak/>
         <w:t>Verileriniz hipotezlerinizden birini desteklemiyorsa bunun olası nedenlerini (kontrol değişkenlerinin sabit tutulup tutulmadığı, ölçüm süresi, malzeme miktarı vb.) grup arkadaşlarınızla tartışınız. Gerekirse deney planınızı yeniden düzenleyerek deneyi tekrarlayınız.</w:t>
       </w:r>
     </w:p>
@@ -3630,6 +3624,7 @@
           <w:rFonts w:ascii="Times New Roman" w:hAnsi="Times New Roman" w:cs="Times New Roman"/>
           <w:lang w:val="tr-TR"/>
         </w:rPr>
+        <w:lastRenderedPageBreak/>
         <w:t>Grubunuzun bulgularını ve açıklamalarını sınıfınızla paylaşınız. Diğer grupların sonuçlarını kendi sonuçlarınızla karşılaştırarak ulaştığınız açıklamaların güvenilirliğini değerlendiriniz.</w:t>
       </w:r>
     </w:p>
@@ -3647,7 +3642,6 @@
           <w:rFonts w:ascii="Times New Roman" w:hAnsi="Times New Roman" w:cs="Times New Roman"/>
           <w:lang w:val="tr-TR"/>
         </w:rPr>
-        <w:lastRenderedPageBreak/>
         <w:t>……………………………………………………………………………………………</w:t>
       </w:r>
     </w:p>
@@ -4070,7 +4064,7 @@
           <w:rFonts w:ascii="Times New Roman" w:hAnsi="Times New Roman" w:cs="Times New Roman"/>
           <w:lang w:val="tr-TR"/>
         </w:rPr>
-        <w:t>Analiz ve Keşif Atölyesi 1.7.’de gerçekleştirdiğiniz deneylerde aynı tepkimenin bazı koşullarda hızlandığını, bazı koşullarda ise yavaşladığını gözlemlediniz. Deney verileriniz, kimyasal tepkimelerin hızının; tepkenlerin cinsine, fiziksel hâline ve derişimine, sıcaklığa, katı tepkenlerin temas yüzeyine ve katalizöre bağlı olduğunu göstermektedir. Bu faktörlerin etkisi çarpışma teorisi ile açıklanabilir. Çarpışma teorisine göre bir tepkimenin hızı, birim zamanda gerçekleşen etkin çarpışma sayısı ile doğru orantılıdır. Bu nedenle birim zamandaki toplam çarpışma sayısını ya da çarpışmalar içindeki etkin çarpışmaların oranını artıran her etken tepkime hızını artırır.</w:t>
+        <w:t>Deney veriler, kimyasal tepkimelerin hızının; tepkenlerin cinsine, fiziksel hâline ve derişimine, sıcaklığa, katı tepkenlerin temas yüzeyine ve katalizöre bağlı olduğunu göstermektedir. Bu faktörlerin etkisi çarpışma teorisi ile açıklanabilir. Çarpışma teorisine göre bir tepkimenin hızı, birim zamanda gerçekleşen etkin çarpışma sayısı ile doğru orantılıdır. Bu nedenle birim zamandaki toplam çarpışma sayısını ya da çarpışmalar içindeki etkin çarpışmaların oranını artıran her etken tepkime hızını artırır.</w:t>
       </w:r>
     </w:p>
     <w:p>
@@ -4105,7 +4099,15 @@
           <w:rFonts w:ascii="Times New Roman" w:hAnsi="Times New Roman" w:cs="Times New Roman"/>
           <w:lang w:val="tr-TR"/>
         </w:rPr>
-        <w:t>Aynı koşullarda farklı maddeler farklı hızlarda tepkimeye girer. Örneğin oda sıcaklığında gümüş nitrat çözeltisine sodyum klorür çözeltisi eklendiğinde beyaz renkli gümüş klorür çökeleği anında oluşur (Görsel C). Buna karşılık doğal gazın temel bileşeni olan metan, havadaki oksijenle aynı ortamda uzun süre tepkimeye girmeden bulunabilir; yanmanın başlaması için bir kıvılcım ya da alev gerekir. Peki tepkenlerin cinsi tepkime hızını neden bu kadar etkiler? Tepkime sırasında kırılması gereken bağların sayısı ve sağlamlığı, aktivasyon enerjisinin büyüklüğünü belirler. Genel olarak zıt yüklü iyonlar arasında gerçekleşen tepkimeler (Ag</w:t>
+        <w:t xml:space="preserve">Aynı koşullarda farklı maddeler farklı hızlarda tepkimeye girer. Örneğin oda sıcaklığında kurşun(II) nitrat çözeltisine potasyum iyodür çözeltisi eklendiğinde sarı renkli kurşun(II) iyodür çökeleği anında oluşur (Görsel C). Buna karşılık doğal gazın temel bileşeni olan metan, havadaki oksijenle aynı ortamda uzun süre tepkimeye girmeden bulunabilir; yanmanın başlaması için bir kıvılcım ya da </w:t>
+      </w:r>
+      <w:r>
+        <w:rPr>
+          <w:rFonts w:ascii="Times New Roman" w:hAnsi="Times New Roman" w:cs="Times New Roman"/>
+          <w:lang w:val="tr-TR"/>
+        </w:rPr>
+        <w:lastRenderedPageBreak/>
+        <w:t>alev gerekir. Peki tepkenlerin cinsi tepkime hızını neden bu kadar etkiler? Tepkime sırasında kırılması gereken bağların sayısı ve sağlamlığı, aktivasyon enerjisinin büyüklüğünü belirler. Genel olarak zıt yüklü iyonlar arasında gerçekleşen tepkimeler (Ag</w:t>
       </w:r>
       <w:r>
         <w:rPr>
@@ -4135,15 +4137,7 @@
           <w:rFonts w:ascii="Times New Roman" w:hAnsi="Times New Roman" w:cs="Times New Roman"/>
           <w:lang w:val="tr-TR"/>
         </w:rPr>
-        <w:t xml:space="preserve">(suda) → AgCl(k) gibi) </w:t>
-      </w:r>
-      <w:r>
-        <w:rPr>
-          <w:rFonts w:ascii="Times New Roman" w:hAnsi="Times New Roman" w:cs="Times New Roman"/>
-          <w:lang w:val="tr-TR"/>
-        </w:rPr>
-        <w:lastRenderedPageBreak/>
-        <w:t>bağ kırılması gerektirmediği için oda sıcaklığında çok hızlıdır. Metanın yanması gibi kovalent bağların kırılmasını gerektiren tepkimeler ise genellikle daha yavaştır.</w:t>
+        <w:t>(suda) → AgCl(k) gibi) bağ kırılması gerektirmediği için oda sıcaklığında çok hızlıdır. Metanın yanması gibi kovalent bağların kırılmasını gerektiren tepkimeler ise genellikle daha yavaştır.</w:t>
       </w:r>
     </w:p>
     <w:tbl>
@@ -4199,7 +4193,7 @@
                 <w:rFonts w:ascii="Times New Roman" w:hAnsi="Times New Roman" w:cs="Times New Roman"/>
                 <w:lang w:val="tr-TR"/>
               </w:rPr>
-              <w:t>Tarif: Gümüş nitrat çözeltisi bulunan bir deney tüpüne/behere sodyum klorür çözeltisi damlatıldığı anda oluşan beyaz, bulutsu gümüş klorür çökeleği.</w:t>
+              <w:t xml:space="preserve">Tarif: İki berrak çözeltinin karıştırılmasıyla anında oluşan sarı kurşun(II) iyodür çökeleği (fotoğraf; Kimya10’da kullanılan görselin aynısı).</w:t>
             </w:r>
           </w:p>
           <w:p>
@@ -4215,7 +4209,7 @@
                 <w:rFonts w:ascii="Times New Roman" w:hAnsi="Times New Roman" w:cs="Times New Roman"/>
                 <w:lang w:val="tr-TR"/>
               </w:rPr>
-              <w:t>Shutterstock arama: “silver chloride precipitate” / “white precipitate test tube”</w:t>
+              <w:t xml:space="preserve">Shutterstock arama: “yellow precipitate two clear liquids”</w:t>
             </w:r>
           </w:p>
           <w:p>
@@ -4231,7 +4225,7 @@
                 <w:rFonts w:ascii="Times New Roman" w:hAnsi="Times New Roman" w:cs="Times New Roman"/>
                 <w:lang w:val="tr-TR"/>
               </w:rPr>
-              <w:t>Shutter ID: 2074498582 (vektörel; AgNO₃ + NaCl → AgCl + NaNO₃ çökelme tepkimesi, etiketler Türkçeleştirilmeli). Alternatif: 2294975705. Uygun fotoğraf bulunamadı; mümkünse deney fotoğrafı çekilsin.</w:t>
+              <w:t xml:space="preserve">Shutter ID: 1094771678</w:t>
             </w:r>
           </w:p>
         </w:tc>
@@ -4261,14 +4255,14 @@
           <w:bCs/>
           <w:lang w:val="tr-TR"/>
         </w:rPr>
-        <w:t>Görsel C:</w:t>
-      </w:r>
-      <w:r>
-        <w:rPr>
-          <w:rFonts w:ascii="Times New Roman" w:hAnsi="Times New Roman" w:cs="Times New Roman"/>
-          <w:lang w:val="tr-TR"/>
-        </w:rPr>
-        <w:t xml:space="preserve"> Gümüş nitrat ve sodyum klorür çözeltilerinin karıştırılmasıyla anında oluşan gümüş klorür çökeleği</w:t>
+        <w:t xml:space="preserve">Görsel C: Kurşun(II) nitrat ve potasyum iyodür çözeltilerinin karıştırılmasıyla anında oluşan kurşun(II) iyodür çökeleği</w:t>
+      </w:r>
+      <w:r>
+        <w:rPr>
+          <w:rFonts w:ascii="Times New Roman" w:hAnsi="Times New Roman" w:cs="Times New Roman"/>
+          <w:lang w:val="tr-TR"/>
+        </w:rPr>
+        <w:t xml:space="preserve"/>
       </w:r>
     </w:p>
     <w:p>
@@ -4386,7 +4380,7 @@
           <w:rFonts w:ascii="Times New Roman" w:hAnsi="Times New Roman" w:cs="Times New Roman"/>
           <w:lang w:val="tr-TR"/>
         </w:rPr>
-        <w:t xml:space="preserve">Eşit kütlede mermer parçaları biri 0,5 M, diğeri 2 M hidroklorik asit çözeltisi içeren iki behere bırakıldığında derişik asitteki gaz çıkışının çok daha hızlı olduğu görülür. Peki derişimin artması tanecikler düzeyinde neyi değiştirir? Tepken derişimi arttıkça birim hacimdeki tanecik sayısı artar. Birim hacimde daha fazla tanecik bulunması birim zamanda gerçekleşen çarpışma sayısını ve dolayısıyla etkin çarpışma sayısını artırır (Görsel D). Bu nedenle tepken derişimi arttıkça tepkime </w:t>
+        <w:t xml:space="preserve">Eşit kütlede mermer parçaları biri 0,5 M, diğeri 2 M hidroklorik asit çözeltisi içeren iki behere bırakıldığında derişik asitteki gaz çıkışının çok daha hızlı olduğu görülür. Peki derişimin artması </w:t>
       </w:r>
       <w:r>
         <w:rPr>
@@ -4394,7 +4388,7 @@
           <w:lang w:val="tr-TR"/>
         </w:rPr>
         <w:lastRenderedPageBreak/>
-        <w:t>hızı artar. Havada ısıtıldığında yalnızca kızaran bir çelik yünü parçasının saf oksijen dolu bir kapta parlak kıvılcımlar saçarak hızla yanması da havada yaklaşık %21 olan oksijen oranının saf oksijende çok daha yüksek olmasıyla açıklanabilir. Gaz fazındaki tepkimelerde sabit sıcaklıkta kabın hacmi küçültüldüğünde gazların derişimi ve basıncı artar; bu durum da tepkime hızını artırır. Sıcaklık sabit kaldığı sürece katı ve saf sıvıların derişimi değişmediğinden bunların miktarındaki değişim tepkime hızını derişim yoluyla etkilemez.</w:t>
+        <w:t>tanecikler düzeyinde neyi değiştirir? Tepken derişimi arttıkça birim hacimdeki tanecik sayısı artar. Birim hacimde daha fazla tanecik bulunması birim zamanda gerçekleşen çarpışma sayısını ve dolayısıyla etkin çarpışma sayısını artırır (Görsel D). Bu nedenle tepken derişimi arttıkça tepkime hızı artar. Havada ısıtıldığında yalnızca kızaran bir çelik yünü parçasının saf oksijen dolu bir kapta parlak kıvılcımlar saçarak hızla yanması da havada yaklaşık %21 olan oksijen oranının saf oksijende çok daha yüksek olmasıyla açıklanabilir. Gaz fazındaki tepkimelerde sabit sıcaklıkta kabın hacmi küçültüldüğünde gazların derişimi ve basıncı artar; bu durum da tepkime hızını artırır. Sıcaklık sabit kaldığı sürece katı ve saf sıvıların derişimi değişmediğinden bunların miktarındaki değişim tepkime hızını derişim yoluyla etkilemez.</w:t>
       </w:r>
     </w:p>
     <w:p>
@@ -4575,7 +4569,15 @@
           <w:rFonts w:ascii="Times New Roman" w:hAnsi="Times New Roman" w:cs="Times New Roman"/>
           <w:lang w:val="tr-TR"/>
         </w:rPr>
-        <w:t>) bu alan belirgin şekilde büyüktür; bu nedenle etkin çarpışma sayısı ve tepkime hızı artar. Sıcaklık artışı hem endotermik hem de ekzotermik tepkimelerin hızını artırır. Oda sıcaklığı civarında birçok tepkimede sıcaklığın 10 °C artırılması tepkime hızını yaklaşık iki katına çıkarır. Sebze ve meyvelerin buzdolabında saklanması, düşük sıcaklıkta bozulma tepkimelerinin yavaşlamasından yararlanılan bir uygulamadır. Düdüklü tencerede suyun daha yüksek sıcaklıkta kaynaması ise yemeklerin daha kısa sürede pişmesini sağlar.</w:t>
+        <w:t xml:space="preserve">) bu alan belirgin şekilde büyüktür; bu nedenle etkin çarpışma sayısı ve tepkime hızı artar. Sıcaklık artışı hem endotermik hem de ekzotermik tepkimelerin hızını artırır. Oda sıcaklığı civarında birçok tepkimede sıcaklığın 10 °C artırılması tepkime hızını yaklaşık iki katına çıkarır. Sebze ve meyvelerin buzdolabında saklanması, düşük sıcaklıkta bozulma tepkimelerinin yavaşlamasından yararlanılan bir uygulamadır. Düdüklü </w:t>
+      </w:r>
+      <w:r>
+        <w:rPr>
+          <w:rFonts w:ascii="Times New Roman" w:hAnsi="Times New Roman" w:cs="Times New Roman"/>
+          <w:lang w:val="tr-TR"/>
+        </w:rPr>
+        <w:lastRenderedPageBreak/>
+        <w:t>tencerede suyun daha yüksek sıcaklıkta kaynaması ise yemeklerin daha kısa sürede pişmesini sağlar.</w:t>
       </w:r>
     </w:p>
     <w:p>
@@ -4590,7 +4592,6 @@
         <w:rPr>
           <w:noProof/>
         </w:rPr>
-        <w:lastRenderedPageBreak/>
         <w:drawing>
           <wp:inline distT="0" distB="0" distL="0" distR="0" wp14:anchorId="0E9E73F2" wp14:editId="6FD2B120">
             <wp:extent cx="4680000" cy="2867280"/>
@@ -4782,6 +4783,7 @@
           <w:bCs/>
           <w:lang w:val="tr-TR"/>
         </w:rPr>
+        <w:lastRenderedPageBreak/>
         <w:t>Görsel E:</w:t>
       </w:r>
       <w:r>
@@ -4808,7 +4810,6 @@
           <w:bCs/>
           <w:lang w:val="tr-TR"/>
         </w:rPr>
-        <w:lastRenderedPageBreak/>
         <w:t>Katalizör</w:t>
       </w:r>
     </w:p>

--- a/Kim11-1-7-Tepkime-Hizina-Etki-Eden-Faktorler.docx
+++ b/Kim11-1-7-Tepkime-Hizina-Etki-Eden-Faktorler.docx
@@ -289,7 +289,7 @@
           <w:noProof/>
         </w:rPr>
         <w:drawing>
-          <wp:inline distT="0" distB="0" distL="0" distR="0" wp14:anchorId="04A89E27" wp14:editId="550C15F7">
+          <wp:inline distT="0" distB="0" distL="0" distR="0" wp14:anchorId="04A89E27" wp14:editId="26B71731">
             <wp:extent cx="5943600" cy="4358640"/>
             <wp:effectExtent l="0" t="0" r="0" b="0"/>
             <wp:docPr id="2123729894" name="Picture 12" descr="Rusty iron nails piled up in a disorderly fashion"/>
@@ -4099,7 +4099,7 @@
           <w:rFonts w:ascii="Times New Roman" w:hAnsi="Times New Roman" w:cs="Times New Roman"/>
           <w:lang w:val="tr-TR"/>
         </w:rPr>
-        <w:t xml:space="preserve">Aynı koşullarda farklı maddeler farklı hızlarda tepkimeye girer. Örneğin oda sıcaklığında kurşun(II) nitrat çözeltisine potasyum iyodür çözeltisi eklendiğinde sarı renkli kurşun(II) iyodür çökeleği anında oluşur (Görsel C). Buna karşılık doğal gazın temel bileşeni olan metan, havadaki oksijenle aynı ortamda uzun süre tepkimeye girmeden bulunabilir; yanmanın başlaması için bir kıvılcım ya da </w:t>
+        <w:t xml:space="preserve">Aynı koşullarda farklı maddeler farklı hızlarda tepkimeye girer. Örneğin oda sıcaklığında kurşun(II) nitrat çözeltisine potasyum iyodür çözeltisi eklendiğinde sarı renkli kurşun(II) iyodür çökeleği anında oluşur (Görsel C). Buna karşılık doğal gazın temel bileşeni olan metan, havadaki oksijenle aynı ortamda uzun süre tepkimeye girmeden bulunabilir; yanmanın başlaması için bir </w:t>
       </w:r>
       <w:r>
         <w:rPr>
@@ -4107,7 +4107,7 @@
           <w:lang w:val="tr-TR"/>
         </w:rPr>
         <w:lastRenderedPageBreak/>
-        <w:t>alev gerekir. Peki tepkenlerin cinsi tepkime hızını neden bu kadar etkiler? Tepkime sırasında kırılması gereken bağların sayısı ve sağlamlığı, aktivasyon enerjisinin büyüklüğünü belirler. Genel olarak zıt yüklü iyonlar arasında gerçekleşen tepkimeler (Ag</w:t>
+        <w:t>kıvılcım ya da alev gerekir. Peki tepkenlerin cinsi tepkime hızını neden bu kadar etkiler? Tepkime sırasında kırılması gereken bağların sayısı ve sağlamlığı, aktivasyon enerjisinin büyüklüğünü belirler. Genel olarak zıt yüklü iyonlar arasında gerçekleşen tepkimeler (Ag</w:t>
       </w:r>
       <w:r>
         <w:rPr>
@@ -4140,218 +4140,135 @@
         <w:t>(suda) → AgCl(k) gibi) bağ kırılması gerektirmediği için oda sıcaklığında çok hızlıdır. Metanın yanması gibi kovalent bağların kırılmasını gerektiren tepkimeler ise genellikle daha yavaştır.</w:t>
       </w:r>
     </w:p>
-    <w:tbl>
-      <w:tblPr>
-        <w:tblW w:w="9000" w:type="dxa"/>
-        <w:jc w:val="center"/>
-        <w:tblBorders>
-          <w:top w:val="single" w:sz="8" w:space="0" w:color="7F7F7F"/>
-          <w:left w:val="single" w:sz="8" w:space="0" w:color="7F7F7F"/>
-          <w:bottom w:val="single" w:sz="8" w:space="0" w:color="7F7F7F"/>
-          <w:right w:val="single" w:sz="8" w:space="0" w:color="7F7F7F"/>
-        </w:tblBorders>
-        <w:tblLook w:val="04A0" w:firstRow="1" w:lastRow="0" w:firstColumn="1" w:lastColumn="0" w:noHBand="0" w:noVBand="1"/>
-      </w:tblPr>
-      <w:tblGrid>
-        <w:gridCol w:w="9000"/>
-      </w:tblGrid>
-      <w:tr>
-        <w:trPr>
-          <w:jc w:val="center"/>
-        </w:trPr>
-        <w:tc>
-          <w:tcPr>
-            <w:tcW w:w="9000" w:type="dxa"/>
-            <w:shd w:val="clear" w:color="auto" w:fill="EDEDED"/>
-          </w:tcPr>
-          <w:p>
-            <w:pPr>
-              <w:jc w:val="both"/>
-              <w:rPr>
-                <w:rFonts w:ascii="Times New Roman" w:hAnsi="Times New Roman" w:cs="Times New Roman"/>
-                <w:lang w:val="tr-TR"/>
-              </w:rPr>
-            </w:pPr>
-            <w:r>
-              <w:rPr>
-                <w:rFonts w:ascii="Times New Roman" w:hAnsi="Times New Roman" w:cs="Times New Roman"/>
-                <w:lang w:val="tr-TR"/>
-              </w:rPr>
-              <w:t>GÖRSEL ALANI</w:t>
-            </w:r>
-          </w:p>
-          <w:p>
-            <w:pPr>
-              <w:jc w:val="both"/>
-              <w:rPr>
-                <w:rFonts w:ascii="Times New Roman" w:hAnsi="Times New Roman" w:cs="Times New Roman"/>
-                <w:lang w:val="tr-TR"/>
-              </w:rPr>
-            </w:pPr>
-            <w:r>
-              <w:rPr>
-                <w:rFonts w:ascii="Times New Roman" w:hAnsi="Times New Roman" w:cs="Times New Roman"/>
-                <w:lang w:val="tr-TR"/>
-              </w:rPr>
-              <w:t xml:space="preserve">Tarif: İki berrak çözeltinin karıştırılmasıyla anında oluşan sarı kurşun(II) iyodür çökeleği (fotoğraf; Kimya10’da kullanılan görselin aynısı).</w:t>
-            </w:r>
-          </w:p>
-          <w:p>
-            <w:pPr>
-              <w:jc w:val="both"/>
-              <w:rPr>
-                <w:rFonts w:ascii="Times New Roman" w:hAnsi="Times New Roman" w:cs="Times New Roman"/>
-                <w:lang w:val="tr-TR"/>
-              </w:rPr>
-            </w:pPr>
-            <w:r>
-              <w:rPr>
-                <w:rFonts w:ascii="Times New Roman" w:hAnsi="Times New Roman" w:cs="Times New Roman"/>
-                <w:lang w:val="tr-TR"/>
-              </w:rPr>
-              <w:t xml:space="preserve">Shutterstock arama: “yellow precipitate two clear liquids”</w:t>
-            </w:r>
-          </w:p>
-          <w:p>
-            <w:pPr>
-              <w:jc w:val="both"/>
-              <w:rPr>
-                <w:rFonts w:ascii="Times New Roman" w:hAnsi="Times New Roman" w:cs="Times New Roman"/>
-                <w:lang w:val="tr-TR"/>
-              </w:rPr>
-            </w:pPr>
-            <w:r>
-              <w:rPr>
-                <w:rFonts w:ascii="Times New Roman" w:hAnsi="Times New Roman" w:cs="Times New Roman"/>
-                <w:lang w:val="tr-TR"/>
-              </w:rPr>
-              <w:t xml:space="preserve">Shutter ID: 1094771678</w:t>
-            </w:r>
-          </w:p>
-        </w:tc>
-      </w:tr>
-    </w:tbl>
-    <w:p>
-      <w:pPr>
-        <w:jc w:val="both"/>
-        <w:rPr>
-          <w:rFonts w:ascii="Times New Roman" w:hAnsi="Times New Roman" w:cs="Times New Roman"/>
-          <w:lang w:val="tr-TR"/>
-        </w:rPr>
-      </w:pPr>
-    </w:p>
-    <w:p>
-      <w:pPr>
-        <w:jc w:val="center"/>
-        <w:rPr>
-          <w:rFonts w:ascii="Times New Roman" w:hAnsi="Times New Roman" w:cs="Times New Roman"/>
-          <w:lang w:val="tr-TR"/>
-        </w:rPr>
-      </w:pPr>
-      <w:r>
+    <w:p>
+      <w:pPr>
+        <w:jc w:val="both"/>
+        <w:rPr>
+          <w:rFonts w:ascii="Times New Roman" w:hAnsi="Times New Roman" w:cs="Times New Roman"/>
+          <w:lang w:val="tr-TR"/>
+        </w:rPr>
+      </w:pPr>
+    </w:p>
+    <w:p>
+      <w:pPr>
+        <w:jc w:val="both"/>
+        <w:rPr>
+          <w:rFonts w:ascii="Times New Roman" w:hAnsi="Times New Roman" w:cs="Times New Roman"/>
+          <w:lang w:val="tr-TR"/>
+        </w:rPr>
+      </w:pPr>
+      <w:r>
+        <w:fldChar w:fldCharType="begin"/>
+      </w:r>
+      <w:r>
+        <w:instrText xml:space="preserve"> INCLUDEPICTURE "https://www.shutterstock.com/shutterstock/photos/1094771678/display_1500/stock-photo-chemical-reaction-two-clear-liquids-are-mixed-to-produce-a-yellow-precipitate-1094771678.jpg" \* MERGEFORMATINET </w:instrText>
+      </w:r>
+      <w:r>
+        <w:fldChar w:fldCharType="separate"/>
+      </w:r>
+      <w:r>
+        <w:rPr>
+          <w:noProof/>
+        </w:rPr>
+        <w:drawing>
+          <wp:inline distT="0" distB="0" distL="0" distR="0" wp14:anchorId="38FCBFA0" wp14:editId="74C0E250">
+            <wp:extent cx="5080673" cy="3707914"/>
+            <wp:effectExtent l="0" t="0" r="0" b="635"/>
+            <wp:docPr id="75804744" name="Picture 11" descr="Chemical reaction. Two clear liquids are mixed to produce a yellow precipitate."/>
+            <wp:cNvGraphicFramePr>
+              <a:graphicFrameLocks xmlns:a="http://schemas.openxmlformats.org/drawingml/2006/main" noChangeAspect="1"/>
+            </wp:cNvGraphicFramePr>
+            <a:graphic xmlns:a="http://schemas.openxmlformats.org/drawingml/2006/main">
+              <a:graphicData uri="http://schemas.openxmlformats.org/drawingml/2006/picture">
+                <pic:pic xmlns:pic="http://schemas.openxmlformats.org/drawingml/2006/picture">
+                  <pic:nvPicPr>
+                    <pic:cNvPr id="0" name="Picture 1" descr="Chemical reaction. Two clear liquids are mixed to produce a yellow precipitate."/>
+                    <pic:cNvPicPr>
+                      <a:picLocks noChangeAspect="1" noChangeArrowheads="1"/>
+                    </pic:cNvPicPr>
+                  </pic:nvPicPr>
+                  <pic:blipFill>
+                    <a:blip r:embed="rId9" cstate="print">
+                      <a:extLst>
+                        <a:ext uri="{28A0092B-C50C-407E-A947-70E740481C1C}">
+                          <a14:useLocalDpi xmlns:a14="http://schemas.microsoft.com/office/drawing/2010/main" val="0"/>
+                        </a:ext>
+                      </a:extLst>
+                    </a:blip>
+                    <a:srcRect/>
+                    <a:stretch>
+                      <a:fillRect/>
+                    </a:stretch>
+                  </pic:blipFill>
+                  <pic:spPr bwMode="auto">
+                    <a:xfrm>
+                      <a:off x="0" y="0"/>
+                      <a:ext cx="5082924" cy="3709557"/>
+                    </a:xfrm>
+                    <a:prstGeom prst="rect">
+                      <a:avLst/>
+                    </a:prstGeom>
+                    <a:noFill/>
+                    <a:ln>
+                      <a:noFill/>
+                    </a:ln>
+                  </pic:spPr>
+                </pic:pic>
+              </a:graphicData>
+            </a:graphic>
+          </wp:inline>
+        </w:drawing>
+      </w:r>
+      <w:r>
+        <w:fldChar w:fldCharType="end"/>
+      </w:r>
+    </w:p>
+    <w:p>
+      <w:pPr>
+        <w:jc w:val="both"/>
         <w:rPr>
           <w:rFonts w:ascii="Times New Roman" w:hAnsi="Times New Roman" w:cs="Times New Roman"/>
           <w:b/>
           <w:bCs/>
           <w:lang w:val="tr-TR"/>
         </w:rPr>
-        <w:t xml:space="preserve">Görsel C: Kurşun(II) nitrat ve potasyum iyodür çözeltilerinin karıştırılmasıyla anında oluşan kurşun(II) iyodür çökeleği</w:t>
-      </w:r>
-      <w:r>
-        <w:rPr>
-          <w:rFonts w:ascii="Times New Roman" w:hAnsi="Times New Roman" w:cs="Times New Roman"/>
-          <w:lang w:val="tr-TR"/>
-        </w:rPr>
-        <w:t xml:space="preserve"/>
-      </w:r>
-    </w:p>
-    <w:p>
-      <w:pPr>
-        <w:jc w:val="both"/>
-        <w:rPr>
-          <w:rFonts w:ascii="Times New Roman" w:hAnsi="Times New Roman" w:cs="Times New Roman"/>
-          <w:lang w:val="tr-TR"/>
-        </w:rPr>
-      </w:pPr>
-      <w:r>
-        <w:rPr>
-          <w:rFonts w:ascii="Times New Roman" w:hAnsi="Times New Roman" w:cs="Times New Roman"/>
-          <w:lang w:val="tr-TR"/>
-        </w:rPr>
-        <w:t>Tepkime hızı, bir basamakta aynı anda çarpışması gereken tanecik sayısına da bağlıdır. İki taneciğin uygun doğrultuda çarpışma olasılığı yüksekken üç taneciğin aynı anda ve uygun doğrultuda çarpışma olasılığı çok düşüktür. Bu nedenle aynı koşullarda, tek basamakta gerçekleşen ve iki taneciğin çarpışmasını gerektiren tepkimeler, üç taneciğin aynı anda çarpışmasını gerektiren tepkimelere göre genellikle daha hızlıdır. Dört ya da daha fazla taneciğin aynı anda çarpışması neredeyse imkânsız olduğundan bu tür tepkimeler birden fazla basamakta gerçekleşir.</w:t>
-      </w:r>
-    </w:p>
-    <w:p>
-      <w:pPr>
-        <w:keepNext/>
-        <w:jc w:val="both"/>
-        <w:rPr>
-          <w:rFonts w:ascii="Times New Roman" w:hAnsi="Times New Roman" w:cs="Times New Roman"/>
-          <w:lang w:val="tr-TR"/>
-        </w:rPr>
-      </w:pPr>
+      </w:pPr>
+      <w:proofErr w:type="spellStart"/>
       <w:r>
         <w:rPr>
           <w:rFonts w:ascii="Times New Roman" w:hAnsi="Times New Roman" w:cs="Times New Roman"/>
           <w:b/>
           <w:bCs/>
-          <w:lang w:val="tr-TR"/>
-        </w:rPr>
-        <w:t>Fiziksel Hâl</w:t>
-      </w:r>
-    </w:p>
-    <w:p>
-      <w:pPr>
-        <w:jc w:val="both"/>
-        <w:rPr>
-          <w:rFonts w:ascii="Times New Roman" w:hAnsi="Times New Roman" w:cs="Times New Roman"/>
-          <w:lang w:val="tr-TR"/>
-        </w:rPr>
-      </w:pPr>
-      <w:r>
-        <w:rPr>
-          <w:rFonts w:ascii="Times New Roman" w:hAnsi="Times New Roman" w:cs="Times New Roman"/>
-          <w:lang w:val="tr-TR"/>
-        </w:rPr>
-        <w:t xml:space="preserve">Tepkimenin gerçekleşebilmesi için tepken taneciklerinin birbirleriyle çarpışması gerekir. Katı hâldeki tanecikler yalnızca yerlerinde titreşim hareketi yapabildiği için iki katı tepken ancak temas yüzeylerinde tepkimeye girebilir. Bu nedenle katılar arasındaki tepkimeler genellikle çok yavaştır. Sıvı ve çözelti hâlindeki tanecikler ile gaz tanecikleri ise ortamda serbestçe hareket ederek daha sık çarpışır. Örneğin katı kurşun(II) nitrat ile katı potasyum iyodür bir kapta karıştırıldığında sarı renkli kurşun(II) iyodür yalnızca tanecikleri birbirine değen yüzeylerde ve yavaş oluşur. Aynı maddelerin sulu çözeltileri karıştırıldığında ise sarı çökelek anında oluşur. Genel olarak aynı tepkime için tepkime hızı gaz &gt; sıvı (çözelti) &gt; katı şeklinde sıralanır. Tepkenlerin tamamı aynı fiziksel hâlde bulunan tepkimelere </w:t>
-      </w:r>
+          <w:highlight w:val="yellow"/>
+          <w:lang w:val="tr-TR"/>
+        </w:rPr>
+        <w:t>Shutter</w:t>
+      </w:r>
+      <w:proofErr w:type="spellEnd"/>
       <w:r>
         <w:rPr>
           <w:rFonts w:ascii="Times New Roman" w:hAnsi="Times New Roman" w:cs="Times New Roman"/>
           <w:b/>
           <w:bCs/>
-          <w:lang w:val="tr-TR"/>
-        </w:rPr>
-        <w:t>homojen tepkimeler</w:t>
-      </w:r>
-      <w:r>
-        <w:rPr>
-          <w:rFonts w:ascii="Times New Roman" w:hAnsi="Times New Roman" w:cs="Times New Roman"/>
-          <w:lang w:val="tr-TR"/>
-        </w:rPr>
-        <w:t xml:space="preserve">, farklı fiziksel hâllerde bulunan tepkimelere ise </w:t>
+          <w:highlight w:val="yellow"/>
+          <w:lang w:val="tr-TR"/>
+        </w:rPr>
+        <w:t xml:space="preserve"> ID: 1094771678</w:t>
       </w:r>
       <w:r>
         <w:rPr>
           <w:rFonts w:ascii="Times New Roman" w:hAnsi="Times New Roman" w:cs="Times New Roman"/>
           <w:b/>
           <w:bCs/>
-          <w:lang w:val="tr-TR"/>
-        </w:rPr>
-        <w:t>heterojen tepkimeler</w:t>
-      </w:r>
-      <w:r>
-        <w:rPr>
-          <w:rFonts w:ascii="Times New Roman" w:hAnsi="Times New Roman" w:cs="Times New Roman"/>
-          <w:lang w:val="tr-TR"/>
-        </w:rPr>
-        <w:t xml:space="preserve"> denir.</w:t>
-      </w:r>
-    </w:p>
-    <w:p>
-      <w:pPr>
-        <w:keepNext/>
-        <w:jc w:val="both"/>
+          <w:highlight w:val="yellow"/>
+          <w:lang w:val="tr-TR"/>
+        </w:rPr>
+        <w:t xml:space="preserve"> (NOT: Kimya10 kitabında bu görseli kullanmıştık)</w:t>
+      </w:r>
+    </w:p>
+    <w:p>
+      <w:pPr>
+        <w:jc w:val="center"/>
         <w:rPr>
           <w:rFonts w:ascii="Times New Roman" w:hAnsi="Times New Roman" w:cs="Times New Roman"/>
           <w:lang w:val="tr-TR"/>
@@ -4364,6 +4281,257 @@
           <w:bCs/>
           <w:lang w:val="tr-TR"/>
         </w:rPr>
+        <w:t xml:space="preserve">Görsel C: </w:t>
+      </w:r>
+      <w:proofErr w:type="gramStart"/>
+      <w:r>
+        <w:rPr>
+          <w:rFonts w:ascii="Times New Roman" w:hAnsi="Times New Roman" w:cs="Times New Roman"/>
+          <w:b/>
+          <w:bCs/>
+          <w:lang w:val="tr-TR"/>
+        </w:rPr>
+        <w:t>Kurşun(</w:t>
+      </w:r>
+      <w:proofErr w:type="gramEnd"/>
+      <w:r>
+        <w:rPr>
+          <w:rFonts w:ascii="Times New Roman" w:hAnsi="Times New Roman" w:cs="Times New Roman"/>
+          <w:b/>
+          <w:bCs/>
+          <w:lang w:val="tr-TR"/>
+        </w:rPr>
+        <w:t xml:space="preserve">II) nitrat ve potasyum iyodür çözeltilerinin karıştırılmasıyla anında oluşan </w:t>
+      </w:r>
+      <w:proofErr w:type="gramStart"/>
+      <w:r>
+        <w:rPr>
+          <w:rFonts w:ascii="Times New Roman" w:hAnsi="Times New Roman" w:cs="Times New Roman"/>
+          <w:b/>
+          <w:bCs/>
+          <w:lang w:val="tr-TR"/>
+        </w:rPr>
+        <w:t>kurşun(</w:t>
+      </w:r>
+      <w:proofErr w:type="gramEnd"/>
+      <w:r>
+        <w:rPr>
+          <w:rFonts w:ascii="Times New Roman" w:hAnsi="Times New Roman" w:cs="Times New Roman"/>
+          <w:b/>
+          <w:bCs/>
+          <w:lang w:val="tr-TR"/>
+        </w:rPr>
+        <w:t>II) iyodür çökeleği</w:t>
+      </w:r>
+    </w:p>
+    <w:p>
+      <w:pPr>
+        <w:jc w:val="both"/>
+        <w:rPr>
+          <w:rFonts w:ascii="Times New Roman" w:hAnsi="Times New Roman" w:cs="Times New Roman"/>
+          <w:lang w:val="tr-TR"/>
+        </w:rPr>
+      </w:pPr>
+      <w:r>
+        <w:rPr>
+          <w:rFonts w:ascii="Times New Roman" w:hAnsi="Times New Roman" w:cs="Times New Roman"/>
+          <w:lang w:val="tr-TR"/>
+        </w:rPr>
+        <w:t>Tepkime hızı, bir basamakta aynı anda çarpışması gereken tanecik sayısına da bağlıdır. İki taneciğin uygun doğrultuda çarpışma olasılığı yüksekken üç taneciğin aynı anda ve uygun doğrultuda çarpışma olasılığı çok düşüktür. Bu nedenle aynı koşullarda, tek basamakta gerçekleşen ve iki taneciğin çarpışmasını gerektiren tepkimeler, üç taneciğin aynı anda çarpışmasını gerektiren tepkimelere göre genellikle daha hızlıdır. Dört ya da daha fazla taneciğin aynı anda çarpışması neredeyse imkânsız olduğundan bu tür tepkimeler birden fazla basamakta gerçekleşir.</w:t>
+      </w:r>
+    </w:p>
+    <w:p>
+      <w:pPr>
+        <w:keepNext/>
+        <w:jc w:val="both"/>
+        <w:rPr>
+          <w:rFonts w:ascii="Times New Roman" w:hAnsi="Times New Roman" w:cs="Times New Roman"/>
+          <w:lang w:val="tr-TR"/>
+        </w:rPr>
+      </w:pPr>
+      <w:r>
+        <w:rPr>
+          <w:rFonts w:ascii="Times New Roman" w:hAnsi="Times New Roman" w:cs="Times New Roman"/>
+          <w:b/>
+          <w:bCs/>
+          <w:lang w:val="tr-TR"/>
+        </w:rPr>
+        <w:t>Fiziksel Hâl</w:t>
+      </w:r>
+    </w:p>
+    <w:p>
+      <w:pPr>
+        <w:jc w:val="both"/>
+        <w:rPr>
+          <w:rFonts w:ascii="Times New Roman" w:hAnsi="Times New Roman" w:cs="Times New Roman"/>
+          <w:lang w:val="tr-TR"/>
+        </w:rPr>
+      </w:pPr>
+      <w:r>
+        <w:rPr>
+          <w:rFonts w:ascii="Times New Roman" w:hAnsi="Times New Roman" w:cs="Times New Roman"/>
+          <w:lang w:val="tr-TR"/>
+        </w:rPr>
+        <w:t xml:space="preserve">Tepkimenin gerçekleşebilmesi için tepken taneciklerinin birbirleriyle çarpışması gerekir. Katı hâldeki tanecikler yalnızca yerlerinde titreşim hareketi yapabildiği için iki katı tepken ancak temas </w:t>
+      </w:r>
+      <w:r>
+        <w:rPr>
+          <w:rFonts w:ascii="Times New Roman" w:hAnsi="Times New Roman" w:cs="Times New Roman"/>
+          <w:lang w:val="tr-TR"/>
+        </w:rPr>
+        <w:lastRenderedPageBreak/>
+        <w:t xml:space="preserve">yüzeylerinde tepkimeye girebilir. Bu nedenle katılar arasındaki tepkimeler genellikle çok yavaştır. Sıvı ve çözelti hâlindeki tanecikler ile gaz tanecikleri ise ortamda serbestçe hareket ederek daha sık çarpışır. Örneğin katı kurşun(II) nitrat ile katı potasyum iyodür bir kapta karıştırıldığında sarı renkli kurşun(II) iyodür yalnızca tanecikleri birbirine değen yüzeylerde ve yavaş oluşur. Aynı maddelerin sulu çözeltileri karıştırıldığında ise sarı çökelek anında oluşur (Görsel D). Genel olarak aynı tepkime için tepkime hızı gaz &gt; sıvı (çözelti) &gt; katı şeklinde sıralanır. Tepkenlerin tamamı aynı fiziksel hâlde bulunan tepkimelere </w:t>
+      </w:r>
+      <w:r>
+        <w:rPr>
+          <w:rFonts w:ascii="Times New Roman" w:hAnsi="Times New Roman" w:cs="Times New Roman"/>
+          <w:b/>
+          <w:bCs/>
+          <w:lang w:val="tr-TR"/>
+        </w:rPr>
+        <w:t>homojen tepkimeler</w:t>
+      </w:r>
+      <w:r>
+        <w:rPr>
+          <w:rFonts w:ascii="Times New Roman" w:hAnsi="Times New Roman" w:cs="Times New Roman"/>
+          <w:lang w:val="tr-TR"/>
+        </w:rPr>
+        <w:t xml:space="preserve">, farklı fiziksel hâllerde bulunan tepkimelere ise </w:t>
+      </w:r>
+      <w:r>
+        <w:rPr>
+          <w:rFonts w:ascii="Times New Roman" w:hAnsi="Times New Roman" w:cs="Times New Roman"/>
+          <w:b/>
+          <w:bCs/>
+          <w:lang w:val="tr-TR"/>
+        </w:rPr>
+        <w:t>heterojen tepkimeler</w:t>
+      </w:r>
+      <w:r>
+        <w:rPr>
+          <w:rFonts w:ascii="Times New Roman" w:hAnsi="Times New Roman" w:cs="Times New Roman"/>
+          <w:lang w:val="tr-TR"/>
+        </w:rPr>
+        <w:t xml:space="preserve"> denir.</w:t>
+      </w:r>
+    </w:p>
+    <w:p>
+      <w:pPr>
+        <w:jc w:val="center"/>
+        <w:rPr>
+          <w:rFonts w:ascii="Times New Roman" w:hAnsi="Times New Roman" w:cs="Times New Roman"/>
+          <w:lang w:val="tr-TR"/>
+        </w:rPr>
+      </w:pPr>
+      <w:r>
+        <w:rPr>
+          <w:noProof/>
+        </w:rPr>
+        <w:drawing>
+          <wp:inline distT="0" distB="0" distL="0" distR="0" wp14:anchorId="6B73C9F0" wp14:editId="5416ED67">
+            <wp:extent cx="4680000" cy="2187391"/>
+            <wp:effectExtent l="0" t="0" r="0" b="0"/>
+            <wp:docPr id="2123729895" name="Grafik 900020" descr="Fiziksel hal tanecik modeli"/>
+            <wp:cNvGraphicFramePr>
+              <a:graphicFrameLocks xmlns:a="http://schemas.openxmlformats.org/drawingml/2006/main" noChangeAspect="1"/>
+            </wp:cNvGraphicFramePr>
+            <a:graphic xmlns:a="http://schemas.openxmlformats.org/drawingml/2006/main">
+              <a:graphicData uri="http://schemas.openxmlformats.org/drawingml/2006/picture">
+                <pic:pic xmlns:pic="http://schemas.openxmlformats.org/drawingml/2006/picture">
+                  <pic:nvPicPr>
+                    <pic:cNvPr id="900005" name="k17_fiziksel_hal.png"/>
+                    <pic:cNvPicPr/>
+                  </pic:nvPicPr>
+                  <pic:blipFill>
+                    <a:blip r:embed="rId20"/>
+                    <a:stretch>
+                      <a:fillRect/>
+                    </a:stretch>
+                  </pic:blipFill>
+                  <pic:spPr>
+                    <a:xfrm>
+                      <a:off x="0" y="0"/>
+                      <a:ext cx="4680000" cy="2187391"/>
+                    </a:xfrm>
+                    <a:prstGeom prst="rect">
+                      <a:avLst/>
+                    </a:prstGeom>
+                  </pic:spPr>
+                </pic:pic>
+              </a:graphicData>
+            </a:graphic>
+          </wp:inline>
+        </w:drawing>
+      </w:r>
+    </w:p>
+    <w:p>
+      <w:pPr>
+        <w:jc w:val="center"/>
+        <w:rPr>
+          <w:rFonts w:ascii="Times New Roman" w:hAnsi="Times New Roman" w:cs="Times New Roman"/>
+          <w:lang w:val="tr-TR"/>
+        </w:rPr>
+      </w:pPr>
+      <w:r>
+        <w:rPr>
+          <w:rFonts w:ascii="Times New Roman" w:hAnsi="Times New Roman" w:cs="Times New Roman"/>
+          <w:b/>
+          <w:bCs/>
+          <w:lang w:val="tr-TR"/>
+        </w:rPr>
+        <w:t xml:space="preserve">Görsel D: Katı hâldeki ve çözeltideki tepkenlerin tanecikler düzeyinde karşılaştırılması</w:t>
+      </w:r>
+      <w:r>
+        <w:rPr>
+          <w:rFonts w:ascii="Times New Roman" w:hAnsi="Times New Roman" w:cs="Times New Roman"/>
+          <w:lang w:val="tr-TR"/>
+        </w:rPr>
+        <w:t xml:space="preserve"/>
+      </w:r>
+    </w:p>
+    <w:p>
+      <w:pPr>
+        <w:jc w:val="both"/>
+        <w:rPr>
+          <w:rFonts w:ascii="Times New Roman" w:hAnsi="Times New Roman" w:cs="Times New Roman"/>
+          <w:lang w:val="tr-TR"/>
+        </w:rPr>
+      </w:pPr>
+      <w:r>
+        <w:rPr>
+          <w:rFonts w:ascii="Times New Roman" w:hAnsi="Times New Roman" w:cs="Times New Roman"/>
+          <w:b/>
+          <w:bCs/>
+          <w:highlight w:val="yellow"/>
+          <w:lang w:val="tr-TR"/>
+        </w:rPr>
+        <w:t xml:space="preserve">NOT: Taslak model; yayınevi tarafından aynı renk ve iyon oranlarıyla (Pb²⁺ : NO₃⁻ = 1 : 2, K⁺ : I⁻ = 1 : 1) yeniden çizilebilir.</w:t>
+      </w:r>
+      <w:r>
+        <w:rPr>
+          <w:rFonts w:ascii="Times New Roman" w:hAnsi="Times New Roman" w:cs="Times New Roman"/>
+          <w:highlight w:val="yellow"/>
+          <w:lang w:val="tr-TR"/>
+        </w:rPr>
+        <w:t/>
+      </w:r>
+    </w:p>
+    <w:p>
+      <w:pPr>
+        <w:keepNext/>
+        <w:jc w:val="both"/>
+        <w:rPr>
+          <w:rFonts w:ascii="Times New Roman" w:hAnsi="Times New Roman" w:cs="Times New Roman"/>
+          <w:lang w:val="tr-TR"/>
+        </w:rPr>
+      </w:pPr>
+      <w:r>
+        <w:rPr>
+          <w:rFonts w:ascii="Times New Roman" w:hAnsi="Times New Roman" w:cs="Times New Roman"/>
+          <w:b/>
+          <w:bCs/>
+          <w:lang w:val="tr-TR"/>
+        </w:rPr>
         <w:t>Tepken Derişimi</w:t>
       </w:r>
     </w:p>
@@ -4380,15 +4548,7 @@
           <w:rFonts w:ascii="Times New Roman" w:hAnsi="Times New Roman" w:cs="Times New Roman"/>
           <w:lang w:val="tr-TR"/>
         </w:rPr>
-        <w:t xml:space="preserve">Eşit kütlede mermer parçaları biri 0,5 M, diğeri 2 M hidroklorik asit çözeltisi içeren iki behere bırakıldığında derişik asitteki gaz çıkışının çok daha hızlı olduğu görülür. Peki derişimin artması </w:t>
-      </w:r>
-      <w:r>
-        <w:rPr>
-          <w:rFonts w:ascii="Times New Roman" w:hAnsi="Times New Roman" w:cs="Times New Roman"/>
-          <w:lang w:val="tr-TR"/>
-        </w:rPr>
-        <w:lastRenderedPageBreak/>
-        <w:t>tanecikler düzeyinde neyi değiştirir? Tepken derişimi arttıkça birim hacimdeki tanecik sayısı artar. Birim hacimde daha fazla tanecik bulunması birim zamanda gerçekleşen çarpışma sayısını ve dolayısıyla etkin çarpışma sayısını artırır (Görsel D). Bu nedenle tepken derişimi arttıkça tepkime hızı artar. Havada ısıtıldığında yalnızca kızaran bir çelik yünü parçasının saf oksijen dolu bir kapta parlak kıvılcımlar saçarak hızla yanması da havada yaklaşık %21 olan oksijen oranının saf oksijende çok daha yüksek olmasıyla açıklanabilir. Gaz fazındaki tepkimelerde sabit sıcaklıkta kabın hacmi küçültüldüğünde gazların derişimi ve basıncı artar; bu durum da tepkime hızını artırır. Sıcaklık sabit kaldığı sürece katı ve saf sıvıların derişimi değişmediğinden bunların miktarındaki değişim tepkime hızını derişim yoluyla etkilemez.</w:t>
+        <w:t xml:space="preserve">Eşit kütlede mermer parçaları biri 0,5 M, diğeri 2 M hidroklorik asit çözeltisi içeren iki behere bırakıldığında derişik asitteki gaz çıkışının çok daha hızlı olduğu görülür. Peki derişimin artması tanecikler düzeyinde neyi değiştirir? Tepken derişimi arttıkça birim hacimdeki tanecik sayısı artar. Birim hacimde daha fazla tanecik bulunması birim zamanda gerçekleşen çarpışma sayısını ve dolayısıyla etkin çarpışma sayısını artırır (Görsel E). Bu nedenle tepken derişimi arttıkça tepkime hızı artar. Havada ısıtıldığında yalnızca kızaran bir çelik yünü parçasının saf oksijen dolu bir kapta parlak kıvılcımlar saçarak hızla yanması da havada yaklaşık %21 olan oksijen oranının saf oksijende çok daha yüksek olmasıyla açıklanabilir. Gaz fazındaki tepkimelerde sabit sıcaklıkta kabın hacmi küçültüldüğünde gazların derişimi ve basıncı artar; bu durum da tepkime hızını artırır. Sıcaklık sabit kaldığı sürece katı ve saf sıvıların derişimi değişmediğinden bunların miktarındaki değişim tepkime hızını derişim yoluyla etkilemez.</w:t>
       </w:r>
     </w:p>
     <w:p>
@@ -4419,7 +4579,7 @@
                     <pic:cNvPicPr/>
                   </pic:nvPicPr>
                   <pic:blipFill>
-                    <a:blip r:embed="rId9"/>
+                    <a:blip r:embed="rId10"/>
                     <a:stretch>
                       <a:fillRect/>
                     </a:stretch>
@@ -4455,7 +4615,7 @@
           <w:bCs/>
           <w:lang w:val="tr-TR"/>
         </w:rPr>
-        <w:t>Görsel D:</w:t>
+        <w:t xml:space="preserve">Görsel E:</w:t>
       </w:r>
       <w:r>
         <w:rPr>
@@ -4508,6 +4668,7 @@
           <w:bCs/>
           <w:lang w:val="tr-TR"/>
         </w:rPr>
+        <w:lastRenderedPageBreak/>
         <w:t>Sıcaklık</w:t>
       </w:r>
     </w:p>
@@ -4569,15 +4730,7 @@
           <w:rFonts w:ascii="Times New Roman" w:hAnsi="Times New Roman" w:cs="Times New Roman"/>
           <w:lang w:val="tr-TR"/>
         </w:rPr>
-        <w:t xml:space="preserve">) bu alan belirgin şekilde büyüktür; bu nedenle etkin çarpışma sayısı ve tepkime hızı artar. Sıcaklık artışı hem endotermik hem de ekzotermik tepkimelerin hızını artırır. Oda sıcaklığı civarında birçok tepkimede sıcaklığın 10 °C artırılması tepkime hızını yaklaşık iki katına çıkarır. Sebze ve meyvelerin buzdolabında saklanması, düşük sıcaklıkta bozulma tepkimelerinin yavaşlamasından yararlanılan bir uygulamadır. Düdüklü </w:t>
-      </w:r>
-      <w:r>
-        <w:rPr>
-          <w:rFonts w:ascii="Times New Roman" w:hAnsi="Times New Roman" w:cs="Times New Roman"/>
-          <w:lang w:val="tr-TR"/>
-        </w:rPr>
-        <w:lastRenderedPageBreak/>
-        <w:t>tencerede suyun daha yüksek sıcaklıkta kaynaması ise yemeklerin daha kısa sürede pişmesini sağlar.</w:t>
+        <w:t>) bu alan belirgin şekilde büyüktür; bu nedenle etkin çarpışma sayısı ve tepkime hızı artar. Sıcaklık artışı hem endotermik hem de ekzotermik tepkimelerin hızını artırır. Oda sıcaklığı civarında birçok tepkimede sıcaklığın 10 °C artırılması tepkime hızını yaklaşık iki katına çıkarır. Sebze ve meyvelerin buzdolabında saklanması, düşük sıcaklıkta bozulma tepkimelerinin yavaşlamasından yararlanılan bir uygulamadır. Düdüklü tencerede suyun daha yüksek sıcaklıkta kaynaması ise yemeklerin daha kısa sürede pişmesini sağlar.</w:t>
       </w:r>
     </w:p>
     <w:p>
@@ -4608,7 +4761,7 @@
                     <pic:cNvPicPr/>
                   </pic:nvPicPr>
                   <pic:blipFill>
-                    <a:blip r:embed="rId10"/>
+                    <a:blip r:embed="rId11"/>
                     <a:stretch>
                       <a:fillRect/>
                     </a:stretch>
@@ -4701,7 +4854,15 @@
           <w:rFonts w:ascii="Times New Roman" w:hAnsi="Times New Roman" w:cs="Times New Roman"/>
           <w:lang w:val="tr-TR"/>
         </w:rPr>
-        <w:t xml:space="preserve"> iken bu küp kenarı 1 cm olan 8 küpe bölündüğünde toplam yüzey alanı 48 cm</w:t>
+        <w:t xml:space="preserve"> iken bu küp kenarı 1 cm olan 8 küpe </w:t>
+      </w:r>
+      <w:r>
+        <w:rPr>
+          <w:rFonts w:ascii="Times New Roman" w:hAnsi="Times New Roman" w:cs="Times New Roman"/>
+          <w:lang w:val="tr-TR"/>
+        </w:rPr>
+        <w:lastRenderedPageBreak/>
+        <w:t>bölündüğünde toplam yüzey alanı 48 cm</w:t>
       </w:r>
       <w:r>
         <w:rPr>
@@ -4716,7 +4877,7 @@
           <w:rFonts w:ascii="Times New Roman" w:hAnsi="Times New Roman" w:cs="Times New Roman"/>
           <w:lang w:val="tr-TR"/>
         </w:rPr>
-        <w:t xml:space="preserve"> olur (Görsel E). Temas yüzeyi arttıkça birim zamanda gerçekleşen çarpışma sayısı artar ve tepkime hızlanır. Bir demir çivi gaz ocağının alevinde yalnızca kızarırken aynı aleve serpilen demir tozunun kıvılcımlar saçarak yanması bu duruma örnektir. Un fabrikalarında ve kömür madenlerinde havada asılı kalan ince tozların bir kıvılcımla patlayabilmesi de temas yüzeyinin çok büyük olmasından kaynaklanır.</w:t>
+        <w:t xml:space="preserve"> olur (Görsel F). Temas yüzeyi arttıkça birim zamanda gerçekleşen çarpışma sayısı artar ve tepkime hızlanır. Bir demir çivi gaz ocağının alevinde yalnızca kızarırken aynı aleve serpilen demir tozunun kıvılcımlar saçarak yanması bu duruma örnektir. Un fabrikalarında ve kömür madenlerinde havada asılı kalan ince tozların bir kıvılcımla patlayabilmesi de temas yüzeyinin çok büyük olmasından kaynaklanır.</w:t>
       </w:r>
     </w:p>
     <w:p>
@@ -4747,7 +4908,7 @@
                     <pic:cNvPicPr/>
                   </pic:nvPicPr>
                   <pic:blipFill>
-                    <a:blip r:embed="rId11"/>
+                    <a:blip r:embed="rId12"/>
                     <a:stretch>
                       <a:fillRect/>
                     </a:stretch>
@@ -4783,8 +4944,7 @@
           <w:bCs/>
           <w:lang w:val="tr-TR"/>
         </w:rPr>
-        <w:lastRenderedPageBreak/>
-        <w:t>Görsel E:</w:t>
+        <w:t xml:space="preserve">Görsel F:</w:t>
       </w:r>
       <w:r>
         <w:rPr>
@@ -4916,6 +5076,7 @@
         <w:rPr>
           <w:noProof/>
         </w:rPr>
+        <w:lastRenderedPageBreak/>
         <w:drawing>
           <wp:inline distT="0" distB="0" distL="0" distR="0" wp14:anchorId="7EB47F88" wp14:editId="6D8D8774">
             <wp:extent cx="4680000" cy="2867280"/>
@@ -4929,81 +5090,6 @@
                 <pic:pic xmlns:pic="http://schemas.openxmlformats.org/drawingml/2006/picture">
                   <pic:nvPicPr>
                     <pic:cNvPr id="900008" name="k11_900008.png"/>
-                    <pic:cNvPicPr/>
-                  </pic:nvPicPr>
-                  <pic:blipFill>
-                    <a:blip r:embed="rId12"/>
-                    <a:stretch>
-                      <a:fillRect/>
-                    </a:stretch>
-                  </pic:blipFill>
-                  <pic:spPr>
-                    <a:xfrm>
-                      <a:off x="0" y="0"/>
-                      <a:ext cx="4680000" cy="2867280"/>
-                    </a:xfrm>
-                    <a:prstGeom prst="rect">
-                      <a:avLst/>
-                    </a:prstGeom>
-                  </pic:spPr>
-                </pic:pic>
-              </a:graphicData>
-            </a:graphic>
-          </wp:inline>
-        </w:drawing>
-      </w:r>
-    </w:p>
-    <w:p>
-      <w:pPr>
-        <w:jc w:val="center"/>
-        <w:rPr>
-          <w:rFonts w:ascii="Times New Roman" w:hAnsi="Times New Roman" w:cs="Times New Roman"/>
-          <w:lang w:val="tr-TR"/>
-        </w:rPr>
-      </w:pPr>
-      <w:r>
-        <w:rPr>
-          <w:rFonts w:ascii="Times New Roman" w:hAnsi="Times New Roman" w:cs="Times New Roman"/>
-          <w:b/>
-          <w:bCs/>
-          <w:lang w:val="tr-TR"/>
-        </w:rPr>
-        <w:t>Grafik B:</w:t>
-      </w:r>
-      <w:r>
-        <w:rPr>
-          <w:rFonts w:ascii="Times New Roman" w:hAnsi="Times New Roman" w:cs="Times New Roman"/>
-          <w:lang w:val="tr-TR"/>
-        </w:rPr>
-        <w:t xml:space="preserve"> Katalizörlü ve katalizörsüz bir ekzotermik tepkimeye ait potansiyel enerji-tepkime koordinatı grafiği</w:t>
-      </w:r>
-    </w:p>
-    <w:p>
-      <w:pPr>
-        <w:jc w:val="center"/>
-        <w:rPr>
-          <w:rFonts w:ascii="Times New Roman" w:hAnsi="Times New Roman" w:cs="Times New Roman"/>
-          <w:lang w:val="tr-TR"/>
-        </w:rPr>
-      </w:pPr>
-      <w:r>
-        <w:rPr>
-          <w:noProof/>
-        </w:rPr>
-        <w:lastRenderedPageBreak/>
-        <w:drawing>
-          <wp:inline distT="0" distB="0" distL="0" distR="0" wp14:anchorId="69926181" wp14:editId="2FB36F26">
-            <wp:extent cx="4680000" cy="2867280"/>
-            <wp:effectExtent l="0" t="0" r="0" b="0"/>
-            <wp:docPr id="900009" name="Grafik 900009" descr="Katalizörün eşik enerjisine etkisi"/>
-            <wp:cNvGraphicFramePr>
-              <a:graphicFrameLocks xmlns:a="http://schemas.openxmlformats.org/drawingml/2006/main" noChangeAspect="1"/>
-            </wp:cNvGraphicFramePr>
-            <a:graphic xmlns:a="http://schemas.openxmlformats.org/drawingml/2006/main">
-              <a:graphicData uri="http://schemas.openxmlformats.org/drawingml/2006/picture">
-                <pic:pic xmlns:pic="http://schemas.openxmlformats.org/drawingml/2006/picture">
-                  <pic:nvPicPr>
-                    <pic:cNvPr id="900009" name="k11_900009.png"/>
                     <pic:cNvPicPr/>
                   </pic:nvPicPr>
                   <pic:blipFill>
@@ -5043,6 +5129,80 @@
           <w:bCs/>
           <w:lang w:val="tr-TR"/>
         </w:rPr>
+        <w:t>Grafik B:</w:t>
+      </w:r>
+      <w:r>
+        <w:rPr>
+          <w:rFonts w:ascii="Times New Roman" w:hAnsi="Times New Roman" w:cs="Times New Roman"/>
+          <w:lang w:val="tr-TR"/>
+        </w:rPr>
+        <w:t xml:space="preserve"> Katalizörlü ve katalizörsüz bir ekzotermik tepkimeye ait potansiyel enerji-tepkime koordinatı grafiği</w:t>
+      </w:r>
+    </w:p>
+    <w:p>
+      <w:pPr>
+        <w:jc w:val="center"/>
+        <w:rPr>
+          <w:rFonts w:ascii="Times New Roman" w:hAnsi="Times New Roman" w:cs="Times New Roman"/>
+          <w:lang w:val="tr-TR"/>
+        </w:rPr>
+      </w:pPr>
+      <w:r>
+        <w:rPr>
+          <w:noProof/>
+        </w:rPr>
+        <w:drawing>
+          <wp:inline distT="0" distB="0" distL="0" distR="0" wp14:anchorId="69926181" wp14:editId="2FB36F26">
+            <wp:extent cx="4680000" cy="2867280"/>
+            <wp:effectExtent l="0" t="0" r="0" b="0"/>
+            <wp:docPr id="900009" name="Grafik 900009" descr="Katalizörün eşik enerjisine etkisi"/>
+            <wp:cNvGraphicFramePr>
+              <a:graphicFrameLocks xmlns:a="http://schemas.openxmlformats.org/drawingml/2006/main" noChangeAspect="1"/>
+            </wp:cNvGraphicFramePr>
+            <a:graphic xmlns:a="http://schemas.openxmlformats.org/drawingml/2006/main">
+              <a:graphicData uri="http://schemas.openxmlformats.org/drawingml/2006/picture">
+                <pic:pic xmlns:pic="http://schemas.openxmlformats.org/drawingml/2006/picture">
+                  <pic:nvPicPr>
+                    <pic:cNvPr id="900009" name="k11_900009.png"/>
+                    <pic:cNvPicPr/>
+                  </pic:nvPicPr>
+                  <pic:blipFill>
+                    <a:blip r:embed="rId14"/>
+                    <a:stretch>
+                      <a:fillRect/>
+                    </a:stretch>
+                  </pic:blipFill>
+                  <pic:spPr>
+                    <a:xfrm>
+                      <a:off x="0" y="0"/>
+                      <a:ext cx="4680000" cy="2867280"/>
+                    </a:xfrm>
+                    <a:prstGeom prst="rect">
+                      <a:avLst/>
+                    </a:prstGeom>
+                  </pic:spPr>
+                </pic:pic>
+              </a:graphicData>
+            </a:graphic>
+          </wp:inline>
+        </w:drawing>
+      </w:r>
+    </w:p>
+    <w:p>
+      <w:pPr>
+        <w:jc w:val="center"/>
+        <w:rPr>
+          <w:rFonts w:ascii="Times New Roman" w:hAnsi="Times New Roman" w:cs="Times New Roman"/>
+          <w:lang w:val="tr-TR"/>
+        </w:rPr>
+      </w:pPr>
+      <w:r>
+        <w:rPr>
+          <w:rFonts w:ascii="Times New Roman" w:hAnsi="Times New Roman" w:cs="Times New Roman"/>
+          <w:b/>
+          <w:bCs/>
+          <w:lang w:val="tr-TR"/>
+        </w:rPr>
         <w:t>Grafik C:</w:t>
       </w:r>
       <w:r>
@@ -5129,6 +5289,7 @@
           <w:rFonts w:ascii="Times New Roman" w:hAnsi="Times New Roman" w:cs="Times New Roman"/>
           <w:lang w:val="tr-TR"/>
         </w:rPr>
+        <w:lastRenderedPageBreak/>
         <w:t>Kendiliğinden gerçekleşemeyecek bir tepkimeyi gerçekleştiremez; gerçekleşebilen bir tepkimeyi hızlandırır.</w:t>
       </w:r>
     </w:p>
@@ -5249,15 +5410,7 @@
           <w:rFonts w:ascii="Times New Roman" w:hAnsi="Times New Roman" w:cs="Times New Roman"/>
           <w:lang w:val="tr-TR"/>
         </w:rPr>
-        <w:t xml:space="preserve">) </w:t>
-      </w:r>
-      <w:r>
-        <w:rPr>
-          <w:rFonts w:ascii="Times New Roman" w:hAnsi="Times New Roman" w:cs="Times New Roman"/>
-          <w:lang w:val="tr-TR"/>
-        </w:rPr>
-        <w:lastRenderedPageBreak/>
-        <w:t>ve su buharına (H</w:t>
+        <w:t>) ve su buharına (H</w:t>
       </w:r>
       <w:r>
         <w:rPr>
@@ -5512,7 +5665,15 @@
           <w:rFonts w:ascii="Times New Roman" w:hAnsi="Times New Roman" w:cs="Times New Roman"/>
           <w:lang w:val="tr-TR"/>
         </w:rPr>
-        <w:t>Grubunuzla birlikte tepken cinsi, tepkenlerin fiziksel hâli, derişim, sıcaklık, katı tepkenin temas yüzeyi ve katalizör faktörlerinden birinin tepkime hızına etkisini araştırmak amacıyla neden-sonuç ilişkisini ortaya koyacağınız bir deney tasarlayınız. Deneyinizde araştırma sorunuzu, hipotezinizi, bağımlı, bağımsız ve kontrol değişkenlerinizi belirleyiniz. Deneyi gerçekleştirerek elde ettiğiniz verileri tablo ve grafiklerle sununuz. Sonuçlarınızı çarpışma teorisi ile destekleyerek bir deney raporu hâlinde yazınız ve sınıfınızda paylaşınız. Görevinizi tamamladıktan sonra hazırlanan öz değerlendirme raporu ile deney sürecinde hedeflerinize ulaşabilme düzeyinizi, öğrenme sürecinizi nasıl gerçekleştirdiğinizi, bu süreçte hangi duyguları yaşadığınızı ve neleri daha farklı yapabileceğinizi değerlendiriniz.</w:t>
+        <w:t xml:space="preserve">Grubunuzla birlikte tepken cinsi, tepkenlerin fiziksel hâli, derişim, sıcaklık, katı tepkenin temas yüzeyi ve katalizör faktörlerinden birinin tepkime hızına etkisini araştırmak amacıyla neden-sonuç </w:t>
+      </w:r>
+      <w:r>
+        <w:rPr>
+          <w:rFonts w:ascii="Times New Roman" w:hAnsi="Times New Roman" w:cs="Times New Roman"/>
+          <w:lang w:val="tr-TR"/>
+        </w:rPr>
+        <w:lastRenderedPageBreak/>
+        <w:t>ilişkisini ortaya koyacağınız bir deney tasarlayınız. Deneyinizde araştırma sorunuzu, hipotezinizi, bağımlı, bağımsız ve kontrol değişkenlerinizi belirleyiniz. Deneyi gerçekleştirerek elde ettiğiniz verileri tablo ve grafiklerle sununuz. Sonuçlarınızı çarpışma teorisi ile destekleyerek bir deney raporu hâlinde yazınız ve sınıfınızda paylaşınız. Görevinizi tamamladıktan sonra hazırlanan öz değerlendirme raporu ile deney sürecinde hedeflerinize ulaşabilme düzeyinizi, öğrenme sürecinizi nasıl gerçekleştirdiğinizi, bu süreçte hangi duyguları yaşadığınızı ve neleri daha farklı yapabileceğinizi değerlendiriniz.</w:t>
       </w:r>
     </w:p>
     <w:p>
@@ -5686,7 +5847,6 @@
           <w:noProof/>
           <w:lang w:val="tr-TR"/>
         </w:rPr>
-        <w:lastRenderedPageBreak/>
         <mc:AlternateContent>
           <mc:Choice Requires="wps">
             <w:drawing>
@@ -6271,6 +6431,7 @@
                 <w:rFonts w:ascii="Times New Roman" w:hAnsi="Times New Roman" w:cs="Times New Roman"/>
                 <w:lang w:val="tr-TR"/>
               </w:rPr>
+              <w:lastRenderedPageBreak/>
               <w:t>Mayalı hamurun sıcak ortamda daha çabuk kabarması</w:t>
             </w:r>
           </w:p>
@@ -6568,7 +6729,6 @@
           <w:rFonts w:ascii="Times New Roman" w:hAnsi="Times New Roman" w:cs="Times New Roman"/>
           <w:lang w:val="tr-TR"/>
         </w:rPr>
-        <w:lastRenderedPageBreak/>
         <w:t>……………………………………………………………………………………………</w:t>
       </w:r>
     </w:p>
@@ -6676,6 +6836,7 @@
         <w:rPr>
           <w:noProof/>
         </w:rPr>
+        <w:lastRenderedPageBreak/>
         <w:drawing>
           <wp:inline distT="0" distB="0" distL="0" distR="0" wp14:anchorId="6DE7896F" wp14:editId="669051F2">
             <wp:extent cx="3960000" cy="2426160"/>
@@ -6692,7 +6853,7 @@
                     <pic:cNvPicPr/>
                   </pic:nvPicPr>
                   <pic:blipFill>
-                    <a:blip r:embed="rId14"/>
+                    <a:blip r:embed="rId15"/>
                     <a:stretch>
                       <a:fillRect/>
                     </a:stretch>
@@ -6924,125 +7085,125 @@
           <w:rFonts w:ascii="Times New Roman" w:hAnsi="Times New Roman" w:cs="Times New Roman"/>
           <w:lang w:val="tr-TR"/>
         </w:rPr>
+        <w:t>……………………………………………………………………………………………</w:t>
+      </w:r>
+    </w:p>
+    <w:p>
+      <w:pPr>
+        <w:ind w:left="720"/>
+        <w:jc w:val="both"/>
+        <w:rPr>
+          <w:rFonts w:ascii="Times New Roman" w:hAnsi="Times New Roman" w:cs="Times New Roman"/>
+          <w:lang w:val="tr-TR"/>
+        </w:rPr>
+      </w:pPr>
+      <w:r>
+        <w:rPr>
+          <w:rFonts w:ascii="Times New Roman" w:hAnsi="Times New Roman" w:cs="Times New Roman"/>
+          <w:lang w:val="tr-TR"/>
+        </w:rPr>
+        <w:t>……………………………………………………………………………………………</w:t>
+      </w:r>
+    </w:p>
+    <w:p>
+      <w:pPr>
+        <w:jc w:val="both"/>
+        <w:rPr>
+          <w:rFonts w:ascii="Times New Roman" w:hAnsi="Times New Roman" w:cs="Times New Roman"/>
+          <w:lang w:val="tr-TR"/>
+        </w:rPr>
+      </w:pPr>
+      <w:r>
+        <w:rPr>
+          <w:rFonts w:ascii="Times New Roman" w:hAnsi="Times New Roman" w:cs="Times New Roman"/>
+          <w:lang w:val="tr-TR"/>
+        </w:rPr>
+        <w:t>6. Aşağıdaki ifadelerden doğru olanların başına “D”, yanlış olanların başına “Y” yazınız.</w:t>
+      </w:r>
+    </w:p>
+    <w:p>
+      <w:pPr>
+        <w:ind w:left="720"/>
+        <w:jc w:val="both"/>
+        <w:rPr>
+          <w:rFonts w:ascii="Times New Roman" w:hAnsi="Times New Roman" w:cs="Times New Roman"/>
+          <w:lang w:val="tr-TR"/>
+        </w:rPr>
+      </w:pPr>
+      <w:r>
+        <w:rPr>
+          <w:rFonts w:ascii="Times New Roman" w:hAnsi="Times New Roman" w:cs="Times New Roman"/>
+          <w:lang w:val="tr-TR"/>
+        </w:rPr>
+        <w:t>(  ) Katalizör, tepkime sonunda elde edilen ürün miktarını artırır.</w:t>
+      </w:r>
+    </w:p>
+    <w:p>
+      <w:pPr>
+        <w:ind w:left="720"/>
+        <w:jc w:val="both"/>
+        <w:rPr>
+          <w:rFonts w:ascii="Times New Roman" w:hAnsi="Times New Roman" w:cs="Times New Roman"/>
+          <w:lang w:val="tr-TR"/>
+        </w:rPr>
+      </w:pPr>
+      <w:r>
+        <w:rPr>
+          <w:rFonts w:ascii="Times New Roman" w:hAnsi="Times New Roman" w:cs="Times New Roman"/>
+          <w:lang w:val="tr-TR"/>
+        </w:rPr>
+        <w:t>(  ) Katalizör yalnızca ileri tepkimenin aktivasyon enerjisini düşürür.</w:t>
+      </w:r>
+    </w:p>
+    <w:p>
+      <w:pPr>
+        <w:ind w:left="720"/>
+        <w:jc w:val="both"/>
+        <w:rPr>
+          <w:rFonts w:ascii="Times New Roman" w:hAnsi="Times New Roman" w:cs="Times New Roman"/>
+          <w:lang w:val="tr-TR"/>
+        </w:rPr>
+      </w:pPr>
+      <w:r>
+        <w:rPr>
+          <w:rFonts w:ascii="Times New Roman" w:hAnsi="Times New Roman" w:cs="Times New Roman"/>
+          <w:lang w:val="tr-TR"/>
+        </w:rPr>
+        <w:t>(  ) Enzimler, canlılarda gerçekleşen tepkimeleri hızlandıran katalizörlerdir.</w:t>
+      </w:r>
+    </w:p>
+    <w:p>
+      <w:pPr>
+        <w:ind w:left="720"/>
+        <w:jc w:val="both"/>
+        <w:rPr>
+          <w:rFonts w:ascii="Times New Roman" w:hAnsi="Times New Roman" w:cs="Times New Roman"/>
+          <w:lang w:val="tr-TR"/>
+        </w:rPr>
+      </w:pPr>
+      <w:r>
+        <w:rPr>
+          <w:rFonts w:ascii="Times New Roman" w:hAnsi="Times New Roman" w:cs="Times New Roman"/>
+          <w:lang w:val="tr-TR"/>
+        </w:rPr>
+        <w:t>(  ) İnhibitörler tepkime hızını azaltır.</w:t>
+      </w:r>
+    </w:p>
+    <w:p>
+      <w:pPr>
+        <w:ind w:left="720"/>
+        <w:jc w:val="both"/>
+        <w:rPr>
+          <w:rFonts w:ascii="Times New Roman" w:hAnsi="Times New Roman" w:cs="Times New Roman"/>
+          <w:lang w:val="tr-TR"/>
+        </w:rPr>
+      </w:pPr>
+      <w:r>
+        <w:rPr>
+          <w:rFonts w:ascii="Times New Roman" w:hAnsi="Times New Roman" w:cs="Times New Roman"/>
+          <w:lang w:val="tr-TR"/>
+        </w:rPr>
         <w:lastRenderedPageBreak/>
-        <w:t>……………………………………………………………………………………………</w:t>
-      </w:r>
-    </w:p>
-    <w:p>
-      <w:pPr>
-        <w:ind w:left="720"/>
-        <w:jc w:val="both"/>
-        <w:rPr>
-          <w:rFonts w:ascii="Times New Roman" w:hAnsi="Times New Roman" w:cs="Times New Roman"/>
-          <w:lang w:val="tr-TR"/>
-        </w:rPr>
-      </w:pPr>
-      <w:r>
-        <w:rPr>
-          <w:rFonts w:ascii="Times New Roman" w:hAnsi="Times New Roman" w:cs="Times New Roman"/>
-          <w:lang w:val="tr-TR"/>
-        </w:rPr>
-        <w:t>……………………………………………………………………………………………</w:t>
-      </w:r>
-    </w:p>
-    <w:p>
-      <w:pPr>
-        <w:jc w:val="both"/>
-        <w:rPr>
-          <w:rFonts w:ascii="Times New Roman" w:hAnsi="Times New Roman" w:cs="Times New Roman"/>
-          <w:lang w:val="tr-TR"/>
-        </w:rPr>
-      </w:pPr>
-      <w:r>
-        <w:rPr>
-          <w:rFonts w:ascii="Times New Roman" w:hAnsi="Times New Roman" w:cs="Times New Roman"/>
-          <w:lang w:val="tr-TR"/>
-        </w:rPr>
-        <w:t>6. Aşağıdaki ifadelerden doğru olanların başına “D”, yanlış olanların başına “Y” yazınız.</w:t>
-      </w:r>
-    </w:p>
-    <w:p>
-      <w:pPr>
-        <w:ind w:left="720"/>
-        <w:jc w:val="both"/>
-        <w:rPr>
-          <w:rFonts w:ascii="Times New Roman" w:hAnsi="Times New Roman" w:cs="Times New Roman"/>
-          <w:lang w:val="tr-TR"/>
-        </w:rPr>
-      </w:pPr>
-      <w:r>
-        <w:rPr>
-          <w:rFonts w:ascii="Times New Roman" w:hAnsi="Times New Roman" w:cs="Times New Roman"/>
-          <w:lang w:val="tr-TR"/>
-        </w:rPr>
-        <w:t>(  ) Katalizör, tepkime sonunda elde edilen ürün miktarını artırır.</w:t>
-      </w:r>
-    </w:p>
-    <w:p>
-      <w:pPr>
-        <w:ind w:left="720"/>
-        <w:jc w:val="both"/>
-        <w:rPr>
-          <w:rFonts w:ascii="Times New Roman" w:hAnsi="Times New Roman" w:cs="Times New Roman"/>
-          <w:lang w:val="tr-TR"/>
-        </w:rPr>
-      </w:pPr>
-      <w:r>
-        <w:rPr>
-          <w:rFonts w:ascii="Times New Roman" w:hAnsi="Times New Roman" w:cs="Times New Roman"/>
-          <w:lang w:val="tr-TR"/>
-        </w:rPr>
-        <w:t>(  ) Katalizör yalnızca ileri tepkimenin aktivasyon enerjisini düşürür.</w:t>
-      </w:r>
-    </w:p>
-    <w:p>
-      <w:pPr>
-        <w:ind w:left="720"/>
-        <w:jc w:val="both"/>
-        <w:rPr>
-          <w:rFonts w:ascii="Times New Roman" w:hAnsi="Times New Roman" w:cs="Times New Roman"/>
-          <w:lang w:val="tr-TR"/>
-        </w:rPr>
-      </w:pPr>
-      <w:r>
-        <w:rPr>
-          <w:rFonts w:ascii="Times New Roman" w:hAnsi="Times New Roman" w:cs="Times New Roman"/>
-          <w:lang w:val="tr-TR"/>
-        </w:rPr>
-        <w:t>(  ) Enzimler, canlılarda gerçekleşen tepkimeleri hızlandıran katalizörlerdir.</w:t>
-      </w:r>
-    </w:p>
-    <w:p>
-      <w:pPr>
-        <w:ind w:left="720"/>
-        <w:jc w:val="both"/>
-        <w:rPr>
-          <w:rFonts w:ascii="Times New Roman" w:hAnsi="Times New Roman" w:cs="Times New Roman"/>
-          <w:lang w:val="tr-TR"/>
-        </w:rPr>
-      </w:pPr>
-      <w:r>
-        <w:rPr>
-          <w:rFonts w:ascii="Times New Roman" w:hAnsi="Times New Roman" w:cs="Times New Roman"/>
-          <w:lang w:val="tr-TR"/>
-        </w:rPr>
-        <w:t>(  ) İnhibitörler tepkime hızını azaltır.</w:t>
-      </w:r>
-    </w:p>
-    <w:p>
-      <w:pPr>
-        <w:ind w:left="720"/>
-        <w:jc w:val="both"/>
-        <w:rPr>
-          <w:rFonts w:ascii="Times New Roman" w:hAnsi="Times New Roman" w:cs="Times New Roman"/>
-          <w:lang w:val="tr-TR"/>
-        </w:rPr>
-      </w:pPr>
-      <w:r>
-        <w:rPr>
-          <w:rFonts w:ascii="Times New Roman" w:hAnsi="Times New Roman" w:cs="Times New Roman"/>
-          <w:lang w:val="tr-TR"/>
-        </w:rPr>
         <w:t>(  ) Katalizör tepkimenin izlediği yolu değiştirir.</w:t>
       </w:r>
     </w:p>
@@ -7312,8 +7473,8 @@
       </w:r>
     </w:p>
     <w:sectPr>
-      <w:footerReference w:type="even" r:id="rId15"/>
-      <w:footerReference w:type="default" r:id="rId16"/>
+      <w:footerReference w:type="even" r:id="rId16"/>
+      <w:footerReference w:type="default" r:id="rId17"/>
       <w:pgSz w:w="12240" w:h="15840"/>
       <w:pgMar w:top="1440" w:right="1440" w:bottom="1440" w:left="1440" w:header="708" w:footer="708" w:gutter="0"/>
       <w:cols w:space="708"/>

--- a/Kim11-1-7-Tepkime-Hizina-Etki-Eden-Faktorler.docx
+++ b/Kim11-1-7-Tepkime-Hizina-Etki-Eden-Faktorler.docx
@@ -4429,7 +4429,7 @@
         </w:rPr>
         <w:drawing>
           <wp:inline distT="0" distB="0" distL="0" distR="0" wp14:anchorId="6B73C9F0" wp14:editId="5416ED67">
-            <wp:extent cx="4680000" cy="2187391"/>
+            <wp:extent cx="4680000" cy="2433600"/>
             <wp:effectExtent l="0" t="0" r="0" b="0"/>
             <wp:docPr id="2123729895" name="Grafik 900020" descr="Fiziksel hal tanecik modeli"/>
             <wp:cNvGraphicFramePr>
@@ -4451,7 +4451,7 @@
                   <pic:spPr>
                     <a:xfrm>
                       <a:off x="0" y="0"/>
-                      <a:ext cx="4680000" cy="2187391"/>
+                      <a:ext cx="4680000" cy="2433600"/>
                     </a:xfrm>
                     <a:prstGeom prst="rect">
                       <a:avLst/>
@@ -4565,7 +4565,7 @@
         </w:rPr>
         <w:drawing>
           <wp:inline distT="0" distB="0" distL="0" distR="0" wp14:anchorId="6B73C9F0" wp14:editId="5416ED67">
-            <wp:extent cx="4680000" cy="2246400"/>
+            <wp:extent cx="4680000" cy="2340000"/>
             <wp:effectExtent l="0" t="0" r="0" b="0"/>
             <wp:docPr id="900005" name="Grafik 900005" descr="Derişim tanecik modeli"/>
             <wp:cNvGraphicFramePr>
@@ -4587,7 +4587,7 @@
                   <pic:spPr>
                     <a:xfrm>
                       <a:off x="0" y="0"/>
-                      <a:ext cx="4680000" cy="2246400"/>
+                      <a:ext cx="4680000" cy="2340000"/>
                     </a:xfrm>
                     <a:prstGeom prst="rect">
                       <a:avLst/>

--- a/Kim11-1-7-Tepkime-Hizina-Etki-Eden-Faktorler.docx
+++ b/Kim11-1-7-Tepkime-Hizina-Etki-Eden-Faktorler.docx
@@ -289,7 +289,7 @@
           <w:noProof/>
         </w:rPr>
         <w:drawing>
-          <wp:inline distT="0" distB="0" distL="0" distR="0" wp14:anchorId="04A89E27" wp14:editId="26B71731">
+          <wp:inline distT="0" distB="0" distL="0" distR="0" wp14:anchorId="04A89E27" wp14:editId="628B01FA">
             <wp:extent cx="5943600" cy="4358640"/>
             <wp:effectExtent l="0" t="0" r="0" b="0"/>
             <wp:docPr id="2123729894" name="Picture 12" descr="Rusty iron nails piled up in a disorderly fashion"/>
@@ -4253,17 +4253,7 @@
           <w:highlight w:val="yellow"/>
           <w:lang w:val="tr-TR"/>
         </w:rPr>
-        <w:t xml:space="preserve"> ID: 1094771678</w:t>
-      </w:r>
-      <w:r>
-        <w:rPr>
-          <w:rFonts w:ascii="Times New Roman" w:hAnsi="Times New Roman" w:cs="Times New Roman"/>
-          <w:b/>
-          <w:bCs/>
-          <w:highlight w:val="yellow"/>
-          <w:lang w:val="tr-TR"/>
-        </w:rPr>
-        <w:t xml:space="preserve"> (NOT: Kimya10 kitabında bu görseli kullanmıştık)</w:t>
+        <w:t xml:space="preserve"> ID: 1094771678 (NOT: Kimya10 kitabında bu görseli kullanmıştık)</w:t>
       </w:r>
     </w:p>
     <w:p>
@@ -4443,7 +4433,7 @@
                     <pic:cNvPicPr/>
                   </pic:nvPicPr>
                   <pic:blipFill>
-                    <a:blip r:embed="rId20"/>
+                    <a:blip r:embed="rId10"/>
                     <a:stretch>
                       <a:fillRect/>
                     </a:stretch>
@@ -4479,14 +4469,7 @@
           <w:bCs/>
           <w:lang w:val="tr-TR"/>
         </w:rPr>
-        <w:t xml:space="preserve">Görsel D: Katı hâldeki ve çözeltideki tepkenlerin tanecikler düzeyinde karşılaştırılması</w:t>
-      </w:r>
-      <w:r>
-        <w:rPr>
-          <w:rFonts w:ascii="Times New Roman" w:hAnsi="Times New Roman" w:cs="Times New Roman"/>
-          <w:lang w:val="tr-TR"/>
-        </w:rPr>
-        <w:t xml:space="preserve"/>
+        <w:t>Görsel D: Katı hâldeki ve çözeltideki tepkenlerin tanecikler düzeyinde karşılaştırılması</w:t>
       </w:r>
     </w:p>
     <w:p>
@@ -4505,15 +4488,7 @@
           <w:highlight w:val="yellow"/>
           <w:lang w:val="tr-TR"/>
         </w:rPr>
-        <w:t xml:space="preserve">NOT: Taslak model; yayınevi tarafından aynı renk ve iyon oranlarıyla (Pb²⁺ : NO₃⁻ = 1 : 2, K⁺ : I⁻ = 1 : 1) yeniden çizilebilir.</w:t>
-      </w:r>
-      <w:r>
-        <w:rPr>
-          <w:rFonts w:ascii="Times New Roman" w:hAnsi="Times New Roman" w:cs="Times New Roman"/>
-          <w:highlight w:val="yellow"/>
-          <w:lang w:val="tr-TR"/>
-        </w:rPr>
-        <w:t/>
+        <w:t>NOT: Taslak model; yayınevi tarafından aynı renk ve iyon oranlarıyla (Pb²⁺ : NO₃⁻ = 1 : 2, K⁺ : I⁻ = 1 : 1) yeniden çizilebilir.</w:t>
       </w:r>
     </w:p>
     <w:p>
@@ -4548,7 +4523,7 @@
           <w:rFonts w:ascii="Times New Roman" w:hAnsi="Times New Roman" w:cs="Times New Roman"/>
           <w:lang w:val="tr-TR"/>
         </w:rPr>
-        <w:t xml:space="preserve">Eşit kütlede mermer parçaları biri 0,5 M, diğeri 2 M hidroklorik asit çözeltisi içeren iki behere bırakıldığında derişik asitteki gaz çıkışının çok daha hızlı olduğu görülür. Peki derişimin artması tanecikler düzeyinde neyi değiştirir? Tepken derişimi arttıkça birim hacimdeki tanecik sayısı artar. Birim hacimde daha fazla tanecik bulunması birim zamanda gerçekleşen çarpışma sayısını ve dolayısıyla etkin çarpışma sayısını artırır (Görsel E). Bu nedenle tepken derişimi arttıkça tepkime hızı artar. Havada ısıtıldığında yalnızca kızaran bir çelik yünü parçasının saf oksijen dolu bir kapta parlak kıvılcımlar saçarak hızla yanması da havada yaklaşık %21 olan oksijen oranının saf oksijende çok daha yüksek olmasıyla açıklanabilir. Gaz fazındaki tepkimelerde sabit sıcaklıkta kabın hacmi küçültüldüğünde gazların derişimi ve basıncı artar; bu durum da tepkime hızını artırır. Sıcaklık sabit kaldığı sürece katı ve saf sıvıların derişimi değişmediğinden bunların miktarındaki değişim tepkime hızını derişim yoluyla etkilemez.</w:t>
+        <w:t>Eşit kütlede mermer parçaları biri 0,5 M, diğeri 2 M hidroklorik asit çözeltisi içeren iki behere bırakıldığında derişik asitteki gaz çıkışının çok daha hızlı olduğu görülür. Peki derişimin artması tanecikler düzeyinde neyi değiştirir? Tepken derişimi arttıkça birim hacimdeki tanecik sayısı artar. Birim hacimde daha fazla tanecik bulunması birim zamanda gerçekleşen çarpışma sayısını ve dolayısıyla etkin çarpışma sayısını artırır (Görsel E). Bu nedenle tepken derişimi arttıkça tepkime hızı artar. Havada ısıtıldığında yalnızca kızaran bir çelik yünü parçasının saf oksijen dolu bir kapta parlak kıvılcımlar saçarak hızla yanması da havada yaklaşık %21 olan oksijen oranının saf oksijende çok daha yüksek olmasıyla açıklanabilir. Gaz fazındaki tepkimelerde sabit sıcaklıkta kabın hacmi küçültüldüğünde gazların derişimi ve basıncı artar; bu durum da tepkime hızını artırır. Sıcaklık sabit kaldığı sürece katı ve saf sıvıların derişimi değişmediğinden bunların miktarındaki değişim tepkime hızını derişim yoluyla etkilemez.</w:t>
       </w:r>
     </w:p>
     <w:p>
@@ -4563,6 +4538,7 @@
         <w:rPr>
           <w:noProof/>
         </w:rPr>
+        <w:lastRenderedPageBreak/>
         <w:drawing>
           <wp:inline distT="0" distB="0" distL="0" distR="0" wp14:anchorId="6B73C9F0" wp14:editId="5416ED67">
             <wp:extent cx="4680000" cy="2340000"/>
@@ -4579,7 +4555,7 @@
                     <pic:cNvPicPr/>
                   </pic:nvPicPr>
                   <pic:blipFill>
-                    <a:blip r:embed="rId10"/>
+                    <a:blip r:embed="rId11"/>
                     <a:stretch>
                       <a:fillRect/>
                     </a:stretch>
@@ -4615,7 +4591,7 @@
           <w:bCs/>
           <w:lang w:val="tr-TR"/>
         </w:rPr>
-        <w:t xml:space="preserve">Görsel E:</w:t>
+        <w:t>Görsel E:</w:t>
       </w:r>
       <w:r>
         <w:rPr>
@@ -4668,83 +4644,83 @@
           <w:bCs/>
           <w:lang w:val="tr-TR"/>
         </w:rPr>
+        <w:t>Sıcaklık</w:t>
+      </w:r>
+    </w:p>
+    <w:p>
+      <w:pPr>
+        <w:jc w:val="both"/>
+        <w:rPr>
+          <w:rFonts w:ascii="Times New Roman" w:hAnsi="Times New Roman" w:cs="Times New Roman"/>
+          <w:lang w:val="tr-TR"/>
+        </w:rPr>
+      </w:pPr>
+      <w:r>
+        <w:rPr>
+          <w:rFonts w:ascii="Times New Roman" w:hAnsi="Times New Roman" w:cs="Times New Roman"/>
+          <w:lang w:val="tr-TR"/>
+        </w:rPr>
+        <w:t>Sülfürik asitle asitlendirilmiş potasyum permanganat çözeltisi oksalik asit çözeltisiyle karıştırıldığında permanganatın mor rengi oda sıcaklığında ancak birkaç dakikada kaybolur; karışım yaklaşık 60 °C’ye ısıtıldığında ise renk çok daha kısa sürede kaybolur. Bu durum, sıcaklığın tanecik hareketleri üzerindeki etkisiyle açıklanabilir. Sıcaklık arttıkça taneciklerin ortalama kinetik enerjisi ve hızları artar. Hızlanan tanecikler birim zamanda daha sık çarpışır. Ancak sıcaklık artışının tepkime hızını artırmasının asıl nedeni, aktivasyon enerjisini (eşik enerjisini) aşacak kadar kinetik enerjiye sahip tanecik oranının artmasıdır. Grafik A’da T</w:t>
+      </w:r>
+      <w:r>
+        <w:rPr>
+          <w:rFonts w:ascii="Times New Roman" w:hAnsi="Times New Roman" w:cs="Times New Roman"/>
+          <w:vertAlign w:val="subscript"/>
+          <w:lang w:val="tr-TR"/>
+        </w:rPr>
+        <w:t>1</w:t>
+      </w:r>
+      <w:r>
+        <w:rPr>
+          <w:rFonts w:ascii="Times New Roman" w:hAnsi="Times New Roman" w:cs="Times New Roman"/>
+          <w:lang w:val="tr-TR"/>
+        </w:rPr>
+        <w:t xml:space="preserve"> ve T</w:t>
+      </w:r>
+      <w:r>
+        <w:rPr>
+          <w:rFonts w:ascii="Times New Roman" w:hAnsi="Times New Roman" w:cs="Times New Roman"/>
+          <w:vertAlign w:val="subscript"/>
+          <w:lang w:val="tr-TR"/>
+        </w:rPr>
+        <w:t>2</w:t>
+      </w:r>
+      <w:r>
+        <w:rPr>
+          <w:rFonts w:ascii="Times New Roman" w:hAnsi="Times New Roman" w:cs="Times New Roman"/>
+          <w:lang w:val="tr-TR"/>
+        </w:rPr>
+        <w:t xml:space="preserve"> sıcaklıklarında taneciklerin kinetik enerji dağılımı verilmiştir. Taralı alanlar eşik enerjisini aşan taneciklerin oranını gösterir. Yüksek sıcaklıkta (T</w:t>
+      </w:r>
+      <w:r>
+        <w:rPr>
+          <w:rFonts w:ascii="Times New Roman" w:hAnsi="Times New Roman" w:cs="Times New Roman"/>
+          <w:vertAlign w:val="subscript"/>
+          <w:lang w:val="tr-TR"/>
+        </w:rPr>
+        <w:t>2</w:t>
+      </w:r>
+      <w:r>
+        <w:rPr>
+          <w:rFonts w:ascii="Times New Roman" w:hAnsi="Times New Roman" w:cs="Times New Roman"/>
+          <w:lang w:val="tr-TR"/>
+        </w:rPr>
+        <w:t>) bu alan belirgin şekilde büyüktür; bu nedenle etkin çarpışma sayısı ve tepkime hızı artar. Sıcaklık artışı hem endotermik hem de ekzotermik tepkimelerin hızını artırır. Oda sıcaklığı civarında birçok tepkimede sıcaklığın 10 °C artırılması tepkime hızını yaklaşık iki katına çıkarır. Sebze ve meyvelerin buzdolabında saklanması, düşük sıcaklıkta bozulma tepkimelerinin yavaşlamasından yararlanılan bir uygulamadır. Düdüklü tencerede suyun daha yüksek sıcaklıkta kaynaması ise yemeklerin daha kısa sürede pişmesini sağlar.</w:t>
+      </w:r>
+    </w:p>
+    <w:p>
+      <w:pPr>
+        <w:jc w:val="center"/>
+        <w:rPr>
+          <w:rFonts w:ascii="Times New Roman" w:hAnsi="Times New Roman" w:cs="Times New Roman"/>
+          <w:lang w:val="tr-TR"/>
+        </w:rPr>
+      </w:pPr>
+      <w:r>
+        <w:rPr>
+          <w:noProof/>
+        </w:rPr>
         <w:lastRenderedPageBreak/>
-        <w:t>Sıcaklık</w:t>
-      </w:r>
-    </w:p>
-    <w:p>
-      <w:pPr>
-        <w:jc w:val="both"/>
-        <w:rPr>
-          <w:rFonts w:ascii="Times New Roman" w:hAnsi="Times New Roman" w:cs="Times New Roman"/>
-          <w:lang w:val="tr-TR"/>
-        </w:rPr>
-      </w:pPr>
-      <w:r>
-        <w:rPr>
-          <w:rFonts w:ascii="Times New Roman" w:hAnsi="Times New Roman" w:cs="Times New Roman"/>
-          <w:lang w:val="tr-TR"/>
-        </w:rPr>
-        <w:t>Sülfürik asitle asitlendirilmiş potasyum permanganat çözeltisi oksalik asit çözeltisiyle karıştırıldığında permanganatın mor rengi oda sıcaklığında ancak birkaç dakikada kaybolur; karışım yaklaşık 60 °C’ye ısıtıldığında ise renk çok daha kısa sürede kaybolur. Bu durum, sıcaklığın tanecik hareketleri üzerindeki etkisiyle açıklanabilir. Sıcaklık arttıkça taneciklerin ortalama kinetik enerjisi ve hızları artar. Hızlanan tanecikler birim zamanda daha sık çarpışır. Ancak sıcaklık artışının tepkime hızını artırmasının asıl nedeni, aktivasyon enerjisini (eşik enerjisini) aşacak kadar kinetik enerjiye sahip tanecik oranının artmasıdır. Grafik A’da T</w:t>
-      </w:r>
-      <w:r>
-        <w:rPr>
-          <w:rFonts w:ascii="Times New Roman" w:hAnsi="Times New Roman" w:cs="Times New Roman"/>
-          <w:vertAlign w:val="subscript"/>
-          <w:lang w:val="tr-TR"/>
-        </w:rPr>
-        <w:t>1</w:t>
-      </w:r>
-      <w:r>
-        <w:rPr>
-          <w:rFonts w:ascii="Times New Roman" w:hAnsi="Times New Roman" w:cs="Times New Roman"/>
-          <w:lang w:val="tr-TR"/>
-        </w:rPr>
-        <w:t xml:space="preserve"> ve T</w:t>
-      </w:r>
-      <w:r>
-        <w:rPr>
-          <w:rFonts w:ascii="Times New Roman" w:hAnsi="Times New Roman" w:cs="Times New Roman"/>
-          <w:vertAlign w:val="subscript"/>
-          <w:lang w:val="tr-TR"/>
-        </w:rPr>
-        <w:t>2</w:t>
-      </w:r>
-      <w:r>
-        <w:rPr>
-          <w:rFonts w:ascii="Times New Roman" w:hAnsi="Times New Roman" w:cs="Times New Roman"/>
-          <w:lang w:val="tr-TR"/>
-        </w:rPr>
-        <w:t xml:space="preserve"> sıcaklıklarında taneciklerin kinetik enerji dağılımı verilmiştir. Taralı alanlar eşik enerjisini aşan taneciklerin oranını gösterir. Yüksek sıcaklıkta (T</w:t>
-      </w:r>
-      <w:r>
-        <w:rPr>
-          <w:rFonts w:ascii="Times New Roman" w:hAnsi="Times New Roman" w:cs="Times New Roman"/>
-          <w:vertAlign w:val="subscript"/>
-          <w:lang w:val="tr-TR"/>
-        </w:rPr>
-        <w:t>2</w:t>
-      </w:r>
-      <w:r>
-        <w:rPr>
-          <w:rFonts w:ascii="Times New Roman" w:hAnsi="Times New Roman" w:cs="Times New Roman"/>
-          <w:lang w:val="tr-TR"/>
-        </w:rPr>
-        <w:t>) bu alan belirgin şekilde büyüktür; bu nedenle etkin çarpışma sayısı ve tepkime hızı artar. Sıcaklık artışı hem endotermik hem de ekzotermik tepkimelerin hızını artırır. Oda sıcaklığı civarında birçok tepkimede sıcaklığın 10 °C artırılması tepkime hızını yaklaşık iki katına çıkarır. Sebze ve meyvelerin buzdolabında saklanması, düşük sıcaklıkta bozulma tepkimelerinin yavaşlamasından yararlanılan bir uygulamadır. Düdüklü tencerede suyun daha yüksek sıcaklıkta kaynaması ise yemeklerin daha kısa sürede pişmesini sağlar.</w:t>
-      </w:r>
-    </w:p>
-    <w:p>
-      <w:pPr>
-        <w:jc w:val="center"/>
-        <w:rPr>
-          <w:rFonts w:ascii="Times New Roman" w:hAnsi="Times New Roman" w:cs="Times New Roman"/>
-          <w:lang w:val="tr-TR"/>
-        </w:rPr>
-      </w:pPr>
-      <w:r>
-        <w:rPr>
-          <w:noProof/>
-        </w:rPr>
         <w:drawing>
           <wp:inline distT="0" distB="0" distL="0" distR="0" wp14:anchorId="0E9E73F2" wp14:editId="6FD2B120">
             <wp:extent cx="4680000" cy="2867280"/>
@@ -4761,7 +4737,7 @@
                     <pic:cNvPicPr/>
                   </pic:nvPicPr>
                   <pic:blipFill>
-                    <a:blip r:embed="rId11"/>
+                    <a:blip r:embed="rId12"/>
                     <a:stretch>
                       <a:fillRect/>
                     </a:stretch>
@@ -4854,15 +4830,7 @@
           <w:rFonts w:ascii="Times New Roman" w:hAnsi="Times New Roman" w:cs="Times New Roman"/>
           <w:lang w:val="tr-TR"/>
         </w:rPr>
-        <w:t xml:space="preserve"> iken bu küp kenarı 1 cm olan 8 küpe </w:t>
-      </w:r>
-      <w:r>
-        <w:rPr>
-          <w:rFonts w:ascii="Times New Roman" w:hAnsi="Times New Roman" w:cs="Times New Roman"/>
-          <w:lang w:val="tr-TR"/>
-        </w:rPr>
-        <w:lastRenderedPageBreak/>
-        <w:t>bölündüğünde toplam yüzey alanı 48 cm</w:t>
+        <w:t xml:space="preserve"> iken bu küp kenarı 1 cm olan 8 küpe bölündüğünde toplam yüzey alanı 48 cm</w:t>
       </w:r>
       <w:r>
         <w:rPr>
@@ -4908,7 +4876,7 @@
                     <pic:cNvPicPr/>
                   </pic:nvPicPr>
                   <pic:blipFill>
-                    <a:blip r:embed="rId12"/>
+                    <a:blip r:embed="rId13"/>
                     <a:stretch>
                       <a:fillRect/>
                     </a:stretch>
@@ -4944,7 +4912,7 @@
           <w:bCs/>
           <w:lang w:val="tr-TR"/>
         </w:rPr>
-        <w:t xml:space="preserve">Görsel F:</w:t>
+        <w:t>Görsel F:</w:t>
       </w:r>
       <w:r>
         <w:rPr>
@@ -4970,6 +4938,7 @@
           <w:bCs/>
           <w:lang w:val="tr-TR"/>
         </w:rPr>
+        <w:lastRenderedPageBreak/>
         <w:t>Katalizör</w:t>
       </w:r>
     </w:p>
@@ -5076,7 +5045,6 @@
         <w:rPr>
           <w:noProof/>
         </w:rPr>
-        <w:lastRenderedPageBreak/>
         <w:drawing>
           <wp:inline distT="0" distB="0" distL="0" distR="0" wp14:anchorId="7EB47F88" wp14:editId="6D8D8774">
             <wp:extent cx="4680000" cy="2867280"/>
@@ -5090,80 +5058,6 @@
                 <pic:pic xmlns:pic="http://schemas.openxmlformats.org/drawingml/2006/picture">
                   <pic:nvPicPr>
                     <pic:cNvPr id="900008" name="k11_900008.png"/>
-                    <pic:cNvPicPr/>
-                  </pic:nvPicPr>
-                  <pic:blipFill>
-                    <a:blip r:embed="rId13"/>
-                    <a:stretch>
-                      <a:fillRect/>
-                    </a:stretch>
-                  </pic:blipFill>
-                  <pic:spPr>
-                    <a:xfrm>
-                      <a:off x="0" y="0"/>
-                      <a:ext cx="4680000" cy="2867280"/>
-                    </a:xfrm>
-                    <a:prstGeom prst="rect">
-                      <a:avLst/>
-                    </a:prstGeom>
-                  </pic:spPr>
-                </pic:pic>
-              </a:graphicData>
-            </a:graphic>
-          </wp:inline>
-        </w:drawing>
-      </w:r>
-    </w:p>
-    <w:p>
-      <w:pPr>
-        <w:jc w:val="center"/>
-        <w:rPr>
-          <w:rFonts w:ascii="Times New Roman" w:hAnsi="Times New Roman" w:cs="Times New Roman"/>
-          <w:lang w:val="tr-TR"/>
-        </w:rPr>
-      </w:pPr>
-      <w:r>
-        <w:rPr>
-          <w:rFonts w:ascii="Times New Roman" w:hAnsi="Times New Roman" w:cs="Times New Roman"/>
-          <w:b/>
-          <w:bCs/>
-          <w:lang w:val="tr-TR"/>
-        </w:rPr>
-        <w:t>Grafik B:</w:t>
-      </w:r>
-      <w:r>
-        <w:rPr>
-          <w:rFonts w:ascii="Times New Roman" w:hAnsi="Times New Roman" w:cs="Times New Roman"/>
-          <w:lang w:val="tr-TR"/>
-        </w:rPr>
-        <w:t xml:space="preserve"> Katalizörlü ve katalizörsüz bir ekzotermik tepkimeye ait potansiyel enerji-tepkime koordinatı grafiği</w:t>
-      </w:r>
-    </w:p>
-    <w:p>
-      <w:pPr>
-        <w:jc w:val="center"/>
-        <w:rPr>
-          <w:rFonts w:ascii="Times New Roman" w:hAnsi="Times New Roman" w:cs="Times New Roman"/>
-          <w:lang w:val="tr-TR"/>
-        </w:rPr>
-      </w:pPr>
-      <w:r>
-        <w:rPr>
-          <w:noProof/>
-        </w:rPr>
-        <w:drawing>
-          <wp:inline distT="0" distB="0" distL="0" distR="0" wp14:anchorId="69926181" wp14:editId="2FB36F26">
-            <wp:extent cx="4680000" cy="2867280"/>
-            <wp:effectExtent l="0" t="0" r="0" b="0"/>
-            <wp:docPr id="900009" name="Grafik 900009" descr="Katalizörün eşik enerjisine etkisi"/>
-            <wp:cNvGraphicFramePr>
-              <a:graphicFrameLocks xmlns:a="http://schemas.openxmlformats.org/drawingml/2006/main" noChangeAspect="1"/>
-            </wp:cNvGraphicFramePr>
-            <a:graphic xmlns:a="http://schemas.openxmlformats.org/drawingml/2006/main">
-              <a:graphicData uri="http://schemas.openxmlformats.org/drawingml/2006/picture">
-                <pic:pic xmlns:pic="http://schemas.openxmlformats.org/drawingml/2006/picture">
-                  <pic:nvPicPr>
-                    <pic:cNvPr id="900009" name="k11_900009.png"/>
                     <pic:cNvPicPr/>
                   </pic:nvPicPr>
                   <pic:blipFill>
@@ -5203,6 +5097,81 @@
           <w:bCs/>
           <w:lang w:val="tr-TR"/>
         </w:rPr>
+        <w:t>Grafik B:</w:t>
+      </w:r>
+      <w:r>
+        <w:rPr>
+          <w:rFonts w:ascii="Times New Roman" w:hAnsi="Times New Roman" w:cs="Times New Roman"/>
+          <w:lang w:val="tr-TR"/>
+        </w:rPr>
+        <w:t xml:space="preserve"> Katalizörlü ve katalizörsüz bir ekzotermik tepkimeye ait potansiyel enerji-tepkime koordinatı grafiği</w:t>
+      </w:r>
+    </w:p>
+    <w:p>
+      <w:pPr>
+        <w:jc w:val="center"/>
+        <w:rPr>
+          <w:rFonts w:ascii="Times New Roman" w:hAnsi="Times New Roman" w:cs="Times New Roman"/>
+          <w:lang w:val="tr-TR"/>
+        </w:rPr>
+      </w:pPr>
+      <w:r>
+        <w:rPr>
+          <w:noProof/>
+        </w:rPr>
+        <w:lastRenderedPageBreak/>
+        <w:drawing>
+          <wp:inline distT="0" distB="0" distL="0" distR="0" wp14:anchorId="69926181" wp14:editId="2FB36F26">
+            <wp:extent cx="4680000" cy="2867280"/>
+            <wp:effectExtent l="0" t="0" r="0" b="0"/>
+            <wp:docPr id="900009" name="Grafik 900009" descr="Katalizörün eşik enerjisine etkisi"/>
+            <wp:cNvGraphicFramePr>
+              <a:graphicFrameLocks xmlns:a="http://schemas.openxmlformats.org/drawingml/2006/main" noChangeAspect="1"/>
+            </wp:cNvGraphicFramePr>
+            <a:graphic xmlns:a="http://schemas.openxmlformats.org/drawingml/2006/main">
+              <a:graphicData uri="http://schemas.openxmlformats.org/drawingml/2006/picture">
+                <pic:pic xmlns:pic="http://schemas.openxmlformats.org/drawingml/2006/picture">
+                  <pic:nvPicPr>
+                    <pic:cNvPr id="900009" name="k11_900009.png"/>
+                    <pic:cNvPicPr/>
+                  </pic:nvPicPr>
+                  <pic:blipFill>
+                    <a:blip r:embed="rId15"/>
+                    <a:stretch>
+                      <a:fillRect/>
+                    </a:stretch>
+                  </pic:blipFill>
+                  <pic:spPr>
+                    <a:xfrm>
+                      <a:off x="0" y="0"/>
+                      <a:ext cx="4680000" cy="2867280"/>
+                    </a:xfrm>
+                    <a:prstGeom prst="rect">
+                      <a:avLst/>
+                    </a:prstGeom>
+                  </pic:spPr>
+                </pic:pic>
+              </a:graphicData>
+            </a:graphic>
+          </wp:inline>
+        </w:drawing>
+      </w:r>
+    </w:p>
+    <w:p>
+      <w:pPr>
+        <w:jc w:val="center"/>
+        <w:rPr>
+          <w:rFonts w:ascii="Times New Roman" w:hAnsi="Times New Roman" w:cs="Times New Roman"/>
+          <w:lang w:val="tr-TR"/>
+        </w:rPr>
+      </w:pPr>
+      <w:r>
+        <w:rPr>
+          <w:rFonts w:ascii="Times New Roman" w:hAnsi="Times New Roman" w:cs="Times New Roman"/>
+          <w:b/>
+          <w:bCs/>
+          <w:lang w:val="tr-TR"/>
+        </w:rPr>
         <w:t>Grafik C:</w:t>
       </w:r>
       <w:r>
@@ -5289,7 +5258,6 @@
           <w:rFonts w:ascii="Times New Roman" w:hAnsi="Times New Roman" w:cs="Times New Roman"/>
           <w:lang w:val="tr-TR"/>
         </w:rPr>
-        <w:lastRenderedPageBreak/>
         <w:t>Kendiliğinden gerçekleşemeyecek bir tepkimeyi gerçekleştiremez; gerçekleşebilen bir tepkimeyi hızlandırır.</w:t>
       </w:r>
     </w:p>
@@ -5410,7 +5378,15 @@
           <w:rFonts w:ascii="Times New Roman" w:hAnsi="Times New Roman" w:cs="Times New Roman"/>
           <w:lang w:val="tr-TR"/>
         </w:rPr>
-        <w:t>) ve su buharına (H</w:t>
+        <w:t xml:space="preserve">) </w:t>
+      </w:r>
+      <w:r>
+        <w:rPr>
+          <w:rFonts w:ascii="Times New Roman" w:hAnsi="Times New Roman" w:cs="Times New Roman"/>
+          <w:lang w:val="tr-TR"/>
+        </w:rPr>
+        <w:lastRenderedPageBreak/>
+        <w:t>ve su buharına (H</w:t>
       </w:r>
       <w:r>
         <w:rPr>
@@ -5444,93 +5420,221 @@
         <w:t>Tıp tarihinde ilaçların hazırlanması ve etkilerinin incelenmesi üzerine önemli çalışmalar yapan bilim insanlarından biri Ebu Bekir Razi’dir. Günümüzde ilaç kapsüllerinin midede ya da bağırsakta çözünme hızı, kapsülün kaplama malzemesi ve etken maddenin tanecik boyutu gibi tepkime hızını etkileyen faktörler dikkate alınarak tasarlanmaktadır. Ebu Bekir Razi’nin ilaçlar üzerine yaptığı çalışmaları ve ilaç kapsüllerinin çözünme hızını etkileyen faktörleri araştırarak sınıfınızda paylaşabilirsiniz.</w:t>
       </w:r>
     </w:p>
-    <w:tbl>
-      <w:tblPr>
-        <w:tblW w:w="9000" w:type="dxa"/>
+    <w:p>
+      <w:pPr>
+        <w:jc w:val="both"/>
+        <w:rPr>
+          <w:rFonts w:ascii="Times New Roman" w:hAnsi="Times New Roman" w:cs="Times New Roman"/>
+          <w:lang w:val="tr-TR"/>
+        </w:rPr>
+      </w:pPr>
+    </w:p>
+    <w:p>
+      <w:pPr>
+        <w:jc w:val="both"/>
+      </w:pPr>
+      <w:r>
+        <w:fldChar w:fldCharType="begin"/>
+      </w:r>
+      <w:r>
+        <w:instrText xml:space="preserve"> INCLUDEPICTURE "https://www.shutterstock.com/shutterstock/photos/1802059249/display_1500/stock-photo-catalyst-exhaust-honeycomb-close-up-1802059249.jpg" \* MERGEFORMATINET </w:instrText>
+      </w:r>
+      <w:r>
+        <w:fldChar w:fldCharType="separate"/>
+      </w:r>
+      <w:r>
+        <w:rPr>
+          <w:noProof/>
+        </w:rPr>
+        <w:drawing>
+          <wp:inline distT="0" distB="0" distL="0" distR="0" wp14:anchorId="192585A1" wp14:editId="0E8A166D">
+            <wp:extent cx="2670532" cy="3798299"/>
+            <wp:effectExtent l="0" t="0" r="0" b="0"/>
+            <wp:docPr id="617645547" name="Picture 11" descr="Catalyst exhaust honeycomb close up "/>
+            <wp:cNvGraphicFramePr>
+              <a:graphicFrameLocks xmlns:a="http://schemas.openxmlformats.org/drawingml/2006/main" noChangeAspect="1"/>
+            </wp:cNvGraphicFramePr>
+            <a:graphic xmlns:a="http://schemas.openxmlformats.org/drawingml/2006/main">
+              <a:graphicData uri="http://schemas.openxmlformats.org/drawingml/2006/picture">
+                <pic:pic xmlns:pic="http://schemas.openxmlformats.org/drawingml/2006/picture">
+                  <pic:nvPicPr>
+                    <pic:cNvPr id="0" name="Picture 1" descr="Catalyst exhaust honeycomb close up "/>
+                    <pic:cNvPicPr>
+                      <a:picLocks noChangeAspect="1" noChangeArrowheads="1"/>
+                    </pic:cNvPicPr>
+                  </pic:nvPicPr>
+                  <pic:blipFill>
+                    <a:blip r:embed="rId16" cstate="print">
+                      <a:extLst>
+                        <a:ext uri="{28A0092B-C50C-407E-A947-70E740481C1C}">
+                          <a14:useLocalDpi xmlns:a14="http://schemas.microsoft.com/office/drawing/2010/main" val="0"/>
+                        </a:ext>
+                      </a:extLst>
+                    </a:blip>
+                    <a:srcRect/>
+                    <a:stretch>
+                      <a:fillRect/>
+                    </a:stretch>
+                  </pic:blipFill>
+                  <pic:spPr bwMode="auto">
+                    <a:xfrm>
+                      <a:off x="0" y="0"/>
+                      <a:ext cx="2681745" cy="3814248"/>
+                    </a:xfrm>
+                    <a:prstGeom prst="rect">
+                      <a:avLst/>
+                    </a:prstGeom>
+                    <a:noFill/>
+                    <a:ln>
+                      <a:noFill/>
+                    </a:ln>
+                  </pic:spPr>
+                </pic:pic>
+              </a:graphicData>
+            </a:graphic>
+          </wp:inline>
+        </w:drawing>
+      </w:r>
+      <w:r>
+        <w:fldChar w:fldCharType="end"/>
+      </w:r>
+    </w:p>
+    <w:p>
+      <w:pPr>
+        <w:jc w:val="both"/>
+        <w:rPr>
+          <w:rFonts w:ascii="Times New Roman" w:hAnsi="Times New Roman" w:cs="Times New Roman"/>
+          <w:b/>
+          <w:bCs/>
+          <w:lang w:val="tr-TR"/>
+        </w:rPr>
+      </w:pPr>
+      <w:proofErr w:type="spellStart"/>
+      <w:r>
+        <w:rPr>
+          <w:rFonts w:ascii="Times New Roman" w:hAnsi="Times New Roman" w:cs="Times New Roman"/>
+          <w:b/>
+          <w:bCs/>
+          <w:highlight w:val="yellow"/>
+          <w:lang w:val="tr-TR"/>
+        </w:rPr>
+        <w:t>Shutter</w:t>
+      </w:r>
+      <w:proofErr w:type="spellEnd"/>
+      <w:r>
+        <w:rPr>
+          <w:rFonts w:ascii="Times New Roman" w:hAnsi="Times New Roman" w:cs="Times New Roman"/>
+          <w:b/>
+          <w:bCs/>
+          <w:highlight w:val="yellow"/>
+          <w:lang w:val="tr-TR"/>
+        </w:rPr>
+        <w:t xml:space="preserve"> ID: 1802059249 (fotoğraf) — </w:t>
+      </w:r>
+      <w:proofErr w:type="spellStart"/>
+      <w:r>
+        <w:rPr>
+          <w:rFonts w:ascii="Times New Roman" w:hAnsi="Times New Roman" w:cs="Times New Roman"/>
+          <w:b/>
+          <w:bCs/>
+          <w:highlight w:val="yellow"/>
+          <w:lang w:val="tr-TR"/>
+        </w:rPr>
+        <w:t>Catalyst</w:t>
+      </w:r>
+      <w:proofErr w:type="spellEnd"/>
+      <w:r>
+        <w:rPr>
+          <w:rFonts w:ascii="Times New Roman" w:hAnsi="Times New Roman" w:cs="Times New Roman"/>
+          <w:b/>
+          <w:bCs/>
+          <w:highlight w:val="yellow"/>
+          <w:lang w:val="tr-TR"/>
+        </w:rPr>
+        <w:t xml:space="preserve"> </w:t>
+      </w:r>
+      <w:proofErr w:type="spellStart"/>
+      <w:r>
+        <w:rPr>
+          <w:rFonts w:ascii="Times New Roman" w:hAnsi="Times New Roman" w:cs="Times New Roman"/>
+          <w:b/>
+          <w:bCs/>
+          <w:highlight w:val="yellow"/>
+          <w:lang w:val="tr-TR"/>
+        </w:rPr>
+        <w:t>exhaust</w:t>
+      </w:r>
+      <w:proofErr w:type="spellEnd"/>
+      <w:r>
+        <w:rPr>
+          <w:rFonts w:ascii="Times New Roman" w:hAnsi="Times New Roman" w:cs="Times New Roman"/>
+          <w:b/>
+          <w:bCs/>
+          <w:highlight w:val="yellow"/>
+          <w:lang w:val="tr-TR"/>
+        </w:rPr>
+        <w:t xml:space="preserve"> </w:t>
+      </w:r>
+      <w:proofErr w:type="spellStart"/>
+      <w:r>
+        <w:rPr>
+          <w:rFonts w:ascii="Times New Roman" w:hAnsi="Times New Roman" w:cs="Times New Roman"/>
+          <w:b/>
+          <w:bCs/>
+          <w:highlight w:val="yellow"/>
+          <w:lang w:val="tr-TR"/>
+        </w:rPr>
+        <w:t>honeycomb</w:t>
+      </w:r>
+      <w:proofErr w:type="spellEnd"/>
+      <w:r>
+        <w:rPr>
+          <w:rFonts w:ascii="Times New Roman" w:hAnsi="Times New Roman" w:cs="Times New Roman"/>
+          <w:b/>
+          <w:bCs/>
+          <w:highlight w:val="yellow"/>
+          <w:lang w:val="tr-TR"/>
+        </w:rPr>
+        <w:t xml:space="preserve"> </w:t>
+      </w:r>
+      <w:proofErr w:type="spellStart"/>
+      <w:r>
+        <w:rPr>
+          <w:rFonts w:ascii="Times New Roman" w:hAnsi="Times New Roman" w:cs="Times New Roman"/>
+          <w:b/>
+          <w:bCs/>
+          <w:highlight w:val="yellow"/>
+          <w:lang w:val="tr-TR"/>
+        </w:rPr>
+        <w:t>close</w:t>
+      </w:r>
+      <w:proofErr w:type="spellEnd"/>
+      <w:r>
+        <w:rPr>
+          <w:rFonts w:ascii="Times New Roman" w:hAnsi="Times New Roman" w:cs="Times New Roman"/>
+          <w:b/>
+          <w:bCs/>
+          <w:highlight w:val="yellow"/>
+          <w:lang w:val="tr-TR"/>
+        </w:rPr>
+        <w:t xml:space="preserve"> </w:t>
+      </w:r>
+      <w:proofErr w:type="spellStart"/>
+      <w:r>
+        <w:rPr>
+          <w:rFonts w:ascii="Times New Roman" w:hAnsi="Times New Roman" w:cs="Times New Roman"/>
+          <w:b/>
+          <w:bCs/>
+          <w:highlight w:val="yellow"/>
+          <w:lang w:val="tr-TR"/>
+        </w:rPr>
+        <w:t>up</w:t>
+      </w:r>
+      <w:proofErr w:type="spellEnd"/>
+    </w:p>
+    <w:p>
+      <w:pPr>
         <w:jc w:val="center"/>
-        <w:tblBorders>
-          <w:top w:val="single" w:sz="8" w:space="0" w:color="7F7F7F"/>
-          <w:left w:val="single" w:sz="8" w:space="0" w:color="7F7F7F"/>
-          <w:bottom w:val="single" w:sz="8" w:space="0" w:color="7F7F7F"/>
-          <w:right w:val="single" w:sz="8" w:space="0" w:color="7F7F7F"/>
-        </w:tblBorders>
-        <w:tblLook w:val="04A0" w:firstRow="1" w:lastRow="0" w:firstColumn="1" w:lastColumn="0" w:noHBand="0" w:noVBand="1"/>
-      </w:tblPr>
-      <w:tblGrid>
-        <w:gridCol w:w="9000"/>
-      </w:tblGrid>
-      <w:tr>
-        <w:trPr>
-          <w:jc w:val="center"/>
-        </w:trPr>
-        <w:tc>
-          <w:tcPr>
-            <w:tcW w:w="9000" w:type="dxa"/>
-            <w:shd w:val="clear" w:color="auto" w:fill="EDEDED"/>
-          </w:tcPr>
-          <w:p>
-            <w:pPr>
-              <w:jc w:val="both"/>
-              <w:rPr>
-                <w:rFonts w:ascii="Times New Roman" w:hAnsi="Times New Roman" w:cs="Times New Roman"/>
-                <w:lang w:val="tr-TR"/>
-              </w:rPr>
-            </w:pPr>
-            <w:r>
-              <w:rPr>
-                <w:rFonts w:ascii="Times New Roman" w:hAnsi="Times New Roman" w:cs="Times New Roman"/>
-                <w:lang w:val="tr-TR"/>
-              </w:rPr>
-              <w:t>GÖRSEL ALANI (Shutterstock)</w:t>
-            </w:r>
-          </w:p>
-          <w:p>
-            <w:pPr>
-              <w:jc w:val="both"/>
-              <w:rPr>
-                <w:rFonts w:ascii="Times New Roman" w:hAnsi="Times New Roman" w:cs="Times New Roman"/>
-                <w:lang w:val="tr-TR"/>
-              </w:rPr>
-            </w:pPr>
-            <w:r>
-              <w:rPr>
-                <w:rFonts w:ascii="Times New Roman" w:hAnsi="Times New Roman" w:cs="Times New Roman"/>
-                <w:lang w:val="tr-TR"/>
-              </w:rPr>
-              <w:t>Tarif: Kesiti açılmış bir katalitik konvertörün petek yapısını gösteren fotoğraf ya da vektörel kesit çizimi.</w:t>
-            </w:r>
-          </w:p>
-          <w:p>
-            <w:pPr>
-              <w:jc w:val="both"/>
-              <w:rPr>
-                <w:rFonts w:ascii="Times New Roman" w:hAnsi="Times New Roman" w:cs="Times New Roman"/>
-                <w:lang w:val="tr-TR"/>
-              </w:rPr>
-            </w:pPr>
-            <w:r>
-              <w:rPr>
-                <w:rFonts w:ascii="Times New Roman" w:hAnsi="Times New Roman" w:cs="Times New Roman"/>
-                <w:lang w:val="tr-TR"/>
-              </w:rPr>
-              <w:t>Shutter ID: 1802059249 (fotoğraf) — Catalyst exhaust honeycomb close up</w:t>
-            </w:r>
-          </w:p>
-        </w:tc>
-      </w:tr>
-    </w:tbl>
-    <w:p>
-      <w:pPr>
-        <w:jc w:val="both"/>
-        <w:rPr>
-          <w:rFonts w:ascii="Times New Roman" w:hAnsi="Times New Roman" w:cs="Times New Roman"/>
-          <w:lang w:val="tr-TR"/>
-        </w:rPr>
-      </w:pPr>
-    </w:p>
-    <w:p>
-      <w:pPr>
-        <w:jc w:val="center"/>
         <w:rPr>
           <w:rFonts w:ascii="Times New Roman" w:hAnsi="Times New Roman" w:cs="Times New Roman"/>
           <w:lang w:val="tr-TR"/>
@@ -5547,6 +5651,9 @@
     <w:p>
       <w:pPr>
         <w:pStyle w:val="ListParagraph"/>
+        <w:tabs>
+          <w:tab w:val="right" w:pos="9360"/>
+        </w:tabs>
         <w:ind w:left="1080"/>
         <w:jc w:val="both"/>
         <w:rPr>
@@ -5629,6 +5736,69 @@
           </mc:Fallback>
         </mc:AlternateContent>
       </w:r>
+      <w:r>
+        <w:rPr>
+          <w:rFonts w:ascii="Times New Roman" w:hAnsi="Times New Roman" w:cs="Times New Roman"/>
+          <w:lang w:val="tr-TR"/>
+        </w:rPr>
+        <w:tab/>
+      </w:r>
+    </w:p>
+    <w:p>
+      <w:pPr>
+        <w:pStyle w:val="ListParagraph"/>
+        <w:tabs>
+          <w:tab w:val="right" w:pos="9360"/>
+        </w:tabs>
+        <w:ind w:left="1080"/>
+        <w:jc w:val="both"/>
+        <w:rPr>
+          <w:rFonts w:ascii="Times New Roman" w:hAnsi="Times New Roman" w:cs="Times New Roman"/>
+          <w:lang w:val="tr-TR"/>
+        </w:rPr>
+      </w:pPr>
+    </w:p>
+    <w:p>
+      <w:pPr>
+        <w:pStyle w:val="ListParagraph"/>
+        <w:tabs>
+          <w:tab w:val="right" w:pos="9360"/>
+        </w:tabs>
+        <w:ind w:left="1080"/>
+        <w:jc w:val="both"/>
+        <w:rPr>
+          <w:rFonts w:ascii="Times New Roman" w:hAnsi="Times New Roman" w:cs="Times New Roman"/>
+          <w:lang w:val="tr-TR"/>
+        </w:rPr>
+      </w:pPr>
+    </w:p>
+    <w:p>
+      <w:pPr>
+        <w:pStyle w:val="ListParagraph"/>
+        <w:tabs>
+          <w:tab w:val="right" w:pos="9360"/>
+        </w:tabs>
+        <w:ind w:left="1080"/>
+        <w:jc w:val="both"/>
+        <w:rPr>
+          <w:rFonts w:ascii="Times New Roman" w:hAnsi="Times New Roman" w:cs="Times New Roman"/>
+          <w:lang w:val="tr-TR"/>
+        </w:rPr>
+      </w:pPr>
+    </w:p>
+    <w:p>
+      <w:pPr>
+        <w:pStyle w:val="ListParagraph"/>
+        <w:tabs>
+          <w:tab w:val="right" w:pos="9360"/>
+        </w:tabs>
+        <w:ind w:left="1080"/>
+        <w:jc w:val="both"/>
+        <w:rPr>
+          <w:rFonts w:ascii="Times New Roman" w:hAnsi="Times New Roman" w:cs="Times New Roman"/>
+          <w:lang w:val="tr-TR"/>
+        </w:rPr>
+      </w:pPr>
     </w:p>
     <w:p>
       <w:pPr>
@@ -5649,6 +5819,7 @@
           <w:bCs/>
           <w:lang w:val="tr-TR"/>
         </w:rPr>
+        <w:lastRenderedPageBreak/>
         <w:t>Performans Görevi 1.1.</w:t>
       </w:r>
     </w:p>
@@ -5665,15 +5836,7 @@
           <w:rFonts w:ascii="Times New Roman" w:hAnsi="Times New Roman" w:cs="Times New Roman"/>
           <w:lang w:val="tr-TR"/>
         </w:rPr>
-        <w:t xml:space="preserve">Grubunuzla birlikte tepken cinsi, tepkenlerin fiziksel hâli, derişim, sıcaklık, katı tepkenin temas yüzeyi ve katalizör faktörlerinden birinin tepkime hızına etkisini araştırmak amacıyla neden-sonuç </w:t>
-      </w:r>
-      <w:r>
-        <w:rPr>
-          <w:rFonts w:ascii="Times New Roman" w:hAnsi="Times New Roman" w:cs="Times New Roman"/>
-          <w:lang w:val="tr-TR"/>
-        </w:rPr>
-        <w:lastRenderedPageBreak/>
-        <w:t>ilişkisini ortaya koyacağınız bir deney tasarlayınız. Deneyinizde araştırma sorunuzu, hipotezinizi, bağımlı, bağımsız ve kontrol değişkenlerinizi belirleyiniz. Deneyi gerçekleştirerek elde ettiğiniz verileri tablo ve grafiklerle sununuz. Sonuçlarınızı çarpışma teorisi ile destekleyerek bir deney raporu hâlinde yazınız ve sınıfınızda paylaşınız. Görevinizi tamamladıktan sonra hazırlanan öz değerlendirme raporu ile deney sürecinde hedeflerinize ulaşabilme düzeyinizi, öğrenme sürecinizi nasıl gerçekleştirdiğinizi, bu süreçte hangi duyguları yaşadığınızı ve neleri daha farklı yapabileceğinizi değerlendiriniz.</w:t>
+        <w:t>Grubunuzla birlikte tepken cinsi, tepkenlerin fiziksel hâli, derişim, sıcaklık, katı tepkenin temas yüzeyi ve katalizör faktörlerinden birinin tepkime hızına etkisini araştırmak amacıyla neden-sonuç ilişkisini ortaya koyacağınız bir deney tasarlayınız. Deneyinizde araştırma sorunuzu, hipotezinizi, bağımlı, bağımsız ve kontrol değişkenlerinizi belirleyiniz. Deneyi gerçekleştirerek elde ettiğiniz verileri tablo ve grafiklerle sununuz. Sonuçlarınızı çarpışma teorisi ile destekleyerek bir deney raporu hâlinde yazınız ve sınıfınızda paylaşınız. Görevinizi tamamladıktan sonra hazırlanan öz değerlendirme raporu ile deney sürecinde hedeflerinize ulaşabilme düzeyinizi, öğrenme sürecinizi nasıl gerçekleştirdiğinizi, bu süreçte hangi duyguları yaşadığınızı ve neleri daha farklı yapabileceğinizi değerlendiriniz.</w:t>
       </w:r>
     </w:p>
     <w:p>
@@ -5965,6 +6128,9 @@
     <w:p>
       <w:pPr>
         <w:pStyle w:val="ListParagraph"/>
+        <w:tabs>
+          <w:tab w:val="right" w:pos="9360"/>
+        </w:tabs>
         <w:ind w:left="1080"/>
         <w:jc w:val="both"/>
         <w:rPr>
@@ -6047,6 +6213,41 @@
           </mc:Fallback>
         </mc:AlternateContent>
       </w:r>
+      <w:r>
+        <w:rPr>
+          <w:rFonts w:ascii="Times New Roman" w:hAnsi="Times New Roman" w:cs="Times New Roman"/>
+          <w:lang w:val="tr-TR"/>
+        </w:rPr>
+        <w:tab/>
+      </w:r>
+    </w:p>
+    <w:p>
+      <w:pPr>
+        <w:pStyle w:val="ListParagraph"/>
+        <w:tabs>
+          <w:tab w:val="right" w:pos="9360"/>
+        </w:tabs>
+        <w:ind w:left="1080"/>
+        <w:jc w:val="both"/>
+        <w:rPr>
+          <w:rFonts w:ascii="Times New Roman" w:hAnsi="Times New Roman" w:cs="Times New Roman"/>
+          <w:lang w:val="tr-TR"/>
+        </w:rPr>
+      </w:pPr>
+    </w:p>
+    <w:p>
+      <w:pPr>
+        <w:pStyle w:val="ListParagraph"/>
+        <w:tabs>
+          <w:tab w:val="right" w:pos="9360"/>
+        </w:tabs>
+        <w:ind w:left="1080"/>
+        <w:jc w:val="both"/>
+        <w:rPr>
+          <w:rFonts w:ascii="Times New Roman" w:hAnsi="Times New Roman" w:cs="Times New Roman"/>
+          <w:lang w:val="tr-TR"/>
+        </w:rPr>
+      </w:pPr>
     </w:p>
     <w:p>
       <w:pPr>
@@ -6321,6 +6522,7 @@
                 <w:rFonts w:ascii="Times New Roman" w:hAnsi="Times New Roman" w:cs="Times New Roman"/>
                 <w:lang w:val="tr-TR"/>
               </w:rPr>
+              <w:lastRenderedPageBreak/>
               <w:t>Otomobil egzozlarında katalitik dönüştürücü kullanılması</w:t>
             </w:r>
           </w:p>
@@ -6431,7 +6633,6 @@
                 <w:rFonts w:ascii="Times New Roman" w:hAnsi="Times New Roman" w:cs="Times New Roman"/>
                 <w:lang w:val="tr-TR"/>
               </w:rPr>
-              <w:lastRenderedPageBreak/>
               <w:t>Mayalı hamurun sıcak ortamda daha çabuk kabarması</w:t>
             </w:r>
           </w:p>
@@ -6853,7 +7054,7 @@
                     <pic:cNvPicPr/>
                   </pic:nvPicPr>
                   <pic:blipFill>
-                    <a:blip r:embed="rId15"/>
+                    <a:blip r:embed="rId17"/>
                     <a:stretch>
                       <a:fillRect/>
                     </a:stretch>
@@ -7473,8 +7674,8 @@
       </w:r>
     </w:p>
     <w:sectPr>
-      <w:footerReference w:type="even" r:id="rId16"/>
-      <w:footerReference w:type="default" r:id="rId17"/>
+      <w:footerReference w:type="even" r:id="rId18"/>
+      <w:footerReference w:type="default" r:id="rId19"/>
       <w:pgSz w:w="12240" w:h="15840"/>
       <w:pgMar w:top="1440" w:right="1440" w:bottom="1440" w:left="1440" w:header="708" w:footer="708" w:gutter="0"/>
       <w:cols w:space="708"/>

--- a/Kim11-1-7-Tepkime-Hizina-Etki-Eden-Faktorler.docx
+++ b/Kim11-1-7-Tepkime-Hizina-Etki-Eden-Faktorler.docx
@@ -6860,16 +6860,21 @@
     <w:p>
       <w:pPr>
         <w:pStyle w:val="ListParagraph"/>
-        <w:numPr>
-          <w:ilvl w:val="0"/>
-          <w:numId w:val="4"/>
-        </w:numPr>
-        <w:jc w:val="both"/>
-        <w:rPr>
-          <w:rFonts w:ascii="Times New Roman" w:hAnsi="Times New Roman" w:cs="Times New Roman"/>
-          <w:lang w:val="tr-TR"/>
-        </w:rPr>
-      </w:pPr>
+        <w:ind w:left="1080" w:hanging="360"/>
+        <w:jc w:val="both"/>
+        <w:rPr>
+          <w:rFonts w:ascii="Times New Roman" w:hAnsi="Times New Roman" w:cs="Times New Roman"/>
+          <w:lang w:val="tr-TR"/>
+        </w:rPr>
+      </w:pPr>
+      <w:r>
+        <w:rPr>
+          <w:rFonts w:ascii="Times New Roman" w:hAnsi="Times New Roman" w:cs="Times New Roman"/>
+          <w:lang w:val="tr-TR"/>
+        </w:rPr>
+        <w:t xml:space="preserve">a.</w:t>
+        <w:tab/>
+      </w:r>
       <w:r>
         <w:rPr>
           <w:rFonts w:ascii="Times New Roman" w:hAnsi="Times New Roman" w:cs="Times New Roman"/>
@@ -6898,16 +6903,21 @@
     <w:p>
       <w:pPr>
         <w:pStyle w:val="ListParagraph"/>
-        <w:numPr>
-          <w:ilvl w:val="0"/>
-          <w:numId w:val="4"/>
-        </w:numPr>
-        <w:jc w:val="both"/>
-        <w:rPr>
-          <w:rFonts w:ascii="Times New Roman" w:hAnsi="Times New Roman" w:cs="Times New Roman"/>
-          <w:lang w:val="tr-TR"/>
-        </w:rPr>
-      </w:pPr>
+        <w:ind w:left="1080" w:hanging="360"/>
+        <w:jc w:val="both"/>
+        <w:rPr>
+          <w:rFonts w:ascii="Times New Roman" w:hAnsi="Times New Roman" w:cs="Times New Roman"/>
+          <w:lang w:val="tr-TR"/>
+        </w:rPr>
+      </w:pPr>
+      <w:r>
+        <w:rPr>
+          <w:rFonts w:ascii="Times New Roman" w:hAnsi="Times New Roman" w:cs="Times New Roman"/>
+          <w:lang w:val="tr-TR"/>
+        </w:rPr>
+        <w:t xml:space="preserve">b.</w:t>
+        <w:tab/>
+      </w:r>
       <w:r>
         <w:rPr>
           <w:rFonts w:ascii="Times New Roman" w:hAnsi="Times New Roman" w:cs="Times New Roman"/>
@@ -6936,16 +6946,21 @@
     <w:p>
       <w:pPr>
         <w:pStyle w:val="ListParagraph"/>
-        <w:numPr>
-          <w:ilvl w:val="0"/>
-          <w:numId w:val="4"/>
-        </w:numPr>
-        <w:jc w:val="both"/>
-        <w:rPr>
-          <w:rFonts w:ascii="Times New Roman" w:hAnsi="Times New Roman" w:cs="Times New Roman"/>
-          <w:lang w:val="tr-TR"/>
-        </w:rPr>
-      </w:pPr>
+        <w:ind w:left="1080" w:hanging="360"/>
+        <w:jc w:val="both"/>
+        <w:rPr>
+          <w:rFonts w:ascii="Times New Roman" w:hAnsi="Times New Roman" w:cs="Times New Roman"/>
+          <w:lang w:val="tr-TR"/>
+        </w:rPr>
+      </w:pPr>
+      <w:r>
+        <w:rPr>
+          <w:rFonts w:ascii="Times New Roman" w:hAnsi="Times New Roman" w:cs="Times New Roman"/>
+          <w:lang w:val="tr-TR"/>
+        </w:rPr>
+        <w:t xml:space="preserve">c.</w:t>
+        <w:tab/>
+      </w:r>
       <w:r>
         <w:rPr>
           <w:rFonts w:ascii="Times New Roman" w:hAnsi="Times New Roman" w:cs="Times New Roman"/>
@@ -6974,16 +6989,21 @@
     <w:p>
       <w:pPr>
         <w:pStyle w:val="ListParagraph"/>
-        <w:numPr>
-          <w:ilvl w:val="0"/>
-          <w:numId w:val="4"/>
-        </w:numPr>
-        <w:jc w:val="both"/>
-        <w:rPr>
-          <w:rFonts w:ascii="Times New Roman" w:hAnsi="Times New Roman" w:cs="Times New Roman"/>
-          <w:lang w:val="tr-TR"/>
-        </w:rPr>
-      </w:pPr>
+        <w:ind w:left="1080" w:hanging="360"/>
+        <w:jc w:val="both"/>
+        <w:rPr>
+          <w:rFonts w:ascii="Times New Roman" w:hAnsi="Times New Roman" w:cs="Times New Roman"/>
+          <w:lang w:val="tr-TR"/>
+        </w:rPr>
+      </w:pPr>
+      <w:r>
+        <w:rPr>
+          <w:rFonts w:ascii="Times New Roman" w:hAnsi="Times New Roman" w:cs="Times New Roman"/>
+          <w:lang w:val="tr-TR"/>
+        </w:rPr>
+        <w:t xml:space="preserve">ç.</w:t>
+        <w:tab/>
+      </w:r>
       <w:r>
         <w:rPr>
           <w:rFonts w:ascii="Times New Roman" w:hAnsi="Times New Roman" w:cs="Times New Roman"/>
